--- a/DISSERTATION/FINAL DISSERTATION REPORT.docx
+++ b/DISSERTATION/FINAL DISSERTATION REPORT.docx
@@ -218,13 +218,6 @@
         <w:lastRenderedPageBreak/>
         <w:t>DECLARATION</w:t>
       </w:r>
-    </w:p>
-    <w:p>
-      <w:pPr>
-        <w:rPr>
-          <w:rFonts w:ascii="Times New Roman" w:hAnsi="Times New Roman" w:cs="Times New Roman"/>
-        </w:rPr>
-      </w:pPr>
     </w:p>
     <w:p>
       <w:pPr>
@@ -942,6 +935,20 @@
           <w:rFonts w:ascii="Times New Roman" w:hAnsi="Times New Roman" w:cs="Times New Roman"/>
         </w:rPr>
       </w:pPr>
+    </w:p>
+    <w:p>
+      <w:pPr>
+        <w:rPr>
+          <w:rFonts w:ascii="Times New Roman" w:hAnsi="Times New Roman" w:cs="Times New Roman"/>
+        </w:rPr>
+      </w:pPr>
+    </w:p>
+    <w:p>
+      <w:pPr>
+        <w:rPr>
+          <w:rFonts w:ascii="Times New Roman" w:hAnsi="Times New Roman" w:cs="Times New Roman"/>
+        </w:rPr>
+      </w:pPr>
       <w:r>
         <w:rPr>
           <w:rFonts w:ascii="Times New Roman" w:hAnsi="Times New Roman" w:cs="Times New Roman"/>
@@ -1027,21 +1034,7 @@
         <w:rPr>
           <w:rFonts w:ascii="Times New Roman" w:hAnsi="Times New Roman" w:cs="Times New Roman"/>
         </w:rPr>
-        <w:t xml:space="preserve">project introduces ‘House of </w:t>
-      </w:r>
-      <w:proofErr w:type="spellStart"/>
-      <w:r>
-        <w:rPr>
-          <w:rFonts w:ascii="Times New Roman" w:hAnsi="Times New Roman" w:cs="Times New Roman"/>
-        </w:rPr>
-        <w:t>Lasgidi</w:t>
-      </w:r>
-      <w:proofErr w:type="spellEnd"/>
-      <w:r>
-        <w:rPr>
-          <w:rFonts w:ascii="Times New Roman" w:hAnsi="Times New Roman" w:cs="Times New Roman"/>
-        </w:rPr>
-        <w:t>’ (Hol), an AI-driven computer vision and sentiment analysis system designed to evaluate the Lagos Fashion Week F/W 2025 show. For colour sentiment analysis, the system eval</w:t>
+        <w:t>project introduces ‘House of Lasgidi’ (Hol), an AI-driven computer vision and sentiment analysis system designed to evaluate the Lagos Fashion Week F/W 2025 show. For colour sentiment analysis, the system eval</w:t>
       </w:r>
       <w:r>
         <w:rPr>
@@ -1394,14 +1387,12 @@
         <w:lastRenderedPageBreak/>
         <w:t xml:space="preserve">3 </w:t>
       </w:r>
-      <w:proofErr w:type="gramStart"/>
       <w:r>
         <w:rPr>
           <w:rFonts w:ascii="Times New Roman" w:hAnsi="Times New Roman" w:cs="Times New Roman"/>
         </w:rPr>
         <w:t>DESIGN</w:t>
       </w:r>
-      <w:proofErr w:type="gramEnd"/>
     </w:p>
     <w:p>
       <w:pPr>
@@ -1432,21 +1423,84 @@
         <w:rPr>
           <w:rFonts w:ascii="Times New Roman" w:hAnsi="Times New Roman" w:cs="Times New Roman"/>
         </w:rPr>
-        <w:t xml:space="preserve">This chapter discusses the design of major components and details of the methods used for the House of </w:t>
+        <w:t>This chapter discusses the design of major components and details of the methods used for the House of Lasgidi (</w:t>
       </w:r>
       <w:proofErr w:type="spellStart"/>
       <w:r>
         <w:rPr>
           <w:rFonts w:ascii="Times New Roman" w:hAnsi="Times New Roman" w:cs="Times New Roman"/>
         </w:rPr>
-        <w:t>Lasgidi</w:t>
+        <w:t>HoL</w:t>
       </w:r>
       <w:proofErr w:type="spellEnd"/>
       <w:r>
         <w:rPr>
           <w:rFonts w:ascii="Times New Roman" w:hAnsi="Times New Roman" w:cs="Times New Roman"/>
         </w:rPr>
-        <w:t xml:space="preserve"> (</w:t>
+        <w:t xml:space="preserve">) framework. Emphasizing on the limitations identified </w:t>
+      </w:r>
+      <w:r>
+        <w:rPr>
+          <w:rFonts w:ascii="Times New Roman" w:hAnsi="Times New Roman" w:cs="Times New Roman"/>
+        </w:rPr>
+        <w:t>within the fashion data landscape in Nigeria, this design presented here focuses on an AI-driven pipeline capable of objective quantification.</w:t>
+      </w:r>
+      <w:r>
+        <w:rPr>
+          <w:rFonts w:ascii="Times New Roman" w:hAnsi="Times New Roman" w:cs="Times New Roman"/>
+        </w:rPr>
+        <w:t xml:space="preserve"> The design follows a modular architecture, separating the heavy computational tasks of garment segmentation and texture feature extraction from the user-based visualization dashboard. This approach was chosen to enable the comparative testing of colour pipelines while maintaining a seamless user experience for fashion professionals. Furthermore, this section illustrates the functional and non-functional requirements of the system. </w:t>
+      </w:r>
+    </w:p>
+    <w:p>
+      <w:pPr>
+        <w:rPr>
+          <w:rFonts w:ascii="Times New Roman" w:hAnsi="Times New Roman" w:cs="Times New Roman"/>
+        </w:rPr>
+      </w:pPr>
+    </w:p>
+    <w:p>
+      <w:pPr>
+        <w:rPr>
+          <w:rFonts w:ascii="Times New Roman" w:hAnsi="Times New Roman" w:cs="Times New Roman"/>
+        </w:rPr>
+      </w:pPr>
+      <w:r>
+        <w:rPr>
+          <w:rFonts w:ascii="Times New Roman" w:hAnsi="Times New Roman" w:cs="Times New Roman"/>
+        </w:rPr>
+        <w:t>3</w:t>
+      </w:r>
+      <w:r>
+        <w:rPr>
+          <w:rFonts w:ascii="Times New Roman" w:hAnsi="Times New Roman" w:cs="Times New Roman"/>
+        </w:rPr>
+        <w:t>.</w:t>
+      </w:r>
+      <w:r>
+        <w:rPr>
+          <w:rFonts w:ascii="Times New Roman" w:hAnsi="Times New Roman" w:cs="Times New Roman"/>
+        </w:rPr>
+        <w:t>2</w:t>
+      </w:r>
+      <w:r>
+        <w:rPr>
+          <w:rFonts w:ascii="Times New Roman" w:hAnsi="Times New Roman" w:cs="Times New Roman"/>
+        </w:rPr>
+        <w:t xml:space="preserve"> Requirements Specification</w:t>
+      </w:r>
+    </w:p>
+    <w:p>
+      <w:pPr>
+        <w:rPr>
+          <w:rFonts w:ascii="Times New Roman" w:hAnsi="Times New Roman" w:cs="Times New Roman"/>
+        </w:rPr>
+      </w:pPr>
+      <w:r>
+        <w:rPr>
+          <w:rFonts w:ascii="Times New Roman" w:hAnsi="Times New Roman" w:cs="Times New Roman"/>
+        </w:rPr>
+        <w:t xml:space="preserve">The design of all systems follows a basic structure of two major requirements, namely, functional and non-functional requirements. Therefore, the system specification is broken down into two parts. The functional requirements of this system focus on immediate concerns as opposed to the non-functional requirements; therefore, this section of the report will give a detailed description and illustration of the functional and non-functional requirements for </w:t>
       </w:r>
       <w:proofErr w:type="spellStart"/>
       <w:r>
@@ -1460,19 +1514,7 @@
         <w:rPr>
           <w:rFonts w:ascii="Times New Roman" w:hAnsi="Times New Roman" w:cs="Times New Roman"/>
         </w:rPr>
-        <w:t xml:space="preserve">) framework. Emphasizing on the limitations identified </w:t>
-      </w:r>
-      <w:r>
-        <w:rPr>
-          <w:rFonts w:ascii="Times New Roman" w:hAnsi="Times New Roman" w:cs="Times New Roman"/>
-        </w:rPr>
-        <w:t>within the fashion data landscape in Nigeria, this design presented here focuses on an AI-driven pipeline capable of objective quantification.</w:t>
-      </w:r>
-      <w:r>
-        <w:rPr>
-          <w:rFonts w:ascii="Times New Roman" w:hAnsi="Times New Roman" w:cs="Times New Roman"/>
-        </w:rPr>
-        <w:t xml:space="preserve"> The design follows a modular architecture, separating the heavy computational tasks of garment segmentation and texture feature extraction from the user-based visualization dashboard. This approach was chosen to enable the comparative testing of colour pipelines while maintaining a seamless user experience for fashion professionals. Furthermore, this section illustrates the functional and non-functional requirements of the system. </w:t>
+        <w:t>.</w:t>
       </w:r>
     </w:p>
     <w:p>
@@ -1510,64 +1552,6 @@
         <w:rPr>
           <w:rFonts w:ascii="Times New Roman" w:hAnsi="Times New Roman" w:cs="Times New Roman"/>
         </w:rPr>
-        <w:t xml:space="preserve"> Requirements Specification</w:t>
-      </w:r>
-    </w:p>
-    <w:p>
-      <w:pPr>
-        <w:rPr>
-          <w:rFonts w:ascii="Times New Roman" w:hAnsi="Times New Roman" w:cs="Times New Roman"/>
-        </w:rPr>
-      </w:pPr>
-      <w:r>
-        <w:rPr>
-          <w:rFonts w:ascii="Times New Roman" w:hAnsi="Times New Roman" w:cs="Times New Roman"/>
-        </w:rPr>
-        <w:t xml:space="preserve">The design of all systems follows a basic structure of two major requirements, namely, functional and non-functional requirements. Therefore, the system specification is broken down into two parts. The functional requirements of this system focus on immediate concerns as opposed to the non-functional requirements; therefore, this section of the report will give a detailed description and illustration of the functional and non-functional requirements for </w:t>
-      </w:r>
-      <w:proofErr w:type="spellStart"/>
-      <w:r>
-        <w:rPr>
-          <w:rFonts w:ascii="Times New Roman" w:hAnsi="Times New Roman" w:cs="Times New Roman"/>
-        </w:rPr>
-        <w:t>HoL</w:t>
-      </w:r>
-      <w:proofErr w:type="spellEnd"/>
-      <w:r>
-        <w:rPr>
-          <w:rFonts w:ascii="Times New Roman" w:hAnsi="Times New Roman" w:cs="Times New Roman"/>
-        </w:rPr>
-        <w:t>.</w:t>
-      </w:r>
-    </w:p>
-    <w:p>
-      <w:pPr>
-        <w:rPr>
-          <w:rFonts w:ascii="Times New Roman" w:hAnsi="Times New Roman" w:cs="Times New Roman"/>
-        </w:rPr>
-      </w:pPr>
-      <w:r>
-        <w:rPr>
-          <w:rFonts w:ascii="Times New Roman" w:hAnsi="Times New Roman" w:cs="Times New Roman"/>
-        </w:rPr>
-        <w:t>3</w:t>
-      </w:r>
-      <w:r>
-        <w:rPr>
-          <w:rFonts w:ascii="Times New Roman" w:hAnsi="Times New Roman" w:cs="Times New Roman"/>
-        </w:rPr>
-        <w:t>.</w:t>
-      </w:r>
-      <w:r>
-        <w:rPr>
-          <w:rFonts w:ascii="Times New Roman" w:hAnsi="Times New Roman" w:cs="Times New Roman"/>
-        </w:rPr>
-        <w:t>2</w:t>
-      </w:r>
-      <w:r>
-        <w:rPr>
-          <w:rFonts w:ascii="Times New Roman" w:hAnsi="Times New Roman" w:cs="Times New Roman"/>
-        </w:rPr>
         <w:t xml:space="preserve">.1 </w:t>
       </w:r>
       <w:r>
@@ -1587,92 +1571,7 @@
         <w:rPr>
           <w:rFonts w:ascii="Times New Roman" w:hAnsi="Times New Roman" w:cs="Times New Roman"/>
         </w:rPr>
-        <w:t>3</w:t>
-      </w:r>
-      <w:r>
-        <w:rPr>
-          <w:rFonts w:ascii="Times New Roman" w:hAnsi="Times New Roman" w:cs="Times New Roman"/>
-        </w:rPr>
-        <w:t>.</w:t>
-      </w:r>
-      <w:r>
-        <w:rPr>
-          <w:rFonts w:ascii="Times New Roman" w:hAnsi="Times New Roman" w:cs="Times New Roman"/>
-        </w:rPr>
-        <w:t>2</w:t>
-      </w:r>
-      <w:r>
-        <w:rPr>
-          <w:rFonts w:ascii="Times New Roman" w:hAnsi="Times New Roman" w:cs="Times New Roman"/>
-        </w:rPr>
-        <w:t>.2 Non-Functional Requirements</w:t>
-      </w:r>
-    </w:p>
-    <w:p>
-      <w:pPr>
-        <w:rPr>
-          <w:rFonts w:ascii="Times New Roman" w:hAnsi="Times New Roman" w:cs="Times New Roman"/>
-        </w:rPr>
-      </w:pPr>
-      <w:r>
-        <w:rPr>
-          <w:rFonts w:ascii="Times New Roman" w:hAnsi="Times New Roman" w:cs="Times New Roman"/>
-        </w:rPr>
-        <w:t>3</w:t>
-      </w:r>
-      <w:r>
-        <w:rPr>
-          <w:rFonts w:ascii="Times New Roman" w:hAnsi="Times New Roman" w:cs="Times New Roman"/>
-        </w:rPr>
-        <w:t>.</w:t>
-      </w:r>
-      <w:r>
-        <w:rPr>
-          <w:rFonts w:ascii="Times New Roman" w:hAnsi="Times New Roman" w:cs="Times New Roman"/>
-        </w:rPr>
-        <w:t>3</w:t>
-      </w:r>
-      <w:r>
-        <w:rPr>
-          <w:rFonts w:ascii="Times New Roman" w:hAnsi="Times New Roman" w:cs="Times New Roman"/>
-        </w:rPr>
-        <w:t xml:space="preserve"> Use-Case Model</w:t>
-      </w:r>
-    </w:p>
-    <w:p>
-      <w:pPr>
-        <w:rPr>
-          <w:rFonts w:ascii="Times New Roman" w:hAnsi="Times New Roman" w:cs="Times New Roman"/>
-        </w:rPr>
-      </w:pPr>
-      <w:r>
-        <w:rPr>
-          <w:rFonts w:ascii="Times New Roman" w:hAnsi="Times New Roman" w:cs="Times New Roman"/>
-        </w:rPr>
-        <w:t>3</w:t>
-      </w:r>
-      <w:r>
-        <w:rPr>
-          <w:rFonts w:ascii="Times New Roman" w:hAnsi="Times New Roman" w:cs="Times New Roman"/>
-        </w:rPr>
-        <w:t>.</w:t>
-      </w:r>
-      <w:r>
-        <w:rPr>
-          <w:rFonts w:ascii="Times New Roman" w:hAnsi="Times New Roman" w:cs="Times New Roman"/>
-        </w:rPr>
-        <w:t>3</w:t>
-      </w:r>
-      <w:r>
-        <w:rPr>
-          <w:rFonts w:ascii="Times New Roman" w:hAnsi="Times New Roman" w:cs="Times New Roman"/>
-        </w:rPr>
-        <w:t>.1 Actors</w:t>
-      </w:r>
-    </w:p>
-    <w:p>
-      <w:r>
-        <w:t>This system would have three main actors:</w:t>
+        <w:t>The functional requirements define the specific behaviours and services the system must provide:</w:t>
       </w:r>
     </w:p>
     <w:p>
@@ -1680,11 +1579,218 @@
         <w:pStyle w:val="ListParagraph"/>
         <w:numPr>
           <w:ilvl w:val="0"/>
-          <w:numId w:val="1"/>
+          <w:numId w:val="2"/>
         </w:numPr>
-      </w:pPr>
-      <w:r>
-        <w:t>User (Designers, Buyers, Students) – a person who views and filter analysed results.</w:t>
+        <w:rPr>
+          <w:rFonts w:ascii="Times New Roman" w:hAnsi="Times New Roman" w:cs="Times New Roman"/>
+        </w:rPr>
+      </w:pPr>
+      <w:r>
+        <w:rPr>
+          <w:rFonts w:ascii="Times New Roman" w:hAnsi="Times New Roman" w:cs="Times New Roman"/>
+        </w:rPr>
+        <w:t>FR1 (Data Acquisition): The system shall use a Selenium-based web scraper to automatically collect raw runway images from designated fashion showcase web sources.</w:t>
+      </w:r>
+    </w:p>
+    <w:p>
+      <w:pPr>
+        <w:pStyle w:val="ListParagraph"/>
+        <w:numPr>
+          <w:ilvl w:val="0"/>
+          <w:numId w:val="2"/>
+        </w:numPr>
+        <w:rPr>
+          <w:rFonts w:ascii="Times New Roman" w:hAnsi="Times New Roman" w:cs="Times New Roman"/>
+        </w:rPr>
+      </w:pPr>
+      <w:r>
+        <w:rPr>
+          <w:rFonts w:ascii="Times New Roman" w:hAnsi="Times New Roman" w:cs="Times New Roman"/>
+        </w:rPr>
+        <w:t xml:space="preserve">FR2 (User Authentication): The system </w:t>
+      </w:r>
+      <w:r>
+        <w:rPr>
+          <w:rFonts w:ascii="Times New Roman" w:hAnsi="Times New Roman" w:cs="Times New Roman"/>
+        </w:rPr>
+        <w:t>shall</w:t>
+      </w:r>
+      <w:r>
+        <w:rPr>
+          <w:rFonts w:ascii="Times New Roman" w:hAnsi="Times New Roman" w:cs="Times New Roman"/>
+        </w:rPr>
+        <w:t xml:space="preserve"> allow users (Designers, Buyers, and Students) to create accounts, log in, and log out to access restricted brand analytics.</w:t>
+      </w:r>
+    </w:p>
+    <w:p>
+      <w:pPr>
+        <w:pStyle w:val="ListParagraph"/>
+        <w:numPr>
+          <w:ilvl w:val="0"/>
+          <w:numId w:val="2"/>
+        </w:numPr>
+        <w:rPr>
+          <w:rFonts w:ascii="Times New Roman" w:hAnsi="Times New Roman" w:cs="Times New Roman"/>
+        </w:rPr>
+      </w:pPr>
+      <w:r>
+        <w:rPr>
+          <w:rFonts w:ascii="Times New Roman" w:hAnsi="Times New Roman" w:cs="Times New Roman"/>
+        </w:rPr>
+        <w:t>FR3 (Image Pre-processing): The system shall perform image normalization and resizing to prepare raw data for the segmentation pipelines.</w:t>
+      </w:r>
+    </w:p>
+    <w:p>
+      <w:pPr>
+        <w:pStyle w:val="ListParagraph"/>
+        <w:numPr>
+          <w:ilvl w:val="0"/>
+          <w:numId w:val="2"/>
+        </w:numPr>
+        <w:rPr>
+          <w:rFonts w:ascii="Times New Roman" w:hAnsi="Times New Roman" w:cs="Times New Roman"/>
+        </w:rPr>
+      </w:pPr>
+      <w:r>
+        <w:rPr>
+          <w:rFonts w:ascii="Times New Roman" w:hAnsi="Times New Roman" w:cs="Times New Roman"/>
+        </w:rPr>
+        <w:t xml:space="preserve">FR4 </w:t>
+      </w:r>
+      <w:r>
+        <w:rPr>
+          <w:rFonts w:ascii="Times New Roman" w:hAnsi="Times New Roman" w:cs="Times New Roman"/>
+        </w:rPr>
+        <w:t xml:space="preserve">(Garment Segmentation): The system shall implement segmentation using DeepLabV3+ and </w:t>
+      </w:r>
+      <w:proofErr w:type="spellStart"/>
+      <w:r>
+        <w:rPr>
+          <w:rFonts w:ascii="Times New Roman" w:hAnsi="Times New Roman" w:cs="Times New Roman"/>
+        </w:rPr>
+        <w:t>FashnHumanParser</w:t>
+      </w:r>
+      <w:proofErr w:type="spellEnd"/>
+      <w:r>
+        <w:rPr>
+          <w:rFonts w:ascii="Times New Roman" w:hAnsi="Times New Roman" w:cs="Times New Roman"/>
+        </w:rPr>
+        <w:t xml:space="preserve"> to segment fashion garments from runway backgrounds.</w:t>
+      </w:r>
+    </w:p>
+    <w:p>
+      <w:pPr>
+        <w:pStyle w:val="ListParagraph"/>
+        <w:numPr>
+          <w:ilvl w:val="0"/>
+          <w:numId w:val="2"/>
+        </w:numPr>
+        <w:rPr>
+          <w:rFonts w:ascii="Times New Roman" w:hAnsi="Times New Roman" w:cs="Times New Roman"/>
+        </w:rPr>
+      </w:pPr>
+      <w:r>
+        <w:rPr>
+          <w:rFonts w:ascii="Times New Roman" w:hAnsi="Times New Roman" w:cs="Times New Roman"/>
+        </w:rPr>
+        <w:t xml:space="preserve">FR5 </w:t>
+      </w:r>
+      <w:r>
+        <w:rPr>
+          <w:rFonts w:ascii="Times New Roman" w:hAnsi="Times New Roman" w:cs="Times New Roman"/>
+        </w:rPr>
+        <w:t>(Colour Sentiment Analysis): The system shall extract dominant garment colours and perform K-Means clustering to generate colour palettes and frequency data.</w:t>
+      </w:r>
+    </w:p>
+    <w:p>
+      <w:pPr>
+        <w:pStyle w:val="ListParagraph"/>
+        <w:numPr>
+          <w:ilvl w:val="0"/>
+          <w:numId w:val="2"/>
+        </w:numPr>
+        <w:rPr>
+          <w:rFonts w:ascii="Times New Roman" w:hAnsi="Times New Roman" w:cs="Times New Roman"/>
+        </w:rPr>
+      </w:pPr>
+      <w:r>
+        <w:rPr>
+          <w:rFonts w:ascii="Times New Roman" w:hAnsi="Times New Roman" w:cs="Times New Roman"/>
+        </w:rPr>
+        <w:t>FR6 (Fabric Sentiment Analysis): The system shall extract texture features using Gray Level Co-occurrence Matrix (GLCM) and Local Binary Patterns (LBP) for classification via a Support Vector Machine (SVM).</w:t>
+      </w:r>
+    </w:p>
+    <w:p>
+      <w:pPr>
+        <w:pStyle w:val="ListParagraph"/>
+        <w:numPr>
+          <w:ilvl w:val="0"/>
+          <w:numId w:val="2"/>
+        </w:numPr>
+        <w:rPr>
+          <w:rFonts w:ascii="Times New Roman" w:hAnsi="Times New Roman" w:cs="Times New Roman"/>
+        </w:rPr>
+      </w:pPr>
+      <w:r>
+        <w:rPr>
+          <w:rFonts w:ascii="Times New Roman" w:hAnsi="Times New Roman" w:cs="Times New Roman"/>
+        </w:rPr>
+        <w:lastRenderedPageBreak/>
+        <w:t>FR7 (Brand-Specific Filtering): The system shall allow users to select specific fashion brands to view expected collection analysis.</w:t>
+      </w:r>
+    </w:p>
+    <w:p>
+      <w:pPr>
+        <w:pStyle w:val="ListParagraph"/>
+        <w:numPr>
+          <w:ilvl w:val="0"/>
+          <w:numId w:val="2"/>
+        </w:numPr>
+        <w:rPr>
+          <w:rFonts w:ascii="Times New Roman" w:hAnsi="Times New Roman" w:cs="Times New Roman"/>
+        </w:rPr>
+      </w:pPr>
+      <w:r>
+        <w:rPr>
+          <w:rFonts w:ascii="Times New Roman" w:hAnsi="Times New Roman" w:cs="Times New Roman"/>
+        </w:rPr>
+        <w:t xml:space="preserve">FR9 (Interactive Visualization): The system shall present analysis results via a dashboard featuring visualized graphs of the “Top 5 Dominant Colours”, “Frequency Rankings”, </w:t>
+      </w:r>
+      <w:r>
+        <w:rPr>
+          <w:rFonts w:ascii="Times New Roman" w:hAnsi="Times New Roman" w:cs="Times New Roman"/>
+        </w:rPr>
+        <w:t>etc.</w:t>
+      </w:r>
+      <w:r>
+        <w:rPr>
+          <w:rFonts w:ascii="Times New Roman" w:hAnsi="Times New Roman" w:cs="Times New Roman"/>
+        </w:rPr>
+        <w:t xml:space="preserve"> </w:t>
+      </w:r>
+      <w:r>
+        <w:rPr>
+          <w:rFonts w:ascii="Times New Roman" w:hAnsi="Times New Roman" w:cs="Times New Roman"/>
+        </w:rPr>
+        <w:t>[NAME ALL THE GRAPHS USED ONLY EDIT].</w:t>
+      </w:r>
+    </w:p>
+    <w:p>
+      <w:pPr>
+        <w:pStyle w:val="ListParagraph"/>
+        <w:numPr>
+          <w:ilvl w:val="0"/>
+          <w:numId w:val="2"/>
+        </w:numPr>
+        <w:rPr>
+          <w:rFonts w:ascii="Times New Roman" w:hAnsi="Times New Roman" w:cs="Times New Roman"/>
+        </w:rPr>
+      </w:pPr>
+      <w:r>
+        <w:rPr>
+          <w:rFonts w:ascii="Times New Roman" w:hAnsi="Times New Roman" w:cs="Times New Roman"/>
+        </w:rPr>
+        <w:t>FR10 (Insight Reporting): The system shall generate and display “Collection Insight Reports” that summarize the overall trends of a specific show.</w:t>
       </w:r>
     </w:p>
     <w:p>
@@ -1709,31 +1815,485 @@
         <w:rPr>
           <w:rFonts w:ascii="Times New Roman" w:hAnsi="Times New Roman" w:cs="Times New Roman"/>
         </w:rPr>
+        <w:t>2</w:t>
+      </w:r>
+      <w:r>
+        <w:rPr>
+          <w:rFonts w:ascii="Times New Roman" w:hAnsi="Times New Roman" w:cs="Times New Roman"/>
+        </w:rPr>
+        <w:t>.2 Non-Functional Requirements</w:t>
+      </w:r>
+    </w:p>
+    <w:p>
+      <w:pPr>
+        <w:rPr>
+          <w:rFonts w:ascii="Times New Roman" w:hAnsi="Times New Roman" w:cs="Times New Roman"/>
+        </w:rPr>
+      </w:pPr>
+      <w:r>
+        <w:rPr>
+          <w:rFonts w:ascii="Times New Roman" w:hAnsi="Times New Roman" w:cs="Times New Roman"/>
+        </w:rPr>
+        <w:t>Non-functional requirements specify the criteria used to judge the operation of the system rather than specific behaviours.</w:t>
+      </w:r>
+    </w:p>
+    <w:p>
+      <w:pPr>
+        <w:pStyle w:val="ListParagraph"/>
+        <w:numPr>
+          <w:ilvl w:val="0"/>
+          <w:numId w:val="3"/>
+        </w:numPr>
+        <w:rPr>
+          <w:rFonts w:ascii="Times New Roman" w:hAnsi="Times New Roman" w:cs="Times New Roman"/>
+        </w:rPr>
+      </w:pPr>
+      <w:r>
+        <w:rPr>
+          <w:rFonts w:ascii="Times New Roman" w:hAnsi="Times New Roman" w:cs="Times New Roman"/>
+        </w:rPr>
+        <w:t>NFR1 (Predictive Accuracy): The fabric classification (SVM) and colour segmentation pipelines must maintain a high accuracy threshold (above 70%?) to provide trustworthy data for fashion professionals.</w:t>
+      </w:r>
+    </w:p>
+    <w:p>
+      <w:pPr>
+        <w:pStyle w:val="ListParagraph"/>
+        <w:numPr>
+          <w:ilvl w:val="0"/>
+          <w:numId w:val="3"/>
+        </w:numPr>
+        <w:rPr>
+          <w:rFonts w:ascii="Times New Roman" w:hAnsi="Times New Roman" w:cs="Times New Roman"/>
+        </w:rPr>
+      </w:pPr>
+      <w:r>
+        <w:rPr>
+          <w:rFonts w:ascii="Times New Roman" w:hAnsi="Times New Roman" w:cs="Times New Roman"/>
+        </w:rPr>
+        <w:t>NFR2 (</w:t>
+      </w:r>
+      <w:r>
+        <w:rPr>
+          <w:rFonts w:ascii="Times New Roman" w:hAnsi="Times New Roman" w:cs="Times New Roman"/>
+        </w:rPr>
+        <w:t>Usability): The dashboard interface must be designed for non-technical fashion professionals, ensuring that trend insights are interpretable without requiring data science expertise.</w:t>
+      </w:r>
+    </w:p>
+    <w:p>
+      <w:pPr>
+        <w:pStyle w:val="ListParagraph"/>
+        <w:numPr>
+          <w:ilvl w:val="0"/>
+          <w:numId w:val="3"/>
+        </w:numPr>
+        <w:rPr>
+          <w:rFonts w:ascii="Times New Roman" w:hAnsi="Times New Roman" w:cs="Times New Roman"/>
+        </w:rPr>
+      </w:pPr>
+      <w:r>
+        <w:rPr>
+          <w:rFonts w:ascii="Times New Roman" w:hAnsi="Times New Roman" w:cs="Times New Roman"/>
+        </w:rPr>
+        <w:t>NFR3 (Scalability): The system’s “House of Lasgidi” framework should be capable of scaling to handle increasing volumes of image data from various fashion weeks.</w:t>
+      </w:r>
+    </w:p>
+    <w:p>
+      <w:pPr>
+        <w:pStyle w:val="ListParagraph"/>
+        <w:numPr>
+          <w:ilvl w:val="0"/>
+          <w:numId w:val="3"/>
+        </w:numPr>
+        <w:rPr>
+          <w:rFonts w:ascii="Times New Roman" w:hAnsi="Times New Roman" w:cs="Times New Roman"/>
+        </w:rPr>
+      </w:pPr>
+      <w:r>
+        <w:rPr>
+          <w:rFonts w:ascii="Times New Roman" w:hAnsi="Times New Roman" w:cs="Times New Roman"/>
+        </w:rPr>
+        <w:t>NFR4 (Robustness): The computer vision modules must be robust enough to handle varied runway conditions, including different lighting and complex fabric textures.</w:t>
+      </w:r>
+    </w:p>
+    <w:p>
+      <w:pPr>
+        <w:rPr>
+          <w:rFonts w:ascii="Times New Roman" w:hAnsi="Times New Roman" w:cs="Times New Roman"/>
+        </w:rPr>
+      </w:pPr>
+      <w:r>
+        <w:rPr>
+          <w:rFonts w:ascii="Times New Roman" w:hAnsi="Times New Roman" w:cs="Times New Roman"/>
+        </w:rPr>
         <w:t>3</w:t>
       </w:r>
       <w:r>
         <w:rPr>
           <w:rFonts w:ascii="Times New Roman" w:hAnsi="Times New Roman" w:cs="Times New Roman"/>
         </w:rPr>
+        <w:t>.</w:t>
+      </w:r>
+      <w:r>
+        <w:rPr>
+          <w:rFonts w:ascii="Times New Roman" w:hAnsi="Times New Roman" w:cs="Times New Roman"/>
+        </w:rPr>
+        <w:t>3</w:t>
+      </w:r>
+      <w:r>
+        <w:rPr>
+          <w:rFonts w:ascii="Times New Roman" w:hAnsi="Times New Roman" w:cs="Times New Roman"/>
+        </w:rPr>
+        <w:t xml:space="preserve"> Use-Case Model</w:t>
+      </w:r>
+    </w:p>
+    <w:p>
+      <w:pPr>
+        <w:rPr>
+          <w:rFonts w:ascii="Times New Roman" w:hAnsi="Times New Roman" w:cs="Times New Roman"/>
+        </w:rPr>
+      </w:pPr>
+      <w:r>
+        <w:rPr>
+          <w:rFonts w:ascii="Times New Roman" w:hAnsi="Times New Roman" w:cs="Times New Roman"/>
+        </w:rPr>
+        <w:t>3</w:t>
+      </w:r>
+      <w:r>
+        <w:rPr>
+          <w:rFonts w:ascii="Times New Roman" w:hAnsi="Times New Roman" w:cs="Times New Roman"/>
+        </w:rPr>
+        <w:t>.</w:t>
+      </w:r>
+      <w:r>
+        <w:rPr>
+          <w:rFonts w:ascii="Times New Roman" w:hAnsi="Times New Roman" w:cs="Times New Roman"/>
+        </w:rPr>
+        <w:t>3</w:t>
+      </w:r>
+      <w:r>
+        <w:rPr>
+          <w:rFonts w:ascii="Times New Roman" w:hAnsi="Times New Roman" w:cs="Times New Roman"/>
+        </w:rPr>
+        <w:t>.1 Actors</w:t>
+      </w:r>
+    </w:p>
+    <w:p>
+      <w:pPr>
+        <w:rPr>
+          <w:rFonts w:ascii="Times New Roman" w:hAnsi="Times New Roman" w:cs="Times New Roman"/>
+        </w:rPr>
+      </w:pPr>
+      <w:r>
+        <w:rPr>
+          <w:rFonts w:ascii="Times New Roman" w:hAnsi="Times New Roman" w:cs="Times New Roman"/>
+        </w:rPr>
+        <w:t>This system would have three main actors:</w:t>
+      </w:r>
+    </w:p>
+    <w:p>
+      <w:pPr>
+        <w:pStyle w:val="ListParagraph"/>
+        <w:numPr>
+          <w:ilvl w:val="0"/>
+          <w:numId w:val="4"/>
+        </w:numPr>
+        <w:rPr>
+          <w:rFonts w:ascii="Times New Roman" w:hAnsi="Times New Roman" w:cs="Times New Roman"/>
+        </w:rPr>
+      </w:pPr>
+      <w:r>
+        <w:rPr>
+          <w:rFonts w:ascii="Times New Roman" w:hAnsi="Times New Roman" w:cs="Times New Roman"/>
+        </w:rPr>
+        <w:t>Designers</w:t>
+      </w:r>
+      <w:r>
+        <w:rPr>
+          <w:rFonts w:ascii="Times New Roman" w:hAnsi="Times New Roman" w:cs="Times New Roman"/>
+        </w:rPr>
+        <w:t xml:space="preserve"> </w:t>
+      </w:r>
+      <w:r>
+        <w:rPr>
+          <w:rFonts w:ascii="Times New Roman" w:hAnsi="Times New Roman" w:cs="Times New Roman"/>
+        </w:rPr>
+        <w:t xml:space="preserve">- </w:t>
+      </w:r>
+      <w:r>
+        <w:rPr>
+          <w:rFonts w:ascii="Times New Roman" w:hAnsi="Times New Roman" w:cs="Times New Roman"/>
+        </w:rPr>
+        <w:t xml:space="preserve">a person who views and filters </w:t>
+      </w:r>
+      <w:r>
+        <w:rPr>
+          <w:rFonts w:ascii="Times New Roman" w:hAnsi="Times New Roman" w:cs="Times New Roman"/>
+        </w:rPr>
+        <w:t xml:space="preserve">all </w:t>
+      </w:r>
+      <w:r>
+        <w:rPr>
+          <w:rFonts w:ascii="Times New Roman" w:hAnsi="Times New Roman" w:cs="Times New Roman"/>
+        </w:rPr>
+        <w:t xml:space="preserve">the analysed results, insights, and </w:t>
+      </w:r>
+      <w:r>
+        <w:rPr>
+          <w:rFonts w:ascii="Times New Roman" w:hAnsi="Times New Roman" w:cs="Times New Roman"/>
+        </w:rPr>
+        <w:t xml:space="preserve">only views the </w:t>
+      </w:r>
+      <w:r>
+        <w:rPr>
+          <w:rFonts w:ascii="Times New Roman" w:hAnsi="Times New Roman" w:cs="Times New Roman"/>
+        </w:rPr>
+        <w:t>fabric-to-colour compatibility insights.</w:t>
+      </w:r>
+    </w:p>
+    <w:p>
+      <w:pPr>
+        <w:pStyle w:val="ListParagraph"/>
+        <w:numPr>
+          <w:ilvl w:val="0"/>
+          <w:numId w:val="4"/>
+        </w:numPr>
+        <w:rPr>
+          <w:rFonts w:ascii="Times New Roman" w:hAnsi="Times New Roman" w:cs="Times New Roman"/>
+        </w:rPr>
+      </w:pPr>
+      <w:r>
+        <w:rPr>
+          <w:rFonts w:ascii="Times New Roman" w:hAnsi="Times New Roman" w:cs="Times New Roman"/>
+        </w:rPr>
+        <w:t>Buyers</w:t>
+      </w:r>
+      <w:r>
+        <w:rPr>
+          <w:rFonts w:ascii="Times New Roman" w:hAnsi="Times New Roman" w:cs="Times New Roman"/>
+        </w:rPr>
+        <w:t xml:space="preserve"> – a person who views and filters </w:t>
+      </w:r>
+      <w:r>
+        <w:rPr>
+          <w:rFonts w:ascii="Times New Roman" w:hAnsi="Times New Roman" w:cs="Times New Roman"/>
+        </w:rPr>
+        <w:t xml:space="preserve">all </w:t>
+      </w:r>
+      <w:r>
+        <w:rPr>
+          <w:rFonts w:ascii="Times New Roman" w:hAnsi="Times New Roman" w:cs="Times New Roman"/>
+        </w:rPr>
+        <w:t>the analysed results, insights, and</w:t>
+      </w:r>
+      <w:r>
+        <w:rPr>
+          <w:rFonts w:ascii="Times New Roman" w:hAnsi="Times New Roman" w:cs="Times New Roman"/>
+        </w:rPr>
+        <w:t xml:space="preserve"> only views the</w:t>
+      </w:r>
+      <w:r>
+        <w:rPr>
+          <w:rFonts w:ascii="Times New Roman" w:hAnsi="Times New Roman" w:cs="Times New Roman"/>
+        </w:rPr>
+        <w:t xml:space="preserve"> commercial insights.</w:t>
+      </w:r>
+    </w:p>
+    <w:p>
+      <w:pPr>
+        <w:pStyle w:val="ListParagraph"/>
+        <w:numPr>
+          <w:ilvl w:val="0"/>
+          <w:numId w:val="4"/>
+        </w:numPr>
+        <w:rPr>
+          <w:rFonts w:ascii="Times New Roman" w:hAnsi="Times New Roman" w:cs="Times New Roman"/>
+        </w:rPr>
+      </w:pPr>
+      <w:r>
+        <w:rPr>
+          <w:rFonts w:ascii="Times New Roman" w:hAnsi="Times New Roman" w:cs="Times New Roman"/>
+        </w:rPr>
+        <w:t>Students</w:t>
+      </w:r>
+      <w:r>
+        <w:rPr>
+          <w:rFonts w:ascii="Times New Roman" w:hAnsi="Times New Roman" w:cs="Times New Roman"/>
+        </w:rPr>
+        <w:t xml:space="preserve"> – </w:t>
+      </w:r>
+      <w:r>
+        <w:rPr>
+          <w:rFonts w:ascii="Times New Roman" w:hAnsi="Times New Roman" w:cs="Times New Roman"/>
+        </w:rPr>
+        <w:t xml:space="preserve">a person who views and </w:t>
+      </w:r>
+      <w:r>
+        <w:rPr>
+          <w:rFonts w:ascii="Times New Roman" w:hAnsi="Times New Roman" w:cs="Times New Roman"/>
+        </w:rPr>
+        <w:t xml:space="preserve">filters </w:t>
+      </w:r>
+      <w:r>
+        <w:rPr>
+          <w:rFonts w:ascii="Times New Roman" w:hAnsi="Times New Roman" w:cs="Times New Roman"/>
+        </w:rPr>
+        <w:t xml:space="preserve">all </w:t>
+      </w:r>
+      <w:r>
+        <w:rPr>
+          <w:rFonts w:ascii="Times New Roman" w:hAnsi="Times New Roman" w:cs="Times New Roman"/>
+        </w:rPr>
+        <w:t>the</w:t>
+      </w:r>
+      <w:r>
+        <w:rPr>
+          <w:rFonts w:ascii="Times New Roman" w:hAnsi="Times New Roman" w:cs="Times New Roman"/>
+        </w:rPr>
+        <w:t xml:space="preserve"> analysed results</w:t>
+      </w:r>
+      <w:r>
+        <w:rPr>
+          <w:rFonts w:ascii="Times New Roman" w:hAnsi="Times New Roman" w:cs="Times New Roman"/>
+        </w:rPr>
+        <w:t xml:space="preserve"> and insights</w:t>
+      </w:r>
+      <w:r>
+        <w:rPr>
+          <w:rFonts w:ascii="Times New Roman" w:hAnsi="Times New Roman" w:cs="Times New Roman"/>
+        </w:rPr>
+        <w:t>.</w:t>
+      </w:r>
+    </w:p>
+    <w:p>
+      <w:pPr>
+        <w:rPr>
+          <w:rFonts w:ascii="Times New Roman" w:hAnsi="Times New Roman" w:cs="Times New Roman"/>
+        </w:rPr>
+      </w:pPr>
+    </w:p>
+    <w:p>
+      <w:pPr>
+        <w:rPr>
+          <w:rFonts w:ascii="Times New Roman" w:hAnsi="Times New Roman" w:cs="Times New Roman"/>
+        </w:rPr>
+      </w:pPr>
+    </w:p>
+    <w:p>
+      <w:pPr>
+        <w:rPr>
+          <w:rFonts w:ascii="Times New Roman" w:hAnsi="Times New Roman" w:cs="Times New Roman"/>
+        </w:rPr>
+      </w:pPr>
+    </w:p>
+    <w:p>
+      <w:pPr>
+        <w:rPr>
+          <w:rFonts w:ascii="Times New Roman" w:hAnsi="Times New Roman" w:cs="Times New Roman"/>
+        </w:rPr>
+      </w:pPr>
+    </w:p>
+    <w:p>
+      <w:pPr>
+        <w:rPr>
+          <w:rFonts w:ascii="Times New Roman" w:hAnsi="Times New Roman" w:cs="Times New Roman"/>
+        </w:rPr>
+      </w:pPr>
+    </w:p>
+    <w:p>
+      <w:pPr>
+        <w:rPr>
+          <w:rFonts w:ascii="Times New Roman" w:hAnsi="Times New Roman" w:cs="Times New Roman"/>
+        </w:rPr>
+      </w:pPr>
+    </w:p>
+    <w:p>
+      <w:pPr>
+        <w:rPr>
+          <w:rFonts w:ascii="Times New Roman" w:hAnsi="Times New Roman" w:cs="Times New Roman"/>
+        </w:rPr>
+      </w:pPr>
+    </w:p>
+    <w:p>
+      <w:pPr>
+        <w:rPr>
+          <w:rFonts w:ascii="Times New Roman" w:hAnsi="Times New Roman" w:cs="Times New Roman"/>
+        </w:rPr>
+      </w:pPr>
+    </w:p>
+    <w:p>
+      <w:pPr>
+        <w:rPr>
+          <w:rFonts w:ascii="Times New Roman" w:hAnsi="Times New Roman" w:cs="Times New Roman"/>
+        </w:rPr>
+      </w:pPr>
+      <w:r>
+        <w:rPr>
+          <w:rFonts w:ascii="Times New Roman" w:hAnsi="Times New Roman" w:cs="Times New Roman"/>
+        </w:rPr>
+        <w:lastRenderedPageBreak/>
+        <w:t>3</w:t>
+      </w:r>
+      <w:r>
+        <w:rPr>
+          <w:rFonts w:ascii="Times New Roman" w:hAnsi="Times New Roman" w:cs="Times New Roman"/>
+        </w:rPr>
+        <w:t>.</w:t>
+      </w:r>
+      <w:r>
+        <w:rPr>
+          <w:rFonts w:ascii="Times New Roman" w:hAnsi="Times New Roman" w:cs="Times New Roman"/>
+        </w:rPr>
+        <w:t>3</w:t>
+      </w:r>
+      <w:r>
+        <w:rPr>
+          <w:rFonts w:ascii="Times New Roman" w:hAnsi="Times New Roman" w:cs="Times New Roman"/>
+        </w:rPr>
         <w:t>.2 Use-Case Diagram</w:t>
       </w:r>
     </w:p>
     <w:p>
-      <w:r>
+      <w:pPr>
+        <w:rPr>
+          <w:rFonts w:ascii="Times New Roman" w:hAnsi="Times New Roman" w:cs="Times New Roman"/>
+        </w:rPr>
+      </w:pPr>
+      <w:r>
+        <w:rPr>
+          <w:rFonts w:ascii="Times New Roman" w:hAnsi="Times New Roman" w:cs="Times New Roman"/>
+        </w:rPr>
         <w:t>DEFINITION OF USE CASE DIAGRAM</w:t>
       </w:r>
-    </w:p>
-    <w:p/>
-    <w:p>
-      <w:r>
-        <w:rPr>
+      <w:r>
+        <w:rPr>
+          <w:rFonts w:ascii="Times New Roman" w:hAnsi="Times New Roman" w:cs="Times New Roman"/>
+        </w:rPr>
+        <w:t>.</w:t>
+      </w:r>
+    </w:p>
+    <w:p>
+      <w:pPr>
+        <w:rPr>
+          <w:rFonts w:ascii="Times New Roman" w:hAnsi="Times New Roman" w:cs="Times New Roman"/>
+        </w:rPr>
+      </w:pPr>
+    </w:p>
+    <w:p>
+      <w:pPr>
+        <w:jc w:val="center"/>
+        <w:rPr>
+          <w:rFonts w:ascii="Times New Roman" w:hAnsi="Times New Roman" w:cs="Times New Roman"/>
+        </w:rPr>
+      </w:pPr>
+      <w:r>
+        <w:rPr>
+          <w:rFonts w:ascii="Times New Roman" w:hAnsi="Times New Roman" w:cs="Times New Roman"/>
           <w:noProof/>
         </w:rPr>
-        <w:lastRenderedPageBreak/>
         <w:drawing>
-          <wp:inline distT="0" distB="0" distL="0" distR="0" wp14:anchorId="2311E9B8" wp14:editId="72A23F3B">
-            <wp:extent cx="2181521" cy="4907280"/>
-            <wp:effectExtent l="0" t="0" r="9525" b="7620"/>
+          <wp:inline distT="0" distB="0" distL="0" distR="0" wp14:anchorId="2311E9B8" wp14:editId="2B09A4FE">
+            <wp:extent cx="3365770" cy="7571218"/>
+            <wp:effectExtent l="0" t="0" r="6350" b="0"/>
             <wp:docPr id="1816304033" name="Picture 3"/>
             <wp:cNvGraphicFramePr>
               <a:graphicFrameLocks xmlns:a="http://schemas.openxmlformats.org/drawingml/2006/main" noChangeAspect="1"/>
@@ -1760,7 +2320,7 @@
                   <pic:spPr>
                     <a:xfrm>
                       <a:off x="0" y="0"/>
-                      <a:ext cx="2185411" cy="4916029"/>
+                      <a:ext cx="3380210" cy="7603701"/>
                     </a:xfrm>
                     <a:prstGeom prst="rect">
                       <a:avLst/>
@@ -1776,45 +2336,86 @@
     <w:p>
       <w:pPr>
         <w:pStyle w:val="Caption"/>
-      </w:pPr>
-      <w:r>
+        <w:jc w:val="center"/>
+        <w:rPr>
+          <w:rFonts w:ascii="Times New Roman" w:hAnsi="Times New Roman" w:cs="Times New Roman"/>
+          <w:sz w:val="24"/>
+          <w:szCs w:val="24"/>
+        </w:rPr>
+      </w:pPr>
+      <w:r>
+        <w:rPr>
+          <w:rFonts w:ascii="Times New Roman" w:hAnsi="Times New Roman" w:cs="Times New Roman"/>
+          <w:sz w:val="24"/>
+          <w:szCs w:val="24"/>
+        </w:rPr>
         <w:t xml:space="preserve">Figure </w:t>
       </w:r>
       <w:r>
+        <w:rPr>
+          <w:rFonts w:ascii="Times New Roman" w:hAnsi="Times New Roman" w:cs="Times New Roman"/>
+          <w:sz w:val="24"/>
+          <w:szCs w:val="24"/>
+        </w:rPr>
         <w:fldChar w:fldCharType="begin"/>
       </w:r>
       <w:r>
+        <w:rPr>
+          <w:rFonts w:ascii="Times New Roman" w:hAnsi="Times New Roman" w:cs="Times New Roman"/>
+          <w:sz w:val="24"/>
+          <w:szCs w:val="24"/>
+        </w:rPr>
         <w:instrText xml:space="preserve"> SEQ Figure \* ARABIC </w:instrText>
       </w:r>
       <w:r>
+        <w:rPr>
+          <w:rFonts w:ascii="Times New Roman" w:hAnsi="Times New Roman" w:cs="Times New Roman"/>
+          <w:sz w:val="24"/>
+          <w:szCs w:val="24"/>
+        </w:rPr>
         <w:fldChar w:fldCharType="separate"/>
       </w:r>
       <w:r>
         <w:rPr>
+          <w:rFonts w:ascii="Times New Roman" w:hAnsi="Times New Roman" w:cs="Times New Roman"/>
           <w:noProof/>
+          <w:sz w:val="24"/>
+          <w:szCs w:val="24"/>
         </w:rPr>
         <w:t>1</w:t>
       </w:r>
       <w:r>
+        <w:rPr>
+          <w:rFonts w:ascii="Times New Roman" w:hAnsi="Times New Roman" w:cs="Times New Roman"/>
+          <w:sz w:val="24"/>
+          <w:szCs w:val="24"/>
+        </w:rPr>
         <w:fldChar w:fldCharType="end"/>
       </w:r>
       <w:r>
-        <w:t xml:space="preserve">: House of </w:t>
+        <w:rPr>
+          <w:rFonts w:ascii="Times New Roman" w:hAnsi="Times New Roman" w:cs="Times New Roman"/>
+          <w:sz w:val="24"/>
+          <w:szCs w:val="24"/>
+        </w:rPr>
+        <w:t>: House of Lasgidi (</w:t>
       </w:r>
       <w:proofErr w:type="spellStart"/>
       <w:r>
-        <w:t>Lasgidi</w:t>
+        <w:rPr>
+          <w:rFonts w:ascii="Times New Roman" w:hAnsi="Times New Roman" w:cs="Times New Roman"/>
+          <w:sz w:val="24"/>
+          <w:szCs w:val="24"/>
+        </w:rPr>
+        <w:t>HoL</w:t>
       </w:r>
       <w:proofErr w:type="spellEnd"/>
       <w:r>
-        <w:t xml:space="preserve"> (</w:t>
-      </w:r>
-      <w:proofErr w:type="spellStart"/>
-      <w:r>
-        <w:t>HoL</w:t>
-      </w:r>
-      <w:proofErr w:type="spellEnd"/>
-      <w:r>
+        <w:rPr>
+          <w:rFonts w:ascii="Times New Roman" w:hAnsi="Times New Roman" w:cs="Times New Roman"/>
+          <w:sz w:val="24"/>
+          <w:szCs w:val="24"/>
+        </w:rPr>
         <w:t>) Use Case Diagram</w:t>
       </w:r>
     </w:p>
@@ -1828,6 +2429,7 @@
         <w:rPr>
           <w:rFonts w:ascii="Times New Roman" w:hAnsi="Times New Roman" w:cs="Times New Roman"/>
         </w:rPr>
+        <w:lastRenderedPageBreak/>
         <w:t>3</w:t>
       </w:r>
       <w:r>
@@ -1856,38 +2458,252 @@
         <w:tblLook w:val="04A0" w:firstRow="1" w:lastRow="0" w:firstColumn="1" w:lastColumn="0" w:noHBand="0" w:noVBand="1"/>
       </w:tblPr>
       <w:tblGrid>
-        <w:gridCol w:w="3005"/>
-        <w:gridCol w:w="3005"/>
-        <w:gridCol w:w="3006"/>
+        <w:gridCol w:w="780"/>
+        <w:gridCol w:w="1757"/>
+        <w:gridCol w:w="1654"/>
+        <w:gridCol w:w="1812"/>
+        <w:gridCol w:w="1437"/>
+        <w:gridCol w:w="1576"/>
       </w:tblGrid>
       <w:tr>
         <w:tc>
           <w:tcPr>
-            <w:tcW w:w="3005" w:type="dxa"/>
+            <w:tcW w:w="787" w:type="dxa"/>
+            <w:shd w:val="clear" w:color="auto" w:fill="A5C9EB" w:themeFill="text2" w:themeFillTint="40"/>
           </w:tcPr>
           <w:p>
-            <w:r>
-              <w:t>Use Case</w:t>
+            <w:pPr>
+              <w:rPr>
+                <w:rFonts w:ascii="Times New Roman" w:hAnsi="Times New Roman" w:cs="Times New Roman"/>
+              </w:rPr>
+            </w:pPr>
+            <w:r>
+              <w:rPr>
+                <w:rFonts w:ascii="Times New Roman" w:hAnsi="Times New Roman" w:cs="Times New Roman"/>
+              </w:rPr>
+              <w:t>ID</w:t>
             </w:r>
           </w:p>
         </w:tc>
         <w:tc>
           <w:tcPr>
-            <w:tcW w:w="3005" w:type="dxa"/>
+            <w:tcW w:w="1765" w:type="dxa"/>
+            <w:shd w:val="clear" w:color="auto" w:fill="A5C9EB" w:themeFill="text2" w:themeFillTint="40"/>
           </w:tcPr>
           <w:p>
-            <w:r>
-              <w:t>Use Case Description</w:t>
+            <w:pPr>
+              <w:rPr>
+                <w:rFonts w:ascii="Times New Roman" w:hAnsi="Times New Roman" w:cs="Times New Roman"/>
+              </w:rPr>
+            </w:pPr>
+            <w:r>
+              <w:rPr>
+                <w:rFonts w:ascii="Times New Roman" w:hAnsi="Times New Roman" w:cs="Times New Roman"/>
+              </w:rPr>
+              <w:t>Use Case</w:t>
             </w:r>
           </w:p>
         </w:tc>
         <w:tc>
           <w:tcPr>
-            <w:tcW w:w="3006" w:type="dxa"/>
+            <w:tcW w:w="1661" w:type="dxa"/>
+            <w:shd w:val="clear" w:color="auto" w:fill="A5C9EB" w:themeFill="text2" w:themeFillTint="40"/>
           </w:tcPr>
           <w:p>
-            <w:r>
+            <w:pPr>
+              <w:rPr>
+                <w:rFonts w:ascii="Times New Roman" w:hAnsi="Times New Roman" w:cs="Times New Roman"/>
+              </w:rPr>
+            </w:pPr>
+            <w:r>
+              <w:rPr>
+                <w:rFonts w:ascii="Times New Roman" w:hAnsi="Times New Roman" w:cs="Times New Roman"/>
+              </w:rPr>
+              <w:t>Prerequisites</w:t>
+            </w:r>
+          </w:p>
+        </w:tc>
+        <w:tc>
+          <w:tcPr>
+            <w:tcW w:w="1823" w:type="dxa"/>
+            <w:shd w:val="clear" w:color="auto" w:fill="A5C9EB" w:themeFill="text2" w:themeFillTint="40"/>
+          </w:tcPr>
+          <w:p>
+            <w:pPr>
+              <w:rPr>
+                <w:rFonts w:ascii="Times New Roman" w:hAnsi="Times New Roman" w:cs="Times New Roman"/>
+              </w:rPr>
+            </w:pPr>
+            <w:r>
+              <w:rPr>
+                <w:rFonts w:ascii="Times New Roman" w:hAnsi="Times New Roman" w:cs="Times New Roman"/>
+              </w:rPr>
+              <w:t>Use Case Description</w:t>
+            </w:r>
+          </w:p>
+        </w:tc>
+        <w:tc>
+          <w:tcPr>
+            <w:tcW w:w="1451" w:type="dxa"/>
+            <w:shd w:val="clear" w:color="auto" w:fill="A5C9EB" w:themeFill="text2" w:themeFillTint="40"/>
+          </w:tcPr>
+          <w:p>
+            <w:pPr>
+              <w:rPr>
+                <w:rFonts w:ascii="Times New Roman" w:hAnsi="Times New Roman" w:cs="Times New Roman"/>
+              </w:rPr>
+            </w:pPr>
+            <w:r>
+              <w:rPr>
+                <w:rFonts w:ascii="Times New Roman" w:hAnsi="Times New Roman" w:cs="Times New Roman"/>
+              </w:rPr>
               <w:t>Actor(s)</w:t>
+            </w:r>
+          </w:p>
+        </w:tc>
+        <w:tc>
+          <w:tcPr>
+            <w:tcW w:w="1529" w:type="dxa"/>
+            <w:shd w:val="clear" w:color="auto" w:fill="A5C9EB" w:themeFill="text2" w:themeFillTint="40"/>
+          </w:tcPr>
+          <w:p>
+            <w:pPr>
+              <w:rPr>
+                <w:rFonts w:ascii="Times New Roman" w:hAnsi="Times New Roman" w:cs="Times New Roman"/>
+              </w:rPr>
+            </w:pPr>
+            <w:r>
+              <w:rPr>
+                <w:rFonts w:ascii="Times New Roman" w:hAnsi="Times New Roman" w:cs="Times New Roman"/>
+              </w:rPr>
+              <w:t>Success Scenario</w:t>
+            </w:r>
+          </w:p>
+        </w:tc>
+      </w:tr>
+      <w:tr>
+        <w:trPr>
+          <w:trHeight w:val="3053"/>
+        </w:trPr>
+        <w:tc>
+          <w:tcPr>
+            <w:tcW w:w="787" w:type="dxa"/>
+          </w:tcPr>
+          <w:p>
+            <w:pPr>
+              <w:rPr>
+                <w:rFonts w:ascii="Times New Roman" w:hAnsi="Times New Roman" w:cs="Times New Roman"/>
+              </w:rPr>
+            </w:pPr>
+            <w:r>
+              <w:rPr>
+                <w:rFonts w:ascii="Times New Roman" w:hAnsi="Times New Roman" w:cs="Times New Roman"/>
+              </w:rPr>
+              <w:t>UC-1</w:t>
+            </w:r>
+          </w:p>
+        </w:tc>
+        <w:tc>
+          <w:tcPr>
+            <w:tcW w:w="1765" w:type="dxa"/>
+          </w:tcPr>
+          <w:p>
+            <w:pPr>
+              <w:rPr>
+                <w:rFonts w:ascii="Times New Roman" w:hAnsi="Times New Roman" w:cs="Times New Roman"/>
+              </w:rPr>
+            </w:pPr>
+            <w:r>
+              <w:rPr>
+                <w:rFonts w:ascii="Times New Roman" w:hAnsi="Times New Roman" w:cs="Times New Roman"/>
+              </w:rPr>
+              <w:t>Create Account</w:t>
+            </w:r>
+          </w:p>
+        </w:tc>
+        <w:tc>
+          <w:tcPr>
+            <w:tcW w:w="1661" w:type="dxa"/>
+          </w:tcPr>
+          <w:p>
+            <w:pPr>
+              <w:rPr>
+                <w:rFonts w:ascii="Times New Roman" w:hAnsi="Times New Roman" w:cs="Times New Roman"/>
+              </w:rPr>
+            </w:pPr>
+            <w:r>
+              <w:rPr>
+                <w:rFonts w:ascii="Times New Roman" w:hAnsi="Times New Roman" w:cs="Times New Roman"/>
+              </w:rPr>
+              <w:t>The actor is not currently logged into the systems and possesses a valid email address.</w:t>
+            </w:r>
+          </w:p>
+        </w:tc>
+        <w:tc>
+          <w:tcPr>
+            <w:tcW w:w="1823" w:type="dxa"/>
+          </w:tcPr>
+          <w:p>
+            <w:pPr>
+              <w:rPr>
+                <w:rFonts w:ascii="Times New Roman" w:hAnsi="Times New Roman" w:cs="Times New Roman"/>
+              </w:rPr>
+            </w:pPr>
+            <w:r>
+              <w:rPr>
+                <w:rFonts w:ascii="Times New Roman" w:hAnsi="Times New Roman" w:cs="Times New Roman"/>
+              </w:rPr>
+              <w:t xml:space="preserve">Allows a new individual to register and set up a profile within the </w:t>
+            </w:r>
+            <w:proofErr w:type="spellStart"/>
+            <w:r>
+              <w:rPr>
+                <w:rFonts w:ascii="Times New Roman" w:hAnsi="Times New Roman" w:cs="Times New Roman"/>
+              </w:rPr>
+              <w:t>HoL</w:t>
+            </w:r>
+            <w:proofErr w:type="spellEnd"/>
+            <w:r>
+              <w:rPr>
+                <w:rFonts w:ascii="Times New Roman" w:hAnsi="Times New Roman" w:cs="Times New Roman"/>
+              </w:rPr>
+              <w:t xml:space="preserve"> system.</w:t>
+            </w:r>
+          </w:p>
+        </w:tc>
+        <w:tc>
+          <w:tcPr>
+            <w:tcW w:w="1451" w:type="dxa"/>
+          </w:tcPr>
+          <w:p>
+            <w:pPr>
+              <w:rPr>
+                <w:rFonts w:ascii="Times New Roman" w:hAnsi="Times New Roman" w:cs="Times New Roman"/>
+              </w:rPr>
+            </w:pPr>
+            <w:r>
+              <w:rPr>
+                <w:rFonts w:ascii="Times New Roman" w:hAnsi="Times New Roman" w:cs="Times New Roman"/>
+              </w:rPr>
+              <w:t>Student, Buyer, Designer</w:t>
+            </w:r>
+          </w:p>
+        </w:tc>
+        <w:tc>
+          <w:tcPr>
+            <w:tcW w:w="1529" w:type="dxa"/>
+          </w:tcPr>
+          <w:p>
+            <w:pPr>
+              <w:rPr>
+                <w:rFonts w:ascii="Times New Roman" w:hAnsi="Times New Roman" w:cs="Times New Roman"/>
+              </w:rPr>
+            </w:pPr>
+            <w:r>
+              <w:rPr>
+                <w:rFonts w:ascii="Times New Roman" w:hAnsi="Times New Roman" w:cs="Times New Roman"/>
+              </w:rPr>
+              <w:t>The actor navigates the registration page, inputs their details and submits. The system validates the data and creates a new profile in the database, and redirects the actor to the login page.</w:t>
             </w:r>
           </w:p>
         </w:tc>
@@ -1895,31 +2711,123 @@
       <w:tr>
         <w:tc>
           <w:tcPr>
-            <w:tcW w:w="3005" w:type="dxa"/>
+            <w:tcW w:w="787" w:type="dxa"/>
           </w:tcPr>
           <w:p>
-            <w:r>
-              <w:t>Select brand</w:t>
+            <w:pPr>
+              <w:rPr>
+                <w:rFonts w:ascii="Times New Roman" w:hAnsi="Times New Roman" w:cs="Times New Roman"/>
+              </w:rPr>
+            </w:pPr>
+            <w:r>
+              <w:rPr>
+                <w:rFonts w:ascii="Times New Roman" w:hAnsi="Times New Roman" w:cs="Times New Roman"/>
+              </w:rPr>
+              <w:t>UC-2</w:t>
             </w:r>
           </w:p>
         </w:tc>
         <w:tc>
           <w:tcPr>
-            <w:tcW w:w="3005" w:type="dxa"/>
+            <w:tcW w:w="1765" w:type="dxa"/>
           </w:tcPr>
           <w:p>
-            <w:r>
-              <w:t>The user chooses a specific brand’s collection to view its analysis</w:t>
+            <w:pPr>
+              <w:rPr>
+                <w:rFonts w:ascii="Times New Roman" w:hAnsi="Times New Roman" w:cs="Times New Roman"/>
+              </w:rPr>
+            </w:pPr>
+            <w:r>
+              <w:rPr>
+                <w:rFonts w:ascii="Times New Roman" w:hAnsi="Times New Roman" w:cs="Times New Roman"/>
+              </w:rPr>
+              <w:t>Login</w:t>
             </w:r>
           </w:p>
         </w:tc>
         <w:tc>
           <w:tcPr>
-            <w:tcW w:w="3006" w:type="dxa"/>
+            <w:tcW w:w="1661" w:type="dxa"/>
           </w:tcPr>
           <w:p>
-            <w:r>
-              <w:t>User, Admin</w:t>
+            <w:pPr>
+              <w:rPr>
+                <w:rFonts w:ascii="Times New Roman" w:hAnsi="Times New Roman" w:cs="Times New Roman"/>
+              </w:rPr>
+            </w:pPr>
+            <w:r>
+              <w:rPr>
+                <w:rFonts w:ascii="Times New Roman" w:hAnsi="Times New Roman" w:cs="Times New Roman"/>
+              </w:rPr>
+              <w:t>The actor has registered an account on the system</w:t>
+            </w:r>
+          </w:p>
+        </w:tc>
+        <w:tc>
+          <w:tcPr>
+            <w:tcW w:w="1823" w:type="dxa"/>
+          </w:tcPr>
+          <w:p>
+            <w:pPr>
+              <w:rPr>
+                <w:rFonts w:ascii="Times New Roman" w:hAnsi="Times New Roman" w:cs="Times New Roman"/>
+              </w:rPr>
+            </w:pPr>
+            <w:r>
+              <w:rPr>
+                <w:rFonts w:ascii="Times New Roman" w:hAnsi="Times New Roman" w:cs="Times New Roman"/>
+              </w:rPr>
+              <w:t>Authenticates the user’s credentials to grant access to the system’s dashboard and features.</w:t>
+            </w:r>
+          </w:p>
+        </w:tc>
+        <w:tc>
+          <w:tcPr>
+            <w:tcW w:w="1451" w:type="dxa"/>
+          </w:tcPr>
+          <w:p>
+            <w:pPr>
+              <w:rPr>
+                <w:rFonts w:ascii="Times New Roman" w:hAnsi="Times New Roman" w:cs="Times New Roman"/>
+              </w:rPr>
+            </w:pPr>
+            <w:r>
+              <w:rPr>
+                <w:rFonts w:ascii="Times New Roman" w:hAnsi="Times New Roman" w:cs="Times New Roman"/>
+              </w:rPr>
+              <w:t>Student, Buyer, Designer</w:t>
+            </w:r>
+          </w:p>
+        </w:tc>
+        <w:tc>
+          <w:tcPr>
+            <w:tcW w:w="1529" w:type="dxa"/>
+          </w:tcPr>
+          <w:p>
+            <w:pPr>
+              <w:rPr>
+                <w:rFonts w:ascii="Times New Roman" w:hAnsi="Times New Roman" w:cs="Times New Roman"/>
+              </w:rPr>
+            </w:pPr>
+            <w:r>
+              <w:rPr>
+                <w:rFonts w:ascii="Times New Roman" w:hAnsi="Times New Roman" w:cs="Times New Roman"/>
+              </w:rPr>
+              <w:t xml:space="preserve">The actor inputs registered details and the system authenticates, initiates a secure session, and redirects the actor to the main </w:t>
+            </w:r>
+            <w:proofErr w:type="spellStart"/>
+            <w:r>
+              <w:rPr>
+                <w:rFonts w:ascii="Times New Roman" w:hAnsi="Times New Roman" w:cs="Times New Roman"/>
+              </w:rPr>
+              <w:t>HoL</w:t>
+            </w:r>
+            <w:proofErr w:type="spellEnd"/>
+            <w:r>
+              <w:rPr>
+                <w:rFonts w:ascii="Times New Roman" w:hAnsi="Times New Roman" w:cs="Times New Roman"/>
+              </w:rPr>
+              <w:t xml:space="preserve"> dashboard.</w:t>
             </w:r>
           </w:p>
         </w:tc>
@@ -1927,31 +2835,109 @@
       <w:tr>
         <w:tc>
           <w:tcPr>
-            <w:tcW w:w="3005" w:type="dxa"/>
+            <w:tcW w:w="787" w:type="dxa"/>
           </w:tcPr>
           <w:p>
-            <w:r>
-              <w:t>Select Trend Analysis</w:t>
+            <w:pPr>
+              <w:rPr>
+                <w:rFonts w:ascii="Times New Roman" w:hAnsi="Times New Roman" w:cs="Times New Roman"/>
+              </w:rPr>
+            </w:pPr>
+            <w:r>
+              <w:rPr>
+                <w:rFonts w:ascii="Times New Roman" w:hAnsi="Times New Roman" w:cs="Times New Roman"/>
+              </w:rPr>
+              <w:t>UC-3</w:t>
             </w:r>
           </w:p>
         </w:tc>
         <w:tc>
           <w:tcPr>
-            <w:tcW w:w="3005" w:type="dxa"/>
+            <w:tcW w:w="1765" w:type="dxa"/>
           </w:tcPr>
           <w:p>
-            <w:r>
-              <w:t>Allows the actor to choose the results of the colour analysis and the fabric analysis.</w:t>
+            <w:pPr>
+              <w:rPr>
+                <w:rFonts w:ascii="Times New Roman" w:hAnsi="Times New Roman" w:cs="Times New Roman"/>
+              </w:rPr>
+            </w:pPr>
+            <w:r>
+              <w:rPr>
+                <w:rFonts w:ascii="Times New Roman" w:hAnsi="Times New Roman" w:cs="Times New Roman"/>
+              </w:rPr>
+              <w:t>Logout</w:t>
             </w:r>
           </w:p>
         </w:tc>
         <w:tc>
           <w:tcPr>
-            <w:tcW w:w="3006" w:type="dxa"/>
+            <w:tcW w:w="1661" w:type="dxa"/>
           </w:tcPr>
           <w:p>
-            <w:r>
-              <w:t>User</w:t>
+            <w:pPr>
+              <w:rPr>
+                <w:rFonts w:ascii="Times New Roman" w:hAnsi="Times New Roman" w:cs="Times New Roman"/>
+              </w:rPr>
+            </w:pPr>
+            <w:r>
+              <w:rPr>
+                <w:rFonts w:ascii="Times New Roman" w:hAnsi="Times New Roman" w:cs="Times New Roman"/>
+              </w:rPr>
+              <w:t>The actor is currently logged into the system with an active session.</w:t>
+            </w:r>
+          </w:p>
+        </w:tc>
+        <w:tc>
+          <w:tcPr>
+            <w:tcW w:w="1823" w:type="dxa"/>
+          </w:tcPr>
+          <w:p>
+            <w:pPr>
+              <w:rPr>
+                <w:rFonts w:ascii="Times New Roman" w:hAnsi="Times New Roman" w:cs="Times New Roman"/>
+              </w:rPr>
+            </w:pPr>
+            <w:r>
+              <w:rPr>
+                <w:rFonts w:ascii="Times New Roman" w:hAnsi="Times New Roman" w:cs="Times New Roman"/>
+              </w:rPr>
+              <w:t>Securely terminates the user’s session in the system.</w:t>
+            </w:r>
+          </w:p>
+        </w:tc>
+        <w:tc>
+          <w:tcPr>
+            <w:tcW w:w="1451" w:type="dxa"/>
+          </w:tcPr>
+          <w:p>
+            <w:pPr>
+              <w:rPr>
+                <w:rFonts w:ascii="Times New Roman" w:hAnsi="Times New Roman" w:cs="Times New Roman"/>
+              </w:rPr>
+            </w:pPr>
+            <w:r>
+              <w:rPr>
+                <w:rFonts w:ascii="Times New Roman" w:hAnsi="Times New Roman" w:cs="Times New Roman"/>
+              </w:rPr>
+              <w:t>Student, Buyer, Designer</w:t>
+            </w:r>
+          </w:p>
+        </w:tc>
+        <w:tc>
+          <w:tcPr>
+            <w:tcW w:w="1529" w:type="dxa"/>
+          </w:tcPr>
+          <w:p>
+            <w:pPr>
+              <w:rPr>
+                <w:rFonts w:ascii="Times New Roman" w:hAnsi="Times New Roman" w:cs="Times New Roman"/>
+              </w:rPr>
+            </w:pPr>
+            <w:r>
+              <w:rPr>
+                <w:rFonts w:ascii="Times New Roman" w:hAnsi="Times New Roman" w:cs="Times New Roman"/>
+              </w:rPr>
+              <w:t>The actor clicks the ‘Logout’ button. The system securely terminates the active session and redirects the actor to the public landing page.</w:t>
             </w:r>
           </w:p>
         </w:tc>
@@ -1959,31 +2945,123 @@
       <w:tr>
         <w:tc>
           <w:tcPr>
-            <w:tcW w:w="3005" w:type="dxa"/>
+            <w:tcW w:w="787" w:type="dxa"/>
           </w:tcPr>
           <w:p>
-            <w:r>
-              <w:t>View Fabric Distribution</w:t>
+            <w:pPr>
+              <w:rPr>
+                <w:rFonts w:ascii="Times New Roman" w:hAnsi="Times New Roman" w:cs="Times New Roman"/>
+              </w:rPr>
+            </w:pPr>
+            <w:r>
+              <w:rPr>
+                <w:rFonts w:ascii="Times New Roman" w:hAnsi="Times New Roman" w:cs="Times New Roman"/>
+              </w:rPr>
+              <w:t>UC-4</w:t>
             </w:r>
           </w:p>
         </w:tc>
         <w:tc>
           <w:tcPr>
-            <w:tcW w:w="3005" w:type="dxa"/>
+            <w:tcW w:w="1765" w:type="dxa"/>
           </w:tcPr>
           <w:p>
-            <w:r>
-              <w:t>Displays the identified materials found on the runway, as well as a visualised graph of the top 5 dominant fabrics present.</w:t>
+            <w:pPr>
+              <w:rPr>
+                <w:rFonts w:ascii="Times New Roman" w:hAnsi="Times New Roman" w:cs="Times New Roman"/>
+              </w:rPr>
+            </w:pPr>
+            <w:r>
+              <w:rPr>
+                <w:rFonts w:ascii="Times New Roman" w:hAnsi="Times New Roman" w:cs="Times New Roman"/>
+              </w:rPr>
+              <w:t>View Overall Fashion Show Summary</w:t>
             </w:r>
           </w:p>
         </w:tc>
         <w:tc>
           <w:tcPr>
-            <w:tcW w:w="3006" w:type="dxa"/>
+            <w:tcW w:w="1661" w:type="dxa"/>
           </w:tcPr>
           <w:p>
-            <w:r>
-              <w:t>User</w:t>
+            <w:pPr>
+              <w:rPr>
+                <w:rFonts w:ascii="Times New Roman" w:hAnsi="Times New Roman" w:cs="Times New Roman"/>
+              </w:rPr>
+            </w:pPr>
+            <w:r>
+              <w:rPr>
+                <w:rFonts w:ascii="Times New Roman" w:hAnsi="Times New Roman" w:cs="Times New Roman"/>
+              </w:rPr>
+              <w:t xml:space="preserve">The actor is logged in. </w:t>
+            </w:r>
+            <w:r>
+              <w:rPr>
+                <w:rFonts w:ascii="Times New Roman" w:hAnsi="Times New Roman" w:cs="Times New Roman"/>
+              </w:rPr>
+              <w:t>The JSON file containing the show analysis results exists.</w:t>
+            </w:r>
+          </w:p>
+        </w:tc>
+        <w:tc>
+          <w:tcPr>
+            <w:tcW w:w="1823" w:type="dxa"/>
+          </w:tcPr>
+          <w:p>
+            <w:pPr>
+              <w:rPr>
+                <w:rFonts w:ascii="Times New Roman" w:hAnsi="Times New Roman" w:cs="Times New Roman"/>
+              </w:rPr>
+            </w:pPr>
+            <w:r>
+              <w:rPr>
+                <w:rFonts w:ascii="Times New Roman" w:hAnsi="Times New Roman" w:cs="Times New Roman"/>
+              </w:rPr>
+              <w:t xml:space="preserve">Displays a macro-level dashboard summarizing the trend data for the entire </w:t>
+            </w:r>
+            <w:r>
+              <w:rPr>
+                <w:rFonts w:ascii="Times New Roman" w:hAnsi="Times New Roman" w:cs="Times New Roman"/>
+              </w:rPr>
+              <w:lastRenderedPageBreak/>
+              <w:t>Lagos Fashion Week showcase.</w:t>
+            </w:r>
+          </w:p>
+        </w:tc>
+        <w:tc>
+          <w:tcPr>
+            <w:tcW w:w="1451" w:type="dxa"/>
+          </w:tcPr>
+          <w:p>
+            <w:pPr>
+              <w:rPr>
+                <w:rFonts w:ascii="Times New Roman" w:hAnsi="Times New Roman" w:cs="Times New Roman"/>
+              </w:rPr>
+            </w:pPr>
+            <w:r>
+              <w:rPr>
+                <w:rFonts w:ascii="Times New Roman" w:hAnsi="Times New Roman" w:cs="Times New Roman"/>
+              </w:rPr>
+              <w:lastRenderedPageBreak/>
+              <w:t>Student, Buyer, Designer</w:t>
+            </w:r>
+          </w:p>
+        </w:tc>
+        <w:tc>
+          <w:tcPr>
+            <w:tcW w:w="1529" w:type="dxa"/>
+          </w:tcPr>
+          <w:p>
+            <w:pPr>
+              <w:rPr>
+                <w:rFonts w:ascii="Times New Roman" w:hAnsi="Times New Roman" w:cs="Times New Roman"/>
+              </w:rPr>
+            </w:pPr>
+            <w:r>
+              <w:rPr>
+                <w:rFonts w:ascii="Times New Roman" w:hAnsi="Times New Roman" w:cs="Times New Roman"/>
+              </w:rPr>
+              <w:t>The system displays the Overview section and renders the charts.</w:t>
             </w:r>
           </w:p>
         </w:tc>
@@ -1991,36 +3069,133 @@
       <w:tr>
         <w:tc>
           <w:tcPr>
-            <w:tcW w:w="3005" w:type="dxa"/>
+            <w:tcW w:w="787" w:type="dxa"/>
           </w:tcPr>
           <w:p>
-            <w:r>
-              <w:t>Interpret Trend Insights</w:t>
+            <w:pPr>
+              <w:rPr>
+                <w:rFonts w:ascii="Times New Roman" w:hAnsi="Times New Roman" w:cs="Times New Roman"/>
+              </w:rPr>
+            </w:pPr>
+            <w:r>
+              <w:rPr>
+                <w:rFonts w:ascii="Times New Roman" w:hAnsi="Times New Roman" w:cs="Times New Roman"/>
+              </w:rPr>
+              <w:t>UC-5</w:t>
             </w:r>
           </w:p>
         </w:tc>
         <w:tc>
           <w:tcPr>
-            <w:tcW w:w="3005" w:type="dxa"/>
+            <w:tcW w:w="1765" w:type="dxa"/>
           </w:tcPr>
           <w:p>
-            <w:r>
-              <w:t xml:space="preserve">The dashboard view that summarises the brand’s entire collection based on </w:t>
-            </w:r>
-            <w:r>
-              <w:lastRenderedPageBreak/>
-              <w:t>the colour palette and the fabric.</w:t>
+            <w:pPr>
+              <w:rPr>
+                <w:rFonts w:ascii="Times New Roman" w:hAnsi="Times New Roman" w:cs="Times New Roman"/>
+              </w:rPr>
+            </w:pPr>
+            <w:r>
+              <w:rPr>
+                <w:rFonts w:ascii="Times New Roman" w:hAnsi="Times New Roman" w:cs="Times New Roman"/>
+              </w:rPr>
+              <w:t>View Collection Insights Report</w:t>
             </w:r>
           </w:p>
         </w:tc>
         <w:tc>
           <w:tcPr>
-            <w:tcW w:w="3006" w:type="dxa"/>
+            <w:tcW w:w="1661" w:type="dxa"/>
           </w:tcPr>
           <w:p>
-            <w:r>
-              <w:lastRenderedPageBreak/>
-              <w:t>User</w:t>
+            <w:pPr>
+              <w:rPr>
+                <w:rFonts w:ascii="Times New Roman" w:hAnsi="Times New Roman" w:cs="Times New Roman"/>
+              </w:rPr>
+            </w:pPr>
+            <w:r>
+              <w:rPr>
+                <w:rFonts w:ascii="Times New Roman" w:hAnsi="Times New Roman" w:cs="Times New Roman"/>
+              </w:rPr>
+              <w:t xml:space="preserve">The actor is logged in. </w:t>
+            </w:r>
+            <w:r>
+              <w:rPr>
+                <w:rFonts w:ascii="Times New Roman" w:hAnsi="Times New Roman" w:cs="Times New Roman"/>
+              </w:rPr>
+              <w:t>The JSON file containing the show analysis results exists</w:t>
+            </w:r>
+            <w:r>
+              <w:rPr>
+                <w:rFonts w:ascii="Times New Roman" w:hAnsi="Times New Roman" w:cs="Times New Roman"/>
+              </w:rPr>
+              <w:t xml:space="preserve">. </w:t>
+            </w:r>
+          </w:p>
+        </w:tc>
+        <w:tc>
+          <w:tcPr>
+            <w:tcW w:w="1823" w:type="dxa"/>
+          </w:tcPr>
+          <w:p>
+            <w:pPr>
+              <w:rPr>
+                <w:rFonts w:ascii="Times New Roman" w:hAnsi="Times New Roman" w:cs="Times New Roman"/>
+              </w:rPr>
+            </w:pPr>
+            <w:r>
+              <w:rPr>
+                <w:rFonts w:ascii="Times New Roman" w:hAnsi="Times New Roman" w:cs="Times New Roman"/>
+              </w:rPr>
+              <w:t>Presents a detailed brand-specific analytics report, pulling in data such as colour and fabric frequency for a specific designer’s collection.</w:t>
+            </w:r>
+          </w:p>
+        </w:tc>
+        <w:tc>
+          <w:tcPr>
+            <w:tcW w:w="1451" w:type="dxa"/>
+          </w:tcPr>
+          <w:p>
+            <w:pPr>
+              <w:rPr>
+                <w:rFonts w:ascii="Times New Roman" w:hAnsi="Times New Roman" w:cs="Times New Roman"/>
+              </w:rPr>
+            </w:pPr>
+            <w:r>
+              <w:rPr>
+                <w:rFonts w:ascii="Times New Roman" w:hAnsi="Times New Roman" w:cs="Times New Roman"/>
+              </w:rPr>
+              <w:t>Student, Buyer, Designer</w:t>
+            </w:r>
+          </w:p>
+        </w:tc>
+        <w:tc>
+          <w:tcPr>
+            <w:tcW w:w="1529" w:type="dxa"/>
+          </w:tcPr>
+          <w:p>
+            <w:pPr>
+              <w:rPr>
+                <w:rFonts w:ascii="Times New Roman" w:hAnsi="Times New Roman" w:cs="Times New Roman"/>
+              </w:rPr>
+            </w:pPr>
+            <w:r>
+              <w:rPr>
+                <w:rFonts w:ascii="Times New Roman" w:hAnsi="Times New Roman" w:cs="Times New Roman"/>
+              </w:rPr>
+              <w:t>The actor selects a brand</w:t>
+            </w:r>
+            <w:r>
+              <w:rPr>
+                <w:rFonts w:ascii="Times New Roman" w:hAnsi="Times New Roman" w:cs="Times New Roman"/>
+              </w:rPr>
+              <w:t>,</w:t>
+            </w:r>
+            <w:r>
+              <w:rPr>
+                <w:rFonts w:ascii="Times New Roman" w:hAnsi="Times New Roman" w:cs="Times New Roman"/>
+              </w:rPr>
+              <w:t xml:space="preserve"> and the system renders the analysis dashboard.</w:t>
             </w:r>
           </w:p>
         </w:tc>
@@ -2028,31 +3203,121 @@
       <w:tr>
         <w:tc>
           <w:tcPr>
-            <w:tcW w:w="3005" w:type="dxa"/>
+            <w:tcW w:w="787" w:type="dxa"/>
           </w:tcPr>
           <w:p>
-            <w:r>
-              <w:t>View Colour Palette</w:t>
+            <w:pPr>
+              <w:rPr>
+                <w:rFonts w:ascii="Times New Roman" w:hAnsi="Times New Roman" w:cs="Times New Roman"/>
+              </w:rPr>
+            </w:pPr>
+            <w:r>
+              <w:rPr>
+                <w:rFonts w:ascii="Times New Roman" w:hAnsi="Times New Roman" w:cs="Times New Roman"/>
+              </w:rPr>
+              <w:t>UC-6</w:t>
             </w:r>
           </w:p>
         </w:tc>
         <w:tc>
           <w:tcPr>
-            <w:tcW w:w="3005" w:type="dxa"/>
+            <w:tcW w:w="1765" w:type="dxa"/>
           </w:tcPr>
           <w:p>
-            <w:r>
-              <w:t>Displays the top 5 dominant colours present in the brand’s collection in different visualised graphs.</w:t>
+            <w:pPr>
+              <w:rPr>
+                <w:rFonts w:ascii="Times New Roman" w:hAnsi="Times New Roman" w:cs="Times New Roman"/>
+              </w:rPr>
+            </w:pPr>
+            <w:r>
+              <w:rPr>
+                <w:rFonts w:ascii="Times New Roman" w:hAnsi="Times New Roman" w:cs="Times New Roman"/>
+              </w:rPr>
+              <w:t>View Top 5 Dominant Colours</w:t>
             </w:r>
           </w:p>
         </w:tc>
         <w:tc>
           <w:tcPr>
-            <w:tcW w:w="3006" w:type="dxa"/>
+            <w:tcW w:w="1661" w:type="dxa"/>
           </w:tcPr>
           <w:p>
-            <w:r>
-              <w:t>User, Admin</w:t>
+            <w:pPr>
+              <w:rPr>
+                <w:rFonts w:ascii="Times New Roman" w:hAnsi="Times New Roman" w:cs="Times New Roman"/>
+              </w:rPr>
+            </w:pPr>
+            <w:r>
+              <w:rPr>
+                <w:rFonts w:ascii="Times New Roman" w:hAnsi="Times New Roman" w:cs="Times New Roman"/>
+              </w:rPr>
+              <w:t xml:space="preserve">The actor is logged in. Brand or overview summary is active. </w:t>
+            </w:r>
+            <w:r>
+              <w:rPr>
+                <w:rFonts w:ascii="Times New Roman" w:hAnsi="Times New Roman" w:cs="Times New Roman"/>
+              </w:rPr>
+              <w:t xml:space="preserve">The </w:t>
+            </w:r>
+            <w:r>
+              <w:rPr>
+                <w:rFonts w:ascii="Times New Roman" w:hAnsi="Times New Roman" w:cs="Times New Roman"/>
+              </w:rPr>
+              <w:t>JSON file contains frequency counts</w:t>
+            </w:r>
+          </w:p>
+        </w:tc>
+        <w:tc>
+          <w:tcPr>
+            <w:tcW w:w="1823" w:type="dxa"/>
+          </w:tcPr>
+          <w:p>
+            <w:pPr>
+              <w:rPr>
+                <w:rFonts w:ascii="Times New Roman" w:hAnsi="Times New Roman" w:cs="Times New Roman"/>
+              </w:rPr>
+            </w:pPr>
+            <w:r>
+              <w:rPr>
+                <w:rFonts w:ascii="Times New Roman" w:hAnsi="Times New Roman" w:cs="Times New Roman"/>
+              </w:rPr>
+              <w:t>Visualizes the five most frequently occurring colour palettes detected by the AI in the runway images.</w:t>
+            </w:r>
+          </w:p>
+        </w:tc>
+        <w:tc>
+          <w:tcPr>
+            <w:tcW w:w="1451" w:type="dxa"/>
+          </w:tcPr>
+          <w:p>
+            <w:pPr>
+              <w:rPr>
+                <w:rFonts w:ascii="Times New Roman" w:hAnsi="Times New Roman" w:cs="Times New Roman"/>
+              </w:rPr>
+            </w:pPr>
+            <w:r>
+              <w:rPr>
+                <w:rFonts w:ascii="Times New Roman" w:hAnsi="Times New Roman" w:cs="Times New Roman"/>
+              </w:rPr>
+              <w:t>Student, Buyer, Designer</w:t>
+            </w:r>
+          </w:p>
+        </w:tc>
+        <w:tc>
+          <w:tcPr>
+            <w:tcW w:w="1529" w:type="dxa"/>
+          </w:tcPr>
+          <w:p>
+            <w:pPr>
+              <w:rPr>
+                <w:rFonts w:ascii="Times New Roman" w:hAnsi="Times New Roman" w:cs="Times New Roman"/>
+              </w:rPr>
+            </w:pPr>
+            <w:r>
+              <w:rPr>
+                <w:rFonts w:ascii="Times New Roman" w:hAnsi="Times New Roman" w:cs="Times New Roman"/>
+              </w:rPr>
+              <w:t>The system extracts the top 5 colours and percentages from the JSON file and renders them as a palette.</w:t>
             </w:r>
           </w:p>
         </w:tc>
@@ -2060,31 +3325,899 @@
       <w:tr>
         <w:tc>
           <w:tcPr>
-            <w:tcW w:w="3005" w:type="dxa"/>
+            <w:tcW w:w="787" w:type="dxa"/>
           </w:tcPr>
           <w:p>
-            <w:r>
-              <w:t>Trigger Analysis Pipelines</w:t>
+            <w:pPr>
+              <w:rPr>
+                <w:rFonts w:ascii="Times New Roman" w:hAnsi="Times New Roman" w:cs="Times New Roman"/>
+              </w:rPr>
+            </w:pPr>
+            <w:r>
+              <w:rPr>
+                <w:rFonts w:ascii="Times New Roman" w:hAnsi="Times New Roman" w:cs="Times New Roman"/>
+              </w:rPr>
+              <w:t>UC-7</w:t>
             </w:r>
           </w:p>
         </w:tc>
         <w:tc>
           <w:tcPr>
-            <w:tcW w:w="3005" w:type="dxa"/>
+            <w:tcW w:w="1765" w:type="dxa"/>
           </w:tcPr>
           <w:p>
-            <w:r>
-              <w:t>Initiates the processing of the programming.</w:t>
+            <w:pPr>
+              <w:rPr>
+                <w:rFonts w:ascii="Times New Roman" w:hAnsi="Times New Roman" w:cs="Times New Roman"/>
+              </w:rPr>
+            </w:pPr>
+            <w:r>
+              <w:rPr>
+                <w:rFonts w:ascii="Times New Roman" w:hAnsi="Times New Roman" w:cs="Times New Roman"/>
+              </w:rPr>
+              <w:t>View Top 5 Dominant Fabrics</w:t>
             </w:r>
           </w:p>
         </w:tc>
         <w:tc>
           <w:tcPr>
-            <w:tcW w:w="3006" w:type="dxa"/>
+            <w:tcW w:w="1661" w:type="dxa"/>
           </w:tcPr>
           <w:p>
-            <w:r>
-              <w:t>Admin</w:t>
+            <w:pPr>
+              <w:rPr>
+                <w:rFonts w:ascii="Times New Roman" w:hAnsi="Times New Roman" w:cs="Times New Roman"/>
+              </w:rPr>
+            </w:pPr>
+            <w:r>
+              <w:rPr>
+                <w:rFonts w:ascii="Times New Roman" w:hAnsi="Times New Roman" w:cs="Times New Roman"/>
+              </w:rPr>
+              <w:t xml:space="preserve">The actor is logged in. Brand or overview summary is active. </w:t>
+            </w:r>
+            <w:r>
+              <w:rPr>
+                <w:rFonts w:ascii="Times New Roman" w:hAnsi="Times New Roman" w:cs="Times New Roman"/>
+              </w:rPr>
+              <w:t xml:space="preserve">The </w:t>
+            </w:r>
+            <w:r>
+              <w:rPr>
+                <w:rFonts w:ascii="Times New Roman" w:hAnsi="Times New Roman" w:cs="Times New Roman"/>
+              </w:rPr>
+              <w:t xml:space="preserve">JSON file contains </w:t>
+            </w:r>
+            <w:r>
+              <w:rPr>
+                <w:rFonts w:ascii="Times New Roman" w:hAnsi="Times New Roman" w:cs="Times New Roman"/>
+              </w:rPr>
+              <w:t>SVM classification results.</w:t>
+            </w:r>
+          </w:p>
+        </w:tc>
+        <w:tc>
+          <w:tcPr>
+            <w:tcW w:w="1823" w:type="dxa"/>
+          </w:tcPr>
+          <w:p>
+            <w:pPr>
+              <w:rPr>
+                <w:rFonts w:ascii="Times New Roman" w:hAnsi="Times New Roman" w:cs="Times New Roman"/>
+              </w:rPr>
+            </w:pPr>
+            <w:r>
+              <w:rPr>
+                <w:rFonts w:ascii="Times New Roman" w:hAnsi="Times New Roman" w:cs="Times New Roman"/>
+              </w:rPr>
+              <w:t>Visualizes the five most frequently used fabrics detected by the AI in the runway images.</w:t>
+            </w:r>
+          </w:p>
+        </w:tc>
+        <w:tc>
+          <w:tcPr>
+            <w:tcW w:w="1451" w:type="dxa"/>
+          </w:tcPr>
+          <w:p>
+            <w:pPr>
+              <w:rPr>
+                <w:rFonts w:ascii="Times New Roman" w:hAnsi="Times New Roman" w:cs="Times New Roman"/>
+              </w:rPr>
+            </w:pPr>
+            <w:r>
+              <w:rPr>
+                <w:rFonts w:ascii="Times New Roman" w:hAnsi="Times New Roman" w:cs="Times New Roman"/>
+              </w:rPr>
+              <w:t>Student, Buyer, Designer</w:t>
+            </w:r>
+          </w:p>
+        </w:tc>
+        <w:tc>
+          <w:tcPr>
+            <w:tcW w:w="1529" w:type="dxa"/>
+          </w:tcPr>
+          <w:p>
+            <w:pPr>
+              <w:rPr>
+                <w:rFonts w:ascii="Times New Roman" w:hAnsi="Times New Roman" w:cs="Times New Roman"/>
+              </w:rPr>
+            </w:pPr>
+            <w:r>
+              <w:rPr>
+                <w:rFonts w:ascii="Times New Roman" w:hAnsi="Times New Roman" w:cs="Times New Roman"/>
+              </w:rPr>
+              <w:t xml:space="preserve">The system extracts the </w:t>
+            </w:r>
+            <w:r>
+              <w:rPr>
+                <w:rFonts w:ascii="Times New Roman" w:hAnsi="Times New Roman" w:cs="Times New Roman"/>
+              </w:rPr>
+              <w:t xml:space="preserve">data </w:t>
+            </w:r>
+            <w:r>
+              <w:rPr>
+                <w:rFonts w:ascii="Times New Roman" w:hAnsi="Times New Roman" w:cs="Times New Roman"/>
+              </w:rPr>
+              <w:t xml:space="preserve">from the JSON file and renders </w:t>
+            </w:r>
+            <w:r>
+              <w:rPr>
+                <w:rFonts w:ascii="Times New Roman" w:hAnsi="Times New Roman" w:cs="Times New Roman"/>
+              </w:rPr>
+              <w:t>it</w:t>
+            </w:r>
+            <w:r>
+              <w:rPr>
+                <w:rFonts w:ascii="Times New Roman" w:hAnsi="Times New Roman" w:cs="Times New Roman"/>
+              </w:rPr>
+              <w:t xml:space="preserve"> as a</w:t>
+            </w:r>
+            <w:r>
+              <w:rPr>
+                <w:rFonts w:ascii="Times New Roman" w:hAnsi="Times New Roman" w:cs="Times New Roman"/>
+              </w:rPr>
+              <w:t xml:space="preserve"> bar chart</w:t>
+            </w:r>
+            <w:r>
+              <w:rPr>
+                <w:rFonts w:ascii="Times New Roman" w:hAnsi="Times New Roman" w:cs="Times New Roman"/>
+              </w:rPr>
+              <w:t>.</w:t>
+            </w:r>
+          </w:p>
+        </w:tc>
+      </w:tr>
+      <w:tr>
+        <w:tc>
+          <w:tcPr>
+            <w:tcW w:w="787" w:type="dxa"/>
+          </w:tcPr>
+          <w:p>
+            <w:pPr>
+              <w:rPr>
+                <w:rFonts w:ascii="Times New Roman" w:hAnsi="Times New Roman" w:cs="Times New Roman"/>
+              </w:rPr>
+            </w:pPr>
+            <w:r>
+              <w:rPr>
+                <w:rFonts w:ascii="Times New Roman" w:hAnsi="Times New Roman" w:cs="Times New Roman"/>
+              </w:rPr>
+              <w:t>UC-8</w:t>
+            </w:r>
+          </w:p>
+        </w:tc>
+        <w:tc>
+          <w:tcPr>
+            <w:tcW w:w="1765" w:type="dxa"/>
+          </w:tcPr>
+          <w:p>
+            <w:pPr>
+              <w:rPr>
+                <w:rFonts w:ascii="Times New Roman" w:hAnsi="Times New Roman" w:cs="Times New Roman"/>
+              </w:rPr>
+            </w:pPr>
+            <w:r>
+              <w:rPr>
+                <w:rFonts w:ascii="Times New Roman" w:hAnsi="Times New Roman" w:cs="Times New Roman"/>
+              </w:rPr>
+              <w:t>Vi</w:t>
+            </w:r>
+            <w:r>
+              <w:rPr>
+                <w:rFonts w:ascii="Times New Roman" w:hAnsi="Times New Roman" w:cs="Times New Roman"/>
+              </w:rPr>
+              <w:t>ew Fabric Frequency Ranking</w:t>
+            </w:r>
+          </w:p>
+        </w:tc>
+        <w:tc>
+          <w:tcPr>
+            <w:tcW w:w="1661" w:type="dxa"/>
+          </w:tcPr>
+          <w:p>
+            <w:pPr>
+              <w:rPr>
+                <w:rFonts w:ascii="Times New Roman" w:hAnsi="Times New Roman" w:cs="Times New Roman"/>
+              </w:rPr>
+            </w:pPr>
+            <w:r>
+              <w:rPr>
+                <w:rFonts w:ascii="Times New Roman" w:hAnsi="Times New Roman" w:cs="Times New Roman"/>
+              </w:rPr>
+              <w:t xml:space="preserve">The actor is logged in. Brand or overview summary is active. </w:t>
+            </w:r>
+          </w:p>
+        </w:tc>
+        <w:tc>
+          <w:tcPr>
+            <w:tcW w:w="1823" w:type="dxa"/>
+          </w:tcPr>
+          <w:p>
+            <w:pPr>
+              <w:rPr>
+                <w:rFonts w:ascii="Times New Roman" w:hAnsi="Times New Roman" w:cs="Times New Roman"/>
+              </w:rPr>
+            </w:pPr>
+            <w:r>
+              <w:rPr>
+                <w:rFonts w:ascii="Times New Roman" w:hAnsi="Times New Roman" w:cs="Times New Roman"/>
+              </w:rPr>
+              <w:t xml:space="preserve">Displays </w:t>
+            </w:r>
+            <w:r>
+              <w:rPr>
+                <w:rFonts w:ascii="Times New Roman" w:hAnsi="Times New Roman" w:cs="Times New Roman"/>
+              </w:rPr>
+              <w:t>a ranked list of the top 5 dominant fabrics identified</w:t>
+            </w:r>
+          </w:p>
+        </w:tc>
+        <w:tc>
+          <w:tcPr>
+            <w:tcW w:w="1451" w:type="dxa"/>
+          </w:tcPr>
+          <w:p>
+            <w:pPr>
+              <w:rPr>
+                <w:rFonts w:ascii="Times New Roman" w:hAnsi="Times New Roman" w:cs="Times New Roman"/>
+              </w:rPr>
+            </w:pPr>
+            <w:r>
+              <w:rPr>
+                <w:rFonts w:ascii="Times New Roman" w:hAnsi="Times New Roman" w:cs="Times New Roman"/>
+              </w:rPr>
+              <w:t>Student, Buyer, Designer</w:t>
+            </w:r>
+          </w:p>
+        </w:tc>
+        <w:tc>
+          <w:tcPr>
+            <w:tcW w:w="1529" w:type="dxa"/>
+          </w:tcPr>
+          <w:p>
+            <w:pPr>
+              <w:rPr>
+                <w:rFonts w:ascii="Times New Roman" w:hAnsi="Times New Roman" w:cs="Times New Roman"/>
+              </w:rPr>
+            </w:pPr>
+            <w:r>
+              <w:rPr>
+                <w:rFonts w:ascii="Times New Roman" w:hAnsi="Times New Roman" w:cs="Times New Roman"/>
+              </w:rPr>
+              <w:t xml:space="preserve">The system extracts the </w:t>
+            </w:r>
+            <w:r>
+              <w:rPr>
+                <w:rFonts w:ascii="Times New Roman" w:hAnsi="Times New Roman" w:cs="Times New Roman"/>
+              </w:rPr>
+              <w:t>fabric classifications</w:t>
+            </w:r>
+            <w:r>
+              <w:rPr>
+                <w:rFonts w:ascii="Times New Roman" w:hAnsi="Times New Roman" w:cs="Times New Roman"/>
+              </w:rPr>
+              <w:t xml:space="preserve"> from the JSON file and </w:t>
+            </w:r>
+            <w:r>
+              <w:rPr>
+                <w:rFonts w:ascii="Times New Roman" w:hAnsi="Times New Roman" w:cs="Times New Roman"/>
+              </w:rPr>
+              <w:t>displays them in a ranked list</w:t>
+            </w:r>
+            <w:r>
+              <w:rPr>
+                <w:rFonts w:ascii="Times New Roman" w:hAnsi="Times New Roman" w:cs="Times New Roman"/>
+              </w:rPr>
+              <w:t>.</w:t>
+            </w:r>
+          </w:p>
+        </w:tc>
+      </w:tr>
+      <w:tr>
+        <w:tc>
+          <w:tcPr>
+            <w:tcW w:w="787" w:type="dxa"/>
+          </w:tcPr>
+          <w:p>
+            <w:pPr>
+              <w:rPr>
+                <w:rFonts w:ascii="Times New Roman" w:hAnsi="Times New Roman" w:cs="Times New Roman"/>
+              </w:rPr>
+            </w:pPr>
+            <w:r>
+              <w:rPr>
+                <w:rFonts w:ascii="Times New Roman" w:hAnsi="Times New Roman" w:cs="Times New Roman"/>
+              </w:rPr>
+              <w:t>UC-9</w:t>
+            </w:r>
+          </w:p>
+        </w:tc>
+        <w:tc>
+          <w:tcPr>
+            <w:tcW w:w="1765" w:type="dxa"/>
+          </w:tcPr>
+          <w:p>
+            <w:pPr>
+              <w:rPr>
+                <w:rFonts w:ascii="Times New Roman" w:hAnsi="Times New Roman" w:cs="Times New Roman"/>
+              </w:rPr>
+            </w:pPr>
+            <w:r>
+              <w:rPr>
+                <w:rFonts w:ascii="Times New Roman" w:hAnsi="Times New Roman" w:cs="Times New Roman"/>
+              </w:rPr>
+              <w:t xml:space="preserve">View Colour </w:t>
+            </w:r>
+            <w:r>
+              <w:rPr>
+                <w:rFonts w:ascii="Times New Roman" w:hAnsi="Times New Roman" w:cs="Times New Roman"/>
+              </w:rPr>
+              <w:t>Frequency Ranking</w:t>
+            </w:r>
+          </w:p>
+        </w:tc>
+        <w:tc>
+          <w:tcPr>
+            <w:tcW w:w="1661" w:type="dxa"/>
+          </w:tcPr>
+          <w:p>
+            <w:pPr>
+              <w:rPr>
+                <w:rFonts w:ascii="Times New Roman" w:hAnsi="Times New Roman" w:cs="Times New Roman"/>
+              </w:rPr>
+            </w:pPr>
+            <w:r>
+              <w:rPr>
+                <w:rFonts w:ascii="Times New Roman" w:hAnsi="Times New Roman" w:cs="Times New Roman"/>
+              </w:rPr>
+              <w:t xml:space="preserve">The actor is logged in. Brand or overview summary is active. </w:t>
+            </w:r>
+            <w:r>
+              <w:rPr>
+                <w:rFonts w:ascii="Times New Roman" w:hAnsi="Times New Roman" w:cs="Times New Roman"/>
+              </w:rPr>
+              <w:t xml:space="preserve">The </w:t>
+            </w:r>
+            <w:r>
+              <w:rPr>
+                <w:rFonts w:ascii="Times New Roman" w:hAnsi="Times New Roman" w:cs="Times New Roman"/>
+              </w:rPr>
+              <w:t xml:space="preserve">JSON file contains </w:t>
+            </w:r>
+            <w:r>
+              <w:rPr>
+                <w:rFonts w:ascii="Times New Roman" w:hAnsi="Times New Roman" w:cs="Times New Roman"/>
+              </w:rPr>
+              <w:lastRenderedPageBreak/>
+              <w:t>frequency counts</w:t>
+            </w:r>
+          </w:p>
+        </w:tc>
+        <w:tc>
+          <w:tcPr>
+            <w:tcW w:w="1823" w:type="dxa"/>
+          </w:tcPr>
+          <w:p>
+            <w:pPr>
+              <w:rPr>
+                <w:rFonts w:ascii="Times New Roman" w:hAnsi="Times New Roman" w:cs="Times New Roman"/>
+              </w:rPr>
+            </w:pPr>
+            <w:r>
+              <w:rPr>
+                <w:rFonts w:ascii="Times New Roman" w:hAnsi="Times New Roman" w:cs="Times New Roman"/>
+              </w:rPr>
+              <w:lastRenderedPageBreak/>
+              <w:t xml:space="preserve">Displays </w:t>
+            </w:r>
+            <w:r>
+              <w:rPr>
+                <w:rFonts w:ascii="Times New Roman" w:hAnsi="Times New Roman" w:cs="Times New Roman"/>
+              </w:rPr>
+              <w:t>a ranked list of the top 5 dominant fabrics identified</w:t>
+            </w:r>
+          </w:p>
+        </w:tc>
+        <w:tc>
+          <w:tcPr>
+            <w:tcW w:w="1451" w:type="dxa"/>
+          </w:tcPr>
+          <w:p>
+            <w:pPr>
+              <w:rPr>
+                <w:rFonts w:ascii="Times New Roman" w:hAnsi="Times New Roman" w:cs="Times New Roman"/>
+              </w:rPr>
+            </w:pPr>
+            <w:r>
+              <w:rPr>
+                <w:rFonts w:ascii="Times New Roman" w:hAnsi="Times New Roman" w:cs="Times New Roman"/>
+              </w:rPr>
+              <w:t>Student, Buyer, Designer</w:t>
+            </w:r>
+          </w:p>
+        </w:tc>
+        <w:tc>
+          <w:tcPr>
+            <w:tcW w:w="1529" w:type="dxa"/>
+          </w:tcPr>
+          <w:p>
+            <w:pPr>
+              <w:rPr>
+                <w:rFonts w:ascii="Times New Roman" w:hAnsi="Times New Roman" w:cs="Times New Roman"/>
+              </w:rPr>
+            </w:pPr>
+            <w:r>
+              <w:rPr>
+                <w:rFonts w:ascii="Times New Roman" w:hAnsi="Times New Roman" w:cs="Times New Roman"/>
+              </w:rPr>
+              <w:t xml:space="preserve">The system extracts the top 5 colours and percentages from the JSON file and renders them </w:t>
+            </w:r>
+            <w:r>
+              <w:rPr>
+                <w:rFonts w:ascii="Times New Roman" w:hAnsi="Times New Roman" w:cs="Times New Roman"/>
+              </w:rPr>
+              <w:lastRenderedPageBreak/>
+              <w:t>in a ranked list.</w:t>
+            </w:r>
+          </w:p>
+        </w:tc>
+      </w:tr>
+      <w:tr>
+        <w:tc>
+          <w:tcPr>
+            <w:tcW w:w="787" w:type="dxa"/>
+          </w:tcPr>
+          <w:p>
+            <w:pPr>
+              <w:rPr>
+                <w:rFonts w:ascii="Times New Roman" w:hAnsi="Times New Roman" w:cs="Times New Roman"/>
+              </w:rPr>
+            </w:pPr>
+            <w:r>
+              <w:rPr>
+                <w:rFonts w:ascii="Times New Roman" w:hAnsi="Times New Roman" w:cs="Times New Roman"/>
+              </w:rPr>
+              <w:lastRenderedPageBreak/>
+              <w:t>UC-10</w:t>
+            </w:r>
+          </w:p>
+        </w:tc>
+        <w:tc>
+          <w:tcPr>
+            <w:tcW w:w="1765" w:type="dxa"/>
+          </w:tcPr>
+          <w:p>
+            <w:pPr>
+              <w:rPr>
+                <w:rFonts w:ascii="Times New Roman" w:hAnsi="Times New Roman" w:cs="Times New Roman"/>
+              </w:rPr>
+            </w:pPr>
+            <w:r>
+              <w:rPr>
+                <w:rFonts w:ascii="Times New Roman" w:hAnsi="Times New Roman" w:cs="Times New Roman"/>
+              </w:rPr>
+              <w:t>View Designer Research Profile</w:t>
+            </w:r>
+          </w:p>
+        </w:tc>
+        <w:tc>
+          <w:tcPr>
+            <w:tcW w:w="1661" w:type="dxa"/>
+          </w:tcPr>
+          <w:p>
+            <w:pPr>
+              <w:rPr>
+                <w:rFonts w:ascii="Times New Roman" w:hAnsi="Times New Roman" w:cs="Times New Roman"/>
+              </w:rPr>
+            </w:pPr>
+            <w:r>
+              <w:rPr>
+                <w:rFonts w:ascii="Times New Roman" w:hAnsi="Times New Roman" w:cs="Times New Roman"/>
+              </w:rPr>
+              <w:t>The actor is logged in. The designer JSON file exists.</w:t>
+            </w:r>
+          </w:p>
+        </w:tc>
+        <w:tc>
+          <w:tcPr>
+            <w:tcW w:w="1823" w:type="dxa"/>
+          </w:tcPr>
+          <w:p>
+            <w:pPr>
+              <w:rPr>
+                <w:rFonts w:ascii="Times New Roman" w:hAnsi="Times New Roman" w:cs="Times New Roman"/>
+              </w:rPr>
+            </w:pPr>
+            <w:r>
+              <w:rPr>
+                <w:rFonts w:ascii="Times New Roman" w:hAnsi="Times New Roman" w:cs="Times New Roman"/>
+              </w:rPr>
+              <w:t>Displays background information regarding a specific designer.</w:t>
+            </w:r>
+          </w:p>
+        </w:tc>
+        <w:tc>
+          <w:tcPr>
+            <w:tcW w:w="1451" w:type="dxa"/>
+          </w:tcPr>
+          <w:p>
+            <w:pPr>
+              <w:rPr>
+                <w:rFonts w:ascii="Times New Roman" w:hAnsi="Times New Roman" w:cs="Times New Roman"/>
+              </w:rPr>
+            </w:pPr>
+            <w:r>
+              <w:rPr>
+                <w:rFonts w:ascii="Times New Roman" w:hAnsi="Times New Roman" w:cs="Times New Roman"/>
+              </w:rPr>
+              <w:t>Student, Buyer, Designer</w:t>
+            </w:r>
+          </w:p>
+        </w:tc>
+        <w:tc>
+          <w:tcPr>
+            <w:tcW w:w="1529" w:type="dxa"/>
+          </w:tcPr>
+          <w:p>
+            <w:pPr>
+              <w:rPr>
+                <w:rFonts w:ascii="Times New Roman" w:hAnsi="Times New Roman" w:cs="Times New Roman"/>
+              </w:rPr>
+            </w:pPr>
+            <w:r>
+              <w:rPr>
+                <w:rFonts w:ascii="Times New Roman" w:hAnsi="Times New Roman" w:cs="Times New Roman"/>
+              </w:rPr>
+              <w:t>The system retrieves the specific designer’s bio and background data and displays it on the profile view.</w:t>
+            </w:r>
+          </w:p>
+        </w:tc>
+      </w:tr>
+      <w:tr>
+        <w:tc>
+          <w:tcPr>
+            <w:tcW w:w="787" w:type="dxa"/>
+          </w:tcPr>
+          <w:p>
+            <w:pPr>
+              <w:rPr>
+                <w:rFonts w:ascii="Times New Roman" w:hAnsi="Times New Roman" w:cs="Times New Roman"/>
+              </w:rPr>
+            </w:pPr>
+            <w:r>
+              <w:rPr>
+                <w:rFonts w:ascii="Times New Roman" w:hAnsi="Times New Roman" w:cs="Times New Roman"/>
+              </w:rPr>
+              <w:t>UC-11</w:t>
+            </w:r>
+          </w:p>
+        </w:tc>
+        <w:tc>
+          <w:tcPr>
+            <w:tcW w:w="1765" w:type="dxa"/>
+          </w:tcPr>
+          <w:p>
+            <w:pPr>
+              <w:rPr>
+                <w:rFonts w:ascii="Times New Roman" w:hAnsi="Times New Roman" w:cs="Times New Roman"/>
+              </w:rPr>
+            </w:pPr>
+            <w:r>
+              <w:rPr>
+                <w:rFonts w:ascii="Times New Roman" w:hAnsi="Times New Roman" w:cs="Times New Roman"/>
+              </w:rPr>
+              <w:t>View Commercial Insights</w:t>
+            </w:r>
+          </w:p>
+        </w:tc>
+        <w:tc>
+          <w:tcPr>
+            <w:tcW w:w="1661" w:type="dxa"/>
+          </w:tcPr>
+          <w:p>
+            <w:pPr>
+              <w:rPr>
+                <w:rFonts w:ascii="Times New Roman" w:hAnsi="Times New Roman" w:cs="Times New Roman"/>
+              </w:rPr>
+            </w:pPr>
+            <w:r>
+              <w:rPr>
+                <w:rFonts w:ascii="Times New Roman" w:hAnsi="Times New Roman" w:cs="Times New Roman"/>
+              </w:rPr>
+              <w:t xml:space="preserve">The actor is logged in. </w:t>
+            </w:r>
+          </w:p>
+        </w:tc>
+        <w:tc>
+          <w:tcPr>
+            <w:tcW w:w="1823" w:type="dxa"/>
+          </w:tcPr>
+          <w:p>
+            <w:pPr>
+              <w:rPr>
+                <w:rFonts w:ascii="Times New Roman" w:hAnsi="Times New Roman" w:cs="Times New Roman"/>
+              </w:rPr>
+            </w:pPr>
+            <w:r>
+              <w:rPr>
+                <w:rFonts w:ascii="Times New Roman" w:hAnsi="Times New Roman" w:cs="Times New Roman"/>
+              </w:rPr>
+              <w:t>Provides actionable business intelligence and market trend predictions from the runway data</w:t>
+            </w:r>
+          </w:p>
+        </w:tc>
+        <w:tc>
+          <w:tcPr>
+            <w:tcW w:w="1451" w:type="dxa"/>
+          </w:tcPr>
+          <w:p>
+            <w:pPr>
+              <w:rPr>
+                <w:rFonts w:ascii="Times New Roman" w:hAnsi="Times New Roman" w:cs="Times New Roman"/>
+              </w:rPr>
+            </w:pPr>
+            <w:r>
+              <w:rPr>
+                <w:rFonts w:ascii="Times New Roman" w:hAnsi="Times New Roman" w:cs="Times New Roman"/>
+              </w:rPr>
+              <w:t>Buyer</w:t>
+            </w:r>
+          </w:p>
+        </w:tc>
+        <w:tc>
+          <w:tcPr>
+            <w:tcW w:w="1529" w:type="dxa"/>
+          </w:tcPr>
+          <w:p>
+            <w:pPr>
+              <w:rPr>
+                <w:rFonts w:ascii="Times New Roman" w:hAnsi="Times New Roman" w:cs="Times New Roman"/>
+              </w:rPr>
+            </w:pPr>
+            <w:r>
+              <w:rPr>
+                <w:rFonts w:ascii="Times New Roman" w:hAnsi="Times New Roman" w:cs="Times New Roman"/>
+              </w:rPr>
+              <w:t>The system displays actionable business insight.</w:t>
+            </w:r>
+          </w:p>
+        </w:tc>
+      </w:tr>
+      <w:tr>
+        <w:tc>
+          <w:tcPr>
+            <w:tcW w:w="787" w:type="dxa"/>
+          </w:tcPr>
+          <w:p>
+            <w:pPr>
+              <w:rPr>
+                <w:rFonts w:ascii="Times New Roman" w:hAnsi="Times New Roman" w:cs="Times New Roman"/>
+              </w:rPr>
+            </w:pPr>
+            <w:r>
+              <w:rPr>
+                <w:rFonts w:ascii="Times New Roman" w:hAnsi="Times New Roman" w:cs="Times New Roman"/>
+              </w:rPr>
+              <w:t>UC-12</w:t>
+            </w:r>
+          </w:p>
+        </w:tc>
+        <w:tc>
+          <w:tcPr>
+            <w:tcW w:w="1765" w:type="dxa"/>
+          </w:tcPr>
+          <w:p>
+            <w:pPr>
+              <w:rPr>
+                <w:rFonts w:ascii="Times New Roman" w:hAnsi="Times New Roman" w:cs="Times New Roman"/>
+              </w:rPr>
+            </w:pPr>
+            <w:r>
+              <w:rPr>
+                <w:rFonts w:ascii="Times New Roman" w:hAnsi="Times New Roman" w:cs="Times New Roman"/>
+              </w:rPr>
+              <w:t>Export Collection Insight Report</w:t>
+            </w:r>
+          </w:p>
+        </w:tc>
+        <w:tc>
+          <w:tcPr>
+            <w:tcW w:w="1661" w:type="dxa"/>
+          </w:tcPr>
+          <w:p>
+            <w:pPr>
+              <w:rPr>
+                <w:rFonts w:ascii="Times New Roman" w:hAnsi="Times New Roman" w:cs="Times New Roman"/>
+              </w:rPr>
+            </w:pPr>
+            <w:r>
+              <w:rPr>
+                <w:rFonts w:ascii="Times New Roman" w:hAnsi="Times New Roman" w:cs="Times New Roman"/>
+              </w:rPr>
+              <w:t xml:space="preserve">The actor is logged in. The specific brand report is displayed in the dashboard. </w:t>
+            </w:r>
+          </w:p>
+        </w:tc>
+        <w:tc>
+          <w:tcPr>
+            <w:tcW w:w="1823" w:type="dxa"/>
+          </w:tcPr>
+          <w:p>
+            <w:pPr>
+              <w:rPr>
+                <w:rFonts w:ascii="Times New Roman" w:hAnsi="Times New Roman" w:cs="Times New Roman"/>
+              </w:rPr>
+            </w:pPr>
+            <w:r>
+              <w:rPr>
+                <w:rFonts w:ascii="Times New Roman" w:hAnsi="Times New Roman" w:cs="Times New Roman"/>
+              </w:rPr>
+              <w:t>Allows the user to download the generated analytics report for offline use or presentations.</w:t>
+            </w:r>
+          </w:p>
+        </w:tc>
+        <w:tc>
+          <w:tcPr>
+            <w:tcW w:w="1451" w:type="dxa"/>
+          </w:tcPr>
+          <w:p>
+            <w:pPr>
+              <w:rPr>
+                <w:rFonts w:ascii="Times New Roman" w:hAnsi="Times New Roman" w:cs="Times New Roman"/>
+              </w:rPr>
+            </w:pPr>
+            <w:r>
+              <w:rPr>
+                <w:rFonts w:ascii="Times New Roman" w:hAnsi="Times New Roman" w:cs="Times New Roman"/>
+              </w:rPr>
+              <w:t>Student, Buyer, Designer</w:t>
+            </w:r>
+          </w:p>
+        </w:tc>
+        <w:tc>
+          <w:tcPr>
+            <w:tcW w:w="1529" w:type="dxa"/>
+          </w:tcPr>
+          <w:p>
+            <w:pPr>
+              <w:rPr>
+                <w:rFonts w:ascii="Times New Roman" w:hAnsi="Times New Roman" w:cs="Times New Roman"/>
+              </w:rPr>
+            </w:pPr>
+            <w:r>
+              <w:rPr>
+                <w:rFonts w:ascii="Times New Roman" w:hAnsi="Times New Roman" w:cs="Times New Roman"/>
+              </w:rPr>
+              <w:t>The system compiles the data currently in the dashboard view into a PDF file for the user to download.</w:t>
+            </w:r>
+          </w:p>
+        </w:tc>
+      </w:tr>
+      <w:tr>
+        <w:tc>
+          <w:tcPr>
+            <w:tcW w:w="787" w:type="dxa"/>
+          </w:tcPr>
+          <w:p>
+            <w:pPr>
+              <w:rPr>
+                <w:rFonts w:ascii="Times New Roman" w:hAnsi="Times New Roman" w:cs="Times New Roman"/>
+              </w:rPr>
+            </w:pPr>
+            <w:r>
+              <w:rPr>
+                <w:rFonts w:ascii="Times New Roman" w:hAnsi="Times New Roman" w:cs="Times New Roman"/>
+              </w:rPr>
+              <w:t>UC-13</w:t>
+            </w:r>
+          </w:p>
+        </w:tc>
+        <w:tc>
+          <w:tcPr>
+            <w:tcW w:w="1765" w:type="dxa"/>
+          </w:tcPr>
+          <w:p>
+            <w:pPr>
+              <w:rPr>
+                <w:rFonts w:ascii="Times New Roman" w:hAnsi="Times New Roman" w:cs="Times New Roman"/>
+              </w:rPr>
+            </w:pPr>
+            <w:r>
+              <w:rPr>
+                <w:rFonts w:ascii="Times New Roman" w:hAnsi="Times New Roman" w:cs="Times New Roman"/>
+              </w:rPr>
+              <w:t>View Fabric-to-Colour Compatibility</w:t>
+            </w:r>
+          </w:p>
+        </w:tc>
+        <w:tc>
+          <w:tcPr>
+            <w:tcW w:w="1661" w:type="dxa"/>
+          </w:tcPr>
+          <w:p>
+            <w:pPr>
+              <w:rPr>
+                <w:rFonts w:ascii="Times New Roman" w:hAnsi="Times New Roman" w:cs="Times New Roman"/>
+              </w:rPr>
+            </w:pPr>
+            <w:r>
+              <w:rPr>
+                <w:rFonts w:ascii="Times New Roman" w:hAnsi="Times New Roman" w:cs="Times New Roman"/>
+              </w:rPr>
+              <w:t xml:space="preserve">The actor is logged in. The actor has a ‘Designer’ role. </w:t>
+            </w:r>
+          </w:p>
+        </w:tc>
+        <w:tc>
+          <w:tcPr>
+            <w:tcW w:w="1823" w:type="dxa"/>
+          </w:tcPr>
+          <w:p>
+            <w:pPr>
+              <w:rPr>
+                <w:rFonts w:ascii="Times New Roman" w:hAnsi="Times New Roman" w:cs="Times New Roman"/>
+              </w:rPr>
+            </w:pPr>
+            <w:r>
+              <w:rPr>
+                <w:rFonts w:ascii="Times New Roman" w:hAnsi="Times New Roman" w:cs="Times New Roman"/>
+              </w:rPr>
+              <w:t>Provides advanced insights into how specific runway fabrics are paired with specific colour sentiments.</w:t>
+            </w:r>
+          </w:p>
+        </w:tc>
+        <w:tc>
+          <w:tcPr>
+            <w:tcW w:w="1451" w:type="dxa"/>
+          </w:tcPr>
+          <w:p>
+            <w:pPr>
+              <w:rPr>
+                <w:rFonts w:ascii="Times New Roman" w:hAnsi="Times New Roman" w:cs="Times New Roman"/>
+              </w:rPr>
+            </w:pPr>
+            <w:r>
+              <w:rPr>
+                <w:rFonts w:ascii="Times New Roman" w:hAnsi="Times New Roman" w:cs="Times New Roman"/>
+              </w:rPr>
+              <w:t>Designer</w:t>
+            </w:r>
+          </w:p>
+        </w:tc>
+        <w:tc>
+          <w:tcPr>
+            <w:tcW w:w="1529" w:type="dxa"/>
+          </w:tcPr>
+          <w:p>
+            <w:pPr>
+              <w:rPr>
+                <w:rFonts w:ascii="Times New Roman" w:hAnsi="Times New Roman" w:cs="Times New Roman"/>
+              </w:rPr>
+            </w:pPr>
+            <w:r>
+              <w:rPr>
+                <w:rFonts w:ascii="Times New Roman" w:hAnsi="Times New Roman" w:cs="Times New Roman"/>
+              </w:rPr>
+              <w:t>The system displays a compatibility matrix showing which fabrics were most frequently paired with specific colour sentiments.</w:t>
             </w:r>
           </w:p>
         </w:tc>
@@ -2103,10 +4236,46 @@
           <w:rFonts w:ascii="Times New Roman" w:hAnsi="Times New Roman" w:cs="Times New Roman"/>
         </w:rPr>
       </w:pPr>
-      <w:r>
-        <w:rPr>
-          <w:rFonts w:ascii="Times New Roman" w:hAnsi="Times New Roman" w:cs="Times New Roman"/>
-        </w:rPr>
+    </w:p>
+    <w:p>
+      <w:pPr>
+        <w:rPr>
+          <w:rFonts w:ascii="Times New Roman" w:hAnsi="Times New Roman" w:cs="Times New Roman"/>
+        </w:rPr>
+      </w:pPr>
+    </w:p>
+    <w:p>
+      <w:pPr>
+        <w:rPr>
+          <w:rFonts w:ascii="Times New Roman" w:hAnsi="Times New Roman" w:cs="Times New Roman"/>
+        </w:rPr>
+      </w:pPr>
+    </w:p>
+    <w:p>
+      <w:pPr>
+        <w:rPr>
+          <w:rFonts w:ascii="Times New Roman" w:hAnsi="Times New Roman" w:cs="Times New Roman"/>
+        </w:rPr>
+      </w:pPr>
+    </w:p>
+    <w:p>
+      <w:pPr>
+        <w:rPr>
+          <w:rFonts w:ascii="Times New Roman" w:hAnsi="Times New Roman" w:cs="Times New Roman"/>
+        </w:rPr>
+      </w:pPr>
+    </w:p>
+    <w:p>
+      <w:pPr>
+        <w:rPr>
+          <w:rFonts w:ascii="Times New Roman" w:hAnsi="Times New Roman" w:cs="Times New Roman"/>
+        </w:rPr>
+      </w:pPr>
+      <w:r>
+        <w:rPr>
+          <w:rFonts w:ascii="Times New Roman" w:hAnsi="Times New Roman" w:cs="Times New Roman"/>
+        </w:rPr>
+        <w:lastRenderedPageBreak/>
         <w:t>3</w:t>
       </w:r>
       <w:r>
@@ -2185,12 +4354,63 @@
       </w:pPr>
       <w:r>
         <w:rPr>
+          <w:rFonts w:ascii="Times New Roman" w:hAnsi="Times New Roman" w:cs="Times New Roman"/>
+        </w:rPr>
+        <w:t xml:space="preserve">The architecture </w:t>
+      </w:r>
+      <w:r>
+        <w:rPr>
+          <w:rFonts w:ascii="Times New Roman" w:hAnsi="Times New Roman" w:cs="Times New Roman"/>
+        </w:rPr>
+        <w:t>of House of Lasgidi (</w:t>
+      </w:r>
+      <w:proofErr w:type="spellStart"/>
+      <w:r>
+        <w:rPr>
+          <w:rFonts w:ascii="Times New Roman" w:hAnsi="Times New Roman" w:cs="Times New Roman"/>
+        </w:rPr>
+        <w:t>HoL</w:t>
+      </w:r>
+      <w:proofErr w:type="spellEnd"/>
+      <w:r>
+        <w:rPr>
+          <w:rFonts w:ascii="Times New Roman" w:hAnsi="Times New Roman" w:cs="Times New Roman"/>
+        </w:rPr>
+        <w:t xml:space="preserve">) follows a structured pipeline-oriented design. This system is divided into five distinct layers: the Data Acquisition Layer, the Data Pre-Processing Layer, the Feature Extraction Layer (colour analysis engine &amp; fabric analysis engine), the Machine Learning &amp; Classification Layer, and the Full-Stack Delivery Layer. </w:t>
+      </w:r>
+      <w:r>
+        <w:rPr>
+          <w:rFonts w:ascii="Times New Roman" w:hAnsi="Times New Roman" w:cs="Times New Roman"/>
+        </w:rPr>
+        <w:t>The</w:t>
+      </w:r>
+      <w:r>
+        <w:rPr>
+          <w:rFonts w:ascii="Times New Roman" w:hAnsi="Times New Roman" w:cs="Times New Roman"/>
+        </w:rPr>
+        <w:t xml:space="preserve"> architecture below is suitable for this system because it allows the image processing to stay separate and not interfere with the responsiveness of the user dashboard. This also allows for the overall system to be easily understood at each layer of the system.</w:t>
+      </w:r>
+      <w:r>
+        <w:rPr>
+          <w:rFonts w:ascii="Times New Roman" w:hAnsi="Times New Roman" w:cs="Times New Roman"/>
+        </w:rPr>
+        <w:t xml:space="preserve"> The details of this structure and the role of each of these layers will be discussed in more detail.</w:t>
+      </w:r>
+    </w:p>
+    <w:p>
+      <w:pPr>
+        <w:keepNext/>
+        <w:jc w:val="center"/>
+      </w:pPr>
+      <w:r>
+        <w:rPr>
+          <w:rFonts w:ascii="Times New Roman" w:hAnsi="Times New Roman" w:cs="Times New Roman"/>
           <w:noProof/>
         </w:rPr>
         <w:drawing>
-          <wp:inline distT="0" distB="0" distL="0" distR="0" wp14:anchorId="61CBE32B" wp14:editId="5317FF59">
-            <wp:extent cx="5731510" cy="3338298"/>
-            <wp:effectExtent l="0" t="0" r="2540" b="0"/>
+          <wp:inline distT="0" distB="0" distL="0" distR="0" wp14:anchorId="61CBE32B" wp14:editId="584BE8E3">
+            <wp:extent cx="4403035" cy="5735224"/>
+            <wp:effectExtent l="0" t="0" r="0" b="0"/>
             <wp:docPr id="470076787" name="Picture 5"/>
             <wp:cNvGraphicFramePr>
               <a:graphicFrameLocks xmlns:a="http://schemas.openxmlformats.org/drawingml/2006/main" noChangeAspect="1"/>
@@ -2199,7 +4419,7 @@
               <a:graphicData uri="http://schemas.openxmlformats.org/drawingml/2006/picture">
                 <pic:pic xmlns:pic="http://schemas.openxmlformats.org/drawingml/2006/picture">
                   <pic:nvPicPr>
-                    <pic:cNvPr id="519125294" name="Picture 519125294"/>
+                    <pic:cNvPr id="470076787" name="Picture 5"/>
                     <pic:cNvPicPr/>
                   </pic:nvPicPr>
                   <pic:blipFill>
@@ -2217,7 +4437,7 @@
                   <pic:spPr>
                     <a:xfrm>
                       <a:off x="0" y="0"/>
-                      <a:ext cx="5731510" cy="3338298"/>
+                      <a:ext cx="4431201" cy="5771912"/>
                     </a:xfrm>
                     <a:prstGeom prst="rect">
                       <a:avLst/>
@@ -2232,93 +4452,1603 @@
     </w:p>
     <w:p>
       <w:pPr>
-        <w:rPr>
-          <w:rFonts w:ascii="Times New Roman" w:hAnsi="Times New Roman" w:cs="Times New Roman"/>
-        </w:rPr>
-      </w:pPr>
-      <w:r>
-        <w:rPr>
-          <w:rFonts w:ascii="Times New Roman" w:hAnsi="Times New Roman" w:cs="Times New Roman"/>
-        </w:rPr>
-        <w:t xml:space="preserve">3.4.2 Data Flow Diagram </w:t>
-      </w:r>
-    </w:p>
-    <w:p>
-      <w:r>
+        <w:pStyle w:val="Caption"/>
+        <w:jc w:val="center"/>
+        <w:rPr>
+          <w:rFonts w:ascii="Times New Roman" w:hAnsi="Times New Roman" w:cs="Times New Roman"/>
+          <w:sz w:val="24"/>
+          <w:szCs w:val="24"/>
+        </w:rPr>
+      </w:pPr>
+      <w:r>
+        <w:t xml:space="preserve">Figure </w:t>
+      </w:r>
+      <w:r>
+        <w:fldChar w:fldCharType="begin"/>
+      </w:r>
+      <w:r>
+        <w:instrText xml:space="preserve"> SEQ Figure \* ARABIC </w:instrText>
+      </w:r>
+      <w:r>
+        <w:fldChar w:fldCharType="separate"/>
+      </w:r>
+      <w:r>
+        <w:rPr>
+          <w:noProof/>
+        </w:rPr>
+        <w:t>2</w:t>
+      </w:r>
+      <w:r>
+        <w:fldChar w:fldCharType="end"/>
+      </w:r>
+      <w:r>
+        <w:t>: House of Lasgidi (</w:t>
+      </w:r>
+      <w:proofErr w:type="spellStart"/>
+      <w:r>
+        <w:t>HoL</w:t>
+      </w:r>
+      <w:proofErr w:type="spellEnd"/>
+      <w:r>
+        <w:t>) Overall Architecture Diagram</w:t>
+      </w:r>
+    </w:p>
+    <w:p>
+      <w:pPr>
+        <w:rPr>
+          <w:rFonts w:ascii="Times New Roman" w:hAnsi="Times New Roman" w:cs="Times New Roman"/>
+        </w:rPr>
+      </w:pPr>
+    </w:p>
+    <w:p>
+      <w:pPr>
+        <w:rPr>
+          <w:rFonts w:ascii="Times New Roman" w:hAnsi="Times New Roman" w:cs="Times New Roman"/>
+        </w:rPr>
+      </w:pPr>
+      <w:r>
+        <w:rPr>
+          <w:rFonts w:ascii="Times New Roman" w:hAnsi="Times New Roman" w:cs="Times New Roman"/>
+        </w:rPr>
+        <w:lastRenderedPageBreak/>
         <w:t>3.</w:t>
       </w:r>
       <w:r>
+        <w:rPr>
+          <w:rFonts w:ascii="Times New Roman" w:hAnsi="Times New Roman" w:cs="Times New Roman"/>
+        </w:rPr>
         <w:t>5</w:t>
       </w:r>
       <w:r>
+        <w:rPr>
+          <w:rFonts w:ascii="Times New Roman" w:hAnsi="Times New Roman" w:cs="Times New Roman"/>
+        </w:rPr>
         <w:t xml:space="preserve"> Module </w:t>
       </w:r>
       <w:r>
+        <w:rPr>
+          <w:rFonts w:ascii="Times New Roman" w:hAnsi="Times New Roman" w:cs="Times New Roman"/>
+        </w:rPr>
         <w:t>Decomposition</w:t>
       </w:r>
     </w:p>
     <w:p>
-      <w:r>
+      <w:pPr>
+        <w:rPr>
+          <w:rFonts w:ascii="Times New Roman" w:hAnsi="Times New Roman" w:cs="Times New Roman"/>
+        </w:rPr>
+      </w:pPr>
+      <w:r>
+        <w:rPr>
+          <w:rFonts w:ascii="Times New Roman" w:hAnsi="Times New Roman" w:cs="Times New Roman"/>
+        </w:rPr>
+        <w:t>3.5.1 Data Acquisition &amp; Image Pre-Processing Module</w:t>
+      </w:r>
+    </w:p>
+    <w:p>
+      <w:pPr>
+        <w:keepNext/>
+      </w:pPr>
+      <w:r>
+        <w:rPr>
+          <w:rFonts w:ascii="Times New Roman" w:hAnsi="Times New Roman" w:cs="Times New Roman"/>
+          <w:noProof/>
+        </w:rPr>
+        <w:drawing>
+          <wp:inline distT="0" distB="0" distL="0" distR="0" wp14:anchorId="38015FD5" wp14:editId="20D271C6">
+            <wp:extent cx="5729191" cy="1212351"/>
+            <wp:effectExtent l="0" t="0" r="0" b="6985"/>
+            <wp:docPr id="1367254122" name="Picture 2"/>
+            <wp:cNvGraphicFramePr>
+              <a:graphicFrameLocks xmlns:a="http://schemas.openxmlformats.org/drawingml/2006/main" noChangeAspect="1"/>
+            </wp:cNvGraphicFramePr>
+            <a:graphic xmlns:a="http://schemas.openxmlformats.org/drawingml/2006/main">
+              <a:graphicData uri="http://schemas.openxmlformats.org/drawingml/2006/picture">
+                <pic:pic xmlns:pic="http://schemas.openxmlformats.org/drawingml/2006/picture">
+                  <pic:nvPicPr>
+                    <pic:cNvPr id="1367254122" name="Picture 1367254122"/>
+                    <pic:cNvPicPr/>
+                  </pic:nvPicPr>
+                  <pic:blipFill rotWithShape="1">
+                    <a:blip r:embed="rId11">
+                      <a:extLst>
+                        <a:ext uri="{28A0092B-C50C-407E-A947-70E740481C1C}">
+                          <a14:useLocalDpi xmlns:a14="http://schemas.microsoft.com/office/drawing/2010/main" val="0"/>
+                        </a:ext>
+                      </a:extLst>
+                    </a:blip>
+                    <a:srcRect b="82428"/>
+                    <a:stretch>
+                      <a:fillRect/>
+                    </a:stretch>
+                  </pic:blipFill>
+                  <pic:spPr bwMode="auto">
+                    <a:xfrm>
+                      <a:off x="0" y="0"/>
+                      <a:ext cx="5731510" cy="1212842"/>
+                    </a:xfrm>
+                    <a:prstGeom prst="rect">
+                      <a:avLst/>
+                    </a:prstGeom>
+                    <a:ln>
+                      <a:noFill/>
+                    </a:ln>
+                    <a:extLst>
+                      <a:ext uri="{53640926-AAD7-44D8-BBD7-CCE9431645EC}">
+                        <a14:shadowObscured xmlns:a14="http://schemas.microsoft.com/office/drawing/2010/main"/>
+                      </a:ext>
+                    </a:extLst>
+                  </pic:spPr>
+                </pic:pic>
+              </a:graphicData>
+            </a:graphic>
+          </wp:inline>
+        </w:drawing>
+      </w:r>
+    </w:p>
+    <w:p>
+      <w:pPr>
+        <w:pStyle w:val="Caption"/>
+        <w:jc w:val="center"/>
+        <w:rPr>
+          <w:rFonts w:ascii="Times New Roman" w:hAnsi="Times New Roman" w:cs="Times New Roman"/>
+        </w:rPr>
+      </w:pPr>
+      <w:r>
+        <w:t xml:space="preserve">Figure </w:t>
+      </w:r>
+      <w:r>
+        <w:fldChar w:fldCharType="begin"/>
+      </w:r>
+      <w:r>
+        <w:instrText xml:space="preserve"> SEQ Figure \* ARABIC </w:instrText>
+      </w:r>
+      <w:r>
+        <w:fldChar w:fldCharType="separate"/>
+      </w:r>
+      <w:r>
+        <w:rPr>
+          <w:noProof/>
+        </w:rPr>
+        <w:t>3</w:t>
+      </w:r>
+      <w:r>
+        <w:fldChar w:fldCharType="end"/>
+      </w:r>
+      <w:r>
+        <w:t>: DATA ACQUISITION &amp; PRE-PROCESSING MODULES ARCHITECTURE</w:t>
+      </w:r>
+    </w:p>
+    <w:p>
+      <w:pPr>
+        <w:rPr>
+          <w:rFonts w:ascii="Times New Roman" w:hAnsi="Times New Roman" w:cs="Times New Roman"/>
+        </w:rPr>
+      </w:pPr>
+      <w:r>
+        <w:rPr>
+          <w:rFonts w:ascii="Times New Roman" w:hAnsi="Times New Roman" w:cs="Times New Roman"/>
+        </w:rPr>
+        <w:t>This module is responsible for carrying out web scraping, data cleaning, and image pre-processing on the cleaned dataset. Beginning with web scraping</w:t>
+      </w:r>
+      <w:r>
+        <w:rPr>
+          <w:rFonts w:ascii="Times New Roman" w:hAnsi="Times New Roman" w:cs="Times New Roman"/>
+        </w:rPr>
+        <w:t>, the use of Selenium to scrape and download the runway images from fashion blogs (</w:t>
+      </w:r>
+      <w:proofErr w:type="spellStart"/>
+      <w:r>
+        <w:rPr>
+          <w:rFonts w:ascii="Times New Roman" w:hAnsi="Times New Roman" w:cs="Times New Roman"/>
+        </w:rPr>
+        <w:t>BellaNiaja</w:t>
+      </w:r>
+      <w:proofErr w:type="spellEnd"/>
+      <w:r>
+        <w:rPr>
+          <w:rFonts w:ascii="Times New Roman" w:hAnsi="Times New Roman" w:cs="Times New Roman"/>
+        </w:rPr>
+        <w:t xml:space="preserve"> &amp; Lagos Fashion Week). </w:t>
+      </w:r>
+      <w:r>
+        <w:rPr>
+          <w:rFonts w:ascii="Times New Roman" w:hAnsi="Times New Roman" w:cs="Times New Roman"/>
+        </w:rPr>
+        <w:t>In regards to data cleaning,</w:t>
+      </w:r>
+      <w:r>
+        <w:rPr>
+          <w:rFonts w:ascii="Times New Roman" w:hAnsi="Times New Roman" w:cs="Times New Roman"/>
+        </w:rPr>
+        <w:t xml:space="preserve"> the majority of the dataset was acquired using Selenium</w:t>
+      </w:r>
+      <w:r>
+        <w:rPr>
+          <w:rFonts w:ascii="Times New Roman" w:hAnsi="Times New Roman" w:cs="Times New Roman"/>
+        </w:rPr>
+        <w:t>. The</w:t>
+      </w:r>
+      <w:r>
+        <w:rPr>
+          <w:rFonts w:ascii="Times New Roman" w:hAnsi="Times New Roman" w:cs="Times New Roman"/>
+        </w:rPr>
+        <w:t xml:space="preserve"> system encountered structural inconsistencies on the official Lagos Fashion Week domain</w:t>
+      </w:r>
+      <w:r>
+        <w:rPr>
+          <w:rFonts w:ascii="Times New Roman" w:hAnsi="Times New Roman" w:cs="Times New Roman"/>
+        </w:rPr>
+        <w:t xml:space="preserve"> that bypassed automated logic</w:t>
+      </w:r>
+      <w:r>
+        <w:rPr>
+          <w:rFonts w:ascii="Times New Roman" w:hAnsi="Times New Roman" w:cs="Times New Roman"/>
+        </w:rPr>
+        <w:t>,</w:t>
+      </w:r>
+      <w:r>
+        <w:rPr>
+          <w:rFonts w:ascii="Times New Roman" w:hAnsi="Times New Roman" w:cs="Times New Roman"/>
+        </w:rPr>
+        <w:t xml:space="preserve"> as the website is a dynamic page</w:t>
+      </w:r>
+      <w:r>
+        <w:rPr>
+          <w:rFonts w:ascii="Times New Roman" w:hAnsi="Times New Roman" w:cs="Times New Roman"/>
+        </w:rPr>
+        <w:t>.</w:t>
+      </w:r>
+      <w:r>
+        <w:rPr>
+          <w:rFonts w:ascii="Times New Roman" w:hAnsi="Times New Roman" w:cs="Times New Roman"/>
+        </w:rPr>
+        <w:t xml:space="preserve"> Traditional scrapers that only use low-level HTTP requests may fail because they cannot access dynamic material created by client-side scripts. If a scraper cannot execute these scripts, it only </w:t>
+      </w:r>
+      <w:proofErr w:type="spellStart"/>
+      <w:r>
+        <w:rPr>
+          <w:rFonts w:ascii="Times New Roman" w:hAnsi="Times New Roman" w:cs="Times New Roman"/>
+        </w:rPr>
+        <w:t>sees</w:t>
+      </w:r>
+      <w:proofErr w:type="spellEnd"/>
+      <w:r>
+        <w:rPr>
+          <w:rFonts w:ascii="Times New Roman" w:hAnsi="Times New Roman" w:cs="Times New Roman"/>
+        </w:rPr>
+        <w:t xml:space="preserve"> the skeleton of the page rather than the actual data (</w:t>
+      </w:r>
+      <w:proofErr w:type="spellStart"/>
+      <w:r>
+        <w:rPr>
+          <w:rFonts w:ascii="Times New Roman" w:hAnsi="Times New Roman" w:cs="Times New Roman"/>
+        </w:rPr>
+        <w:t>Khder</w:t>
+      </w:r>
+      <w:proofErr w:type="spellEnd"/>
+      <w:r>
+        <w:rPr>
+          <w:rFonts w:ascii="Times New Roman" w:hAnsi="Times New Roman" w:cs="Times New Roman"/>
+        </w:rPr>
+        <w:t xml:space="preserve"> 148-149)</w:t>
+      </w:r>
+      <w:r>
+        <w:rPr>
+          <w:rFonts w:ascii="Times New Roman" w:hAnsi="Times New Roman" w:cs="Times New Roman"/>
+        </w:rPr>
+        <w:t>.</w:t>
+      </w:r>
+      <w:r>
+        <w:rPr>
+          <w:rFonts w:ascii="Times New Roman" w:hAnsi="Times New Roman" w:cs="Times New Roman"/>
+        </w:rPr>
+        <w:t xml:space="preserve"> To ensure a </w:t>
+      </w:r>
+      <w:r>
+        <w:rPr>
+          <w:rFonts w:ascii="Times New Roman" w:hAnsi="Times New Roman" w:cs="Times New Roman"/>
+        </w:rPr>
+        <w:t>complete</w:t>
+      </w:r>
+      <w:r>
+        <w:rPr>
+          <w:rFonts w:ascii="Times New Roman" w:hAnsi="Times New Roman" w:cs="Times New Roman"/>
+        </w:rPr>
+        <w:t xml:space="preserve"> dataset for the F/W 2025 showcase, a hybrid approach was adopted, where the automated scraping was replaced by manual data retrieval for </w:t>
+      </w:r>
+      <w:r>
+        <w:rPr>
+          <w:rFonts w:ascii="Times New Roman" w:hAnsi="Times New Roman" w:cs="Times New Roman"/>
+        </w:rPr>
+        <w:t>three specific brands.</w:t>
+      </w:r>
+      <w:r>
+        <w:rPr>
+          <w:rFonts w:ascii="Times New Roman" w:hAnsi="Times New Roman" w:cs="Times New Roman"/>
+        </w:rPr>
+        <w:t xml:space="preserve"> </w:t>
+      </w:r>
+      <w:r>
+        <w:rPr>
+          <w:rFonts w:ascii="Times New Roman" w:hAnsi="Times New Roman" w:cs="Times New Roman"/>
+        </w:rPr>
+        <w:t xml:space="preserve">To maintain the integrity of the sentiment analysis, the raw scraped data underwent </w:t>
+      </w:r>
+      <w:r>
+        <w:rPr>
+          <w:rFonts w:ascii="Times New Roman" w:hAnsi="Times New Roman" w:cs="Times New Roman"/>
+        </w:rPr>
+        <w:t xml:space="preserve">manual cleaning. </w:t>
+      </w:r>
+      <w:r>
+        <w:rPr>
+          <w:rFonts w:ascii="Times New Roman" w:hAnsi="Times New Roman" w:cs="Times New Roman"/>
+        </w:rPr>
+        <w:t xml:space="preserve">Manually discarding irrelevant data is a valid scientific procedure because manual cleaning provides a high accuracy rate that prevents unpredictable consequences associated with the GIGO (Garbage in, garbage out) principle (Wang and Wang 5, 10,55). This intervention ensures a cleaned sequence and can improve the accuracy of model classification (Wang and Wang 60). </w:t>
+      </w:r>
+      <w:r>
+        <w:rPr>
+          <w:rFonts w:ascii="Times New Roman" w:hAnsi="Times New Roman" w:cs="Times New Roman"/>
+        </w:rPr>
+        <w:t>Irrelevant images, such as brand logos, group shots, and ads, were manually pruned, as they are seen as noise and can introduce outliers into K-Means clustering and GLCM calculations.</w:t>
+      </w:r>
+      <w:r>
+        <w:rPr>
+          <w:rFonts w:ascii="Times New Roman" w:hAnsi="Times New Roman" w:cs="Times New Roman"/>
+        </w:rPr>
+        <w:t xml:space="preserve"> </w:t>
+      </w:r>
+      <w:r>
+        <w:rPr>
+          <w:rFonts w:ascii="Times New Roman" w:hAnsi="Times New Roman" w:cs="Times New Roman"/>
+        </w:rPr>
+        <w:t xml:space="preserve"> </w:t>
+      </w:r>
+      <w:r>
+        <w:rPr>
+          <w:rFonts w:ascii="Times New Roman" w:hAnsi="Times New Roman" w:cs="Times New Roman"/>
+        </w:rPr>
+        <w:t xml:space="preserve">In the Data Pre-Processing module, </w:t>
+      </w:r>
+      <w:r>
+        <w:rPr>
+          <w:rFonts w:ascii="Times New Roman" w:hAnsi="Times New Roman" w:cs="Times New Roman"/>
+        </w:rPr>
+        <w:t>all the images were normalized to a fixed resolution of 512x512 to ensure consistent input dimensions for the neural networks. The images were then converted to RGB (Red-Blue-Green) colour space to</w:t>
+      </w:r>
+      <w:r>
+        <w:rPr>
+          <w:rFonts w:ascii="Times New Roman" w:hAnsi="Times New Roman" w:cs="Times New Roman"/>
+        </w:rPr>
+        <w:t xml:space="preserve"> prevent errors in imaging (Inoue and Yagi, 2020). Finally, the images were converted into normalized floating-point tensors, following the mean and standard deviation of the ImageNet dataset, so the images could be used for the DeepLabV3+ and </w:t>
+      </w:r>
+      <w:proofErr w:type="spellStart"/>
+      <w:r>
+        <w:rPr>
+          <w:rFonts w:ascii="Times New Roman" w:hAnsi="Times New Roman" w:cs="Times New Roman"/>
+        </w:rPr>
+        <w:t>FashnHumanParser</w:t>
+      </w:r>
+      <w:proofErr w:type="spellEnd"/>
+      <w:r>
+        <w:rPr>
+          <w:rFonts w:ascii="Times New Roman" w:hAnsi="Times New Roman" w:cs="Times New Roman"/>
+        </w:rPr>
+        <w:t xml:space="preserve"> models.</w:t>
+      </w:r>
+    </w:p>
+    <w:p>
+      <w:pPr>
+        <w:rPr>
+          <w:rFonts w:ascii="Times New Roman" w:hAnsi="Times New Roman" w:cs="Times New Roman"/>
+        </w:rPr>
+      </w:pPr>
+    </w:p>
+    <w:p>
+      <w:pPr>
+        <w:rPr>
+          <w:rFonts w:ascii="Times New Roman" w:hAnsi="Times New Roman" w:cs="Times New Roman"/>
+        </w:rPr>
+      </w:pPr>
+      <w:r>
+        <w:rPr>
+          <w:rFonts w:ascii="Times New Roman" w:hAnsi="Times New Roman" w:cs="Times New Roman"/>
+        </w:rPr>
+        <w:t>SEQUENCE + CLASS DIAGRAM… each component represents the steps in pre-processing. Sequence showing data cleaning to pre-processing…</w:t>
+      </w:r>
+    </w:p>
+    <w:p>
+      <w:pPr>
+        <w:rPr>
+          <w:rFonts w:ascii="Times New Roman" w:hAnsi="Times New Roman" w:cs="Times New Roman"/>
+        </w:rPr>
+      </w:pPr>
+      <w:r>
+        <w:rPr>
+          <w:rFonts w:ascii="Times New Roman" w:hAnsi="Times New Roman" w:cs="Times New Roman"/>
+        </w:rPr>
         <w:t>3.</w:t>
       </w:r>
       <w:r>
+        <w:rPr>
+          <w:rFonts w:ascii="Times New Roman" w:hAnsi="Times New Roman" w:cs="Times New Roman"/>
+        </w:rPr>
         <w:t>5</w:t>
       </w:r>
       <w:r>
-        <w:t xml:space="preserve">.1 Image Pre-Processing </w:t>
-      </w:r>
-      <w:r>
-        <w:t xml:space="preserve">&amp; Segmentation </w:t>
-      </w:r>
-      <w:r>
+        <w:rPr>
+          <w:rFonts w:ascii="Times New Roman" w:hAnsi="Times New Roman" w:cs="Times New Roman"/>
+        </w:rPr>
+        <w:t xml:space="preserve">.1 </w:t>
+      </w:r>
+      <w:r>
+        <w:rPr>
+          <w:rFonts w:ascii="Times New Roman" w:hAnsi="Times New Roman" w:cs="Times New Roman"/>
+        </w:rPr>
+        <w:t xml:space="preserve">Segmentation </w:t>
+      </w:r>
+      <w:r>
+        <w:rPr>
+          <w:rFonts w:ascii="Times New Roman" w:hAnsi="Times New Roman" w:cs="Times New Roman"/>
+        </w:rPr>
         <w:t>Module (architecture diagram segment included, sequence diagram of that)</w:t>
       </w:r>
       <w:r>
+        <w:rPr>
+          <w:rFonts w:ascii="Times New Roman" w:hAnsi="Times New Roman" w:cs="Times New Roman"/>
+        </w:rPr>
         <w:t xml:space="preserve"> </w:t>
       </w:r>
       <w:r>
+        <w:rPr>
+          <w:rFonts w:ascii="Times New Roman" w:hAnsi="Times New Roman" w:cs="Times New Roman"/>
+        </w:rPr>
         <w:t>Show the flow from the raw runway image to the segmented output</w:t>
       </w:r>
       <w:r>
+        <w:rPr>
+          <w:rFonts w:ascii="Times New Roman" w:hAnsi="Times New Roman" w:cs="Times New Roman"/>
+        </w:rPr>
         <w:t>…</w:t>
       </w:r>
     </w:p>
     <w:p>
-      <w:r>
+      <w:pPr>
+        <w:keepNext/>
+        <w:jc w:val="center"/>
+      </w:pPr>
+      <w:r>
+        <w:rPr>
+          <w:rFonts w:ascii="Times New Roman" w:hAnsi="Times New Roman" w:cs="Times New Roman"/>
+          <w:noProof/>
+        </w:rPr>
+        <w:lastRenderedPageBreak/>
+        <w:drawing>
+          <wp:inline distT="0" distB="0" distL="0" distR="0" wp14:anchorId="7F172C89" wp14:editId="3B2DB0C1">
+            <wp:extent cx="2192417" cy="978154"/>
+            <wp:effectExtent l="0" t="0" r="0" b="0"/>
+            <wp:docPr id="137863700" name="Picture 3"/>
+            <wp:cNvGraphicFramePr>
+              <a:graphicFrameLocks xmlns:a="http://schemas.openxmlformats.org/drawingml/2006/main" noChangeAspect="1"/>
+            </wp:cNvGraphicFramePr>
+            <a:graphic xmlns:a="http://schemas.openxmlformats.org/drawingml/2006/main">
+              <a:graphicData uri="http://schemas.openxmlformats.org/drawingml/2006/picture">
+                <pic:pic xmlns:pic="http://schemas.openxmlformats.org/drawingml/2006/picture">
+                  <pic:nvPicPr>
+                    <pic:cNvPr id="137863700" name="Picture 137863700"/>
+                    <pic:cNvPicPr/>
+                  </pic:nvPicPr>
+                  <pic:blipFill rotWithShape="1">
+                    <a:blip r:embed="rId11">
+                      <a:extLst>
+                        <a:ext uri="{28A0092B-C50C-407E-A947-70E740481C1C}">
+                          <a14:useLocalDpi xmlns:a14="http://schemas.microsoft.com/office/drawing/2010/main" val="0"/>
+                        </a:ext>
+                      </a:extLst>
+                    </a:blip>
+                    <a:srcRect l="61741" t="19744" b="66082"/>
+                    <a:stretch>
+                      <a:fillRect/>
+                    </a:stretch>
+                  </pic:blipFill>
+                  <pic:spPr bwMode="auto">
+                    <a:xfrm>
+                      <a:off x="0" y="0"/>
+                      <a:ext cx="2192782" cy="978317"/>
+                    </a:xfrm>
+                    <a:prstGeom prst="rect">
+                      <a:avLst/>
+                    </a:prstGeom>
+                    <a:ln>
+                      <a:noFill/>
+                    </a:ln>
+                    <a:extLst>
+                      <a:ext uri="{53640926-AAD7-44D8-BBD7-CCE9431645EC}">
+                        <a14:shadowObscured xmlns:a14="http://schemas.microsoft.com/office/drawing/2010/main"/>
+                      </a:ext>
+                    </a:extLst>
+                  </pic:spPr>
+                </pic:pic>
+              </a:graphicData>
+            </a:graphic>
+          </wp:inline>
+        </w:drawing>
+      </w:r>
+    </w:p>
+    <w:p>
+      <w:pPr>
+        <w:pStyle w:val="Caption"/>
+        <w:jc w:val="center"/>
+        <w:rPr>
+          <w:rFonts w:ascii="Times New Roman" w:hAnsi="Times New Roman" w:cs="Times New Roman"/>
+          <w:sz w:val="24"/>
+          <w:szCs w:val="24"/>
+        </w:rPr>
+      </w:pPr>
+      <w:r>
+        <w:t xml:space="preserve">Figure </w:t>
+      </w:r>
+      <w:r>
+        <w:fldChar w:fldCharType="begin"/>
+      </w:r>
+      <w:r>
+        <w:instrText xml:space="preserve"> SEQ Figure \* ARABIC </w:instrText>
+      </w:r>
+      <w:r>
+        <w:fldChar w:fldCharType="separate"/>
+      </w:r>
+      <w:r>
+        <w:rPr>
+          <w:noProof/>
+        </w:rPr>
+        <w:t>4</w:t>
+      </w:r>
+      <w:r>
+        <w:fldChar w:fldCharType="end"/>
+      </w:r>
+      <w:r>
+        <w:t>: Segmentation Module</w:t>
+      </w:r>
+    </w:p>
+    <w:p>
+      <w:pPr>
+        <w:rPr>
+          <w:rFonts w:ascii="Times New Roman" w:hAnsi="Times New Roman" w:cs="Times New Roman"/>
+        </w:rPr>
+      </w:pPr>
+      <w:r>
+        <w:rPr>
+          <w:rFonts w:ascii="Times New Roman" w:hAnsi="Times New Roman" w:cs="Times New Roman"/>
+        </w:rPr>
+        <w:t>This module is responsible for isolating the models in the runway images from complex background elements</w:t>
+      </w:r>
+      <w:r>
+        <w:rPr>
+          <w:rFonts w:ascii="Times New Roman" w:hAnsi="Times New Roman" w:cs="Times New Roman"/>
+        </w:rPr>
+        <w:t xml:space="preserve">, as it is an important prerequisite for an accurate analysis. If the background or the model’s skin is not filtered out, colour clustering algorithms will process heavily skewed data. This segmentation module extracts precise garment masks using two distinct convolutional neural network (CNN) pipelines to determine the optimal approach for runway imagery: the DeepLabV3+ pipeline and the </w:t>
+      </w:r>
+      <w:proofErr w:type="spellStart"/>
+      <w:r>
+        <w:rPr>
+          <w:rFonts w:ascii="Times New Roman" w:hAnsi="Times New Roman" w:cs="Times New Roman"/>
+        </w:rPr>
+        <w:t>FashnHumanParser</w:t>
+      </w:r>
+      <w:proofErr w:type="spellEnd"/>
+      <w:r>
+        <w:rPr>
+          <w:rFonts w:ascii="Times New Roman" w:hAnsi="Times New Roman" w:cs="Times New Roman"/>
+        </w:rPr>
+        <w:t xml:space="preserve"> pipeline. </w:t>
+      </w:r>
+    </w:p>
+    <w:p>
+      <w:pPr>
+        <w:rPr>
+          <w:rFonts w:ascii="Times New Roman" w:hAnsi="Times New Roman" w:cs="Times New Roman"/>
+        </w:rPr>
+      </w:pPr>
+    </w:p>
+    <w:p>
+      <w:pPr>
+        <w:rPr>
+          <w:rFonts w:ascii="Times New Roman" w:hAnsi="Times New Roman" w:cs="Times New Roman"/>
+        </w:rPr>
+      </w:pPr>
+      <w:r>
+        <w:rPr>
+          <w:rFonts w:ascii="Times New Roman" w:hAnsi="Times New Roman" w:cs="Times New Roman"/>
+        </w:rPr>
+        <w:t>DeepLabV3+ Pipeline</w:t>
+      </w:r>
+    </w:p>
+    <w:p>
+      <w:pPr>
+        <w:rPr>
+          <w:rFonts w:ascii="Times New Roman" w:hAnsi="Times New Roman" w:cs="Times New Roman"/>
+        </w:rPr>
+      </w:pPr>
+      <w:r>
+        <w:rPr>
+          <w:rFonts w:ascii="Times New Roman" w:hAnsi="Times New Roman" w:cs="Times New Roman"/>
+        </w:rPr>
+        <w:t xml:space="preserve">The first pipeline uses a pre-trained DeepLabV3+ model with a MobileNetV3 backbone. </w:t>
+      </w:r>
+      <w:r>
+        <w:rPr>
+          <w:rFonts w:ascii="Times New Roman" w:hAnsi="Times New Roman" w:cs="Times New Roman"/>
+        </w:rPr>
+        <w:t xml:space="preserve">According to Howard et al. (2019), MobileNetV3 being selected as a backbone for the model is due to its efficiency and its usage of hardware-aware network architecture search (NAS), which optimizes the accuracy-latency trade-off for segmentation tasks. </w:t>
+      </w:r>
+      <w:r>
+        <w:rPr>
+          <w:rFonts w:ascii="Times New Roman" w:hAnsi="Times New Roman" w:cs="Times New Roman"/>
+        </w:rPr>
+        <w:t xml:space="preserve">The model </w:t>
+      </w:r>
+      <w:r>
+        <w:rPr>
+          <w:rFonts w:ascii="Times New Roman" w:hAnsi="Times New Roman" w:cs="Times New Roman"/>
+        </w:rPr>
+        <w:t>performs</w:t>
+      </w:r>
+      <w:r>
+        <w:rPr>
+          <w:rFonts w:ascii="Times New Roman" w:hAnsi="Times New Roman" w:cs="Times New Roman"/>
+        </w:rPr>
+        <w:t xml:space="preserve"> pixel-wise classification,</w:t>
+      </w:r>
+      <w:r>
+        <w:rPr>
+          <w:rFonts w:ascii="Times New Roman" w:hAnsi="Times New Roman" w:cs="Times New Roman"/>
+        </w:rPr>
+        <w:t xml:space="preserve"> a standard semantic segmentation task with the goal of assigning labels to “every pixel in an image” (Chen et al.</w:t>
+      </w:r>
+      <w:r>
+        <w:rPr>
+          <w:rFonts w:ascii="Times New Roman" w:hAnsi="Times New Roman" w:cs="Times New Roman"/>
+        </w:rPr>
+        <w:t>, 2018</w:t>
+      </w:r>
+      <w:r>
+        <w:rPr>
+          <w:rFonts w:ascii="Times New Roman" w:hAnsi="Times New Roman" w:cs="Times New Roman"/>
+        </w:rPr>
+        <w:t xml:space="preserve">). This </w:t>
+      </w:r>
+      <w:r>
+        <w:rPr>
+          <w:rFonts w:ascii="Times New Roman" w:hAnsi="Times New Roman" w:cs="Times New Roman"/>
+        </w:rPr>
+        <w:t xml:space="preserve">system isolates tensors matching the class ID 15, which is designated for “Person” in Pascal VOC/COCO datasets. </w:t>
+      </w:r>
+      <w:r>
+        <w:rPr>
+          <w:rFonts w:ascii="Times New Roman" w:hAnsi="Times New Roman" w:cs="Times New Roman"/>
+        </w:rPr>
+        <w:t>While this model is highly efficient</w:t>
+      </w:r>
+      <w:r>
+        <w:rPr>
+          <w:rFonts w:ascii="Times New Roman" w:hAnsi="Times New Roman" w:cs="Times New Roman"/>
+        </w:rPr>
+        <w:t xml:space="preserve"> due to its use of depth-wise separable convolution to drastically reduce complexity (Chen et al.</w:t>
+      </w:r>
+      <w:r>
+        <w:rPr>
+          <w:rFonts w:ascii="Times New Roman" w:hAnsi="Times New Roman" w:cs="Times New Roman"/>
+        </w:rPr>
+        <w:t>, 2018</w:t>
+      </w:r>
+      <w:r>
+        <w:rPr>
+          <w:rFonts w:ascii="Times New Roman" w:hAnsi="Times New Roman" w:cs="Times New Roman"/>
+        </w:rPr>
+        <w:t>)</w:t>
+      </w:r>
+      <w:r>
+        <w:rPr>
+          <w:rFonts w:ascii="Times New Roman" w:hAnsi="Times New Roman" w:cs="Times New Roman"/>
+        </w:rPr>
+        <w:t xml:space="preserve">, this general-purpose model </w:t>
+      </w:r>
+      <w:r>
+        <w:rPr>
+          <w:rFonts w:ascii="Times New Roman" w:hAnsi="Times New Roman" w:cs="Times New Roman"/>
+        </w:rPr>
+        <w:t xml:space="preserve">presented challenges for the analysis. The model </w:t>
+      </w:r>
+      <w:r>
+        <w:rPr>
+          <w:rFonts w:ascii="Times New Roman" w:hAnsi="Times New Roman" w:cs="Times New Roman"/>
+        </w:rPr>
+        <w:t xml:space="preserve">segments the entire human silhouette, </w:t>
+      </w:r>
+      <w:r>
+        <w:rPr>
+          <w:rFonts w:ascii="Times New Roman" w:hAnsi="Times New Roman" w:cs="Times New Roman"/>
+        </w:rPr>
+        <w:t xml:space="preserve">including </w:t>
+      </w:r>
+      <w:r>
+        <w:rPr>
+          <w:rFonts w:ascii="Times New Roman" w:hAnsi="Times New Roman" w:cs="Times New Roman"/>
+        </w:rPr>
+        <w:t>skin, hair, and accessories, which introduces noise into the colour analysis.</w:t>
+      </w:r>
+      <w:r>
+        <w:rPr>
+          <w:rFonts w:ascii="Times New Roman" w:hAnsi="Times New Roman" w:cs="Times New Roman"/>
+        </w:rPr>
+        <w:t xml:space="preserve"> Furthermore, the model demonstrates a difficulty in segmenting heavily occluded objects</w:t>
+      </w:r>
+      <w:r>
+        <w:rPr>
+          <w:rFonts w:ascii="Times New Roman" w:hAnsi="Times New Roman" w:cs="Times New Roman"/>
+        </w:rPr>
+        <w:t>,</w:t>
+      </w:r>
+      <w:r>
+        <w:rPr>
+          <w:rFonts w:ascii="Times New Roman" w:hAnsi="Times New Roman" w:cs="Times New Roman"/>
+        </w:rPr>
+        <w:t xml:space="preserve"> which is common in runway environments (Chen et al.</w:t>
+      </w:r>
+      <w:r>
+        <w:rPr>
+          <w:rFonts w:ascii="Times New Roman" w:hAnsi="Times New Roman" w:cs="Times New Roman"/>
+        </w:rPr>
+        <w:t>, 2018</w:t>
+      </w:r>
+      <w:r>
+        <w:rPr>
+          <w:rFonts w:ascii="Times New Roman" w:hAnsi="Times New Roman" w:cs="Times New Roman"/>
+        </w:rPr>
+        <w:t>).</w:t>
+      </w:r>
+    </w:p>
+    <w:p>
+      <w:pPr>
+        <w:rPr>
+          <w:rFonts w:ascii="Times New Roman" w:hAnsi="Times New Roman" w:cs="Times New Roman"/>
+        </w:rPr>
+      </w:pPr>
+    </w:p>
+    <w:p>
+      <w:pPr>
+        <w:rPr>
+          <w:rFonts w:ascii="Times New Roman" w:hAnsi="Times New Roman" w:cs="Times New Roman"/>
+        </w:rPr>
+      </w:pPr>
+      <w:proofErr w:type="spellStart"/>
+      <w:r>
+        <w:rPr>
+          <w:rFonts w:ascii="Times New Roman" w:hAnsi="Times New Roman" w:cs="Times New Roman"/>
+        </w:rPr>
+        <w:t>FashnHumanParser</w:t>
+      </w:r>
+      <w:proofErr w:type="spellEnd"/>
+      <w:r>
+        <w:rPr>
+          <w:rFonts w:ascii="Times New Roman" w:hAnsi="Times New Roman" w:cs="Times New Roman"/>
+        </w:rPr>
+        <w:t xml:space="preserve"> Pipeline</w:t>
+      </w:r>
+    </w:p>
+    <w:p>
+      <w:pPr>
+        <w:rPr>
+          <w:rFonts w:ascii="Times New Roman" w:hAnsi="Times New Roman" w:cs="Times New Roman"/>
+        </w:rPr>
+      </w:pPr>
+      <w:r>
+        <w:rPr>
+          <w:rFonts w:ascii="Times New Roman" w:hAnsi="Times New Roman" w:cs="Times New Roman"/>
+        </w:rPr>
+        <w:t xml:space="preserve">A second pipeline was integrated using the </w:t>
+      </w:r>
+      <w:proofErr w:type="spellStart"/>
+      <w:r>
+        <w:rPr>
+          <w:rFonts w:ascii="Times New Roman" w:hAnsi="Times New Roman" w:cs="Times New Roman"/>
+        </w:rPr>
+        <w:t>FashnHumanParser</w:t>
+      </w:r>
+      <w:proofErr w:type="spellEnd"/>
+      <w:r>
+        <w:rPr>
+          <w:rFonts w:ascii="Times New Roman" w:hAnsi="Times New Roman" w:cs="Times New Roman"/>
+        </w:rPr>
+        <w:t xml:space="preserve">, which leverages a specialized </w:t>
+      </w:r>
+      <w:proofErr w:type="spellStart"/>
+      <w:r>
+        <w:rPr>
+          <w:rFonts w:ascii="Times New Roman" w:hAnsi="Times New Roman" w:cs="Times New Roman"/>
+        </w:rPr>
+        <w:t>Contexualized</w:t>
+      </w:r>
+      <w:proofErr w:type="spellEnd"/>
+      <w:r>
+        <w:rPr>
+          <w:rFonts w:ascii="Times New Roman" w:hAnsi="Times New Roman" w:cs="Times New Roman"/>
+        </w:rPr>
+        <w:t xml:space="preserve"> Convolutional Neural Network (Co-CNN) designed to decompose human images into distinct semantic clothing and body regions (Liang et al.</w:t>
+      </w:r>
+      <w:r>
+        <w:rPr>
+          <w:rFonts w:ascii="Times New Roman" w:hAnsi="Times New Roman" w:cs="Times New Roman"/>
+        </w:rPr>
+        <w:t>, 2015</w:t>
+      </w:r>
+      <w:r>
+        <w:rPr>
+          <w:rFonts w:ascii="Times New Roman" w:hAnsi="Times New Roman" w:cs="Times New Roman"/>
+        </w:rPr>
+        <w:t>)</w:t>
+      </w:r>
+      <w:r>
+        <w:rPr>
+          <w:rFonts w:ascii="Times New Roman" w:hAnsi="Times New Roman" w:cs="Times New Roman"/>
+        </w:rPr>
+        <w:t>. Unlike general</w:t>
+      </w:r>
+      <w:r>
+        <w:rPr>
+          <w:rFonts w:ascii="Times New Roman" w:hAnsi="Times New Roman" w:cs="Times New Roman"/>
+        </w:rPr>
+        <w:t>-purpose</w:t>
+      </w:r>
+      <w:r>
+        <w:rPr>
+          <w:rFonts w:ascii="Times New Roman" w:hAnsi="Times New Roman" w:cs="Times New Roman"/>
+        </w:rPr>
+        <w:t xml:space="preserve"> </w:t>
+      </w:r>
+      <w:r>
+        <w:rPr>
+          <w:rFonts w:ascii="Times New Roman" w:hAnsi="Times New Roman" w:cs="Times New Roman"/>
+        </w:rPr>
+        <w:t>models that often produce very coarse results</w:t>
+      </w:r>
+      <w:r>
+        <w:rPr>
+          <w:rFonts w:ascii="Times New Roman" w:hAnsi="Times New Roman" w:cs="Times New Roman"/>
+        </w:rPr>
+        <w:t>, this parser uses an 18-class output schema specifically trained on human-clothing topography</w:t>
+      </w:r>
+      <w:r>
+        <w:rPr>
+          <w:rFonts w:ascii="Times New Roman" w:hAnsi="Times New Roman" w:cs="Times New Roman"/>
+        </w:rPr>
+        <w:t xml:space="preserve"> to provide the fine-grained segmentation required for accurate technical analysis</w:t>
+      </w:r>
+      <w:r>
+        <w:rPr>
+          <w:rFonts w:ascii="Times New Roman" w:hAnsi="Times New Roman" w:cs="Times New Roman"/>
+        </w:rPr>
+        <w:t>.</w:t>
+      </w:r>
+    </w:p>
+    <w:p>
+      <w:pPr>
+        <w:rPr>
+          <w:rFonts w:ascii="Times New Roman" w:hAnsi="Times New Roman" w:cs="Times New Roman"/>
+        </w:rPr>
+      </w:pPr>
+      <w:r>
+        <w:rPr>
+          <w:rFonts w:ascii="Times New Roman" w:hAnsi="Times New Roman" w:cs="Times New Roman"/>
+        </w:rPr>
+        <w:t xml:space="preserve"> The system is programmed to aggressively filter out non-garment pixels by exclusively targeting specific clothing IDs: 4 (upper-clothes), 5 (skirt), 6 (pants), and 7 (dress).</w:t>
+      </w:r>
+      <w:r>
+        <w:rPr>
+          <w:rFonts w:ascii="Times New Roman" w:hAnsi="Times New Roman" w:cs="Times New Roman"/>
+        </w:rPr>
+        <w:t xml:space="preserve"> These categories are identified by the researchers as essential for clothing style recognition and retrieval (Liang et al</w:t>
+      </w:r>
+      <w:r>
+        <w:rPr>
+          <w:rFonts w:ascii="Times New Roman" w:hAnsi="Times New Roman" w:cs="Times New Roman"/>
+        </w:rPr>
+        <w:t>., 2015</w:t>
+      </w:r>
+      <w:r>
+        <w:rPr>
+          <w:rFonts w:ascii="Times New Roman" w:hAnsi="Times New Roman" w:cs="Times New Roman"/>
+        </w:rPr>
+        <w:t xml:space="preserve">). </w:t>
+      </w:r>
+      <w:r>
+        <w:rPr>
+          <w:rFonts w:ascii="Times New Roman" w:hAnsi="Times New Roman" w:cs="Times New Roman"/>
+        </w:rPr>
+        <w:t>To further ensure data purity</w:t>
+      </w:r>
+      <w:r>
+        <w:rPr>
+          <w:rFonts w:ascii="Times New Roman" w:hAnsi="Times New Roman" w:cs="Times New Roman"/>
+        </w:rPr>
+        <w:t xml:space="preserve"> and address technical hurdles </w:t>
+      </w:r>
+      <w:r>
+        <w:rPr>
+          <w:rFonts w:ascii="Times New Roman" w:hAnsi="Times New Roman" w:cs="Times New Roman"/>
+        </w:rPr>
+        <w:lastRenderedPageBreak/>
+        <w:t xml:space="preserve">regarding the mutual relationships among the key components of human parsing, such as the overlap between skin and garments, the output masks are cross-referenced with </w:t>
+      </w:r>
+      <w:r>
+        <w:rPr>
+          <w:rFonts w:ascii="Times New Roman" w:hAnsi="Times New Roman" w:cs="Times New Roman"/>
+        </w:rPr>
+        <w:t xml:space="preserve">a </w:t>
+      </w:r>
+      <w:r>
+        <w:rPr>
+          <w:rFonts w:ascii="Times New Roman" w:hAnsi="Times New Roman" w:cs="Times New Roman"/>
+        </w:rPr>
+        <w:t>predefined LAB-space skin-tone array. This targeted subtraction of residual skin pixels ensures the resulting output is detail-preserved and of high-resolution for subsequent colour (Liang et al. 8).</w:t>
+      </w:r>
+    </w:p>
+    <w:p>
+      <w:pPr>
+        <w:rPr>
+          <w:rFonts w:ascii="Times New Roman" w:hAnsi="Times New Roman" w:cs="Times New Roman"/>
+        </w:rPr>
+      </w:pPr>
+    </w:p>
+    <w:p>
+      <w:pPr>
+        <w:rPr>
+          <w:rFonts w:ascii="Times New Roman" w:hAnsi="Times New Roman" w:cs="Times New Roman"/>
+        </w:rPr>
+      </w:pPr>
+      <w:r>
+        <w:rPr>
+          <w:rFonts w:ascii="Times New Roman" w:hAnsi="Times New Roman" w:cs="Times New Roman"/>
+        </w:rPr>
+        <w:t>Pipeline Selection</w:t>
+      </w:r>
+    </w:p>
+    <w:p>
+      <w:pPr>
+        <w:rPr>
+          <w:rFonts w:ascii="Times New Roman" w:hAnsi="Times New Roman" w:cs="Times New Roman"/>
+        </w:rPr>
+      </w:pPr>
+      <w:r>
+        <w:rPr>
+          <w:rFonts w:ascii="Times New Roman" w:hAnsi="Times New Roman" w:cs="Times New Roman"/>
+        </w:rPr>
+        <w:t xml:space="preserve">Following system evaluation, the </w:t>
+      </w:r>
+      <w:proofErr w:type="spellStart"/>
+      <w:r>
+        <w:rPr>
+          <w:rFonts w:ascii="Times New Roman" w:hAnsi="Times New Roman" w:cs="Times New Roman"/>
+        </w:rPr>
+        <w:t>FashnHumanParser</w:t>
+      </w:r>
+      <w:proofErr w:type="spellEnd"/>
+      <w:r>
+        <w:rPr>
+          <w:rFonts w:ascii="Times New Roman" w:hAnsi="Times New Roman" w:cs="Times New Roman"/>
+        </w:rPr>
+        <w:t xml:space="preserve"> achieved superior segmentation accuracy compared to the generalized DeepLabV3+ model. Consequently, the </w:t>
+      </w:r>
+      <w:proofErr w:type="spellStart"/>
+      <w:r>
+        <w:rPr>
+          <w:rFonts w:ascii="Times New Roman" w:hAnsi="Times New Roman" w:cs="Times New Roman"/>
+        </w:rPr>
+        <w:t>FashnHumanParser</w:t>
+      </w:r>
+      <w:proofErr w:type="spellEnd"/>
+      <w:r>
+        <w:rPr>
+          <w:rFonts w:ascii="Times New Roman" w:hAnsi="Times New Roman" w:cs="Times New Roman"/>
+        </w:rPr>
+        <w:t xml:space="preserve"> pipeline was selected as the primary model for the colour analysis engine for the </w:t>
+      </w:r>
+      <w:proofErr w:type="spellStart"/>
+      <w:r>
+        <w:rPr>
+          <w:rFonts w:ascii="Times New Roman" w:hAnsi="Times New Roman" w:cs="Times New Roman"/>
+        </w:rPr>
+        <w:t>HoL</w:t>
+      </w:r>
+      <w:proofErr w:type="spellEnd"/>
+      <w:r>
+        <w:rPr>
+          <w:rFonts w:ascii="Times New Roman" w:hAnsi="Times New Roman" w:cs="Times New Roman"/>
+        </w:rPr>
+        <w:t xml:space="preserve"> system.</w:t>
+      </w:r>
+    </w:p>
+    <w:p>
+      <w:pPr>
+        <w:rPr>
+          <w:rFonts w:ascii="Times New Roman" w:hAnsi="Times New Roman" w:cs="Times New Roman"/>
+        </w:rPr>
+      </w:pPr>
+    </w:p>
+    <w:p>
+      <w:pPr>
+        <w:rPr>
+          <w:rFonts w:ascii="Times New Roman" w:hAnsi="Times New Roman" w:cs="Times New Roman"/>
+        </w:rPr>
+      </w:pPr>
+      <w:r>
+        <w:rPr>
+          <w:rFonts w:ascii="Times New Roman" w:hAnsi="Times New Roman" w:cs="Times New Roman"/>
+        </w:rPr>
         <w:t>3.</w:t>
       </w:r>
       <w:r>
+        <w:rPr>
+          <w:rFonts w:ascii="Times New Roman" w:hAnsi="Times New Roman" w:cs="Times New Roman"/>
+        </w:rPr>
         <w:t>5</w:t>
       </w:r>
       <w:r>
-        <w:t>.2 Feature extraction module</w:t>
-      </w:r>
-      <w:r>
-        <w:t xml:space="preserve">: </w:t>
-      </w:r>
-      <w:r>
-        <w:t>Detail the attributes being sent to the GLCM and LBP functions.</w:t>
-      </w:r>
-    </w:p>
-    <w:p>
-      <w:r>
+        <w:rPr>
+          <w:rFonts w:ascii="Times New Roman" w:hAnsi="Times New Roman" w:cs="Times New Roman"/>
+        </w:rPr>
+        <w:t xml:space="preserve">.2 Feature </w:t>
+      </w:r>
+      <w:r>
+        <w:rPr>
+          <w:rFonts w:ascii="Times New Roman" w:hAnsi="Times New Roman" w:cs="Times New Roman"/>
+        </w:rPr>
+        <w:t>E</w:t>
+      </w:r>
+      <w:r>
+        <w:rPr>
+          <w:rFonts w:ascii="Times New Roman" w:hAnsi="Times New Roman" w:cs="Times New Roman"/>
+        </w:rPr>
+        <w:t xml:space="preserve">xtraction </w:t>
+      </w:r>
+      <w:r>
+        <w:rPr>
+          <w:rFonts w:ascii="Times New Roman" w:hAnsi="Times New Roman" w:cs="Times New Roman"/>
+        </w:rPr>
+        <w:t>M</w:t>
+      </w:r>
+      <w:r>
+        <w:rPr>
+          <w:rFonts w:ascii="Times New Roman" w:hAnsi="Times New Roman" w:cs="Times New Roman"/>
+        </w:rPr>
+        <w:t>odule</w:t>
+      </w:r>
+      <w:r>
+        <w:rPr>
+          <w:rFonts w:ascii="Times New Roman" w:hAnsi="Times New Roman" w:cs="Times New Roman"/>
+        </w:rPr>
+        <w:t xml:space="preserve"> (Fabric Analysis)</w:t>
+      </w:r>
+    </w:p>
+    <w:p>
+      <w:pPr>
+        <w:rPr>
+          <w:rFonts w:ascii="Times New Roman" w:hAnsi="Times New Roman" w:cs="Times New Roman"/>
+        </w:rPr>
+      </w:pPr>
+      <w:r>
+        <w:rPr>
+          <w:rFonts w:ascii="Times New Roman" w:hAnsi="Times New Roman" w:cs="Times New Roman"/>
+        </w:rPr>
+        <w:t>Following the data acquisition and manual curation phase, the system executes a specialized feature extraction pipeline to convert the visual properties of the runway images into a quantifiable mathematical format. Unlike the colour analysis engine, which requires segmentation to isolate the palette, the fabric analysis engine operates directly on the raw images. This approach ensures that the global textural context and the interplay of light on the fabric’s surface are preserved for the Support Vector Machine (SVM) classification. The system utilizes a combination of spatial and statistical descriptors to build a robust fabric signature.</w:t>
+      </w:r>
+    </w:p>
+    <w:p>
+      <w:pPr>
+        <w:rPr>
+          <w:rFonts w:ascii="Times New Roman" w:hAnsi="Times New Roman" w:cs="Times New Roman"/>
+        </w:rPr>
+      </w:pPr>
+    </w:p>
+    <w:p>
+      <w:pPr>
+        <w:rPr>
+          <w:rFonts w:ascii="Times New Roman" w:hAnsi="Times New Roman" w:cs="Times New Roman"/>
+        </w:rPr>
+      </w:pPr>
+      <w:r>
+        <w:rPr>
+          <w:rFonts w:ascii="Times New Roman" w:hAnsi="Times New Roman" w:cs="Times New Roman"/>
+        </w:rPr>
+        <w:t>Statistical Texture Analysis (GLCM)</w:t>
+      </w:r>
+    </w:p>
+    <w:p>
+      <w:pPr>
+        <w:rPr>
+          <w:rFonts w:ascii="Times New Roman" w:hAnsi="Times New Roman" w:cs="Times New Roman"/>
+        </w:rPr>
+      </w:pPr>
+      <w:r>
+        <w:rPr>
+          <w:rFonts w:ascii="Times New Roman" w:hAnsi="Times New Roman" w:cs="Times New Roman"/>
+        </w:rPr>
+        <w:t xml:space="preserve">This system employs the Gray-Level Co-occurrence Matrix (GLCM) to </w:t>
+      </w:r>
+      <w:proofErr w:type="spellStart"/>
+      <w:r>
+        <w:rPr>
+          <w:rFonts w:ascii="Times New Roman" w:hAnsi="Times New Roman" w:cs="Times New Roman"/>
+        </w:rPr>
+        <w:t>analyze</w:t>
+      </w:r>
+      <w:proofErr w:type="spellEnd"/>
+      <w:r>
+        <w:rPr>
+          <w:rFonts w:ascii="Times New Roman" w:hAnsi="Times New Roman" w:cs="Times New Roman"/>
+        </w:rPr>
+        <w:t xml:space="preserve"> the macro-texture and spatial relationships of pixels within the image. The raw RGB image is first converted to an 8-bit grayscale matrix to focus exclusively on textural intensity.</w:t>
+      </w:r>
+      <w:r>
+        <w:rPr>
+          <w:rFonts w:ascii="Times New Roman" w:hAnsi="Times New Roman" w:cs="Times New Roman"/>
+        </w:rPr>
+        <w:t xml:space="preserve"> This is essential because image texture highs and lows are defined as brightness values (grey levels or digital numbers).</w:t>
+      </w:r>
+      <w:r>
+        <w:rPr>
+          <w:rFonts w:ascii="Times New Roman" w:hAnsi="Times New Roman" w:cs="Times New Roman"/>
+        </w:rPr>
+        <w:t xml:space="preserve"> The GLCM evaluates texture by tabulating the frequency at which pairs of specific </w:t>
+      </w:r>
+      <w:proofErr w:type="spellStart"/>
+      <w:r>
+        <w:rPr>
+          <w:rFonts w:ascii="Times New Roman" w:hAnsi="Times New Roman" w:cs="Times New Roman"/>
+        </w:rPr>
+        <w:t>gray</w:t>
+      </w:r>
+      <w:proofErr w:type="spellEnd"/>
+      <w:r>
+        <w:rPr>
+          <w:rFonts w:ascii="Times New Roman" w:hAnsi="Times New Roman" w:cs="Times New Roman"/>
+        </w:rPr>
+        <w:t>-level values</w:t>
+      </w:r>
+      <w:r>
+        <w:rPr>
+          <w:rFonts w:ascii="Times New Roman" w:hAnsi="Times New Roman" w:cs="Times New Roman"/>
+        </w:rPr>
+        <w:t xml:space="preserve"> and spatial relationships occur (</w:t>
+      </w:r>
+      <w:proofErr w:type="spellStart"/>
+      <w:r>
+        <w:rPr>
+          <w:rFonts w:ascii="Times New Roman" w:hAnsi="Times New Roman" w:cs="Times New Roman"/>
+        </w:rPr>
+        <w:t>Haralick</w:t>
+      </w:r>
+      <w:proofErr w:type="spellEnd"/>
+      <w:r>
+        <w:rPr>
+          <w:rFonts w:ascii="Times New Roman" w:hAnsi="Times New Roman" w:cs="Times New Roman"/>
+        </w:rPr>
+        <w:t xml:space="preserve"> et al., 1973). The grayscale matrix is calculated with a distance of 1 pixel across four orientations (0, 45, 90, and 135 degrees). This approach ensures that the features are rotation-invariant, allowing the system to recognize a fabric regardless of the model’s pose on the runway. The system extracts four key statistical properties from the matrix: contrast, dissimilarity, homogeneity,</w:t>
+      </w:r>
+      <w:r>
+        <w:rPr>
+          <w:rFonts w:ascii="Times New Roman" w:hAnsi="Times New Roman" w:cs="Times New Roman"/>
+        </w:rPr>
+        <w:t xml:space="preserve"> and</w:t>
+      </w:r>
+      <w:r>
+        <w:rPr>
+          <w:rFonts w:ascii="Times New Roman" w:hAnsi="Times New Roman" w:cs="Times New Roman"/>
+        </w:rPr>
+        <w:t xml:space="preserve"> energy.</w:t>
+      </w:r>
+      <w:r>
+        <w:rPr>
+          <w:rFonts w:ascii="Times New Roman" w:hAnsi="Times New Roman" w:cs="Times New Roman"/>
+        </w:rPr>
+        <w:t xml:space="preserve"> </w:t>
+      </w:r>
+    </w:p>
+    <w:p>
+      <w:pPr>
+        <w:rPr>
+          <w:rFonts w:ascii="Times New Roman" w:hAnsi="Times New Roman" w:cs="Times New Roman"/>
+        </w:rPr>
+      </w:pPr>
+      <w:r>
+        <w:rPr>
+          <w:rFonts w:ascii="Times New Roman" w:hAnsi="Times New Roman" w:cs="Times New Roman"/>
+        </w:rPr>
+        <w:t>Contrast measures the local intensity variations. Dissimilarity measures the distance between pairs of pixels in the GLCM. Homogeneity identifies the smoothness of the fabric. Energy quantifies the textural uniformity of the weave.</w:t>
+      </w:r>
+    </w:p>
+    <w:p>
+      <w:pPr>
+        <w:rPr>
+          <w:rFonts w:ascii="Times New Roman" w:hAnsi="Times New Roman" w:cs="Times New Roman"/>
+        </w:rPr>
+      </w:pPr>
+    </w:p>
+    <w:p>
+      <w:pPr>
+        <w:rPr>
+          <w:rFonts w:ascii="Times New Roman" w:hAnsi="Times New Roman" w:cs="Times New Roman"/>
+        </w:rPr>
+      </w:pPr>
+      <w:r>
+        <w:rPr>
+          <w:rFonts w:ascii="Times New Roman" w:hAnsi="Times New Roman" w:cs="Times New Roman"/>
+        </w:rPr>
+        <w:lastRenderedPageBreak/>
+        <w:t>Micro-Pattern Analysis (LBP)</w:t>
+      </w:r>
+    </w:p>
+    <w:p>
+      <w:pPr>
+        <w:rPr>
+          <w:rFonts w:ascii="Times New Roman" w:hAnsi="Times New Roman" w:cs="Times New Roman"/>
+        </w:rPr>
+      </w:pPr>
+      <w:r>
+        <w:rPr>
+          <w:rFonts w:ascii="Times New Roman" w:hAnsi="Times New Roman" w:cs="Times New Roman"/>
+        </w:rPr>
+        <w:t xml:space="preserve">To complement the macro-spatial analysis of the GLCM, the system utilizes Local Binary Patterns (LBP) to capture </w:t>
+      </w:r>
+      <w:r>
+        <w:rPr>
+          <w:rFonts w:ascii="Times New Roman" w:hAnsi="Times New Roman" w:cs="Times New Roman"/>
+        </w:rPr>
+        <w:t>small and fine details</w:t>
+      </w:r>
+      <w:r>
+        <w:rPr>
+          <w:rFonts w:ascii="Times New Roman" w:hAnsi="Times New Roman" w:cs="Times New Roman"/>
+        </w:rPr>
+        <w:t>, like the distinct weave of Aso-Oke</w:t>
+      </w:r>
+      <w:r>
+        <w:rPr>
+          <w:rFonts w:ascii="Times New Roman" w:hAnsi="Times New Roman" w:cs="Times New Roman"/>
+        </w:rPr>
+        <w:t>, that statistical methods might miss (Liu et al., 2019)</w:t>
+      </w:r>
+      <w:r>
+        <w:rPr>
+          <w:rFonts w:ascii="Times New Roman" w:hAnsi="Times New Roman" w:cs="Times New Roman"/>
+        </w:rPr>
+        <w:t xml:space="preserve">. The LBP operator labels the pixels of an image by thresholding the neighbourhood of each pixel and considers the result as a binary number (Ojala et al., 2002). </w:t>
+      </w:r>
+      <w:r>
+        <w:rPr>
+          <w:rFonts w:ascii="Times New Roman" w:hAnsi="Times New Roman" w:cs="Times New Roman"/>
+        </w:rPr>
+        <w:t>To achieve this, the LBP function is initialized with specific spatial attributes: a circular radius of 1 and 8 symmetrically distributed sampling points.</w:t>
+      </w:r>
+    </w:p>
+    <w:p>
+      <w:pPr>
+        <w:rPr>
+          <w:rFonts w:ascii="Times New Roman" w:hAnsi="Times New Roman" w:cs="Times New Roman"/>
+        </w:rPr>
+      </w:pPr>
+      <w:r>
+        <w:rPr>
+          <w:rFonts w:ascii="Times New Roman" w:hAnsi="Times New Roman" w:cs="Times New Roman"/>
+        </w:rPr>
+        <w:t>A significant technical addition is the calculation of Shannon Entropy from the LBP</w:t>
+      </w:r>
+      <w:r>
+        <w:rPr>
+          <w:rFonts w:ascii="Times New Roman" w:hAnsi="Times New Roman" w:cs="Times New Roman"/>
+        </w:rPr>
+        <w:t xml:space="preserve"> histogram</w:t>
+      </w:r>
+      <w:r>
+        <w:rPr>
+          <w:rFonts w:ascii="Times New Roman" w:hAnsi="Times New Roman" w:cs="Times New Roman"/>
+        </w:rPr>
+        <w:t xml:space="preserve"> result. By applying the entropy to the pattern distribution, the system quantifies the textural randomness of the fabric. This provides a high-level discriminator that helps the SVM distinguish between highly patterned traditional textiles and </w:t>
+      </w:r>
+      <w:r>
+        <w:rPr>
+          <w:rFonts w:ascii="Times New Roman" w:hAnsi="Times New Roman" w:cs="Times New Roman"/>
+        </w:rPr>
+        <w:t>uniform synthetic fibres.</w:t>
+      </w:r>
+    </w:p>
+    <w:p>
+      <w:pPr>
+        <w:rPr>
+          <w:rFonts w:ascii="Times New Roman" w:hAnsi="Times New Roman" w:cs="Times New Roman"/>
+        </w:rPr>
+      </w:pPr>
+    </w:p>
+    <w:p>
+      <w:pPr>
+        <w:rPr>
+          <w:rFonts w:ascii="Times New Roman" w:hAnsi="Times New Roman" w:cs="Times New Roman"/>
+        </w:rPr>
+      </w:pPr>
+      <w:r>
+        <w:rPr>
+          <w:rFonts w:ascii="Times New Roman" w:hAnsi="Times New Roman" w:cs="Times New Roman"/>
+        </w:rPr>
+        <w:t>Feature Fusion and Data Persistence</w:t>
+      </w:r>
+    </w:p>
+    <w:p>
+      <w:pPr>
+        <w:rPr>
+          <w:rFonts w:ascii="Times New Roman" w:hAnsi="Times New Roman" w:cs="Times New Roman"/>
+        </w:rPr>
+      </w:pPr>
+      <w:r>
+        <w:rPr>
+          <w:rFonts w:ascii="Times New Roman" w:hAnsi="Times New Roman" w:cs="Times New Roman"/>
+        </w:rPr>
+        <w:t xml:space="preserve">The final stage of this module is the unification of the texture vector. The statistical results </w:t>
+      </w:r>
+      <w:r>
+        <w:rPr>
+          <w:rFonts w:ascii="Times New Roman" w:hAnsi="Times New Roman" w:cs="Times New Roman"/>
+        </w:rPr>
+        <w:t>from the</w:t>
+      </w:r>
+      <w:r>
+        <w:rPr>
+          <w:rFonts w:ascii="Times New Roman" w:hAnsi="Times New Roman" w:cs="Times New Roman"/>
+        </w:rPr>
+        <w:t xml:space="preserve"> GLCM (Contrast, Dissimilarity, Homogeneity, Energy) and the micro-textural data from the LBP, including the entropy score, are </w:t>
+      </w:r>
+      <w:r>
+        <w:rPr>
+          <w:rFonts w:ascii="Times New Roman" w:hAnsi="Times New Roman" w:cs="Times New Roman"/>
+        </w:rPr>
+        <w:t>concatenated</w:t>
+      </w:r>
+      <w:r>
+        <w:rPr>
+          <w:rFonts w:ascii="Times New Roman" w:hAnsi="Times New Roman" w:cs="Times New Roman"/>
+        </w:rPr>
+        <w:t xml:space="preserve"> into a single 1D array. </w:t>
+      </w:r>
+      <w:r>
+        <w:rPr>
+          <w:rFonts w:ascii="Times New Roman" w:hAnsi="Times New Roman" w:cs="Times New Roman"/>
+        </w:rPr>
+        <w:t>This fused vector represents the unique mathematical identity of the designer’s fabric choice. To ensure a decoupled architecture, these features are saved in structured CSV files. This data persistence allows the classification module to be trained and executed without re-processing the raw images, significantly optimizing system performance.</w:t>
+      </w:r>
+    </w:p>
+    <w:p>
+      <w:pPr>
+        <w:rPr>
+          <w:rFonts w:ascii="Times New Roman" w:hAnsi="Times New Roman" w:cs="Times New Roman"/>
+        </w:rPr>
+      </w:pPr>
+      <w:r>
+        <w:rPr>
+          <w:rFonts w:ascii="Times New Roman" w:hAnsi="Times New Roman" w:cs="Times New Roman"/>
+        </w:rPr>
         <w:t>3.</w:t>
       </w:r>
       <w:r>
+        <w:rPr>
+          <w:rFonts w:ascii="Times New Roman" w:hAnsi="Times New Roman" w:cs="Times New Roman"/>
+        </w:rPr>
         <w:t>5</w:t>
       </w:r>
       <w:r>
-        <w:t>.3 classification and clustering module</w:t>
-      </w:r>
-    </w:p>
-    <w:p>
-      <w:r>
+        <w:rPr>
+          <w:rFonts w:ascii="Times New Roman" w:hAnsi="Times New Roman" w:cs="Times New Roman"/>
+        </w:rPr>
+        <w:t xml:space="preserve">.3 </w:t>
+      </w:r>
+      <w:r>
+        <w:rPr>
+          <w:rFonts w:ascii="Times New Roman" w:hAnsi="Times New Roman" w:cs="Times New Roman"/>
+        </w:rPr>
+        <w:t>C</w:t>
+      </w:r>
+      <w:r>
+        <w:rPr>
+          <w:rFonts w:ascii="Times New Roman" w:hAnsi="Times New Roman" w:cs="Times New Roman"/>
+        </w:rPr>
+        <w:t xml:space="preserve">lassification and </w:t>
+      </w:r>
+      <w:r>
+        <w:rPr>
+          <w:rFonts w:ascii="Times New Roman" w:hAnsi="Times New Roman" w:cs="Times New Roman"/>
+        </w:rPr>
+        <w:t>C</w:t>
+      </w:r>
+      <w:r>
+        <w:rPr>
+          <w:rFonts w:ascii="Times New Roman" w:hAnsi="Times New Roman" w:cs="Times New Roman"/>
+        </w:rPr>
+        <w:t xml:space="preserve">lustering </w:t>
+      </w:r>
+      <w:r>
+        <w:rPr>
+          <w:rFonts w:ascii="Times New Roman" w:hAnsi="Times New Roman" w:cs="Times New Roman"/>
+        </w:rPr>
+        <w:t>M</w:t>
+      </w:r>
+      <w:r>
+        <w:rPr>
+          <w:rFonts w:ascii="Times New Roman" w:hAnsi="Times New Roman" w:cs="Times New Roman"/>
+        </w:rPr>
+        <w:t>odule</w:t>
+      </w:r>
+    </w:p>
+    <w:p>
+      <w:pPr>
+        <w:rPr>
+          <w:rFonts w:ascii="Times New Roman" w:hAnsi="Times New Roman" w:cs="Times New Roman"/>
+        </w:rPr>
+      </w:pPr>
+      <w:r>
+        <w:rPr>
+          <w:rFonts w:ascii="Times New Roman" w:hAnsi="Times New Roman" w:cs="Times New Roman"/>
+        </w:rPr>
+        <w:t xml:space="preserve">This module is responsible for the analytical core of the system and transforming the mathematical features extracted in the preceding modules into actionable insights. Because the system </w:t>
+      </w:r>
+      <w:proofErr w:type="spellStart"/>
+      <w:r>
+        <w:rPr>
+          <w:rFonts w:ascii="Times New Roman" w:hAnsi="Times New Roman" w:cs="Times New Roman"/>
+        </w:rPr>
+        <w:t>analyzes</w:t>
+      </w:r>
+      <w:proofErr w:type="spellEnd"/>
+      <w:r>
+        <w:rPr>
+          <w:rFonts w:ascii="Times New Roman" w:hAnsi="Times New Roman" w:cs="Times New Roman"/>
+        </w:rPr>
+        <w:t xml:space="preserve"> two distinct domains, colour and fabric texture, it uses a bifurcated classification and clustering architecture.</w:t>
+      </w:r>
+    </w:p>
+    <w:p>
+      <w:pPr>
+        <w:rPr>
+          <w:rFonts w:ascii="Times New Roman" w:hAnsi="Times New Roman" w:cs="Times New Roman"/>
+        </w:rPr>
+      </w:pPr>
+    </w:p>
+    <w:p>
+      <w:pPr>
+        <w:rPr>
+          <w:rFonts w:ascii="Times New Roman" w:hAnsi="Times New Roman" w:cs="Times New Roman"/>
+        </w:rPr>
+      </w:pPr>
+      <w:r>
+        <w:rPr>
+          <w:rFonts w:ascii="Times New Roman" w:hAnsi="Times New Roman" w:cs="Times New Roman"/>
+        </w:rPr>
+        <w:t>K-Means Clustering</w:t>
+      </w:r>
+    </w:p>
+    <w:p>
+      <w:pPr>
+        <w:rPr>
+          <w:rFonts w:ascii="Times New Roman" w:hAnsi="Times New Roman" w:cs="Times New Roman"/>
+        </w:rPr>
+      </w:pPr>
+      <w:r>
+        <w:rPr>
+          <w:rFonts w:ascii="Times New Roman" w:hAnsi="Times New Roman" w:cs="Times New Roman"/>
+        </w:rPr>
+        <w:t xml:space="preserve">To extract the dominant colour palettes from the garments, the system relies on an unsupervised clustering approach. The isolated garment pixels, the output of the </w:t>
+      </w:r>
+      <w:proofErr w:type="spellStart"/>
+      <w:r>
+        <w:rPr>
+          <w:rFonts w:ascii="Times New Roman" w:hAnsi="Times New Roman" w:cs="Times New Roman"/>
+        </w:rPr>
+        <w:t>FashnHumanParser</w:t>
+      </w:r>
+      <w:proofErr w:type="spellEnd"/>
+      <w:r>
+        <w:rPr>
+          <w:rFonts w:ascii="Times New Roman" w:hAnsi="Times New Roman" w:cs="Times New Roman"/>
+        </w:rPr>
+        <w:t xml:space="preserve"> mask, are converted from the RGB colour space into the CIELAB (LAB) colour space. This conversion is critical because of the Euclidean distances in LAB space closely mimic human visual perception, preventing distorted colour associations (Al-Rawi &amp; Beel, 2020). The algorithm initializes a K-Means clustering model</w:t>
+      </w:r>
+      <w:r>
+        <w:rPr>
+          <w:rFonts w:ascii="Times New Roman" w:hAnsi="Times New Roman" w:cs="Times New Roman"/>
+        </w:rPr>
+        <w:t xml:space="preserve"> to group the thousands of garment pixels into 8 dominant spatial centroids. This custom Euclidean distance function evaluates each K-Means centroid against a predefined dictionary of 12 colours (e.g., “cream/khaki/beige”, “pink”, “blue”). To filter out the noise, the algorithm enforces a strict weight threshold: only colours that constitute more than 15% of the garment’s total surface </w:t>
+      </w:r>
+      <w:r>
+        <w:rPr>
+          <w:rFonts w:ascii="Times New Roman" w:hAnsi="Times New Roman" w:cs="Times New Roman"/>
+        </w:rPr>
+        <w:lastRenderedPageBreak/>
+        <w:t>area are recorded. This ensures that minor accessories or lighting artifacts do not skew the final palette (Karthick et al., 2023).</w:t>
+      </w:r>
+    </w:p>
+    <w:p>
+      <w:pPr>
+        <w:rPr>
+          <w:rFonts w:ascii="Times New Roman" w:hAnsi="Times New Roman" w:cs="Times New Roman"/>
+        </w:rPr>
+      </w:pPr>
+    </w:p>
+    <w:p>
+      <w:pPr>
+        <w:rPr>
+          <w:rFonts w:ascii="Times New Roman" w:hAnsi="Times New Roman" w:cs="Times New Roman"/>
+        </w:rPr>
+      </w:pPr>
+      <w:r>
+        <w:rPr>
+          <w:rFonts w:ascii="Times New Roman" w:hAnsi="Times New Roman" w:cs="Times New Roman"/>
+        </w:rPr>
+        <w:t>Support Vector Machine</w:t>
+      </w:r>
+    </w:p>
+    <w:p>
+      <w:pPr>
+        <w:rPr>
+          <w:rFonts w:ascii="Times New Roman" w:hAnsi="Times New Roman" w:cs="Times New Roman"/>
+        </w:rPr>
+      </w:pPr>
+      <w:r>
+        <w:rPr>
+          <w:rFonts w:ascii="Times New Roman" w:hAnsi="Times New Roman" w:cs="Times New Roman"/>
+        </w:rPr>
+        <w:t xml:space="preserve">To classify the complex textural signatures of the runway fabrics, the system utilizes a supervised machine learning approach. </w:t>
+      </w:r>
+    </w:p>
+    <w:p>
+      <w:pPr>
+        <w:rPr>
+          <w:rFonts w:ascii="Times New Roman" w:hAnsi="Times New Roman" w:cs="Times New Roman"/>
+        </w:rPr>
+      </w:pPr>
+      <w:r>
+        <w:rPr>
+          <w:rFonts w:ascii="Times New Roman" w:hAnsi="Times New Roman" w:cs="Times New Roman"/>
+        </w:rPr>
         <w:t>3.</w:t>
       </w:r>
       <w:r>
+        <w:rPr>
+          <w:rFonts w:ascii="Times New Roman" w:hAnsi="Times New Roman" w:cs="Times New Roman"/>
+        </w:rPr>
         <w:t>5</w:t>
       </w:r>
       <w:r>
+        <w:rPr>
+          <w:rFonts w:ascii="Times New Roman" w:hAnsi="Times New Roman" w:cs="Times New Roman"/>
+        </w:rPr>
         <w:t>.4 visualisation module</w:t>
       </w:r>
     </w:p>
@@ -2329,6 +6059,9 @@
         </w:rPr>
       </w:pPr>
       <w:r>
+        <w:rPr>
+          <w:rFonts w:ascii="Times New Roman" w:hAnsi="Times New Roman" w:cs="Times New Roman"/>
+        </w:rPr>
         <w:t xml:space="preserve">3.6 </w:t>
       </w:r>
       <w:r>
@@ -2348,142 +6081,782 @@
         <w:rPr>
           <w:rFonts w:ascii="Times New Roman" w:hAnsi="Times New Roman" w:cs="Times New Roman"/>
         </w:rPr>
+        <w:t xml:space="preserve">3.6.1 Dashboard Layout &amp; Navigation - </w:t>
+      </w:r>
+      <w:r>
+        <w:rPr>
+          <w:rFonts w:ascii="Times New Roman" w:hAnsi="Times New Roman" w:cs="Times New Roman"/>
+        </w:rPr>
+        <w:t>Layout of dashboard images</w:t>
+      </w:r>
+      <w:r>
+        <w:rPr>
+          <w:rFonts w:ascii="Times New Roman" w:hAnsi="Times New Roman" w:cs="Times New Roman"/>
+        </w:rPr>
+        <w:t>.</w:t>
+      </w:r>
+      <w:r>
+        <w:rPr>
+          <w:rFonts w:ascii="Times New Roman" w:hAnsi="Times New Roman" w:cs="Times New Roman"/>
+        </w:rPr>
+        <w:t xml:space="preserve"> Include low-fidelity wireframes of your dashboard. Show where the overview stats go and where the brand-specific analysis sits. And justify how the design is </w:t>
+      </w:r>
+      <w:r>
+        <w:rPr>
+          <w:rFonts w:ascii="Times New Roman" w:hAnsi="Times New Roman" w:cs="Times New Roman"/>
+        </w:rPr>
+        <w:t>user-focused</w:t>
+      </w:r>
+      <w:r>
+        <w:rPr>
+          <w:rFonts w:ascii="Times New Roman" w:hAnsi="Times New Roman" w:cs="Times New Roman"/>
+        </w:rPr>
+        <w:t>.</w:t>
+      </w:r>
+    </w:p>
+    <w:p>
+      <w:pPr>
+        <w:rPr>
+          <w:rFonts w:ascii="Times New Roman" w:hAnsi="Times New Roman" w:cs="Times New Roman"/>
+        </w:rPr>
+      </w:pPr>
+      <w:r>
+        <w:rPr>
+          <w:rFonts w:ascii="Times New Roman" w:hAnsi="Times New Roman" w:cs="Times New Roman"/>
+        </w:rPr>
+        <w:t xml:space="preserve">3.7 Data Design. </w:t>
+      </w:r>
+      <w:r>
+        <w:rPr>
+          <w:rFonts w:ascii="Times New Roman" w:hAnsi="Times New Roman" w:cs="Times New Roman"/>
+        </w:rPr>
+        <w:t>How data is structured and stored between the AI output and the Dashboard</w:t>
+      </w:r>
+      <w:r>
+        <w:rPr>
+          <w:rFonts w:ascii="Times New Roman" w:hAnsi="Times New Roman" w:cs="Times New Roman"/>
+        </w:rPr>
+        <w:t xml:space="preserve">. </w:t>
+      </w:r>
+      <w:r>
+        <w:rPr>
+          <w:rFonts w:ascii="Times New Roman" w:hAnsi="Times New Roman" w:cs="Times New Roman"/>
+        </w:rPr>
+        <w:t>How is the sentiment data stored? (e.g., JSON files, CSV, or an internal Python dictionary structure?). Examiners want to see how you organized the brand-specific results.</w:t>
+      </w:r>
+    </w:p>
+    <w:p>
+      <w:pPr>
+        <w:rPr>
+          <w:rFonts w:ascii="Times New Roman" w:hAnsi="Times New Roman" w:cs="Times New Roman"/>
+        </w:rPr>
+      </w:pPr>
+      <w:r>
+        <w:rPr>
+          <w:rFonts w:ascii="Times New Roman" w:hAnsi="Times New Roman" w:cs="Times New Roman"/>
+        </w:rPr>
+        <w:t xml:space="preserve">Data quality was prioritized over raw volume. Following the scraping phase, the raw dataset contained noise, including irrelevant images such as venue photography, crowd shots, and brand logos. A </w:t>
+      </w:r>
+      <w:r>
+        <w:rPr>
+          <w:rFonts w:ascii="Times New Roman" w:hAnsi="Times New Roman" w:cs="Times New Roman"/>
+          <w:b/>
+          <w:bCs/>
+        </w:rPr>
+        <w:t>manual curation phase</w:t>
+      </w:r>
+      <w:r>
+        <w:rPr>
+          <w:rFonts w:ascii="Times New Roman" w:hAnsi="Times New Roman" w:cs="Times New Roman"/>
+        </w:rPr>
+        <w:t xml:space="preserve"> was executed to prune the dataset, ensuring that only high-fidelity garment images were fed into the </w:t>
+      </w:r>
+      <w:proofErr w:type="spellStart"/>
+      <w:r>
+        <w:rPr>
+          <w:rFonts w:ascii="Times New Roman" w:hAnsi="Times New Roman" w:cs="Times New Roman"/>
+        </w:rPr>
+        <w:t>FashnHumanParser</w:t>
+      </w:r>
+      <w:proofErr w:type="spellEnd"/>
+      <w:r>
+        <w:rPr>
+          <w:rFonts w:ascii="Times New Roman" w:hAnsi="Times New Roman" w:cs="Times New Roman"/>
+        </w:rPr>
+        <w:t xml:space="preserve"> and SVM pipelines. This step was critical to prevent 'Out of Distribution' (OOD) errors during the sentiment analysis phase.</w:t>
+      </w:r>
+    </w:p>
+    <w:p>
+      <w:pPr>
+        <w:rPr>
+          <w:rFonts w:ascii="Times New Roman" w:hAnsi="Times New Roman" w:cs="Times New Roman"/>
+        </w:rPr>
+      </w:pPr>
+      <w:r>
+        <w:rPr>
+          <w:rFonts w:ascii="Times New Roman" w:hAnsi="Times New Roman" w:cs="Times New Roman"/>
+        </w:rPr>
+        <w:t>3.</w:t>
+      </w:r>
+      <w:r>
+        <w:rPr>
+          <w:rFonts w:ascii="Times New Roman" w:hAnsi="Times New Roman" w:cs="Times New Roman"/>
+        </w:rPr>
+        <w:t xml:space="preserve">8 </w:t>
+      </w:r>
+      <w:r>
+        <w:rPr>
+          <w:rFonts w:ascii="Times New Roman" w:hAnsi="Times New Roman" w:cs="Times New Roman"/>
+        </w:rPr>
+        <w:t>Design justification</w:t>
+      </w:r>
+      <w:r>
+        <w:rPr>
+          <w:rFonts w:ascii="Times New Roman" w:hAnsi="Times New Roman" w:cs="Times New Roman"/>
+        </w:rPr>
+        <w:t xml:space="preserve">. </w:t>
+      </w:r>
+      <w:r>
+        <w:rPr>
+          <w:rFonts w:ascii="Times New Roman" w:hAnsi="Times New Roman" w:cs="Times New Roman"/>
+        </w:rPr>
+        <w:t xml:space="preserve">Why SVM? Why K-Means? Why specific </w:t>
+      </w:r>
+      <w:r>
+        <w:rPr>
+          <w:rFonts w:ascii="Times New Roman" w:hAnsi="Times New Roman" w:cs="Times New Roman"/>
+        </w:rPr>
+        <w:t>colour</w:t>
+      </w:r>
+      <w:r>
+        <w:rPr>
+          <w:rFonts w:ascii="Times New Roman" w:hAnsi="Times New Roman" w:cs="Times New Roman"/>
+        </w:rPr>
+        <w:t xml:space="preserve"> spaces?</w:t>
+      </w:r>
+    </w:p>
+    <w:p>
+      <w:pPr>
+        <w:rPr>
+          <w:rFonts w:ascii="Times New Roman" w:hAnsi="Times New Roman" w:cs="Times New Roman"/>
+        </w:rPr>
+      </w:pPr>
+      <w:r>
+        <w:rPr>
+          <w:rFonts w:ascii="Times New Roman" w:hAnsi="Times New Roman" w:cs="Times New Roman"/>
+        </w:rPr>
+        <w:t xml:space="preserve">3.9 </w:t>
+      </w:r>
+      <w:r>
+        <w:rPr>
+          <w:rFonts w:ascii="Times New Roman" w:hAnsi="Times New Roman" w:cs="Times New Roman"/>
+        </w:rPr>
+        <w:t>Constraints</w:t>
+      </w:r>
+      <w:r>
+        <w:rPr>
+          <w:rFonts w:ascii="Times New Roman" w:hAnsi="Times New Roman" w:cs="Times New Roman"/>
+        </w:rPr>
+        <w:t>. Technical or time-based limitations</w:t>
+      </w:r>
+    </w:p>
+    <w:p>
+      <w:pPr>
+        <w:rPr>
+          <w:rFonts w:ascii="Times New Roman" w:hAnsi="Times New Roman" w:cs="Times New Roman"/>
+        </w:rPr>
+      </w:pPr>
+      <w:r>
+        <w:rPr>
+          <w:rFonts w:ascii="Times New Roman" w:hAnsi="Times New Roman" w:cs="Times New Roman"/>
+        </w:rPr>
+        <w:t xml:space="preserve">Technical constraint: </w:t>
+      </w:r>
+    </w:p>
+    <w:p>
+      <w:pPr>
+        <w:rPr>
+          <w:rFonts w:ascii="Times New Roman" w:hAnsi="Times New Roman" w:cs="Times New Roman"/>
+        </w:rPr>
+      </w:pPr>
+      <w:r>
+        <w:rPr>
+          <w:rFonts w:ascii="Times New Roman" w:hAnsi="Times New Roman" w:cs="Times New Roman"/>
+        </w:rPr>
+        <w:t xml:space="preserve">- structural variation across fashion media domains. Impact: automated scraping tool (selenium) may fail on non-standardized web architectures. Mitigation: manual intervention and dataset </w:t>
+      </w:r>
+      <w:proofErr w:type="spellStart"/>
+      <w:r>
+        <w:rPr>
+          <w:rFonts w:ascii="Times New Roman" w:hAnsi="Times New Roman" w:cs="Times New Roman"/>
+        </w:rPr>
+        <w:t>pruining</w:t>
+      </w:r>
+      <w:proofErr w:type="spellEnd"/>
+      <w:r>
+        <w:rPr>
+          <w:rFonts w:ascii="Times New Roman" w:hAnsi="Times New Roman" w:cs="Times New Roman"/>
+        </w:rPr>
+        <w:t xml:space="preserve"> were used to maintain the ground-truth accuracy for the F/W 2025 collection analysis.</w:t>
+      </w:r>
+    </w:p>
+    <w:p>
+      <w:pPr>
+        <w:rPr>
+          <w:rFonts w:ascii="Times New Roman" w:hAnsi="Times New Roman" w:cs="Times New Roman"/>
+        </w:rPr>
+      </w:pPr>
+      <w:r>
+        <w:rPr>
+          <w:rFonts w:ascii="Times New Roman" w:hAnsi="Times New Roman" w:cs="Times New Roman"/>
+        </w:rPr>
+        <w:t>3.10</w:t>
+      </w:r>
+      <w:r>
+        <w:rPr>
+          <w:rFonts w:ascii="Times New Roman" w:hAnsi="Times New Roman" w:cs="Times New Roman"/>
+        </w:rPr>
+        <w:t xml:space="preserve"> Conclusion</w:t>
+      </w:r>
+    </w:p>
+    <w:p>
+      <w:pPr>
+        <w:rPr>
+          <w:rFonts w:ascii="Times New Roman" w:hAnsi="Times New Roman" w:cs="Times New Roman"/>
+        </w:rPr>
+      </w:pPr>
+      <w:r>
+        <w:rPr>
+          <w:rFonts w:ascii="Times New Roman" w:hAnsi="Times New Roman" w:cs="Times New Roman"/>
+        </w:rPr>
+        <w:t>REFRENCES</w:t>
+      </w:r>
+    </w:p>
+    <w:p>
+      <w:pPr>
+        <w:rPr>
+          <w:rFonts w:ascii="Times New Roman" w:hAnsi="Times New Roman" w:cs="Times New Roman"/>
+          <w:b/>
+          <w:bCs/>
+        </w:rPr>
+      </w:pPr>
+      <w:r>
+        <w:rPr>
+          <w:rFonts w:ascii="Times New Roman" w:hAnsi="Times New Roman" w:cs="Times New Roman"/>
+          <w:b/>
+          <w:bCs/>
+        </w:rPr>
+        <w:t>Primary Research and Technical Papers</w:t>
+      </w:r>
+    </w:p>
+    <w:p>
+      <w:pPr>
+        <w:numPr>
+          <w:ilvl w:val="0"/>
+          <w:numId w:val="5"/>
+        </w:numPr>
+        <w:rPr>
+          <w:rFonts w:ascii="Times New Roman" w:hAnsi="Times New Roman" w:cs="Times New Roman"/>
+        </w:rPr>
+      </w:pPr>
+      <w:r>
+        <w:rPr>
+          <w:rFonts w:ascii="Times New Roman" w:hAnsi="Times New Roman" w:cs="Times New Roman"/>
+          <w:b/>
+          <w:bCs/>
+        </w:rPr>
+        <w:t>Boateng, Solomon, Benjamin Tawiah, and Isaac Antwi Acheampong.</w:t>
+      </w:r>
+      <w:r>
+        <w:rPr>
+          <w:rFonts w:ascii="Times New Roman" w:hAnsi="Times New Roman" w:cs="Times New Roman"/>
+        </w:rPr>
+        <w:t xml:space="preserve"> "Envisioning AI-Powered Future of African Print Designs - A Systematic Review of Opportunities and Challenges." </w:t>
+      </w:r>
+      <w:r>
+        <w:rPr>
+          <w:rFonts w:ascii="Times New Roman" w:hAnsi="Times New Roman" w:cs="Times New Roman"/>
+          <w:i/>
+          <w:iCs/>
+        </w:rPr>
+        <w:t>Fashion and Textiles Review</w:t>
+      </w:r>
+      <w:r>
+        <w:rPr>
+          <w:rFonts w:ascii="Times New Roman" w:hAnsi="Times New Roman" w:cs="Times New Roman"/>
+        </w:rPr>
+        <w:t>, vol. 6, 2025, pp. 333-352. DOI: 10.35738/ftr.v6.2025.17.</w:t>
+      </w:r>
+    </w:p>
+    <w:p>
+      <w:pPr>
+        <w:numPr>
+          <w:ilvl w:val="0"/>
+          <w:numId w:val="5"/>
+        </w:numPr>
+        <w:rPr>
+          <w:rFonts w:ascii="Times New Roman" w:hAnsi="Times New Roman" w:cs="Times New Roman"/>
+        </w:rPr>
+      </w:pPr>
+      <w:r>
+        <w:rPr>
+          <w:rFonts w:ascii="Times New Roman" w:hAnsi="Times New Roman" w:cs="Times New Roman"/>
+          <w:b/>
+          <w:bCs/>
+        </w:rPr>
         <w:lastRenderedPageBreak/>
-        <w:t xml:space="preserve">3.6.1 Dashboard Layout &amp; Navigation - </w:t>
-      </w:r>
-      <w:r>
-        <w:rPr>
-          <w:rFonts w:ascii="Times New Roman" w:hAnsi="Times New Roman" w:cs="Times New Roman"/>
-        </w:rPr>
-        <w:t>Layout of dashboard images</w:t>
-      </w:r>
-      <w:r>
-        <w:rPr>
-          <w:rFonts w:ascii="Times New Roman" w:hAnsi="Times New Roman" w:cs="Times New Roman"/>
-        </w:rPr>
-        <w:t>.</w:t>
-      </w:r>
-      <w:r>
-        <w:rPr>
-          <w:rFonts w:ascii="Times New Roman" w:hAnsi="Times New Roman" w:cs="Times New Roman"/>
-        </w:rPr>
-        <w:t xml:space="preserve"> </w:t>
-      </w:r>
-      <w:r>
-        <w:rPr>
-          <w:rFonts w:ascii="Times New Roman" w:hAnsi="Times New Roman" w:cs="Times New Roman"/>
-        </w:rPr>
-        <w:t>Include low-fidelity wireframes of your dashboard. Show where the overview stats go and where the brand-specific analysis sits.</w:t>
-      </w:r>
-      <w:r>
-        <w:rPr>
-          <w:rFonts w:ascii="Times New Roman" w:hAnsi="Times New Roman" w:cs="Times New Roman"/>
-        </w:rPr>
-        <w:t xml:space="preserve"> And justify how the design is for the user.</w:t>
-      </w:r>
-    </w:p>
-    <w:p>
-      <w:r>
-        <w:rPr>
-          <w:rFonts w:ascii="Times New Roman" w:hAnsi="Times New Roman" w:cs="Times New Roman"/>
-        </w:rPr>
-        <w:t xml:space="preserve">3.7 Data Design. </w:t>
+        <w:t xml:space="preserve">Chen, Liang-Chieh, </w:t>
       </w:r>
       <w:proofErr w:type="spellStart"/>
       <w:r>
         <w:rPr>
           <w:rFonts w:ascii="Times New Roman" w:hAnsi="Times New Roman" w:cs="Times New Roman"/>
-        </w:rPr>
-        <w:t>How</w:t>
+          <w:b/>
+          <w:bCs/>
+        </w:rPr>
+        <w:t>Yukun</w:t>
       </w:r>
       <w:proofErr w:type="spellEnd"/>
       <w:r>
         <w:rPr>
           <w:rFonts w:ascii="Times New Roman" w:hAnsi="Times New Roman" w:cs="Times New Roman"/>
-        </w:rPr>
-        <w:t xml:space="preserve"> data is structured and stored between the AI output and the Dashboard</w:t>
-      </w:r>
-      <w:r>
-        <w:rPr>
-          <w:rFonts w:ascii="Times New Roman" w:hAnsi="Times New Roman" w:cs="Times New Roman"/>
-        </w:rPr>
-        <w:t xml:space="preserve">. </w:t>
-      </w:r>
-      <w:r>
-        <w:t>How is the sentiment data stored? (e.g., JSON files, CSV, or an internal Python dictionary structure?). Examiners want to see how you organized the brand-specific results.</w:t>
-      </w:r>
-    </w:p>
-    <w:p>
-      <w:r>
-        <w:t>3.</w:t>
-      </w:r>
-      <w:r>
-        <w:t xml:space="preserve">8 </w:t>
-      </w:r>
-      <w:r>
-        <w:t>Design justification</w:t>
-      </w:r>
-      <w:r>
-        <w:t xml:space="preserve">. </w:t>
-      </w:r>
-      <w:r>
-        <w:t xml:space="preserve">Why SVM? Why K-Means? Why specific </w:t>
+          <w:b/>
+          <w:bCs/>
+        </w:rPr>
+        <w:t xml:space="preserve"> Zhu, George Papandreou, Florian Schroff, and Hartwig Adam.</w:t>
+      </w:r>
+      <w:r>
+        <w:rPr>
+          <w:rFonts w:ascii="Times New Roman" w:hAnsi="Times New Roman" w:cs="Times New Roman"/>
+        </w:rPr>
+        <w:t xml:space="preserve"> "Encoder-Decoder with </w:t>
       </w:r>
       <w:proofErr w:type="spellStart"/>
       <w:r>
-        <w:t>color</w:t>
+        <w:rPr>
+          <w:rFonts w:ascii="Times New Roman" w:hAnsi="Times New Roman" w:cs="Times New Roman"/>
+        </w:rPr>
+        <w:t>Atrous</w:t>
       </w:r>
       <w:proofErr w:type="spellEnd"/>
       <w:r>
-        <w:t xml:space="preserve"> spaces?</w:t>
-      </w:r>
-    </w:p>
-    <w:p>
-      <w:pPr>
-        <w:rPr>
-          <w:rFonts w:ascii="Times New Roman" w:hAnsi="Times New Roman" w:cs="Times New Roman"/>
-        </w:rPr>
-      </w:pPr>
-      <w:r>
-        <w:rPr>
-          <w:rFonts w:ascii="Times New Roman" w:hAnsi="Times New Roman" w:cs="Times New Roman"/>
-        </w:rPr>
-        <w:t xml:space="preserve">3.9 </w:t>
-      </w:r>
-      <w:r>
-        <w:rPr>
-          <w:rFonts w:ascii="Times New Roman" w:hAnsi="Times New Roman" w:cs="Times New Roman"/>
-        </w:rPr>
-        <w:t>Constraints</w:t>
-      </w:r>
-      <w:r>
-        <w:rPr>
-          <w:rFonts w:ascii="Times New Roman" w:hAnsi="Times New Roman" w:cs="Times New Roman"/>
-        </w:rPr>
-        <w:t>. Technical or time-based limitations</w:t>
-      </w:r>
-    </w:p>
-    <w:p>
-      <w:pPr>
-        <w:rPr>
-          <w:rFonts w:ascii="Times New Roman" w:hAnsi="Times New Roman" w:cs="Times New Roman"/>
-        </w:rPr>
-      </w:pPr>
-      <w:r>
-        <w:rPr>
-          <w:rFonts w:ascii="Times New Roman" w:hAnsi="Times New Roman" w:cs="Times New Roman"/>
-        </w:rPr>
-        <w:t>3.10</w:t>
-      </w:r>
-      <w:r>
-        <w:rPr>
-          <w:rFonts w:ascii="Times New Roman" w:hAnsi="Times New Roman" w:cs="Times New Roman"/>
-        </w:rPr>
-        <w:t xml:space="preserve"> Conclusion</w:t>
-      </w:r>
+        <w:rPr>
+          <w:rFonts w:ascii="Times New Roman" w:hAnsi="Times New Roman" w:cs="Times New Roman"/>
+        </w:rPr>
+        <w:t xml:space="preserve"> Separable Convolution for Semantic Image Segmentation." </w:t>
+      </w:r>
+      <w:r>
+        <w:rPr>
+          <w:rFonts w:ascii="Times New Roman" w:hAnsi="Times New Roman" w:cs="Times New Roman"/>
+          <w:i/>
+          <w:iCs/>
+        </w:rPr>
+        <w:t>European Conference on Computer Vision (ECCV)</w:t>
+      </w:r>
+      <w:r>
+        <w:rPr>
+          <w:rFonts w:ascii="Times New Roman" w:hAnsi="Times New Roman" w:cs="Times New Roman"/>
+        </w:rPr>
+        <w:t>, 2018.</w:t>
+      </w:r>
+    </w:p>
+    <w:p>
+      <w:pPr>
+        <w:numPr>
+          <w:ilvl w:val="0"/>
+          <w:numId w:val="5"/>
+        </w:numPr>
+        <w:rPr>
+          <w:rFonts w:ascii="Times New Roman" w:hAnsi="Times New Roman" w:cs="Times New Roman"/>
+        </w:rPr>
+      </w:pPr>
+      <w:r>
+        <w:rPr>
+          <w:rFonts w:ascii="Times New Roman" w:hAnsi="Times New Roman" w:cs="Times New Roman"/>
+          <w:b/>
+          <w:bCs/>
+        </w:rPr>
+        <w:t>Inoue, Takashi, and Yukako Yagi.</w:t>
+      </w:r>
+      <w:r>
+        <w:rPr>
+          <w:rFonts w:ascii="Times New Roman" w:hAnsi="Times New Roman" w:cs="Times New Roman"/>
+        </w:rPr>
+        <w:t xml:space="preserve"> "</w:t>
+      </w:r>
+      <w:proofErr w:type="spellStart"/>
+      <w:r>
+        <w:rPr>
+          <w:rFonts w:ascii="Times New Roman" w:hAnsi="Times New Roman" w:cs="Times New Roman"/>
+        </w:rPr>
+        <w:t>Color</w:t>
+      </w:r>
+      <w:proofErr w:type="spellEnd"/>
+      <w:r>
+        <w:rPr>
+          <w:rFonts w:ascii="Times New Roman" w:hAnsi="Times New Roman" w:cs="Times New Roman"/>
+        </w:rPr>
+        <w:t xml:space="preserve"> Standardization and Optimization in Whole Slide Imaging." </w:t>
+      </w:r>
+      <w:r>
+        <w:rPr>
+          <w:rFonts w:ascii="Times New Roman" w:hAnsi="Times New Roman" w:cs="Times New Roman"/>
+          <w:i/>
+          <w:iCs/>
+        </w:rPr>
+        <w:t>Clinical and Diagnostic Pathology</w:t>
+      </w:r>
+      <w:r>
+        <w:rPr>
+          <w:rFonts w:ascii="Times New Roman" w:hAnsi="Times New Roman" w:cs="Times New Roman"/>
+        </w:rPr>
+        <w:t>, vol. 4, no. 1, 2020. DOI: 10.15761/cdp.1000139.</w:t>
+      </w:r>
+    </w:p>
+    <w:p>
+      <w:pPr>
+        <w:numPr>
+          <w:ilvl w:val="0"/>
+          <w:numId w:val="5"/>
+        </w:numPr>
+        <w:rPr>
+          <w:rFonts w:ascii="Times New Roman" w:hAnsi="Times New Roman" w:cs="Times New Roman"/>
+        </w:rPr>
+      </w:pPr>
+      <w:proofErr w:type="spellStart"/>
+      <w:r>
+        <w:rPr>
+          <w:rFonts w:ascii="Times New Roman" w:hAnsi="Times New Roman" w:cs="Times New Roman"/>
+          <w:b/>
+          <w:bCs/>
+        </w:rPr>
+        <w:t>Khder</w:t>
+      </w:r>
+      <w:proofErr w:type="spellEnd"/>
+      <w:r>
+        <w:rPr>
+          <w:rFonts w:ascii="Times New Roman" w:hAnsi="Times New Roman" w:cs="Times New Roman"/>
+          <w:b/>
+          <w:bCs/>
+        </w:rPr>
+        <w:t xml:space="preserve">, </w:t>
+      </w:r>
+      <w:proofErr w:type="spellStart"/>
+      <w:r>
+        <w:rPr>
+          <w:rFonts w:ascii="Times New Roman" w:hAnsi="Times New Roman" w:cs="Times New Roman"/>
+          <w:b/>
+          <w:bCs/>
+        </w:rPr>
+        <w:t>Moaiad</w:t>
+      </w:r>
+      <w:proofErr w:type="spellEnd"/>
+      <w:r>
+        <w:rPr>
+          <w:rFonts w:ascii="Times New Roman" w:hAnsi="Times New Roman" w:cs="Times New Roman"/>
+          <w:b/>
+          <w:bCs/>
+        </w:rPr>
+        <w:t xml:space="preserve"> Ahmad.</w:t>
+      </w:r>
+      <w:r>
+        <w:rPr>
+          <w:rFonts w:ascii="Times New Roman" w:hAnsi="Times New Roman" w:cs="Times New Roman"/>
+        </w:rPr>
+        <w:t xml:space="preserve"> "Web Scraping or Web Crawling: State of Art, Techniques, Approaches and Application." </w:t>
+      </w:r>
+      <w:r>
+        <w:rPr>
+          <w:rFonts w:ascii="Times New Roman" w:hAnsi="Times New Roman" w:cs="Times New Roman"/>
+          <w:i/>
+          <w:iCs/>
+        </w:rPr>
+        <w:t>International Journal of Advance Soft Computer Applications</w:t>
+      </w:r>
+      <w:r>
+        <w:rPr>
+          <w:rFonts w:ascii="Times New Roman" w:hAnsi="Times New Roman" w:cs="Times New Roman"/>
+        </w:rPr>
+        <w:t>, vol. 13, no. 3, Nov. 2021, pp. 145-168.</w:t>
+      </w:r>
+    </w:p>
+    <w:p>
+      <w:pPr>
+        <w:numPr>
+          <w:ilvl w:val="0"/>
+          <w:numId w:val="5"/>
+        </w:numPr>
+        <w:rPr>
+          <w:rFonts w:ascii="Times New Roman" w:hAnsi="Times New Roman" w:cs="Times New Roman"/>
+        </w:rPr>
+      </w:pPr>
+      <w:r>
+        <w:rPr>
+          <w:rFonts w:ascii="Times New Roman" w:hAnsi="Times New Roman" w:cs="Times New Roman"/>
+          <w:b/>
+          <w:bCs/>
+        </w:rPr>
+        <w:t xml:space="preserve">Liang, Xiaodan, </w:t>
+      </w:r>
+      <w:proofErr w:type="spellStart"/>
+      <w:r>
+        <w:rPr>
+          <w:rFonts w:ascii="Times New Roman" w:hAnsi="Times New Roman" w:cs="Times New Roman"/>
+          <w:b/>
+          <w:bCs/>
+        </w:rPr>
+        <w:t>Chunyan</w:t>
+      </w:r>
+      <w:proofErr w:type="spellEnd"/>
+      <w:r>
+        <w:rPr>
+          <w:rFonts w:ascii="Times New Roman" w:hAnsi="Times New Roman" w:cs="Times New Roman"/>
+          <w:b/>
+          <w:bCs/>
+        </w:rPr>
+        <w:t xml:space="preserve"> Xu, Xiaohui Shen, </w:t>
+      </w:r>
+      <w:proofErr w:type="spellStart"/>
+      <w:r>
+        <w:rPr>
+          <w:rFonts w:ascii="Times New Roman" w:hAnsi="Times New Roman" w:cs="Times New Roman"/>
+          <w:b/>
+          <w:bCs/>
+        </w:rPr>
+        <w:t>Jianchao</w:t>
+      </w:r>
+      <w:proofErr w:type="spellEnd"/>
+      <w:r>
+        <w:rPr>
+          <w:rFonts w:ascii="Times New Roman" w:hAnsi="Times New Roman" w:cs="Times New Roman"/>
+          <w:b/>
+          <w:bCs/>
+        </w:rPr>
+        <w:t xml:space="preserve"> Yang, Si Liu, Jinhui Tang, Liang Lin, and </w:t>
+      </w:r>
+      <w:proofErr w:type="spellStart"/>
+      <w:r>
+        <w:rPr>
+          <w:rFonts w:ascii="Times New Roman" w:hAnsi="Times New Roman" w:cs="Times New Roman"/>
+          <w:b/>
+          <w:bCs/>
+        </w:rPr>
+        <w:t>Shuicheng</w:t>
+      </w:r>
+      <w:proofErr w:type="spellEnd"/>
+      <w:r>
+        <w:rPr>
+          <w:rFonts w:ascii="Times New Roman" w:hAnsi="Times New Roman" w:cs="Times New Roman"/>
+          <w:b/>
+          <w:bCs/>
+        </w:rPr>
+        <w:t xml:space="preserve"> Yan.</w:t>
+      </w:r>
+      <w:r>
+        <w:rPr>
+          <w:rFonts w:ascii="Times New Roman" w:hAnsi="Times New Roman" w:cs="Times New Roman"/>
+        </w:rPr>
+        <w:t xml:space="preserve"> "Human Parsing with Contextualized Convolutional Neural Network." </w:t>
+      </w:r>
+      <w:r>
+        <w:rPr>
+          <w:rFonts w:ascii="Times New Roman" w:hAnsi="Times New Roman" w:cs="Times New Roman"/>
+          <w:i/>
+          <w:iCs/>
+        </w:rPr>
+        <w:t>Proceedings of the IEEE International Conference on Computer Vision (ICCV)</w:t>
+      </w:r>
+      <w:r>
+        <w:rPr>
+          <w:rFonts w:ascii="Times New Roman" w:hAnsi="Times New Roman" w:cs="Times New Roman"/>
+        </w:rPr>
+        <w:t>, 2015, pp. 1386-1394.</w:t>
+      </w:r>
+    </w:p>
+    <w:p>
+      <w:pPr>
+        <w:numPr>
+          <w:ilvl w:val="0"/>
+          <w:numId w:val="5"/>
+        </w:numPr>
+        <w:rPr>
+          <w:rFonts w:ascii="Times New Roman" w:hAnsi="Times New Roman" w:cs="Times New Roman"/>
+        </w:rPr>
+      </w:pPr>
+      <w:proofErr w:type="spellStart"/>
+      <w:r>
+        <w:rPr>
+          <w:rFonts w:ascii="Times New Roman" w:hAnsi="Times New Roman" w:cs="Times New Roman"/>
+          <w:b/>
+          <w:bCs/>
+        </w:rPr>
+        <w:t>Süsstrunk</w:t>
+      </w:r>
+      <w:proofErr w:type="spellEnd"/>
+      <w:r>
+        <w:rPr>
+          <w:rFonts w:ascii="Times New Roman" w:hAnsi="Times New Roman" w:cs="Times New Roman"/>
+          <w:b/>
+          <w:bCs/>
+        </w:rPr>
+        <w:t>, Sabine, Robert Buckley, and Steve Swen.</w:t>
+      </w:r>
+      <w:r>
+        <w:rPr>
+          <w:rFonts w:ascii="Times New Roman" w:hAnsi="Times New Roman" w:cs="Times New Roman"/>
+        </w:rPr>
+        <w:t xml:space="preserve"> "Standard RGB </w:t>
+      </w:r>
+      <w:proofErr w:type="spellStart"/>
+      <w:r>
+        <w:rPr>
+          <w:rFonts w:ascii="Times New Roman" w:hAnsi="Times New Roman" w:cs="Times New Roman"/>
+        </w:rPr>
+        <w:t>Color</w:t>
+      </w:r>
+      <w:proofErr w:type="spellEnd"/>
+      <w:r>
+        <w:rPr>
+          <w:rFonts w:ascii="Times New Roman" w:hAnsi="Times New Roman" w:cs="Times New Roman"/>
+        </w:rPr>
+        <w:t xml:space="preserve"> Spaces." </w:t>
+      </w:r>
+      <w:r>
+        <w:rPr>
+          <w:rFonts w:ascii="Times New Roman" w:hAnsi="Times New Roman" w:cs="Times New Roman"/>
+          <w:i/>
+          <w:iCs/>
+        </w:rPr>
+        <w:t xml:space="preserve">Proceedings of the 7th </w:t>
+      </w:r>
+      <w:proofErr w:type="spellStart"/>
+      <w:r>
+        <w:rPr>
+          <w:rFonts w:ascii="Times New Roman" w:hAnsi="Times New Roman" w:cs="Times New Roman"/>
+          <w:i/>
+          <w:iCs/>
+        </w:rPr>
+        <w:t>Color</w:t>
+      </w:r>
+      <w:proofErr w:type="spellEnd"/>
+      <w:r>
+        <w:rPr>
+          <w:rFonts w:ascii="Times New Roman" w:hAnsi="Times New Roman" w:cs="Times New Roman"/>
+          <w:i/>
+          <w:iCs/>
+        </w:rPr>
+        <w:t xml:space="preserve"> Imaging Conference</w:t>
+      </w:r>
+      <w:r>
+        <w:rPr>
+          <w:rFonts w:ascii="Times New Roman" w:hAnsi="Times New Roman" w:cs="Times New Roman"/>
+        </w:rPr>
+        <w:t>, 1999.</w:t>
+      </w:r>
+    </w:p>
+    <w:p>
+      <w:pPr>
+        <w:numPr>
+          <w:ilvl w:val="0"/>
+          <w:numId w:val="5"/>
+        </w:numPr>
+        <w:rPr>
+          <w:rFonts w:ascii="Times New Roman" w:hAnsi="Times New Roman" w:cs="Times New Roman"/>
+        </w:rPr>
+      </w:pPr>
+      <w:r>
+        <w:rPr>
+          <w:rFonts w:ascii="Times New Roman" w:hAnsi="Times New Roman" w:cs="Times New Roman"/>
+          <w:b/>
+          <w:bCs/>
+        </w:rPr>
+        <w:t>Wang, Xi, and Chen Wang.</w:t>
+      </w:r>
+      <w:r>
+        <w:rPr>
+          <w:rFonts w:ascii="Times New Roman" w:hAnsi="Times New Roman" w:cs="Times New Roman"/>
+        </w:rPr>
+        <w:t xml:space="preserve"> "Time Series Data Cleaning: A Survey." </w:t>
+      </w:r>
+      <w:r>
+        <w:rPr>
+          <w:rFonts w:ascii="Times New Roman" w:hAnsi="Times New Roman" w:cs="Times New Roman"/>
+          <w:i/>
+          <w:iCs/>
+        </w:rPr>
+        <w:t>IEEE Access</w:t>
+      </w:r>
+      <w:r>
+        <w:rPr>
+          <w:rFonts w:ascii="Times New Roman" w:hAnsi="Times New Roman" w:cs="Times New Roman"/>
+        </w:rPr>
+        <w:t>, vol. 7, 2019, pp. 186090-186121. DOI: 10.1109/ACCESS.2019.2962152.</w:t>
+      </w:r>
+    </w:p>
+    <w:p>
+      <w:pPr>
+        <w:rPr>
+          <w:rFonts w:ascii="Times New Roman" w:hAnsi="Times New Roman" w:cs="Times New Roman"/>
+        </w:rPr>
+      </w:pPr>
+      <w:r>
+        <w:rPr>
+          <w:rFonts w:ascii="Times New Roman" w:hAnsi="Times New Roman" w:cs="Times New Roman"/>
+          <w:b/>
+          <w:bCs/>
+        </w:rPr>
+        <w:t>Institutional Reports</w:t>
+      </w:r>
+    </w:p>
+    <w:p>
+      <w:pPr>
+        <w:numPr>
+          <w:ilvl w:val="0"/>
+          <w:numId w:val="6"/>
+        </w:numPr>
+        <w:rPr>
+          <w:rFonts w:ascii="Times New Roman" w:hAnsi="Times New Roman" w:cs="Times New Roman"/>
+        </w:rPr>
+      </w:pPr>
+      <w:r>
+        <w:rPr>
+          <w:rFonts w:ascii="Times New Roman" w:hAnsi="Times New Roman" w:cs="Times New Roman"/>
+          <w:b/>
+          <w:bCs/>
+        </w:rPr>
+        <w:t>UNESCO.</w:t>
+      </w:r>
+      <w:r>
+        <w:rPr>
+          <w:rFonts w:ascii="Times New Roman" w:hAnsi="Times New Roman" w:cs="Times New Roman"/>
+        </w:rPr>
+        <w:t xml:space="preserve"> "Empowering the African Fashion Sector: UNESCO Partnerships Incubator Opportunities for Growth Based on Findings of the 2023 UNESCO Report." </w:t>
+      </w:r>
+      <w:r>
+        <w:rPr>
+          <w:rFonts w:ascii="Times New Roman" w:hAnsi="Times New Roman" w:cs="Times New Roman"/>
+          <w:i/>
+          <w:iCs/>
+        </w:rPr>
+        <w:t>United Nations Department of Economic and Social Affairs</w:t>
+      </w:r>
+      <w:r>
+        <w:rPr>
+          <w:rFonts w:ascii="Times New Roman" w:hAnsi="Times New Roman" w:cs="Times New Roman"/>
+        </w:rPr>
+        <w:t>, Oct. 2023.</w:t>
+      </w:r>
+    </w:p>
+    <w:p>
+      <w:pPr>
+        <w:rPr>
+          <w:rFonts w:ascii="Times New Roman" w:hAnsi="Times New Roman" w:cs="Times New Roman"/>
+        </w:rPr>
+      </w:pPr>
     </w:p>
     <w:sectPr>
-      <w:headerReference w:type="default" r:id="rId11"/>
+      <w:headerReference w:type="default" r:id="rId12"/>
+      <w:footerReference w:type="default" r:id="rId13"/>
       <w:pgSz w:w="11906" w:h="16838"/>
       <w:pgMar w:top="1440" w:right="1440" w:bottom="1440" w:left="1440" w:header="708" w:footer="708" w:gutter="0"/>
       <w:cols w:space="708"/>
@@ -2516,6 +6889,107 @@
     </w:p>
   </w:endnote>
 </w:endnotes>
+</file>
+
+<file path=word/footer1.xml><?xml version="1.0" encoding="utf-8"?>
+<w:ftr xmlns:wpc="http://schemas.microsoft.com/office/word/2010/wordprocessingCanvas" xmlns:cx="http://schemas.microsoft.com/office/drawing/2014/chartex" xmlns:cx1="http://schemas.microsoft.com/office/drawing/2015/9/8/chartex" xmlns:cx2="http://schemas.microsoft.com/office/drawing/2015/10/21/chartex" xmlns:cx3="http://schemas.microsoft.com/office/drawing/2016/5/9/chartex" xmlns:cx4="http://schemas.microsoft.com/office/drawing/2016/5/10/chartex" xmlns:cx5="http://schemas.microsoft.com/office/drawing/2016/5/11/chartex" xmlns:cx6="http://schemas.microsoft.com/office/drawing/2016/5/12/chartex" xmlns:cx7="http://schemas.microsoft.com/office/drawing/2016/5/13/chartex" xmlns:cx8="http://schemas.microsoft.com/office/drawing/2016/5/14/chartex" xmlns:mc="http://schemas.openxmlformats.org/markup-compatibility/2006" xmlns:aink="http://schemas.microsoft.com/office/drawing/2016/ink" xmlns:am3d="http://schemas.microsoft.com/office/drawing/2017/model3d" xmlns:o="urn:schemas-microsoft-com:office:office" xmlns:oel="http://schemas.microsoft.com/office/2019/extlst" xmlns:r="http://schemas.openxmlformats.org/officeDocument/2006/relationships" xmlns:m="http://schemas.openxmlformats.org/officeDocument/2006/math" xmlns:v="urn:schemas-microsoft-com:vml" xmlns:wp14="http://schemas.microsoft.com/office/word/2010/wordprocessingDrawing" xmlns:wp="http://schemas.openxmlformats.org/drawingml/2006/wordprocessingDrawing" xmlns:w10="urn:schemas-microsoft-com:office:word" xmlns:w="http://schemas.openxmlformats.org/wordprocessingml/2006/main" xmlns:w14="http://schemas.microsoft.com/office/word/2010/wordml" xmlns:w15="http://schemas.microsoft.com/office/word/2012/wordml" xmlns:w16cex="http://schemas.microsoft.com/office/word/2018/wordml/cex" xmlns:w16cid="http://schemas.microsoft.com/office/word/2016/wordml/cid" xmlns:w16="http://schemas.microsoft.com/office/word/2018/wordml" xmlns:w16du="http://schemas.microsoft.com/office/word/2023/wordml/word16du" xmlns:w16sdtdh="http://schemas.microsoft.com/office/word/2020/wordml/sdtdatahash" xmlns:w16sdtfl="http://schemas.microsoft.com/office/word/2024/wordml/sdtformatlock" xmlns:w16se="http://schemas.microsoft.com/office/word/2015/wordml/symex" xmlns:wpg="http://schemas.microsoft.com/office/word/2010/wordprocessingGroup" xmlns:wpi="http://schemas.microsoft.com/office/word/2010/wordprocessingInk" xmlns:wne="http://schemas.microsoft.com/office/word/2006/wordml" xmlns:wps="http://schemas.microsoft.com/office/word/2010/wordprocessingShape" mc:Ignorable="w14 w15 w16se w16cid w16 w16cex w16sdtdh w16sdtfl w16du wp14">
+  <w:sdt>
+    <w:sdtPr>
+      <w:rPr>
+        <w:rFonts w:ascii="Times New Roman" w:hAnsi="Times New Roman" w:cs="Times New Roman"/>
+      </w:rPr>
+      <w:id w:val="2084100879"/>
+      <w:docPartObj>
+        <w:docPartGallery w:val="Page Numbers (Bottom of Page)"/>
+        <w:docPartUnique/>
+      </w:docPartObj>
+    </w:sdtPr>
+    <w:sdtEndPr>
+      <w:rPr>
+        <w:noProof/>
+      </w:rPr>
+    </w:sdtEndPr>
+    <w:sdtContent>
+      <w:p>
+        <w:pPr>
+          <w:pStyle w:val="Footer"/>
+          <w:jc w:val="right"/>
+          <w:rPr>
+            <w:rFonts w:ascii="Times New Roman" w:hAnsi="Times New Roman" w:cs="Times New Roman"/>
+          </w:rPr>
+        </w:pPr>
+        <w:r>
+          <w:rPr>
+            <w:rFonts w:ascii="Times New Roman" w:hAnsi="Times New Roman" w:cs="Times New Roman"/>
+          </w:rPr>
+          <w:fldChar w:fldCharType="begin"/>
+        </w:r>
+        <w:r>
+          <w:rPr>
+            <w:rFonts w:ascii="Times New Roman" w:hAnsi="Times New Roman" w:cs="Times New Roman"/>
+          </w:rPr>
+          <w:instrText xml:space="preserve"> PAGE   \* MERGEFORMAT </w:instrText>
+        </w:r>
+        <w:r>
+          <w:rPr>
+            <w:rFonts w:ascii="Times New Roman" w:hAnsi="Times New Roman" w:cs="Times New Roman"/>
+          </w:rPr>
+          <w:fldChar w:fldCharType="separate"/>
+        </w:r>
+        <w:r>
+          <w:rPr>
+            <w:rFonts w:ascii="Times New Roman" w:hAnsi="Times New Roman" w:cs="Times New Roman"/>
+            <w:noProof/>
+          </w:rPr>
+          <w:t>2</w:t>
+        </w:r>
+        <w:r>
+          <w:rPr>
+            <w:rFonts w:ascii="Times New Roman" w:hAnsi="Times New Roman" w:cs="Times New Roman"/>
+            <w:noProof/>
+          </w:rPr>
+          <w:fldChar w:fldCharType="end"/>
+        </w:r>
+        <w:r>
+          <w:rPr>
+            <w:rFonts w:ascii="Times New Roman" w:hAnsi="Times New Roman" w:cs="Times New Roman"/>
+            <w:noProof/>
+          </w:rPr>
+          <w:t xml:space="preserve"> </w:t>
+        </w:r>
+        <w:r>
+          <w:rPr>
+            <w:rFonts w:ascii="Times New Roman" w:hAnsi="Times New Roman" w:cs="Times New Roman"/>
+            <w:noProof/>
+          </w:rPr>
+          <w:t>|</w:t>
+        </w:r>
+        <w:r>
+          <w:rPr>
+            <w:rFonts w:ascii="Times New Roman" w:hAnsi="Times New Roman" w:cs="Times New Roman"/>
+            <w:noProof/>
+          </w:rPr>
+          <w:t xml:space="preserve"> </w:t>
+        </w:r>
+        <w:r>
+          <w:rPr>
+            <w:rFonts w:ascii="Times New Roman" w:hAnsi="Times New Roman" w:cs="Times New Roman"/>
+            <w:noProof/>
+          </w:rPr>
+          <w:t>Page</w:t>
+        </w:r>
+      </w:p>
+    </w:sdtContent>
+  </w:sdt>
+  <w:p>
+    <w:pPr>
+      <w:pStyle w:val="Footer"/>
+      <w:rPr>
+        <w:rFonts w:ascii="Times New Roman" w:hAnsi="Times New Roman" w:cs="Times New Roman"/>
+      </w:rPr>
+    </w:pPr>
+  </w:p>
+</w:ftr>
 </file>
 
 <file path=word/footnotes.xml><?xml version="1.0" encoding="utf-8"?>
@@ -2564,16 +7038,8 @@
       <w:rPr>
         <w:rFonts w:ascii="Times New Roman" w:hAnsi="Times New Roman" w:cs="Times New Roman"/>
       </w:rPr>
-      <w:t xml:space="preserve"> – House of </w:t>
+      <w:t xml:space="preserve"> – House of Lasgidi</w:t>
     </w:r>
-    <w:proofErr w:type="spellStart"/>
-    <w:r>
-      <w:rPr>
-        <w:rFonts w:ascii="Times New Roman" w:hAnsi="Times New Roman" w:cs="Times New Roman"/>
-      </w:rPr>
-      <w:t>Lasgidi</w:t>
-    </w:r>
-    <w:proofErr w:type="spellEnd"/>
   </w:p>
   <w:p>
     <w:pPr>
@@ -2595,6 +7061,119 @@
 <file path=word/numbering.xml><?xml version="1.0" encoding="utf-8"?>
 <w:numbering xmlns:wpc="http://schemas.microsoft.com/office/word/2010/wordprocessingCanvas" xmlns:cx="http://schemas.microsoft.com/office/drawing/2014/chartex" xmlns:cx1="http://schemas.microsoft.com/office/drawing/2015/9/8/chartex" xmlns:cx2="http://schemas.microsoft.com/office/drawing/2015/10/21/chartex" xmlns:cx3="http://schemas.microsoft.com/office/drawing/2016/5/9/chartex" xmlns:cx4="http://schemas.microsoft.com/office/drawing/2016/5/10/chartex" xmlns:cx5="http://schemas.microsoft.com/office/drawing/2016/5/11/chartex" xmlns:cx6="http://schemas.microsoft.com/office/drawing/2016/5/12/chartex" xmlns:cx7="http://schemas.microsoft.com/office/drawing/2016/5/13/chartex" xmlns:cx8="http://schemas.microsoft.com/office/drawing/2016/5/14/chartex" xmlns:mc="http://schemas.openxmlformats.org/markup-compatibility/2006" xmlns:aink="http://schemas.microsoft.com/office/drawing/2016/ink" xmlns:am3d="http://schemas.microsoft.com/office/drawing/2017/model3d" xmlns:o="urn:schemas-microsoft-com:office:office" xmlns:oel="http://schemas.microsoft.com/office/2019/extlst" xmlns:r="http://schemas.openxmlformats.org/officeDocument/2006/relationships" xmlns:m="http://schemas.openxmlformats.org/officeDocument/2006/math" xmlns:v="urn:schemas-microsoft-com:vml" xmlns:wp14="http://schemas.microsoft.com/office/word/2010/wordprocessingDrawing" xmlns:wp="http://schemas.openxmlformats.org/drawingml/2006/wordprocessingDrawing" xmlns:w10="urn:schemas-microsoft-com:office:word" xmlns:w="http://schemas.openxmlformats.org/wordprocessingml/2006/main" xmlns:w14="http://schemas.microsoft.com/office/word/2010/wordml" xmlns:w15="http://schemas.microsoft.com/office/word/2012/wordml" xmlns:w16cex="http://schemas.microsoft.com/office/word/2018/wordml/cex" xmlns:w16cid="http://schemas.microsoft.com/office/word/2016/wordml/cid" xmlns:w16="http://schemas.microsoft.com/office/word/2018/wordml" xmlns:w16du="http://schemas.microsoft.com/office/word/2023/wordml/word16du" xmlns:w16sdtdh="http://schemas.microsoft.com/office/word/2020/wordml/sdtdatahash" xmlns:w16sdtfl="http://schemas.microsoft.com/office/word/2024/wordml/sdtformatlock" xmlns:w16se="http://schemas.microsoft.com/office/word/2015/wordml/symex" xmlns:wpg="http://schemas.microsoft.com/office/word/2010/wordprocessingGroup" xmlns:wpi="http://schemas.microsoft.com/office/word/2010/wordprocessingInk" xmlns:wne="http://schemas.microsoft.com/office/word/2006/wordml" xmlns:wps="http://schemas.microsoft.com/office/word/2010/wordprocessingShape" mc:Ignorable="w14 w15 w16se w16cid w16 w16cex w16sdtdh w16sdtfl w16du wp14">
   <w:abstractNum w:abstractNumId="0" w15:restartNumberingAfterBreak="0">
+    <w:nsid w:val="38457194"/>
+    <w:multiLevelType w:val="hybridMultilevel"/>
+    <w:tmpl w:val="FA16BB24"/>
+    <w:lvl w:ilvl="0" w:tplc="08090005">
+      <w:start w:val="1"/>
+      <w:numFmt w:val="bullet"/>
+      <w:lvlText w:val=""/>
+      <w:lvlJc w:val="left"/>
+      <w:pPr>
+        <w:ind w:left="720" w:hanging="360"/>
+      </w:pPr>
+      <w:rPr>
+        <w:rFonts w:ascii="Wingdings" w:hAnsi="Wingdings" w:hint="default"/>
+      </w:rPr>
+    </w:lvl>
+    <w:lvl w:ilvl="1" w:tplc="08090003" w:tentative="1">
+      <w:start w:val="1"/>
+      <w:numFmt w:val="bullet"/>
+      <w:lvlText w:val="o"/>
+      <w:lvlJc w:val="left"/>
+      <w:pPr>
+        <w:ind w:left="1440" w:hanging="360"/>
+      </w:pPr>
+      <w:rPr>
+        <w:rFonts w:ascii="Courier New" w:hAnsi="Courier New" w:cs="Courier New" w:hint="default"/>
+      </w:rPr>
+    </w:lvl>
+    <w:lvl w:ilvl="2" w:tplc="08090005" w:tentative="1">
+      <w:start w:val="1"/>
+      <w:numFmt w:val="bullet"/>
+      <w:lvlText w:val=""/>
+      <w:lvlJc w:val="left"/>
+      <w:pPr>
+        <w:ind w:left="2160" w:hanging="360"/>
+      </w:pPr>
+      <w:rPr>
+        <w:rFonts w:ascii="Wingdings" w:hAnsi="Wingdings" w:hint="default"/>
+      </w:rPr>
+    </w:lvl>
+    <w:lvl w:ilvl="3" w:tplc="08090001" w:tentative="1">
+      <w:start w:val="1"/>
+      <w:numFmt w:val="bullet"/>
+      <w:lvlText w:val=""/>
+      <w:lvlJc w:val="left"/>
+      <w:pPr>
+        <w:ind w:left="2880" w:hanging="360"/>
+      </w:pPr>
+      <w:rPr>
+        <w:rFonts w:ascii="Symbol" w:hAnsi="Symbol" w:hint="default"/>
+      </w:rPr>
+    </w:lvl>
+    <w:lvl w:ilvl="4" w:tplc="08090003" w:tentative="1">
+      <w:start w:val="1"/>
+      <w:numFmt w:val="bullet"/>
+      <w:lvlText w:val="o"/>
+      <w:lvlJc w:val="left"/>
+      <w:pPr>
+        <w:ind w:left="3600" w:hanging="360"/>
+      </w:pPr>
+      <w:rPr>
+        <w:rFonts w:ascii="Courier New" w:hAnsi="Courier New" w:cs="Courier New" w:hint="default"/>
+      </w:rPr>
+    </w:lvl>
+    <w:lvl w:ilvl="5" w:tplc="08090005" w:tentative="1">
+      <w:start w:val="1"/>
+      <w:numFmt w:val="bullet"/>
+      <w:lvlText w:val=""/>
+      <w:lvlJc w:val="left"/>
+      <w:pPr>
+        <w:ind w:left="4320" w:hanging="360"/>
+      </w:pPr>
+      <w:rPr>
+        <w:rFonts w:ascii="Wingdings" w:hAnsi="Wingdings" w:hint="default"/>
+      </w:rPr>
+    </w:lvl>
+    <w:lvl w:ilvl="6" w:tplc="08090001" w:tentative="1">
+      <w:start w:val="1"/>
+      <w:numFmt w:val="bullet"/>
+      <w:lvlText w:val=""/>
+      <w:lvlJc w:val="left"/>
+      <w:pPr>
+        <w:ind w:left="5040" w:hanging="360"/>
+      </w:pPr>
+      <w:rPr>
+        <w:rFonts w:ascii="Symbol" w:hAnsi="Symbol" w:hint="default"/>
+      </w:rPr>
+    </w:lvl>
+    <w:lvl w:ilvl="7" w:tplc="08090003" w:tentative="1">
+      <w:start w:val="1"/>
+      <w:numFmt w:val="bullet"/>
+      <w:lvlText w:val="o"/>
+      <w:lvlJc w:val="left"/>
+      <w:pPr>
+        <w:ind w:left="5760" w:hanging="360"/>
+      </w:pPr>
+      <w:rPr>
+        <w:rFonts w:ascii="Courier New" w:hAnsi="Courier New" w:cs="Courier New" w:hint="default"/>
+      </w:rPr>
+    </w:lvl>
+    <w:lvl w:ilvl="8" w:tplc="08090005" w:tentative="1">
+      <w:start w:val="1"/>
+      <w:numFmt w:val="bullet"/>
+      <w:lvlText w:val=""/>
+      <w:lvlJc w:val="left"/>
+      <w:pPr>
+        <w:ind w:left="6480" w:hanging="360"/>
+      </w:pPr>
+      <w:rPr>
+        <w:rFonts w:ascii="Wingdings" w:hAnsi="Wingdings" w:hint="default"/>
+      </w:rPr>
+    </w:lvl>
+  </w:abstractNum>
+  <w:abstractNum w:abstractNumId="1" w15:restartNumberingAfterBreak="0">
     <w:nsid w:val="43F6686A"/>
     <w:multiLevelType w:val="hybridMultilevel"/>
     <w:tmpl w:val="D5D861F2"/>
@@ -2707,8 +7286,547 @@
       </w:rPr>
     </w:lvl>
   </w:abstractNum>
+  <w:abstractNum w:abstractNumId="2" w15:restartNumberingAfterBreak="0">
+    <w:nsid w:val="43FD78F9"/>
+    <w:multiLevelType w:val="multilevel"/>
+    <w:tmpl w:val="649637AA"/>
+    <w:lvl w:ilvl="0">
+      <w:start w:val="1"/>
+      <w:numFmt w:val="bullet"/>
+      <w:lvlText w:val=""/>
+      <w:lvlJc w:val="left"/>
+      <w:pPr>
+        <w:tabs>
+          <w:tab w:val="num" w:pos="720"/>
+        </w:tabs>
+        <w:ind w:left="720" w:hanging="360"/>
+      </w:pPr>
+      <w:rPr>
+        <w:rFonts w:ascii="Symbol" w:hAnsi="Symbol" w:hint="default"/>
+        <w:sz w:val="20"/>
+      </w:rPr>
+    </w:lvl>
+    <w:lvl w:ilvl="1" w:tentative="1">
+      <w:start w:val="1"/>
+      <w:numFmt w:val="bullet"/>
+      <w:lvlText w:val="o"/>
+      <w:lvlJc w:val="left"/>
+      <w:pPr>
+        <w:tabs>
+          <w:tab w:val="num" w:pos="1440"/>
+        </w:tabs>
+        <w:ind w:left="1440" w:hanging="360"/>
+      </w:pPr>
+      <w:rPr>
+        <w:rFonts w:ascii="Courier New" w:hAnsi="Courier New" w:hint="default"/>
+        <w:sz w:val="20"/>
+      </w:rPr>
+    </w:lvl>
+    <w:lvl w:ilvl="2" w:tentative="1">
+      <w:start w:val="1"/>
+      <w:numFmt w:val="bullet"/>
+      <w:lvlText w:val=""/>
+      <w:lvlJc w:val="left"/>
+      <w:pPr>
+        <w:tabs>
+          <w:tab w:val="num" w:pos="2160"/>
+        </w:tabs>
+        <w:ind w:left="2160" w:hanging="360"/>
+      </w:pPr>
+      <w:rPr>
+        <w:rFonts w:ascii="Wingdings" w:hAnsi="Wingdings" w:hint="default"/>
+        <w:sz w:val="20"/>
+      </w:rPr>
+    </w:lvl>
+    <w:lvl w:ilvl="3" w:tentative="1">
+      <w:start w:val="1"/>
+      <w:numFmt w:val="bullet"/>
+      <w:lvlText w:val=""/>
+      <w:lvlJc w:val="left"/>
+      <w:pPr>
+        <w:tabs>
+          <w:tab w:val="num" w:pos="2880"/>
+        </w:tabs>
+        <w:ind w:left="2880" w:hanging="360"/>
+      </w:pPr>
+      <w:rPr>
+        <w:rFonts w:ascii="Wingdings" w:hAnsi="Wingdings" w:hint="default"/>
+        <w:sz w:val="20"/>
+      </w:rPr>
+    </w:lvl>
+    <w:lvl w:ilvl="4" w:tentative="1">
+      <w:start w:val="1"/>
+      <w:numFmt w:val="bullet"/>
+      <w:lvlText w:val=""/>
+      <w:lvlJc w:val="left"/>
+      <w:pPr>
+        <w:tabs>
+          <w:tab w:val="num" w:pos="3600"/>
+        </w:tabs>
+        <w:ind w:left="3600" w:hanging="360"/>
+      </w:pPr>
+      <w:rPr>
+        <w:rFonts w:ascii="Wingdings" w:hAnsi="Wingdings" w:hint="default"/>
+        <w:sz w:val="20"/>
+      </w:rPr>
+    </w:lvl>
+    <w:lvl w:ilvl="5" w:tentative="1">
+      <w:start w:val="1"/>
+      <w:numFmt w:val="bullet"/>
+      <w:lvlText w:val=""/>
+      <w:lvlJc w:val="left"/>
+      <w:pPr>
+        <w:tabs>
+          <w:tab w:val="num" w:pos="4320"/>
+        </w:tabs>
+        <w:ind w:left="4320" w:hanging="360"/>
+      </w:pPr>
+      <w:rPr>
+        <w:rFonts w:ascii="Wingdings" w:hAnsi="Wingdings" w:hint="default"/>
+        <w:sz w:val="20"/>
+      </w:rPr>
+    </w:lvl>
+    <w:lvl w:ilvl="6" w:tentative="1">
+      <w:start w:val="1"/>
+      <w:numFmt w:val="bullet"/>
+      <w:lvlText w:val=""/>
+      <w:lvlJc w:val="left"/>
+      <w:pPr>
+        <w:tabs>
+          <w:tab w:val="num" w:pos="5040"/>
+        </w:tabs>
+        <w:ind w:left="5040" w:hanging="360"/>
+      </w:pPr>
+      <w:rPr>
+        <w:rFonts w:ascii="Wingdings" w:hAnsi="Wingdings" w:hint="default"/>
+        <w:sz w:val="20"/>
+      </w:rPr>
+    </w:lvl>
+    <w:lvl w:ilvl="7" w:tentative="1">
+      <w:start w:val="1"/>
+      <w:numFmt w:val="bullet"/>
+      <w:lvlText w:val=""/>
+      <w:lvlJc w:val="left"/>
+      <w:pPr>
+        <w:tabs>
+          <w:tab w:val="num" w:pos="5760"/>
+        </w:tabs>
+        <w:ind w:left="5760" w:hanging="360"/>
+      </w:pPr>
+      <w:rPr>
+        <w:rFonts w:ascii="Wingdings" w:hAnsi="Wingdings" w:hint="default"/>
+        <w:sz w:val="20"/>
+      </w:rPr>
+    </w:lvl>
+    <w:lvl w:ilvl="8" w:tentative="1">
+      <w:start w:val="1"/>
+      <w:numFmt w:val="bullet"/>
+      <w:lvlText w:val=""/>
+      <w:lvlJc w:val="left"/>
+      <w:pPr>
+        <w:tabs>
+          <w:tab w:val="num" w:pos="6480"/>
+        </w:tabs>
+        <w:ind w:left="6480" w:hanging="360"/>
+      </w:pPr>
+      <w:rPr>
+        <w:rFonts w:ascii="Wingdings" w:hAnsi="Wingdings" w:hint="default"/>
+        <w:sz w:val="20"/>
+      </w:rPr>
+    </w:lvl>
+  </w:abstractNum>
+  <w:abstractNum w:abstractNumId="3" w15:restartNumberingAfterBreak="0">
+    <w:nsid w:val="4A4453B1"/>
+    <w:multiLevelType w:val="hybridMultilevel"/>
+    <w:tmpl w:val="ED3822C6"/>
+    <w:lvl w:ilvl="0" w:tplc="08090005">
+      <w:start w:val="1"/>
+      <w:numFmt w:val="bullet"/>
+      <w:lvlText w:val=""/>
+      <w:lvlJc w:val="left"/>
+      <w:pPr>
+        <w:ind w:left="720" w:hanging="360"/>
+      </w:pPr>
+      <w:rPr>
+        <w:rFonts w:ascii="Wingdings" w:hAnsi="Wingdings" w:hint="default"/>
+      </w:rPr>
+    </w:lvl>
+    <w:lvl w:ilvl="1" w:tplc="FFFFFFFF" w:tentative="1">
+      <w:start w:val="1"/>
+      <w:numFmt w:val="bullet"/>
+      <w:lvlText w:val="o"/>
+      <w:lvlJc w:val="left"/>
+      <w:pPr>
+        <w:ind w:left="1440" w:hanging="360"/>
+      </w:pPr>
+      <w:rPr>
+        <w:rFonts w:ascii="Courier New" w:hAnsi="Courier New" w:cs="Courier New" w:hint="default"/>
+      </w:rPr>
+    </w:lvl>
+    <w:lvl w:ilvl="2" w:tplc="FFFFFFFF" w:tentative="1">
+      <w:start w:val="1"/>
+      <w:numFmt w:val="bullet"/>
+      <w:lvlText w:val=""/>
+      <w:lvlJc w:val="left"/>
+      <w:pPr>
+        <w:ind w:left="2160" w:hanging="360"/>
+      </w:pPr>
+      <w:rPr>
+        <w:rFonts w:ascii="Wingdings" w:hAnsi="Wingdings" w:hint="default"/>
+      </w:rPr>
+    </w:lvl>
+    <w:lvl w:ilvl="3" w:tplc="FFFFFFFF" w:tentative="1">
+      <w:start w:val="1"/>
+      <w:numFmt w:val="bullet"/>
+      <w:lvlText w:val=""/>
+      <w:lvlJc w:val="left"/>
+      <w:pPr>
+        <w:ind w:left="2880" w:hanging="360"/>
+      </w:pPr>
+      <w:rPr>
+        <w:rFonts w:ascii="Symbol" w:hAnsi="Symbol" w:hint="default"/>
+      </w:rPr>
+    </w:lvl>
+    <w:lvl w:ilvl="4" w:tplc="FFFFFFFF" w:tentative="1">
+      <w:start w:val="1"/>
+      <w:numFmt w:val="bullet"/>
+      <w:lvlText w:val="o"/>
+      <w:lvlJc w:val="left"/>
+      <w:pPr>
+        <w:ind w:left="3600" w:hanging="360"/>
+      </w:pPr>
+      <w:rPr>
+        <w:rFonts w:ascii="Courier New" w:hAnsi="Courier New" w:cs="Courier New" w:hint="default"/>
+      </w:rPr>
+    </w:lvl>
+    <w:lvl w:ilvl="5" w:tplc="FFFFFFFF" w:tentative="1">
+      <w:start w:val="1"/>
+      <w:numFmt w:val="bullet"/>
+      <w:lvlText w:val=""/>
+      <w:lvlJc w:val="left"/>
+      <w:pPr>
+        <w:ind w:left="4320" w:hanging="360"/>
+      </w:pPr>
+      <w:rPr>
+        <w:rFonts w:ascii="Wingdings" w:hAnsi="Wingdings" w:hint="default"/>
+      </w:rPr>
+    </w:lvl>
+    <w:lvl w:ilvl="6" w:tplc="FFFFFFFF" w:tentative="1">
+      <w:start w:val="1"/>
+      <w:numFmt w:val="bullet"/>
+      <w:lvlText w:val=""/>
+      <w:lvlJc w:val="left"/>
+      <w:pPr>
+        <w:ind w:left="5040" w:hanging="360"/>
+      </w:pPr>
+      <w:rPr>
+        <w:rFonts w:ascii="Symbol" w:hAnsi="Symbol" w:hint="default"/>
+      </w:rPr>
+    </w:lvl>
+    <w:lvl w:ilvl="7" w:tplc="FFFFFFFF" w:tentative="1">
+      <w:start w:val="1"/>
+      <w:numFmt w:val="bullet"/>
+      <w:lvlText w:val="o"/>
+      <w:lvlJc w:val="left"/>
+      <w:pPr>
+        <w:ind w:left="5760" w:hanging="360"/>
+      </w:pPr>
+      <w:rPr>
+        <w:rFonts w:ascii="Courier New" w:hAnsi="Courier New" w:cs="Courier New" w:hint="default"/>
+      </w:rPr>
+    </w:lvl>
+    <w:lvl w:ilvl="8" w:tplc="FFFFFFFF" w:tentative="1">
+      <w:start w:val="1"/>
+      <w:numFmt w:val="bullet"/>
+      <w:lvlText w:val=""/>
+      <w:lvlJc w:val="left"/>
+      <w:pPr>
+        <w:ind w:left="6480" w:hanging="360"/>
+      </w:pPr>
+      <w:rPr>
+        <w:rFonts w:ascii="Wingdings" w:hAnsi="Wingdings" w:hint="default"/>
+      </w:rPr>
+    </w:lvl>
+  </w:abstractNum>
+  <w:abstractNum w:abstractNumId="4" w15:restartNumberingAfterBreak="0">
+    <w:nsid w:val="5D8E688F"/>
+    <w:multiLevelType w:val="hybridMultilevel"/>
+    <w:tmpl w:val="153260A8"/>
+    <w:lvl w:ilvl="0" w:tplc="08090005">
+      <w:start w:val="1"/>
+      <w:numFmt w:val="bullet"/>
+      <w:lvlText w:val=""/>
+      <w:lvlJc w:val="left"/>
+      <w:pPr>
+        <w:ind w:left="720" w:hanging="360"/>
+      </w:pPr>
+      <w:rPr>
+        <w:rFonts w:ascii="Wingdings" w:hAnsi="Wingdings" w:hint="default"/>
+      </w:rPr>
+    </w:lvl>
+    <w:lvl w:ilvl="1" w:tplc="08090003" w:tentative="1">
+      <w:start w:val="1"/>
+      <w:numFmt w:val="bullet"/>
+      <w:lvlText w:val="o"/>
+      <w:lvlJc w:val="left"/>
+      <w:pPr>
+        <w:ind w:left="1440" w:hanging="360"/>
+      </w:pPr>
+      <w:rPr>
+        <w:rFonts w:ascii="Courier New" w:hAnsi="Courier New" w:cs="Courier New" w:hint="default"/>
+      </w:rPr>
+    </w:lvl>
+    <w:lvl w:ilvl="2" w:tplc="08090005" w:tentative="1">
+      <w:start w:val="1"/>
+      <w:numFmt w:val="bullet"/>
+      <w:lvlText w:val=""/>
+      <w:lvlJc w:val="left"/>
+      <w:pPr>
+        <w:ind w:left="2160" w:hanging="360"/>
+      </w:pPr>
+      <w:rPr>
+        <w:rFonts w:ascii="Wingdings" w:hAnsi="Wingdings" w:hint="default"/>
+      </w:rPr>
+    </w:lvl>
+    <w:lvl w:ilvl="3" w:tplc="08090001" w:tentative="1">
+      <w:start w:val="1"/>
+      <w:numFmt w:val="bullet"/>
+      <w:lvlText w:val=""/>
+      <w:lvlJc w:val="left"/>
+      <w:pPr>
+        <w:ind w:left="2880" w:hanging="360"/>
+      </w:pPr>
+      <w:rPr>
+        <w:rFonts w:ascii="Symbol" w:hAnsi="Symbol" w:hint="default"/>
+      </w:rPr>
+    </w:lvl>
+    <w:lvl w:ilvl="4" w:tplc="08090003" w:tentative="1">
+      <w:start w:val="1"/>
+      <w:numFmt w:val="bullet"/>
+      <w:lvlText w:val="o"/>
+      <w:lvlJc w:val="left"/>
+      <w:pPr>
+        <w:ind w:left="3600" w:hanging="360"/>
+      </w:pPr>
+      <w:rPr>
+        <w:rFonts w:ascii="Courier New" w:hAnsi="Courier New" w:cs="Courier New" w:hint="default"/>
+      </w:rPr>
+    </w:lvl>
+    <w:lvl w:ilvl="5" w:tplc="08090005" w:tentative="1">
+      <w:start w:val="1"/>
+      <w:numFmt w:val="bullet"/>
+      <w:lvlText w:val=""/>
+      <w:lvlJc w:val="left"/>
+      <w:pPr>
+        <w:ind w:left="4320" w:hanging="360"/>
+      </w:pPr>
+      <w:rPr>
+        <w:rFonts w:ascii="Wingdings" w:hAnsi="Wingdings" w:hint="default"/>
+      </w:rPr>
+    </w:lvl>
+    <w:lvl w:ilvl="6" w:tplc="08090001" w:tentative="1">
+      <w:start w:val="1"/>
+      <w:numFmt w:val="bullet"/>
+      <w:lvlText w:val=""/>
+      <w:lvlJc w:val="left"/>
+      <w:pPr>
+        <w:ind w:left="5040" w:hanging="360"/>
+      </w:pPr>
+      <w:rPr>
+        <w:rFonts w:ascii="Symbol" w:hAnsi="Symbol" w:hint="default"/>
+      </w:rPr>
+    </w:lvl>
+    <w:lvl w:ilvl="7" w:tplc="08090003" w:tentative="1">
+      <w:start w:val="1"/>
+      <w:numFmt w:val="bullet"/>
+      <w:lvlText w:val="o"/>
+      <w:lvlJc w:val="left"/>
+      <w:pPr>
+        <w:ind w:left="5760" w:hanging="360"/>
+      </w:pPr>
+      <w:rPr>
+        <w:rFonts w:ascii="Courier New" w:hAnsi="Courier New" w:cs="Courier New" w:hint="default"/>
+      </w:rPr>
+    </w:lvl>
+    <w:lvl w:ilvl="8" w:tplc="08090005" w:tentative="1">
+      <w:start w:val="1"/>
+      <w:numFmt w:val="bullet"/>
+      <w:lvlText w:val=""/>
+      <w:lvlJc w:val="left"/>
+      <w:pPr>
+        <w:ind w:left="6480" w:hanging="360"/>
+      </w:pPr>
+      <w:rPr>
+        <w:rFonts w:ascii="Wingdings" w:hAnsi="Wingdings" w:hint="default"/>
+      </w:rPr>
+    </w:lvl>
+  </w:abstractNum>
+  <w:abstractNum w:abstractNumId="5" w15:restartNumberingAfterBreak="0">
+    <w:nsid w:val="5FC5550D"/>
+    <w:multiLevelType w:val="multilevel"/>
+    <w:tmpl w:val="23DC2330"/>
+    <w:lvl w:ilvl="0">
+      <w:start w:val="1"/>
+      <w:numFmt w:val="bullet"/>
+      <w:lvlText w:val=""/>
+      <w:lvlJc w:val="left"/>
+      <w:pPr>
+        <w:tabs>
+          <w:tab w:val="num" w:pos="720"/>
+        </w:tabs>
+        <w:ind w:left="720" w:hanging="360"/>
+      </w:pPr>
+      <w:rPr>
+        <w:rFonts w:ascii="Symbol" w:hAnsi="Symbol" w:hint="default"/>
+        <w:sz w:val="20"/>
+      </w:rPr>
+    </w:lvl>
+    <w:lvl w:ilvl="1" w:tentative="1">
+      <w:start w:val="1"/>
+      <w:numFmt w:val="bullet"/>
+      <w:lvlText w:val="o"/>
+      <w:lvlJc w:val="left"/>
+      <w:pPr>
+        <w:tabs>
+          <w:tab w:val="num" w:pos="1440"/>
+        </w:tabs>
+        <w:ind w:left="1440" w:hanging="360"/>
+      </w:pPr>
+      <w:rPr>
+        <w:rFonts w:ascii="Courier New" w:hAnsi="Courier New" w:hint="default"/>
+        <w:sz w:val="20"/>
+      </w:rPr>
+    </w:lvl>
+    <w:lvl w:ilvl="2" w:tentative="1">
+      <w:start w:val="1"/>
+      <w:numFmt w:val="bullet"/>
+      <w:lvlText w:val=""/>
+      <w:lvlJc w:val="left"/>
+      <w:pPr>
+        <w:tabs>
+          <w:tab w:val="num" w:pos="2160"/>
+        </w:tabs>
+        <w:ind w:left="2160" w:hanging="360"/>
+      </w:pPr>
+      <w:rPr>
+        <w:rFonts w:ascii="Wingdings" w:hAnsi="Wingdings" w:hint="default"/>
+        <w:sz w:val="20"/>
+      </w:rPr>
+    </w:lvl>
+    <w:lvl w:ilvl="3" w:tentative="1">
+      <w:start w:val="1"/>
+      <w:numFmt w:val="bullet"/>
+      <w:lvlText w:val=""/>
+      <w:lvlJc w:val="left"/>
+      <w:pPr>
+        <w:tabs>
+          <w:tab w:val="num" w:pos="2880"/>
+        </w:tabs>
+        <w:ind w:left="2880" w:hanging="360"/>
+      </w:pPr>
+      <w:rPr>
+        <w:rFonts w:ascii="Wingdings" w:hAnsi="Wingdings" w:hint="default"/>
+        <w:sz w:val="20"/>
+      </w:rPr>
+    </w:lvl>
+    <w:lvl w:ilvl="4" w:tentative="1">
+      <w:start w:val="1"/>
+      <w:numFmt w:val="bullet"/>
+      <w:lvlText w:val=""/>
+      <w:lvlJc w:val="left"/>
+      <w:pPr>
+        <w:tabs>
+          <w:tab w:val="num" w:pos="3600"/>
+        </w:tabs>
+        <w:ind w:left="3600" w:hanging="360"/>
+      </w:pPr>
+      <w:rPr>
+        <w:rFonts w:ascii="Wingdings" w:hAnsi="Wingdings" w:hint="default"/>
+        <w:sz w:val="20"/>
+      </w:rPr>
+    </w:lvl>
+    <w:lvl w:ilvl="5" w:tentative="1">
+      <w:start w:val="1"/>
+      <w:numFmt w:val="bullet"/>
+      <w:lvlText w:val=""/>
+      <w:lvlJc w:val="left"/>
+      <w:pPr>
+        <w:tabs>
+          <w:tab w:val="num" w:pos="4320"/>
+        </w:tabs>
+        <w:ind w:left="4320" w:hanging="360"/>
+      </w:pPr>
+      <w:rPr>
+        <w:rFonts w:ascii="Wingdings" w:hAnsi="Wingdings" w:hint="default"/>
+        <w:sz w:val="20"/>
+      </w:rPr>
+    </w:lvl>
+    <w:lvl w:ilvl="6" w:tentative="1">
+      <w:start w:val="1"/>
+      <w:numFmt w:val="bullet"/>
+      <w:lvlText w:val=""/>
+      <w:lvlJc w:val="left"/>
+      <w:pPr>
+        <w:tabs>
+          <w:tab w:val="num" w:pos="5040"/>
+        </w:tabs>
+        <w:ind w:left="5040" w:hanging="360"/>
+      </w:pPr>
+      <w:rPr>
+        <w:rFonts w:ascii="Wingdings" w:hAnsi="Wingdings" w:hint="default"/>
+        <w:sz w:val="20"/>
+      </w:rPr>
+    </w:lvl>
+    <w:lvl w:ilvl="7" w:tentative="1">
+      <w:start w:val="1"/>
+      <w:numFmt w:val="bullet"/>
+      <w:lvlText w:val=""/>
+      <w:lvlJc w:val="left"/>
+      <w:pPr>
+        <w:tabs>
+          <w:tab w:val="num" w:pos="5760"/>
+        </w:tabs>
+        <w:ind w:left="5760" w:hanging="360"/>
+      </w:pPr>
+      <w:rPr>
+        <w:rFonts w:ascii="Wingdings" w:hAnsi="Wingdings" w:hint="default"/>
+        <w:sz w:val="20"/>
+      </w:rPr>
+    </w:lvl>
+    <w:lvl w:ilvl="8" w:tentative="1">
+      <w:start w:val="1"/>
+      <w:numFmt w:val="bullet"/>
+      <w:lvlText w:val=""/>
+      <w:lvlJc w:val="left"/>
+      <w:pPr>
+        <w:tabs>
+          <w:tab w:val="num" w:pos="6480"/>
+        </w:tabs>
+        <w:ind w:left="6480" w:hanging="360"/>
+      </w:pPr>
+      <w:rPr>
+        <w:rFonts w:ascii="Wingdings" w:hAnsi="Wingdings" w:hint="default"/>
+        <w:sz w:val="20"/>
+      </w:rPr>
+    </w:lvl>
+  </w:abstractNum>
   <w:num w:numId="1" w16cid:durableId="2047481932">
+    <w:abstractNumId w:val="1"/>
+  </w:num>
+  <w:num w:numId="2" w16cid:durableId="363792526">
+    <w:abstractNumId w:val="4"/>
+  </w:num>
+  <w:num w:numId="3" w16cid:durableId="447118071">
     <w:abstractNumId w:val="0"/>
+  </w:num>
+  <w:num w:numId="4" w16cid:durableId="1956595642">
+    <w:abstractNumId w:val="3"/>
+  </w:num>
+  <w:num w:numId="5" w16cid:durableId="1734624379">
+    <w:abstractNumId w:val="2"/>
+  </w:num>
+  <w:num w:numId="6" w16cid:durableId="984356517">
+    <w:abstractNumId w:val="5"/>
   </w:num>
 </w:numbering>
 </file>
@@ -3883,10 +9001,10 @@
 
 <file path=word/glossary/fontTable.xml><?xml version="1.0" encoding="utf-8"?>
 <w:fonts xmlns:mc="http://schemas.openxmlformats.org/markup-compatibility/2006" xmlns:r="http://schemas.openxmlformats.org/officeDocument/2006/relationships" xmlns:w="http://schemas.openxmlformats.org/wordprocessingml/2006/main" xmlns:w14="http://schemas.microsoft.com/office/word/2010/wordml" xmlns:w15="http://schemas.microsoft.com/office/word/2012/wordml" xmlns:w16cex="http://schemas.microsoft.com/office/word/2018/wordml/cex" xmlns:w16cid="http://schemas.microsoft.com/office/word/2016/wordml/cid" xmlns:w16="http://schemas.microsoft.com/office/word/2018/wordml" xmlns:w16du="http://schemas.microsoft.com/office/word/2023/wordml/word16du" xmlns:w16sdtdh="http://schemas.microsoft.com/office/word/2020/wordml/sdtdatahash" xmlns:w16sdtfl="http://schemas.microsoft.com/office/word/2024/wordml/sdtformatlock" xmlns:w16se="http://schemas.microsoft.com/office/word/2015/wordml/symex" mc:Ignorable="w14 w15 w16se w16cid w16 w16cex w16sdtdh w16sdtfl w16du">
-  <w:font w:name="Symbol">
-    <w:panose1 w:val="05050102010706020507"/>
+  <w:font w:name="Wingdings">
+    <w:panose1 w:val="05000000000000000000"/>
     <w:charset w:val="02"/>
-    <w:family w:val="roman"/>
+    <w:family w:val="auto"/>
     <w:pitch w:val="variable"/>
     <w:sig w:usb0="00000000" w:usb1="10000000" w:usb2="00000000" w:usb3="00000000" w:csb0="80000000" w:csb1="00000000"/>
   </w:font>
@@ -3904,10 +9022,10 @@
     <w:pitch w:val="fixed"/>
     <w:sig w:usb0="E0002EFF" w:usb1="C0007843" w:usb2="00000009" w:usb3="00000000" w:csb0="000001FF" w:csb1="00000000"/>
   </w:font>
-  <w:font w:name="Wingdings">
-    <w:panose1 w:val="05000000000000000000"/>
+  <w:font w:name="Symbol">
+    <w:panose1 w:val="05050102010706020507"/>
     <w:charset w:val="02"/>
-    <w:family w:val="auto"/>
+    <w:family w:val="roman"/>
     <w:pitch w:val="variable"/>
     <w:sig w:usb0="00000000" w:usb1="10000000" w:usb2="00000000" w:usb3="00000000" w:csb0="80000000" w:csb1="00000000"/>
   </w:font>
@@ -3943,7 +9061,7 @@
   <w:rsids>
     <w:rsidRoot w:val="00643E4B"/>
     <w:rsid w:val="00643E4B"/>
-    <w:rsid w:val="00BE23FF"/>
+    <w:rsid w:val="007E40A1"/>
     <w:rsid w:val="00F76B1F"/>
   </w:rsids>
   <m:mathPr>

--- a/DISSERTATION/FINAL DISSERTATION REPORT.docx
+++ b/DISSERTATION/FINAL DISSERTATION REPORT.docx
@@ -229,13 +229,7 @@
         <w:rPr>
           <w:rFonts w:ascii="Times New Roman" w:hAnsi="Times New Roman" w:cs="Times New Roman"/>
         </w:rPr>
-        <w:t xml:space="preserve">I attest that the content of this dissertation report is my own. I certify that the content of this report has not been submitted anywhere else for any award. I also certify that the application’s implementation and research have not been submitted elsewhere for any award and are solely owned by me, Anita Dijala. I agree that this work be saved electronically for academic purposes. </w:t>
-      </w:r>
-      <w:r>
-        <w:rPr>
-          <w:rFonts w:ascii="Times New Roman" w:hAnsi="Times New Roman" w:cs="Times New Roman"/>
-        </w:rPr>
-        <w:t>I do not give my consent for the work presented in this report, and any and all accompanying documentation which includes the system implementation, to be made public without ascertaining prior consent and permission from myself.</w:t>
+        <w:t>I attest that the content of this dissertation report is my own. I certify that the content of this report has not been submitted anywhere else for any award. I also certify that the application’s implementation and research have not been submitted elsewhere for any award and are solely owned by me, Anita Dijala. I agree that this work be saved electronically for academic purposes. I do not give my consent for the work presented in this report, and any and all accompanying documentation which includes the system implementation, to be made public without ascertaining prior consent and permission from myself.</w:t>
       </w:r>
     </w:p>
     <w:p>
@@ -409,7 +403,8 @@
     <w:sdt>
       <w:sdtPr>
         <w:rPr>
-          <w:rFonts w:ascii="Times New Roman" w:hAnsi="Times New Roman" w:cs="Times New Roman"/>
+          <w:rFonts w:ascii="Times New Roman" w:eastAsiaTheme="minorEastAsia" w:hAnsi="Times New Roman" w:cs="Times New Roman"/>
+          <w:color w:val="auto"/>
           <w:sz w:val="24"/>
           <w:szCs w:val="24"/>
         </w:rPr>
@@ -419,12 +414,6 @@
           <w:docPartUnique/>
         </w:docPartObj>
       </w:sdtPr>
-      <w:sdtEndPr>
-        <w:rPr>
-          <w:rFonts w:eastAsiaTheme="minorEastAsia"/>
-          <w:color w:val="auto"/>
-        </w:rPr>
-      </w:sdtEndPr>
       <w:sdtContent>
         <w:p>
           <w:pPr>
@@ -1211,6 +1200,12 @@
           <w:rFonts w:ascii="Times New Roman" w:hAnsi="Times New Roman" w:cs="Times New Roman"/>
         </w:rPr>
         <w:lastRenderedPageBreak/>
+        <w:t xml:space="preserve">1 </w:t>
+      </w:r>
+      <w:r>
+        <w:rPr>
+          <w:rFonts w:ascii="Times New Roman" w:hAnsi="Times New Roman" w:cs="Times New Roman"/>
+        </w:rPr>
         <w:t>INTRODUCTION</w:t>
       </w:r>
     </w:p>
@@ -1233,6 +1228,12 @@
           <w:rFonts w:ascii="Times New Roman" w:hAnsi="Times New Roman" w:cs="Times New Roman"/>
         </w:rPr>
       </w:pPr>
+      <w:r>
+        <w:rPr>
+          <w:rFonts w:ascii="Times New Roman" w:hAnsi="Times New Roman" w:cs="Times New Roman"/>
+        </w:rPr>
+        <w:t>2 LITERATURE REVIEW</w:t>
+      </w:r>
     </w:p>
     <w:p>
       <w:pPr>
@@ -1387,12 +1388,14 @@
         <w:lastRenderedPageBreak/>
         <w:t xml:space="preserve">3 </w:t>
       </w:r>
+      <w:proofErr w:type="gramStart"/>
       <w:r>
         <w:rPr>
           <w:rFonts w:ascii="Times New Roman" w:hAnsi="Times New Roman" w:cs="Times New Roman"/>
         </w:rPr>
         <w:t>DESIGN</w:t>
       </w:r>
+      <w:proofErr w:type="gramEnd"/>
     </w:p>
     <w:p>
       <w:pPr>
@@ -2017,13 +2020,7 @@
         <w:rPr>
           <w:rFonts w:ascii="Times New Roman" w:hAnsi="Times New Roman" w:cs="Times New Roman"/>
         </w:rPr>
-        <w:t xml:space="preserve">- </w:t>
-      </w:r>
-      <w:r>
-        <w:rPr>
-          <w:rFonts w:ascii="Times New Roman" w:hAnsi="Times New Roman" w:cs="Times New Roman"/>
-        </w:rPr>
-        <w:t xml:space="preserve">a person who views and filters </w:t>
+        <w:t xml:space="preserve">- a person who views and filters </w:t>
       </w:r>
       <w:r>
         <w:rPr>
@@ -3117,19 +3114,7 @@
               <w:rPr>
                 <w:rFonts w:ascii="Times New Roman" w:hAnsi="Times New Roman" w:cs="Times New Roman"/>
               </w:rPr>
-              <w:t xml:space="preserve">The actor is logged in. </w:t>
-            </w:r>
-            <w:r>
-              <w:rPr>
-                <w:rFonts w:ascii="Times New Roman" w:hAnsi="Times New Roman" w:cs="Times New Roman"/>
-              </w:rPr>
-              <w:t>The JSON file containing the show analysis results exists</w:t>
-            </w:r>
-            <w:r>
-              <w:rPr>
-                <w:rFonts w:ascii="Times New Roman" w:hAnsi="Times New Roman" w:cs="Times New Roman"/>
-              </w:rPr>
-              <w:t xml:space="preserve">. </w:t>
+              <w:t xml:space="preserve">The actor is logged in. The JSON file containing the show analysis results exists. </w:t>
             </w:r>
           </w:p>
         </w:tc>
@@ -3385,13 +3370,7 @@
               <w:rPr>
                 <w:rFonts w:ascii="Times New Roman" w:hAnsi="Times New Roman" w:cs="Times New Roman"/>
               </w:rPr>
-              <w:t xml:space="preserve">JSON file contains </w:t>
-            </w:r>
-            <w:r>
-              <w:rPr>
-                <w:rFonts w:ascii="Times New Roman" w:hAnsi="Times New Roman" w:cs="Times New Roman"/>
-              </w:rPr>
-              <w:t>SVM classification results.</w:t>
+              <w:t>JSON file contains SVM classification results.</w:t>
             </w:r>
           </w:p>
         </w:tc>
@@ -3469,19 +3448,7 @@
               <w:rPr>
                 <w:rFonts w:ascii="Times New Roman" w:hAnsi="Times New Roman" w:cs="Times New Roman"/>
               </w:rPr>
-              <w:t xml:space="preserve"> as a</w:t>
-            </w:r>
-            <w:r>
-              <w:rPr>
-                <w:rFonts w:ascii="Times New Roman" w:hAnsi="Times New Roman" w:cs="Times New Roman"/>
-              </w:rPr>
-              <w:t xml:space="preserve"> bar chart</w:t>
-            </w:r>
-            <w:r>
-              <w:rPr>
-                <w:rFonts w:ascii="Times New Roman" w:hAnsi="Times New Roman" w:cs="Times New Roman"/>
-              </w:rPr>
-              <w:t>.</w:t>
+              <w:t xml:space="preserve"> as a bar chart.</w:t>
             </w:r>
           </w:p>
         </w:tc>
@@ -3615,19 +3582,7 @@
               <w:rPr>
                 <w:rFonts w:ascii="Times New Roman" w:hAnsi="Times New Roman" w:cs="Times New Roman"/>
               </w:rPr>
-              <w:t xml:space="preserve"> from the JSON file and </w:t>
-            </w:r>
-            <w:r>
-              <w:rPr>
-                <w:rFonts w:ascii="Times New Roman" w:hAnsi="Times New Roman" w:cs="Times New Roman"/>
-              </w:rPr>
-              <w:t>displays them in a ranked list</w:t>
-            </w:r>
-            <w:r>
-              <w:rPr>
-                <w:rFonts w:ascii="Times New Roman" w:hAnsi="Times New Roman" w:cs="Times New Roman"/>
-              </w:rPr>
-              <w:t>.</w:t>
+              <w:t xml:space="preserve"> from the JSON file and displays them in a ranked list.</w:t>
             </w:r>
           </w:p>
         </w:tc>
@@ -4723,138 +4678,124 @@
         <w:rPr>
           <w:rFonts w:ascii="Times New Roman" w:hAnsi="Times New Roman" w:cs="Times New Roman"/>
         </w:rPr>
-        <w:t xml:space="preserve"> Traditional scrapers that only use low-level HTTP requests may fail because they cannot access dynamic material created by client-side scripts. If a scraper cannot execute these scripts, it only </w:t>
+        <w:t xml:space="preserve"> Traditional scrapers that only use low-level HTTP requests may fail because they cannot access dynamic material created by client-side scripts. If a scraper cannot execute these scripts, it only sees the skeleton of the page rather than the actual data (</w:t>
       </w:r>
       <w:proofErr w:type="spellStart"/>
       <w:r>
         <w:rPr>
           <w:rFonts w:ascii="Times New Roman" w:hAnsi="Times New Roman" w:cs="Times New Roman"/>
         </w:rPr>
-        <w:t>sees</w:t>
+        <w:t>Khder</w:t>
       </w:r>
       <w:proofErr w:type="spellEnd"/>
       <w:r>
         <w:rPr>
           <w:rFonts w:ascii="Times New Roman" w:hAnsi="Times New Roman" w:cs="Times New Roman"/>
         </w:rPr>
-        <w:t xml:space="preserve"> the skeleton of the page rather than the actual data (</w:t>
+        <w:t xml:space="preserve"> 148-149)</w:t>
+      </w:r>
+      <w:r>
+        <w:rPr>
+          <w:rFonts w:ascii="Times New Roman" w:hAnsi="Times New Roman" w:cs="Times New Roman"/>
+        </w:rPr>
+        <w:t>.</w:t>
+      </w:r>
+      <w:r>
+        <w:rPr>
+          <w:rFonts w:ascii="Times New Roman" w:hAnsi="Times New Roman" w:cs="Times New Roman"/>
+        </w:rPr>
+        <w:t xml:space="preserve"> To ensure a </w:t>
+      </w:r>
+      <w:r>
+        <w:rPr>
+          <w:rFonts w:ascii="Times New Roman" w:hAnsi="Times New Roman" w:cs="Times New Roman"/>
+        </w:rPr>
+        <w:t>complete</w:t>
+      </w:r>
+      <w:r>
+        <w:rPr>
+          <w:rFonts w:ascii="Times New Roman" w:hAnsi="Times New Roman" w:cs="Times New Roman"/>
+        </w:rPr>
+        <w:t xml:space="preserve"> dataset for the F/W 2025 showcase, a hybrid approach was adopted, where the automated scraping was replaced by manual data retrieval for </w:t>
+      </w:r>
+      <w:r>
+        <w:rPr>
+          <w:rFonts w:ascii="Times New Roman" w:hAnsi="Times New Roman" w:cs="Times New Roman"/>
+        </w:rPr>
+        <w:t>three specific brands.</w:t>
+      </w:r>
+      <w:r>
+        <w:rPr>
+          <w:rFonts w:ascii="Times New Roman" w:hAnsi="Times New Roman" w:cs="Times New Roman"/>
+        </w:rPr>
+        <w:t xml:space="preserve"> </w:t>
+      </w:r>
+      <w:r>
+        <w:rPr>
+          <w:rFonts w:ascii="Times New Roman" w:hAnsi="Times New Roman" w:cs="Times New Roman"/>
+        </w:rPr>
+        <w:t xml:space="preserve">To maintain the integrity of the sentiment analysis, the raw scraped data underwent </w:t>
+      </w:r>
+      <w:r>
+        <w:rPr>
+          <w:rFonts w:ascii="Times New Roman" w:hAnsi="Times New Roman" w:cs="Times New Roman"/>
+        </w:rPr>
+        <w:t xml:space="preserve">manual cleaning. </w:t>
+      </w:r>
+      <w:r>
+        <w:rPr>
+          <w:rFonts w:ascii="Times New Roman" w:hAnsi="Times New Roman" w:cs="Times New Roman"/>
+        </w:rPr>
+        <w:t xml:space="preserve">Manually discarding irrelevant data is a valid scientific procedure because manual cleaning provides a high accuracy rate that prevents unpredictable consequences associated with the GIGO (Garbage in, garbage out) principle (Wang and Wang 5, 10,55). This intervention ensures a cleaned sequence and can improve the accuracy of model classification (Wang and Wang 60). </w:t>
+      </w:r>
+      <w:r>
+        <w:rPr>
+          <w:rFonts w:ascii="Times New Roman" w:hAnsi="Times New Roman" w:cs="Times New Roman"/>
+        </w:rPr>
+        <w:t>Irrelevant images, such as brand logos, group shots, and ads, were manually pruned, as they are seen as noise and can introduce outliers into K-Means clustering and GLCM calculations.</w:t>
+      </w:r>
+      <w:r>
+        <w:rPr>
+          <w:rFonts w:ascii="Times New Roman" w:hAnsi="Times New Roman" w:cs="Times New Roman"/>
+        </w:rPr>
+        <w:t xml:space="preserve"> </w:t>
+      </w:r>
+      <w:r>
+        <w:rPr>
+          <w:rFonts w:ascii="Times New Roman" w:hAnsi="Times New Roman" w:cs="Times New Roman"/>
+        </w:rPr>
+        <w:t xml:space="preserve"> </w:t>
+      </w:r>
+      <w:r>
+        <w:rPr>
+          <w:rFonts w:ascii="Times New Roman" w:hAnsi="Times New Roman" w:cs="Times New Roman"/>
+        </w:rPr>
+        <w:t xml:space="preserve">In the Data Pre-Processing module, </w:t>
+      </w:r>
+      <w:r>
+        <w:rPr>
+          <w:rFonts w:ascii="Times New Roman" w:hAnsi="Times New Roman" w:cs="Times New Roman"/>
+        </w:rPr>
+        <w:t>all the images were normalized to a fixed resolution of 512x512 to ensure consistent input dimensions for the neural networks. The images were then converted to RGB (Red-Blue-Green) colour space to</w:t>
+      </w:r>
+      <w:r>
+        <w:rPr>
+          <w:rFonts w:ascii="Times New Roman" w:hAnsi="Times New Roman" w:cs="Times New Roman"/>
+        </w:rPr>
+        <w:t xml:space="preserve"> prevent errors in imaging (Inoue and Yagi, 2020). Finally, the images were converted into normalized floating-point tensors, following the mean and standard deviation of the ImageNet dataset, so the images could be used for the DeepLabV3+ and </w:t>
       </w:r>
       <w:proofErr w:type="spellStart"/>
       <w:r>
         <w:rPr>
           <w:rFonts w:ascii="Times New Roman" w:hAnsi="Times New Roman" w:cs="Times New Roman"/>
         </w:rPr>
-        <w:t>Khder</w:t>
+        <w:t>FashnHumanParser</w:t>
       </w:r>
       <w:proofErr w:type="spellEnd"/>
       <w:r>
         <w:rPr>
           <w:rFonts w:ascii="Times New Roman" w:hAnsi="Times New Roman" w:cs="Times New Roman"/>
         </w:rPr>
-        <w:t xml:space="preserve"> 148-149)</w:t>
-      </w:r>
-      <w:r>
-        <w:rPr>
-          <w:rFonts w:ascii="Times New Roman" w:hAnsi="Times New Roman" w:cs="Times New Roman"/>
-        </w:rPr>
-        <w:t>.</w:t>
-      </w:r>
-      <w:r>
-        <w:rPr>
-          <w:rFonts w:ascii="Times New Roman" w:hAnsi="Times New Roman" w:cs="Times New Roman"/>
-        </w:rPr>
-        <w:t xml:space="preserve"> To ensure a </w:t>
-      </w:r>
-      <w:r>
-        <w:rPr>
-          <w:rFonts w:ascii="Times New Roman" w:hAnsi="Times New Roman" w:cs="Times New Roman"/>
-        </w:rPr>
-        <w:t>complete</w:t>
-      </w:r>
-      <w:r>
-        <w:rPr>
-          <w:rFonts w:ascii="Times New Roman" w:hAnsi="Times New Roman" w:cs="Times New Roman"/>
-        </w:rPr>
-        <w:t xml:space="preserve"> dataset for the F/W 2025 showcase, a hybrid approach was adopted, where the automated scraping was replaced by manual data retrieval for </w:t>
-      </w:r>
-      <w:r>
-        <w:rPr>
-          <w:rFonts w:ascii="Times New Roman" w:hAnsi="Times New Roman" w:cs="Times New Roman"/>
-        </w:rPr>
-        <w:t>three specific brands.</w:t>
-      </w:r>
-      <w:r>
-        <w:rPr>
-          <w:rFonts w:ascii="Times New Roman" w:hAnsi="Times New Roman" w:cs="Times New Roman"/>
-        </w:rPr>
-        <w:t xml:space="preserve"> </w:t>
-      </w:r>
-      <w:r>
-        <w:rPr>
-          <w:rFonts w:ascii="Times New Roman" w:hAnsi="Times New Roman" w:cs="Times New Roman"/>
-        </w:rPr>
-        <w:t xml:space="preserve">To maintain the integrity of the sentiment analysis, the raw scraped data underwent </w:t>
-      </w:r>
-      <w:r>
-        <w:rPr>
-          <w:rFonts w:ascii="Times New Roman" w:hAnsi="Times New Roman" w:cs="Times New Roman"/>
-        </w:rPr>
-        <w:t xml:space="preserve">manual cleaning. </w:t>
-      </w:r>
-      <w:r>
-        <w:rPr>
-          <w:rFonts w:ascii="Times New Roman" w:hAnsi="Times New Roman" w:cs="Times New Roman"/>
-        </w:rPr>
-        <w:t xml:space="preserve">Manually discarding irrelevant data is a valid scientific procedure because manual cleaning provides a high accuracy rate that prevents unpredictable consequences associated with the GIGO (Garbage in, garbage out) principle (Wang and Wang 5, 10,55). This intervention ensures a cleaned sequence and can improve the accuracy of model classification (Wang and Wang 60). </w:t>
-      </w:r>
-      <w:r>
-        <w:rPr>
-          <w:rFonts w:ascii="Times New Roman" w:hAnsi="Times New Roman" w:cs="Times New Roman"/>
-        </w:rPr>
-        <w:t>Irrelevant images, such as brand logos, group shots, and ads, were manually pruned, as they are seen as noise and can introduce outliers into K-Means clustering and GLCM calculations.</w:t>
-      </w:r>
-      <w:r>
-        <w:rPr>
-          <w:rFonts w:ascii="Times New Roman" w:hAnsi="Times New Roman" w:cs="Times New Roman"/>
-        </w:rPr>
-        <w:t xml:space="preserve"> </w:t>
-      </w:r>
-      <w:r>
-        <w:rPr>
-          <w:rFonts w:ascii="Times New Roman" w:hAnsi="Times New Roman" w:cs="Times New Roman"/>
-        </w:rPr>
-        <w:t xml:space="preserve"> </w:t>
-      </w:r>
-      <w:r>
-        <w:rPr>
-          <w:rFonts w:ascii="Times New Roman" w:hAnsi="Times New Roman" w:cs="Times New Roman"/>
-        </w:rPr>
-        <w:t xml:space="preserve">In the Data Pre-Processing module, </w:t>
-      </w:r>
-      <w:r>
-        <w:rPr>
-          <w:rFonts w:ascii="Times New Roman" w:hAnsi="Times New Roman" w:cs="Times New Roman"/>
-        </w:rPr>
-        <w:t>all the images were normalized to a fixed resolution of 512x512 to ensure consistent input dimensions for the neural networks. The images were then converted to RGB (Red-Blue-Green) colour space to</w:t>
-      </w:r>
-      <w:r>
-        <w:rPr>
-          <w:rFonts w:ascii="Times New Roman" w:hAnsi="Times New Roman" w:cs="Times New Roman"/>
-        </w:rPr>
-        <w:t xml:space="preserve"> prevent errors in imaging (Inoue and Yagi, 2020). Finally, the images were converted into normalized floating-point tensors, following the mean and standard deviation of the ImageNet dataset, so the images could be used for the DeepLabV3+ and </w:t>
-      </w:r>
-      <w:proofErr w:type="spellStart"/>
-      <w:r>
-        <w:rPr>
-          <w:rFonts w:ascii="Times New Roman" w:hAnsi="Times New Roman" w:cs="Times New Roman"/>
-        </w:rPr>
-        <w:t>FashnHumanParser</w:t>
-      </w:r>
-      <w:proofErr w:type="spellEnd"/>
-      <w:r>
-        <w:rPr>
-          <w:rFonts w:ascii="Times New Roman" w:hAnsi="Times New Roman" w:cs="Times New Roman"/>
-        </w:rPr>
         <w:t xml:space="preserve"> models.</w:t>
       </w:r>
     </w:p>
@@ -4918,19 +4859,7 @@
         <w:rPr>
           <w:rFonts w:ascii="Times New Roman" w:hAnsi="Times New Roman" w:cs="Times New Roman"/>
         </w:rPr>
-        <w:t xml:space="preserve"> </w:t>
-      </w:r>
-      <w:r>
-        <w:rPr>
-          <w:rFonts w:ascii="Times New Roman" w:hAnsi="Times New Roman" w:cs="Times New Roman"/>
-        </w:rPr>
-        <w:t>Show the flow from the raw runway image to the segmented output</w:t>
-      </w:r>
-      <w:r>
-        <w:rPr>
-          <w:rFonts w:ascii="Times New Roman" w:hAnsi="Times New Roman" w:cs="Times New Roman"/>
-        </w:rPr>
-        <w:t>…</w:t>
+        <w:t xml:space="preserve"> Show the flow from the raw runway image to the segmented output…</w:t>
       </w:r>
     </w:p>
     <w:p>
@@ -5070,13 +4999,6 @@
           <w:rFonts w:ascii="Times New Roman" w:hAnsi="Times New Roman" w:cs="Times New Roman"/>
         </w:rPr>
       </w:pPr>
-    </w:p>
-    <w:p>
-      <w:pPr>
-        <w:rPr>
-          <w:rFonts w:ascii="Times New Roman" w:hAnsi="Times New Roman" w:cs="Times New Roman"/>
-        </w:rPr>
-      </w:pPr>
       <w:r>
         <w:rPr>
           <w:rFonts w:ascii="Times New Roman" w:hAnsi="Times New Roman" w:cs="Times New Roman"/>
@@ -5235,13 +5157,6 @@
           <w:rFonts w:ascii="Times New Roman" w:hAnsi="Times New Roman" w:cs="Times New Roman"/>
         </w:rPr>
       </w:pPr>
-    </w:p>
-    <w:p>
-      <w:pPr>
-        <w:rPr>
-          <w:rFonts w:ascii="Times New Roman" w:hAnsi="Times New Roman" w:cs="Times New Roman"/>
-        </w:rPr>
-      </w:pPr>
       <w:proofErr w:type="spellStart"/>
       <w:r>
         <w:rPr>
@@ -5392,14 +5307,646 @@
         <w:rPr>
           <w:rFonts w:ascii="Times New Roman" w:hAnsi="Times New Roman" w:cs="Times New Roman"/>
         </w:rPr>
-        <w:t xml:space="preserve"> and address technical hurdles </w:t>
+        <w:t xml:space="preserve"> and address technical hurdles regarding the mutual relationships among the key components of human parsing, such as the overlap between skin and garments, the output masks are cross-referenced with </w:t>
+      </w:r>
+      <w:r>
+        <w:rPr>
+          <w:rFonts w:ascii="Times New Roman" w:hAnsi="Times New Roman" w:cs="Times New Roman"/>
+        </w:rPr>
+        <w:t xml:space="preserve">a </w:t>
+      </w:r>
+      <w:r>
+        <w:rPr>
+          <w:rFonts w:ascii="Times New Roman" w:hAnsi="Times New Roman" w:cs="Times New Roman"/>
+        </w:rPr>
+        <w:t xml:space="preserve">predefined LAB-space skin-tone array. This targeted subtraction of residual skin pixels ensures the </w:t>
       </w:r>
       <w:r>
         <w:rPr>
           <w:rFonts w:ascii="Times New Roman" w:hAnsi="Times New Roman" w:cs="Times New Roman"/>
         </w:rPr>
         <w:lastRenderedPageBreak/>
-        <w:t xml:space="preserve">regarding the mutual relationships among the key components of human parsing, such as the overlap between skin and garments, the output masks are cross-referenced with </w:t>
+        <w:t>resulting output is detail-preserved and of high-resolution for subsequent colour (Liang et al. 8).</w:t>
+      </w:r>
+    </w:p>
+    <w:p>
+      <w:pPr>
+        <w:rPr>
+          <w:rFonts w:ascii="Times New Roman" w:hAnsi="Times New Roman" w:cs="Times New Roman"/>
+        </w:rPr>
+      </w:pPr>
+      <w:r>
+        <w:rPr>
+          <w:rFonts w:ascii="Times New Roman" w:hAnsi="Times New Roman" w:cs="Times New Roman"/>
+        </w:rPr>
+        <w:t>Pipeline Selection</w:t>
+      </w:r>
+    </w:p>
+    <w:p>
+      <w:pPr>
+        <w:rPr>
+          <w:rFonts w:ascii="Times New Roman" w:hAnsi="Times New Roman" w:cs="Times New Roman"/>
+        </w:rPr>
+      </w:pPr>
+      <w:r>
+        <w:rPr>
+          <w:rFonts w:ascii="Times New Roman" w:hAnsi="Times New Roman" w:cs="Times New Roman"/>
+        </w:rPr>
+        <w:t xml:space="preserve">Following system evaluation, the </w:t>
+      </w:r>
+      <w:proofErr w:type="spellStart"/>
+      <w:r>
+        <w:rPr>
+          <w:rFonts w:ascii="Times New Roman" w:hAnsi="Times New Roman" w:cs="Times New Roman"/>
+        </w:rPr>
+        <w:t>FashnHumanParser</w:t>
+      </w:r>
+      <w:proofErr w:type="spellEnd"/>
+      <w:r>
+        <w:rPr>
+          <w:rFonts w:ascii="Times New Roman" w:hAnsi="Times New Roman" w:cs="Times New Roman"/>
+        </w:rPr>
+        <w:t xml:space="preserve"> achieved superior segmentation accuracy compared to the generalized DeepLabV3+ model. Consequently, the </w:t>
+      </w:r>
+      <w:proofErr w:type="spellStart"/>
+      <w:r>
+        <w:rPr>
+          <w:rFonts w:ascii="Times New Roman" w:hAnsi="Times New Roman" w:cs="Times New Roman"/>
+        </w:rPr>
+        <w:t>FashnHumanParser</w:t>
+      </w:r>
+      <w:proofErr w:type="spellEnd"/>
+      <w:r>
+        <w:rPr>
+          <w:rFonts w:ascii="Times New Roman" w:hAnsi="Times New Roman" w:cs="Times New Roman"/>
+        </w:rPr>
+        <w:t xml:space="preserve"> pipeline was selected as the primary model for the colour analysis engine for the </w:t>
+      </w:r>
+      <w:proofErr w:type="spellStart"/>
+      <w:r>
+        <w:rPr>
+          <w:rFonts w:ascii="Times New Roman" w:hAnsi="Times New Roman" w:cs="Times New Roman"/>
+        </w:rPr>
+        <w:t>HoL</w:t>
+      </w:r>
+      <w:proofErr w:type="spellEnd"/>
+      <w:r>
+        <w:rPr>
+          <w:rFonts w:ascii="Times New Roman" w:hAnsi="Times New Roman" w:cs="Times New Roman"/>
+        </w:rPr>
+        <w:t xml:space="preserve"> system.</w:t>
+      </w:r>
+    </w:p>
+    <w:p>
+      <w:pPr>
+        <w:rPr>
+          <w:rFonts w:ascii="Times New Roman" w:hAnsi="Times New Roman" w:cs="Times New Roman"/>
+        </w:rPr>
+      </w:pPr>
+    </w:p>
+    <w:p>
+      <w:pPr>
+        <w:rPr>
+          <w:rFonts w:ascii="Times New Roman" w:hAnsi="Times New Roman" w:cs="Times New Roman"/>
+        </w:rPr>
+      </w:pPr>
+      <w:r>
+        <w:rPr>
+          <w:rFonts w:ascii="Times New Roman" w:hAnsi="Times New Roman" w:cs="Times New Roman"/>
+        </w:rPr>
+        <w:t>3.</w:t>
+      </w:r>
+      <w:r>
+        <w:rPr>
+          <w:rFonts w:ascii="Times New Roman" w:hAnsi="Times New Roman" w:cs="Times New Roman"/>
+        </w:rPr>
+        <w:t>5</w:t>
+      </w:r>
+      <w:r>
+        <w:rPr>
+          <w:rFonts w:ascii="Times New Roman" w:hAnsi="Times New Roman" w:cs="Times New Roman"/>
+        </w:rPr>
+        <w:t xml:space="preserve">.2 Feature </w:t>
+      </w:r>
+      <w:r>
+        <w:rPr>
+          <w:rFonts w:ascii="Times New Roman" w:hAnsi="Times New Roman" w:cs="Times New Roman"/>
+        </w:rPr>
+        <w:t>E</w:t>
+      </w:r>
+      <w:r>
+        <w:rPr>
+          <w:rFonts w:ascii="Times New Roman" w:hAnsi="Times New Roman" w:cs="Times New Roman"/>
+        </w:rPr>
+        <w:t xml:space="preserve">xtraction </w:t>
+      </w:r>
+      <w:r>
+        <w:rPr>
+          <w:rFonts w:ascii="Times New Roman" w:hAnsi="Times New Roman" w:cs="Times New Roman"/>
+        </w:rPr>
+        <w:t>M</w:t>
+      </w:r>
+      <w:r>
+        <w:rPr>
+          <w:rFonts w:ascii="Times New Roman" w:hAnsi="Times New Roman" w:cs="Times New Roman"/>
+        </w:rPr>
+        <w:t>odule</w:t>
+      </w:r>
+      <w:r>
+        <w:rPr>
+          <w:rFonts w:ascii="Times New Roman" w:hAnsi="Times New Roman" w:cs="Times New Roman"/>
+        </w:rPr>
+        <w:t xml:space="preserve"> (Fabric Analysis)</w:t>
+      </w:r>
+    </w:p>
+    <w:p>
+      <w:pPr>
+        <w:rPr>
+          <w:rFonts w:ascii="Times New Roman" w:hAnsi="Times New Roman" w:cs="Times New Roman"/>
+        </w:rPr>
+      </w:pPr>
+      <w:r>
+        <w:rPr>
+          <w:rFonts w:ascii="Times New Roman" w:hAnsi="Times New Roman" w:cs="Times New Roman"/>
+        </w:rPr>
+        <w:t>Following the data acquisition and manual curation phase, the system executes a specialized feature extraction pipeline to convert the visual properties of the runway images into a quantifiable mathematical format. Unlike the colour analysis engine, which requires segmentation to isolate the palette, the fabric analysis engine operates directly on the raw images. This approach ensures that the global textural context and the interplay of light on the fabric’s surface are preserved for the Support Vector Machine (SVM) classification. The system utilizes a combination of spatial and statistical descriptors to build a robust fabric signature.</w:t>
+      </w:r>
+    </w:p>
+    <w:p>
+      <w:pPr>
+        <w:rPr>
+          <w:rFonts w:ascii="Times New Roman" w:hAnsi="Times New Roman" w:cs="Times New Roman"/>
+        </w:rPr>
+      </w:pPr>
+      <w:r>
+        <w:rPr>
+          <w:rFonts w:ascii="Times New Roman" w:hAnsi="Times New Roman" w:cs="Times New Roman"/>
+        </w:rPr>
+        <w:t>Statistical Texture Analysis (GLCM)</w:t>
+      </w:r>
+    </w:p>
+    <w:p>
+      <w:pPr>
+        <w:rPr>
+          <w:rFonts w:ascii="Times New Roman" w:hAnsi="Times New Roman" w:cs="Times New Roman"/>
+        </w:rPr>
+      </w:pPr>
+      <w:r>
+        <w:rPr>
+          <w:rFonts w:ascii="Times New Roman" w:hAnsi="Times New Roman" w:cs="Times New Roman"/>
+        </w:rPr>
+        <w:t xml:space="preserve">This system employs the Gray-Level Co-occurrence Matrix (GLCM) to </w:t>
+      </w:r>
+      <w:proofErr w:type="spellStart"/>
+      <w:r>
+        <w:rPr>
+          <w:rFonts w:ascii="Times New Roman" w:hAnsi="Times New Roman" w:cs="Times New Roman"/>
+        </w:rPr>
+        <w:t>analyze</w:t>
+      </w:r>
+      <w:proofErr w:type="spellEnd"/>
+      <w:r>
+        <w:rPr>
+          <w:rFonts w:ascii="Times New Roman" w:hAnsi="Times New Roman" w:cs="Times New Roman"/>
+        </w:rPr>
+        <w:t xml:space="preserve"> the macro-texture and spatial relationships of pixels within the image. The raw RGB image is first converted to an 8-bit grayscale matrix to focus exclusively on textural intensity.</w:t>
+      </w:r>
+      <w:r>
+        <w:rPr>
+          <w:rFonts w:ascii="Times New Roman" w:hAnsi="Times New Roman" w:cs="Times New Roman"/>
+        </w:rPr>
+        <w:t xml:space="preserve"> This is essential because image texture highs and lows are defined as brightness values (grey levels or digital numbers).</w:t>
+      </w:r>
+      <w:r>
+        <w:rPr>
+          <w:rFonts w:ascii="Times New Roman" w:hAnsi="Times New Roman" w:cs="Times New Roman"/>
+        </w:rPr>
+        <w:t xml:space="preserve"> The GLCM evaluates texture by tabulating the frequency at which pairs of specific </w:t>
+      </w:r>
+      <w:proofErr w:type="spellStart"/>
+      <w:r>
+        <w:rPr>
+          <w:rFonts w:ascii="Times New Roman" w:hAnsi="Times New Roman" w:cs="Times New Roman"/>
+        </w:rPr>
+        <w:t>gray</w:t>
+      </w:r>
+      <w:proofErr w:type="spellEnd"/>
+      <w:r>
+        <w:rPr>
+          <w:rFonts w:ascii="Times New Roman" w:hAnsi="Times New Roman" w:cs="Times New Roman"/>
+        </w:rPr>
+        <w:t>-level values</w:t>
+      </w:r>
+      <w:r>
+        <w:rPr>
+          <w:rFonts w:ascii="Times New Roman" w:hAnsi="Times New Roman" w:cs="Times New Roman"/>
+        </w:rPr>
+        <w:t xml:space="preserve"> and spatial relationships occur (</w:t>
+      </w:r>
+      <w:proofErr w:type="spellStart"/>
+      <w:r>
+        <w:rPr>
+          <w:rFonts w:ascii="Times New Roman" w:hAnsi="Times New Roman" w:cs="Times New Roman"/>
+        </w:rPr>
+        <w:t>Haralick</w:t>
+      </w:r>
+      <w:proofErr w:type="spellEnd"/>
+      <w:r>
+        <w:rPr>
+          <w:rFonts w:ascii="Times New Roman" w:hAnsi="Times New Roman" w:cs="Times New Roman"/>
+        </w:rPr>
+        <w:t xml:space="preserve"> et al., 1973). The grayscale matrix is calculated with a distance of 1 pixel across four orientations (0, 45, 90, and 135 degrees). This approach ensures that the features are rotation-invariant, allowing the system to recognize a fabric regardless of the model’s pose on the runway. The system extracts four key statistical properties from the matrix: contrast, dissimilarity, homogeneity,</w:t>
+      </w:r>
+      <w:r>
+        <w:rPr>
+          <w:rFonts w:ascii="Times New Roman" w:hAnsi="Times New Roman" w:cs="Times New Roman"/>
+        </w:rPr>
+        <w:t xml:space="preserve"> and</w:t>
+      </w:r>
+      <w:r>
+        <w:rPr>
+          <w:rFonts w:ascii="Times New Roman" w:hAnsi="Times New Roman" w:cs="Times New Roman"/>
+        </w:rPr>
+        <w:t xml:space="preserve"> energy.</w:t>
+      </w:r>
+      <w:r>
+        <w:rPr>
+          <w:rFonts w:ascii="Times New Roman" w:hAnsi="Times New Roman" w:cs="Times New Roman"/>
+        </w:rPr>
+        <w:t xml:space="preserve"> </w:t>
+      </w:r>
+    </w:p>
+    <w:p>
+      <w:pPr>
+        <w:rPr>
+          <w:rFonts w:ascii="Times New Roman" w:hAnsi="Times New Roman" w:cs="Times New Roman"/>
+        </w:rPr>
+      </w:pPr>
+      <w:r>
+        <w:rPr>
+          <w:rFonts w:ascii="Times New Roman" w:hAnsi="Times New Roman" w:cs="Times New Roman"/>
+        </w:rPr>
+        <w:t>Contrast measures the local intensity variations. Dissimilarity measures the distance between pairs of pixels in the GLCM. Homogeneity identifies the smoothness of the fabric. Energy quantifies the textural uniformity of the weave.</w:t>
+      </w:r>
+    </w:p>
+    <w:p>
+      <w:pPr>
+        <w:rPr>
+          <w:rFonts w:ascii="Times New Roman" w:hAnsi="Times New Roman" w:cs="Times New Roman"/>
+        </w:rPr>
+      </w:pPr>
+      <w:r>
+        <w:rPr>
+          <w:rFonts w:ascii="Times New Roman" w:hAnsi="Times New Roman" w:cs="Times New Roman"/>
+        </w:rPr>
+        <w:t>Micro-Pattern Analysis (LBP)</w:t>
+      </w:r>
+    </w:p>
+    <w:p>
+      <w:pPr>
+        <w:rPr>
+          <w:rFonts w:ascii="Times New Roman" w:hAnsi="Times New Roman" w:cs="Times New Roman"/>
+        </w:rPr>
+      </w:pPr>
+      <w:r>
+        <w:rPr>
+          <w:rFonts w:ascii="Times New Roman" w:hAnsi="Times New Roman" w:cs="Times New Roman"/>
+        </w:rPr>
+        <w:t xml:space="preserve">To complement the macro-spatial analysis of the GLCM, the system utilizes Local Binary Patterns (LBP) to capture </w:t>
+      </w:r>
+      <w:r>
+        <w:rPr>
+          <w:rFonts w:ascii="Times New Roman" w:hAnsi="Times New Roman" w:cs="Times New Roman"/>
+        </w:rPr>
+        <w:t>small and fine details</w:t>
+      </w:r>
+      <w:r>
+        <w:rPr>
+          <w:rFonts w:ascii="Times New Roman" w:hAnsi="Times New Roman" w:cs="Times New Roman"/>
+        </w:rPr>
+        <w:t>, like the distinct weave of Aso-Oke</w:t>
+      </w:r>
+      <w:r>
+        <w:rPr>
+          <w:rFonts w:ascii="Times New Roman" w:hAnsi="Times New Roman" w:cs="Times New Roman"/>
+        </w:rPr>
+        <w:t>, that statistical methods might miss (Liu et al., 2019)</w:t>
+      </w:r>
+      <w:r>
+        <w:rPr>
+          <w:rFonts w:ascii="Times New Roman" w:hAnsi="Times New Roman" w:cs="Times New Roman"/>
+        </w:rPr>
+        <w:t xml:space="preserve">. The LBP operator labels the pixels of an image by thresholding the neighbourhood of each pixel and considers the result as a binary </w:t>
+      </w:r>
+      <w:r>
+        <w:rPr>
+          <w:rFonts w:ascii="Times New Roman" w:hAnsi="Times New Roman" w:cs="Times New Roman"/>
+        </w:rPr>
+        <w:lastRenderedPageBreak/>
+        <w:t xml:space="preserve">number (Ojala et al., 2002). </w:t>
+      </w:r>
+      <w:r>
+        <w:rPr>
+          <w:rFonts w:ascii="Times New Roman" w:hAnsi="Times New Roman" w:cs="Times New Roman"/>
+        </w:rPr>
+        <w:t>To achieve this, the LBP function is initialized with specific spatial attributes: a circular radius of 1 and 8 symmetrically distributed sampling points.</w:t>
+      </w:r>
+    </w:p>
+    <w:p>
+      <w:pPr>
+        <w:rPr>
+          <w:rFonts w:ascii="Times New Roman" w:hAnsi="Times New Roman" w:cs="Times New Roman"/>
+        </w:rPr>
+      </w:pPr>
+      <w:r>
+        <w:rPr>
+          <w:rFonts w:ascii="Times New Roman" w:hAnsi="Times New Roman" w:cs="Times New Roman"/>
+        </w:rPr>
+        <w:t>A significant technical addition is the calculation of Shannon Entropy from the LBP</w:t>
+      </w:r>
+      <w:r>
+        <w:rPr>
+          <w:rFonts w:ascii="Times New Roman" w:hAnsi="Times New Roman" w:cs="Times New Roman"/>
+        </w:rPr>
+        <w:t xml:space="preserve"> histogram</w:t>
+      </w:r>
+      <w:r>
+        <w:rPr>
+          <w:rFonts w:ascii="Times New Roman" w:hAnsi="Times New Roman" w:cs="Times New Roman"/>
+        </w:rPr>
+        <w:t xml:space="preserve"> result. By applying the entropy to the pattern distribution, the system quantifies the textural randomness of the fabric. This provides a high-level discriminator that helps the SVM distinguish between highly patterned traditional textiles and </w:t>
+      </w:r>
+      <w:r>
+        <w:rPr>
+          <w:rFonts w:ascii="Times New Roman" w:hAnsi="Times New Roman" w:cs="Times New Roman"/>
+        </w:rPr>
+        <w:t>uniform synthetic fibres.</w:t>
+      </w:r>
+    </w:p>
+    <w:p>
+      <w:pPr>
+        <w:rPr>
+          <w:rFonts w:ascii="Times New Roman" w:hAnsi="Times New Roman" w:cs="Times New Roman"/>
+        </w:rPr>
+      </w:pPr>
+      <w:r>
+        <w:rPr>
+          <w:rFonts w:ascii="Times New Roman" w:hAnsi="Times New Roman" w:cs="Times New Roman"/>
+        </w:rPr>
+        <w:t>Feature Fusion and Data Persistence</w:t>
+      </w:r>
+    </w:p>
+    <w:p>
+      <w:pPr>
+        <w:rPr>
+          <w:rFonts w:ascii="Times New Roman" w:hAnsi="Times New Roman" w:cs="Times New Roman"/>
+        </w:rPr>
+      </w:pPr>
+      <w:r>
+        <w:rPr>
+          <w:rFonts w:ascii="Times New Roman" w:hAnsi="Times New Roman" w:cs="Times New Roman"/>
+        </w:rPr>
+        <w:t xml:space="preserve">The final stage of this module is the unification of the texture vector. The statistical results </w:t>
+      </w:r>
+      <w:r>
+        <w:rPr>
+          <w:rFonts w:ascii="Times New Roman" w:hAnsi="Times New Roman" w:cs="Times New Roman"/>
+        </w:rPr>
+        <w:t>from the</w:t>
+      </w:r>
+      <w:r>
+        <w:rPr>
+          <w:rFonts w:ascii="Times New Roman" w:hAnsi="Times New Roman" w:cs="Times New Roman"/>
+        </w:rPr>
+        <w:t xml:space="preserve"> GLCM (Contrast, Dissimilarity, Homogeneity, Energy) and the micro-textural data from the LBP, including the entropy score, are </w:t>
+      </w:r>
+      <w:r>
+        <w:rPr>
+          <w:rFonts w:ascii="Times New Roman" w:hAnsi="Times New Roman" w:cs="Times New Roman"/>
+        </w:rPr>
+        <w:t>concatenated</w:t>
+      </w:r>
+      <w:r>
+        <w:rPr>
+          <w:rFonts w:ascii="Times New Roman" w:hAnsi="Times New Roman" w:cs="Times New Roman"/>
+        </w:rPr>
+        <w:t xml:space="preserve"> into a single 1D array. </w:t>
+      </w:r>
+      <w:r>
+        <w:rPr>
+          <w:rFonts w:ascii="Times New Roman" w:hAnsi="Times New Roman" w:cs="Times New Roman"/>
+        </w:rPr>
+        <w:t>This fused vector represents the unique mathematical identity of the designer’s fabric choice. To ensure a decoupled architecture, these features are saved in structured CSV files. This data persistence allows the classification module to be trained and executed without re-processing the raw images, significantly optimizing system performance.</w:t>
+      </w:r>
+    </w:p>
+    <w:p>
+      <w:pPr>
+        <w:rPr>
+          <w:rFonts w:ascii="Times New Roman" w:hAnsi="Times New Roman" w:cs="Times New Roman"/>
+        </w:rPr>
+      </w:pPr>
+    </w:p>
+    <w:p>
+      <w:pPr>
+        <w:rPr>
+          <w:rFonts w:ascii="Times New Roman" w:hAnsi="Times New Roman" w:cs="Times New Roman"/>
+        </w:rPr>
+      </w:pPr>
+      <w:r>
+        <w:rPr>
+          <w:rFonts w:ascii="Times New Roman" w:hAnsi="Times New Roman" w:cs="Times New Roman"/>
+        </w:rPr>
+        <w:t>3.</w:t>
+      </w:r>
+      <w:r>
+        <w:rPr>
+          <w:rFonts w:ascii="Times New Roman" w:hAnsi="Times New Roman" w:cs="Times New Roman"/>
+        </w:rPr>
+        <w:t>5</w:t>
+      </w:r>
+      <w:r>
+        <w:rPr>
+          <w:rFonts w:ascii="Times New Roman" w:hAnsi="Times New Roman" w:cs="Times New Roman"/>
+        </w:rPr>
+        <w:t xml:space="preserve">.3 </w:t>
+      </w:r>
+      <w:r>
+        <w:rPr>
+          <w:rFonts w:ascii="Times New Roman" w:hAnsi="Times New Roman" w:cs="Times New Roman"/>
+        </w:rPr>
+        <w:t>C</w:t>
+      </w:r>
+      <w:r>
+        <w:rPr>
+          <w:rFonts w:ascii="Times New Roman" w:hAnsi="Times New Roman" w:cs="Times New Roman"/>
+        </w:rPr>
+        <w:t xml:space="preserve">lassification and </w:t>
+      </w:r>
+      <w:r>
+        <w:rPr>
+          <w:rFonts w:ascii="Times New Roman" w:hAnsi="Times New Roman" w:cs="Times New Roman"/>
+        </w:rPr>
+        <w:t>C</w:t>
+      </w:r>
+      <w:r>
+        <w:rPr>
+          <w:rFonts w:ascii="Times New Roman" w:hAnsi="Times New Roman" w:cs="Times New Roman"/>
+        </w:rPr>
+        <w:t xml:space="preserve">lustering </w:t>
+      </w:r>
+      <w:r>
+        <w:rPr>
+          <w:rFonts w:ascii="Times New Roman" w:hAnsi="Times New Roman" w:cs="Times New Roman"/>
+        </w:rPr>
+        <w:t>M</w:t>
+      </w:r>
+      <w:r>
+        <w:rPr>
+          <w:rFonts w:ascii="Times New Roman" w:hAnsi="Times New Roman" w:cs="Times New Roman"/>
+        </w:rPr>
+        <w:t>odule</w:t>
+      </w:r>
+    </w:p>
+    <w:p>
+      <w:pPr>
+        <w:rPr>
+          <w:rFonts w:ascii="Times New Roman" w:hAnsi="Times New Roman" w:cs="Times New Roman"/>
+        </w:rPr>
+      </w:pPr>
+      <w:r>
+        <w:rPr>
+          <w:rFonts w:ascii="Times New Roman" w:hAnsi="Times New Roman" w:cs="Times New Roman"/>
+        </w:rPr>
+        <w:t xml:space="preserve">This module is responsible for the analytical core of the system and transforming the mathematical features extracted in the preceding modules into actionable insights. Because the system </w:t>
+      </w:r>
+      <w:proofErr w:type="spellStart"/>
+      <w:r>
+        <w:rPr>
+          <w:rFonts w:ascii="Times New Roman" w:hAnsi="Times New Roman" w:cs="Times New Roman"/>
+        </w:rPr>
+        <w:t>analyzes</w:t>
+      </w:r>
+      <w:proofErr w:type="spellEnd"/>
+      <w:r>
+        <w:rPr>
+          <w:rFonts w:ascii="Times New Roman" w:hAnsi="Times New Roman" w:cs="Times New Roman"/>
+        </w:rPr>
+        <w:t xml:space="preserve"> two distinct domains, colour and fabric texture, it uses a bifurcated classification and clustering architecture.</w:t>
+      </w:r>
+    </w:p>
+    <w:p>
+      <w:pPr>
+        <w:rPr>
+          <w:rFonts w:ascii="Times New Roman" w:hAnsi="Times New Roman" w:cs="Times New Roman"/>
+        </w:rPr>
+      </w:pPr>
+      <w:r>
+        <w:rPr>
+          <w:rFonts w:ascii="Times New Roman" w:hAnsi="Times New Roman" w:cs="Times New Roman"/>
+        </w:rPr>
+        <w:t>K-Means Clustering</w:t>
+      </w:r>
+    </w:p>
+    <w:p>
+      <w:pPr>
+        <w:rPr>
+          <w:rFonts w:ascii="Times New Roman" w:hAnsi="Times New Roman" w:cs="Times New Roman"/>
+        </w:rPr>
+      </w:pPr>
+      <w:r>
+        <w:rPr>
+          <w:rFonts w:ascii="Times New Roman" w:hAnsi="Times New Roman" w:cs="Times New Roman"/>
+        </w:rPr>
+        <w:t xml:space="preserve">To extract the dominant colour palettes from the garments, the system relies on an unsupervised clustering approach. The isolated garment pixels, the output of the </w:t>
+      </w:r>
+      <w:proofErr w:type="spellStart"/>
+      <w:r>
+        <w:rPr>
+          <w:rFonts w:ascii="Times New Roman" w:hAnsi="Times New Roman" w:cs="Times New Roman"/>
+        </w:rPr>
+        <w:t>FashnHumanParser</w:t>
+      </w:r>
+      <w:proofErr w:type="spellEnd"/>
+      <w:r>
+        <w:rPr>
+          <w:rFonts w:ascii="Times New Roman" w:hAnsi="Times New Roman" w:cs="Times New Roman"/>
+        </w:rPr>
+        <w:t xml:space="preserve"> mask, are converted from the RGB colour space into the CIELAB (LAB) colour space. This conversion is critical because of the Euclidean distances in LAB space closely mimic human visual perception, preventing distorted colour associations (Al-Rawi &amp; Beel, 2020). The algorithm initializes a K-Means clustering model</w:t>
+      </w:r>
+      <w:r>
+        <w:rPr>
+          <w:rFonts w:ascii="Times New Roman" w:hAnsi="Times New Roman" w:cs="Times New Roman"/>
+        </w:rPr>
+        <w:t xml:space="preserve"> to group the thousands of garment pixels into 8 dominant spatial centroids. This custom Euclidean distance function evaluates each K-Means centroid against a predefined dictionary of 12 colours (e.g., “cream/khaki/beige”, “pink”, “blue”). To filter out the noise, the algorithm enforces a strict weight threshold: only colours that constitute more than 15% of the garment’s total surface area are recorded. This ensures that minor accessories or lighting </w:t>
+      </w:r>
+      <w:r>
+        <w:rPr>
+          <w:rFonts w:ascii="Times New Roman" w:hAnsi="Times New Roman" w:cs="Times New Roman"/>
+        </w:rPr>
+        <w:t>artefacts</w:t>
+      </w:r>
+      <w:r>
+        <w:rPr>
+          <w:rFonts w:ascii="Times New Roman" w:hAnsi="Times New Roman" w:cs="Times New Roman"/>
+        </w:rPr>
+        <w:t xml:space="preserve"> do not skew the final palette (Karthick et al., 2023).</w:t>
+      </w:r>
+      <w:r>
+        <w:rPr>
+          <w:rFonts w:ascii="Times New Roman" w:hAnsi="Times New Roman" w:cs="Times New Roman"/>
+        </w:rPr>
+        <w:t xml:space="preserve"> </w:t>
+      </w:r>
+    </w:p>
+    <w:p>
+      <w:pPr>
+        <w:rPr>
+          <w:rFonts w:ascii="Times New Roman" w:hAnsi="Times New Roman" w:cs="Times New Roman"/>
+        </w:rPr>
+      </w:pPr>
+      <w:r>
+        <w:rPr>
+          <w:rFonts w:ascii="Times New Roman" w:hAnsi="Times New Roman" w:cs="Times New Roman"/>
+        </w:rPr>
+        <w:t>Support Vector Machine</w:t>
+      </w:r>
+    </w:p>
+    <w:p>
+      <w:pPr>
+        <w:rPr>
+          <w:rFonts w:ascii="Times New Roman" w:hAnsi="Times New Roman" w:cs="Times New Roman"/>
+        </w:rPr>
+      </w:pPr>
+      <w:r>
+        <w:rPr>
+          <w:rFonts w:ascii="Times New Roman" w:hAnsi="Times New Roman" w:cs="Times New Roman"/>
+        </w:rPr>
+        <w:t xml:space="preserve">To classify the complex textural signatures of the runway fabrics, the system utilizes a supervised machine learning approach. </w:t>
+      </w:r>
+      <w:r>
+        <w:rPr>
+          <w:rFonts w:ascii="Times New Roman" w:hAnsi="Times New Roman" w:cs="Times New Roman"/>
+        </w:rPr>
+        <w:t>The system deploys a Linear Support Vector Classifier. Given the size of the training data</w:t>
+      </w:r>
+      <w:r>
+        <w:rPr>
+          <w:rFonts w:ascii="Times New Roman" w:hAnsi="Times New Roman" w:cs="Times New Roman"/>
+        </w:rPr>
+        <w:t>set, a Linea</w:t>
+      </w:r>
+      <w:r>
+        <w:rPr>
+          <w:rFonts w:ascii="Times New Roman" w:hAnsi="Times New Roman" w:cs="Times New Roman"/>
+        </w:rPr>
+        <w:t xml:space="preserve">r SVM was chosen to provide high </w:t>
+      </w:r>
+      <w:r>
+        <w:rPr>
+          <w:rFonts w:ascii="Times New Roman" w:hAnsi="Times New Roman" w:cs="Times New Roman"/>
+        </w:rPr>
+        <w:lastRenderedPageBreak/>
+        <w:t xml:space="preserve">generalization and an accuracy of 89.68% without the overfitting risks associated with deep learning on </w:t>
       </w:r>
       <w:r>
         <w:rPr>
@@ -5411,46 +5958,488 @@
         <w:rPr>
           <w:rFonts w:ascii="Times New Roman" w:hAnsi="Times New Roman" w:cs="Times New Roman"/>
         </w:rPr>
-        <w:t>predefined LAB-space skin-tone array. This targeted subtraction of residual skin pixels ensures the resulting output is detail-preserved and of high-resolution for subsequent colour (Liang et al. 8).</w:t>
-      </w:r>
-    </w:p>
-    <w:p>
-      <w:pPr>
-        <w:rPr>
-          <w:rFonts w:ascii="Times New Roman" w:hAnsi="Times New Roman" w:cs="Times New Roman"/>
-        </w:rPr>
-      </w:pPr>
-    </w:p>
-    <w:p>
-      <w:pPr>
-        <w:rPr>
-          <w:rFonts w:ascii="Times New Roman" w:hAnsi="Times New Roman" w:cs="Times New Roman"/>
-        </w:rPr>
-      </w:pPr>
-      <w:r>
-        <w:rPr>
-          <w:rFonts w:ascii="Times New Roman" w:hAnsi="Times New Roman" w:cs="Times New Roman"/>
-        </w:rPr>
-        <w:t>Pipeline Selection</w:t>
-      </w:r>
-    </w:p>
-    <w:p>
-      <w:pPr>
-        <w:rPr>
-          <w:rFonts w:ascii="Times New Roman" w:hAnsi="Times New Roman" w:cs="Times New Roman"/>
-        </w:rPr>
-      </w:pPr>
-      <w:r>
-        <w:rPr>
-          <w:rFonts w:ascii="Times New Roman" w:hAnsi="Times New Roman" w:cs="Times New Roman"/>
-        </w:rPr>
-        <w:t xml:space="preserve">Following system evaluation, the </w:t>
+        <w:t xml:space="preserve">smaller dataset (Cortes &amp; </w:t>
       </w:r>
       <w:proofErr w:type="spellStart"/>
       <w:r>
         <w:rPr>
           <w:rFonts w:ascii="Times New Roman" w:hAnsi="Times New Roman" w:cs="Times New Roman"/>
         </w:rPr>
+        <w:t>Vapnik</w:t>
+      </w:r>
+      <w:proofErr w:type="spellEnd"/>
+      <w:r>
+        <w:rPr>
+          <w:rFonts w:ascii="Times New Roman" w:hAnsi="Times New Roman" w:cs="Times New Roman"/>
+        </w:rPr>
+        <w:t>, 1995).</w:t>
+      </w:r>
+    </w:p>
+    <w:p>
+      <w:pPr>
+        <w:rPr>
+          <w:rFonts w:ascii="Times New Roman" w:hAnsi="Times New Roman" w:cs="Times New Roman"/>
+        </w:rPr>
+      </w:pPr>
+    </w:p>
+    <w:p>
+      <w:pPr>
+        <w:rPr>
+          <w:rFonts w:ascii="Times New Roman" w:hAnsi="Times New Roman" w:cs="Times New Roman"/>
+        </w:rPr>
+      </w:pPr>
+      <w:r>
+        <w:rPr>
+          <w:rFonts w:ascii="Times New Roman" w:hAnsi="Times New Roman" w:cs="Times New Roman"/>
+        </w:rPr>
+        <w:t>3.</w:t>
+      </w:r>
+      <w:r>
+        <w:rPr>
+          <w:rFonts w:ascii="Times New Roman" w:hAnsi="Times New Roman" w:cs="Times New Roman"/>
+        </w:rPr>
+        <w:t>5</w:t>
+      </w:r>
+      <w:r>
+        <w:rPr>
+          <w:rFonts w:ascii="Times New Roman" w:hAnsi="Times New Roman" w:cs="Times New Roman"/>
+        </w:rPr>
+        <w:t xml:space="preserve">.4 </w:t>
+      </w:r>
+      <w:r>
+        <w:rPr>
+          <w:rFonts w:ascii="Times New Roman" w:hAnsi="Times New Roman" w:cs="Times New Roman"/>
+        </w:rPr>
+        <w:t>V</w:t>
+      </w:r>
+      <w:r>
+        <w:rPr>
+          <w:rFonts w:ascii="Times New Roman" w:hAnsi="Times New Roman" w:cs="Times New Roman"/>
+        </w:rPr>
+        <w:t xml:space="preserve">isualisation </w:t>
+      </w:r>
+      <w:r>
+        <w:rPr>
+          <w:rFonts w:ascii="Times New Roman" w:hAnsi="Times New Roman" w:cs="Times New Roman"/>
+        </w:rPr>
+        <w:t>M</w:t>
+      </w:r>
+      <w:r>
+        <w:rPr>
+          <w:rFonts w:ascii="Times New Roman" w:hAnsi="Times New Roman" w:cs="Times New Roman"/>
+        </w:rPr>
+        <w:t>odule</w:t>
+      </w:r>
+    </w:p>
+    <w:p>
+      <w:pPr>
+        <w:rPr>
+          <w:rFonts w:ascii="Times New Roman" w:hAnsi="Times New Roman" w:cs="Times New Roman"/>
+        </w:rPr>
+      </w:pPr>
+      <w:r>
+        <w:rPr>
+          <w:rFonts w:ascii="Times New Roman" w:hAnsi="Times New Roman" w:cs="Times New Roman"/>
+        </w:rPr>
+        <w:t xml:space="preserve">The final component of the analytical pipeline is the Visualization Module. The objective of this module is not to generate raw data, but to transform the machine learning outputs into </w:t>
+      </w:r>
+      <w:r>
+        <w:rPr>
+          <w:rFonts w:ascii="Times New Roman" w:hAnsi="Times New Roman" w:cs="Times New Roman"/>
+        </w:rPr>
+        <w:t>understandable</w:t>
+      </w:r>
+      <w:r>
+        <w:rPr>
+          <w:rFonts w:ascii="Times New Roman" w:hAnsi="Times New Roman" w:cs="Times New Roman"/>
+        </w:rPr>
+        <w:t xml:space="preserve"> graphics. Because the target end-users are fashion buyers, students, and designers, the cognitive load of interpreting raw arrays must be </w:t>
+      </w:r>
+      <w:r>
+        <w:rPr>
+          <w:rFonts w:ascii="Times New Roman" w:hAnsi="Times New Roman" w:cs="Times New Roman"/>
+        </w:rPr>
+        <w:t>minimised</w:t>
+      </w:r>
+      <w:r>
+        <w:rPr>
+          <w:rFonts w:ascii="Times New Roman" w:hAnsi="Times New Roman" w:cs="Times New Roman"/>
+        </w:rPr>
+        <w:t>.</w:t>
+      </w:r>
+    </w:p>
+    <w:p>
+      <w:pPr>
+        <w:rPr>
+          <w:rFonts w:ascii="Times New Roman" w:hAnsi="Times New Roman" w:cs="Times New Roman"/>
+        </w:rPr>
+      </w:pPr>
+      <w:r>
+        <w:rPr>
+          <w:rFonts w:ascii="Times New Roman" w:hAnsi="Times New Roman" w:cs="Times New Roman"/>
+        </w:rPr>
+        <w:t xml:space="preserve">The module is </w:t>
+      </w:r>
+      <w:r>
+        <w:rPr>
+          <w:rFonts w:ascii="Times New Roman" w:hAnsi="Times New Roman" w:cs="Times New Roman"/>
+        </w:rPr>
+        <w:t>designed</w:t>
+      </w:r>
+      <w:r>
+        <w:rPr>
+          <w:rFonts w:ascii="Times New Roman" w:hAnsi="Times New Roman" w:cs="Times New Roman"/>
+        </w:rPr>
+        <w:t xml:space="preserve"> to dynamically render two primary types of visual feedback:</w:t>
+      </w:r>
+    </w:p>
+    <w:p>
+      <w:pPr>
+        <w:pStyle w:val="ListParagraph"/>
+        <w:numPr>
+          <w:ilvl w:val="0"/>
+          <w:numId w:val="8"/>
+        </w:numPr>
+        <w:rPr>
+          <w:rFonts w:ascii="Times New Roman" w:hAnsi="Times New Roman" w:cs="Times New Roman"/>
+        </w:rPr>
+      </w:pPr>
+      <w:r>
+        <w:rPr>
+          <w:rFonts w:ascii="Times New Roman" w:hAnsi="Times New Roman" w:cs="Times New Roman"/>
+        </w:rPr>
+        <w:t>Colour Charts: Using the centroid data generated by the K-Means clustering algorithm, the system draws proportional colour blocks to represent the visual weight of each hue within a collection.</w:t>
+      </w:r>
+    </w:p>
+    <w:p>
+      <w:pPr>
+        <w:pStyle w:val="ListParagraph"/>
+        <w:numPr>
+          <w:ilvl w:val="0"/>
+          <w:numId w:val="8"/>
+        </w:numPr>
+        <w:rPr>
+          <w:rFonts w:ascii="Times New Roman" w:hAnsi="Times New Roman" w:cs="Times New Roman"/>
+        </w:rPr>
+      </w:pPr>
+      <w:r>
+        <w:rPr>
+          <w:rFonts w:ascii="Times New Roman" w:hAnsi="Times New Roman" w:cs="Times New Roman"/>
+        </w:rPr>
+        <w:t>Fabric Charts: The categorial outputs from the Support Vector Machine (SVM) are translated into percentage-based visualizations to instantly communicate the textural composition of a brand’s runway presentation.</w:t>
+      </w:r>
+    </w:p>
+    <w:p>
+      <w:pPr>
+        <w:rPr>
+          <w:rFonts w:ascii="Times New Roman" w:hAnsi="Times New Roman" w:cs="Times New Roman"/>
+        </w:rPr>
+      </w:pPr>
+    </w:p>
+    <w:p>
+      <w:pPr>
+        <w:rPr>
+          <w:rFonts w:ascii="Times New Roman" w:hAnsi="Times New Roman" w:cs="Times New Roman"/>
+        </w:rPr>
+      </w:pPr>
+      <w:r>
+        <w:rPr>
+          <w:rFonts w:ascii="Times New Roman" w:hAnsi="Times New Roman" w:cs="Times New Roman"/>
+        </w:rPr>
+        <w:t>3.6 UI/UX Design</w:t>
+      </w:r>
+    </w:p>
+    <w:p>
+      <w:pPr>
+        <w:rPr>
+          <w:rFonts w:ascii="Times New Roman" w:hAnsi="Times New Roman" w:cs="Times New Roman"/>
+        </w:rPr>
+      </w:pPr>
+      <w:r>
+        <w:rPr>
+          <w:rFonts w:ascii="Times New Roman" w:hAnsi="Times New Roman" w:cs="Times New Roman"/>
+        </w:rPr>
+        <w:t>The User Interface (UI) and User Experience (UX) of the House of Lasgidi (</w:t>
+      </w:r>
+      <w:proofErr w:type="spellStart"/>
+      <w:r>
+        <w:rPr>
+          <w:rFonts w:ascii="Times New Roman" w:hAnsi="Times New Roman" w:cs="Times New Roman"/>
+        </w:rPr>
+        <w:t>HoL</w:t>
+      </w:r>
+      <w:proofErr w:type="spellEnd"/>
+      <w:r>
+        <w:rPr>
+          <w:rFonts w:ascii="Times New Roman" w:hAnsi="Times New Roman" w:cs="Times New Roman"/>
+        </w:rPr>
+        <w:t>) system are explicitly designed around the principles of rapid insight retrieval. Fashion industry professionals operate in fast-paced environments where prolonged data interpretation is a bottleneck. Therefore, the interface adopts a minimalist, data-forward design paradigm, prioritizing visual hierarchy over decorative elements (</w:t>
+      </w:r>
+      <w:proofErr w:type="spellStart"/>
+      <w:r>
+        <w:rPr>
+          <w:rFonts w:ascii="Times New Roman" w:hAnsi="Times New Roman" w:cs="Times New Roman"/>
+        </w:rPr>
+        <w:t>Shneiderman</w:t>
+      </w:r>
+      <w:proofErr w:type="spellEnd"/>
+      <w:r>
+        <w:rPr>
+          <w:rFonts w:ascii="Times New Roman" w:hAnsi="Times New Roman" w:cs="Times New Roman"/>
+        </w:rPr>
+        <w:t xml:space="preserve"> &amp; </w:t>
+      </w:r>
+      <w:proofErr w:type="spellStart"/>
+      <w:r>
+        <w:rPr>
+          <w:rFonts w:ascii="Times New Roman" w:hAnsi="Times New Roman" w:cs="Times New Roman"/>
+        </w:rPr>
+        <w:t>Plaisant</w:t>
+      </w:r>
+      <w:proofErr w:type="spellEnd"/>
+      <w:r>
+        <w:rPr>
+          <w:rFonts w:ascii="Times New Roman" w:hAnsi="Times New Roman" w:cs="Times New Roman"/>
+        </w:rPr>
+        <w:t>, 2016).</w:t>
+      </w:r>
+    </w:p>
+    <w:p>
+      <w:pPr>
+        <w:rPr>
+          <w:rFonts w:ascii="Times New Roman" w:hAnsi="Times New Roman" w:cs="Times New Roman"/>
+        </w:rPr>
+      </w:pPr>
+    </w:p>
+    <w:p>
+      <w:pPr>
+        <w:rPr>
+          <w:rFonts w:ascii="Times New Roman" w:hAnsi="Times New Roman" w:cs="Times New Roman"/>
+        </w:rPr>
+      </w:pPr>
+      <w:r>
+        <w:rPr>
+          <w:rFonts w:ascii="Times New Roman" w:hAnsi="Times New Roman" w:cs="Times New Roman"/>
+        </w:rPr>
+        <w:t xml:space="preserve">3.6.1 Dashboard Layout &amp; Navigation </w:t>
+      </w:r>
+    </w:p>
+    <w:p>
+      <w:pPr>
+        <w:rPr>
+          <w:rFonts w:ascii="Times New Roman" w:hAnsi="Times New Roman" w:cs="Times New Roman"/>
+        </w:rPr>
+      </w:pPr>
+      <w:r>
+        <w:rPr>
+          <w:rFonts w:ascii="Times New Roman" w:hAnsi="Times New Roman" w:cs="Times New Roman"/>
+        </w:rPr>
+        <w:t>To ensure a user-focused experience, the dashboard architecture follows a “Macro-to-Micro” navigational flow. Users are first presented with the global state of the runway before finding the granular data.</w:t>
+      </w:r>
+    </w:p>
+    <w:p>
+      <w:pPr>
+        <w:rPr>
+          <w:rFonts w:ascii="Times New Roman" w:hAnsi="Times New Roman" w:cs="Times New Roman"/>
+        </w:rPr>
+      </w:pPr>
+      <w:r>
+        <w:rPr>
+          <w:rFonts w:ascii="Times New Roman" w:hAnsi="Times New Roman" w:cs="Times New Roman"/>
+        </w:rPr>
+        <w:t>The first page of the dashboard acts as the executive summary. It features aggregated statistics for the entire Lagos Fashion Week 2025 event, displaying the most dominant colour across all designers and the overall fabric sentiment. The second page of the dashboard displays the brand-specific analysis. The interface uses a dropdown layout, allowing the users to select individual designers. Upon selection, the UI dynamically injects the brand’s specific colour insights and fabric insights into the viewport.</w:t>
+      </w:r>
+    </w:p>
+    <w:p>
+      <w:pPr>
+        <w:rPr>
+          <w:rFonts w:ascii="Times New Roman" w:hAnsi="Times New Roman" w:cs="Times New Roman"/>
+        </w:rPr>
+      </w:pPr>
+      <w:r>
+        <w:rPr>
+          <w:rFonts w:ascii="Times New Roman" w:hAnsi="Times New Roman" w:cs="Times New Roman"/>
+        </w:rPr>
+        <w:t>Insert Figure X: Low-Fidelity Wireframe of Dashboard Layout Here - Note: Ensure your wireframe clearly points out the Overview Section vs. the Brand Section]</w:t>
+      </w:r>
+    </w:p>
+    <w:p>
+      <w:pPr>
+        <w:rPr>
+          <w:rFonts w:ascii="Times New Roman" w:hAnsi="Times New Roman" w:cs="Times New Roman"/>
+        </w:rPr>
+      </w:pPr>
+    </w:p>
+    <w:p>
+      <w:pPr>
+        <w:rPr>
+          <w:rFonts w:ascii="Times New Roman" w:hAnsi="Times New Roman" w:cs="Times New Roman"/>
+        </w:rPr>
+      </w:pPr>
+      <w:r>
+        <w:rPr>
+          <w:rFonts w:ascii="Times New Roman" w:hAnsi="Times New Roman" w:cs="Times New Roman"/>
+        </w:rPr>
+        <w:lastRenderedPageBreak/>
+        <w:t>3.7 Data Design</w:t>
+      </w:r>
+    </w:p>
+    <w:p>
+      <w:pPr>
+        <w:rPr>
+          <w:rFonts w:ascii="Times New Roman" w:hAnsi="Times New Roman" w:cs="Times New Roman"/>
+        </w:rPr>
+      </w:pPr>
+      <w:r>
+        <w:rPr>
+          <w:rFonts w:ascii="Times New Roman" w:hAnsi="Times New Roman" w:cs="Times New Roman"/>
+        </w:rPr>
+        <w:t>The system’s scalability and the minimizing of the latency on the front-end of the dashboard are enforced by employing a decoupled data design. Rather than executing live machine learning predictions whenever a user clicks a brand, the system relies on a serialized data bridge.</w:t>
+      </w:r>
+    </w:p>
+    <w:p>
+      <w:pPr>
+        <w:rPr>
+          <w:rFonts w:ascii="Times New Roman" w:hAnsi="Times New Roman" w:cs="Times New Roman"/>
+        </w:rPr>
+      </w:pPr>
+      <w:r>
+        <w:rPr>
+          <w:rFonts w:ascii="Times New Roman" w:hAnsi="Times New Roman" w:cs="Times New Roman"/>
+        </w:rPr>
+        <w:t>The output from the colour and fabric engines is structured, mapped to human-readable sentiments, and stored in a hierarchical JSON file. JSON (JavaScript Object Notation) was selected over CSV for this specific layer because its nested key-value structure perfectly mirrors the object-oriented needs of a web dashboard.</w:t>
+      </w:r>
+    </w:p>
+    <w:p>
+      <w:pPr>
+        <w:rPr>
+          <w:rFonts w:ascii="Times New Roman" w:hAnsi="Times New Roman" w:cs="Times New Roman"/>
+        </w:rPr>
+      </w:pPr>
+      <w:r>
+        <w:rPr>
+          <w:rFonts w:ascii="Times New Roman" w:hAnsi="Times New Roman" w:cs="Times New Roman"/>
+        </w:rPr>
+        <w:t>While the machine learning outputs are serialized into JSON structure, the system requires a strong delivery mechanism to serve this data to the end-user. The data design employs a stateless RESTful API architecture. The backend acts as the data provider, exposing specific endpoints (e.g., /</w:t>
+      </w:r>
+      <w:proofErr w:type="spellStart"/>
+      <w:r>
+        <w:rPr>
+          <w:rFonts w:ascii="Times New Roman" w:hAnsi="Times New Roman" w:cs="Times New Roman"/>
+        </w:rPr>
+        <w:t>api</w:t>
+      </w:r>
+      <w:proofErr w:type="spellEnd"/>
+      <w:r>
+        <w:rPr>
+          <w:rFonts w:ascii="Times New Roman" w:hAnsi="Times New Roman" w:cs="Times New Roman"/>
+        </w:rPr>
+        <w:t>/overview, /</w:t>
+      </w:r>
+      <w:proofErr w:type="spellStart"/>
+      <w:r>
+        <w:rPr>
+          <w:rFonts w:ascii="Times New Roman" w:hAnsi="Times New Roman" w:cs="Times New Roman"/>
+        </w:rPr>
+        <w:t>api</w:t>
+      </w:r>
+      <w:proofErr w:type="spellEnd"/>
+      <w:r>
+        <w:rPr>
+          <w:rFonts w:ascii="Times New Roman" w:hAnsi="Times New Roman" w:cs="Times New Roman"/>
+        </w:rPr>
+        <w:t>/brands) to securely transmit the JSON payloads. The dashboard’s frontend requests this data asynchronously. This decoupled design ensures that the heavy Python machine-learning environment is completely isolated from the user interface, allowing the dashboard to remain highly responsive. Furthermore, the inclusion of an authentication layer ensures that proprietary fashion analytics remain secure and accessible only to authorized industry professionals.</w:t>
+      </w:r>
+    </w:p>
+    <w:p>
+      <w:pPr>
+        <w:rPr>
+          <w:rFonts w:ascii="Times New Roman" w:hAnsi="Times New Roman" w:cs="Times New Roman"/>
+        </w:rPr>
+      </w:pPr>
+    </w:p>
+    <w:p>
+      <w:pPr>
+        <w:rPr>
+          <w:rFonts w:ascii="Times New Roman" w:hAnsi="Times New Roman" w:cs="Times New Roman"/>
+        </w:rPr>
+      </w:pPr>
+      <w:r>
+        <w:rPr>
+          <w:rFonts w:ascii="Times New Roman" w:hAnsi="Times New Roman" w:cs="Times New Roman"/>
+        </w:rPr>
+        <w:t>3.</w:t>
+      </w:r>
+      <w:r>
+        <w:rPr>
+          <w:rFonts w:ascii="Times New Roman" w:hAnsi="Times New Roman" w:cs="Times New Roman"/>
+        </w:rPr>
+        <w:t xml:space="preserve">8 </w:t>
+      </w:r>
+      <w:r>
+        <w:rPr>
+          <w:rFonts w:ascii="Times New Roman" w:hAnsi="Times New Roman" w:cs="Times New Roman"/>
+        </w:rPr>
+        <w:t>Design justification</w:t>
+      </w:r>
+    </w:p>
+    <w:p>
+      <w:pPr>
+        <w:rPr>
+          <w:rFonts w:ascii="Times New Roman" w:hAnsi="Times New Roman" w:cs="Times New Roman"/>
+        </w:rPr>
+      </w:pPr>
+      <w:r>
+        <w:rPr>
+          <w:rFonts w:ascii="Times New Roman" w:hAnsi="Times New Roman" w:cs="Times New Roman"/>
+        </w:rPr>
+        <w:t>The architectural and algorithmic choices for the House of Lasgidi (</w:t>
+      </w:r>
+      <w:proofErr w:type="spellStart"/>
+      <w:r>
+        <w:rPr>
+          <w:rFonts w:ascii="Times New Roman" w:hAnsi="Times New Roman" w:cs="Times New Roman"/>
+        </w:rPr>
+        <w:t>HoL</w:t>
+      </w:r>
+      <w:proofErr w:type="spellEnd"/>
+      <w:r>
+        <w:rPr>
+          <w:rFonts w:ascii="Times New Roman" w:hAnsi="Times New Roman" w:cs="Times New Roman"/>
+        </w:rPr>
+        <w:t xml:space="preserve">) system were driven by the specific computational challenges of </w:t>
+      </w:r>
+      <w:proofErr w:type="spellStart"/>
+      <w:r>
+        <w:rPr>
+          <w:rFonts w:ascii="Times New Roman" w:hAnsi="Times New Roman" w:cs="Times New Roman"/>
+        </w:rPr>
+        <w:t>analyzing</w:t>
+      </w:r>
+      <w:proofErr w:type="spellEnd"/>
+      <w:r>
+        <w:rPr>
+          <w:rFonts w:ascii="Times New Roman" w:hAnsi="Times New Roman" w:cs="Times New Roman"/>
+        </w:rPr>
+        <w:t xml:space="preserve"> complex runway images. While individual module decisions are detailed in Section 3.5, the overarching system design is justified by the following core technical trade-offs:</w:t>
+      </w:r>
+    </w:p>
+    <w:p>
+      <w:pPr>
+        <w:pStyle w:val="ListParagraph"/>
+        <w:numPr>
+          <w:ilvl w:val="0"/>
+          <w:numId w:val="9"/>
+        </w:numPr>
+        <w:rPr>
+          <w:rFonts w:ascii="Times New Roman" w:hAnsi="Times New Roman" w:cs="Times New Roman"/>
+        </w:rPr>
+      </w:pPr>
+      <w:proofErr w:type="spellStart"/>
+      <w:r>
+        <w:rPr>
+          <w:rFonts w:ascii="Times New Roman" w:hAnsi="Times New Roman" w:cs="Times New Roman"/>
+        </w:rPr>
         <w:t>FashnHumanParser</w:t>
       </w:r>
       <w:proofErr w:type="spellEnd"/>
@@ -5458,7 +6447,7 @@
         <w:rPr>
           <w:rFonts w:ascii="Times New Roman" w:hAnsi="Times New Roman" w:cs="Times New Roman"/>
         </w:rPr>
-        <w:t xml:space="preserve"> achieved superior segmentation accuracy compared to the generalized DeepLabV3+ model. Consequently, the </w:t>
+        <w:t xml:space="preserve"> is chosen over general semantic segmentation. General-purpose models like DeepLabV3+ segment the entire human silhouette. For runway analysis, this introduces severe data noise from skin, hair, and accessories. </w:t>
       </w:r>
       <w:proofErr w:type="spellStart"/>
       <w:r>
@@ -5472,13 +6461,432 @@
         <w:rPr>
           <w:rFonts w:ascii="Times New Roman" w:hAnsi="Times New Roman" w:cs="Times New Roman"/>
         </w:rPr>
-        <w:t xml:space="preserve"> pipeline was selected as the primary model for the colour analysis engine for the </w:t>
+        <w:t xml:space="preserve"> was explicitly chosen because its 18-class schema specifically targets human-clothing topography, allowing the system to aggressively filter out non-garment pixels and ensuring the downstream colour analysis is highly purified.</w:t>
+      </w:r>
+    </w:p>
+    <w:p>
+      <w:pPr>
+        <w:pStyle w:val="ListParagraph"/>
+        <w:numPr>
+          <w:ilvl w:val="0"/>
+          <w:numId w:val="9"/>
+        </w:numPr>
+        <w:rPr>
+          <w:rFonts w:ascii="Times New Roman" w:hAnsi="Times New Roman" w:cs="Times New Roman"/>
+        </w:rPr>
+      </w:pPr>
+      <w:r>
+        <w:rPr>
+          <w:rFonts w:ascii="Times New Roman" w:hAnsi="Times New Roman" w:cs="Times New Roman"/>
+        </w:rPr>
+        <w:t xml:space="preserve">GLCM + LBP Fusion over Convolutional Neural Networks (CNNs). While CNNs are the modern standard for general image classification, some gaps require massive datasets and are highly prone to overfitting on smaller, specialized datasets. By fusing GLCM, for macro-spatial patterns, and LBP, for micro-textural randomness, the system achieves a highly interpretable, lightweight feature vector that is rotation-invariant, which is crucial for </w:t>
       </w:r>
       <w:proofErr w:type="spellStart"/>
       <w:r>
         <w:rPr>
           <w:rFonts w:ascii="Times New Roman" w:hAnsi="Times New Roman" w:cs="Times New Roman"/>
         </w:rPr>
+        <w:t>analyzing</w:t>
+      </w:r>
+      <w:proofErr w:type="spellEnd"/>
+      <w:r>
+        <w:rPr>
+          <w:rFonts w:ascii="Times New Roman" w:hAnsi="Times New Roman" w:cs="Times New Roman"/>
+        </w:rPr>
+        <w:t xml:space="preserve"> shifting models on a runway.</w:t>
+      </w:r>
+    </w:p>
+    <w:p>
+      <w:pPr>
+        <w:pStyle w:val="ListParagraph"/>
+        <w:numPr>
+          <w:ilvl w:val="0"/>
+          <w:numId w:val="9"/>
+        </w:numPr>
+        <w:rPr>
+          <w:rFonts w:ascii="Times New Roman" w:hAnsi="Times New Roman" w:cs="Times New Roman"/>
+        </w:rPr>
+      </w:pPr>
+      <w:r>
+        <w:rPr>
+          <w:rFonts w:ascii="Times New Roman" w:hAnsi="Times New Roman" w:cs="Times New Roman"/>
+        </w:rPr>
+        <w:t xml:space="preserve">CIELAB Colour Space. Raw images are natively processed in RGB. However, the system converts these to the LAB colour space before clustering. This is mathematically crucial because LAB is “perceptually uniform”, meaning the Euclidean distance between two </w:t>
+      </w:r>
+      <w:proofErr w:type="gramStart"/>
+      <w:r>
+        <w:rPr>
+          <w:rFonts w:ascii="Times New Roman" w:hAnsi="Times New Roman" w:cs="Times New Roman"/>
+        </w:rPr>
+        <w:t>point</w:t>
+      </w:r>
+      <w:proofErr w:type="gramEnd"/>
+      <w:r>
+        <w:rPr>
+          <w:rFonts w:ascii="Times New Roman" w:hAnsi="Times New Roman" w:cs="Times New Roman"/>
+        </w:rPr>
+        <w:t xml:space="preserve"> in the LAB space closely matches how the </w:t>
+      </w:r>
+      <w:r>
+        <w:rPr>
+          <w:rFonts w:ascii="Times New Roman" w:hAnsi="Times New Roman" w:cs="Times New Roman"/>
+        </w:rPr>
+        <w:lastRenderedPageBreak/>
+        <w:t>human eye perceives colour differences, preventing the system from making inaccurate colour mappings (Al-Rawi &amp; Beel, 2020).</w:t>
+      </w:r>
+    </w:p>
+    <w:p>
+      <w:pPr>
+        <w:pStyle w:val="ListParagraph"/>
+        <w:numPr>
+          <w:ilvl w:val="0"/>
+          <w:numId w:val="9"/>
+        </w:numPr>
+        <w:rPr>
+          <w:rFonts w:ascii="Times New Roman" w:hAnsi="Times New Roman" w:cs="Times New Roman"/>
+        </w:rPr>
+      </w:pPr>
+      <w:r>
+        <w:rPr>
+          <w:rFonts w:ascii="Times New Roman" w:hAnsi="Times New Roman" w:cs="Times New Roman"/>
+        </w:rPr>
+        <w:t xml:space="preserve">Support Vector Machine (SVM) Classifier. Given the nature of the runway and fabric datasets, a Linear SVM was utilized to process the 1D GLCM + LBP feature vectors. SVMs excel at finding the optimal hyperplane in high-dimensional feature spaces, delivering high generalization (89.68% accuracy) with significantly lower computational overhead compared to deploying a secondary deep learning network (Cortes &amp; </w:t>
+      </w:r>
+      <w:proofErr w:type="spellStart"/>
+      <w:r>
+        <w:rPr>
+          <w:rFonts w:ascii="Times New Roman" w:hAnsi="Times New Roman" w:cs="Times New Roman"/>
+        </w:rPr>
+        <w:t>Vapnik</w:t>
+      </w:r>
+      <w:proofErr w:type="spellEnd"/>
+      <w:r>
+        <w:rPr>
+          <w:rFonts w:ascii="Times New Roman" w:hAnsi="Times New Roman" w:cs="Times New Roman"/>
+        </w:rPr>
+        <w:t>, 1995).</w:t>
+      </w:r>
+    </w:p>
+    <w:p>
+      <w:pPr>
+        <w:pStyle w:val="ListParagraph"/>
+        <w:numPr>
+          <w:ilvl w:val="0"/>
+          <w:numId w:val="9"/>
+        </w:numPr>
+        <w:rPr>
+          <w:rFonts w:ascii="Times New Roman" w:hAnsi="Times New Roman" w:cs="Times New Roman"/>
+        </w:rPr>
+      </w:pPr>
+      <w:proofErr w:type="spellStart"/>
+      <w:r>
+        <w:rPr>
+          <w:rFonts w:ascii="Times New Roman" w:hAnsi="Times New Roman" w:cs="Times New Roman"/>
+        </w:rPr>
+        <w:t>FastAPI</w:t>
+      </w:r>
+      <w:proofErr w:type="spellEnd"/>
+      <w:r>
+        <w:rPr>
+          <w:rFonts w:ascii="Times New Roman" w:hAnsi="Times New Roman" w:cs="Times New Roman"/>
+        </w:rPr>
+        <w:t xml:space="preserve"> for the Backend: This is used to serve the JSON data. Unlike Django or Flask, </w:t>
+      </w:r>
+      <w:proofErr w:type="spellStart"/>
+      <w:r>
+        <w:rPr>
+          <w:rFonts w:ascii="Times New Roman" w:hAnsi="Times New Roman" w:cs="Times New Roman"/>
+        </w:rPr>
+        <w:t>FastAPI</w:t>
+      </w:r>
+      <w:proofErr w:type="spellEnd"/>
+      <w:r>
+        <w:rPr>
+          <w:rFonts w:ascii="Times New Roman" w:hAnsi="Times New Roman" w:cs="Times New Roman"/>
+        </w:rPr>
+        <w:t xml:space="preserve"> is built on modern asynchronous Python capabilities and natively validates JSON data types. Most importantly, it seamlessly integrates with the data science libraries (Pandas, Scikit-Learn) used in the analytical pipeline, minimizing friction between the machine learning models and web server.</w:t>
+      </w:r>
+    </w:p>
+    <w:p>
+      <w:pPr>
+        <w:pStyle w:val="ListParagraph"/>
+        <w:numPr>
+          <w:ilvl w:val="0"/>
+          <w:numId w:val="9"/>
+        </w:numPr>
+        <w:rPr>
+          <w:rFonts w:ascii="Times New Roman" w:hAnsi="Times New Roman" w:cs="Times New Roman"/>
+        </w:rPr>
+      </w:pPr>
+      <w:r>
+        <w:rPr>
+          <w:rFonts w:ascii="Times New Roman" w:hAnsi="Times New Roman" w:cs="Times New Roman"/>
+        </w:rPr>
+        <w:t xml:space="preserve">React usage for Frontend: The dashboard was designed using React. The fashion data being visualized (colours, fabric percentages, trends, etc.) is highly dynamic and requires frequent DOM updates as the user filters between designers. </w:t>
+      </w:r>
+      <w:proofErr w:type="spellStart"/>
+      <w:r>
+        <w:rPr>
+          <w:rFonts w:ascii="Times New Roman" w:hAnsi="Times New Roman" w:cs="Times New Roman"/>
+        </w:rPr>
+        <w:t>React’s</w:t>
+      </w:r>
+      <w:proofErr w:type="spellEnd"/>
+      <w:r>
+        <w:rPr>
+          <w:rFonts w:ascii="Times New Roman" w:hAnsi="Times New Roman" w:cs="Times New Roman"/>
+        </w:rPr>
+        <w:t xml:space="preserve"> component-based architecture and Virtual DOM allow complex visualizations, like the </w:t>
+      </w:r>
+      <w:proofErr w:type="spellStart"/>
+      <w:r>
+        <w:rPr>
+          <w:rFonts w:ascii="Times New Roman" w:hAnsi="Times New Roman" w:cs="Times New Roman"/>
+        </w:rPr>
+        <w:t>ColourCharts</w:t>
+      </w:r>
+      <w:proofErr w:type="spellEnd"/>
+      <w:r>
+        <w:rPr>
+          <w:rFonts w:ascii="Times New Roman" w:hAnsi="Times New Roman" w:cs="Times New Roman"/>
+        </w:rPr>
+        <w:t>, to re-render instantly without requiring full page reloads, providing a smooth, app-like user experience.</w:t>
+      </w:r>
+    </w:p>
+    <w:p>
+      <w:pPr>
+        <w:rPr>
+          <w:rFonts w:ascii="Times New Roman" w:hAnsi="Times New Roman" w:cs="Times New Roman"/>
+        </w:rPr>
+      </w:pPr>
+    </w:p>
+    <w:p>
+      <w:pPr>
+        <w:rPr>
+          <w:rFonts w:ascii="Times New Roman" w:hAnsi="Times New Roman" w:cs="Times New Roman"/>
+        </w:rPr>
+      </w:pPr>
+      <w:r>
+        <w:rPr>
+          <w:rFonts w:ascii="Times New Roman" w:hAnsi="Times New Roman" w:cs="Times New Roman"/>
+        </w:rPr>
+        <w:t>3.9 Constraints</w:t>
+      </w:r>
+    </w:p>
+    <w:p>
+      <w:pPr>
+        <w:rPr>
+          <w:rFonts w:ascii="Times New Roman" w:hAnsi="Times New Roman" w:cs="Times New Roman"/>
+        </w:rPr>
+      </w:pPr>
+      <w:r>
+        <w:rPr>
+          <w:rFonts w:ascii="Times New Roman" w:hAnsi="Times New Roman" w:cs="Times New Roman"/>
+        </w:rPr>
+        <w:t>The design and execution of this system operated within several technical and data-based constraints.</w:t>
+      </w:r>
+    </w:p>
+    <w:p>
+      <w:pPr>
+        <w:rPr>
+          <w:rFonts w:ascii="Times New Roman" w:hAnsi="Times New Roman" w:cs="Times New Roman"/>
+        </w:rPr>
+      </w:pPr>
+      <w:r>
+        <w:rPr>
+          <w:rFonts w:ascii="Times New Roman" w:hAnsi="Times New Roman" w:cs="Times New Roman"/>
+        </w:rPr>
+        <w:t xml:space="preserve">Many official fashion websites </w:t>
+      </w:r>
+      <w:r>
+        <w:rPr>
+          <w:rFonts w:ascii="Times New Roman" w:hAnsi="Times New Roman" w:cs="Times New Roman"/>
+        </w:rPr>
+        <w:t>employ</w:t>
+      </w:r>
+      <w:r>
+        <w:rPr>
+          <w:rFonts w:ascii="Times New Roman" w:hAnsi="Times New Roman" w:cs="Times New Roman"/>
+        </w:rPr>
+        <w:t xml:space="preserve"> dynamic </w:t>
+      </w:r>
+      <w:r>
+        <w:rPr>
+          <w:rFonts w:ascii="Times New Roman" w:hAnsi="Times New Roman" w:cs="Times New Roman"/>
+        </w:rPr>
+        <w:t>JavaScript</w:t>
+      </w:r>
+      <w:r>
+        <w:rPr>
+          <w:rFonts w:ascii="Times New Roman" w:hAnsi="Times New Roman" w:cs="Times New Roman"/>
+        </w:rPr>
+        <w:t xml:space="preserve"> rendering and strict anti-scraping protocols. Consequently, automated web scraping, via Selenium, faced severe latency and required hy</w:t>
+      </w:r>
+      <w:r>
+        <w:rPr>
+          <w:rFonts w:ascii="Times New Roman" w:hAnsi="Times New Roman" w:cs="Times New Roman"/>
+        </w:rPr>
+        <w:t xml:space="preserve">brid manual curation to guarantee high-resolution image fidelity. </w:t>
+      </w:r>
+    </w:p>
+    <w:p>
+      <w:pPr>
+        <w:rPr>
+          <w:rFonts w:ascii="Times New Roman" w:hAnsi="Times New Roman" w:cs="Times New Roman"/>
+        </w:rPr>
+      </w:pPr>
+      <w:r>
+        <w:rPr>
+          <w:rFonts w:ascii="Times New Roman" w:hAnsi="Times New Roman" w:cs="Times New Roman"/>
+        </w:rPr>
+        <w:t xml:space="preserve">There is a distinct lack of large-scale, publicly available datasets specifically focused on indigenous African textiles. To train SVM effectively, the raw runway images had to be merged with highly controlled external Kaggle datasets. </w:t>
+      </w:r>
+    </w:p>
+    <w:p>
+      <w:pPr>
+        <w:rPr>
+          <w:rFonts w:ascii="Times New Roman" w:hAnsi="Times New Roman" w:cs="Times New Roman"/>
+        </w:rPr>
+      </w:pPr>
+      <w:r>
+        <w:rPr>
+          <w:rFonts w:ascii="Times New Roman" w:hAnsi="Times New Roman" w:cs="Times New Roman"/>
+        </w:rPr>
+        <w:t>Runway imagery is subject to extreme environmental noise, specifically dynamic and coloured stage lighting. While the LBP algorithm handles monotonic illumination changes well, aggressive coloured spotlights act as a hard constraint on the colour analysis engine. Extreme lighting gels can temporarily shift the perceived CIELAB colour values of a garment, meaning the K-Means clustering algorithm may occasionally misclassify a heavily shadowed or tinted fabric, despite the 15% noise-reduction threshold.</w:t>
+      </w:r>
+    </w:p>
+    <w:p>
+      <w:pPr>
+        <w:rPr>
+          <w:rFonts w:ascii="Times New Roman" w:hAnsi="Times New Roman" w:cs="Times New Roman"/>
+        </w:rPr>
+      </w:pPr>
+      <w:r>
+        <w:rPr>
+          <w:rFonts w:ascii="Times New Roman" w:hAnsi="Times New Roman" w:cs="Times New Roman"/>
+        </w:rPr>
+        <w:t>The K-Means clustering algorithm used for colour extraction is parametric, meaning it requires a predefined number of clusters, which was set to 8 in this system. While this is highly effective for extracting dominant runway palettes, this mathematical constraint means that minor, highly intricate accent colours on complex garments (like Aso-Oke) may be mathematically swallowed or merged into larger neighbouring centroids.</w:t>
+      </w:r>
+    </w:p>
+    <w:p>
+      <w:pPr>
+        <w:rPr>
+          <w:rFonts w:ascii="Times New Roman" w:hAnsi="Times New Roman" w:cs="Times New Roman"/>
+        </w:rPr>
+      </w:pPr>
+      <w:r>
+        <w:rPr>
+          <w:rFonts w:ascii="Times New Roman" w:hAnsi="Times New Roman" w:cs="Times New Roman"/>
+        </w:rPr>
+        <w:lastRenderedPageBreak/>
+        <w:t>3.10</w:t>
+      </w:r>
+      <w:r>
+        <w:rPr>
+          <w:rFonts w:ascii="Times New Roman" w:hAnsi="Times New Roman" w:cs="Times New Roman"/>
+        </w:rPr>
+        <w:t xml:space="preserve"> Conclusion</w:t>
+      </w:r>
+    </w:p>
+    <w:p>
+      <w:pPr>
+        <w:rPr>
+          <w:rFonts w:ascii="Times New Roman" w:hAnsi="Times New Roman" w:cs="Times New Roman"/>
+        </w:rPr>
+      </w:pPr>
+      <w:r>
+        <w:rPr>
+          <w:rFonts w:ascii="Times New Roman" w:hAnsi="Times New Roman" w:cs="Times New Roman"/>
+        </w:rPr>
+        <w:t>The design of the House of Lasgidi system provides a strong, decoupled framework that bridges the gap between complex computer vision algorithms and the fashion industry. By fusing semantic segmentation, texture analysis (GLCM+LBP), and optimized data serialisation (JSON), the architecture successfully translates raw, unstructured run-of-the-mill photos into clear, actionable business intelligence. This design sets a stable foundation for the subsequent implementation and system testing phases.</w:t>
+      </w:r>
+    </w:p>
+    <w:p>
+      <w:pPr>
+        <w:rPr>
+          <w:rFonts w:ascii="Times New Roman" w:hAnsi="Times New Roman" w:cs="Times New Roman"/>
+        </w:rPr>
+      </w:pPr>
+    </w:p>
+    <w:p>
+      <w:pPr>
+        <w:rPr>
+          <w:rFonts w:ascii="Times New Roman" w:hAnsi="Times New Roman" w:cs="Times New Roman"/>
+        </w:rPr>
+      </w:pPr>
+    </w:p>
+    <w:p>
+      <w:pPr>
+        <w:rPr>
+          <w:rFonts w:ascii="Times New Roman" w:hAnsi="Times New Roman" w:cs="Times New Roman"/>
+        </w:rPr>
+      </w:pPr>
+    </w:p>
+    <w:p>
+      <w:pPr>
+        <w:rPr>
+          <w:rFonts w:ascii="Times New Roman" w:hAnsi="Times New Roman" w:cs="Times New Roman"/>
+        </w:rPr>
+      </w:pPr>
+      <w:r>
+        <w:rPr>
+          <w:rFonts w:ascii="Times New Roman" w:hAnsi="Times New Roman" w:cs="Times New Roman"/>
+        </w:rPr>
+        <w:br w:type="page"/>
+      </w:r>
+    </w:p>
+    <w:p>
+      <w:pPr>
+        <w:rPr>
+          <w:rFonts w:ascii="Times New Roman" w:hAnsi="Times New Roman" w:cs="Times New Roman"/>
+        </w:rPr>
+      </w:pPr>
+      <w:r>
+        <w:rPr>
+          <w:rFonts w:ascii="Times New Roman" w:hAnsi="Times New Roman" w:cs="Times New Roman"/>
+        </w:rPr>
+        <w:lastRenderedPageBreak/>
+        <w:t xml:space="preserve">4 </w:t>
+      </w:r>
+      <w:proofErr w:type="gramStart"/>
+      <w:r>
+        <w:rPr>
+          <w:rFonts w:ascii="Times New Roman" w:hAnsi="Times New Roman" w:cs="Times New Roman"/>
+        </w:rPr>
+        <w:t>IMPLEMENTATION</w:t>
+      </w:r>
+      <w:proofErr w:type="gramEnd"/>
+    </w:p>
+    <w:p>
+      <w:pPr>
+        <w:rPr>
+          <w:rFonts w:ascii="Times New Roman" w:hAnsi="Times New Roman" w:cs="Times New Roman"/>
+        </w:rPr>
+      </w:pPr>
+      <w:r>
+        <w:rPr>
+          <w:rFonts w:ascii="Times New Roman" w:hAnsi="Times New Roman" w:cs="Times New Roman"/>
+        </w:rPr>
+        <w:t>4.1 Introduction</w:t>
+      </w:r>
+    </w:p>
+    <w:p>
+      <w:pPr>
+        <w:rPr>
+          <w:rFonts w:ascii="Times New Roman" w:hAnsi="Times New Roman" w:cs="Times New Roman"/>
+        </w:rPr>
+      </w:pPr>
+      <w:r>
+        <w:rPr>
+          <w:rFonts w:ascii="Times New Roman" w:hAnsi="Times New Roman" w:cs="Times New Roman"/>
+        </w:rPr>
+        <w:t>This chapter discusses how the system, House of Lasgidi (</w:t>
+      </w:r>
+      <w:proofErr w:type="spellStart"/>
+      <w:r>
+        <w:rPr>
+          <w:rFonts w:ascii="Times New Roman" w:hAnsi="Times New Roman" w:cs="Times New Roman"/>
+        </w:rPr>
         <w:t>HoL</w:t>
       </w:r>
       <w:proofErr w:type="spellEnd"/>
@@ -5486,63 +6894,860 @@
         <w:rPr>
           <w:rFonts w:ascii="Times New Roman" w:hAnsi="Times New Roman" w:cs="Times New Roman"/>
         </w:rPr>
-        <w:t xml:space="preserve"> system.</w:t>
-      </w:r>
-    </w:p>
-    <w:p>
-      <w:pPr>
-        <w:rPr>
-          <w:rFonts w:ascii="Times New Roman" w:hAnsi="Times New Roman" w:cs="Times New Roman"/>
-        </w:rPr>
-      </w:pPr>
-    </w:p>
-    <w:p>
-      <w:pPr>
-        <w:rPr>
-          <w:rFonts w:ascii="Times New Roman" w:hAnsi="Times New Roman" w:cs="Times New Roman"/>
-        </w:rPr>
-      </w:pPr>
-      <w:r>
-        <w:rPr>
-          <w:rFonts w:ascii="Times New Roman" w:hAnsi="Times New Roman" w:cs="Times New Roman"/>
-        </w:rPr>
-        <w:t>3.</w:t>
-      </w:r>
-      <w:r>
-        <w:rPr>
-          <w:rFonts w:ascii="Times New Roman" w:hAnsi="Times New Roman" w:cs="Times New Roman"/>
-        </w:rPr>
-        <w:t>5</w:t>
-      </w:r>
-      <w:r>
-        <w:rPr>
-          <w:rFonts w:ascii="Times New Roman" w:hAnsi="Times New Roman" w:cs="Times New Roman"/>
-        </w:rPr>
-        <w:t xml:space="preserve">.2 Feature </w:t>
-      </w:r>
-      <w:r>
-        <w:rPr>
-          <w:rFonts w:ascii="Times New Roman" w:hAnsi="Times New Roman" w:cs="Times New Roman"/>
-        </w:rPr>
-        <w:t>E</w:t>
-      </w:r>
-      <w:r>
-        <w:rPr>
-          <w:rFonts w:ascii="Times New Roman" w:hAnsi="Times New Roman" w:cs="Times New Roman"/>
-        </w:rPr>
-        <w:t xml:space="preserve">xtraction </w:t>
-      </w:r>
-      <w:r>
-        <w:rPr>
-          <w:rFonts w:ascii="Times New Roman" w:hAnsi="Times New Roman" w:cs="Times New Roman"/>
-        </w:rPr>
-        <w:t>M</w:t>
-      </w:r>
-      <w:r>
-        <w:rPr>
-          <w:rFonts w:ascii="Times New Roman" w:hAnsi="Times New Roman" w:cs="Times New Roman"/>
-        </w:rPr>
-        <w:t>odule</w:t>
+        <w:t xml:space="preserve">), was developed and implemented. It </w:t>
+      </w:r>
+      <w:r>
+        <w:rPr>
+          <w:rFonts w:ascii="Times New Roman" w:hAnsi="Times New Roman" w:cs="Times New Roman"/>
+        </w:rPr>
+        <w:t>documents the practical development phase, including the configuration of the software environment, the integration of the third-party libraries, and analytical modules. The implementation follows a decoupled, modular approach to ensure that the backend of the AI contains the web scraping, colour analysis, and fabric analysis engines, and can operate independently before serializing data for the dashboard interface.</w:t>
+      </w:r>
+    </w:p>
+    <w:p>
+      <w:pPr>
+        <w:rPr>
+          <w:rFonts w:ascii="Times New Roman" w:hAnsi="Times New Roman" w:cs="Times New Roman"/>
+        </w:rPr>
+      </w:pPr>
+    </w:p>
+    <w:p>
+      <w:pPr>
+        <w:rPr>
+          <w:rFonts w:ascii="Times New Roman" w:hAnsi="Times New Roman" w:cs="Times New Roman"/>
+        </w:rPr>
+      </w:pPr>
+      <w:r>
+        <w:rPr>
+          <w:rFonts w:ascii="Times New Roman" w:hAnsi="Times New Roman" w:cs="Times New Roman"/>
+        </w:rPr>
+        <w:t>4.2 Development Environment and Tools</w:t>
+      </w:r>
+    </w:p>
+    <w:p>
+      <w:pPr>
+        <w:rPr>
+          <w:rFonts w:ascii="Times New Roman" w:hAnsi="Times New Roman" w:cs="Times New Roman"/>
+        </w:rPr>
+      </w:pPr>
+      <w:r>
+        <w:rPr>
+          <w:rFonts w:ascii="Times New Roman" w:hAnsi="Times New Roman" w:cs="Times New Roman"/>
+        </w:rPr>
+        <w:t xml:space="preserve">This system was developed on a Windows-based software, utilizing the Python programming language due to its extensive ecosystem for computer vision and machine learning. To maintain an iterative development workflow, </w:t>
+      </w:r>
+      <w:proofErr w:type="spellStart"/>
+      <w:r>
+        <w:rPr>
+          <w:rFonts w:ascii="Times New Roman" w:hAnsi="Times New Roman" w:cs="Times New Roman"/>
+        </w:rPr>
+        <w:t>Jupyter</w:t>
+      </w:r>
+      <w:proofErr w:type="spellEnd"/>
+      <w:r>
+        <w:rPr>
+          <w:rFonts w:ascii="Times New Roman" w:hAnsi="Times New Roman" w:cs="Times New Roman"/>
+        </w:rPr>
+        <w:t xml:space="preserve"> Notebooks were used for initial feature experimentation, production-level scraping and model training.</w:t>
+      </w:r>
+    </w:p>
+    <w:p>
+      <w:pPr>
+        <w:rPr>
+          <w:rFonts w:ascii="Times New Roman" w:hAnsi="Times New Roman" w:cs="Times New Roman"/>
+        </w:rPr>
+      </w:pPr>
+      <w:r>
+        <w:rPr>
+          <w:rFonts w:ascii="Times New Roman" w:hAnsi="Times New Roman" w:cs="Times New Roman"/>
+        </w:rPr>
+        <w:t>The following technical stack was used for the system’s implementation:</w:t>
+      </w:r>
+    </w:p>
+    <w:p>
+      <w:pPr>
+        <w:pStyle w:val="ListParagraph"/>
+        <w:numPr>
+          <w:ilvl w:val="0"/>
+          <w:numId w:val="10"/>
+        </w:numPr>
+        <w:rPr>
+          <w:rFonts w:ascii="Times New Roman" w:hAnsi="Times New Roman" w:cs="Times New Roman"/>
+        </w:rPr>
+      </w:pPr>
+      <w:r>
+        <w:rPr>
+          <w:rFonts w:ascii="Times New Roman" w:hAnsi="Times New Roman" w:cs="Times New Roman"/>
+        </w:rPr>
+        <w:t>Core Language: Python 3.10+</w:t>
+      </w:r>
+    </w:p>
+    <w:p>
+      <w:pPr>
+        <w:pStyle w:val="ListParagraph"/>
+        <w:numPr>
+          <w:ilvl w:val="0"/>
+          <w:numId w:val="10"/>
+        </w:numPr>
+        <w:rPr>
+          <w:rFonts w:ascii="Times New Roman" w:hAnsi="Times New Roman" w:cs="Times New Roman"/>
+        </w:rPr>
+      </w:pPr>
+      <w:r>
+        <w:rPr>
+          <w:rFonts w:ascii="Times New Roman" w:hAnsi="Times New Roman" w:cs="Times New Roman"/>
+        </w:rPr>
+        <w:t xml:space="preserve">Data Acquisition: </w:t>
+      </w:r>
+    </w:p>
+    <w:p>
+      <w:pPr>
+        <w:pStyle w:val="ListParagraph"/>
+        <w:numPr>
+          <w:ilvl w:val="1"/>
+          <w:numId w:val="10"/>
+        </w:numPr>
+        <w:rPr>
+          <w:rFonts w:ascii="Times New Roman" w:hAnsi="Times New Roman" w:cs="Times New Roman"/>
+        </w:rPr>
+      </w:pPr>
+      <w:r>
+        <w:rPr>
+          <w:rFonts w:ascii="Times New Roman" w:hAnsi="Times New Roman" w:cs="Times New Roman"/>
+        </w:rPr>
+        <w:t xml:space="preserve">Selenium &amp; </w:t>
+      </w:r>
+      <w:proofErr w:type="spellStart"/>
+      <w:r>
+        <w:rPr>
+          <w:rFonts w:ascii="Times New Roman" w:hAnsi="Times New Roman" w:cs="Times New Roman"/>
+        </w:rPr>
+        <w:t>ChromeDriver</w:t>
+      </w:r>
+      <w:proofErr w:type="spellEnd"/>
+      <w:r>
+        <w:rPr>
+          <w:rFonts w:ascii="Times New Roman" w:hAnsi="Times New Roman" w:cs="Times New Roman"/>
+        </w:rPr>
+        <w:t xml:space="preserve">: These were used to navigate the dynamic JavaScript-rendered content of the </w:t>
+      </w:r>
+      <w:proofErr w:type="spellStart"/>
+      <w:r>
+        <w:rPr>
+          <w:rFonts w:ascii="Times New Roman" w:hAnsi="Times New Roman" w:cs="Times New Roman"/>
+        </w:rPr>
+        <w:t>BellaNaija</w:t>
+      </w:r>
+      <w:proofErr w:type="spellEnd"/>
+      <w:r>
+        <w:rPr>
+          <w:rFonts w:ascii="Times New Roman" w:hAnsi="Times New Roman" w:cs="Times New Roman"/>
+        </w:rPr>
+        <w:t xml:space="preserve"> runway galleries.</w:t>
+      </w:r>
+    </w:p>
+    <w:p>
+      <w:pPr>
+        <w:pStyle w:val="ListParagraph"/>
+        <w:numPr>
+          <w:ilvl w:val="1"/>
+          <w:numId w:val="10"/>
+        </w:numPr>
+        <w:rPr>
+          <w:rFonts w:ascii="Times New Roman" w:hAnsi="Times New Roman" w:cs="Times New Roman"/>
+        </w:rPr>
+      </w:pPr>
+      <w:r>
+        <w:rPr>
+          <w:rFonts w:ascii="Times New Roman" w:hAnsi="Times New Roman" w:cs="Times New Roman"/>
+        </w:rPr>
+        <w:t>Requests: This is used for direct image binary downloads once URLs were resolved.</w:t>
+      </w:r>
+    </w:p>
+    <w:p>
+      <w:pPr>
+        <w:pStyle w:val="ListParagraph"/>
+        <w:numPr>
+          <w:ilvl w:val="0"/>
+          <w:numId w:val="10"/>
+        </w:numPr>
+        <w:rPr>
+          <w:rFonts w:ascii="Times New Roman" w:hAnsi="Times New Roman" w:cs="Times New Roman"/>
+        </w:rPr>
+      </w:pPr>
+      <w:r>
+        <w:rPr>
+          <w:rFonts w:ascii="Times New Roman" w:hAnsi="Times New Roman" w:cs="Times New Roman"/>
+        </w:rPr>
+        <w:t xml:space="preserve">Image </w:t>
+      </w:r>
+      <w:proofErr w:type="gramStart"/>
+      <w:r>
+        <w:rPr>
+          <w:rFonts w:ascii="Times New Roman" w:hAnsi="Times New Roman" w:cs="Times New Roman"/>
+        </w:rPr>
+        <w:t>Pre-Processing</w:t>
+      </w:r>
+      <w:proofErr w:type="gramEnd"/>
+      <w:r>
+        <w:rPr>
+          <w:rFonts w:ascii="Times New Roman" w:hAnsi="Times New Roman" w:cs="Times New Roman"/>
+        </w:rPr>
+        <w:t>:</w:t>
+      </w:r>
+    </w:p>
+    <w:p>
+      <w:pPr>
+        <w:pStyle w:val="ListParagraph"/>
+        <w:numPr>
+          <w:ilvl w:val="1"/>
+          <w:numId w:val="10"/>
+        </w:numPr>
+        <w:rPr>
+          <w:rFonts w:ascii="Times New Roman" w:hAnsi="Times New Roman" w:cs="Times New Roman"/>
+        </w:rPr>
+      </w:pPr>
+      <w:r>
+        <w:rPr>
+          <w:rFonts w:ascii="Times New Roman" w:hAnsi="Times New Roman" w:cs="Times New Roman"/>
+        </w:rPr>
+        <w:t>OpenCV (cv2): This library was mainly used for image loading, resizing, and converting runway images from RGB to the CIELAB and Grayscale colour spaces.</w:t>
+      </w:r>
+    </w:p>
+    <w:p>
+      <w:pPr>
+        <w:pStyle w:val="ListParagraph"/>
+        <w:numPr>
+          <w:ilvl w:val="1"/>
+          <w:numId w:val="10"/>
+        </w:numPr>
+        <w:rPr>
+          <w:rFonts w:ascii="Times New Roman" w:hAnsi="Times New Roman" w:cs="Times New Roman"/>
+        </w:rPr>
+      </w:pPr>
+      <w:r>
+        <w:rPr>
+          <w:rFonts w:ascii="Times New Roman" w:hAnsi="Times New Roman" w:cs="Times New Roman"/>
+        </w:rPr>
+        <w:t>Scikit-Image</w:t>
+      </w:r>
+      <w:r>
+        <w:rPr>
+          <w:rFonts w:ascii="Times New Roman" w:hAnsi="Times New Roman" w:cs="Times New Roman"/>
+        </w:rPr>
+        <w:t xml:space="preserve"> (</w:t>
+      </w:r>
+      <w:proofErr w:type="spellStart"/>
+      <w:r>
+        <w:rPr>
+          <w:rFonts w:ascii="Times New Roman" w:hAnsi="Times New Roman" w:cs="Times New Roman"/>
+        </w:rPr>
+        <w:t>skimage</w:t>
+      </w:r>
+      <w:proofErr w:type="spellEnd"/>
+      <w:r>
+        <w:rPr>
+          <w:rFonts w:ascii="Times New Roman" w:hAnsi="Times New Roman" w:cs="Times New Roman"/>
+        </w:rPr>
+        <w:t>): This was used to compute GLCM and LBP.</w:t>
+      </w:r>
+    </w:p>
+    <w:p>
+      <w:pPr>
+        <w:pStyle w:val="ListParagraph"/>
+        <w:numPr>
+          <w:ilvl w:val="0"/>
+          <w:numId w:val="10"/>
+        </w:numPr>
+        <w:rPr>
+          <w:rFonts w:ascii="Times New Roman" w:hAnsi="Times New Roman" w:cs="Times New Roman"/>
+        </w:rPr>
+      </w:pPr>
+      <w:r>
+        <w:rPr>
+          <w:rFonts w:ascii="Times New Roman" w:hAnsi="Times New Roman" w:cs="Times New Roman"/>
+        </w:rPr>
+        <w:t>Machine Learning and Statistics:</w:t>
+      </w:r>
+    </w:p>
+    <w:p>
+      <w:pPr>
+        <w:pStyle w:val="ListParagraph"/>
+        <w:numPr>
+          <w:ilvl w:val="1"/>
+          <w:numId w:val="10"/>
+        </w:numPr>
+        <w:rPr>
+          <w:rFonts w:ascii="Times New Roman" w:hAnsi="Times New Roman" w:cs="Times New Roman"/>
+        </w:rPr>
+      </w:pPr>
+      <w:r>
+        <w:rPr>
+          <w:rFonts w:ascii="Times New Roman" w:hAnsi="Times New Roman" w:cs="Times New Roman"/>
+        </w:rPr>
+        <w:t>Scikit-Learn (</w:t>
+      </w:r>
+      <w:proofErr w:type="spellStart"/>
+      <w:r>
+        <w:rPr>
+          <w:rFonts w:ascii="Times New Roman" w:hAnsi="Times New Roman" w:cs="Times New Roman"/>
+        </w:rPr>
+        <w:t>sklearn</w:t>
+      </w:r>
+      <w:proofErr w:type="spellEnd"/>
+      <w:r>
+        <w:rPr>
+          <w:rFonts w:ascii="Times New Roman" w:hAnsi="Times New Roman" w:cs="Times New Roman"/>
+        </w:rPr>
+        <w:t>): This was used during the implementation of the SVM model, Standard Scaler for feature normalization, and the train-test-split usage for model validation.</w:t>
+      </w:r>
+    </w:p>
+    <w:p>
+      <w:pPr>
+        <w:pStyle w:val="ListParagraph"/>
+        <w:numPr>
+          <w:ilvl w:val="1"/>
+          <w:numId w:val="10"/>
+        </w:numPr>
+        <w:rPr>
+          <w:rFonts w:ascii="Times New Roman" w:hAnsi="Times New Roman" w:cs="Times New Roman"/>
+        </w:rPr>
+      </w:pPr>
+      <w:r>
+        <w:rPr>
+          <w:rFonts w:ascii="Times New Roman" w:hAnsi="Times New Roman" w:cs="Times New Roman"/>
+        </w:rPr>
+        <w:t>SciPy: This is used to calculate the Shannon Entropy of the LBP histograms to quantify textural randomness.</w:t>
+      </w:r>
+    </w:p>
+    <w:p>
+      <w:pPr>
+        <w:pStyle w:val="ListParagraph"/>
+        <w:numPr>
+          <w:ilvl w:val="0"/>
+          <w:numId w:val="10"/>
+        </w:numPr>
+        <w:rPr>
+          <w:rFonts w:ascii="Times New Roman" w:hAnsi="Times New Roman" w:cs="Times New Roman"/>
+        </w:rPr>
+      </w:pPr>
+      <w:r>
+        <w:rPr>
+          <w:rFonts w:ascii="Times New Roman" w:hAnsi="Times New Roman" w:cs="Times New Roman"/>
+        </w:rPr>
+        <w:t>Data Management:</w:t>
+      </w:r>
+    </w:p>
+    <w:p>
+      <w:pPr>
+        <w:pStyle w:val="ListParagraph"/>
+        <w:numPr>
+          <w:ilvl w:val="1"/>
+          <w:numId w:val="10"/>
+        </w:numPr>
+        <w:rPr>
+          <w:rFonts w:ascii="Times New Roman" w:hAnsi="Times New Roman" w:cs="Times New Roman"/>
+        </w:rPr>
+      </w:pPr>
+      <w:r>
+        <w:rPr>
+          <w:rFonts w:ascii="Times New Roman" w:hAnsi="Times New Roman" w:cs="Times New Roman"/>
+        </w:rPr>
+        <w:t>Pandas &amp; NumPy: This is used for the construction of feature vectors</w:t>
+      </w:r>
+      <w:r>
+        <w:rPr>
+          <w:rFonts w:ascii="Times New Roman" w:hAnsi="Times New Roman" w:cs="Times New Roman"/>
+        </w:rPr>
+        <w:t xml:space="preserve"> and the management of CSV files.</w:t>
+      </w:r>
+    </w:p>
+    <w:p>
+      <w:pPr>
+        <w:pStyle w:val="ListParagraph"/>
+        <w:numPr>
+          <w:ilvl w:val="1"/>
+          <w:numId w:val="10"/>
+        </w:numPr>
+        <w:rPr>
+          <w:rFonts w:ascii="Times New Roman" w:hAnsi="Times New Roman" w:cs="Times New Roman"/>
+        </w:rPr>
+      </w:pPr>
+      <w:r>
+        <w:rPr>
+          <w:rFonts w:ascii="Times New Roman" w:hAnsi="Times New Roman" w:cs="Times New Roman"/>
+        </w:rPr>
+        <w:t xml:space="preserve">JSON: It is used to serialize </w:t>
+      </w:r>
+      <w:r>
+        <w:rPr>
+          <w:rFonts w:ascii="Times New Roman" w:hAnsi="Times New Roman" w:cs="Times New Roman"/>
+        </w:rPr>
+        <w:t>the final analytical outputs into a structured format compatible with the dashboard frontend.</w:t>
+      </w:r>
+    </w:p>
+    <w:p>
+      <w:pPr>
+        <w:pStyle w:val="ListParagraph"/>
+        <w:numPr>
+          <w:ilvl w:val="0"/>
+          <w:numId w:val="10"/>
+        </w:numPr>
+        <w:rPr>
+          <w:rFonts w:ascii="Times New Roman" w:hAnsi="Times New Roman" w:cs="Times New Roman"/>
+        </w:rPr>
+      </w:pPr>
+      <w:r>
+        <w:rPr>
+          <w:rFonts w:ascii="Times New Roman" w:hAnsi="Times New Roman" w:cs="Times New Roman"/>
+        </w:rPr>
+        <w:t xml:space="preserve">Backend Framework: </w:t>
+      </w:r>
+      <w:proofErr w:type="spellStart"/>
+      <w:r>
+        <w:rPr>
+          <w:rFonts w:ascii="Times New Roman" w:hAnsi="Times New Roman" w:cs="Times New Roman"/>
+        </w:rPr>
+        <w:t>FastAPI</w:t>
+      </w:r>
+      <w:proofErr w:type="spellEnd"/>
+      <w:r>
+        <w:rPr>
+          <w:rFonts w:ascii="Times New Roman" w:hAnsi="Times New Roman" w:cs="Times New Roman"/>
+        </w:rPr>
+        <w:t xml:space="preserve"> (served via </w:t>
+      </w:r>
+      <w:proofErr w:type="spellStart"/>
+      <w:r>
+        <w:rPr>
+          <w:rFonts w:ascii="Times New Roman" w:hAnsi="Times New Roman" w:cs="Times New Roman"/>
+        </w:rPr>
+        <w:t>Uvicorn</w:t>
+      </w:r>
+      <w:proofErr w:type="spellEnd"/>
+      <w:r>
+        <w:rPr>
+          <w:rFonts w:ascii="Times New Roman" w:hAnsi="Times New Roman" w:cs="Times New Roman"/>
+        </w:rPr>
+        <w:t>) was implemented to construct the REST API and serve the analytical data.</w:t>
+      </w:r>
+    </w:p>
+    <w:p>
+      <w:pPr>
+        <w:pStyle w:val="ListParagraph"/>
+        <w:numPr>
+          <w:ilvl w:val="0"/>
+          <w:numId w:val="10"/>
+        </w:numPr>
+        <w:rPr>
+          <w:rFonts w:ascii="Times New Roman" w:hAnsi="Times New Roman" w:cs="Times New Roman"/>
+        </w:rPr>
+      </w:pPr>
+      <w:r>
+        <w:rPr>
+          <w:rFonts w:ascii="Times New Roman" w:hAnsi="Times New Roman" w:cs="Times New Roman"/>
+        </w:rPr>
+        <w:lastRenderedPageBreak/>
+        <w:t>Frontend Framework: React (JSX) was used to build the user interface, alongside Node.js.</w:t>
+      </w:r>
+    </w:p>
+    <w:p>
+      <w:pPr>
+        <w:pStyle w:val="ListParagraph"/>
+        <w:numPr>
+          <w:ilvl w:val="0"/>
+          <w:numId w:val="10"/>
+        </w:numPr>
+        <w:rPr>
+          <w:rFonts w:ascii="Times New Roman" w:hAnsi="Times New Roman" w:cs="Times New Roman"/>
+        </w:rPr>
+      </w:pPr>
+      <w:r>
+        <w:rPr>
+          <w:rFonts w:ascii="Times New Roman" w:hAnsi="Times New Roman" w:cs="Times New Roman"/>
+        </w:rPr>
+        <w:t>State Management &amp; Routing: Axios was implemented for asynchronous HTTP requests</w:t>
+      </w:r>
+      <w:r>
+        <w:rPr>
+          <w:rFonts w:ascii="Times New Roman" w:hAnsi="Times New Roman" w:cs="Times New Roman"/>
+        </w:rPr>
+        <w:t>,</w:t>
+      </w:r>
+      <w:r>
+        <w:rPr>
+          <w:rFonts w:ascii="Times New Roman" w:hAnsi="Times New Roman" w:cs="Times New Roman"/>
+        </w:rPr>
+        <w:t xml:space="preserve"> and chart-rendering libraries were used for data visualization.</w:t>
+      </w:r>
+    </w:p>
+    <w:p>
+      <w:pPr>
+        <w:rPr>
+          <w:rFonts w:ascii="Times New Roman" w:hAnsi="Times New Roman" w:cs="Times New Roman"/>
+        </w:rPr>
+      </w:pPr>
+      <w:r>
+        <w:rPr>
+          <w:rFonts w:ascii="Times New Roman" w:hAnsi="Times New Roman" w:cs="Times New Roman"/>
+        </w:rPr>
+        <w:t>4.3 Data A</w:t>
+      </w:r>
+      <w:r>
+        <w:rPr>
+          <w:rFonts w:ascii="Times New Roman" w:hAnsi="Times New Roman" w:cs="Times New Roman"/>
+        </w:rPr>
+        <w:t>cquisition &amp; Pre-Processing Implementation</w:t>
+      </w:r>
+    </w:p>
+    <w:p>
+      <w:pPr>
+        <w:rPr>
+          <w:rFonts w:ascii="Times New Roman" w:hAnsi="Times New Roman" w:cs="Times New Roman"/>
+        </w:rPr>
+      </w:pPr>
+      <w:r>
+        <w:rPr>
+          <w:rFonts w:ascii="Times New Roman" w:hAnsi="Times New Roman" w:cs="Times New Roman"/>
+        </w:rPr>
+        <w:t>Automated Scraping and Lazy-Load Handling</w:t>
+      </w:r>
+    </w:p>
+    <w:p>
+      <w:pPr>
+        <w:rPr>
+          <w:rFonts w:ascii="Times New Roman" w:hAnsi="Times New Roman" w:cs="Times New Roman"/>
+        </w:rPr>
+      </w:pPr>
+      <w:r>
+        <w:rPr>
+          <w:rFonts w:ascii="Times New Roman" w:hAnsi="Times New Roman" w:cs="Times New Roman"/>
+        </w:rPr>
+        <w:t xml:space="preserve">The scraping module was initialized using </w:t>
+      </w:r>
+      <w:proofErr w:type="spellStart"/>
+      <w:proofErr w:type="gramStart"/>
+      <w:r>
+        <w:rPr>
+          <w:rFonts w:ascii="Times New Roman" w:hAnsi="Times New Roman" w:cs="Times New Roman"/>
+        </w:rPr>
+        <w:t>webdriver.Chrome</w:t>
+      </w:r>
+      <w:proofErr w:type="spellEnd"/>
+      <w:proofErr w:type="gramEnd"/>
+      <w:r>
+        <w:rPr>
+          <w:rFonts w:ascii="Times New Roman" w:hAnsi="Times New Roman" w:cs="Times New Roman"/>
+        </w:rPr>
+        <w:t xml:space="preserve"> with specialized options, customized window sizes and user-agent headers, to prevent connection blocks. To trigger the lazy-loaded image assets, an automated scrolling function was implemented using JavaScript execution with Python</w:t>
+      </w:r>
+      <w:r>
+        <w:rPr>
+          <w:rFonts w:ascii="Times New Roman" w:hAnsi="Times New Roman" w:cs="Times New Roman"/>
+        </w:rPr>
+        <w:t>.</w:t>
+      </w:r>
+    </w:p>
+    <w:p>
+      <w:pPr>
+        <w:rPr>
+          <w:rFonts w:ascii="Times New Roman" w:hAnsi="Times New Roman" w:cs="Times New Roman"/>
+        </w:rPr>
+      </w:pPr>
+      <w:r>
+        <w:rPr>
+          <w:rFonts w:ascii="Times New Roman" w:hAnsi="Times New Roman" w:cs="Times New Roman"/>
+        </w:rPr>
+        <w:drawing>
+          <wp:inline distT="0" distB="0" distL="0" distR="0" wp14:anchorId="47EC8021" wp14:editId="6E1E288C">
+            <wp:extent cx="5731510" cy="988060"/>
+            <wp:effectExtent l="0" t="0" r="2540" b="2540"/>
+            <wp:docPr id="1096860951" name="Picture 1"/>
+            <wp:cNvGraphicFramePr>
+              <a:graphicFrameLocks xmlns:a="http://schemas.openxmlformats.org/drawingml/2006/main" noChangeAspect="1"/>
+            </wp:cNvGraphicFramePr>
+            <a:graphic xmlns:a="http://schemas.openxmlformats.org/drawingml/2006/main">
+              <a:graphicData uri="http://schemas.openxmlformats.org/drawingml/2006/picture">
+                <pic:pic xmlns:pic="http://schemas.openxmlformats.org/drawingml/2006/picture">
+                  <pic:nvPicPr>
+                    <pic:cNvPr id="1096860951" name=""/>
+                    <pic:cNvPicPr/>
+                  </pic:nvPicPr>
+                  <pic:blipFill>
+                    <a:blip r:embed="rId12"/>
+                    <a:stretch>
+                      <a:fillRect/>
+                    </a:stretch>
+                  </pic:blipFill>
+                  <pic:spPr>
+                    <a:xfrm>
+                      <a:off x="0" y="0"/>
+                      <a:ext cx="5731510" cy="988060"/>
+                    </a:xfrm>
+                    <a:prstGeom prst="rect">
+                      <a:avLst/>
+                    </a:prstGeom>
+                  </pic:spPr>
+                </pic:pic>
+              </a:graphicData>
+            </a:graphic>
+          </wp:inline>
+        </w:drawing>
+      </w:r>
+    </w:p>
+    <w:p>
+      <w:pPr>
+        <w:rPr>
+          <w:rFonts w:ascii="Times New Roman" w:hAnsi="Times New Roman" w:cs="Times New Roman"/>
+        </w:rPr>
+      </w:pPr>
+    </w:p>
+    <w:p>
+      <w:pPr>
+        <w:rPr>
+          <w:rFonts w:ascii="Times New Roman" w:hAnsi="Times New Roman" w:cs="Times New Roman"/>
+        </w:rPr>
+      </w:pPr>
+      <w:r>
+        <w:rPr>
+          <w:rFonts w:ascii="Times New Roman" w:hAnsi="Times New Roman" w:cs="Times New Roman"/>
+        </w:rPr>
+        <w:t>High-Resolution Data Extraction</w:t>
+      </w:r>
+    </w:p>
+    <w:p>
+      <w:pPr>
+        <w:rPr>
+          <w:rFonts w:ascii="Times New Roman" w:hAnsi="Times New Roman" w:cs="Times New Roman"/>
+        </w:rPr>
+      </w:pPr>
+      <w:r>
+        <w:rPr>
+          <w:rFonts w:ascii="Times New Roman" w:hAnsi="Times New Roman" w:cs="Times New Roman"/>
+        </w:rPr>
+        <w:t>A critical pre-processing step involved sanitizing the scraped image URLs. The script was programmed to isolate the data-</w:t>
+      </w:r>
+      <w:proofErr w:type="spellStart"/>
+      <w:r>
+        <w:rPr>
+          <w:rFonts w:ascii="Times New Roman" w:hAnsi="Times New Roman" w:cs="Times New Roman"/>
+        </w:rPr>
+        <w:t>src</w:t>
+      </w:r>
+      <w:proofErr w:type="spellEnd"/>
+      <w:r>
+        <w:rPr>
+          <w:rFonts w:ascii="Times New Roman" w:hAnsi="Times New Roman" w:cs="Times New Roman"/>
+        </w:rPr>
+        <w:t xml:space="preserve"> and </w:t>
+      </w:r>
+      <w:proofErr w:type="spellStart"/>
+      <w:r>
+        <w:rPr>
+          <w:rFonts w:ascii="Times New Roman" w:hAnsi="Times New Roman" w:cs="Times New Roman"/>
+        </w:rPr>
+        <w:t>srcset</w:t>
+      </w:r>
+      <w:proofErr w:type="spellEnd"/>
+      <w:r>
+        <w:rPr>
+          <w:rFonts w:ascii="Times New Roman" w:hAnsi="Times New Roman" w:cs="Times New Roman"/>
+        </w:rPr>
+        <w:t xml:space="preserve"> attributes. To ensure the system downloaded the original high-resolution runway photos rather than compressed web thumbnails, a regular expression operation was applied to strip the dimensional suffixes from the image paths.</w:t>
+      </w:r>
+    </w:p>
+    <w:p>
+      <w:pPr>
+        <w:rPr>
+          <w:rFonts w:ascii="Times New Roman" w:hAnsi="Times New Roman" w:cs="Times New Roman"/>
+        </w:rPr>
+      </w:pPr>
+      <w:r>
+        <w:rPr>
+          <w:rFonts w:ascii="Times New Roman" w:hAnsi="Times New Roman" w:cs="Times New Roman"/>
+        </w:rPr>
+        <w:drawing>
+          <wp:inline distT="0" distB="0" distL="0" distR="0" wp14:anchorId="1F987014" wp14:editId="112A01D3">
+            <wp:extent cx="5731510" cy="615315"/>
+            <wp:effectExtent l="0" t="0" r="2540" b="0"/>
+            <wp:docPr id="1177346265" name="Picture 1"/>
+            <wp:cNvGraphicFramePr>
+              <a:graphicFrameLocks xmlns:a="http://schemas.openxmlformats.org/drawingml/2006/main" noChangeAspect="1"/>
+            </wp:cNvGraphicFramePr>
+            <a:graphic xmlns:a="http://schemas.openxmlformats.org/drawingml/2006/main">
+              <a:graphicData uri="http://schemas.openxmlformats.org/drawingml/2006/picture">
+                <pic:pic xmlns:pic="http://schemas.openxmlformats.org/drawingml/2006/picture">
+                  <pic:nvPicPr>
+                    <pic:cNvPr id="1177346265" name=""/>
+                    <pic:cNvPicPr/>
+                  </pic:nvPicPr>
+                  <pic:blipFill>
+                    <a:blip r:embed="rId13"/>
+                    <a:stretch>
+                      <a:fillRect/>
+                    </a:stretch>
+                  </pic:blipFill>
+                  <pic:spPr>
+                    <a:xfrm>
+                      <a:off x="0" y="0"/>
+                      <a:ext cx="5731510" cy="615315"/>
+                    </a:xfrm>
+                    <a:prstGeom prst="rect">
+                      <a:avLst/>
+                    </a:prstGeom>
+                  </pic:spPr>
+                </pic:pic>
+              </a:graphicData>
+            </a:graphic>
+          </wp:inline>
+        </w:drawing>
+      </w:r>
+      <w:r>
+        <w:rPr>
+          <w:rFonts w:ascii="Times New Roman" w:hAnsi="Times New Roman" w:cs="Times New Roman"/>
+        </w:rPr>
+        <w:t>Finally, a randomized delay was implemented between brand batch downloads. The images were subsequently organized into a local hierarchical directory structure, ready for the feature extraction pipeline.</w:t>
+      </w:r>
+    </w:p>
+    <w:p>
+      <w:pPr>
+        <w:rPr>
+          <w:rFonts w:ascii="Times New Roman" w:hAnsi="Times New Roman" w:cs="Times New Roman"/>
+        </w:rPr>
+      </w:pPr>
+    </w:p>
+    <w:p>
+      <w:pPr>
+        <w:rPr>
+          <w:rFonts w:ascii="Times New Roman" w:hAnsi="Times New Roman" w:cs="Times New Roman"/>
+        </w:rPr>
+      </w:pPr>
+      <w:r>
+        <w:rPr>
+          <w:rFonts w:ascii="Times New Roman" w:hAnsi="Times New Roman" w:cs="Times New Roman"/>
+        </w:rPr>
+        <w:t>4.4 Realization of the AI modules</w:t>
+      </w:r>
+    </w:p>
+    <w:p>
+      <w:pPr>
+        <w:rPr>
+          <w:rFonts w:ascii="Times New Roman" w:hAnsi="Times New Roman" w:cs="Times New Roman"/>
+        </w:rPr>
+      </w:pPr>
+      <w:r>
+        <w:rPr>
+          <w:rFonts w:ascii="Times New Roman" w:hAnsi="Times New Roman" w:cs="Times New Roman"/>
+        </w:rPr>
+        <w:t>Following the succession of the dataset’s curation, the system’s core analytical capabilities were implemented across three distinct processing scripts, effectively decoupling the visual segmentation, texture analysis, and mathematical classification.</w:t>
+      </w:r>
+    </w:p>
+    <w:p>
+      <w:pPr>
+        <w:rPr>
+          <w:rFonts w:ascii="Times New Roman" w:hAnsi="Times New Roman" w:cs="Times New Roman"/>
+        </w:rPr>
+      </w:pPr>
+    </w:p>
+    <w:p>
+      <w:pPr>
+        <w:rPr>
+          <w:rFonts w:ascii="Times New Roman" w:hAnsi="Times New Roman" w:cs="Times New Roman"/>
+        </w:rPr>
+      </w:pPr>
+      <w:r>
+        <w:rPr>
+          <w:rFonts w:ascii="Times New Roman" w:hAnsi="Times New Roman" w:cs="Times New Roman"/>
+        </w:rPr>
+        <w:t>4.4.1 Implementing the Segmentation Pipeline</w:t>
+      </w:r>
+    </w:p>
+    <w:p>
+      <w:pPr>
+        <w:rPr>
+          <w:rFonts w:ascii="Times New Roman" w:hAnsi="Times New Roman" w:cs="Times New Roman"/>
+        </w:rPr>
+      </w:pPr>
+      <w:r>
+        <w:rPr>
+          <w:rFonts w:ascii="Times New Roman" w:hAnsi="Times New Roman" w:cs="Times New Roman"/>
+        </w:rPr>
+        <w:t xml:space="preserve">To isolate the garments for the colour analysis engine, a semantic segmentation pipeline was implemented utilizing the </w:t>
+      </w:r>
+      <w:proofErr w:type="spellStart"/>
+      <w:r>
+        <w:rPr>
+          <w:rFonts w:ascii="Times New Roman" w:hAnsi="Times New Roman" w:cs="Times New Roman"/>
+        </w:rPr>
+        <w:t>PyTorch</w:t>
+      </w:r>
+      <w:proofErr w:type="spellEnd"/>
+      <w:r>
+        <w:rPr>
+          <w:rFonts w:ascii="Times New Roman" w:hAnsi="Times New Roman" w:cs="Times New Roman"/>
+        </w:rPr>
+        <w:t xml:space="preserve"> framework.</w:t>
+      </w:r>
+    </w:p>
+    <w:p>
+      <w:pPr>
+        <w:rPr>
+          <w:rFonts w:ascii="Times New Roman" w:hAnsi="Times New Roman" w:cs="Times New Roman"/>
+        </w:rPr>
+      </w:pPr>
+      <w:r>
+        <w:rPr>
+          <w:rFonts w:ascii="Times New Roman" w:hAnsi="Times New Roman" w:cs="Times New Roman"/>
+        </w:rPr>
+        <w:lastRenderedPageBreak/>
+        <w:t xml:space="preserve">The images were transformed into normalized floating-point tensors. Instead of relying solely on the generalized DeppLabV3+ model, the script integrated the </w:t>
+      </w:r>
+      <w:proofErr w:type="spellStart"/>
+      <w:r>
+        <w:rPr>
+          <w:rFonts w:ascii="Times New Roman" w:hAnsi="Times New Roman" w:cs="Times New Roman"/>
+        </w:rPr>
+        <w:t>FashnHumanParser</w:t>
+      </w:r>
+      <w:proofErr w:type="spellEnd"/>
+      <w:r>
+        <w:rPr>
+          <w:rFonts w:ascii="Times New Roman" w:hAnsi="Times New Roman" w:cs="Times New Roman"/>
+        </w:rPr>
+        <w:t xml:space="preserve"> model. The model was passed over the image tensor, and the output was filtered using a strict Boolean mask. The code explicitly targeted class IDs associated with clothing (4: upper-clothes, 5: skirt, 6: pants, 7: dress), while actively subtracting pixels that mapped to predefined LAB space skin tones. The resulting garment-only pixel arrays were then passed into the Scikit-Learn </w:t>
+      </w:r>
+      <w:proofErr w:type="spellStart"/>
+      <w:r>
+        <w:rPr>
+          <w:rFonts w:ascii="Times New Roman" w:hAnsi="Times New Roman" w:cs="Times New Roman"/>
+        </w:rPr>
+        <w:t>KMeans</w:t>
+      </w:r>
+      <w:proofErr w:type="spellEnd"/>
+      <w:r>
+        <w:rPr>
+          <w:rFonts w:ascii="Times New Roman" w:hAnsi="Times New Roman" w:cs="Times New Roman"/>
+        </w:rPr>
+        <w:t xml:space="preserve"> function to extract the dominant brand palettes.</w:t>
+      </w:r>
+    </w:p>
+    <w:p>
+      <w:pPr>
+        <w:rPr>
+          <w:rFonts w:ascii="Times New Roman" w:hAnsi="Times New Roman" w:cs="Times New Roman"/>
+        </w:rPr>
+      </w:pPr>
+    </w:p>
+    <w:p>
+      <w:pPr>
+        <w:rPr>
+          <w:rFonts w:ascii="Times New Roman" w:hAnsi="Times New Roman" w:cs="Times New Roman"/>
+        </w:rPr>
+      </w:pPr>
+      <w:r>
+        <w:rPr>
+          <w:rFonts w:ascii="Times New Roman" w:hAnsi="Times New Roman" w:cs="Times New Roman"/>
+        </w:rPr>
+        <w:t>4.4.2 Implementing Feature Extraction</w:t>
       </w:r>
       <w:r>
         <w:rPr>
@@ -5561,139 +7766,319 @@
         <w:rPr>
           <w:rFonts w:ascii="Times New Roman" w:hAnsi="Times New Roman" w:cs="Times New Roman"/>
         </w:rPr>
-        <w:t>Following the data acquisition and manual curation phase, the system executes a specialized feature extraction pipeline to convert the visual properties of the runway images into a quantifiable mathematical format. Unlike the colour analysis engine, which requires segmentation to isolate the palette, the fabric analysis engine operates directly on the raw images. This approach ensures that the global textural context and the interplay of light on the fabric’s surface are preserved for the Support Vector Machine (SVM) classification. The system utilizes a combination of spatial and statistical descriptors to build a robust fabric signature.</w:t>
-      </w:r>
-    </w:p>
-    <w:p>
-      <w:pPr>
-        <w:rPr>
-          <w:rFonts w:ascii="Times New Roman" w:hAnsi="Times New Roman" w:cs="Times New Roman"/>
-        </w:rPr>
-      </w:pPr>
-    </w:p>
-    <w:p>
-      <w:pPr>
-        <w:rPr>
-          <w:rFonts w:ascii="Times New Roman" w:hAnsi="Times New Roman" w:cs="Times New Roman"/>
-        </w:rPr>
-      </w:pPr>
-      <w:r>
-        <w:rPr>
-          <w:rFonts w:ascii="Times New Roman" w:hAnsi="Times New Roman" w:cs="Times New Roman"/>
-        </w:rPr>
-        <w:t>Statistical Texture Analysis (GLCM)</w:t>
-      </w:r>
-    </w:p>
-    <w:p>
-      <w:pPr>
-        <w:rPr>
-          <w:rFonts w:ascii="Times New Roman" w:hAnsi="Times New Roman" w:cs="Times New Roman"/>
-        </w:rPr>
-      </w:pPr>
-      <w:r>
-        <w:rPr>
-          <w:rFonts w:ascii="Times New Roman" w:hAnsi="Times New Roman" w:cs="Times New Roman"/>
-        </w:rPr>
-        <w:t xml:space="preserve">This system employs the Gray-Level Co-occurrence Matrix (GLCM) to </w:t>
+        <w:t>Unlike the segmentation pipeline, this module operated directly on the raw runway images using the OpenCV (cv2) and Scikit-Image (</w:t>
       </w:r>
       <w:proofErr w:type="spellStart"/>
       <w:r>
         <w:rPr>
           <w:rFonts w:ascii="Times New Roman" w:hAnsi="Times New Roman" w:cs="Times New Roman"/>
         </w:rPr>
-        <w:t>analyze</w:t>
+        <w:t>skimage</w:t>
       </w:r>
       <w:proofErr w:type="spellEnd"/>
       <w:r>
         <w:rPr>
           <w:rFonts w:ascii="Times New Roman" w:hAnsi="Times New Roman" w:cs="Times New Roman"/>
         </w:rPr>
-        <w:t xml:space="preserve"> the macro-texture and spatial relationships of pixels within the image. The raw RGB image is first converted to an 8-bit grayscale matrix to focus exclusively on textural intensity.</w:t>
-      </w:r>
-      <w:r>
-        <w:rPr>
-          <w:rFonts w:ascii="Times New Roman" w:hAnsi="Times New Roman" w:cs="Times New Roman"/>
-        </w:rPr>
-        <w:t xml:space="preserve"> This is essential because image texture highs and lows are defined as brightness values (grey levels or digital numbers).</w:t>
-      </w:r>
-      <w:r>
-        <w:rPr>
-          <w:rFonts w:ascii="Times New Roman" w:hAnsi="Times New Roman" w:cs="Times New Roman"/>
-        </w:rPr>
-        <w:t xml:space="preserve"> The GLCM evaluates texture by tabulating the frequency at which pairs of specific </w:t>
+        <w:t>) libraries. To maximize data granularity, the script decomposed each image into its constit</w:t>
+      </w:r>
+      <w:r>
+        <w:rPr>
+          <w:rFonts w:ascii="Times New Roman" w:hAnsi="Times New Roman" w:cs="Times New Roman"/>
+        </w:rPr>
+        <w:t xml:space="preserve">uent </w:t>
+      </w:r>
+      <w:proofErr w:type="gramStart"/>
+      <w:r>
+        <w:rPr>
+          <w:rFonts w:ascii="Times New Roman" w:hAnsi="Times New Roman" w:cs="Times New Roman"/>
+        </w:rPr>
+        <w:t>Red, Green, and Blue</w:t>
+      </w:r>
+      <w:proofErr w:type="gramEnd"/>
+      <w:r>
+        <w:rPr>
+          <w:rFonts w:ascii="Times New Roman" w:hAnsi="Times New Roman" w:cs="Times New Roman"/>
+        </w:rPr>
+        <w:t xml:space="preserve"> channels. The texture algorithms were then applied iteratively across each channel:</w:t>
+      </w:r>
+    </w:p>
+    <w:p>
+      <w:pPr>
+        <w:pStyle w:val="ListParagraph"/>
+        <w:numPr>
+          <w:ilvl w:val="0"/>
+          <w:numId w:val="11"/>
+        </w:numPr>
+        <w:rPr>
+          <w:rFonts w:ascii="Times New Roman" w:hAnsi="Times New Roman" w:cs="Times New Roman"/>
+        </w:rPr>
+      </w:pPr>
+      <w:r>
+        <w:rPr>
+          <w:rFonts w:ascii="Times New Roman" w:hAnsi="Times New Roman" w:cs="Times New Roman"/>
+        </w:rPr>
+        <w:t xml:space="preserve">GLCM Implementation: the </w:t>
       </w:r>
       <w:proofErr w:type="spellStart"/>
-      <w:r>
-        <w:rPr>
-          <w:rFonts w:ascii="Times New Roman" w:hAnsi="Times New Roman" w:cs="Times New Roman"/>
-        </w:rPr>
-        <w:t>gray</w:t>
+      <w:proofErr w:type="gramStart"/>
+      <w:r>
+        <w:rPr>
+          <w:rFonts w:ascii="Times New Roman" w:hAnsi="Times New Roman" w:cs="Times New Roman"/>
+        </w:rPr>
+        <w:t>skinage.feature</w:t>
+      </w:r>
+      <w:proofErr w:type="gramEnd"/>
+      <w:r>
+        <w:rPr>
+          <w:rFonts w:ascii="Times New Roman" w:hAnsi="Times New Roman" w:cs="Times New Roman"/>
+        </w:rPr>
+        <w:t>.graycomatrix</w:t>
       </w:r>
       <w:proofErr w:type="spellEnd"/>
       <w:r>
         <w:rPr>
           <w:rFonts w:ascii="Times New Roman" w:hAnsi="Times New Roman" w:cs="Times New Roman"/>
         </w:rPr>
-        <w:t>-level values</w:t>
-      </w:r>
-      <w:r>
-        <w:rPr>
-          <w:rFonts w:ascii="Times New Roman" w:hAnsi="Times New Roman" w:cs="Times New Roman"/>
-        </w:rPr>
-        <w:t xml:space="preserve"> and spatial relationships occur (</w:t>
+        <w:t xml:space="preserve"> function was executed with a pixel distance of [1] and explicitly mapped across four radians ([0, </w:t>
       </w:r>
       <w:proofErr w:type="spellStart"/>
       <w:r>
         <w:rPr>
           <w:rFonts w:ascii="Times New Roman" w:hAnsi="Times New Roman" w:cs="Times New Roman"/>
         </w:rPr>
-        <w:t>Haralick</w:t>
+        <w:t>np.pi</w:t>
       </w:r>
       <w:proofErr w:type="spellEnd"/>
       <w:r>
         <w:rPr>
           <w:rFonts w:ascii="Times New Roman" w:hAnsi="Times New Roman" w:cs="Times New Roman"/>
         </w:rPr>
-        <w:t xml:space="preserve"> et al., 1973). The grayscale matrix is calculated with a distance of 1 pixel across four orientations (0, 45, 90, and 135 degrees). This approach ensures that the features are rotation-invariant, allowing the system to recognize a fabric regardless of the model’s pose on the runway. The system extracts four key statistical properties from the matrix: contrast, dissimilarity, homogeneity,</w:t>
-      </w:r>
-      <w:r>
-        <w:rPr>
-          <w:rFonts w:ascii="Times New Roman" w:hAnsi="Times New Roman" w:cs="Times New Roman"/>
-        </w:rPr>
-        <w:t xml:space="preserve"> and</w:t>
-      </w:r>
-      <w:r>
-        <w:rPr>
-          <w:rFonts w:ascii="Times New Roman" w:hAnsi="Times New Roman" w:cs="Times New Roman"/>
-        </w:rPr>
-        <w:t xml:space="preserve"> energy.</w:t>
-      </w:r>
-      <w:r>
-        <w:rPr>
-          <w:rFonts w:ascii="Times New Roman" w:hAnsi="Times New Roman" w:cs="Times New Roman"/>
-        </w:rPr>
-        <w:t xml:space="preserve"> </w:t>
-      </w:r>
-    </w:p>
-    <w:p>
-      <w:pPr>
-        <w:rPr>
-          <w:rFonts w:ascii="Times New Roman" w:hAnsi="Times New Roman" w:cs="Times New Roman"/>
-        </w:rPr>
-      </w:pPr>
-      <w:r>
-        <w:rPr>
-          <w:rFonts w:ascii="Times New Roman" w:hAnsi="Times New Roman" w:cs="Times New Roman"/>
-        </w:rPr>
-        <w:t>Contrast measures the local intensity variations. Dissimilarity measures the distance between pairs of pixels in the GLCM. Homogeneity identifies the smoothness of the fabric. Energy quantifies the textural uniformity of the weave.</w:t>
-      </w:r>
-    </w:p>
-    <w:p>
-      <w:pPr>
-        <w:rPr>
-          <w:rFonts w:ascii="Times New Roman" w:hAnsi="Times New Roman" w:cs="Times New Roman"/>
-        </w:rPr>
-      </w:pPr>
+        <w:t>/4, np.pi.2, 3*</w:t>
+      </w:r>
+      <w:proofErr w:type="spellStart"/>
+      <w:r>
+        <w:rPr>
+          <w:rFonts w:ascii="Times New Roman" w:hAnsi="Times New Roman" w:cs="Times New Roman"/>
+        </w:rPr>
+        <w:t>np.pi</w:t>
+      </w:r>
+      <w:proofErr w:type="spellEnd"/>
+      <w:r>
+        <w:rPr>
+          <w:rFonts w:ascii="Times New Roman" w:hAnsi="Times New Roman" w:cs="Times New Roman"/>
+        </w:rPr>
+        <w:t xml:space="preserve">/4]) to ensure the rotational invariance designed in Chapter 3. Secondary statistical properties (Contrast, Dissimilarity, Homogeneity, and Energy) were extracted using </w:t>
+      </w:r>
+      <w:proofErr w:type="spellStart"/>
+      <w:r>
+        <w:rPr>
+          <w:rFonts w:ascii="Times New Roman" w:hAnsi="Times New Roman" w:cs="Times New Roman"/>
+        </w:rPr>
+        <w:t>graycoprops</w:t>
+      </w:r>
+      <w:proofErr w:type="spellEnd"/>
+      <w:r>
+        <w:rPr>
+          <w:rFonts w:ascii="Times New Roman" w:hAnsi="Times New Roman" w:cs="Times New Roman"/>
+        </w:rPr>
+        <w:t>.</w:t>
+      </w:r>
+    </w:p>
+    <w:p>
+      <w:pPr>
+        <w:pStyle w:val="ListParagraph"/>
+        <w:numPr>
+          <w:ilvl w:val="0"/>
+          <w:numId w:val="11"/>
+        </w:numPr>
+        <w:rPr>
+          <w:rFonts w:ascii="Times New Roman" w:hAnsi="Times New Roman" w:cs="Times New Roman"/>
+        </w:rPr>
+      </w:pPr>
+      <w:r>
+        <w:rPr>
+          <w:rFonts w:ascii="Times New Roman" w:hAnsi="Times New Roman" w:cs="Times New Roman"/>
+        </w:rPr>
+        <w:t xml:space="preserve">LBP and Entropy Implementation: Micro-patterns were extracted using </w:t>
+      </w:r>
+      <w:proofErr w:type="spellStart"/>
+      <w:r>
+        <w:rPr>
+          <w:rFonts w:ascii="Times New Roman" w:hAnsi="Times New Roman" w:cs="Times New Roman"/>
+        </w:rPr>
+        <w:t>local_binary_pattern</w:t>
+      </w:r>
+      <w:proofErr w:type="spellEnd"/>
+      <w:r>
+        <w:rPr>
+          <w:rFonts w:ascii="Times New Roman" w:hAnsi="Times New Roman" w:cs="Times New Roman"/>
+        </w:rPr>
+        <w:t xml:space="preserve"> with a radius of 1 and 8 points. A mathematically crucial step was the integration of the </w:t>
+      </w:r>
+      <w:proofErr w:type="spellStart"/>
+      <w:proofErr w:type="gramStart"/>
+      <w:r>
+        <w:rPr>
+          <w:rFonts w:ascii="Times New Roman" w:hAnsi="Times New Roman" w:cs="Times New Roman"/>
+        </w:rPr>
+        <w:t>scipy.stats</w:t>
+      </w:r>
+      <w:proofErr w:type="gramEnd"/>
+      <w:r>
+        <w:rPr>
+          <w:rFonts w:ascii="Times New Roman" w:hAnsi="Times New Roman" w:cs="Times New Roman"/>
+        </w:rPr>
+        <w:t>.entropy</w:t>
+      </w:r>
+      <w:proofErr w:type="spellEnd"/>
+      <w:r>
+        <w:rPr>
+          <w:rFonts w:ascii="Times New Roman" w:hAnsi="Times New Roman" w:cs="Times New Roman"/>
+        </w:rPr>
+        <w:t xml:space="preserve"> function, which quantified the complexity of the generated LBP histogram.</w:t>
+      </w:r>
+    </w:p>
+    <w:p>
+      <w:pPr>
+        <w:jc w:val="center"/>
+        <w:rPr>
+          <w:rFonts w:ascii="Times New Roman" w:hAnsi="Times New Roman" w:cs="Times New Roman"/>
+        </w:rPr>
+      </w:pPr>
+      <w:r>
+        <w:rPr>
+          <w:rFonts w:ascii="Times New Roman" w:hAnsi="Times New Roman" w:cs="Times New Roman"/>
+        </w:rPr>
+        <w:drawing>
+          <wp:inline distT="0" distB="0" distL="0" distR="0" wp14:anchorId="03433151" wp14:editId="53EC597D">
+            <wp:extent cx="5731510" cy="1287780"/>
+            <wp:effectExtent l="0" t="0" r="2540" b="7620"/>
+            <wp:docPr id="66887502" name="Picture 1"/>
+            <wp:cNvGraphicFramePr>
+              <a:graphicFrameLocks xmlns:a="http://schemas.openxmlformats.org/drawingml/2006/main" noChangeAspect="1"/>
+            </wp:cNvGraphicFramePr>
+            <a:graphic xmlns:a="http://schemas.openxmlformats.org/drawingml/2006/main">
+              <a:graphicData uri="http://schemas.openxmlformats.org/drawingml/2006/picture">
+                <pic:pic xmlns:pic="http://schemas.openxmlformats.org/drawingml/2006/picture">
+                  <pic:nvPicPr>
+                    <pic:cNvPr id="66887502" name=""/>
+                    <pic:cNvPicPr/>
+                  </pic:nvPicPr>
+                  <pic:blipFill>
+                    <a:blip r:embed="rId14"/>
+                    <a:stretch>
+                      <a:fillRect/>
+                    </a:stretch>
+                  </pic:blipFill>
+                  <pic:spPr>
+                    <a:xfrm>
+                      <a:off x="0" y="0"/>
+                      <a:ext cx="5731510" cy="1287780"/>
+                    </a:xfrm>
+                    <a:prstGeom prst="rect">
+                      <a:avLst/>
+                    </a:prstGeom>
+                  </pic:spPr>
+                </pic:pic>
+              </a:graphicData>
+            </a:graphic>
+          </wp:inline>
+        </w:drawing>
+      </w:r>
+      <w:r>
+        <w:rPr>
+          <w:rFonts w:ascii="Times New Roman" w:hAnsi="Times New Roman" w:cs="Times New Roman"/>
+        </w:rPr>
+        <w:drawing>
+          <wp:inline distT="0" distB="0" distL="0" distR="0" wp14:anchorId="718F8413" wp14:editId="29CAB8E0">
+            <wp:extent cx="4429743" cy="781159"/>
+            <wp:effectExtent l="0" t="0" r="9525" b="0"/>
+            <wp:docPr id="2089523635" name="Picture 1"/>
+            <wp:cNvGraphicFramePr>
+              <a:graphicFrameLocks xmlns:a="http://schemas.openxmlformats.org/drawingml/2006/main" noChangeAspect="1"/>
+            </wp:cNvGraphicFramePr>
+            <a:graphic xmlns:a="http://schemas.openxmlformats.org/drawingml/2006/main">
+              <a:graphicData uri="http://schemas.openxmlformats.org/drawingml/2006/picture">
+                <pic:pic xmlns:pic="http://schemas.openxmlformats.org/drawingml/2006/picture">
+                  <pic:nvPicPr>
+                    <pic:cNvPr id="2089523635" name=""/>
+                    <pic:cNvPicPr/>
+                  </pic:nvPicPr>
+                  <pic:blipFill>
+                    <a:blip r:embed="rId15"/>
+                    <a:stretch>
+                      <a:fillRect/>
+                    </a:stretch>
+                  </pic:blipFill>
+                  <pic:spPr>
+                    <a:xfrm>
+                      <a:off x="0" y="0"/>
+                      <a:ext cx="4429743" cy="781159"/>
+                    </a:xfrm>
+                    <a:prstGeom prst="rect">
+                      <a:avLst/>
+                    </a:prstGeom>
+                  </pic:spPr>
+                </pic:pic>
+              </a:graphicData>
+            </a:graphic>
+          </wp:inline>
+        </w:drawing>
+      </w:r>
+    </w:p>
+    <w:p>
+      <w:pPr>
+        <w:rPr>
+          <w:rFonts w:ascii="Times New Roman" w:hAnsi="Times New Roman" w:cs="Times New Roman"/>
+        </w:rPr>
+      </w:pPr>
+      <w:r>
+        <w:rPr>
+          <w:rFonts w:ascii="Times New Roman" w:hAnsi="Times New Roman" w:cs="Times New Roman"/>
+        </w:rPr>
+        <w:t xml:space="preserve">The resulting multidimensional vectors from all colour channels were concatenated into a flat dictionary and serialized into Pandas </w:t>
+      </w:r>
+      <w:proofErr w:type="spellStart"/>
+      <w:r>
+        <w:rPr>
+          <w:rFonts w:ascii="Times New Roman" w:hAnsi="Times New Roman" w:cs="Times New Roman"/>
+        </w:rPr>
+        <w:t>DataFrames</w:t>
+      </w:r>
+      <w:proofErr w:type="spellEnd"/>
+      <w:r>
+        <w:rPr>
+          <w:rFonts w:ascii="Times New Roman" w:hAnsi="Times New Roman" w:cs="Times New Roman"/>
+        </w:rPr>
+        <w:t>, ultimately saving as brand-specific CSV files.</w:t>
+      </w:r>
+    </w:p>
+    <w:p>
+      <w:pPr>
+        <w:rPr>
+          <w:rFonts w:ascii="Times New Roman" w:hAnsi="Times New Roman" w:cs="Times New Roman"/>
+        </w:rPr>
+      </w:pPr>
+    </w:p>
+    <w:p>
+      <w:pPr>
+        <w:rPr>
+          <w:rFonts w:ascii="Times New Roman" w:hAnsi="Times New Roman" w:cs="Times New Roman"/>
+        </w:rPr>
+      </w:pPr>
+      <w:r>
+        <w:rPr>
+          <w:rFonts w:ascii="Times New Roman" w:hAnsi="Times New Roman" w:cs="Times New Roman"/>
+        </w:rPr>
+        <w:t xml:space="preserve">4.4.3 </w:t>
+      </w:r>
+      <w:r>
+        <w:rPr>
+          <w:rFonts w:ascii="Times New Roman" w:hAnsi="Times New Roman" w:cs="Times New Roman"/>
+        </w:rPr>
+        <w:t>Implementing the Support Vector Machine (Classification)</w:t>
+      </w:r>
     </w:p>
     <w:p>
       <w:pPr>
@@ -5706,388 +8091,966 @@
           <w:rFonts w:ascii="Times New Roman" w:hAnsi="Times New Roman" w:cs="Times New Roman"/>
         </w:rPr>
         <w:lastRenderedPageBreak/>
-        <w:t>Micro-Pattern Analysis (LBP)</w:t>
-      </w:r>
-    </w:p>
-    <w:p>
-      <w:pPr>
-        <w:rPr>
-          <w:rFonts w:ascii="Times New Roman" w:hAnsi="Times New Roman" w:cs="Times New Roman"/>
-        </w:rPr>
-      </w:pPr>
-      <w:r>
-        <w:rPr>
-          <w:rFonts w:ascii="Times New Roman" w:hAnsi="Times New Roman" w:cs="Times New Roman"/>
-        </w:rPr>
-        <w:t xml:space="preserve">To complement the macro-spatial analysis of the GLCM, the system utilizes Local Binary Patterns (LBP) to capture </w:t>
-      </w:r>
-      <w:r>
-        <w:rPr>
-          <w:rFonts w:ascii="Times New Roman" w:hAnsi="Times New Roman" w:cs="Times New Roman"/>
-        </w:rPr>
-        <w:t>small and fine details</w:t>
-      </w:r>
-      <w:r>
-        <w:rPr>
-          <w:rFonts w:ascii="Times New Roman" w:hAnsi="Times New Roman" w:cs="Times New Roman"/>
-        </w:rPr>
-        <w:t>, like the distinct weave of Aso-Oke</w:t>
-      </w:r>
-      <w:r>
-        <w:rPr>
-          <w:rFonts w:ascii="Times New Roman" w:hAnsi="Times New Roman" w:cs="Times New Roman"/>
-        </w:rPr>
-        <w:t>, that statistical methods might miss (Liu et al., 2019)</w:t>
-      </w:r>
-      <w:r>
-        <w:rPr>
-          <w:rFonts w:ascii="Times New Roman" w:hAnsi="Times New Roman" w:cs="Times New Roman"/>
-        </w:rPr>
-        <w:t xml:space="preserve">. The LBP operator labels the pixels of an image by thresholding the neighbourhood of each pixel and considers the result as a binary number (Ojala et al., 2002). </w:t>
-      </w:r>
-      <w:r>
-        <w:rPr>
-          <w:rFonts w:ascii="Times New Roman" w:hAnsi="Times New Roman" w:cs="Times New Roman"/>
-        </w:rPr>
-        <w:t>To achieve this, the LBP function is initialized with specific spatial attributes: a circular radius of 1 and 8 symmetrically distributed sampling points.</w:t>
-      </w:r>
-    </w:p>
-    <w:p>
-      <w:pPr>
-        <w:rPr>
-          <w:rFonts w:ascii="Times New Roman" w:hAnsi="Times New Roman" w:cs="Times New Roman"/>
-        </w:rPr>
-      </w:pPr>
-      <w:r>
-        <w:rPr>
-          <w:rFonts w:ascii="Times New Roman" w:hAnsi="Times New Roman" w:cs="Times New Roman"/>
-        </w:rPr>
-        <w:t>A significant technical addition is the calculation of Shannon Entropy from the LBP</w:t>
-      </w:r>
-      <w:r>
-        <w:rPr>
-          <w:rFonts w:ascii="Times New Roman" w:hAnsi="Times New Roman" w:cs="Times New Roman"/>
-        </w:rPr>
-        <w:t xml:space="preserve"> histogram</w:t>
-      </w:r>
-      <w:r>
-        <w:rPr>
-          <w:rFonts w:ascii="Times New Roman" w:hAnsi="Times New Roman" w:cs="Times New Roman"/>
-        </w:rPr>
-        <w:t xml:space="preserve"> result. By applying the entropy to the pattern distribution, the system quantifies the textural randomness of the fabric. This provides a high-level discriminator that helps the SVM distinguish between highly patterned traditional textiles and </w:t>
-      </w:r>
-      <w:r>
-        <w:rPr>
-          <w:rFonts w:ascii="Times New Roman" w:hAnsi="Times New Roman" w:cs="Times New Roman"/>
-        </w:rPr>
-        <w:t>uniform synthetic fibres.</w:t>
-      </w:r>
-    </w:p>
-    <w:p>
-      <w:pPr>
-        <w:rPr>
-          <w:rFonts w:ascii="Times New Roman" w:hAnsi="Times New Roman" w:cs="Times New Roman"/>
-        </w:rPr>
-      </w:pPr>
-    </w:p>
-    <w:p>
-      <w:pPr>
-        <w:rPr>
-          <w:rFonts w:ascii="Times New Roman" w:hAnsi="Times New Roman" w:cs="Times New Roman"/>
-        </w:rPr>
-      </w:pPr>
-      <w:r>
-        <w:rPr>
-          <w:rFonts w:ascii="Times New Roman" w:hAnsi="Times New Roman" w:cs="Times New Roman"/>
-        </w:rPr>
-        <w:t>Feature Fusion and Data Persistence</w:t>
-      </w:r>
-    </w:p>
-    <w:p>
-      <w:pPr>
-        <w:rPr>
-          <w:rFonts w:ascii="Times New Roman" w:hAnsi="Times New Roman" w:cs="Times New Roman"/>
-        </w:rPr>
-      </w:pPr>
-      <w:r>
-        <w:rPr>
-          <w:rFonts w:ascii="Times New Roman" w:hAnsi="Times New Roman" w:cs="Times New Roman"/>
-        </w:rPr>
-        <w:t xml:space="preserve">The final stage of this module is the unification of the texture vector. The statistical results </w:t>
-      </w:r>
-      <w:r>
-        <w:rPr>
-          <w:rFonts w:ascii="Times New Roman" w:hAnsi="Times New Roman" w:cs="Times New Roman"/>
-        </w:rPr>
-        <w:t>from the</w:t>
-      </w:r>
-      <w:r>
-        <w:rPr>
-          <w:rFonts w:ascii="Times New Roman" w:hAnsi="Times New Roman" w:cs="Times New Roman"/>
-        </w:rPr>
-        <w:t xml:space="preserve"> GLCM (Contrast, Dissimilarity, Homogeneity, Energy) and the micro-textural data from the LBP, including the entropy score, are </w:t>
-      </w:r>
-      <w:r>
-        <w:rPr>
-          <w:rFonts w:ascii="Times New Roman" w:hAnsi="Times New Roman" w:cs="Times New Roman"/>
-        </w:rPr>
-        <w:t>concatenated</w:t>
-      </w:r>
-      <w:r>
-        <w:rPr>
-          <w:rFonts w:ascii="Times New Roman" w:hAnsi="Times New Roman" w:cs="Times New Roman"/>
-        </w:rPr>
-        <w:t xml:space="preserve"> into a single 1D array. </w:t>
-      </w:r>
-      <w:r>
-        <w:rPr>
-          <w:rFonts w:ascii="Times New Roman" w:hAnsi="Times New Roman" w:cs="Times New Roman"/>
-        </w:rPr>
-        <w:t>This fused vector represents the unique mathematical identity of the designer’s fabric choice. To ensure a decoupled architecture, these features are saved in structured CSV files. This data persistence allows the classification module to be trained and executed without re-processing the raw images, significantly optimizing system performance.</w:t>
-      </w:r>
-    </w:p>
-    <w:p>
-      <w:pPr>
-        <w:rPr>
-          <w:rFonts w:ascii="Times New Roman" w:hAnsi="Times New Roman" w:cs="Times New Roman"/>
-        </w:rPr>
-      </w:pPr>
-      <w:r>
-        <w:rPr>
-          <w:rFonts w:ascii="Times New Roman" w:hAnsi="Times New Roman" w:cs="Times New Roman"/>
-        </w:rPr>
-        <w:t>3.</w:t>
-      </w:r>
-      <w:r>
-        <w:rPr>
-          <w:rFonts w:ascii="Times New Roman" w:hAnsi="Times New Roman" w:cs="Times New Roman"/>
-        </w:rPr>
-        <w:t>5</w:t>
-      </w:r>
-      <w:r>
-        <w:rPr>
-          <w:rFonts w:ascii="Times New Roman" w:hAnsi="Times New Roman" w:cs="Times New Roman"/>
-        </w:rPr>
-        <w:t xml:space="preserve">.3 </w:t>
-      </w:r>
-      <w:r>
-        <w:rPr>
-          <w:rFonts w:ascii="Times New Roman" w:hAnsi="Times New Roman" w:cs="Times New Roman"/>
-        </w:rPr>
-        <w:t>C</w:t>
-      </w:r>
-      <w:r>
-        <w:rPr>
-          <w:rFonts w:ascii="Times New Roman" w:hAnsi="Times New Roman" w:cs="Times New Roman"/>
-        </w:rPr>
-        <w:t xml:space="preserve">lassification and </w:t>
-      </w:r>
-      <w:r>
-        <w:rPr>
-          <w:rFonts w:ascii="Times New Roman" w:hAnsi="Times New Roman" w:cs="Times New Roman"/>
-        </w:rPr>
-        <w:t>C</w:t>
-      </w:r>
-      <w:r>
-        <w:rPr>
-          <w:rFonts w:ascii="Times New Roman" w:hAnsi="Times New Roman" w:cs="Times New Roman"/>
-        </w:rPr>
-        <w:t xml:space="preserve">lustering </w:t>
-      </w:r>
-      <w:r>
-        <w:rPr>
-          <w:rFonts w:ascii="Times New Roman" w:hAnsi="Times New Roman" w:cs="Times New Roman"/>
-        </w:rPr>
-        <w:t>M</w:t>
-      </w:r>
-      <w:r>
-        <w:rPr>
-          <w:rFonts w:ascii="Times New Roman" w:hAnsi="Times New Roman" w:cs="Times New Roman"/>
-        </w:rPr>
-        <w:t>odule</w:t>
-      </w:r>
-    </w:p>
-    <w:p>
-      <w:pPr>
-        <w:rPr>
-          <w:rFonts w:ascii="Times New Roman" w:hAnsi="Times New Roman" w:cs="Times New Roman"/>
-        </w:rPr>
-      </w:pPr>
-      <w:r>
-        <w:rPr>
-          <w:rFonts w:ascii="Times New Roman" w:hAnsi="Times New Roman" w:cs="Times New Roman"/>
-        </w:rPr>
-        <w:t xml:space="preserve">This module is responsible for the analytical core of the system and transforming the mathematical features extracted in the preceding modules into actionable insights. Because the system </w:t>
+        <w:t>The final stage of the analytical backend was the training and execution of the SVM classifier, implemented via scikit-learn library.</w:t>
+      </w:r>
+    </w:p>
+    <w:p>
+      <w:pPr>
+        <w:rPr>
+          <w:rFonts w:ascii="Times New Roman" w:hAnsi="Times New Roman" w:cs="Times New Roman"/>
+        </w:rPr>
+      </w:pPr>
+      <w:r>
+        <w:rPr>
+          <w:rFonts w:ascii="Times New Roman" w:hAnsi="Times New Roman" w:cs="Times New Roman"/>
+        </w:rPr>
+        <w:t xml:space="preserve">The concatenated CSV feature vectors </w:t>
+      </w:r>
+      <w:r>
+        <w:rPr>
+          <w:rFonts w:ascii="Times New Roman" w:hAnsi="Times New Roman" w:cs="Times New Roman"/>
+        </w:rPr>
+        <w:t xml:space="preserve">(includes LBP histograms, Entropy, and GLCM properties) were loaded into a primary dataset. The data was split into a training and testing subsets using </w:t>
       </w:r>
       <w:proofErr w:type="spellStart"/>
       <w:r>
         <w:rPr>
           <w:rFonts w:ascii="Times New Roman" w:hAnsi="Times New Roman" w:cs="Times New Roman"/>
         </w:rPr>
-        <w:t>analyzes</w:t>
+        <w:t>train_test_split</w:t>
       </w:r>
       <w:proofErr w:type="spellEnd"/>
       <w:r>
         <w:rPr>
           <w:rFonts w:ascii="Times New Roman" w:hAnsi="Times New Roman" w:cs="Times New Roman"/>
         </w:rPr>
-        <w:t xml:space="preserve"> two distinct domains, colour and fabric texture, it uses a bifurcated classification and clustering architecture.</w:t>
-      </w:r>
-    </w:p>
-    <w:p>
-      <w:pPr>
-        <w:rPr>
-          <w:rFonts w:ascii="Times New Roman" w:hAnsi="Times New Roman" w:cs="Times New Roman"/>
-        </w:rPr>
-      </w:pPr>
-    </w:p>
-    <w:p>
-      <w:pPr>
-        <w:rPr>
-          <w:rFonts w:ascii="Times New Roman" w:hAnsi="Times New Roman" w:cs="Times New Roman"/>
-        </w:rPr>
-      </w:pPr>
-      <w:r>
-        <w:rPr>
-          <w:rFonts w:ascii="Times New Roman" w:hAnsi="Times New Roman" w:cs="Times New Roman"/>
-        </w:rPr>
-        <w:t>K-Means Clustering</w:t>
-      </w:r>
-    </w:p>
-    <w:p>
-      <w:pPr>
-        <w:rPr>
-          <w:rFonts w:ascii="Times New Roman" w:hAnsi="Times New Roman" w:cs="Times New Roman"/>
-        </w:rPr>
-      </w:pPr>
-      <w:r>
-        <w:rPr>
-          <w:rFonts w:ascii="Times New Roman" w:hAnsi="Times New Roman" w:cs="Times New Roman"/>
-        </w:rPr>
-        <w:t xml:space="preserve">To extract the dominant colour palettes from the garments, the system relies on an unsupervised clustering approach. The isolated garment pixels, the output of the </w:t>
+        <w:t xml:space="preserve">. Because the feature scales varied drastically, a </w:t>
       </w:r>
       <w:proofErr w:type="spellStart"/>
-      <w:r>
-        <w:rPr>
-          <w:rFonts w:ascii="Times New Roman" w:hAnsi="Times New Roman" w:cs="Times New Roman"/>
-        </w:rPr>
-        <w:t>FashnHumanParser</w:t>
+      <w:proofErr w:type="gramStart"/>
+      <w:r>
+        <w:rPr>
+          <w:rFonts w:ascii="Times New Roman" w:hAnsi="Times New Roman" w:cs="Times New Roman"/>
+        </w:rPr>
+        <w:t>StandardScaler</w:t>
       </w:r>
       <w:proofErr w:type="spellEnd"/>
       <w:r>
         <w:rPr>
           <w:rFonts w:ascii="Times New Roman" w:hAnsi="Times New Roman" w:cs="Times New Roman"/>
         </w:rPr>
-        <w:t xml:space="preserve"> mask, are converted from the RGB colour space into the CIELAB (LAB) colour space. This conversion is critical because of the Euclidean distances in LAB space closely mimic human visual perception, preventing distorted colour associations (Al-Rawi &amp; Beel, 2020). The algorithm initializes a K-Means clustering model</w:t>
-      </w:r>
-      <w:r>
-        <w:rPr>
-          <w:rFonts w:ascii="Times New Roman" w:hAnsi="Times New Roman" w:cs="Times New Roman"/>
-        </w:rPr>
-        <w:t xml:space="preserve"> to group the thousands of garment pixels into 8 dominant spatial centroids. This custom Euclidean distance function evaluates each K-Means centroid against a predefined dictionary of 12 colours (e.g., “cream/khaki/beige”, “pink”, “blue”). To filter out the noise, the algorithm enforces a strict weight threshold: only colours that constitute more than 15% of the garment’s total surface </w:t>
-      </w:r>
+        <w:t>(</w:t>
+      </w:r>
+      <w:proofErr w:type="gramEnd"/>
+      <w:r>
+        <w:rPr>
+          <w:rFonts w:ascii="Times New Roman" w:hAnsi="Times New Roman" w:cs="Times New Roman"/>
+        </w:rPr>
+        <w:t>) object was initialized and fitted to the training data. This transformation normalized the dataset to a mean of zero and a standard deviation of one, preventing high-scaled variables from dominating the objective function.</w:t>
+      </w:r>
+    </w:p>
+    <w:p>
+      <w:pPr>
+        <w:rPr>
+          <w:rFonts w:ascii="Times New Roman" w:hAnsi="Times New Roman" w:cs="Times New Roman"/>
+        </w:rPr>
+      </w:pPr>
+      <w:r>
+        <w:rPr>
+          <w:rFonts w:ascii="Times New Roman" w:hAnsi="Times New Roman" w:cs="Times New Roman"/>
+        </w:rPr>
+        <w:t xml:space="preserve">The system was then fitted using a </w:t>
+      </w:r>
+      <w:proofErr w:type="spellStart"/>
+      <w:r>
+        <w:rPr>
+          <w:rFonts w:ascii="Times New Roman" w:hAnsi="Times New Roman" w:cs="Times New Roman"/>
+        </w:rPr>
+        <w:t>LinearSVC</w:t>
+      </w:r>
+      <w:proofErr w:type="spellEnd"/>
+      <w:r>
+        <w:rPr>
+          <w:rFonts w:ascii="Times New Roman" w:hAnsi="Times New Roman" w:cs="Times New Roman"/>
+        </w:rPr>
+        <w:t xml:space="preserve"> model:</w:t>
+      </w:r>
+    </w:p>
+    <w:p>
+      <w:pPr>
+        <w:rPr>
+          <w:rFonts w:ascii="Times New Roman" w:hAnsi="Times New Roman" w:cs="Times New Roman"/>
+        </w:rPr>
+      </w:pPr>
+      <w:r>
+        <w:rPr>
+          <w:rFonts w:ascii="Times New Roman" w:hAnsi="Times New Roman" w:cs="Times New Roman"/>
+        </w:rPr>
+        <w:drawing>
+          <wp:inline distT="0" distB="0" distL="0" distR="0" wp14:anchorId="733F4B39" wp14:editId="15FF0349">
+            <wp:extent cx="5731510" cy="1619885"/>
+            <wp:effectExtent l="0" t="0" r="2540" b="0"/>
+            <wp:docPr id="1830464003" name="Picture 1"/>
+            <wp:cNvGraphicFramePr>
+              <a:graphicFrameLocks xmlns:a="http://schemas.openxmlformats.org/drawingml/2006/main" noChangeAspect="1"/>
+            </wp:cNvGraphicFramePr>
+            <a:graphic xmlns:a="http://schemas.openxmlformats.org/drawingml/2006/main">
+              <a:graphicData uri="http://schemas.openxmlformats.org/drawingml/2006/picture">
+                <pic:pic xmlns:pic="http://schemas.openxmlformats.org/drawingml/2006/picture">
+                  <pic:nvPicPr>
+                    <pic:cNvPr id="1830464003" name=""/>
+                    <pic:cNvPicPr/>
+                  </pic:nvPicPr>
+                  <pic:blipFill>
+                    <a:blip r:embed="rId16"/>
+                    <a:stretch>
+                      <a:fillRect/>
+                    </a:stretch>
+                  </pic:blipFill>
+                  <pic:spPr>
+                    <a:xfrm>
+                      <a:off x="0" y="0"/>
+                      <a:ext cx="5731510" cy="1619885"/>
+                    </a:xfrm>
+                    <a:prstGeom prst="rect">
+                      <a:avLst/>
+                    </a:prstGeom>
+                  </pic:spPr>
+                </pic:pic>
+              </a:graphicData>
+            </a:graphic>
+          </wp:inline>
+        </w:drawing>
+      </w:r>
+      <w:r>
+        <w:rPr>
+          <w:rFonts w:ascii="Times New Roman" w:hAnsi="Times New Roman" w:cs="Times New Roman"/>
+        </w:rPr>
+        <w:t xml:space="preserve">The implementation of the </w:t>
+      </w:r>
+      <w:proofErr w:type="spellStart"/>
+      <w:r>
+        <w:rPr>
+          <w:rFonts w:ascii="Times New Roman" w:hAnsi="Times New Roman" w:cs="Times New Roman"/>
+        </w:rPr>
+        <w:t>LinearSVC</w:t>
+      </w:r>
+      <w:proofErr w:type="spellEnd"/>
+      <w:r>
+        <w:rPr>
+          <w:rFonts w:ascii="Times New Roman" w:hAnsi="Times New Roman" w:cs="Times New Roman"/>
+        </w:rPr>
+        <w:t xml:space="preserve"> successfully processed the high-dimensional fabric features, converging efficiently and outputting the system’s core predictive insights with a validation accuracy of 89.68%.</w:t>
+      </w:r>
+    </w:p>
+    <w:p>
+      <w:pPr>
+        <w:rPr>
+          <w:rFonts w:ascii="Times New Roman" w:hAnsi="Times New Roman" w:cs="Times New Roman"/>
+        </w:rPr>
+      </w:pPr>
+    </w:p>
+    <w:p>
+      <w:pPr>
+        <w:rPr>
+          <w:rFonts w:ascii="Times New Roman" w:hAnsi="Times New Roman" w:cs="Times New Roman"/>
+        </w:rPr>
+      </w:pPr>
+      <w:r>
+        <w:rPr>
+          <w:rFonts w:ascii="Times New Roman" w:hAnsi="Times New Roman" w:cs="Times New Roman"/>
+        </w:rPr>
+        <w:t xml:space="preserve">4.5 </w:t>
+      </w:r>
+      <w:r>
+        <w:rPr>
+          <w:rFonts w:ascii="Times New Roman" w:hAnsi="Times New Roman" w:cs="Times New Roman"/>
+        </w:rPr>
+        <w:t>API Integration and Dashboard Implementation</w:t>
+      </w:r>
+    </w:p>
+    <w:p>
+      <w:pPr>
+        <w:rPr>
+          <w:rFonts w:ascii="Times New Roman" w:hAnsi="Times New Roman" w:cs="Times New Roman"/>
+        </w:rPr>
+      </w:pPr>
+      <w:r>
+        <w:rPr>
+          <w:rFonts w:ascii="Times New Roman" w:hAnsi="Times New Roman" w:cs="Times New Roman"/>
+        </w:rPr>
+        <w:t>T</w:t>
+      </w:r>
+      <w:r>
+        <w:rPr>
+          <w:rFonts w:ascii="Times New Roman" w:hAnsi="Times New Roman" w:cs="Times New Roman"/>
+        </w:rPr>
+        <w:t>he transition from raw machine learning outputs to a functional user interface was managed through a full-stack, decoupled architecture. This phase involved the implementation of REST API and dynamic React frontend, bridged by a secure authentication layer.</w:t>
+      </w:r>
+    </w:p>
+    <w:p>
+      <w:pPr>
+        <w:rPr>
+          <w:rFonts w:ascii="Times New Roman" w:hAnsi="Times New Roman" w:cs="Times New Roman"/>
+        </w:rPr>
+      </w:pPr>
+    </w:p>
+    <w:p>
+      <w:pPr>
+        <w:rPr>
+          <w:rFonts w:ascii="Times New Roman" w:hAnsi="Times New Roman" w:cs="Times New Roman"/>
+        </w:rPr>
+      </w:pPr>
+      <w:r>
+        <w:rPr>
+          <w:rFonts w:ascii="Times New Roman" w:hAnsi="Times New Roman" w:cs="Times New Roman"/>
+        </w:rPr>
+        <w:t xml:space="preserve">4.5.1 </w:t>
+      </w:r>
+      <w:r>
+        <w:rPr>
+          <w:rFonts w:ascii="Times New Roman" w:hAnsi="Times New Roman" w:cs="Times New Roman"/>
+        </w:rPr>
+        <w:t>Backend API Implementation</w:t>
+      </w:r>
+      <w:r>
+        <w:rPr>
+          <w:rFonts w:ascii="Times New Roman" w:hAnsi="Times New Roman" w:cs="Times New Roman"/>
+        </w:rPr>
+        <w:t xml:space="preserve"> (</w:t>
+      </w:r>
+      <w:proofErr w:type="spellStart"/>
+      <w:r>
+        <w:rPr>
+          <w:rFonts w:ascii="Times New Roman" w:hAnsi="Times New Roman" w:cs="Times New Roman"/>
+        </w:rPr>
+        <w:t>FastAPI</w:t>
+      </w:r>
+      <w:proofErr w:type="spellEnd"/>
+      <w:r>
+        <w:rPr>
+          <w:rFonts w:ascii="Times New Roman" w:hAnsi="Times New Roman" w:cs="Times New Roman"/>
+        </w:rPr>
+        <w:t>)</w:t>
+      </w:r>
+    </w:p>
+    <w:p>
+      <w:pPr>
+        <w:rPr>
+          <w:rFonts w:ascii="Times New Roman" w:hAnsi="Times New Roman" w:cs="Times New Roman"/>
+        </w:rPr>
+      </w:pPr>
+      <w:r>
+        <w:rPr>
+          <w:rFonts w:ascii="Times New Roman" w:hAnsi="Times New Roman" w:cs="Times New Roman"/>
+        </w:rPr>
+        <w:t xml:space="preserve">The backend was developed using </w:t>
+      </w:r>
+      <w:proofErr w:type="spellStart"/>
+      <w:r>
+        <w:rPr>
+          <w:rFonts w:ascii="Times New Roman" w:hAnsi="Times New Roman" w:cs="Times New Roman"/>
+        </w:rPr>
+        <w:t>FastAPI</w:t>
+      </w:r>
+      <w:proofErr w:type="spellEnd"/>
+      <w:r>
+        <w:rPr>
+          <w:rFonts w:ascii="Times New Roman" w:hAnsi="Times New Roman" w:cs="Times New Roman"/>
+        </w:rPr>
+        <w:t>, chosen for its asynchronous capabilities and native support for complex data validation. To maintain a clean</w:t>
+      </w:r>
+      <w:r>
+        <w:rPr>
+          <w:rFonts w:ascii="Times New Roman" w:hAnsi="Times New Roman" w:cs="Times New Roman"/>
+        </w:rPr>
+        <w:t>, maintainable codebase, the API was implemented using a modular routing pattern (</w:t>
+      </w:r>
+      <w:proofErr w:type="spellStart"/>
+      <w:r>
+        <w:rPr>
+          <w:rFonts w:ascii="Times New Roman" w:hAnsi="Times New Roman" w:cs="Times New Roman"/>
+        </w:rPr>
+        <w:t>APIRouter</w:t>
+      </w:r>
+      <w:proofErr w:type="spellEnd"/>
+      <w:r>
+        <w:rPr>
+          <w:rFonts w:ascii="Times New Roman" w:hAnsi="Times New Roman" w:cs="Times New Roman"/>
+        </w:rPr>
+        <w:t>). This allowed the system to separate logical concerns into dedicated scripts:</w:t>
+      </w:r>
+    </w:p>
+    <w:p>
+      <w:pPr>
+        <w:pStyle w:val="ListParagraph"/>
+        <w:numPr>
+          <w:ilvl w:val="0"/>
+          <w:numId w:val="12"/>
+        </w:numPr>
+        <w:rPr>
+          <w:rFonts w:ascii="Times New Roman" w:hAnsi="Times New Roman" w:cs="Times New Roman"/>
+        </w:rPr>
+      </w:pPr>
+      <w:r>
+        <w:rPr>
+          <w:rFonts w:ascii="Times New Roman" w:hAnsi="Times New Roman" w:cs="Times New Roman"/>
+        </w:rPr>
+        <w:t>Colour and Fabric Scripts: These routers implement endpoints to retrieve quantitative data from the K-Means and SVM pipelines. They handle logic for “top 5” dominant trends and brand-specific frequency distributions.</w:t>
+      </w:r>
+    </w:p>
+    <w:p>
+      <w:pPr>
+        <w:pStyle w:val="ListParagraph"/>
+        <w:numPr>
+          <w:ilvl w:val="0"/>
+          <w:numId w:val="12"/>
+        </w:numPr>
+        <w:rPr>
+          <w:rFonts w:ascii="Times New Roman" w:hAnsi="Times New Roman" w:cs="Times New Roman"/>
+        </w:rPr>
+      </w:pPr>
+      <w:r>
+        <w:rPr>
+          <w:rFonts w:ascii="Times New Roman" w:hAnsi="Times New Roman" w:cs="Times New Roman"/>
+        </w:rPr>
+        <w:t>Insights Script: This module aggregates data to provide a “Collection Summary”, translating raw percentages into readable summaries for fashion analysts.</w:t>
+      </w:r>
+    </w:p>
+    <w:p>
+      <w:pPr>
+        <w:pStyle w:val="ListParagraph"/>
+        <w:numPr>
+          <w:ilvl w:val="0"/>
+          <w:numId w:val="12"/>
+        </w:numPr>
+        <w:rPr>
+          <w:rFonts w:ascii="Times New Roman" w:hAnsi="Times New Roman" w:cs="Times New Roman"/>
+        </w:rPr>
+      </w:pPr>
+      <w:r>
+        <w:rPr>
+          <w:rFonts w:ascii="Times New Roman" w:hAnsi="Times New Roman" w:cs="Times New Roman"/>
+        </w:rPr>
+        <w:t>Designers Script: This manages metadata specific to individual fashion brands featured in the Lagos Fashion Week 2025 dataset.</w:t>
+      </w:r>
+    </w:p>
+    <w:p>
+      <w:pPr>
+        <w:pStyle w:val="ListParagraph"/>
+        <w:numPr>
+          <w:ilvl w:val="0"/>
+          <w:numId w:val="12"/>
+        </w:numPr>
+        <w:rPr>
+          <w:rFonts w:ascii="Times New Roman" w:hAnsi="Times New Roman" w:cs="Times New Roman"/>
+        </w:rPr>
+      </w:pPr>
       <w:r>
         <w:rPr>
           <w:rFonts w:ascii="Times New Roman" w:hAnsi="Times New Roman" w:cs="Times New Roman"/>
         </w:rPr>
         <w:lastRenderedPageBreak/>
-        <w:t>area are recorded. This ensures that minor accessories or lighting artifacts do not skew the final palette (Karthick et al., 2023).</w:t>
-      </w:r>
-    </w:p>
-    <w:p>
-      <w:pPr>
-        <w:rPr>
-          <w:rFonts w:ascii="Times New Roman" w:hAnsi="Times New Roman" w:cs="Times New Roman"/>
-        </w:rPr>
-      </w:pPr>
-    </w:p>
-    <w:p>
-      <w:pPr>
-        <w:rPr>
-          <w:rFonts w:ascii="Times New Roman" w:hAnsi="Times New Roman" w:cs="Times New Roman"/>
-        </w:rPr>
-      </w:pPr>
-      <w:r>
-        <w:rPr>
-          <w:rFonts w:ascii="Times New Roman" w:hAnsi="Times New Roman" w:cs="Times New Roman"/>
-        </w:rPr>
-        <w:t>Support Vector Machine</w:t>
-      </w:r>
-    </w:p>
-    <w:p>
-      <w:pPr>
-        <w:rPr>
-          <w:rFonts w:ascii="Times New Roman" w:hAnsi="Times New Roman" w:cs="Times New Roman"/>
-        </w:rPr>
-      </w:pPr>
-      <w:r>
-        <w:rPr>
-          <w:rFonts w:ascii="Times New Roman" w:hAnsi="Times New Roman" w:cs="Times New Roman"/>
-        </w:rPr>
-        <w:t xml:space="preserve">To classify the complex textural signatures of the runway fabrics, the system utilizes a supervised machine learning approach. </w:t>
-      </w:r>
-    </w:p>
-    <w:p>
-      <w:pPr>
-        <w:rPr>
-          <w:rFonts w:ascii="Times New Roman" w:hAnsi="Times New Roman" w:cs="Times New Roman"/>
-        </w:rPr>
-      </w:pPr>
-      <w:r>
-        <w:rPr>
-          <w:rFonts w:ascii="Times New Roman" w:hAnsi="Times New Roman" w:cs="Times New Roman"/>
-        </w:rPr>
-        <w:t>3.</w:t>
-      </w:r>
-      <w:r>
-        <w:rPr>
-          <w:rFonts w:ascii="Times New Roman" w:hAnsi="Times New Roman" w:cs="Times New Roman"/>
-        </w:rPr>
-        <w:t>5</w:t>
-      </w:r>
-      <w:r>
-        <w:rPr>
-          <w:rFonts w:ascii="Times New Roman" w:hAnsi="Times New Roman" w:cs="Times New Roman"/>
-        </w:rPr>
-        <w:t>.4 visualisation module</w:t>
-      </w:r>
-    </w:p>
-    <w:p>
-      <w:pPr>
-        <w:rPr>
-          <w:rFonts w:ascii="Times New Roman" w:hAnsi="Times New Roman" w:cs="Times New Roman"/>
-        </w:rPr>
-      </w:pPr>
-      <w:r>
-        <w:rPr>
-          <w:rFonts w:ascii="Times New Roman" w:hAnsi="Times New Roman" w:cs="Times New Roman"/>
-        </w:rPr>
-        <w:t xml:space="preserve">3.6 </w:t>
-      </w:r>
-      <w:r>
-        <w:rPr>
-          <w:rFonts w:ascii="Times New Roman" w:hAnsi="Times New Roman" w:cs="Times New Roman"/>
-        </w:rPr>
-        <w:t>UI/UX Design</w:t>
-      </w:r>
-    </w:p>
-    <w:p>
-      <w:pPr>
-        <w:rPr>
-          <w:rFonts w:ascii="Times New Roman" w:hAnsi="Times New Roman" w:cs="Times New Roman"/>
-        </w:rPr>
-      </w:pPr>
-      <w:r>
-        <w:rPr>
-          <w:rFonts w:ascii="Times New Roman" w:hAnsi="Times New Roman" w:cs="Times New Roman"/>
-        </w:rPr>
-        <w:t xml:space="preserve">3.6.1 Dashboard Layout &amp; Navigation - </w:t>
-      </w:r>
-      <w:r>
-        <w:rPr>
-          <w:rFonts w:ascii="Times New Roman" w:hAnsi="Times New Roman" w:cs="Times New Roman"/>
-        </w:rPr>
-        <w:t>Layout of dashboard images</w:t>
+        <w:t>Data Loader Script: This is a centralized utility service that was implemented to handle the I/O operations, safely ingesting the serialized JSON outputs from the analytical pipeline and serving them to the routers.</w:t>
+      </w:r>
+    </w:p>
+    <w:p>
+      <w:pPr>
+        <w:rPr>
+          <w:rFonts w:ascii="Times New Roman" w:hAnsi="Times New Roman" w:cs="Times New Roman"/>
+        </w:rPr>
+      </w:pPr>
+    </w:p>
+    <w:p>
+      <w:pPr>
+        <w:rPr>
+          <w:rFonts w:ascii="Times New Roman" w:hAnsi="Times New Roman" w:cs="Times New Roman"/>
+        </w:rPr>
+      </w:pPr>
+      <w:r>
+        <w:rPr>
+          <w:rFonts w:ascii="Times New Roman" w:hAnsi="Times New Roman" w:cs="Times New Roman"/>
+        </w:rPr>
+        <w:t>4.5.2 Implementation of Security &amp; Authentication</w:t>
+      </w:r>
+    </w:p>
+    <w:p>
+      <w:pPr>
+        <w:rPr>
+          <w:rFonts w:ascii="Times New Roman" w:hAnsi="Times New Roman" w:cs="Times New Roman"/>
+        </w:rPr>
+      </w:pPr>
+      <w:r>
+        <w:rPr>
+          <w:rFonts w:ascii="Times New Roman" w:hAnsi="Times New Roman" w:cs="Times New Roman"/>
+        </w:rPr>
+        <w:t xml:space="preserve">To protect the fashion analytics, a strict security layer was implemented. Unlike basic dashboards, the </w:t>
+      </w:r>
+      <w:proofErr w:type="spellStart"/>
+      <w:r>
+        <w:rPr>
+          <w:rFonts w:ascii="Times New Roman" w:hAnsi="Times New Roman" w:cs="Times New Roman"/>
+        </w:rPr>
+        <w:t>HoL</w:t>
+      </w:r>
+      <w:proofErr w:type="spellEnd"/>
+      <w:r>
+        <w:rPr>
+          <w:rFonts w:ascii="Times New Roman" w:hAnsi="Times New Roman" w:cs="Times New Roman"/>
+        </w:rPr>
+        <w:t xml:space="preserve"> system utilizes JSON Web Tokens (JWT) for stateless authentication.</w:t>
+      </w:r>
+    </w:p>
+    <w:p>
+      <w:pPr>
+        <w:pStyle w:val="ListParagraph"/>
+        <w:numPr>
+          <w:ilvl w:val="0"/>
+          <w:numId w:val="13"/>
+        </w:numPr>
+        <w:rPr>
+          <w:rFonts w:ascii="Times New Roman" w:hAnsi="Times New Roman" w:cs="Times New Roman"/>
+        </w:rPr>
+      </w:pPr>
+      <w:r>
+        <w:rPr>
+          <w:rFonts w:ascii="Times New Roman" w:hAnsi="Times New Roman" w:cs="Times New Roman"/>
+        </w:rPr>
+        <w:t>Cryptographic</w:t>
+      </w:r>
+      <w:r>
+        <w:rPr>
+          <w:rFonts w:ascii="Times New Roman" w:hAnsi="Times New Roman" w:cs="Times New Roman"/>
+        </w:rPr>
+        <w:t xml:space="preserve"> Hashing: Utilizing the </w:t>
+      </w:r>
+      <w:r>
+        <w:rPr>
+          <w:rFonts w:ascii="Times New Roman" w:hAnsi="Times New Roman" w:cs="Times New Roman"/>
+        </w:rPr>
+        <w:t>‘</w:t>
+      </w:r>
+      <w:proofErr w:type="spellStart"/>
+      <w:r>
+        <w:rPr>
+          <w:rFonts w:ascii="Times New Roman" w:hAnsi="Times New Roman" w:cs="Times New Roman"/>
+        </w:rPr>
+        <w:t>passlib</w:t>
+      </w:r>
+      <w:proofErr w:type="spellEnd"/>
+      <w:r>
+        <w:rPr>
+          <w:rFonts w:ascii="Times New Roman" w:hAnsi="Times New Roman" w:cs="Times New Roman"/>
+        </w:rPr>
+        <w:t>’</w:t>
+      </w:r>
+      <w:r>
+        <w:rPr>
+          <w:rFonts w:ascii="Times New Roman" w:hAnsi="Times New Roman" w:cs="Times New Roman"/>
+        </w:rPr>
+        <w:t xml:space="preserve"> library with the </w:t>
+      </w:r>
+      <w:r>
+        <w:rPr>
+          <w:rFonts w:ascii="Times New Roman" w:hAnsi="Times New Roman" w:cs="Times New Roman"/>
+        </w:rPr>
+        <w:t>‘</w:t>
+      </w:r>
+      <w:proofErr w:type="spellStart"/>
+      <w:r>
+        <w:rPr>
+          <w:rFonts w:ascii="Times New Roman" w:hAnsi="Times New Roman" w:cs="Times New Roman"/>
+        </w:rPr>
+        <w:t>bcrypt</w:t>
+      </w:r>
+      <w:proofErr w:type="spellEnd"/>
+      <w:r>
+        <w:rPr>
+          <w:rFonts w:ascii="Times New Roman" w:hAnsi="Times New Roman" w:cs="Times New Roman"/>
+        </w:rPr>
+        <w:t>’</w:t>
+      </w:r>
+      <w:r>
+        <w:rPr>
+          <w:rFonts w:ascii="Times New Roman" w:hAnsi="Times New Roman" w:cs="Times New Roman"/>
+        </w:rPr>
+        <w:t xml:space="preserve"> algorithm, user passwords are never stored in plain text.</w:t>
+      </w:r>
+    </w:p>
+    <w:p>
+      <w:pPr>
+        <w:pStyle w:val="ListParagraph"/>
+        <w:numPr>
+          <w:ilvl w:val="0"/>
+          <w:numId w:val="13"/>
+        </w:numPr>
+        <w:rPr>
+          <w:rFonts w:ascii="Times New Roman" w:hAnsi="Times New Roman" w:cs="Times New Roman"/>
+        </w:rPr>
+      </w:pPr>
+      <w:r>
+        <w:rPr>
+          <w:rFonts w:ascii="Times New Roman" w:hAnsi="Times New Roman" w:cs="Times New Roman"/>
+        </w:rPr>
+        <w:t>Token Generation: Upon a successful login, the system utilizes the ‘</w:t>
+      </w:r>
+      <w:proofErr w:type="spellStart"/>
+      <w:r>
+        <w:rPr>
+          <w:rFonts w:ascii="Times New Roman" w:hAnsi="Times New Roman" w:cs="Times New Roman"/>
+        </w:rPr>
+        <w:t>jose</w:t>
+      </w:r>
+      <w:proofErr w:type="spellEnd"/>
+      <w:r>
+        <w:rPr>
+          <w:rFonts w:ascii="Times New Roman" w:hAnsi="Times New Roman" w:cs="Times New Roman"/>
+        </w:rPr>
+        <w:t>’ library to generate a signed JWT. This token is then required for the frontend to access protected data routers, ensuring that only authorized users can view the full LFW 2025 analysis.</w:t>
+      </w:r>
+    </w:p>
+    <w:p>
+      <w:pPr>
+        <w:rPr>
+          <w:rFonts w:ascii="Times New Roman" w:hAnsi="Times New Roman" w:cs="Times New Roman"/>
+        </w:rPr>
+      </w:pPr>
+    </w:p>
+    <w:p>
+      <w:pPr>
+        <w:rPr>
+          <w:rFonts w:ascii="Times New Roman" w:hAnsi="Times New Roman" w:cs="Times New Roman"/>
+        </w:rPr>
+      </w:pPr>
+      <w:r>
+        <w:rPr>
+          <w:rFonts w:ascii="Times New Roman" w:hAnsi="Times New Roman" w:cs="Times New Roman"/>
+        </w:rPr>
+        <w:t>4.5.3 Frontend Architecture and Asynchronous Data Fetching</w:t>
+      </w:r>
+    </w:p>
+    <w:p>
+      <w:pPr>
+        <w:rPr>
+          <w:rFonts w:ascii="Times New Roman" w:hAnsi="Times New Roman" w:cs="Times New Roman"/>
+        </w:rPr>
+      </w:pPr>
+      <w:r>
+        <w:rPr>
+          <w:rFonts w:ascii="Times New Roman" w:hAnsi="Times New Roman" w:cs="Times New Roman"/>
+        </w:rPr>
+        <w:t>This dashboard was implemented using React (JSX). To ensure a high-performance user experience, the frontend was developed to be completely reactive:</w:t>
+      </w:r>
+    </w:p>
+    <w:p>
+      <w:pPr>
+        <w:pStyle w:val="ListParagraph"/>
+        <w:numPr>
+          <w:ilvl w:val="0"/>
+          <w:numId w:val="14"/>
+        </w:numPr>
+        <w:rPr>
+          <w:rFonts w:ascii="Times New Roman" w:hAnsi="Times New Roman" w:cs="Times New Roman"/>
+        </w:rPr>
+      </w:pPr>
+      <w:r>
+        <w:rPr>
+          <w:rFonts w:ascii="Times New Roman" w:hAnsi="Times New Roman" w:cs="Times New Roman"/>
+        </w:rPr>
+        <w:t>Asynchronous API Service: Using the ‘</w:t>
+      </w:r>
+      <w:proofErr w:type="spellStart"/>
+      <w:r>
+        <w:rPr>
+          <w:rFonts w:ascii="Times New Roman" w:hAnsi="Times New Roman" w:cs="Times New Roman"/>
+        </w:rPr>
+        <w:t>axios</w:t>
+      </w:r>
+      <w:proofErr w:type="spellEnd"/>
+      <w:proofErr w:type="gramStart"/>
+      <w:r>
+        <w:rPr>
+          <w:rFonts w:ascii="Times New Roman" w:hAnsi="Times New Roman" w:cs="Times New Roman"/>
+        </w:rPr>
+        <w:t>’  library</w:t>
+      </w:r>
+      <w:proofErr w:type="gramEnd"/>
+      <w:r>
+        <w:rPr>
+          <w:rFonts w:ascii="Times New Roman" w:hAnsi="Times New Roman" w:cs="Times New Roman"/>
+        </w:rPr>
+        <w:t xml:space="preserve">, the frontend communicates with the </w:t>
+      </w:r>
+      <w:proofErr w:type="spellStart"/>
+      <w:r>
+        <w:rPr>
+          <w:rFonts w:ascii="Times New Roman" w:hAnsi="Times New Roman" w:cs="Times New Roman"/>
+        </w:rPr>
+        <w:t>FastAPI</w:t>
+      </w:r>
+      <w:proofErr w:type="spellEnd"/>
+      <w:r>
+        <w:rPr>
+          <w:rFonts w:ascii="Times New Roman" w:hAnsi="Times New Roman" w:cs="Times New Roman"/>
+        </w:rPr>
+        <w:t xml:space="preserve"> backend. It was programmed to handle loading and error states, ensuring the UI remains stable even during network latencies.</w:t>
+      </w:r>
+    </w:p>
+    <w:p>
+      <w:pPr>
+        <w:pStyle w:val="ListParagraph"/>
+        <w:numPr>
+          <w:ilvl w:val="0"/>
+          <w:numId w:val="14"/>
+        </w:numPr>
+        <w:rPr>
+          <w:rFonts w:ascii="Times New Roman" w:hAnsi="Times New Roman" w:cs="Times New Roman"/>
+        </w:rPr>
+      </w:pPr>
+      <w:r>
+        <w:rPr>
+          <w:rFonts w:ascii="Times New Roman" w:hAnsi="Times New Roman" w:cs="Times New Roman"/>
+        </w:rPr>
+        <w:t xml:space="preserve">Component Logics: These components use </w:t>
+      </w:r>
+      <w:proofErr w:type="spellStart"/>
+      <w:r>
+        <w:rPr>
+          <w:rFonts w:ascii="Times New Roman" w:hAnsi="Times New Roman" w:cs="Times New Roman"/>
+        </w:rPr>
+        <w:t>React’s</w:t>
+      </w:r>
+      <w:proofErr w:type="spellEnd"/>
+      <w:r>
+        <w:rPr>
+          <w:rFonts w:ascii="Times New Roman" w:hAnsi="Times New Roman" w:cs="Times New Roman"/>
+        </w:rPr>
+        <w:t xml:space="preserve"> ‘</w:t>
+      </w:r>
+      <w:proofErr w:type="spellStart"/>
+      <w:r>
+        <w:rPr>
+          <w:rFonts w:ascii="Times New Roman" w:hAnsi="Times New Roman" w:cs="Times New Roman"/>
+        </w:rPr>
+        <w:t>useEffect</w:t>
+      </w:r>
+      <w:proofErr w:type="spellEnd"/>
+      <w:r>
+        <w:rPr>
+          <w:rFonts w:ascii="Times New Roman" w:hAnsi="Times New Roman" w:cs="Times New Roman"/>
+        </w:rPr>
+        <w:t>’ and ‘</w:t>
+      </w:r>
+      <w:proofErr w:type="spellStart"/>
+      <w:r>
+        <w:rPr>
+          <w:rFonts w:ascii="Times New Roman" w:hAnsi="Times New Roman" w:cs="Times New Roman"/>
+        </w:rPr>
+        <w:t>useState</w:t>
+      </w:r>
+      <w:proofErr w:type="spellEnd"/>
+      <w:r>
+        <w:rPr>
+          <w:rFonts w:ascii="Times New Roman" w:hAnsi="Times New Roman" w:cs="Times New Roman"/>
+        </w:rPr>
+        <w:t xml:space="preserve">’ hooks to trigger API calls on the page load, dynamically rendering the analytical data through the </w:t>
+      </w:r>
+      <w:proofErr w:type="spellStart"/>
+      <w:r>
+        <w:rPr>
+          <w:rFonts w:ascii="Times New Roman" w:hAnsi="Times New Roman" w:cs="Times New Roman"/>
+        </w:rPr>
+        <w:t>ColourCharts</w:t>
+      </w:r>
+      <w:proofErr w:type="spellEnd"/>
+      <w:r>
+        <w:rPr>
+          <w:rFonts w:ascii="Times New Roman" w:hAnsi="Times New Roman" w:cs="Times New Roman"/>
+        </w:rPr>
+        <w:t xml:space="preserve"> and </w:t>
+      </w:r>
+      <w:proofErr w:type="spellStart"/>
+      <w:r>
+        <w:rPr>
+          <w:rFonts w:ascii="Times New Roman" w:hAnsi="Times New Roman" w:cs="Times New Roman"/>
+        </w:rPr>
+        <w:t>FabricCharts</w:t>
+      </w:r>
+      <w:proofErr w:type="spellEnd"/>
+      <w:r>
+        <w:rPr>
+          <w:rFonts w:ascii="Times New Roman" w:hAnsi="Times New Roman" w:cs="Times New Roman"/>
+        </w:rPr>
+        <w:t xml:space="preserve"> components.</w:t>
+      </w:r>
+    </w:p>
+    <w:p>
+      <w:pPr>
+        <w:pStyle w:val="ListParagraph"/>
+        <w:numPr>
+          <w:ilvl w:val="0"/>
+          <w:numId w:val="14"/>
+        </w:numPr>
+        <w:rPr>
+          <w:rFonts w:ascii="Times New Roman" w:hAnsi="Times New Roman" w:cs="Times New Roman"/>
+        </w:rPr>
+      </w:pPr>
+      <w:r>
+        <w:rPr>
+          <w:rFonts w:ascii="Times New Roman" w:hAnsi="Times New Roman" w:cs="Times New Roman"/>
+        </w:rPr>
+        <w:t xml:space="preserve">Dynamic Image Gallery: To provide a lookbook experience, a dynamic slideshow was introduced. This component programmatically cycles through the images fetched from the </w:t>
+      </w:r>
+      <w:proofErr w:type="spellStart"/>
+      <w:r>
+        <w:rPr>
+          <w:rFonts w:ascii="Times New Roman" w:hAnsi="Times New Roman" w:cs="Times New Roman"/>
+        </w:rPr>
+        <w:t>FastAPI</w:t>
+      </w:r>
+      <w:proofErr w:type="spellEnd"/>
+      <w:r>
+        <w:rPr>
+          <w:rFonts w:ascii="Times New Roman" w:hAnsi="Times New Roman" w:cs="Times New Roman"/>
+        </w:rPr>
+        <w:t xml:space="preserve"> ‘/images’ mount, providing a seamless visual overview of each brand’s collection.</w:t>
+      </w:r>
+    </w:p>
+    <w:p>
+      <w:pPr>
+        <w:pStyle w:val="ListParagraph"/>
+        <w:numPr>
+          <w:ilvl w:val="0"/>
+          <w:numId w:val="14"/>
+        </w:numPr>
+        <w:rPr>
+          <w:rFonts w:ascii="Times New Roman" w:hAnsi="Times New Roman" w:cs="Times New Roman"/>
+        </w:rPr>
+      </w:pPr>
+      <w:r>
+        <w:rPr>
+          <w:rFonts w:ascii="Times New Roman" w:hAnsi="Times New Roman" w:cs="Times New Roman"/>
+        </w:rPr>
+        <w:t>Security Integration: A dedicated authentication service was implemented on the frontend to manage the storage of JWT tokens in the browser’s local storage and to protect private routes from unauthenticated access.</w:t>
+      </w:r>
+    </w:p>
+    <w:p>
+      <w:pPr>
+        <w:pStyle w:val="ListParagraph"/>
+        <w:numPr>
+          <w:ilvl w:val="0"/>
+          <w:numId w:val="14"/>
+        </w:numPr>
+        <w:rPr>
+          <w:rFonts w:ascii="Times New Roman" w:hAnsi="Times New Roman" w:cs="Times New Roman"/>
+        </w:rPr>
+      </w:pPr>
+      <w:r>
+        <w:rPr>
+          <w:rFonts w:ascii="Times New Roman" w:hAnsi="Times New Roman" w:cs="Times New Roman"/>
+        </w:rPr>
+        <w:t>Reactive Filtering: In the Brand Analysis script, the system uses the Brand Selector component to update the application state. When a new designer is selected, a chain of asynchronous requests is triggered to refresh the charts, insights, and image gallery in real-time without a page reload.</w:t>
+      </w:r>
+    </w:p>
+    <w:p>
+      <w:pPr>
+        <w:rPr>
+          <w:rFonts w:ascii="Times New Roman" w:hAnsi="Times New Roman" w:cs="Times New Roman"/>
+        </w:rPr>
+      </w:pPr>
+      <w:r>
+        <w:rPr>
+          <w:rFonts w:ascii="Times New Roman" w:hAnsi="Times New Roman" w:cs="Times New Roman"/>
+        </w:rPr>
+        <w:t>4.6 Implementation Challenges</w:t>
+      </w:r>
+    </w:p>
+    <w:p>
+      <w:pPr>
+        <w:rPr>
+          <w:rFonts w:ascii="Times New Roman" w:hAnsi="Times New Roman" w:cs="Times New Roman"/>
+        </w:rPr>
+      </w:pPr>
+      <w:r>
+        <w:rPr>
+          <w:rFonts w:ascii="Times New Roman" w:hAnsi="Times New Roman" w:cs="Times New Roman"/>
+        </w:rPr>
+        <w:t>4.7 Summary</w:t>
+      </w:r>
+    </w:p>
+    <w:p>
+      <w:pPr>
+        <w:rPr>
+          <w:rFonts w:ascii="Times New Roman" w:hAnsi="Times New Roman" w:cs="Times New Roman"/>
+        </w:rPr>
+      </w:pPr>
+      <w:r>
+        <w:rPr>
+          <w:rFonts w:ascii="Times New Roman" w:hAnsi="Times New Roman" w:cs="Times New Roman"/>
+        </w:rPr>
+        <w:t>The implementation phase successfully translated the theoretical design of the House of Lasgidi (</w:t>
+      </w:r>
+      <w:proofErr w:type="spellStart"/>
+      <w:r>
+        <w:rPr>
+          <w:rFonts w:ascii="Times New Roman" w:hAnsi="Times New Roman" w:cs="Times New Roman"/>
+        </w:rPr>
+        <w:t>HoL</w:t>
+      </w:r>
+      <w:proofErr w:type="spellEnd"/>
+      <w:r>
+        <w:rPr>
+          <w:rFonts w:ascii="Times New Roman" w:hAnsi="Times New Roman" w:cs="Times New Roman"/>
+        </w:rPr>
+        <w:t xml:space="preserve">) system into a functional, end-to-end application. By combining high-accuracy </w:t>
+      </w:r>
+      <w:r>
+        <w:rPr>
+          <w:rFonts w:ascii="Times New Roman" w:hAnsi="Times New Roman" w:cs="Times New Roman"/>
+        </w:rPr>
+        <w:lastRenderedPageBreak/>
+        <w:t>machine learning (SVM/K-Means) with a modern full-stack environment (</w:t>
+      </w:r>
+      <w:proofErr w:type="spellStart"/>
+      <w:r>
+        <w:rPr>
+          <w:rFonts w:ascii="Times New Roman" w:hAnsi="Times New Roman" w:cs="Times New Roman"/>
+        </w:rPr>
+        <w:t>FastAPI</w:t>
+      </w:r>
+      <w:proofErr w:type="spellEnd"/>
+      <w:r>
+        <w:rPr>
+          <w:rFonts w:ascii="Times New Roman" w:hAnsi="Times New Roman" w:cs="Times New Roman"/>
+        </w:rPr>
+        <w:t>/React), the system provides a strong platform for fashion trend analysis. The code is modular, secure, and prepared for the final Testing and Evaluation phase.</w:t>
+      </w:r>
+    </w:p>
+    <w:p>
+      <w:pPr>
+        <w:rPr>
+          <w:rFonts w:ascii="Times New Roman" w:hAnsi="Times New Roman" w:cs="Times New Roman"/>
+        </w:rPr>
+      </w:pPr>
+      <w:r>
+        <w:rPr>
+          <w:rFonts w:ascii="Times New Roman" w:hAnsi="Times New Roman" w:cs="Times New Roman"/>
+        </w:rPr>
+        <w:t xml:space="preserve">5 </w:t>
+      </w:r>
+      <w:r>
+        <w:rPr>
+          <w:rFonts w:ascii="Times New Roman" w:hAnsi="Times New Roman" w:cs="Times New Roman"/>
+        </w:rPr>
+        <w:t>System Walkthrough and Testing</w:t>
+      </w:r>
+    </w:p>
+    <w:p>
+      <w:pPr>
+        <w:rPr>
+          <w:rFonts w:ascii="Times New Roman" w:hAnsi="Times New Roman" w:cs="Times New Roman"/>
+        </w:rPr>
+      </w:pPr>
+      <w:r>
+        <w:rPr>
+          <w:rFonts w:ascii="Times New Roman" w:hAnsi="Times New Roman" w:cs="Times New Roman"/>
+        </w:rPr>
+        <w:t>5.1 System Walkthrough</w:t>
+      </w:r>
+    </w:p>
+    <w:p>
+      <w:pPr>
+        <w:rPr>
+          <w:rFonts w:ascii="Times New Roman" w:hAnsi="Times New Roman" w:cs="Times New Roman"/>
+        </w:rPr>
+      </w:pPr>
+      <w:r>
+        <w:rPr>
+          <w:rFonts w:ascii="Times New Roman" w:hAnsi="Times New Roman" w:cs="Times New Roman"/>
+        </w:rPr>
+        <w:t>The House of Lasgidi (</w:t>
+      </w:r>
+      <w:proofErr w:type="spellStart"/>
+      <w:r>
+        <w:rPr>
+          <w:rFonts w:ascii="Times New Roman" w:hAnsi="Times New Roman" w:cs="Times New Roman"/>
+        </w:rPr>
+        <w:t>HoL</w:t>
+      </w:r>
+      <w:proofErr w:type="spellEnd"/>
+      <w:r>
+        <w:rPr>
+          <w:rFonts w:ascii="Times New Roman" w:hAnsi="Times New Roman" w:cs="Times New Roman"/>
+        </w:rPr>
+        <w:t>) dashboard is designed to provide a seamless, intuitive experience for fashion analysts, moving from high-level event metrics to granular brand insights.</w:t>
+      </w:r>
+    </w:p>
+    <w:p>
+      <w:pPr>
+        <w:pStyle w:val="ListParagraph"/>
+        <w:numPr>
+          <w:ilvl w:val="0"/>
+          <w:numId w:val="15"/>
+        </w:numPr>
+        <w:rPr>
+          <w:rFonts w:ascii="Times New Roman" w:hAnsi="Times New Roman" w:cs="Times New Roman"/>
+        </w:rPr>
+      </w:pPr>
+      <w:r>
+        <w:rPr>
+          <w:rFonts w:ascii="Times New Roman" w:hAnsi="Times New Roman" w:cs="Times New Roman"/>
+        </w:rPr>
+        <w:t xml:space="preserve">Authentication phase: The user arrives at the portal and is presented with the login component. Upon entering valid credentials, the </w:t>
+      </w:r>
+      <w:proofErr w:type="spellStart"/>
+      <w:r>
+        <w:rPr>
+          <w:rFonts w:ascii="Times New Roman" w:hAnsi="Times New Roman" w:cs="Times New Roman"/>
+        </w:rPr>
+        <w:t>FastAPI</w:t>
+      </w:r>
+      <w:proofErr w:type="spellEnd"/>
+      <w:r>
+        <w:rPr>
+          <w:rFonts w:ascii="Times New Roman" w:hAnsi="Times New Roman" w:cs="Times New Roman"/>
+        </w:rPr>
+        <w:t xml:space="preserve"> backend verifies the hashed password and issues a secure JWT, granting access to the protected routes.</w:t>
+      </w:r>
+    </w:p>
+    <w:p>
+      <w:pPr>
+        <w:pStyle w:val="ListParagraph"/>
+        <w:numPr>
+          <w:ilvl w:val="0"/>
+          <w:numId w:val="15"/>
+        </w:numPr>
+        <w:rPr>
+          <w:rFonts w:ascii="Times New Roman" w:hAnsi="Times New Roman" w:cs="Times New Roman"/>
+        </w:rPr>
+      </w:pPr>
+      <w:r>
+        <w:rPr>
+          <w:rFonts w:ascii="Times New Roman" w:hAnsi="Times New Roman" w:cs="Times New Roman"/>
+        </w:rPr>
+        <w:t>The Overview Analysis: Post login, the user is routed to the Overview page. This fetches the global Lagos Fashion Week 2025 data, instantly rendering the overall colour palettes and fabric distributions via Recharts, providing immediate insights into the season’s trends.</w:t>
+      </w:r>
+    </w:p>
+    <w:p>
+      <w:pPr>
+        <w:pStyle w:val="ListParagraph"/>
+        <w:numPr>
+          <w:ilvl w:val="0"/>
+          <w:numId w:val="15"/>
+        </w:numPr>
+        <w:rPr>
+          <w:rFonts w:ascii="Times New Roman" w:hAnsi="Times New Roman" w:cs="Times New Roman"/>
+        </w:rPr>
+      </w:pPr>
+      <w:r>
+        <w:rPr>
+          <w:rFonts w:ascii="Times New Roman" w:hAnsi="Times New Roman" w:cs="Times New Roman"/>
+        </w:rPr>
+        <w:t>Brand-Specific Analysis: The user can navigate to the Brand Analysis page. Using the custom Brand Selector, they can filter by specific designers. The dashboard dynamically updates without the page reloading, to display the brand’s specific charts, automated image gallery, and fabric insights</w:t>
       </w:r>
       <w:r>
         <w:rPr>
@@ -6095,240 +9058,374 @@
         </w:rPr>
         <w:t>.</w:t>
       </w:r>
-      <w:r>
-        <w:rPr>
-          <w:rFonts w:ascii="Times New Roman" w:hAnsi="Times New Roman" w:cs="Times New Roman"/>
-        </w:rPr>
-        <w:t xml:space="preserve"> Include low-fidelity wireframes of your dashboard. Show where the overview stats go and where the brand-specific analysis sits. And justify how the design is </w:t>
-      </w:r>
-      <w:r>
-        <w:rPr>
-          <w:rFonts w:ascii="Times New Roman" w:hAnsi="Times New Roman" w:cs="Times New Roman"/>
-        </w:rPr>
-        <w:t>user-focused</w:t>
-      </w:r>
-      <w:r>
-        <w:rPr>
-          <w:rFonts w:ascii="Times New Roman" w:hAnsi="Times New Roman" w:cs="Times New Roman"/>
-        </w:rPr>
-        <w:t>.</w:t>
-      </w:r>
-    </w:p>
-    <w:p>
-      <w:pPr>
-        <w:rPr>
-          <w:rFonts w:ascii="Times New Roman" w:hAnsi="Times New Roman" w:cs="Times New Roman"/>
-        </w:rPr>
-      </w:pPr>
-      <w:r>
-        <w:rPr>
-          <w:rFonts w:ascii="Times New Roman" w:hAnsi="Times New Roman" w:cs="Times New Roman"/>
-        </w:rPr>
-        <w:t xml:space="preserve">3.7 Data Design. </w:t>
-      </w:r>
-      <w:r>
-        <w:rPr>
-          <w:rFonts w:ascii="Times New Roman" w:hAnsi="Times New Roman" w:cs="Times New Roman"/>
-        </w:rPr>
-        <w:t>How data is structured and stored between the AI output and the Dashboard</w:t>
-      </w:r>
-      <w:r>
-        <w:rPr>
-          <w:rFonts w:ascii="Times New Roman" w:hAnsi="Times New Roman" w:cs="Times New Roman"/>
-        </w:rPr>
-        <w:t xml:space="preserve">. </w:t>
-      </w:r>
-      <w:r>
-        <w:rPr>
-          <w:rFonts w:ascii="Times New Roman" w:hAnsi="Times New Roman" w:cs="Times New Roman"/>
-        </w:rPr>
-        <w:t>How is the sentiment data stored? (e.g., JSON files, CSV, or an internal Python dictionary structure?). Examiners want to see how you organized the brand-specific results.</w:t>
-      </w:r>
-    </w:p>
-    <w:p>
-      <w:pPr>
-        <w:rPr>
-          <w:rFonts w:ascii="Times New Roman" w:hAnsi="Times New Roman" w:cs="Times New Roman"/>
-        </w:rPr>
-      </w:pPr>
-      <w:r>
-        <w:rPr>
-          <w:rFonts w:ascii="Times New Roman" w:hAnsi="Times New Roman" w:cs="Times New Roman"/>
-        </w:rPr>
-        <w:t xml:space="preserve">Data quality was prioritized over raw volume. Following the scraping phase, the raw dataset contained noise, including irrelevant images such as venue photography, crowd shots, and brand logos. A </w:t>
-      </w:r>
-      <w:r>
-        <w:rPr>
-          <w:rFonts w:ascii="Times New Roman" w:hAnsi="Times New Roman" w:cs="Times New Roman"/>
-          <w:b/>
-          <w:bCs/>
-        </w:rPr>
-        <w:t>manual curation phase</w:t>
-      </w:r>
-      <w:r>
-        <w:rPr>
-          <w:rFonts w:ascii="Times New Roman" w:hAnsi="Times New Roman" w:cs="Times New Roman"/>
-        </w:rPr>
-        <w:t xml:space="preserve"> was executed to prune the dataset, ensuring that only high-fidelity garment images were fed into the </w:t>
+    </w:p>
+    <w:p>
+      <w:pPr>
+        <w:rPr>
+          <w:rFonts w:ascii="Times New Roman" w:hAnsi="Times New Roman" w:cs="Times New Roman"/>
+        </w:rPr>
+      </w:pPr>
+    </w:p>
+    <w:p>
+      <w:pPr>
+        <w:rPr>
+          <w:rFonts w:ascii="Times New Roman" w:hAnsi="Times New Roman" w:cs="Times New Roman"/>
+        </w:rPr>
+      </w:pPr>
+      <w:r>
+        <w:rPr>
+          <w:rFonts w:ascii="Times New Roman" w:hAnsi="Times New Roman" w:cs="Times New Roman"/>
+        </w:rPr>
+        <w:t>5.2 Testing Methodology</w:t>
+      </w:r>
+    </w:p>
+    <w:p>
+      <w:pPr>
+        <w:rPr>
+          <w:rFonts w:ascii="Times New Roman" w:hAnsi="Times New Roman" w:cs="Times New Roman"/>
+        </w:rPr>
+      </w:pPr>
+    </w:p>
+    <w:p>
+      <w:pPr>
+        <w:rPr>
+          <w:rFonts w:ascii="Times New Roman" w:hAnsi="Times New Roman" w:cs="Times New Roman"/>
+        </w:rPr>
+      </w:pPr>
+      <w:r>
+        <w:rPr>
+          <w:rFonts w:ascii="Times New Roman" w:hAnsi="Times New Roman" w:cs="Times New Roman"/>
+        </w:rPr>
+        <w:t>6 TESTING AND EVALUATION</w:t>
+      </w:r>
+    </w:p>
+    <w:p>
+      <w:pPr>
+        <w:rPr>
+          <w:rFonts w:ascii="Times New Roman" w:hAnsi="Times New Roman" w:cs="Times New Roman"/>
+        </w:rPr>
+      </w:pPr>
+      <w:r>
+        <w:rPr>
+          <w:rFonts w:ascii="Times New Roman" w:hAnsi="Times New Roman" w:cs="Times New Roman"/>
+        </w:rPr>
+        <w:t xml:space="preserve">7 </w:t>
+      </w:r>
+      <w:proofErr w:type="gramStart"/>
+      <w:r>
+        <w:rPr>
+          <w:rFonts w:ascii="Times New Roman" w:hAnsi="Times New Roman" w:cs="Times New Roman"/>
+        </w:rPr>
+        <w:t>CONCLUSION</w:t>
+      </w:r>
+      <w:proofErr w:type="gramEnd"/>
+    </w:p>
+    <w:p>
+      <w:pPr>
+        <w:rPr>
+          <w:rFonts w:ascii="Times New Roman" w:hAnsi="Times New Roman" w:cs="Times New Roman"/>
+        </w:rPr>
+      </w:pPr>
+      <w:r>
+        <w:rPr>
+          <w:rFonts w:ascii="Times New Roman" w:hAnsi="Times New Roman" w:cs="Times New Roman"/>
+        </w:rPr>
+        <w:t>7.1 Project Conclusion</w:t>
+      </w:r>
+    </w:p>
+    <w:p>
+      <w:pPr>
+        <w:rPr>
+          <w:rFonts w:ascii="Times New Roman" w:hAnsi="Times New Roman" w:cs="Times New Roman"/>
+        </w:rPr>
+      </w:pPr>
+      <w:r>
+        <w:rPr>
+          <w:rFonts w:ascii="Times New Roman" w:hAnsi="Times New Roman" w:cs="Times New Roman"/>
+        </w:rPr>
+        <w:t xml:space="preserve">The House of Lasgidi 2025 Analysis platform demonstrates a great potential of integrating Machine Learning with full-stack web technologies in the fashion sector. By combing an analytical Python backend with a reactive JavaScript frontend, the project successfully transformed qualitative visual art into quantitative, actionable data. It provides a blueprint for how African fashion weeks can be </w:t>
       </w:r>
       <w:proofErr w:type="spellStart"/>
       <w:r>
         <w:rPr>
           <w:rFonts w:ascii="Times New Roman" w:hAnsi="Times New Roman" w:cs="Times New Roman"/>
         </w:rPr>
-        <w:t>FashnHumanParser</w:t>
+        <w:t>analyzed</w:t>
       </w:r>
       <w:proofErr w:type="spellEnd"/>
       <w:r>
         <w:rPr>
           <w:rFonts w:ascii="Times New Roman" w:hAnsi="Times New Roman" w:cs="Times New Roman"/>
         </w:rPr>
-        <w:t xml:space="preserve"> and SVM pipelines. This step was critical to prevent 'Out of Distribution' (OOD) errors during the sentiment analysis phase.</w:t>
-      </w:r>
-    </w:p>
-    <w:p>
-      <w:pPr>
-        <w:rPr>
-          <w:rFonts w:ascii="Times New Roman" w:hAnsi="Times New Roman" w:cs="Times New Roman"/>
-        </w:rPr>
-      </w:pPr>
-      <w:r>
-        <w:rPr>
-          <w:rFonts w:ascii="Times New Roman" w:hAnsi="Times New Roman" w:cs="Times New Roman"/>
-        </w:rPr>
-        <w:t>3.</w:t>
-      </w:r>
-      <w:r>
-        <w:rPr>
-          <w:rFonts w:ascii="Times New Roman" w:hAnsi="Times New Roman" w:cs="Times New Roman"/>
-        </w:rPr>
-        <w:t xml:space="preserve">8 </w:t>
-      </w:r>
-      <w:r>
-        <w:rPr>
-          <w:rFonts w:ascii="Times New Roman" w:hAnsi="Times New Roman" w:cs="Times New Roman"/>
-        </w:rPr>
-        <w:t>Design justification</w:t>
-      </w:r>
-      <w:r>
-        <w:rPr>
-          <w:rFonts w:ascii="Times New Roman" w:hAnsi="Times New Roman" w:cs="Times New Roman"/>
-        </w:rPr>
-        <w:t xml:space="preserve">. </w:t>
-      </w:r>
-      <w:r>
-        <w:rPr>
-          <w:rFonts w:ascii="Times New Roman" w:hAnsi="Times New Roman" w:cs="Times New Roman"/>
-        </w:rPr>
-        <w:t xml:space="preserve">Why SVM? Why K-Means? Why specific </w:t>
-      </w:r>
-      <w:r>
-        <w:rPr>
-          <w:rFonts w:ascii="Times New Roman" w:hAnsi="Times New Roman" w:cs="Times New Roman"/>
-        </w:rPr>
-        <w:t>colour</w:t>
-      </w:r>
-      <w:r>
-        <w:rPr>
-          <w:rFonts w:ascii="Times New Roman" w:hAnsi="Times New Roman" w:cs="Times New Roman"/>
-        </w:rPr>
-        <w:t xml:space="preserve"> spaces?</w:t>
-      </w:r>
-    </w:p>
-    <w:p>
-      <w:pPr>
-        <w:rPr>
-          <w:rFonts w:ascii="Times New Roman" w:hAnsi="Times New Roman" w:cs="Times New Roman"/>
-        </w:rPr>
-      </w:pPr>
-      <w:r>
-        <w:rPr>
-          <w:rFonts w:ascii="Times New Roman" w:hAnsi="Times New Roman" w:cs="Times New Roman"/>
-        </w:rPr>
-        <w:t xml:space="preserve">3.9 </w:t>
-      </w:r>
-      <w:r>
-        <w:rPr>
-          <w:rFonts w:ascii="Times New Roman" w:hAnsi="Times New Roman" w:cs="Times New Roman"/>
-        </w:rPr>
-        <w:t>Constraints</w:t>
-      </w:r>
-      <w:r>
-        <w:rPr>
-          <w:rFonts w:ascii="Times New Roman" w:hAnsi="Times New Roman" w:cs="Times New Roman"/>
-        </w:rPr>
-        <w:t>. Technical or time-based limitations</w:t>
-      </w:r>
-    </w:p>
-    <w:p>
-      <w:pPr>
-        <w:rPr>
-          <w:rFonts w:ascii="Times New Roman" w:hAnsi="Times New Roman" w:cs="Times New Roman"/>
-        </w:rPr>
-      </w:pPr>
-      <w:r>
-        <w:rPr>
-          <w:rFonts w:ascii="Times New Roman" w:hAnsi="Times New Roman" w:cs="Times New Roman"/>
-        </w:rPr>
-        <w:t xml:space="preserve">Technical constraint: </w:t>
-      </w:r>
-    </w:p>
-    <w:p>
-      <w:pPr>
-        <w:rPr>
-          <w:rFonts w:ascii="Times New Roman" w:hAnsi="Times New Roman" w:cs="Times New Roman"/>
-        </w:rPr>
-      </w:pPr>
-      <w:r>
-        <w:rPr>
-          <w:rFonts w:ascii="Times New Roman" w:hAnsi="Times New Roman" w:cs="Times New Roman"/>
-        </w:rPr>
-        <w:t xml:space="preserve">- structural variation across fashion media domains. Impact: automated scraping tool (selenium) may fail on non-standardized web architectures. Mitigation: manual intervention and dataset </w:t>
-      </w:r>
-      <w:proofErr w:type="spellStart"/>
-      <w:r>
-        <w:rPr>
-          <w:rFonts w:ascii="Times New Roman" w:hAnsi="Times New Roman" w:cs="Times New Roman"/>
-        </w:rPr>
-        <w:t>pruining</w:t>
-      </w:r>
-      <w:proofErr w:type="spellEnd"/>
-      <w:r>
-        <w:rPr>
-          <w:rFonts w:ascii="Times New Roman" w:hAnsi="Times New Roman" w:cs="Times New Roman"/>
-        </w:rPr>
-        <w:t xml:space="preserve"> were used to maintain the ground-truth accuracy for the F/W 2025 collection analysis.</w:t>
-      </w:r>
-    </w:p>
-    <w:p>
-      <w:pPr>
-        <w:rPr>
-          <w:rFonts w:ascii="Times New Roman" w:hAnsi="Times New Roman" w:cs="Times New Roman"/>
-        </w:rPr>
-      </w:pPr>
-      <w:r>
-        <w:rPr>
-          <w:rFonts w:ascii="Times New Roman" w:hAnsi="Times New Roman" w:cs="Times New Roman"/>
-        </w:rPr>
-        <w:t>3.10</w:t>
-      </w:r>
-      <w:r>
-        <w:rPr>
-          <w:rFonts w:ascii="Times New Roman" w:hAnsi="Times New Roman" w:cs="Times New Roman"/>
-        </w:rPr>
-        <w:t xml:space="preserve"> Conclusion</w:t>
-      </w:r>
-    </w:p>
-    <w:p>
-      <w:pPr>
-        <w:rPr>
-          <w:rFonts w:ascii="Times New Roman" w:hAnsi="Times New Roman" w:cs="Times New Roman"/>
-        </w:rPr>
-      </w:pPr>
-      <w:r>
-        <w:rPr>
-          <w:rFonts w:ascii="Times New Roman" w:hAnsi="Times New Roman" w:cs="Times New Roman"/>
-        </w:rPr>
+        <w:t>, archived, and understood on a global, data-driven scale.</w:t>
+      </w:r>
+    </w:p>
+    <w:p>
+      <w:pPr>
+        <w:rPr>
+          <w:rFonts w:ascii="Times New Roman" w:hAnsi="Times New Roman" w:cs="Times New Roman"/>
+        </w:rPr>
+      </w:pPr>
+    </w:p>
+    <w:p>
+      <w:pPr>
+        <w:rPr>
+          <w:rFonts w:ascii="Times New Roman" w:hAnsi="Times New Roman" w:cs="Times New Roman"/>
+        </w:rPr>
+      </w:pPr>
+      <w:r>
+        <w:rPr>
+          <w:rFonts w:ascii="Times New Roman" w:hAnsi="Times New Roman" w:cs="Times New Roman"/>
+        </w:rPr>
+        <w:t>7.2 Future Enhancements</w:t>
+      </w:r>
+    </w:p>
+    <w:p>
+      <w:pPr>
+        <w:rPr>
+          <w:rFonts w:ascii="Times New Roman" w:hAnsi="Times New Roman" w:cs="Times New Roman"/>
+        </w:rPr>
+      </w:pPr>
+      <w:r>
+        <w:rPr>
+          <w:rFonts w:ascii="Times New Roman" w:hAnsi="Times New Roman" w:cs="Times New Roman"/>
+        </w:rPr>
+        <w:t>To scale the system for future fashion weeks, several enhancements are proposed:</w:t>
+      </w:r>
+    </w:p>
+    <w:p>
+      <w:pPr>
+        <w:pStyle w:val="ListParagraph"/>
+        <w:numPr>
+          <w:ilvl w:val="0"/>
+          <w:numId w:val="16"/>
+        </w:numPr>
+        <w:rPr>
+          <w:rFonts w:ascii="Times New Roman" w:hAnsi="Times New Roman" w:cs="Times New Roman"/>
+        </w:rPr>
+      </w:pPr>
+      <w:r>
+        <w:rPr>
+          <w:rFonts w:ascii="Times New Roman" w:hAnsi="Times New Roman" w:cs="Times New Roman"/>
+        </w:rPr>
+        <w:lastRenderedPageBreak/>
+        <w:t>Transitioning from an SVM with manual feature extraction (GLCM + LBP) to a Convolutional Neural Network (CNN), such as a fine-tuned ResNet50 model, to better identify complex indigenous patterns and layered silhouettes.</w:t>
+      </w:r>
+    </w:p>
+    <w:p>
+      <w:pPr>
+        <w:pStyle w:val="ListParagraph"/>
+        <w:numPr>
+          <w:ilvl w:val="0"/>
+          <w:numId w:val="16"/>
+        </w:numPr>
+        <w:rPr>
+          <w:rFonts w:ascii="Times New Roman" w:hAnsi="Times New Roman" w:cs="Times New Roman"/>
+        </w:rPr>
+      </w:pPr>
+      <w:r>
+        <w:rPr>
+          <w:rFonts w:ascii="Times New Roman" w:hAnsi="Times New Roman" w:cs="Times New Roman"/>
+        </w:rPr>
+        <w:t>Implementing an automated web-scraping architecture using Selenium and Celery workers to ingest images and update the database dynamically as new collections hit the runway.</w:t>
+      </w:r>
+    </w:p>
+    <w:p>
+      <w:pPr>
+        <w:pStyle w:val="ListParagraph"/>
+        <w:numPr>
+          <w:ilvl w:val="0"/>
+          <w:numId w:val="16"/>
+        </w:numPr>
+        <w:rPr>
+          <w:rFonts w:ascii="Times New Roman" w:hAnsi="Times New Roman" w:cs="Times New Roman"/>
+        </w:rPr>
+      </w:pPr>
+      <w:r>
+        <w:rPr>
+          <w:rFonts w:ascii="Times New Roman" w:hAnsi="Times New Roman" w:cs="Times New Roman"/>
+        </w:rPr>
+        <w:t>Adding a feature to the React dashboard that allows fashion buyers to export the current view (Charts and Insights) directly into a formatted PDF report</w:t>
+      </w:r>
+      <w:r>
+        <w:rPr>
+          <w:rFonts w:ascii="Times New Roman" w:hAnsi="Times New Roman" w:cs="Times New Roman"/>
+        </w:rPr>
+        <w:t xml:space="preserve"> for offline use.</w:t>
+      </w:r>
+    </w:p>
+    <w:p>
+      <w:pPr>
+        <w:rPr>
+          <w:rFonts w:ascii="Times New Roman" w:hAnsi="Times New Roman" w:cs="Times New Roman"/>
+        </w:rPr>
+      </w:pPr>
+    </w:p>
+    <w:p>
+      <w:pPr>
+        <w:rPr>
+          <w:rFonts w:ascii="Times New Roman" w:hAnsi="Times New Roman" w:cs="Times New Roman"/>
+        </w:rPr>
+      </w:pPr>
+    </w:p>
+    <w:p>
+      <w:pPr>
+        <w:rPr>
+          <w:rFonts w:ascii="Times New Roman" w:hAnsi="Times New Roman" w:cs="Times New Roman"/>
+        </w:rPr>
+      </w:pPr>
+    </w:p>
+    <w:p>
+      <w:pPr>
+        <w:rPr>
+          <w:rFonts w:ascii="Times New Roman" w:hAnsi="Times New Roman" w:cs="Times New Roman"/>
+        </w:rPr>
+      </w:pPr>
+    </w:p>
+    <w:p>
+      <w:pPr>
+        <w:rPr>
+          <w:rFonts w:ascii="Times New Roman" w:hAnsi="Times New Roman" w:cs="Times New Roman"/>
+        </w:rPr>
+      </w:pPr>
+    </w:p>
+    <w:p>
+      <w:pPr>
+        <w:rPr>
+          <w:rFonts w:ascii="Times New Roman" w:hAnsi="Times New Roman" w:cs="Times New Roman"/>
+        </w:rPr>
+      </w:pPr>
+    </w:p>
+    <w:p>
+      <w:pPr>
+        <w:rPr>
+          <w:rFonts w:ascii="Times New Roman" w:hAnsi="Times New Roman" w:cs="Times New Roman"/>
+        </w:rPr>
+      </w:pPr>
+    </w:p>
+    <w:p>
+      <w:pPr>
+        <w:rPr>
+          <w:rFonts w:ascii="Times New Roman" w:hAnsi="Times New Roman" w:cs="Times New Roman"/>
+        </w:rPr>
+      </w:pPr>
+    </w:p>
+    <w:p>
+      <w:pPr>
+        <w:rPr>
+          <w:rFonts w:ascii="Times New Roman" w:hAnsi="Times New Roman" w:cs="Times New Roman"/>
+        </w:rPr>
+      </w:pPr>
+    </w:p>
+    <w:p>
+      <w:pPr>
+        <w:rPr>
+          <w:rFonts w:ascii="Times New Roman" w:hAnsi="Times New Roman" w:cs="Times New Roman"/>
+        </w:rPr>
+      </w:pPr>
+    </w:p>
+    <w:p>
+      <w:pPr>
+        <w:rPr>
+          <w:rFonts w:ascii="Times New Roman" w:hAnsi="Times New Roman" w:cs="Times New Roman"/>
+        </w:rPr>
+      </w:pPr>
+    </w:p>
+    <w:p>
+      <w:pPr>
+        <w:rPr>
+          <w:rFonts w:ascii="Times New Roman" w:hAnsi="Times New Roman" w:cs="Times New Roman"/>
+        </w:rPr>
+      </w:pPr>
+    </w:p>
+    <w:p>
+      <w:pPr>
+        <w:rPr>
+          <w:rFonts w:ascii="Times New Roman" w:hAnsi="Times New Roman" w:cs="Times New Roman"/>
+        </w:rPr>
+      </w:pPr>
+    </w:p>
+    <w:p>
+      <w:pPr>
+        <w:rPr>
+          <w:rFonts w:ascii="Times New Roman" w:hAnsi="Times New Roman" w:cs="Times New Roman"/>
+        </w:rPr>
+      </w:pPr>
+    </w:p>
+    <w:p>
+      <w:pPr>
+        <w:rPr>
+          <w:rFonts w:ascii="Times New Roman" w:hAnsi="Times New Roman" w:cs="Times New Roman"/>
+        </w:rPr>
+      </w:pPr>
+    </w:p>
+    <w:p>
+      <w:pPr>
+        <w:rPr>
+          <w:rFonts w:ascii="Times New Roman" w:hAnsi="Times New Roman" w:cs="Times New Roman"/>
+        </w:rPr>
+      </w:pPr>
+    </w:p>
+    <w:p>
+      <w:pPr>
+        <w:rPr>
+          <w:rFonts w:ascii="Times New Roman" w:hAnsi="Times New Roman" w:cs="Times New Roman"/>
+        </w:rPr>
+      </w:pPr>
+    </w:p>
+    <w:p>
+      <w:pPr>
+        <w:rPr>
+          <w:rFonts w:ascii="Times New Roman" w:hAnsi="Times New Roman" w:cs="Times New Roman"/>
+        </w:rPr>
+      </w:pPr>
+    </w:p>
+    <w:p>
+      <w:pPr>
+        <w:rPr>
+          <w:rFonts w:ascii="Times New Roman" w:hAnsi="Times New Roman" w:cs="Times New Roman"/>
+        </w:rPr>
+      </w:pPr>
+    </w:p>
+    <w:p>
+      <w:pPr>
+        <w:rPr>
+          <w:rFonts w:ascii="Times New Roman" w:hAnsi="Times New Roman" w:cs="Times New Roman"/>
+        </w:rPr>
+      </w:pPr>
+    </w:p>
+    <w:p>
+      <w:pPr>
+        <w:rPr>
+          <w:rFonts w:ascii="Times New Roman" w:hAnsi="Times New Roman" w:cs="Times New Roman"/>
+        </w:rPr>
+      </w:pPr>
+    </w:p>
+    <w:p>
+      <w:pPr>
+        <w:rPr>
+          <w:rFonts w:ascii="Times New Roman" w:hAnsi="Times New Roman" w:cs="Times New Roman"/>
+        </w:rPr>
+      </w:pPr>
+    </w:p>
+    <w:p>
+      <w:pPr>
+        <w:rPr>
+          <w:rFonts w:ascii="Times New Roman" w:hAnsi="Times New Roman" w:cs="Times New Roman"/>
+        </w:rPr>
+      </w:pPr>
+    </w:p>
+    <w:p>
+      <w:pPr>
+        <w:rPr>
+          <w:rFonts w:ascii="Times New Roman" w:hAnsi="Times New Roman" w:cs="Times New Roman"/>
+        </w:rPr>
+      </w:pPr>
+      <w:r>
+        <w:rPr>
+          <w:rFonts w:ascii="Times New Roman" w:hAnsi="Times New Roman" w:cs="Times New Roman"/>
+        </w:rPr>
+        <w:lastRenderedPageBreak/>
         <w:t>REFRENCES</w:t>
       </w:r>
     </w:p>
@@ -6385,7 +9482,21 @@
         <w:rPr>
           <w:rFonts w:ascii="Times New Roman" w:hAnsi="Times New Roman" w:cs="Times New Roman"/>
         </w:rPr>
-        <w:t>, vol. 6, 2025, pp. 333-352. DOI: 10.35738/ftr.v6.2025.17.</w:t>
+        <w:t>, vol. 6, 2025, pp. 333-352. DOI: 10.35738/</w:t>
+      </w:r>
+      <w:proofErr w:type="gramStart"/>
+      <w:r>
+        <w:rPr>
+          <w:rFonts w:ascii="Times New Roman" w:hAnsi="Times New Roman" w:cs="Times New Roman"/>
+        </w:rPr>
+        <w:t>ftr.v</w:t>
+      </w:r>
+      <w:proofErr w:type="gramEnd"/>
+      <w:r>
+        <w:rPr>
+          <w:rFonts w:ascii="Times New Roman" w:hAnsi="Times New Roman" w:cs="Times New Roman"/>
+        </w:rPr>
+        <w:t>6.2025.17.</w:t>
       </w:r>
     </w:p>
     <w:p>
@@ -6404,7 +9515,6 @@
           <w:b/>
           <w:bCs/>
         </w:rPr>
-        <w:lastRenderedPageBreak/>
         <w:t xml:space="preserve">Chen, Liang-Chieh, </w:t>
       </w:r>
       <w:proofErr w:type="spellStart"/>
@@ -6853,10 +9963,165 @@
           <w:rFonts w:ascii="Times New Roman" w:hAnsi="Times New Roman" w:cs="Times New Roman"/>
         </w:rPr>
       </w:pPr>
+      <w:r>
+        <w:rPr>
+          <w:rFonts w:ascii="Times New Roman" w:hAnsi="Times New Roman" w:cs="Times New Roman"/>
+        </w:rPr>
+        <w:t>Dataset References</w:t>
+      </w:r>
+    </w:p>
+    <w:p>
+      <w:pPr>
+        <w:pStyle w:val="ListParagraph"/>
+        <w:numPr>
+          <w:ilvl w:val="0"/>
+          <w:numId w:val="7"/>
+        </w:numPr>
+        <w:rPr>
+          <w:rFonts w:ascii="Times New Roman" w:hAnsi="Times New Roman" w:cs="Times New Roman"/>
+        </w:rPr>
+      </w:pPr>
+      <w:r>
+        <w:rPr>
+          <w:rFonts w:ascii="Times New Roman" w:hAnsi="Times New Roman" w:cs="Times New Roman"/>
+          <w:b/>
+          <w:bCs/>
+        </w:rPr>
+        <w:t>African Fabric Dataset:</w:t>
+      </w:r>
+      <w:r>
+        <w:rPr>
+          <w:rFonts w:ascii="Times New Roman" w:hAnsi="Times New Roman" w:cs="Times New Roman"/>
+        </w:rPr>
+        <w:t xml:space="preserve"> &gt; </w:t>
+      </w:r>
+      <w:proofErr w:type="spellStart"/>
+      <w:r>
+        <w:rPr>
+          <w:rFonts w:ascii="Times New Roman" w:hAnsi="Times New Roman" w:cs="Times New Roman"/>
+        </w:rPr>
+        <w:t>Mikuns</w:t>
+      </w:r>
+      <w:proofErr w:type="spellEnd"/>
+      <w:r>
+        <w:rPr>
+          <w:rFonts w:ascii="Times New Roman" w:hAnsi="Times New Roman" w:cs="Times New Roman"/>
+        </w:rPr>
+        <w:t xml:space="preserve">. (2021). </w:t>
+      </w:r>
+      <w:r>
+        <w:rPr>
+          <w:rFonts w:ascii="Times New Roman" w:hAnsi="Times New Roman" w:cs="Times New Roman"/>
+          <w:i/>
+          <w:iCs/>
+        </w:rPr>
+        <w:t>African Fabric</w:t>
+      </w:r>
+      <w:r>
+        <w:rPr>
+          <w:rFonts w:ascii="Times New Roman" w:hAnsi="Times New Roman" w:cs="Times New Roman"/>
+        </w:rPr>
+        <w:t xml:space="preserve"> [Data set]. Kaggle. </w:t>
+      </w:r>
+      <w:hyperlink r:id="rId17" w:tgtFrame="_blank" w:history="1">
+        <w:r>
+          <w:rPr>
+            <w:rStyle w:val="Hyperlink"/>
+            <w:rFonts w:ascii="Times New Roman" w:hAnsi="Times New Roman" w:cs="Times New Roman"/>
+          </w:rPr>
+          <w:t>https://www.kaggle.com/datasets/mikuns/african-fabric</w:t>
+        </w:r>
+      </w:hyperlink>
+    </w:p>
+    <w:p>
+      <w:pPr>
+        <w:rPr>
+          <w:rFonts w:ascii="Times New Roman" w:hAnsi="Times New Roman" w:cs="Times New Roman"/>
+        </w:rPr>
+      </w:pPr>
+      <w:r>
+        <w:rPr>
+          <w:rFonts w:ascii="Times New Roman" w:hAnsi="Times New Roman" w:cs="Times New Roman"/>
+          <w:b/>
+          <w:bCs/>
+        </w:rPr>
+        <w:t>The Fabrics Dataset (</w:t>
+      </w:r>
+      <w:proofErr w:type="spellStart"/>
+      <w:r>
+        <w:rPr>
+          <w:rFonts w:ascii="Times New Roman" w:hAnsi="Times New Roman" w:cs="Times New Roman"/>
+          <w:b/>
+          <w:bCs/>
+        </w:rPr>
+        <w:t>iBUG</w:t>
+      </w:r>
+      <w:proofErr w:type="spellEnd"/>
+      <w:r>
+        <w:rPr>
+          <w:rFonts w:ascii="Times New Roman" w:hAnsi="Times New Roman" w:cs="Times New Roman"/>
+          <w:b/>
+          <w:bCs/>
+        </w:rPr>
+        <w:t>):</w:t>
+      </w:r>
+      <w:r>
+        <w:rPr>
+          <w:rFonts w:ascii="Times New Roman" w:hAnsi="Times New Roman" w:cs="Times New Roman"/>
+        </w:rPr>
+        <w:t xml:space="preserve"> &gt; </w:t>
+      </w:r>
+      <w:proofErr w:type="spellStart"/>
+      <w:r>
+        <w:rPr>
+          <w:rFonts w:ascii="Times New Roman" w:hAnsi="Times New Roman" w:cs="Times New Roman"/>
+        </w:rPr>
+        <w:t>Orchit</w:t>
+      </w:r>
+      <w:proofErr w:type="spellEnd"/>
+      <w:r>
+        <w:rPr>
+          <w:rFonts w:ascii="Times New Roman" w:hAnsi="Times New Roman" w:cs="Times New Roman"/>
+        </w:rPr>
+        <w:t xml:space="preserve">. (2022). </w:t>
+      </w:r>
+      <w:r>
+        <w:rPr>
+          <w:rFonts w:ascii="Times New Roman" w:hAnsi="Times New Roman" w:cs="Times New Roman"/>
+          <w:i/>
+          <w:iCs/>
+        </w:rPr>
+        <w:t xml:space="preserve">The Fabrics Dataset by </w:t>
+      </w:r>
+      <w:proofErr w:type="spellStart"/>
+      <w:r>
+        <w:rPr>
+          <w:rFonts w:ascii="Times New Roman" w:hAnsi="Times New Roman" w:cs="Times New Roman"/>
+          <w:i/>
+          <w:iCs/>
+        </w:rPr>
+        <w:t>iBUG</w:t>
+      </w:r>
+      <w:proofErr w:type="spellEnd"/>
+      <w:r>
+        <w:rPr>
+          <w:rFonts w:ascii="Times New Roman" w:hAnsi="Times New Roman" w:cs="Times New Roman"/>
+        </w:rPr>
+        <w:t xml:space="preserve"> [Data set]. Kaggle. </w:t>
+      </w:r>
+      <w:hyperlink r:id="rId18" w:tgtFrame="_blank" w:history="1">
+        <w:r>
+          <w:rPr>
+            <w:rStyle w:val="Hyperlink"/>
+            <w:rFonts w:ascii="Times New Roman" w:hAnsi="Times New Roman" w:cs="Times New Roman"/>
+          </w:rPr>
+          <w:t>https://www.kaggle.com/datasets/orchit/the-fabrics-dataset-by-ibug</w:t>
+        </w:r>
+      </w:hyperlink>
     </w:p>
     <w:sectPr>
-      <w:headerReference w:type="default" r:id="rId12"/>
-      <w:footerReference w:type="default" r:id="rId13"/>
+      <w:headerReference w:type="default" r:id="rId19"/>
+      <w:footerReference w:type="default" r:id="rId20"/>
       <w:pgSz w:w="11906" w:h="16838"/>
       <w:pgMar w:top="1440" w:right="1440" w:bottom="1440" w:left="1440" w:header="708" w:footer="708" w:gutter="0"/>
       <w:cols w:space="708"/>
@@ -7061,6 +10326,457 @@
 <file path=word/numbering.xml><?xml version="1.0" encoding="utf-8"?>
 <w:numbering xmlns:wpc="http://schemas.microsoft.com/office/word/2010/wordprocessingCanvas" xmlns:cx="http://schemas.microsoft.com/office/drawing/2014/chartex" xmlns:cx1="http://schemas.microsoft.com/office/drawing/2015/9/8/chartex" xmlns:cx2="http://schemas.microsoft.com/office/drawing/2015/10/21/chartex" xmlns:cx3="http://schemas.microsoft.com/office/drawing/2016/5/9/chartex" xmlns:cx4="http://schemas.microsoft.com/office/drawing/2016/5/10/chartex" xmlns:cx5="http://schemas.microsoft.com/office/drawing/2016/5/11/chartex" xmlns:cx6="http://schemas.microsoft.com/office/drawing/2016/5/12/chartex" xmlns:cx7="http://schemas.microsoft.com/office/drawing/2016/5/13/chartex" xmlns:cx8="http://schemas.microsoft.com/office/drawing/2016/5/14/chartex" xmlns:mc="http://schemas.openxmlformats.org/markup-compatibility/2006" xmlns:aink="http://schemas.microsoft.com/office/drawing/2016/ink" xmlns:am3d="http://schemas.microsoft.com/office/drawing/2017/model3d" xmlns:o="urn:schemas-microsoft-com:office:office" xmlns:oel="http://schemas.microsoft.com/office/2019/extlst" xmlns:r="http://schemas.openxmlformats.org/officeDocument/2006/relationships" xmlns:m="http://schemas.openxmlformats.org/officeDocument/2006/math" xmlns:v="urn:schemas-microsoft-com:vml" xmlns:wp14="http://schemas.microsoft.com/office/word/2010/wordprocessingDrawing" xmlns:wp="http://schemas.openxmlformats.org/drawingml/2006/wordprocessingDrawing" xmlns:w10="urn:schemas-microsoft-com:office:word" xmlns:w="http://schemas.openxmlformats.org/wordprocessingml/2006/main" xmlns:w14="http://schemas.microsoft.com/office/word/2010/wordml" xmlns:w15="http://schemas.microsoft.com/office/word/2012/wordml" xmlns:w16cex="http://schemas.microsoft.com/office/word/2018/wordml/cex" xmlns:w16cid="http://schemas.microsoft.com/office/word/2016/wordml/cid" xmlns:w16="http://schemas.microsoft.com/office/word/2018/wordml" xmlns:w16du="http://schemas.microsoft.com/office/word/2023/wordml/word16du" xmlns:w16sdtdh="http://schemas.microsoft.com/office/word/2020/wordml/sdtdatahash" xmlns:w16sdtfl="http://schemas.microsoft.com/office/word/2024/wordml/sdtformatlock" xmlns:w16se="http://schemas.microsoft.com/office/word/2015/wordml/symex" xmlns:wpg="http://schemas.microsoft.com/office/word/2010/wordprocessingGroup" xmlns:wpi="http://schemas.microsoft.com/office/word/2010/wordprocessingInk" xmlns:wne="http://schemas.microsoft.com/office/word/2006/wordml" xmlns:wps="http://schemas.microsoft.com/office/word/2010/wordprocessingShape" mc:Ignorable="w14 w15 w16se w16cid w16 w16cex w16sdtdh w16sdtfl w16du wp14">
   <w:abstractNum w:abstractNumId="0" w15:restartNumberingAfterBreak="0">
+    <w:nsid w:val="00992933"/>
+    <w:multiLevelType w:val="hybridMultilevel"/>
+    <w:tmpl w:val="29A62BEC"/>
+    <w:lvl w:ilvl="0" w:tplc="08090001">
+      <w:start w:val="1"/>
+      <w:numFmt w:val="bullet"/>
+      <w:lvlText w:val=""/>
+      <w:lvlJc w:val="left"/>
+      <w:pPr>
+        <w:ind w:left="720" w:hanging="360"/>
+      </w:pPr>
+      <w:rPr>
+        <w:rFonts w:ascii="Symbol" w:hAnsi="Symbol" w:hint="default"/>
+      </w:rPr>
+    </w:lvl>
+    <w:lvl w:ilvl="1" w:tplc="7ACA323C">
+      <w:numFmt w:val="bullet"/>
+      <w:lvlText w:val="-"/>
+      <w:lvlJc w:val="left"/>
+      <w:pPr>
+        <w:ind w:left="1440" w:hanging="360"/>
+      </w:pPr>
+      <w:rPr>
+        <w:rFonts w:ascii="Times New Roman" w:eastAsiaTheme="minorHAnsi" w:hAnsi="Times New Roman" w:cs="Times New Roman" w:hint="default"/>
+      </w:rPr>
+    </w:lvl>
+    <w:lvl w:ilvl="2" w:tplc="08090005" w:tentative="1">
+      <w:start w:val="1"/>
+      <w:numFmt w:val="bullet"/>
+      <w:lvlText w:val=""/>
+      <w:lvlJc w:val="left"/>
+      <w:pPr>
+        <w:ind w:left="2160" w:hanging="360"/>
+      </w:pPr>
+      <w:rPr>
+        <w:rFonts w:ascii="Wingdings" w:hAnsi="Wingdings" w:hint="default"/>
+      </w:rPr>
+    </w:lvl>
+    <w:lvl w:ilvl="3" w:tplc="08090001" w:tentative="1">
+      <w:start w:val="1"/>
+      <w:numFmt w:val="bullet"/>
+      <w:lvlText w:val=""/>
+      <w:lvlJc w:val="left"/>
+      <w:pPr>
+        <w:ind w:left="2880" w:hanging="360"/>
+      </w:pPr>
+      <w:rPr>
+        <w:rFonts w:ascii="Symbol" w:hAnsi="Symbol" w:hint="default"/>
+      </w:rPr>
+    </w:lvl>
+    <w:lvl w:ilvl="4" w:tplc="08090003" w:tentative="1">
+      <w:start w:val="1"/>
+      <w:numFmt w:val="bullet"/>
+      <w:lvlText w:val="o"/>
+      <w:lvlJc w:val="left"/>
+      <w:pPr>
+        <w:ind w:left="3600" w:hanging="360"/>
+      </w:pPr>
+      <w:rPr>
+        <w:rFonts w:ascii="Courier New" w:hAnsi="Courier New" w:cs="Courier New" w:hint="default"/>
+      </w:rPr>
+    </w:lvl>
+    <w:lvl w:ilvl="5" w:tplc="08090005" w:tentative="1">
+      <w:start w:val="1"/>
+      <w:numFmt w:val="bullet"/>
+      <w:lvlText w:val=""/>
+      <w:lvlJc w:val="left"/>
+      <w:pPr>
+        <w:ind w:left="4320" w:hanging="360"/>
+      </w:pPr>
+      <w:rPr>
+        <w:rFonts w:ascii="Wingdings" w:hAnsi="Wingdings" w:hint="default"/>
+      </w:rPr>
+    </w:lvl>
+    <w:lvl w:ilvl="6" w:tplc="08090001" w:tentative="1">
+      <w:start w:val="1"/>
+      <w:numFmt w:val="bullet"/>
+      <w:lvlText w:val=""/>
+      <w:lvlJc w:val="left"/>
+      <w:pPr>
+        <w:ind w:left="5040" w:hanging="360"/>
+      </w:pPr>
+      <w:rPr>
+        <w:rFonts w:ascii="Symbol" w:hAnsi="Symbol" w:hint="default"/>
+      </w:rPr>
+    </w:lvl>
+    <w:lvl w:ilvl="7" w:tplc="08090003" w:tentative="1">
+      <w:start w:val="1"/>
+      <w:numFmt w:val="bullet"/>
+      <w:lvlText w:val="o"/>
+      <w:lvlJc w:val="left"/>
+      <w:pPr>
+        <w:ind w:left="5760" w:hanging="360"/>
+      </w:pPr>
+      <w:rPr>
+        <w:rFonts w:ascii="Courier New" w:hAnsi="Courier New" w:cs="Courier New" w:hint="default"/>
+      </w:rPr>
+    </w:lvl>
+    <w:lvl w:ilvl="8" w:tplc="08090005" w:tentative="1">
+      <w:start w:val="1"/>
+      <w:numFmt w:val="bullet"/>
+      <w:lvlText w:val=""/>
+      <w:lvlJc w:val="left"/>
+      <w:pPr>
+        <w:ind w:left="6480" w:hanging="360"/>
+      </w:pPr>
+      <w:rPr>
+        <w:rFonts w:ascii="Wingdings" w:hAnsi="Wingdings" w:hint="default"/>
+      </w:rPr>
+    </w:lvl>
+  </w:abstractNum>
+  <w:abstractNum w:abstractNumId="1" w15:restartNumberingAfterBreak="0">
+    <w:nsid w:val="02D71662"/>
+    <w:multiLevelType w:val="hybridMultilevel"/>
+    <w:tmpl w:val="CEFADD06"/>
+    <w:lvl w:ilvl="0" w:tplc="08090001">
+      <w:start w:val="1"/>
+      <w:numFmt w:val="bullet"/>
+      <w:lvlText w:val=""/>
+      <w:lvlJc w:val="left"/>
+      <w:pPr>
+        <w:ind w:left="720" w:hanging="360"/>
+      </w:pPr>
+      <w:rPr>
+        <w:rFonts w:ascii="Symbol" w:hAnsi="Symbol" w:hint="default"/>
+      </w:rPr>
+    </w:lvl>
+    <w:lvl w:ilvl="1" w:tplc="08090003" w:tentative="1">
+      <w:start w:val="1"/>
+      <w:numFmt w:val="bullet"/>
+      <w:lvlText w:val="o"/>
+      <w:lvlJc w:val="left"/>
+      <w:pPr>
+        <w:ind w:left="1440" w:hanging="360"/>
+      </w:pPr>
+      <w:rPr>
+        <w:rFonts w:ascii="Courier New" w:hAnsi="Courier New" w:cs="Courier New" w:hint="default"/>
+      </w:rPr>
+    </w:lvl>
+    <w:lvl w:ilvl="2" w:tplc="08090005" w:tentative="1">
+      <w:start w:val="1"/>
+      <w:numFmt w:val="bullet"/>
+      <w:lvlText w:val=""/>
+      <w:lvlJc w:val="left"/>
+      <w:pPr>
+        <w:ind w:left="2160" w:hanging="360"/>
+      </w:pPr>
+      <w:rPr>
+        <w:rFonts w:ascii="Wingdings" w:hAnsi="Wingdings" w:hint="default"/>
+      </w:rPr>
+    </w:lvl>
+    <w:lvl w:ilvl="3" w:tplc="08090001" w:tentative="1">
+      <w:start w:val="1"/>
+      <w:numFmt w:val="bullet"/>
+      <w:lvlText w:val=""/>
+      <w:lvlJc w:val="left"/>
+      <w:pPr>
+        <w:ind w:left="2880" w:hanging="360"/>
+      </w:pPr>
+      <w:rPr>
+        <w:rFonts w:ascii="Symbol" w:hAnsi="Symbol" w:hint="default"/>
+      </w:rPr>
+    </w:lvl>
+    <w:lvl w:ilvl="4" w:tplc="08090003" w:tentative="1">
+      <w:start w:val="1"/>
+      <w:numFmt w:val="bullet"/>
+      <w:lvlText w:val="o"/>
+      <w:lvlJc w:val="left"/>
+      <w:pPr>
+        <w:ind w:left="3600" w:hanging="360"/>
+      </w:pPr>
+      <w:rPr>
+        <w:rFonts w:ascii="Courier New" w:hAnsi="Courier New" w:cs="Courier New" w:hint="default"/>
+      </w:rPr>
+    </w:lvl>
+    <w:lvl w:ilvl="5" w:tplc="08090005" w:tentative="1">
+      <w:start w:val="1"/>
+      <w:numFmt w:val="bullet"/>
+      <w:lvlText w:val=""/>
+      <w:lvlJc w:val="left"/>
+      <w:pPr>
+        <w:ind w:left="4320" w:hanging="360"/>
+      </w:pPr>
+      <w:rPr>
+        <w:rFonts w:ascii="Wingdings" w:hAnsi="Wingdings" w:hint="default"/>
+      </w:rPr>
+    </w:lvl>
+    <w:lvl w:ilvl="6" w:tplc="08090001" w:tentative="1">
+      <w:start w:val="1"/>
+      <w:numFmt w:val="bullet"/>
+      <w:lvlText w:val=""/>
+      <w:lvlJc w:val="left"/>
+      <w:pPr>
+        <w:ind w:left="5040" w:hanging="360"/>
+      </w:pPr>
+      <w:rPr>
+        <w:rFonts w:ascii="Symbol" w:hAnsi="Symbol" w:hint="default"/>
+      </w:rPr>
+    </w:lvl>
+    <w:lvl w:ilvl="7" w:tplc="08090003" w:tentative="1">
+      <w:start w:val="1"/>
+      <w:numFmt w:val="bullet"/>
+      <w:lvlText w:val="o"/>
+      <w:lvlJc w:val="left"/>
+      <w:pPr>
+        <w:ind w:left="5760" w:hanging="360"/>
+      </w:pPr>
+      <w:rPr>
+        <w:rFonts w:ascii="Courier New" w:hAnsi="Courier New" w:cs="Courier New" w:hint="default"/>
+      </w:rPr>
+    </w:lvl>
+    <w:lvl w:ilvl="8" w:tplc="08090005" w:tentative="1">
+      <w:start w:val="1"/>
+      <w:numFmt w:val="bullet"/>
+      <w:lvlText w:val=""/>
+      <w:lvlJc w:val="left"/>
+      <w:pPr>
+        <w:ind w:left="6480" w:hanging="360"/>
+      </w:pPr>
+      <w:rPr>
+        <w:rFonts w:ascii="Wingdings" w:hAnsi="Wingdings" w:hint="default"/>
+      </w:rPr>
+    </w:lvl>
+  </w:abstractNum>
+  <w:abstractNum w:abstractNumId="2" w15:restartNumberingAfterBreak="0">
+    <w:nsid w:val="24DB1ABA"/>
+    <w:multiLevelType w:val="hybridMultilevel"/>
+    <w:tmpl w:val="0B2E223C"/>
+    <w:lvl w:ilvl="0" w:tplc="08090001">
+      <w:start w:val="1"/>
+      <w:numFmt w:val="bullet"/>
+      <w:lvlText w:val=""/>
+      <w:lvlJc w:val="left"/>
+      <w:pPr>
+        <w:ind w:left="720" w:hanging="360"/>
+      </w:pPr>
+      <w:rPr>
+        <w:rFonts w:ascii="Symbol" w:hAnsi="Symbol" w:hint="default"/>
+      </w:rPr>
+    </w:lvl>
+    <w:lvl w:ilvl="1" w:tplc="08090003" w:tentative="1">
+      <w:start w:val="1"/>
+      <w:numFmt w:val="bullet"/>
+      <w:lvlText w:val="o"/>
+      <w:lvlJc w:val="left"/>
+      <w:pPr>
+        <w:ind w:left="1440" w:hanging="360"/>
+      </w:pPr>
+      <w:rPr>
+        <w:rFonts w:ascii="Courier New" w:hAnsi="Courier New" w:cs="Courier New" w:hint="default"/>
+      </w:rPr>
+    </w:lvl>
+    <w:lvl w:ilvl="2" w:tplc="08090005" w:tentative="1">
+      <w:start w:val="1"/>
+      <w:numFmt w:val="bullet"/>
+      <w:lvlText w:val=""/>
+      <w:lvlJc w:val="left"/>
+      <w:pPr>
+        <w:ind w:left="2160" w:hanging="360"/>
+      </w:pPr>
+      <w:rPr>
+        <w:rFonts w:ascii="Wingdings" w:hAnsi="Wingdings" w:hint="default"/>
+      </w:rPr>
+    </w:lvl>
+    <w:lvl w:ilvl="3" w:tplc="08090001" w:tentative="1">
+      <w:start w:val="1"/>
+      <w:numFmt w:val="bullet"/>
+      <w:lvlText w:val=""/>
+      <w:lvlJc w:val="left"/>
+      <w:pPr>
+        <w:ind w:left="2880" w:hanging="360"/>
+      </w:pPr>
+      <w:rPr>
+        <w:rFonts w:ascii="Symbol" w:hAnsi="Symbol" w:hint="default"/>
+      </w:rPr>
+    </w:lvl>
+    <w:lvl w:ilvl="4" w:tplc="08090003" w:tentative="1">
+      <w:start w:val="1"/>
+      <w:numFmt w:val="bullet"/>
+      <w:lvlText w:val="o"/>
+      <w:lvlJc w:val="left"/>
+      <w:pPr>
+        <w:ind w:left="3600" w:hanging="360"/>
+      </w:pPr>
+      <w:rPr>
+        <w:rFonts w:ascii="Courier New" w:hAnsi="Courier New" w:cs="Courier New" w:hint="default"/>
+      </w:rPr>
+    </w:lvl>
+    <w:lvl w:ilvl="5" w:tplc="08090005" w:tentative="1">
+      <w:start w:val="1"/>
+      <w:numFmt w:val="bullet"/>
+      <w:lvlText w:val=""/>
+      <w:lvlJc w:val="left"/>
+      <w:pPr>
+        <w:ind w:left="4320" w:hanging="360"/>
+      </w:pPr>
+      <w:rPr>
+        <w:rFonts w:ascii="Wingdings" w:hAnsi="Wingdings" w:hint="default"/>
+      </w:rPr>
+    </w:lvl>
+    <w:lvl w:ilvl="6" w:tplc="08090001" w:tentative="1">
+      <w:start w:val="1"/>
+      <w:numFmt w:val="bullet"/>
+      <w:lvlText w:val=""/>
+      <w:lvlJc w:val="left"/>
+      <w:pPr>
+        <w:ind w:left="5040" w:hanging="360"/>
+      </w:pPr>
+      <w:rPr>
+        <w:rFonts w:ascii="Symbol" w:hAnsi="Symbol" w:hint="default"/>
+      </w:rPr>
+    </w:lvl>
+    <w:lvl w:ilvl="7" w:tplc="08090003" w:tentative="1">
+      <w:start w:val="1"/>
+      <w:numFmt w:val="bullet"/>
+      <w:lvlText w:val="o"/>
+      <w:lvlJc w:val="left"/>
+      <w:pPr>
+        <w:ind w:left="5760" w:hanging="360"/>
+      </w:pPr>
+      <w:rPr>
+        <w:rFonts w:ascii="Courier New" w:hAnsi="Courier New" w:cs="Courier New" w:hint="default"/>
+      </w:rPr>
+    </w:lvl>
+    <w:lvl w:ilvl="8" w:tplc="08090005" w:tentative="1">
+      <w:start w:val="1"/>
+      <w:numFmt w:val="bullet"/>
+      <w:lvlText w:val=""/>
+      <w:lvlJc w:val="left"/>
+      <w:pPr>
+        <w:ind w:left="6480" w:hanging="360"/>
+      </w:pPr>
+      <w:rPr>
+        <w:rFonts w:ascii="Wingdings" w:hAnsi="Wingdings" w:hint="default"/>
+      </w:rPr>
+    </w:lvl>
+  </w:abstractNum>
+  <w:abstractNum w:abstractNumId="3" w15:restartNumberingAfterBreak="0">
+    <w:nsid w:val="2678099D"/>
+    <w:multiLevelType w:val="hybridMultilevel"/>
+    <w:tmpl w:val="16D68566"/>
+    <w:lvl w:ilvl="0" w:tplc="08090001">
+      <w:start w:val="1"/>
+      <w:numFmt w:val="bullet"/>
+      <w:lvlText w:val=""/>
+      <w:lvlJc w:val="left"/>
+      <w:pPr>
+        <w:ind w:left="720" w:hanging="360"/>
+      </w:pPr>
+      <w:rPr>
+        <w:rFonts w:ascii="Symbol" w:hAnsi="Symbol" w:hint="default"/>
+      </w:rPr>
+    </w:lvl>
+    <w:lvl w:ilvl="1" w:tplc="08090003" w:tentative="1">
+      <w:start w:val="1"/>
+      <w:numFmt w:val="bullet"/>
+      <w:lvlText w:val="o"/>
+      <w:lvlJc w:val="left"/>
+      <w:pPr>
+        <w:ind w:left="1440" w:hanging="360"/>
+      </w:pPr>
+      <w:rPr>
+        <w:rFonts w:ascii="Courier New" w:hAnsi="Courier New" w:cs="Courier New" w:hint="default"/>
+      </w:rPr>
+    </w:lvl>
+    <w:lvl w:ilvl="2" w:tplc="08090005" w:tentative="1">
+      <w:start w:val="1"/>
+      <w:numFmt w:val="bullet"/>
+      <w:lvlText w:val=""/>
+      <w:lvlJc w:val="left"/>
+      <w:pPr>
+        <w:ind w:left="2160" w:hanging="360"/>
+      </w:pPr>
+      <w:rPr>
+        <w:rFonts w:ascii="Wingdings" w:hAnsi="Wingdings" w:hint="default"/>
+      </w:rPr>
+    </w:lvl>
+    <w:lvl w:ilvl="3" w:tplc="08090001" w:tentative="1">
+      <w:start w:val="1"/>
+      <w:numFmt w:val="bullet"/>
+      <w:lvlText w:val=""/>
+      <w:lvlJc w:val="left"/>
+      <w:pPr>
+        <w:ind w:left="2880" w:hanging="360"/>
+      </w:pPr>
+      <w:rPr>
+        <w:rFonts w:ascii="Symbol" w:hAnsi="Symbol" w:hint="default"/>
+      </w:rPr>
+    </w:lvl>
+    <w:lvl w:ilvl="4" w:tplc="08090003" w:tentative="1">
+      <w:start w:val="1"/>
+      <w:numFmt w:val="bullet"/>
+      <w:lvlText w:val="o"/>
+      <w:lvlJc w:val="left"/>
+      <w:pPr>
+        <w:ind w:left="3600" w:hanging="360"/>
+      </w:pPr>
+      <w:rPr>
+        <w:rFonts w:ascii="Courier New" w:hAnsi="Courier New" w:cs="Courier New" w:hint="default"/>
+      </w:rPr>
+    </w:lvl>
+    <w:lvl w:ilvl="5" w:tplc="08090005" w:tentative="1">
+      <w:start w:val="1"/>
+      <w:numFmt w:val="bullet"/>
+      <w:lvlText w:val=""/>
+      <w:lvlJc w:val="left"/>
+      <w:pPr>
+        <w:ind w:left="4320" w:hanging="360"/>
+      </w:pPr>
+      <w:rPr>
+        <w:rFonts w:ascii="Wingdings" w:hAnsi="Wingdings" w:hint="default"/>
+      </w:rPr>
+    </w:lvl>
+    <w:lvl w:ilvl="6" w:tplc="08090001" w:tentative="1">
+      <w:start w:val="1"/>
+      <w:numFmt w:val="bullet"/>
+      <w:lvlText w:val=""/>
+      <w:lvlJc w:val="left"/>
+      <w:pPr>
+        <w:ind w:left="5040" w:hanging="360"/>
+      </w:pPr>
+      <w:rPr>
+        <w:rFonts w:ascii="Symbol" w:hAnsi="Symbol" w:hint="default"/>
+      </w:rPr>
+    </w:lvl>
+    <w:lvl w:ilvl="7" w:tplc="08090003" w:tentative="1">
+      <w:start w:val="1"/>
+      <w:numFmt w:val="bullet"/>
+      <w:lvlText w:val="o"/>
+      <w:lvlJc w:val="left"/>
+      <w:pPr>
+        <w:ind w:left="5760" w:hanging="360"/>
+      </w:pPr>
+      <w:rPr>
+        <w:rFonts w:ascii="Courier New" w:hAnsi="Courier New" w:cs="Courier New" w:hint="default"/>
+      </w:rPr>
+    </w:lvl>
+    <w:lvl w:ilvl="8" w:tplc="08090005" w:tentative="1">
+      <w:start w:val="1"/>
+      <w:numFmt w:val="bullet"/>
+      <w:lvlText w:val=""/>
+      <w:lvlJc w:val="left"/>
+      <w:pPr>
+        <w:ind w:left="6480" w:hanging="360"/>
+      </w:pPr>
+      <w:rPr>
+        <w:rFonts w:ascii="Wingdings" w:hAnsi="Wingdings" w:hint="default"/>
+      </w:rPr>
+    </w:lvl>
+  </w:abstractNum>
+  <w:abstractNum w:abstractNumId="4" w15:restartNumberingAfterBreak="0">
     <w:nsid w:val="38457194"/>
     <w:multiLevelType w:val="hybridMultilevel"/>
     <w:tmpl w:val="FA16BB24"/>
@@ -7173,7 +10889,7 @@
       </w:rPr>
     </w:lvl>
   </w:abstractNum>
-  <w:abstractNum w:abstractNumId="1" w15:restartNumberingAfterBreak="0">
+  <w:abstractNum w:abstractNumId="5" w15:restartNumberingAfterBreak="0">
     <w:nsid w:val="43F6686A"/>
     <w:multiLevelType w:val="hybridMultilevel"/>
     <w:tmpl w:val="D5D861F2"/>
@@ -7286,7 +11002,7 @@
       </w:rPr>
     </w:lvl>
   </w:abstractNum>
-  <w:abstractNum w:abstractNumId="2" w15:restartNumberingAfterBreak="0">
+  <w:abstractNum w:abstractNumId="6" w15:restartNumberingAfterBreak="0">
     <w:nsid w:val="43FD78F9"/>
     <w:multiLevelType w:val="multilevel"/>
     <w:tmpl w:val="649637AA"/>
@@ -7435,7 +11151,120 @@
       </w:rPr>
     </w:lvl>
   </w:abstractNum>
-  <w:abstractNum w:abstractNumId="3" w15:restartNumberingAfterBreak="0">
+  <w:abstractNum w:abstractNumId="7" w15:restartNumberingAfterBreak="0">
+    <w:nsid w:val="48E07AA5"/>
+    <w:multiLevelType w:val="hybridMultilevel"/>
+    <w:tmpl w:val="A52066E6"/>
+    <w:lvl w:ilvl="0" w:tplc="08090001">
+      <w:start w:val="1"/>
+      <w:numFmt w:val="bullet"/>
+      <w:lvlText w:val=""/>
+      <w:lvlJc w:val="left"/>
+      <w:pPr>
+        <w:ind w:left="720" w:hanging="360"/>
+      </w:pPr>
+      <w:rPr>
+        <w:rFonts w:ascii="Symbol" w:hAnsi="Symbol" w:hint="default"/>
+      </w:rPr>
+    </w:lvl>
+    <w:lvl w:ilvl="1" w:tplc="08090003">
+      <w:start w:val="1"/>
+      <w:numFmt w:val="bullet"/>
+      <w:lvlText w:val="o"/>
+      <w:lvlJc w:val="left"/>
+      <w:pPr>
+        <w:ind w:left="1440" w:hanging="360"/>
+      </w:pPr>
+      <w:rPr>
+        <w:rFonts w:ascii="Courier New" w:hAnsi="Courier New" w:cs="Courier New" w:hint="default"/>
+      </w:rPr>
+    </w:lvl>
+    <w:lvl w:ilvl="2" w:tplc="08090005" w:tentative="1">
+      <w:start w:val="1"/>
+      <w:numFmt w:val="bullet"/>
+      <w:lvlText w:val=""/>
+      <w:lvlJc w:val="left"/>
+      <w:pPr>
+        <w:ind w:left="2160" w:hanging="360"/>
+      </w:pPr>
+      <w:rPr>
+        <w:rFonts w:ascii="Wingdings" w:hAnsi="Wingdings" w:hint="default"/>
+      </w:rPr>
+    </w:lvl>
+    <w:lvl w:ilvl="3" w:tplc="08090001" w:tentative="1">
+      <w:start w:val="1"/>
+      <w:numFmt w:val="bullet"/>
+      <w:lvlText w:val=""/>
+      <w:lvlJc w:val="left"/>
+      <w:pPr>
+        <w:ind w:left="2880" w:hanging="360"/>
+      </w:pPr>
+      <w:rPr>
+        <w:rFonts w:ascii="Symbol" w:hAnsi="Symbol" w:hint="default"/>
+      </w:rPr>
+    </w:lvl>
+    <w:lvl w:ilvl="4" w:tplc="08090003" w:tentative="1">
+      <w:start w:val="1"/>
+      <w:numFmt w:val="bullet"/>
+      <w:lvlText w:val="o"/>
+      <w:lvlJc w:val="left"/>
+      <w:pPr>
+        <w:ind w:left="3600" w:hanging="360"/>
+      </w:pPr>
+      <w:rPr>
+        <w:rFonts w:ascii="Courier New" w:hAnsi="Courier New" w:cs="Courier New" w:hint="default"/>
+      </w:rPr>
+    </w:lvl>
+    <w:lvl w:ilvl="5" w:tplc="08090005" w:tentative="1">
+      <w:start w:val="1"/>
+      <w:numFmt w:val="bullet"/>
+      <w:lvlText w:val=""/>
+      <w:lvlJc w:val="left"/>
+      <w:pPr>
+        <w:ind w:left="4320" w:hanging="360"/>
+      </w:pPr>
+      <w:rPr>
+        <w:rFonts w:ascii="Wingdings" w:hAnsi="Wingdings" w:hint="default"/>
+      </w:rPr>
+    </w:lvl>
+    <w:lvl w:ilvl="6" w:tplc="08090001" w:tentative="1">
+      <w:start w:val="1"/>
+      <w:numFmt w:val="bullet"/>
+      <w:lvlText w:val=""/>
+      <w:lvlJc w:val="left"/>
+      <w:pPr>
+        <w:ind w:left="5040" w:hanging="360"/>
+      </w:pPr>
+      <w:rPr>
+        <w:rFonts w:ascii="Symbol" w:hAnsi="Symbol" w:hint="default"/>
+      </w:rPr>
+    </w:lvl>
+    <w:lvl w:ilvl="7" w:tplc="08090003" w:tentative="1">
+      <w:start w:val="1"/>
+      <w:numFmt w:val="bullet"/>
+      <w:lvlText w:val="o"/>
+      <w:lvlJc w:val="left"/>
+      <w:pPr>
+        <w:ind w:left="5760" w:hanging="360"/>
+      </w:pPr>
+      <w:rPr>
+        <w:rFonts w:ascii="Courier New" w:hAnsi="Courier New" w:cs="Courier New" w:hint="default"/>
+      </w:rPr>
+    </w:lvl>
+    <w:lvl w:ilvl="8" w:tplc="08090005" w:tentative="1">
+      <w:start w:val="1"/>
+      <w:numFmt w:val="bullet"/>
+      <w:lvlText w:val=""/>
+      <w:lvlJc w:val="left"/>
+      <w:pPr>
+        <w:ind w:left="6480" w:hanging="360"/>
+      </w:pPr>
+      <w:rPr>
+        <w:rFonts w:ascii="Wingdings" w:hAnsi="Wingdings" w:hint="default"/>
+      </w:rPr>
+    </w:lvl>
+  </w:abstractNum>
+  <w:abstractNum w:abstractNumId="8" w15:restartNumberingAfterBreak="0">
     <w:nsid w:val="4A4453B1"/>
     <w:multiLevelType w:val="hybridMultilevel"/>
     <w:tmpl w:val="ED3822C6"/>
@@ -7548,7 +11377,209 @@
       </w:rPr>
     </w:lvl>
   </w:abstractNum>
-  <w:abstractNum w:abstractNumId="4" w15:restartNumberingAfterBreak="0">
+  <w:abstractNum w:abstractNumId="9" w15:restartNumberingAfterBreak="0">
+    <w:nsid w:val="59636676"/>
+    <w:multiLevelType w:val="hybridMultilevel"/>
+    <w:tmpl w:val="7D92CF30"/>
+    <w:lvl w:ilvl="0" w:tplc="0809000F">
+      <w:start w:val="1"/>
+      <w:numFmt w:val="decimal"/>
+      <w:lvlText w:val="%1."/>
+      <w:lvlJc w:val="left"/>
+      <w:pPr>
+        <w:ind w:left="720" w:hanging="360"/>
+      </w:pPr>
+      <w:rPr>
+        <w:rFonts w:hint="default"/>
+      </w:rPr>
+    </w:lvl>
+    <w:lvl w:ilvl="1" w:tplc="08090019" w:tentative="1">
+      <w:start w:val="1"/>
+      <w:numFmt w:val="lowerLetter"/>
+      <w:lvlText w:val="%2."/>
+      <w:lvlJc w:val="left"/>
+      <w:pPr>
+        <w:ind w:left="1440" w:hanging="360"/>
+      </w:pPr>
+    </w:lvl>
+    <w:lvl w:ilvl="2" w:tplc="0809001B" w:tentative="1">
+      <w:start w:val="1"/>
+      <w:numFmt w:val="lowerRoman"/>
+      <w:lvlText w:val="%3."/>
+      <w:lvlJc w:val="right"/>
+      <w:pPr>
+        <w:ind w:left="2160" w:hanging="180"/>
+      </w:pPr>
+    </w:lvl>
+    <w:lvl w:ilvl="3" w:tplc="0809000F" w:tentative="1">
+      <w:start w:val="1"/>
+      <w:numFmt w:val="decimal"/>
+      <w:lvlText w:val="%4."/>
+      <w:lvlJc w:val="left"/>
+      <w:pPr>
+        <w:ind w:left="2880" w:hanging="360"/>
+      </w:pPr>
+    </w:lvl>
+    <w:lvl w:ilvl="4" w:tplc="08090019" w:tentative="1">
+      <w:start w:val="1"/>
+      <w:numFmt w:val="lowerLetter"/>
+      <w:lvlText w:val="%5."/>
+      <w:lvlJc w:val="left"/>
+      <w:pPr>
+        <w:ind w:left="3600" w:hanging="360"/>
+      </w:pPr>
+    </w:lvl>
+    <w:lvl w:ilvl="5" w:tplc="0809001B" w:tentative="1">
+      <w:start w:val="1"/>
+      <w:numFmt w:val="lowerRoman"/>
+      <w:lvlText w:val="%6."/>
+      <w:lvlJc w:val="right"/>
+      <w:pPr>
+        <w:ind w:left="4320" w:hanging="180"/>
+      </w:pPr>
+    </w:lvl>
+    <w:lvl w:ilvl="6" w:tplc="0809000F" w:tentative="1">
+      <w:start w:val="1"/>
+      <w:numFmt w:val="decimal"/>
+      <w:lvlText w:val="%7."/>
+      <w:lvlJc w:val="left"/>
+      <w:pPr>
+        <w:ind w:left="5040" w:hanging="360"/>
+      </w:pPr>
+    </w:lvl>
+    <w:lvl w:ilvl="7" w:tplc="08090019" w:tentative="1">
+      <w:start w:val="1"/>
+      <w:numFmt w:val="lowerLetter"/>
+      <w:lvlText w:val="%8."/>
+      <w:lvlJc w:val="left"/>
+      <w:pPr>
+        <w:ind w:left="5760" w:hanging="360"/>
+      </w:pPr>
+    </w:lvl>
+    <w:lvl w:ilvl="8" w:tplc="0809001B" w:tentative="1">
+      <w:start w:val="1"/>
+      <w:numFmt w:val="lowerRoman"/>
+      <w:lvlText w:val="%9."/>
+      <w:lvlJc w:val="right"/>
+      <w:pPr>
+        <w:ind w:left="6480" w:hanging="180"/>
+      </w:pPr>
+    </w:lvl>
+  </w:abstractNum>
+  <w:abstractNum w:abstractNumId="10" w15:restartNumberingAfterBreak="0">
+    <w:nsid w:val="5D8D316B"/>
+    <w:multiLevelType w:val="hybridMultilevel"/>
+    <w:tmpl w:val="0138FBF6"/>
+    <w:lvl w:ilvl="0" w:tplc="08090001">
+      <w:start w:val="1"/>
+      <w:numFmt w:val="bullet"/>
+      <w:lvlText w:val=""/>
+      <w:lvlJc w:val="left"/>
+      <w:pPr>
+        <w:ind w:left="720" w:hanging="360"/>
+      </w:pPr>
+      <w:rPr>
+        <w:rFonts w:ascii="Symbol" w:hAnsi="Symbol" w:hint="default"/>
+      </w:rPr>
+    </w:lvl>
+    <w:lvl w:ilvl="1" w:tplc="08090003" w:tentative="1">
+      <w:start w:val="1"/>
+      <w:numFmt w:val="bullet"/>
+      <w:lvlText w:val="o"/>
+      <w:lvlJc w:val="left"/>
+      <w:pPr>
+        <w:ind w:left="1440" w:hanging="360"/>
+      </w:pPr>
+      <w:rPr>
+        <w:rFonts w:ascii="Courier New" w:hAnsi="Courier New" w:cs="Courier New" w:hint="default"/>
+      </w:rPr>
+    </w:lvl>
+    <w:lvl w:ilvl="2" w:tplc="08090005" w:tentative="1">
+      <w:start w:val="1"/>
+      <w:numFmt w:val="bullet"/>
+      <w:lvlText w:val=""/>
+      <w:lvlJc w:val="left"/>
+      <w:pPr>
+        <w:ind w:left="2160" w:hanging="360"/>
+      </w:pPr>
+      <w:rPr>
+        <w:rFonts w:ascii="Wingdings" w:hAnsi="Wingdings" w:hint="default"/>
+      </w:rPr>
+    </w:lvl>
+    <w:lvl w:ilvl="3" w:tplc="08090001" w:tentative="1">
+      <w:start w:val="1"/>
+      <w:numFmt w:val="bullet"/>
+      <w:lvlText w:val=""/>
+      <w:lvlJc w:val="left"/>
+      <w:pPr>
+        <w:ind w:left="2880" w:hanging="360"/>
+      </w:pPr>
+      <w:rPr>
+        <w:rFonts w:ascii="Symbol" w:hAnsi="Symbol" w:hint="default"/>
+      </w:rPr>
+    </w:lvl>
+    <w:lvl w:ilvl="4" w:tplc="08090003" w:tentative="1">
+      <w:start w:val="1"/>
+      <w:numFmt w:val="bullet"/>
+      <w:lvlText w:val="o"/>
+      <w:lvlJc w:val="left"/>
+      <w:pPr>
+        <w:ind w:left="3600" w:hanging="360"/>
+      </w:pPr>
+      <w:rPr>
+        <w:rFonts w:ascii="Courier New" w:hAnsi="Courier New" w:cs="Courier New" w:hint="default"/>
+      </w:rPr>
+    </w:lvl>
+    <w:lvl w:ilvl="5" w:tplc="08090005" w:tentative="1">
+      <w:start w:val="1"/>
+      <w:numFmt w:val="bullet"/>
+      <w:lvlText w:val=""/>
+      <w:lvlJc w:val="left"/>
+      <w:pPr>
+        <w:ind w:left="4320" w:hanging="360"/>
+      </w:pPr>
+      <w:rPr>
+        <w:rFonts w:ascii="Wingdings" w:hAnsi="Wingdings" w:hint="default"/>
+      </w:rPr>
+    </w:lvl>
+    <w:lvl w:ilvl="6" w:tplc="08090001" w:tentative="1">
+      <w:start w:val="1"/>
+      <w:numFmt w:val="bullet"/>
+      <w:lvlText w:val=""/>
+      <w:lvlJc w:val="left"/>
+      <w:pPr>
+        <w:ind w:left="5040" w:hanging="360"/>
+      </w:pPr>
+      <w:rPr>
+        <w:rFonts w:ascii="Symbol" w:hAnsi="Symbol" w:hint="default"/>
+      </w:rPr>
+    </w:lvl>
+    <w:lvl w:ilvl="7" w:tplc="08090003" w:tentative="1">
+      <w:start w:val="1"/>
+      <w:numFmt w:val="bullet"/>
+      <w:lvlText w:val="o"/>
+      <w:lvlJc w:val="left"/>
+      <w:pPr>
+        <w:ind w:left="5760" w:hanging="360"/>
+      </w:pPr>
+      <w:rPr>
+        <w:rFonts w:ascii="Courier New" w:hAnsi="Courier New" w:cs="Courier New" w:hint="default"/>
+      </w:rPr>
+    </w:lvl>
+    <w:lvl w:ilvl="8" w:tplc="08090005" w:tentative="1">
+      <w:start w:val="1"/>
+      <w:numFmt w:val="bullet"/>
+      <w:lvlText w:val=""/>
+      <w:lvlJc w:val="left"/>
+      <w:pPr>
+        <w:ind w:left="6480" w:hanging="360"/>
+      </w:pPr>
+      <w:rPr>
+        <w:rFonts w:ascii="Wingdings" w:hAnsi="Wingdings" w:hint="default"/>
+      </w:rPr>
+    </w:lvl>
+  </w:abstractNum>
+  <w:abstractNum w:abstractNumId="11" w15:restartNumberingAfterBreak="0">
     <w:nsid w:val="5D8E688F"/>
     <w:multiLevelType w:val="hybridMultilevel"/>
     <w:tmpl w:val="153260A8"/>
@@ -7661,7 +11692,7 @@
       </w:rPr>
     </w:lvl>
   </w:abstractNum>
-  <w:abstractNum w:abstractNumId="5" w15:restartNumberingAfterBreak="0">
+  <w:abstractNum w:abstractNumId="12" w15:restartNumberingAfterBreak="0">
     <w:nsid w:val="5FC5550D"/>
     <w:multiLevelType w:val="multilevel"/>
     <w:tmpl w:val="23DC2330"/>
@@ -7810,23 +11841,368 @@
       </w:rPr>
     </w:lvl>
   </w:abstractNum>
+  <w:abstractNum w:abstractNumId="13" w15:restartNumberingAfterBreak="0">
+    <w:nsid w:val="61C75D03"/>
+    <w:multiLevelType w:val="hybridMultilevel"/>
+    <w:tmpl w:val="E544F858"/>
+    <w:lvl w:ilvl="0" w:tplc="08090001">
+      <w:start w:val="1"/>
+      <w:numFmt w:val="bullet"/>
+      <w:lvlText w:val=""/>
+      <w:lvlJc w:val="left"/>
+      <w:pPr>
+        <w:ind w:left="778" w:hanging="360"/>
+      </w:pPr>
+      <w:rPr>
+        <w:rFonts w:ascii="Symbol" w:hAnsi="Symbol" w:hint="default"/>
+      </w:rPr>
+    </w:lvl>
+    <w:lvl w:ilvl="1" w:tplc="08090003" w:tentative="1">
+      <w:start w:val="1"/>
+      <w:numFmt w:val="bullet"/>
+      <w:lvlText w:val="o"/>
+      <w:lvlJc w:val="left"/>
+      <w:pPr>
+        <w:ind w:left="1498" w:hanging="360"/>
+      </w:pPr>
+      <w:rPr>
+        <w:rFonts w:ascii="Courier New" w:hAnsi="Courier New" w:cs="Courier New" w:hint="default"/>
+      </w:rPr>
+    </w:lvl>
+    <w:lvl w:ilvl="2" w:tplc="08090005" w:tentative="1">
+      <w:start w:val="1"/>
+      <w:numFmt w:val="bullet"/>
+      <w:lvlText w:val=""/>
+      <w:lvlJc w:val="left"/>
+      <w:pPr>
+        <w:ind w:left="2218" w:hanging="360"/>
+      </w:pPr>
+      <w:rPr>
+        <w:rFonts w:ascii="Wingdings" w:hAnsi="Wingdings" w:hint="default"/>
+      </w:rPr>
+    </w:lvl>
+    <w:lvl w:ilvl="3" w:tplc="08090001" w:tentative="1">
+      <w:start w:val="1"/>
+      <w:numFmt w:val="bullet"/>
+      <w:lvlText w:val=""/>
+      <w:lvlJc w:val="left"/>
+      <w:pPr>
+        <w:ind w:left="2938" w:hanging="360"/>
+      </w:pPr>
+      <w:rPr>
+        <w:rFonts w:ascii="Symbol" w:hAnsi="Symbol" w:hint="default"/>
+      </w:rPr>
+    </w:lvl>
+    <w:lvl w:ilvl="4" w:tplc="08090003" w:tentative="1">
+      <w:start w:val="1"/>
+      <w:numFmt w:val="bullet"/>
+      <w:lvlText w:val="o"/>
+      <w:lvlJc w:val="left"/>
+      <w:pPr>
+        <w:ind w:left="3658" w:hanging="360"/>
+      </w:pPr>
+      <w:rPr>
+        <w:rFonts w:ascii="Courier New" w:hAnsi="Courier New" w:cs="Courier New" w:hint="default"/>
+      </w:rPr>
+    </w:lvl>
+    <w:lvl w:ilvl="5" w:tplc="08090005" w:tentative="1">
+      <w:start w:val="1"/>
+      <w:numFmt w:val="bullet"/>
+      <w:lvlText w:val=""/>
+      <w:lvlJc w:val="left"/>
+      <w:pPr>
+        <w:ind w:left="4378" w:hanging="360"/>
+      </w:pPr>
+      <w:rPr>
+        <w:rFonts w:ascii="Wingdings" w:hAnsi="Wingdings" w:hint="default"/>
+      </w:rPr>
+    </w:lvl>
+    <w:lvl w:ilvl="6" w:tplc="08090001" w:tentative="1">
+      <w:start w:val="1"/>
+      <w:numFmt w:val="bullet"/>
+      <w:lvlText w:val=""/>
+      <w:lvlJc w:val="left"/>
+      <w:pPr>
+        <w:ind w:left="5098" w:hanging="360"/>
+      </w:pPr>
+      <w:rPr>
+        <w:rFonts w:ascii="Symbol" w:hAnsi="Symbol" w:hint="default"/>
+      </w:rPr>
+    </w:lvl>
+    <w:lvl w:ilvl="7" w:tplc="08090003" w:tentative="1">
+      <w:start w:val="1"/>
+      <w:numFmt w:val="bullet"/>
+      <w:lvlText w:val="o"/>
+      <w:lvlJc w:val="left"/>
+      <w:pPr>
+        <w:ind w:left="5818" w:hanging="360"/>
+      </w:pPr>
+      <w:rPr>
+        <w:rFonts w:ascii="Courier New" w:hAnsi="Courier New" w:cs="Courier New" w:hint="default"/>
+      </w:rPr>
+    </w:lvl>
+    <w:lvl w:ilvl="8" w:tplc="08090005" w:tentative="1">
+      <w:start w:val="1"/>
+      <w:numFmt w:val="bullet"/>
+      <w:lvlText w:val=""/>
+      <w:lvlJc w:val="left"/>
+      <w:pPr>
+        <w:ind w:left="6538" w:hanging="360"/>
+      </w:pPr>
+      <w:rPr>
+        <w:rFonts w:ascii="Wingdings" w:hAnsi="Wingdings" w:hint="default"/>
+      </w:rPr>
+    </w:lvl>
+  </w:abstractNum>
+  <w:abstractNum w:abstractNumId="14" w15:restartNumberingAfterBreak="0">
+    <w:nsid w:val="6420690F"/>
+    <w:multiLevelType w:val="hybridMultilevel"/>
+    <w:tmpl w:val="4E00CEA2"/>
+    <w:lvl w:ilvl="0" w:tplc="08090001">
+      <w:start w:val="1"/>
+      <w:numFmt w:val="bullet"/>
+      <w:lvlText w:val=""/>
+      <w:lvlJc w:val="left"/>
+      <w:pPr>
+        <w:ind w:left="720" w:hanging="360"/>
+      </w:pPr>
+      <w:rPr>
+        <w:rFonts w:ascii="Symbol" w:hAnsi="Symbol" w:hint="default"/>
+      </w:rPr>
+    </w:lvl>
+    <w:lvl w:ilvl="1" w:tplc="08090003" w:tentative="1">
+      <w:start w:val="1"/>
+      <w:numFmt w:val="bullet"/>
+      <w:lvlText w:val="o"/>
+      <w:lvlJc w:val="left"/>
+      <w:pPr>
+        <w:ind w:left="1440" w:hanging="360"/>
+      </w:pPr>
+      <w:rPr>
+        <w:rFonts w:ascii="Courier New" w:hAnsi="Courier New" w:cs="Courier New" w:hint="default"/>
+      </w:rPr>
+    </w:lvl>
+    <w:lvl w:ilvl="2" w:tplc="08090005" w:tentative="1">
+      <w:start w:val="1"/>
+      <w:numFmt w:val="bullet"/>
+      <w:lvlText w:val=""/>
+      <w:lvlJc w:val="left"/>
+      <w:pPr>
+        <w:ind w:left="2160" w:hanging="360"/>
+      </w:pPr>
+      <w:rPr>
+        <w:rFonts w:ascii="Wingdings" w:hAnsi="Wingdings" w:hint="default"/>
+      </w:rPr>
+    </w:lvl>
+    <w:lvl w:ilvl="3" w:tplc="08090001" w:tentative="1">
+      <w:start w:val="1"/>
+      <w:numFmt w:val="bullet"/>
+      <w:lvlText w:val=""/>
+      <w:lvlJc w:val="left"/>
+      <w:pPr>
+        <w:ind w:left="2880" w:hanging="360"/>
+      </w:pPr>
+      <w:rPr>
+        <w:rFonts w:ascii="Symbol" w:hAnsi="Symbol" w:hint="default"/>
+      </w:rPr>
+    </w:lvl>
+    <w:lvl w:ilvl="4" w:tplc="08090003" w:tentative="1">
+      <w:start w:val="1"/>
+      <w:numFmt w:val="bullet"/>
+      <w:lvlText w:val="o"/>
+      <w:lvlJc w:val="left"/>
+      <w:pPr>
+        <w:ind w:left="3600" w:hanging="360"/>
+      </w:pPr>
+      <w:rPr>
+        <w:rFonts w:ascii="Courier New" w:hAnsi="Courier New" w:cs="Courier New" w:hint="default"/>
+      </w:rPr>
+    </w:lvl>
+    <w:lvl w:ilvl="5" w:tplc="08090005" w:tentative="1">
+      <w:start w:val="1"/>
+      <w:numFmt w:val="bullet"/>
+      <w:lvlText w:val=""/>
+      <w:lvlJc w:val="left"/>
+      <w:pPr>
+        <w:ind w:left="4320" w:hanging="360"/>
+      </w:pPr>
+      <w:rPr>
+        <w:rFonts w:ascii="Wingdings" w:hAnsi="Wingdings" w:hint="default"/>
+      </w:rPr>
+    </w:lvl>
+    <w:lvl w:ilvl="6" w:tplc="08090001" w:tentative="1">
+      <w:start w:val="1"/>
+      <w:numFmt w:val="bullet"/>
+      <w:lvlText w:val=""/>
+      <w:lvlJc w:val="left"/>
+      <w:pPr>
+        <w:ind w:left="5040" w:hanging="360"/>
+      </w:pPr>
+      <w:rPr>
+        <w:rFonts w:ascii="Symbol" w:hAnsi="Symbol" w:hint="default"/>
+      </w:rPr>
+    </w:lvl>
+    <w:lvl w:ilvl="7" w:tplc="08090003" w:tentative="1">
+      <w:start w:val="1"/>
+      <w:numFmt w:val="bullet"/>
+      <w:lvlText w:val="o"/>
+      <w:lvlJc w:val="left"/>
+      <w:pPr>
+        <w:ind w:left="5760" w:hanging="360"/>
+      </w:pPr>
+      <w:rPr>
+        <w:rFonts w:ascii="Courier New" w:hAnsi="Courier New" w:cs="Courier New" w:hint="default"/>
+      </w:rPr>
+    </w:lvl>
+    <w:lvl w:ilvl="8" w:tplc="08090005" w:tentative="1">
+      <w:start w:val="1"/>
+      <w:numFmt w:val="bullet"/>
+      <w:lvlText w:val=""/>
+      <w:lvlJc w:val="left"/>
+      <w:pPr>
+        <w:ind w:left="6480" w:hanging="360"/>
+      </w:pPr>
+      <w:rPr>
+        <w:rFonts w:ascii="Wingdings" w:hAnsi="Wingdings" w:hint="default"/>
+      </w:rPr>
+    </w:lvl>
+  </w:abstractNum>
+  <w:abstractNum w:abstractNumId="15" w15:restartNumberingAfterBreak="0">
+    <w:nsid w:val="67BB3B0B"/>
+    <w:multiLevelType w:val="hybridMultilevel"/>
+    <w:tmpl w:val="D67E2FBC"/>
+    <w:lvl w:ilvl="0" w:tplc="0809000F">
+      <w:start w:val="1"/>
+      <w:numFmt w:val="decimal"/>
+      <w:lvlText w:val="%1."/>
+      <w:lvlJc w:val="left"/>
+      <w:pPr>
+        <w:ind w:left="720" w:hanging="360"/>
+      </w:pPr>
+      <w:rPr>
+        <w:rFonts w:hint="default"/>
+      </w:rPr>
+    </w:lvl>
+    <w:lvl w:ilvl="1" w:tplc="08090019" w:tentative="1">
+      <w:start w:val="1"/>
+      <w:numFmt w:val="lowerLetter"/>
+      <w:lvlText w:val="%2."/>
+      <w:lvlJc w:val="left"/>
+      <w:pPr>
+        <w:ind w:left="1440" w:hanging="360"/>
+      </w:pPr>
+    </w:lvl>
+    <w:lvl w:ilvl="2" w:tplc="0809001B" w:tentative="1">
+      <w:start w:val="1"/>
+      <w:numFmt w:val="lowerRoman"/>
+      <w:lvlText w:val="%3."/>
+      <w:lvlJc w:val="right"/>
+      <w:pPr>
+        <w:ind w:left="2160" w:hanging="180"/>
+      </w:pPr>
+    </w:lvl>
+    <w:lvl w:ilvl="3" w:tplc="0809000F" w:tentative="1">
+      <w:start w:val="1"/>
+      <w:numFmt w:val="decimal"/>
+      <w:lvlText w:val="%4."/>
+      <w:lvlJc w:val="left"/>
+      <w:pPr>
+        <w:ind w:left="2880" w:hanging="360"/>
+      </w:pPr>
+    </w:lvl>
+    <w:lvl w:ilvl="4" w:tplc="08090019" w:tentative="1">
+      <w:start w:val="1"/>
+      <w:numFmt w:val="lowerLetter"/>
+      <w:lvlText w:val="%5."/>
+      <w:lvlJc w:val="left"/>
+      <w:pPr>
+        <w:ind w:left="3600" w:hanging="360"/>
+      </w:pPr>
+    </w:lvl>
+    <w:lvl w:ilvl="5" w:tplc="0809001B" w:tentative="1">
+      <w:start w:val="1"/>
+      <w:numFmt w:val="lowerRoman"/>
+      <w:lvlText w:val="%6."/>
+      <w:lvlJc w:val="right"/>
+      <w:pPr>
+        <w:ind w:left="4320" w:hanging="180"/>
+      </w:pPr>
+    </w:lvl>
+    <w:lvl w:ilvl="6" w:tplc="0809000F" w:tentative="1">
+      <w:start w:val="1"/>
+      <w:numFmt w:val="decimal"/>
+      <w:lvlText w:val="%7."/>
+      <w:lvlJc w:val="left"/>
+      <w:pPr>
+        <w:ind w:left="5040" w:hanging="360"/>
+      </w:pPr>
+    </w:lvl>
+    <w:lvl w:ilvl="7" w:tplc="08090019" w:tentative="1">
+      <w:start w:val="1"/>
+      <w:numFmt w:val="lowerLetter"/>
+      <w:lvlText w:val="%8."/>
+      <w:lvlJc w:val="left"/>
+      <w:pPr>
+        <w:ind w:left="5760" w:hanging="360"/>
+      </w:pPr>
+    </w:lvl>
+    <w:lvl w:ilvl="8" w:tplc="0809001B" w:tentative="1">
+      <w:start w:val="1"/>
+      <w:numFmt w:val="lowerRoman"/>
+      <w:lvlText w:val="%9."/>
+      <w:lvlJc w:val="right"/>
+      <w:pPr>
+        <w:ind w:left="6480" w:hanging="180"/>
+      </w:pPr>
+    </w:lvl>
+  </w:abstractNum>
   <w:num w:numId="1" w16cid:durableId="2047481932">
+    <w:abstractNumId w:val="5"/>
+  </w:num>
+  <w:num w:numId="2" w16cid:durableId="363792526">
+    <w:abstractNumId w:val="11"/>
+  </w:num>
+  <w:num w:numId="3" w16cid:durableId="447118071">
+    <w:abstractNumId w:val="4"/>
+  </w:num>
+  <w:num w:numId="4" w16cid:durableId="1956595642">
+    <w:abstractNumId w:val="8"/>
+  </w:num>
+  <w:num w:numId="5" w16cid:durableId="1734624379">
+    <w:abstractNumId w:val="6"/>
+  </w:num>
+  <w:num w:numId="6" w16cid:durableId="984356517">
+    <w:abstractNumId w:val="12"/>
+  </w:num>
+  <w:num w:numId="7" w16cid:durableId="526413086">
+    <w:abstractNumId w:val="13"/>
+  </w:num>
+  <w:num w:numId="8" w16cid:durableId="1190216125">
+    <w:abstractNumId w:val="9"/>
+  </w:num>
+  <w:num w:numId="9" w16cid:durableId="28574562">
+    <w:abstractNumId w:val="0"/>
+  </w:num>
+  <w:num w:numId="10" w16cid:durableId="11418442">
+    <w:abstractNumId w:val="7"/>
+  </w:num>
+  <w:num w:numId="11" w16cid:durableId="490024077">
+    <w:abstractNumId w:val="15"/>
+  </w:num>
+  <w:num w:numId="12" w16cid:durableId="470246383">
+    <w:abstractNumId w:val="2"/>
+  </w:num>
+  <w:num w:numId="13" w16cid:durableId="1806237953">
+    <w:abstractNumId w:val="3"/>
+  </w:num>
+  <w:num w:numId="14" w16cid:durableId="1133912956">
     <w:abstractNumId w:val="1"/>
   </w:num>
-  <w:num w:numId="2" w16cid:durableId="363792526">
-    <w:abstractNumId w:val="4"/>
+  <w:num w:numId="15" w16cid:durableId="1831672208">
+    <w:abstractNumId w:val="10"/>
   </w:num>
-  <w:num w:numId="3" w16cid:durableId="447118071">
-    <w:abstractNumId w:val="0"/>
-  </w:num>
-  <w:num w:numId="4" w16cid:durableId="1956595642">
-    <w:abstractNumId w:val="3"/>
-  </w:num>
-  <w:num w:numId="5" w16cid:durableId="1734624379">
-    <w:abstractNumId w:val="2"/>
-  </w:num>
-  <w:num w:numId="6" w16cid:durableId="984356517">
-    <w:abstractNumId w:val="5"/>
+  <w:num w:numId="16" w16cid:durableId="509375177">
+    <w:abstractNumId w:val="14"/>
   </w:num>
 </w:numbering>
 </file>
@@ -8911,6 +13287,29 @@
       </w:tblBorders>
     </w:tblPr>
   </w:style>
+  <w:style w:type="character" w:styleId="Hyperlink">
+    <w:name w:val="Hyperlink"/>
+    <w:basedOn w:val="DefaultParagraphFont"/>
+    <w:uiPriority w:val="99"/>
+    <w:unhideWhenUsed/>
+    <w:rsid w:val="00957077"/>
+    <w:rPr>
+      <w:color w:val="467886" w:themeColor="hyperlink"/>
+      <w:u w:val="single"/>
+    </w:rPr>
+  </w:style>
+  <w:style w:type="character" w:styleId="UnresolvedMention">
+    <w:name w:val="Unresolved Mention"/>
+    <w:basedOn w:val="DefaultParagraphFont"/>
+    <w:uiPriority w:val="99"/>
+    <w:semiHidden/>
+    <w:unhideWhenUsed/>
+    <w:rsid w:val="00957077"/>
+    <w:rPr>
+      <w:color w:val="605E5C"/>
+      <w:shd w:val="clear" w:color="auto" w:fill="E1DFDD"/>
+    </w:rPr>
+  </w:style>
 </w:styles>
 </file>
 
@@ -9001,10 +13400,10 @@
 
 <file path=word/glossary/fontTable.xml><?xml version="1.0" encoding="utf-8"?>
 <w:fonts xmlns:mc="http://schemas.openxmlformats.org/markup-compatibility/2006" xmlns:r="http://schemas.openxmlformats.org/officeDocument/2006/relationships" xmlns:w="http://schemas.openxmlformats.org/wordprocessingml/2006/main" xmlns:w14="http://schemas.microsoft.com/office/word/2010/wordml" xmlns:w15="http://schemas.microsoft.com/office/word/2012/wordml" xmlns:w16cex="http://schemas.microsoft.com/office/word/2018/wordml/cex" xmlns:w16cid="http://schemas.microsoft.com/office/word/2016/wordml/cid" xmlns:w16="http://schemas.microsoft.com/office/word/2018/wordml" xmlns:w16du="http://schemas.microsoft.com/office/word/2023/wordml/word16du" xmlns:w16sdtdh="http://schemas.microsoft.com/office/word/2020/wordml/sdtdatahash" xmlns:w16sdtfl="http://schemas.microsoft.com/office/word/2024/wordml/sdtformatlock" xmlns:w16se="http://schemas.microsoft.com/office/word/2015/wordml/symex" mc:Ignorable="w14 w15 w16se w16cid w16 w16cex w16sdtdh w16sdtfl w16du">
-  <w:font w:name="Wingdings">
-    <w:panose1 w:val="05000000000000000000"/>
+  <w:font w:name="Symbol">
+    <w:panose1 w:val="05050102010706020507"/>
     <w:charset w:val="02"/>
-    <w:family w:val="auto"/>
+    <w:family w:val="roman"/>
     <w:pitch w:val="variable"/>
     <w:sig w:usb0="00000000" w:usb1="10000000" w:usb2="00000000" w:usb3="00000000" w:csb0="80000000" w:csb1="00000000"/>
   </w:font>
@@ -9015,25 +13414,25 @@
     <w:pitch w:val="variable"/>
     <w:sig w:usb0="E0002EFF" w:usb1="C000785B" w:usb2="00000009" w:usb3="00000000" w:csb0="000001FF" w:csb1="00000000"/>
   </w:font>
+  <w:font w:name="Aptos">
+    <w:charset w:val="00"/>
+    <w:family w:val="swiss"/>
+    <w:pitch w:val="variable"/>
+    <w:sig w:usb0="20000287" w:usb1="00000003" w:usb2="00000000" w:usb3="00000000" w:csb0="0000019F" w:csb1="00000000"/>
+  </w:font>
+  <w:font w:name="Wingdings">
+    <w:panose1 w:val="05000000000000000000"/>
+    <w:charset w:val="02"/>
+    <w:family w:val="auto"/>
+    <w:pitch w:val="variable"/>
+    <w:sig w:usb0="00000000" w:usb1="10000000" w:usb2="00000000" w:usb3="00000000" w:csb0="80000000" w:csb1="00000000"/>
+  </w:font>
   <w:font w:name="Courier New">
     <w:panose1 w:val="02070309020205020404"/>
     <w:charset w:val="00"/>
     <w:family w:val="modern"/>
     <w:pitch w:val="fixed"/>
     <w:sig w:usb0="E0002EFF" w:usb1="C0007843" w:usb2="00000009" w:usb3="00000000" w:csb0="000001FF" w:csb1="00000000"/>
-  </w:font>
-  <w:font w:name="Symbol">
-    <w:panose1 w:val="05050102010706020507"/>
-    <w:charset w:val="02"/>
-    <w:family w:val="roman"/>
-    <w:pitch w:val="variable"/>
-    <w:sig w:usb0="00000000" w:usb1="10000000" w:usb2="00000000" w:usb3="00000000" w:csb0="80000000" w:csb1="00000000"/>
-  </w:font>
-  <w:font w:name="Aptos">
-    <w:charset w:val="00"/>
-    <w:family w:val="swiss"/>
-    <w:pitch w:val="variable"/>
-    <w:sig w:usb0="20000287" w:usb1="00000003" w:usb2="00000000" w:usb3="00000000" w:csb0="0000019F" w:csb1="00000000"/>
   </w:font>
   <w:font w:name="Aptos Display">
     <w:charset w:val="00"/>
@@ -9060,8 +13459,11 @@
   </w:compat>
   <w:rsids>
     <w:rsidRoot w:val="00643E4B"/>
+    <w:rsid w:val="000C6422"/>
     <w:rsid w:val="00643E4B"/>
+    <w:rsid w:val="00731945"/>
     <w:rsid w:val="007E40A1"/>
+    <w:rsid w:val="00DD2BDF"/>
     <w:rsid w:val="00F76B1F"/>
   </w:rsids>
   <m:mathPr>

--- a/DISSERTATION/FINAL DISSERTATION REPORT.docx
+++ b/DISSERTATION/FINAL DISSERTATION REPORT.docx
@@ -75,21 +75,7 @@
         <w:rPr>
           <w:rFonts w:ascii="Times New Roman" w:hAnsi="Times New Roman" w:cs="Times New Roman"/>
         </w:rPr>
-        <w:t>AI-DRIVEN SYSTEM FOR FASHION ANALYSIS FROM LAGOS FASHION WEEK F/W 2025 (</w:t>
-      </w:r>
-      <w:proofErr w:type="spellStart"/>
-      <w:r>
-        <w:rPr>
-          <w:rFonts w:ascii="Times New Roman" w:hAnsi="Times New Roman" w:cs="Times New Roman"/>
-        </w:rPr>
-        <w:t>HoL</w:t>
-      </w:r>
-      <w:proofErr w:type="spellEnd"/>
-      <w:r>
-        <w:rPr>
-          <w:rFonts w:ascii="Times New Roman" w:hAnsi="Times New Roman" w:cs="Times New Roman"/>
-        </w:rPr>
-        <w:t xml:space="preserve"> – HOUSE OF LASGIDI)</w:t>
+        <w:t>AI-DRIVEN SYSTEM FOR FASHION ANALYSIS FROM LAGOS FASHION WEEK F/W 2025 (HoL – HOUSE OF LASGIDI)</w:t>
       </w:r>
     </w:p>
     <w:p>
@@ -231,6 +217,14 @@
         </w:rPr>
         <w:t>I attest that the content of this dissertation report is my own. I certify that the content of this report has not been submitted anywhere else for any award. I also certify that the application’s implementation and research have not been submitted elsewhere for any award and are solely owned by me, Anita Dijala. I agree that this work be saved electronically for academic purposes. I do not give my consent for the work presented in this report, and any and all accompanying documentation which includes the system implementation, to be made public without ascertaining prior consent and permission from myself.</w:t>
       </w:r>
+    </w:p>
+    <w:p>
+      <w:pPr>
+        <w:jc w:val="center"/>
+        <w:rPr>
+          <w:rFonts w:ascii="Times New Roman" w:hAnsi="Times New Roman" w:cs="Times New Roman"/>
+        </w:rPr>
+      </w:pPr>
     </w:p>
     <w:p>
       <w:pPr>
@@ -924,20 +918,6 @@
           <w:rFonts w:ascii="Times New Roman" w:hAnsi="Times New Roman" w:cs="Times New Roman"/>
         </w:rPr>
       </w:pPr>
-    </w:p>
-    <w:p>
-      <w:pPr>
-        <w:rPr>
-          <w:rFonts w:ascii="Times New Roman" w:hAnsi="Times New Roman" w:cs="Times New Roman"/>
-        </w:rPr>
-      </w:pPr>
-    </w:p>
-    <w:p>
-      <w:pPr>
-        <w:rPr>
-          <w:rFonts w:ascii="Times New Roman" w:hAnsi="Times New Roman" w:cs="Times New Roman"/>
-        </w:rPr>
-      </w:pPr>
       <w:r>
         <w:rPr>
           <w:rFonts w:ascii="Times New Roman" w:hAnsi="Times New Roman" w:cs="Times New Roman"/>
@@ -1035,21 +1015,7 @@
         <w:rPr>
           <w:rFonts w:ascii="Times New Roman" w:hAnsi="Times New Roman" w:cs="Times New Roman"/>
         </w:rPr>
-        <w:t xml:space="preserve">tes and compares two semantic segmentation pipelines, DeepLabV3+ and </w:t>
-      </w:r>
-      <w:proofErr w:type="spellStart"/>
-      <w:r>
-        <w:rPr>
-          <w:rFonts w:ascii="Times New Roman" w:hAnsi="Times New Roman" w:cs="Times New Roman"/>
-        </w:rPr>
-        <w:t>FashnHumanParser</w:t>
-      </w:r>
-      <w:proofErr w:type="spellEnd"/>
-      <w:r>
-        <w:rPr>
-          <w:rFonts w:ascii="Times New Roman" w:hAnsi="Times New Roman" w:cs="Times New Roman"/>
-        </w:rPr>
-        <w:t xml:space="preserve">, followed by K-Means clustering. Fabric sentiment analysis is </w:t>
+        <w:t xml:space="preserve">tes and compares two semantic segmentation pipelines, DeepLabV3+ and FashnHumanParser, followed by K-Means clustering. Fabric sentiment analysis is </w:t>
       </w:r>
       <w:r>
         <w:rPr>
@@ -1068,48 +1034,20 @@
         <w:rPr>
           <w:rFonts w:ascii="Times New Roman" w:hAnsi="Times New Roman" w:cs="Times New Roman"/>
         </w:rPr>
-        <w:t>The system testing compared the colour segmentation pipelines, revealing that [DeepLabV3+/</w:t>
-      </w:r>
-      <w:proofErr w:type="spellStart"/>
-      <w:r>
-        <w:rPr>
-          <w:rFonts w:ascii="Times New Roman" w:hAnsi="Times New Roman" w:cs="Times New Roman"/>
-        </w:rPr>
-        <w:t>FashnHumanParser</w:t>
-      </w:r>
-      <w:proofErr w:type="spellEnd"/>
-      <w:r>
-        <w:rPr>
-          <w:rFonts w:ascii="Times New Roman" w:hAnsi="Times New Roman" w:cs="Times New Roman"/>
-        </w:rPr>
-        <w:t>] achieved a superior accuracy of [INSERT %]. On the other hand, the GLCM-LBP-SVM pipeline successfully classified fabrics with [INSERT %] accuracy.</w:t>
-      </w:r>
-    </w:p>
-    <w:p>
-      <w:pPr>
-        <w:rPr>
-          <w:rFonts w:ascii="Times New Roman" w:hAnsi="Times New Roman" w:cs="Times New Roman"/>
-        </w:rPr>
-      </w:pPr>
-      <w:r>
-        <w:rPr>
-          <w:rFonts w:ascii="Times New Roman" w:hAnsi="Times New Roman" w:cs="Times New Roman"/>
-        </w:rPr>
-        <w:t xml:space="preserve">These results demonstrate that </w:t>
-      </w:r>
-      <w:proofErr w:type="spellStart"/>
-      <w:r>
-        <w:rPr>
-          <w:rFonts w:ascii="Times New Roman" w:hAnsi="Times New Roman" w:cs="Times New Roman"/>
-        </w:rPr>
-        <w:t>HoL</w:t>
-      </w:r>
-      <w:proofErr w:type="spellEnd"/>
-      <w:r>
-        <w:rPr>
-          <w:rFonts w:ascii="Times New Roman" w:hAnsi="Times New Roman" w:cs="Times New Roman"/>
-        </w:rPr>
-        <w:t xml:space="preserve"> provides a scalable, objective tool for designers, buyers, and forecasters to derive actionable, data-driven business insights from runway showcases, effectively bridging the knowledge system gap in African fashion.</w:t>
+        <w:t>The system testing compared the colour segmentation pipelines, revealing that [DeepLabV3+/FashnHumanParser] achieved a superior accuracy of [INSERT %]. On the other hand, the GLCM-LBP-SVM pipeline successfully classified fabrics with [INSERT %] accuracy.</w:t>
+      </w:r>
+    </w:p>
+    <w:p>
+      <w:pPr>
+        <w:rPr>
+          <w:rFonts w:ascii="Times New Roman" w:hAnsi="Times New Roman" w:cs="Times New Roman"/>
+        </w:rPr>
+      </w:pPr>
+      <w:r>
+        <w:rPr>
+          <w:rFonts w:ascii="Times New Roman" w:hAnsi="Times New Roman" w:cs="Times New Roman"/>
+        </w:rPr>
+        <w:t>These results demonstrate that HoL provides a scalable, objective tool for designers, buyers, and forecasters to derive actionable, data-driven business insights from runway showcases, effectively bridging the knowledge system gap in African fashion.</w:t>
       </w:r>
     </w:p>
     <w:p>
@@ -1219,8 +1157,431 @@
         <w:rPr>
           <w:rFonts w:ascii="Times New Roman" w:hAnsi="Times New Roman" w:cs="Times New Roman"/>
         </w:rPr>
-        <w:t>The necessity for such frameworks is supported by recent findings that for the African fashion industry to progress and thrive, individuals, like designers, buyers, and forecasters, in the fashion industry require more dependable data than is currently available (UNESCO, 2023). Existing industry data is largely incomplete, focusing mainly on raw textile production rather than the high-fashion sector or specific consumer design sentiments (UNSECO, 2023). This lack of analytical infrastructure emphasizes on wider challenges in the region, including a drawback in the infrastructure required to scale creative cooperations (UNESCO, 2023). Current fabric data in Africa is heavily fragmented and sparse. This data gap is observed by a critical lack of digital archives, as traditional textile knowledge is frequently preserved through oral traditions rather than machine-readable formats (Boateng et al., 2025).</w:t>
-      </w:r>
+        <w:t>1.1 Context and Motivation</w:t>
+      </w:r>
+    </w:p>
+    <w:p>
+      <w:pPr>
+        <w:rPr>
+          <w:rFonts w:ascii="Times New Roman" w:hAnsi="Times New Roman" w:cs="Times New Roman"/>
+        </w:rPr>
+      </w:pPr>
+      <w:r>
+        <w:rPr>
+          <w:rFonts w:ascii="Times New Roman" w:hAnsi="Times New Roman" w:cs="Times New Roman"/>
+        </w:rPr>
+        <w:t>The necessity for such frameworks is supported by recent findings that for the African fashion industry to progress and thrive, individuals, like designers, buyers, and forecasters, in the fashion industry require more dependable data than is currently available (UNESCO, 2023). Existing industry data is largely incomplete, focusing mainly on raw textile production rather than the high-fashion sector or specific consumer design sentiments (UNSECO, 2023). This lack of analytical infrastructure emphasizes on wider challenges in the region, including a drawback in the infrastructure required to scale creative cooperations (UNESCO, 2023).</w:t>
+      </w:r>
+    </w:p>
+    <w:p>
+      <w:pPr>
+        <w:rPr>
+          <w:rFonts w:ascii="Times New Roman" w:hAnsi="Times New Roman" w:cs="Times New Roman"/>
+        </w:rPr>
+      </w:pPr>
+      <w:r>
+        <w:rPr>
+          <w:rFonts w:ascii="Times New Roman" w:hAnsi="Times New Roman" w:cs="Times New Roman"/>
+        </w:rPr>
+        <w:t>Current fabric data in Africa is heavily fragmented and sparse. This data gap is observed by a critical lack of digital archives, as traditional textile knowledge is frequently preserved through oral traditions rather than machine-readable formats (Boateng et al., 2025).</w:t>
+      </w:r>
+      <w:r>
+        <w:rPr>
+          <w:rFonts w:ascii="Times New Roman" w:hAnsi="Times New Roman" w:cs="Times New Roman"/>
+        </w:rPr>
+        <w:t xml:space="preserve"> As the global fashion industry moves toward the “Fashion 4.0” era, which is defined by big data and artificial intelligence. There is a need to bridge this gap by digitizing and quantifying the visual trends of African runways, specifically within high-growth hubs like Lagos, Nigeria and more.</w:t>
+      </w:r>
+    </w:p>
+    <w:p>
+      <w:pPr>
+        <w:rPr>
+          <w:rFonts w:ascii="Times New Roman" w:hAnsi="Times New Roman" w:cs="Times New Roman"/>
+        </w:rPr>
+      </w:pPr>
+    </w:p>
+    <w:p>
+      <w:pPr>
+        <w:rPr>
+          <w:rFonts w:ascii="Times New Roman" w:hAnsi="Times New Roman" w:cs="Times New Roman"/>
+        </w:rPr>
+      </w:pPr>
+      <w:r>
+        <w:rPr>
+          <w:rFonts w:ascii="Times New Roman" w:hAnsi="Times New Roman" w:cs="Times New Roman"/>
+        </w:rPr>
+        <w:t>1.2 Problem Statement</w:t>
+      </w:r>
+    </w:p>
+    <w:p>
+      <w:pPr>
+        <w:rPr>
+          <w:rFonts w:ascii="Times New Roman" w:hAnsi="Times New Roman" w:cs="Times New Roman"/>
+        </w:rPr>
+      </w:pPr>
+      <w:r>
+        <w:rPr>
+          <w:rFonts w:ascii="Times New Roman" w:hAnsi="Times New Roman" w:cs="Times New Roman"/>
+        </w:rPr>
+        <w:t>Despite the creative success of events like Lagos Fashion Week (LFW), the analysis of these collections remains a manual, qualitative process. Stakeholders lack automated tools to:</w:t>
+      </w:r>
+    </w:p>
+    <w:p>
+      <w:pPr>
+        <w:pStyle w:val="ListParagraph"/>
+        <w:numPr>
+          <w:ilvl w:val="0"/>
+          <w:numId w:val="19"/>
+        </w:numPr>
+        <w:rPr>
+          <w:rFonts w:ascii="Times New Roman" w:hAnsi="Times New Roman" w:cs="Times New Roman"/>
+        </w:rPr>
+      </w:pPr>
+      <w:r>
+        <w:rPr>
+          <w:rFonts w:ascii="Times New Roman" w:hAnsi="Times New Roman" w:cs="Times New Roman"/>
+        </w:rPr>
+        <w:t>Objectively quantify design choices and evaluate designer collections using real-time, data-driven frameworks.</w:t>
+      </w:r>
+    </w:p>
+    <w:p>
+      <w:pPr>
+        <w:pStyle w:val="ListParagraph"/>
+        <w:numPr>
+          <w:ilvl w:val="0"/>
+          <w:numId w:val="19"/>
+        </w:numPr>
+        <w:rPr>
+          <w:rFonts w:ascii="Times New Roman" w:hAnsi="Times New Roman" w:cs="Times New Roman"/>
+        </w:rPr>
+      </w:pPr>
+      <w:r>
+        <w:rPr>
+          <w:rFonts w:ascii="Times New Roman" w:hAnsi="Times New Roman" w:cs="Times New Roman"/>
+        </w:rPr>
+        <w:t>Train algorithms on large-scale datasets specifically focused on traditional textiles, which makes it technically difficult to accurately replicate the unique physical textures of African fabrics in digital spaces.</w:t>
+      </w:r>
+    </w:p>
+    <w:p>
+      <w:pPr>
+        <w:pStyle w:val="ListParagraph"/>
+        <w:numPr>
+          <w:ilvl w:val="0"/>
+          <w:numId w:val="19"/>
+        </w:numPr>
+        <w:rPr>
+          <w:rFonts w:ascii="Times New Roman" w:hAnsi="Times New Roman" w:cs="Times New Roman"/>
+        </w:rPr>
+      </w:pPr>
+      <w:r>
+        <w:rPr>
+          <w:rFonts w:ascii="Times New Roman" w:hAnsi="Times New Roman" w:cs="Times New Roman"/>
+        </w:rPr>
+        <w:t>Analyze high-fashion or design sentiments, as existing statistical data tends to focus almost exclusively on raw textile and apparel productions.</w:t>
+      </w:r>
+    </w:p>
+    <w:p>
+      <w:pPr>
+        <w:pStyle w:val="ListParagraph"/>
+        <w:numPr>
+          <w:ilvl w:val="0"/>
+          <w:numId w:val="19"/>
+        </w:numPr>
+        <w:rPr>
+          <w:rFonts w:ascii="Times New Roman" w:hAnsi="Times New Roman" w:cs="Times New Roman"/>
+        </w:rPr>
+      </w:pPr>
+      <w:r>
+        <w:rPr>
+          <w:rFonts w:ascii="Times New Roman" w:hAnsi="Times New Roman" w:cs="Times New Roman"/>
+        </w:rPr>
+        <w:t>Track broader consumer trends and behaviours across different geographical regions due to the fragmented and sparse nature of current industry data.</w:t>
+      </w:r>
+    </w:p>
+    <w:p>
+      <w:pPr>
+        <w:rPr>
+          <w:rFonts w:ascii="Times New Roman" w:hAnsi="Times New Roman" w:cs="Times New Roman"/>
+        </w:rPr>
+      </w:pPr>
+      <w:r>
+        <w:rPr>
+          <w:rFonts w:ascii="Times New Roman" w:hAnsi="Times New Roman" w:cs="Times New Roman"/>
+        </w:rPr>
+        <w:t>Without a computational solution, the “sentiments” of African design remain unmapped, making it difficult for local designers to compete in a global market that relies on rapid trend-data.</w:t>
+      </w:r>
+    </w:p>
+    <w:p>
+      <w:pPr>
+        <w:rPr>
+          <w:rFonts w:ascii="Times New Roman" w:hAnsi="Times New Roman" w:cs="Times New Roman"/>
+        </w:rPr>
+      </w:pPr>
+    </w:p>
+    <w:p>
+      <w:pPr>
+        <w:rPr>
+          <w:rFonts w:ascii="Times New Roman" w:hAnsi="Times New Roman" w:cs="Times New Roman"/>
+        </w:rPr>
+      </w:pPr>
+      <w:r>
+        <w:rPr>
+          <w:rFonts w:ascii="Times New Roman" w:hAnsi="Times New Roman" w:cs="Times New Roman"/>
+        </w:rPr>
+        <w:t>1.3 Aims and Objectives</w:t>
+      </w:r>
+    </w:p>
+    <w:p>
+      <w:pPr>
+        <w:rPr>
+          <w:rFonts w:ascii="Times New Roman" w:hAnsi="Times New Roman" w:cs="Times New Roman"/>
+        </w:rPr>
+      </w:pPr>
+      <w:r>
+        <w:rPr>
+          <w:rFonts w:ascii="Times New Roman" w:hAnsi="Times New Roman" w:cs="Times New Roman"/>
+        </w:rPr>
+        <w:t>The aim of this project is to develop “House of Lasgidi”, an AI-driven web platform that automates the extraction and visualization of fashion trends from Lagos Fashion Week 2025.</w:t>
+      </w:r>
+    </w:p>
+    <w:p>
+      <w:pPr>
+        <w:rPr>
+          <w:rFonts w:ascii="Times New Roman" w:hAnsi="Times New Roman" w:cs="Times New Roman"/>
+        </w:rPr>
+      </w:pPr>
+      <w:r>
+        <w:rPr>
+          <w:rFonts w:ascii="Times New Roman" w:hAnsi="Times New Roman" w:cs="Times New Roman"/>
+        </w:rPr>
+        <w:t>To achieve this, the following objectives were established:</w:t>
+      </w:r>
+    </w:p>
+    <w:p>
+      <w:pPr>
+        <w:pStyle w:val="ListParagraph"/>
+        <w:numPr>
+          <w:ilvl w:val="0"/>
+          <w:numId w:val="20"/>
+        </w:numPr>
+        <w:rPr>
+          <w:rFonts w:ascii="Times New Roman" w:hAnsi="Times New Roman" w:cs="Times New Roman"/>
+        </w:rPr>
+      </w:pPr>
+      <w:r>
+        <w:rPr>
+          <w:rFonts w:ascii="Times New Roman" w:hAnsi="Times New Roman" w:cs="Times New Roman"/>
+        </w:rPr>
+        <w:lastRenderedPageBreak/>
+        <w:t>Segmentation: To implement a Semantic Segmentation pipeline to isolate garment pixels from runway images.</w:t>
+      </w:r>
+    </w:p>
+    <w:p>
+      <w:pPr>
+        <w:pStyle w:val="ListParagraph"/>
+        <w:numPr>
+          <w:ilvl w:val="0"/>
+          <w:numId w:val="20"/>
+        </w:numPr>
+        <w:rPr>
+          <w:rFonts w:ascii="Times New Roman" w:hAnsi="Times New Roman" w:cs="Times New Roman"/>
+        </w:rPr>
+      </w:pPr>
+      <w:r>
+        <w:rPr>
+          <w:rFonts w:ascii="Times New Roman" w:hAnsi="Times New Roman" w:cs="Times New Roman"/>
+        </w:rPr>
+        <w:t>Classification: To design a texture classifier using Support Vector Machines (SVM) and statistical features (GLCM + LBP) to categorize textiles into commercial profiles.</w:t>
+      </w:r>
+    </w:p>
+    <w:p>
+      <w:pPr>
+        <w:pStyle w:val="ListParagraph"/>
+        <w:numPr>
+          <w:ilvl w:val="0"/>
+          <w:numId w:val="20"/>
+        </w:numPr>
+        <w:rPr>
+          <w:rFonts w:ascii="Times New Roman" w:hAnsi="Times New Roman" w:cs="Times New Roman"/>
+        </w:rPr>
+      </w:pPr>
+      <w:r>
+        <w:rPr>
+          <w:rFonts w:ascii="Times New Roman" w:hAnsi="Times New Roman" w:cs="Times New Roman"/>
+        </w:rPr>
+        <w:t>Quantization: To utilize K-Means Clustering in the CIELAB colour space to extract accurate colour palettes.</w:t>
+      </w:r>
+    </w:p>
+    <w:p>
+      <w:pPr>
+        <w:pStyle w:val="ListParagraph"/>
+        <w:numPr>
+          <w:ilvl w:val="0"/>
+          <w:numId w:val="20"/>
+        </w:numPr>
+        <w:rPr>
+          <w:rFonts w:ascii="Times New Roman" w:hAnsi="Times New Roman" w:cs="Times New Roman"/>
+        </w:rPr>
+      </w:pPr>
+      <w:r>
+        <w:rPr>
+          <w:rFonts w:ascii="Times New Roman" w:hAnsi="Times New Roman" w:cs="Times New Roman"/>
+        </w:rPr>
+        <w:t>Visualization: To build a full-stack dashboard (React + FastAPI) that presents these insights through interactive charts and collection summaries.</w:t>
+      </w:r>
+    </w:p>
+    <w:p>
+      <w:pPr>
+        <w:rPr>
+          <w:rFonts w:ascii="Times New Roman" w:hAnsi="Times New Roman" w:cs="Times New Roman"/>
+        </w:rPr>
+      </w:pPr>
+    </w:p>
+    <w:p>
+      <w:pPr>
+        <w:rPr>
+          <w:rFonts w:ascii="Times New Roman" w:hAnsi="Times New Roman" w:cs="Times New Roman"/>
+        </w:rPr>
+      </w:pPr>
+      <w:r>
+        <w:rPr>
+          <w:rFonts w:ascii="Times New Roman" w:hAnsi="Times New Roman" w:cs="Times New Roman"/>
+        </w:rPr>
+        <w:t>1.4 Report Structure</w:t>
+      </w:r>
+    </w:p>
+    <w:p>
+      <w:pPr>
+        <w:rPr>
+          <w:rFonts w:ascii="Times New Roman" w:hAnsi="Times New Roman" w:cs="Times New Roman"/>
+        </w:rPr>
+      </w:pPr>
+      <w:r>
+        <w:rPr>
+          <w:rFonts w:ascii="Times New Roman" w:hAnsi="Times New Roman" w:cs="Times New Roman"/>
+        </w:rPr>
+        <w:t>The remainder of this dissertation report is organized as follows:</w:t>
+      </w:r>
+    </w:p>
+    <w:p>
+      <w:pPr>
+        <w:pStyle w:val="ListParagraph"/>
+        <w:numPr>
+          <w:ilvl w:val="0"/>
+          <w:numId w:val="21"/>
+        </w:numPr>
+        <w:rPr>
+          <w:rFonts w:ascii="Times New Roman" w:hAnsi="Times New Roman" w:cs="Times New Roman"/>
+        </w:rPr>
+      </w:pPr>
+      <w:r>
+        <w:rPr>
+          <w:rFonts w:ascii="Times New Roman" w:hAnsi="Times New Roman" w:cs="Times New Roman"/>
+        </w:rPr>
+        <w:t>Chapter 2: Background/Literature Review. Reviews the evolution of Computer Vision in fashion and explores the mathematical theories behind texture and colour analysis.</w:t>
+      </w:r>
+    </w:p>
+    <w:p>
+      <w:pPr>
+        <w:pStyle w:val="ListParagraph"/>
+        <w:numPr>
+          <w:ilvl w:val="0"/>
+          <w:numId w:val="21"/>
+        </w:numPr>
+        <w:rPr>
+          <w:rFonts w:ascii="Times New Roman" w:hAnsi="Times New Roman" w:cs="Times New Roman"/>
+        </w:rPr>
+      </w:pPr>
+      <w:r>
+        <w:rPr>
+          <w:rFonts w:ascii="Times New Roman" w:hAnsi="Times New Roman" w:cs="Times New Roman"/>
+        </w:rPr>
+        <w:t>Chapter 3: Design. Details the system architecture, the decoupled nature of the API, and the logic of the machine learning pipeline.</w:t>
+      </w:r>
+    </w:p>
+    <w:p>
+      <w:pPr>
+        <w:pStyle w:val="ListParagraph"/>
+        <w:numPr>
+          <w:ilvl w:val="0"/>
+          <w:numId w:val="21"/>
+        </w:numPr>
+        <w:rPr>
+          <w:rFonts w:ascii="Times New Roman" w:hAnsi="Times New Roman" w:cs="Times New Roman"/>
+        </w:rPr>
+      </w:pPr>
+      <w:r>
+        <w:rPr>
+          <w:rFonts w:ascii="Times New Roman" w:hAnsi="Times New Roman" w:cs="Times New Roman"/>
+        </w:rPr>
+        <w:t>Chapter 4: Implementation. Describes the technical development process, including data scraping, model training, and frontend construction.</w:t>
+      </w:r>
+    </w:p>
+    <w:p>
+      <w:pPr>
+        <w:pStyle w:val="ListParagraph"/>
+        <w:numPr>
+          <w:ilvl w:val="0"/>
+          <w:numId w:val="21"/>
+        </w:numPr>
+        <w:rPr>
+          <w:rFonts w:ascii="Times New Roman" w:hAnsi="Times New Roman" w:cs="Times New Roman"/>
+        </w:rPr>
+      </w:pPr>
+      <w:r>
+        <w:rPr>
+          <w:rFonts w:ascii="Times New Roman" w:hAnsi="Times New Roman" w:cs="Times New Roman"/>
+        </w:rPr>
+        <w:t>Chapter 5: System Walkthrough. Demonstrates the final “House of Lasgidi” platform and its core functionalities.</w:t>
+      </w:r>
+    </w:p>
+    <w:p>
+      <w:pPr>
+        <w:pStyle w:val="ListParagraph"/>
+        <w:numPr>
+          <w:ilvl w:val="0"/>
+          <w:numId w:val="21"/>
+        </w:numPr>
+        <w:rPr>
+          <w:rFonts w:ascii="Times New Roman" w:hAnsi="Times New Roman" w:cs="Times New Roman"/>
+        </w:rPr>
+      </w:pPr>
+      <w:r>
+        <w:rPr>
+          <w:rFonts w:ascii="Times New Roman" w:hAnsi="Times New Roman" w:cs="Times New Roman"/>
+        </w:rPr>
+        <w:t>Chapter 6: Testing and Evaluation. Presents a critical analysis of the system’s performance, including classifier accuracy</w:t>
+      </w:r>
+      <w:r>
+        <w:rPr>
+          <w:rFonts w:ascii="Times New Roman" w:hAnsi="Times New Roman" w:cs="Times New Roman"/>
+        </w:rPr>
+        <w:t>.</w:t>
+      </w:r>
+    </w:p>
+    <w:p>
+      <w:pPr>
+        <w:pStyle w:val="ListParagraph"/>
+        <w:numPr>
+          <w:ilvl w:val="0"/>
+          <w:numId w:val="21"/>
+        </w:numPr>
+        <w:rPr>
+          <w:rFonts w:ascii="Times New Roman" w:hAnsi="Times New Roman" w:cs="Times New Roman"/>
+        </w:rPr>
+      </w:pPr>
+      <w:r>
+        <w:rPr>
+          <w:rFonts w:ascii="Times New Roman" w:hAnsi="Times New Roman" w:cs="Times New Roman"/>
+        </w:rPr>
+        <w:t>Chapter 7: Conclusion. Summarizes the project’s achievements and reflects on future work for African fashion informatics.</w:t>
+      </w:r>
+    </w:p>
+    <w:p>
+      <w:pPr>
+        <w:rPr>
+          <w:rFonts w:ascii="Times New Roman" w:hAnsi="Times New Roman" w:cs="Times New Roman"/>
+        </w:rPr>
+      </w:pPr>
     </w:p>
     <w:p>
       <w:pPr>
@@ -1241,104 +1602,64 @@
           <w:rFonts w:ascii="Times New Roman" w:hAnsi="Times New Roman" w:cs="Times New Roman"/>
         </w:rPr>
       </w:pPr>
-    </w:p>
-    <w:p>
-      <w:pPr>
-        <w:rPr>
-          <w:rFonts w:ascii="Times New Roman" w:hAnsi="Times New Roman" w:cs="Times New Roman"/>
-        </w:rPr>
-      </w:pPr>
-    </w:p>
-    <w:p>
-      <w:pPr>
-        <w:rPr>
-          <w:rFonts w:ascii="Times New Roman" w:hAnsi="Times New Roman" w:cs="Times New Roman"/>
-        </w:rPr>
-      </w:pPr>
-    </w:p>
-    <w:p>
-      <w:pPr>
-        <w:rPr>
-          <w:rFonts w:ascii="Times New Roman" w:hAnsi="Times New Roman" w:cs="Times New Roman"/>
-        </w:rPr>
-      </w:pPr>
-    </w:p>
-    <w:p>
-      <w:pPr>
-        <w:rPr>
-          <w:rFonts w:ascii="Times New Roman" w:hAnsi="Times New Roman" w:cs="Times New Roman"/>
-        </w:rPr>
-      </w:pPr>
-    </w:p>
-    <w:p>
-      <w:pPr>
-        <w:rPr>
-          <w:rFonts w:ascii="Times New Roman" w:hAnsi="Times New Roman" w:cs="Times New Roman"/>
-        </w:rPr>
-      </w:pPr>
-    </w:p>
-    <w:p>
-      <w:pPr>
-        <w:rPr>
-          <w:rFonts w:ascii="Times New Roman" w:hAnsi="Times New Roman" w:cs="Times New Roman"/>
-        </w:rPr>
-      </w:pPr>
-    </w:p>
-    <w:p>
-      <w:pPr>
-        <w:rPr>
-          <w:rFonts w:ascii="Times New Roman" w:hAnsi="Times New Roman" w:cs="Times New Roman"/>
-        </w:rPr>
-      </w:pPr>
-    </w:p>
-    <w:p>
-      <w:pPr>
-        <w:rPr>
-          <w:rFonts w:ascii="Times New Roman" w:hAnsi="Times New Roman" w:cs="Times New Roman"/>
-        </w:rPr>
-      </w:pPr>
-    </w:p>
-    <w:p>
-      <w:pPr>
-        <w:rPr>
-          <w:rFonts w:ascii="Times New Roman" w:hAnsi="Times New Roman" w:cs="Times New Roman"/>
-        </w:rPr>
-      </w:pPr>
-    </w:p>
-    <w:p>
-      <w:pPr>
-        <w:rPr>
-          <w:rFonts w:ascii="Times New Roman" w:hAnsi="Times New Roman" w:cs="Times New Roman"/>
-        </w:rPr>
-      </w:pPr>
-    </w:p>
-    <w:p>
-      <w:pPr>
-        <w:rPr>
-          <w:rFonts w:ascii="Times New Roman" w:hAnsi="Times New Roman" w:cs="Times New Roman"/>
-        </w:rPr>
-      </w:pPr>
-    </w:p>
-    <w:p>
-      <w:pPr>
-        <w:rPr>
-          <w:rFonts w:ascii="Times New Roman" w:hAnsi="Times New Roman" w:cs="Times New Roman"/>
-        </w:rPr>
-      </w:pPr>
-    </w:p>
-    <w:p>
-      <w:pPr>
-        <w:rPr>
-          <w:rFonts w:ascii="Times New Roman" w:hAnsi="Times New Roman" w:cs="Times New Roman"/>
-        </w:rPr>
-      </w:pPr>
-    </w:p>
-    <w:p>
-      <w:pPr>
-        <w:rPr>
-          <w:rFonts w:ascii="Times New Roman" w:hAnsi="Times New Roman" w:cs="Times New Roman"/>
-        </w:rPr>
-      </w:pPr>
+      <w:r>
+        <w:rPr>
+          <w:rFonts w:ascii="Times New Roman" w:hAnsi="Times New Roman" w:cs="Times New Roman"/>
+        </w:rPr>
+        <w:t>2.1 Introduction</w:t>
+      </w:r>
+    </w:p>
+    <w:p>
+      <w:pPr>
+        <w:rPr>
+          <w:rFonts w:ascii="Times New Roman" w:hAnsi="Times New Roman" w:cs="Times New Roman"/>
+        </w:rPr>
+      </w:pPr>
+      <w:r>
+        <w:rPr>
+          <w:rFonts w:ascii="Times New Roman" w:hAnsi="Times New Roman" w:cs="Times New Roman"/>
+        </w:rPr>
+        <w:t>2.2 Semantic Segmentation in Fashion</w:t>
+      </w:r>
+    </w:p>
+    <w:p>
+      <w:pPr>
+        <w:rPr>
+          <w:rFonts w:ascii="Times New Roman" w:hAnsi="Times New Roman" w:cs="Times New Roman"/>
+        </w:rPr>
+      </w:pPr>
+      <w:r>
+        <w:rPr>
+          <w:rFonts w:ascii="Times New Roman" w:hAnsi="Times New Roman" w:cs="Times New Roman"/>
+        </w:rPr>
+        <w:t>2.3 Texture Analysis: Deep Learning vs. Handcrafted Features</w:t>
+      </w:r>
+    </w:p>
+    <w:p>
+      <w:pPr>
+        <w:rPr>
+          <w:rFonts w:ascii="Times New Roman" w:hAnsi="Times New Roman" w:cs="Times New Roman"/>
+        </w:rPr>
+      </w:pPr>
+      <w:r>
+        <w:rPr>
+          <w:rFonts w:ascii="Times New Roman" w:hAnsi="Times New Roman" w:cs="Times New Roman"/>
+        </w:rPr>
+        <w:t>2.4 Colour Quantization and Perception</w:t>
+      </w:r>
+    </w:p>
+    <w:p>
+      <w:pPr>
+        <w:rPr>
+          <w:rFonts w:ascii="Times New Roman" w:hAnsi="Times New Roman" w:cs="Times New Roman"/>
+        </w:rPr>
+      </w:pPr>
+      <w:r>
+        <w:rPr>
+          <w:rFonts w:ascii="Times New Roman" w:hAnsi="Times New Roman" w:cs="Times New Roman"/>
+        </w:rPr>
+        <w:t>2.5 Existing Systems and the Cross-Domain Gap</w:t>
+      </w:r>
     </w:p>
     <w:p>
       <w:pPr>
@@ -1388,14 +1709,12 @@
         <w:lastRenderedPageBreak/>
         <w:t xml:space="preserve">3 </w:t>
       </w:r>
-      <w:proofErr w:type="gramStart"/>
       <w:r>
         <w:rPr>
           <w:rFonts w:ascii="Times New Roman" w:hAnsi="Times New Roman" w:cs="Times New Roman"/>
         </w:rPr>
         <w:t>DESIGN</w:t>
       </w:r>
-      <w:proofErr w:type="gramEnd"/>
     </w:p>
     <w:p>
       <w:pPr>
@@ -1426,21 +1745,7 @@
         <w:rPr>
           <w:rFonts w:ascii="Times New Roman" w:hAnsi="Times New Roman" w:cs="Times New Roman"/>
         </w:rPr>
-        <w:t>This chapter discusses the design of major components and details of the methods used for the House of Lasgidi (</w:t>
-      </w:r>
-      <w:proofErr w:type="spellStart"/>
-      <w:r>
-        <w:rPr>
-          <w:rFonts w:ascii="Times New Roman" w:hAnsi="Times New Roman" w:cs="Times New Roman"/>
-        </w:rPr>
-        <w:t>HoL</w:t>
-      </w:r>
-      <w:proofErr w:type="spellEnd"/>
-      <w:r>
-        <w:rPr>
-          <w:rFonts w:ascii="Times New Roman" w:hAnsi="Times New Roman" w:cs="Times New Roman"/>
-        </w:rPr>
-        <w:t xml:space="preserve">) framework. Emphasizing on the limitations identified </w:t>
+        <w:t xml:space="preserve">This chapter discusses the design of major components and details of the methods used for the House of Lasgidi (HoL) framework. Emphasizing on the limitations identified </w:t>
       </w:r>
       <w:r>
         <w:rPr>
@@ -1503,21 +1808,7 @@
         <w:rPr>
           <w:rFonts w:ascii="Times New Roman" w:hAnsi="Times New Roman" w:cs="Times New Roman"/>
         </w:rPr>
-        <w:t xml:space="preserve">The design of all systems follows a basic structure of two major requirements, namely, functional and non-functional requirements. Therefore, the system specification is broken down into two parts. The functional requirements of this system focus on immediate concerns as opposed to the non-functional requirements; therefore, this section of the report will give a detailed description and illustration of the functional and non-functional requirements for </w:t>
-      </w:r>
-      <w:proofErr w:type="spellStart"/>
-      <w:r>
-        <w:rPr>
-          <w:rFonts w:ascii="Times New Roman" w:hAnsi="Times New Roman" w:cs="Times New Roman"/>
-        </w:rPr>
-        <w:t>HoL</w:t>
-      </w:r>
-      <w:proofErr w:type="spellEnd"/>
-      <w:r>
-        <w:rPr>
-          <w:rFonts w:ascii="Times New Roman" w:hAnsi="Times New Roman" w:cs="Times New Roman"/>
-        </w:rPr>
-        <w:t>.</w:t>
+        <w:t>The design of all systems follows a basic structure of two major requirements, namely, functional and non-functional requirements. Therefore, the system specification is broken down into two parts. The functional requirements of this system focus on immediate concerns as opposed to the non-functional requirements; therefore, this section of the report will give a detailed description and illustration of the functional and non-functional requirements for HoL.</w:t>
       </w:r>
     </w:p>
     <w:p>
@@ -1664,21 +1955,7 @@
         <w:rPr>
           <w:rFonts w:ascii="Times New Roman" w:hAnsi="Times New Roman" w:cs="Times New Roman"/>
         </w:rPr>
-        <w:t xml:space="preserve">(Garment Segmentation): The system shall implement segmentation using DeepLabV3+ and </w:t>
-      </w:r>
-      <w:proofErr w:type="spellStart"/>
-      <w:r>
-        <w:rPr>
-          <w:rFonts w:ascii="Times New Roman" w:hAnsi="Times New Roman" w:cs="Times New Roman"/>
-        </w:rPr>
-        <w:t>FashnHumanParser</w:t>
-      </w:r>
-      <w:proofErr w:type="spellEnd"/>
-      <w:r>
-        <w:rPr>
-          <w:rFonts w:ascii="Times New Roman" w:hAnsi="Times New Roman" w:cs="Times New Roman"/>
-        </w:rPr>
-        <w:t xml:space="preserve"> to segment fashion garments from runway backgrounds.</w:t>
+        <w:t>(Garment Segmentation): The system shall implement segmentation using DeepLabV3+ and FashnHumanParser to segment fashion garments from runway backgrounds.</w:t>
       </w:r>
     </w:p>
     <w:p>
@@ -2395,25 +2672,7 @@
           <w:sz w:val="24"/>
           <w:szCs w:val="24"/>
         </w:rPr>
-        <w:t>: House of Lasgidi (</w:t>
-      </w:r>
-      <w:proofErr w:type="spellStart"/>
-      <w:r>
-        <w:rPr>
-          <w:rFonts w:ascii="Times New Roman" w:hAnsi="Times New Roman" w:cs="Times New Roman"/>
-          <w:sz w:val="24"/>
-          <w:szCs w:val="24"/>
-        </w:rPr>
-        <w:t>HoL</w:t>
-      </w:r>
-      <w:proofErr w:type="spellEnd"/>
-      <w:r>
-        <w:rPr>
-          <w:rFonts w:ascii="Times New Roman" w:hAnsi="Times New Roman" w:cs="Times New Roman"/>
-          <w:sz w:val="24"/>
-          <w:szCs w:val="24"/>
-        </w:rPr>
-        <w:t>) Use Case Diagram</w:t>
+        <w:t>: House of Lasgidi (HoL) Use Case Diagram</w:t>
       </w:r>
     </w:p>
     <w:p>
@@ -2650,21 +2909,7 @@
               <w:rPr>
                 <w:rFonts w:ascii="Times New Roman" w:hAnsi="Times New Roman" w:cs="Times New Roman"/>
               </w:rPr>
-              <w:t xml:space="preserve">Allows a new individual to register and set up a profile within the </w:t>
-            </w:r>
-            <w:proofErr w:type="spellStart"/>
-            <w:r>
-              <w:rPr>
-                <w:rFonts w:ascii="Times New Roman" w:hAnsi="Times New Roman" w:cs="Times New Roman"/>
-              </w:rPr>
-              <w:t>HoL</w:t>
-            </w:r>
-            <w:proofErr w:type="spellEnd"/>
-            <w:r>
-              <w:rPr>
-                <w:rFonts w:ascii="Times New Roman" w:hAnsi="Times New Roman" w:cs="Times New Roman"/>
-              </w:rPr>
-              <w:t xml:space="preserve"> system.</w:t>
+              <w:t>Allows a new individual to register and set up a profile within the HoL system.</w:t>
             </w:r>
           </w:p>
         </w:tc>
@@ -2810,21 +3055,7 @@
               <w:rPr>
                 <w:rFonts w:ascii="Times New Roman" w:hAnsi="Times New Roman" w:cs="Times New Roman"/>
               </w:rPr>
-              <w:t xml:space="preserve">The actor inputs registered details and the system authenticates, initiates a secure session, and redirects the actor to the main </w:t>
-            </w:r>
-            <w:proofErr w:type="spellStart"/>
-            <w:r>
-              <w:rPr>
-                <w:rFonts w:ascii="Times New Roman" w:hAnsi="Times New Roman" w:cs="Times New Roman"/>
-              </w:rPr>
-              <w:t>HoL</w:t>
-            </w:r>
-            <w:proofErr w:type="spellEnd"/>
-            <w:r>
-              <w:rPr>
-                <w:rFonts w:ascii="Times New Roman" w:hAnsi="Times New Roman" w:cs="Times New Roman"/>
-              </w:rPr>
-              <w:t xml:space="preserve"> dashboard.</w:t>
+              <w:t>The actor inputs registered details and the system authenticates, initiates a secure session, and redirects the actor to the main HoL dashboard.</w:t>
             </w:r>
           </w:p>
         </w:tc>
@@ -4317,21 +4548,7 @@
         <w:rPr>
           <w:rFonts w:ascii="Times New Roman" w:hAnsi="Times New Roman" w:cs="Times New Roman"/>
         </w:rPr>
-        <w:t>of House of Lasgidi (</w:t>
-      </w:r>
-      <w:proofErr w:type="spellStart"/>
-      <w:r>
-        <w:rPr>
-          <w:rFonts w:ascii="Times New Roman" w:hAnsi="Times New Roman" w:cs="Times New Roman"/>
-        </w:rPr>
-        <w:t>HoL</w:t>
-      </w:r>
-      <w:proofErr w:type="spellEnd"/>
-      <w:r>
-        <w:rPr>
-          <w:rFonts w:ascii="Times New Roman" w:hAnsi="Times New Roman" w:cs="Times New Roman"/>
-        </w:rPr>
-        <w:t xml:space="preserve">) follows a structured pipeline-oriented design. This system is divided into five distinct layers: the Data Acquisition Layer, the Data Pre-Processing Layer, the Feature Extraction Layer (colour analysis engine &amp; fabric analysis engine), the Machine Learning &amp; Classification Layer, and the Full-Stack Delivery Layer. </w:t>
+        <w:t xml:space="preserve">of House of Lasgidi (HoL) follows a structured pipeline-oriented design. This system is divided into five distinct layers: the Data Acquisition Layer, the Data Pre-Processing Layer, the Feature Extraction Layer (colour analysis engine &amp; fabric analysis engine), the Machine Learning &amp; Classification Layer, and the Full-Stack Delivery Layer. </w:t>
       </w:r>
       <w:r>
         <w:rPr>
@@ -4437,15 +4654,7 @@
         <w:fldChar w:fldCharType="end"/>
       </w:r>
       <w:r>
-        <w:t>: House of Lasgidi (</w:t>
-      </w:r>
-      <w:proofErr w:type="spellStart"/>
-      <w:r>
-        <w:t>HoL</w:t>
-      </w:r>
-      <w:proofErr w:type="spellEnd"/>
-      <w:r>
-        <w:t>) Overall Architecture Diagram</w:t>
+        <w:t>: House of Lasgidi (HoL) Overall Architecture Diagram</w:t>
       </w:r>
     </w:p>
     <w:p>
@@ -4610,21 +4819,7 @@
         <w:rPr>
           <w:rFonts w:ascii="Times New Roman" w:hAnsi="Times New Roman" w:cs="Times New Roman"/>
         </w:rPr>
-        <w:t>, the use of Selenium to scrape and download the runway images from fashion blogs (</w:t>
-      </w:r>
-      <w:proofErr w:type="spellStart"/>
-      <w:r>
-        <w:rPr>
-          <w:rFonts w:ascii="Times New Roman" w:hAnsi="Times New Roman" w:cs="Times New Roman"/>
-        </w:rPr>
-        <w:t>BellaNiaja</w:t>
-      </w:r>
-      <w:proofErr w:type="spellEnd"/>
-      <w:r>
-        <w:rPr>
-          <w:rFonts w:ascii="Times New Roman" w:hAnsi="Times New Roman" w:cs="Times New Roman"/>
-        </w:rPr>
-        <w:t xml:space="preserve"> &amp; Lagos Fashion Week). </w:t>
+        <w:t xml:space="preserve">, the use of Selenium to scrape and download the runway images from fashion blogs (BellaNiaja &amp; Lagos Fashion Week). </w:t>
       </w:r>
       <w:r>
         <w:rPr>
@@ -4680,19 +4875,11 @@
         </w:rPr>
         <w:t xml:space="preserve"> Traditional scrapers that only use low-level HTTP requests may fail because they cannot access dynamic material created by client-side scripts. If a scraper cannot execute these scripts, it only sees the skeleton of the page rather than the actual data (</w:t>
       </w:r>
-      <w:proofErr w:type="spellStart"/>
-      <w:r>
-        <w:rPr>
-          <w:rFonts w:ascii="Times New Roman" w:hAnsi="Times New Roman" w:cs="Times New Roman"/>
-        </w:rPr>
-        <w:t>Khder</w:t>
-      </w:r>
-      <w:proofErr w:type="spellEnd"/>
-      <w:r>
-        <w:rPr>
-          <w:rFonts w:ascii="Times New Roman" w:hAnsi="Times New Roman" w:cs="Times New Roman"/>
-        </w:rPr>
-        <w:t xml:space="preserve"> 148-149)</w:t>
+      <w:r>
+        <w:rPr>
+          <w:rFonts w:ascii="Times New Roman" w:hAnsi="Times New Roman" w:cs="Times New Roman"/>
+        </w:rPr>
+        <w:t>Khder 148-149)</w:t>
       </w:r>
       <w:r>
         <w:rPr>
@@ -4782,21 +4969,7 @@
         <w:rPr>
           <w:rFonts w:ascii="Times New Roman" w:hAnsi="Times New Roman" w:cs="Times New Roman"/>
         </w:rPr>
-        <w:t xml:space="preserve"> prevent errors in imaging (Inoue and Yagi, 2020). Finally, the images were converted into normalized floating-point tensors, following the mean and standard deviation of the ImageNet dataset, so the images could be used for the DeepLabV3+ and </w:t>
-      </w:r>
-      <w:proofErr w:type="spellStart"/>
-      <w:r>
-        <w:rPr>
-          <w:rFonts w:ascii="Times New Roman" w:hAnsi="Times New Roman" w:cs="Times New Roman"/>
-        </w:rPr>
-        <w:t>FashnHumanParser</w:t>
-      </w:r>
-      <w:proofErr w:type="spellEnd"/>
-      <w:r>
-        <w:rPr>
-          <w:rFonts w:ascii="Times New Roman" w:hAnsi="Times New Roman" w:cs="Times New Roman"/>
-        </w:rPr>
-        <w:t xml:space="preserve"> models.</w:t>
+        <w:t xml:space="preserve"> prevent errors in imaging (Inoue and Yagi, 2020). Finally, the images were converted into normalized floating-point tensors, following the mean and standard deviation of the ImageNet dataset, so the images could be used for the DeepLabV3+ and FashnHumanParser models.</w:t>
       </w:r>
     </w:p>
     <w:p>
@@ -4976,21 +5149,7 @@
         <w:rPr>
           <w:rFonts w:ascii="Times New Roman" w:hAnsi="Times New Roman" w:cs="Times New Roman"/>
         </w:rPr>
-        <w:t xml:space="preserve">, as it is an important prerequisite for an accurate analysis. If the background or the model’s skin is not filtered out, colour clustering algorithms will process heavily skewed data. This segmentation module extracts precise garment masks using two distinct convolutional neural network (CNN) pipelines to determine the optimal approach for runway imagery: the DeepLabV3+ pipeline and the </w:t>
-      </w:r>
-      <w:proofErr w:type="spellStart"/>
-      <w:r>
-        <w:rPr>
-          <w:rFonts w:ascii="Times New Roman" w:hAnsi="Times New Roman" w:cs="Times New Roman"/>
-        </w:rPr>
-        <w:t>FashnHumanParser</w:t>
-      </w:r>
-      <w:proofErr w:type="spellEnd"/>
-      <w:r>
-        <w:rPr>
-          <w:rFonts w:ascii="Times New Roman" w:hAnsi="Times New Roman" w:cs="Times New Roman"/>
-        </w:rPr>
-        <w:t xml:space="preserve"> pipeline. </w:t>
+        <w:t xml:space="preserve">, as it is an important prerequisite for an accurate analysis. If the background or the model’s skin is not filtered out, colour clustering algorithms will process heavily skewed data. This segmentation module extracts precise garment masks using two distinct convolutional neural network (CNN) pipelines to determine the optimal approach for runway imagery: the DeepLabV3+ pipeline and the FashnHumanParser pipeline. </w:t>
       </w:r>
     </w:p>
     <w:p>
@@ -5157,60 +5316,30 @@
           <w:rFonts w:ascii="Times New Roman" w:hAnsi="Times New Roman" w:cs="Times New Roman"/>
         </w:rPr>
       </w:pPr>
-      <w:proofErr w:type="spellStart"/>
-      <w:r>
-        <w:rPr>
-          <w:rFonts w:ascii="Times New Roman" w:hAnsi="Times New Roman" w:cs="Times New Roman"/>
-        </w:rPr>
-        <w:t>FashnHumanParser</w:t>
-      </w:r>
-      <w:proofErr w:type="spellEnd"/>
-      <w:r>
-        <w:rPr>
-          <w:rFonts w:ascii="Times New Roman" w:hAnsi="Times New Roman" w:cs="Times New Roman"/>
-        </w:rPr>
-        <w:t xml:space="preserve"> Pipeline</w:t>
-      </w:r>
-    </w:p>
-    <w:p>
-      <w:pPr>
-        <w:rPr>
-          <w:rFonts w:ascii="Times New Roman" w:hAnsi="Times New Roman" w:cs="Times New Roman"/>
-        </w:rPr>
-      </w:pPr>
-      <w:r>
-        <w:rPr>
-          <w:rFonts w:ascii="Times New Roman" w:hAnsi="Times New Roman" w:cs="Times New Roman"/>
-        </w:rPr>
-        <w:t xml:space="preserve">A second pipeline was integrated using the </w:t>
-      </w:r>
-      <w:proofErr w:type="spellStart"/>
-      <w:r>
-        <w:rPr>
-          <w:rFonts w:ascii="Times New Roman" w:hAnsi="Times New Roman" w:cs="Times New Roman"/>
-        </w:rPr>
-        <w:t>FashnHumanParser</w:t>
-      </w:r>
-      <w:proofErr w:type="spellEnd"/>
-      <w:r>
-        <w:rPr>
-          <w:rFonts w:ascii="Times New Roman" w:hAnsi="Times New Roman" w:cs="Times New Roman"/>
-        </w:rPr>
-        <w:t xml:space="preserve">, which leverages a specialized </w:t>
-      </w:r>
-      <w:proofErr w:type="spellStart"/>
-      <w:r>
-        <w:rPr>
-          <w:rFonts w:ascii="Times New Roman" w:hAnsi="Times New Roman" w:cs="Times New Roman"/>
-        </w:rPr>
-        <w:t>Contexualized</w:t>
-      </w:r>
-      <w:proofErr w:type="spellEnd"/>
-      <w:r>
-        <w:rPr>
-          <w:rFonts w:ascii="Times New Roman" w:hAnsi="Times New Roman" w:cs="Times New Roman"/>
-        </w:rPr>
-        <w:t xml:space="preserve"> Convolutional Neural Network (Co-CNN) designed to decompose human images into distinct semantic clothing and body regions (Liang et al.</w:t>
+      <w:r>
+        <w:rPr>
+          <w:rFonts w:ascii="Times New Roman" w:hAnsi="Times New Roman" w:cs="Times New Roman"/>
+        </w:rPr>
+        <w:t>FashnHumanParser Pipeline</w:t>
+      </w:r>
+    </w:p>
+    <w:p>
+      <w:pPr>
+        <w:rPr>
+          <w:rFonts w:ascii="Times New Roman" w:hAnsi="Times New Roman" w:cs="Times New Roman"/>
+        </w:rPr>
+      </w:pPr>
+      <w:r>
+        <w:rPr>
+          <w:rFonts w:ascii="Times New Roman" w:hAnsi="Times New Roman" w:cs="Times New Roman"/>
+        </w:rPr>
+        <w:t>A second pipeline was integrated using the FashnHumanParser</w:t>
+      </w:r>
+      <w:r>
+        <w:rPr>
+          <w:rFonts w:ascii="Times New Roman" w:hAnsi="Times New Roman" w:cs="Times New Roman"/>
+        </w:rPr>
+        <w:t>, which leverages a specialized Contexualized Convolutional Neural Network (Co-CNN) designed to decompose human images into distinct semantic clothing and body regions (Liang et al.</w:t>
       </w:r>
       <w:r>
         <w:rPr>
@@ -5352,49 +5481,7 @@
         <w:rPr>
           <w:rFonts w:ascii="Times New Roman" w:hAnsi="Times New Roman" w:cs="Times New Roman"/>
         </w:rPr>
-        <w:t xml:space="preserve">Following system evaluation, the </w:t>
-      </w:r>
-      <w:proofErr w:type="spellStart"/>
-      <w:r>
-        <w:rPr>
-          <w:rFonts w:ascii="Times New Roman" w:hAnsi="Times New Roman" w:cs="Times New Roman"/>
-        </w:rPr>
-        <w:t>FashnHumanParser</w:t>
-      </w:r>
-      <w:proofErr w:type="spellEnd"/>
-      <w:r>
-        <w:rPr>
-          <w:rFonts w:ascii="Times New Roman" w:hAnsi="Times New Roman" w:cs="Times New Roman"/>
-        </w:rPr>
-        <w:t xml:space="preserve"> achieved superior segmentation accuracy compared to the generalized DeepLabV3+ model. Consequently, the </w:t>
-      </w:r>
-      <w:proofErr w:type="spellStart"/>
-      <w:r>
-        <w:rPr>
-          <w:rFonts w:ascii="Times New Roman" w:hAnsi="Times New Roman" w:cs="Times New Roman"/>
-        </w:rPr>
-        <w:t>FashnHumanParser</w:t>
-      </w:r>
-      <w:proofErr w:type="spellEnd"/>
-      <w:r>
-        <w:rPr>
-          <w:rFonts w:ascii="Times New Roman" w:hAnsi="Times New Roman" w:cs="Times New Roman"/>
-        </w:rPr>
-        <w:t xml:space="preserve"> pipeline was selected as the primary model for the colour analysis engine for the </w:t>
-      </w:r>
-      <w:proofErr w:type="spellStart"/>
-      <w:r>
-        <w:rPr>
-          <w:rFonts w:ascii="Times New Roman" w:hAnsi="Times New Roman" w:cs="Times New Roman"/>
-        </w:rPr>
-        <w:t>HoL</w:t>
-      </w:r>
-      <w:proofErr w:type="spellEnd"/>
-      <w:r>
-        <w:rPr>
-          <w:rFonts w:ascii="Times New Roman" w:hAnsi="Times New Roman" w:cs="Times New Roman"/>
-        </w:rPr>
-        <w:t xml:space="preserve"> system.</w:t>
+        <w:t>Following system evaluation, the FashnHumanParser achieved superior segmentation accuracy compared to the generalized DeepLabV3+ model. Consequently, the FashnHumanParser pipeline was selected as the primary model for the colour analysis engine for the HoL system.</w:t>
       </w:r>
     </w:p>
     <w:p>
@@ -5495,21 +5582,7 @@
         <w:rPr>
           <w:rFonts w:ascii="Times New Roman" w:hAnsi="Times New Roman" w:cs="Times New Roman"/>
         </w:rPr>
-        <w:t xml:space="preserve">This system employs the Gray-Level Co-occurrence Matrix (GLCM) to </w:t>
-      </w:r>
-      <w:proofErr w:type="spellStart"/>
-      <w:r>
-        <w:rPr>
-          <w:rFonts w:ascii="Times New Roman" w:hAnsi="Times New Roman" w:cs="Times New Roman"/>
-        </w:rPr>
-        <w:t>analyze</w:t>
-      </w:r>
-      <w:proofErr w:type="spellEnd"/>
-      <w:r>
-        <w:rPr>
-          <w:rFonts w:ascii="Times New Roman" w:hAnsi="Times New Roman" w:cs="Times New Roman"/>
-        </w:rPr>
-        <w:t xml:space="preserve"> the macro-texture and spatial relationships of pixels within the image. The raw RGB image is first converted to an 8-bit grayscale matrix to focus exclusively on textural intensity.</w:t>
+        <w:t>This system employs the Gray-Level Co-occurrence Matrix (GLCM) to analyze the macro-texture and spatial relationships of pixels within the image. The raw RGB image is first converted to an 8-bit grayscale matrix to focus exclusively on textural intensity.</w:t>
       </w:r>
       <w:r>
         <w:rPr>
@@ -5521,41 +5594,13 @@
         <w:rPr>
           <w:rFonts w:ascii="Times New Roman" w:hAnsi="Times New Roman" w:cs="Times New Roman"/>
         </w:rPr>
-        <w:t xml:space="preserve"> The GLCM evaluates texture by tabulating the frequency at which pairs of specific </w:t>
-      </w:r>
-      <w:proofErr w:type="spellStart"/>
-      <w:r>
-        <w:rPr>
-          <w:rFonts w:ascii="Times New Roman" w:hAnsi="Times New Roman" w:cs="Times New Roman"/>
-        </w:rPr>
-        <w:t>gray</w:t>
-      </w:r>
-      <w:proofErr w:type="spellEnd"/>
-      <w:r>
-        <w:rPr>
-          <w:rFonts w:ascii="Times New Roman" w:hAnsi="Times New Roman" w:cs="Times New Roman"/>
-        </w:rPr>
-        <w:t>-level values</w:t>
-      </w:r>
-      <w:r>
-        <w:rPr>
-          <w:rFonts w:ascii="Times New Roman" w:hAnsi="Times New Roman" w:cs="Times New Roman"/>
-        </w:rPr>
-        <w:t xml:space="preserve"> and spatial relationships occur (</w:t>
-      </w:r>
-      <w:proofErr w:type="spellStart"/>
-      <w:r>
-        <w:rPr>
-          <w:rFonts w:ascii="Times New Roman" w:hAnsi="Times New Roman" w:cs="Times New Roman"/>
-        </w:rPr>
-        <w:t>Haralick</w:t>
-      </w:r>
-      <w:proofErr w:type="spellEnd"/>
-      <w:r>
-        <w:rPr>
-          <w:rFonts w:ascii="Times New Roman" w:hAnsi="Times New Roman" w:cs="Times New Roman"/>
-        </w:rPr>
-        <w:t xml:space="preserve"> et al., 1973). The grayscale matrix is calculated with a distance of 1 pixel across four orientations (0, 45, 90, and 135 degrees). This approach ensures that the features are rotation-invariant, allowing the system to recognize a fabric regardless of the model’s pose on the runway. The system extracts four key statistical properties from the matrix: contrast, dissimilarity, homogeneity,</w:t>
+        <w:t xml:space="preserve"> The GLCM evaluates texture by tabulating the frequency at which pairs of specific gray-level values</w:t>
+      </w:r>
+      <w:r>
+        <w:rPr>
+          <w:rFonts w:ascii="Times New Roman" w:hAnsi="Times New Roman" w:cs="Times New Roman"/>
+        </w:rPr>
+        <w:t xml:space="preserve"> and spatial relationships occur (Haralick et al., 1973). The grayscale matrix is calculated with a distance of 1 pixel across four orientations (0, 45, 90, and 135 degrees). This approach ensures that the features are rotation-invariant, allowing the system to recognize a fabric regardless of the model’s pose on the runway. The system extracts four key statistical properties from the matrix: contrast, dissimilarity, homogeneity,</w:t>
       </w:r>
       <w:r>
         <w:rPr>
@@ -5817,21 +5862,7 @@
         <w:rPr>
           <w:rFonts w:ascii="Times New Roman" w:hAnsi="Times New Roman" w:cs="Times New Roman"/>
         </w:rPr>
-        <w:t xml:space="preserve">This module is responsible for the analytical core of the system and transforming the mathematical features extracted in the preceding modules into actionable insights. Because the system </w:t>
-      </w:r>
-      <w:proofErr w:type="spellStart"/>
-      <w:r>
-        <w:rPr>
-          <w:rFonts w:ascii="Times New Roman" w:hAnsi="Times New Roman" w:cs="Times New Roman"/>
-        </w:rPr>
-        <w:t>analyzes</w:t>
-      </w:r>
-      <w:proofErr w:type="spellEnd"/>
-      <w:r>
-        <w:rPr>
-          <w:rFonts w:ascii="Times New Roman" w:hAnsi="Times New Roman" w:cs="Times New Roman"/>
-        </w:rPr>
-        <w:t xml:space="preserve"> two distinct domains, colour and fabric texture, it uses a bifurcated classification and clustering architecture.</w:t>
+        <w:t>This module is responsible for the analytical core of the system and transforming the mathematical features extracted in the preceding modules into actionable insights. Because the system analyzes two distinct domains, colour and fabric texture, it uses a bifurcated classification and clustering architecture.</w:t>
       </w:r>
     </w:p>
     <w:p>
@@ -5857,21 +5888,7 @@
         <w:rPr>
           <w:rFonts w:ascii="Times New Roman" w:hAnsi="Times New Roman" w:cs="Times New Roman"/>
         </w:rPr>
-        <w:t xml:space="preserve">To extract the dominant colour palettes from the garments, the system relies on an unsupervised clustering approach. The isolated garment pixels, the output of the </w:t>
-      </w:r>
-      <w:proofErr w:type="spellStart"/>
-      <w:r>
-        <w:rPr>
-          <w:rFonts w:ascii="Times New Roman" w:hAnsi="Times New Roman" w:cs="Times New Roman"/>
-        </w:rPr>
-        <w:t>FashnHumanParser</w:t>
-      </w:r>
-      <w:proofErr w:type="spellEnd"/>
-      <w:r>
-        <w:rPr>
-          <w:rFonts w:ascii="Times New Roman" w:hAnsi="Times New Roman" w:cs="Times New Roman"/>
-        </w:rPr>
-        <w:t xml:space="preserve"> mask, are converted from the RGB colour space into the CIELAB (LAB) colour space. This conversion is critical because of the Euclidean distances in LAB space closely mimic human visual perception, preventing distorted colour associations (Al-Rawi &amp; Beel, 2020). The algorithm initializes a K-Means clustering model</w:t>
+        <w:t>To extract the dominant colour palettes from the garments, the system relies on an unsupervised clustering approach. The isolated garment pixels, the output of the FashnHumanParser mask, are converted from the RGB colour space into the CIELAB (LAB) colour space. This conversion is critical because of the Euclidean distances in LAB space closely mimic human visual perception, preventing distorted colour associations (Al-Rawi &amp; Beel, 2020). The algorithm initializes a K-Means clustering model</w:t>
       </w:r>
       <w:r>
         <w:rPr>
@@ -5958,21 +5975,7 @@
         <w:rPr>
           <w:rFonts w:ascii="Times New Roman" w:hAnsi="Times New Roman" w:cs="Times New Roman"/>
         </w:rPr>
-        <w:t xml:space="preserve">smaller dataset (Cortes &amp; </w:t>
-      </w:r>
-      <w:proofErr w:type="spellStart"/>
-      <w:r>
-        <w:rPr>
-          <w:rFonts w:ascii="Times New Roman" w:hAnsi="Times New Roman" w:cs="Times New Roman"/>
-        </w:rPr>
-        <w:t>Vapnik</w:t>
-      </w:r>
-      <w:proofErr w:type="spellEnd"/>
-      <w:r>
-        <w:rPr>
-          <w:rFonts w:ascii="Times New Roman" w:hAnsi="Times New Roman" w:cs="Times New Roman"/>
-        </w:rPr>
-        <w:t>, 1995).</w:t>
+        <w:t>smaller dataset (Cortes &amp; Vapnik, 1995).</w:t>
       </w:r>
     </w:p>
     <w:p>
@@ -6159,49 +6162,7 @@
         <w:rPr>
           <w:rFonts w:ascii="Times New Roman" w:hAnsi="Times New Roman" w:cs="Times New Roman"/>
         </w:rPr>
-        <w:t>The User Interface (UI) and User Experience (UX) of the House of Lasgidi (</w:t>
-      </w:r>
-      <w:proofErr w:type="spellStart"/>
-      <w:r>
-        <w:rPr>
-          <w:rFonts w:ascii="Times New Roman" w:hAnsi="Times New Roman" w:cs="Times New Roman"/>
-        </w:rPr>
-        <w:t>HoL</w:t>
-      </w:r>
-      <w:proofErr w:type="spellEnd"/>
-      <w:r>
-        <w:rPr>
-          <w:rFonts w:ascii="Times New Roman" w:hAnsi="Times New Roman" w:cs="Times New Roman"/>
-        </w:rPr>
-        <w:t>) system are explicitly designed around the principles of rapid insight retrieval. Fashion industry professionals operate in fast-paced environments where prolonged data interpretation is a bottleneck. Therefore, the interface adopts a minimalist, data-forward design paradigm, prioritizing visual hierarchy over decorative elements (</w:t>
-      </w:r>
-      <w:proofErr w:type="spellStart"/>
-      <w:r>
-        <w:rPr>
-          <w:rFonts w:ascii="Times New Roman" w:hAnsi="Times New Roman" w:cs="Times New Roman"/>
-        </w:rPr>
-        <w:t>Shneiderman</w:t>
-      </w:r>
-      <w:proofErr w:type="spellEnd"/>
-      <w:r>
-        <w:rPr>
-          <w:rFonts w:ascii="Times New Roman" w:hAnsi="Times New Roman" w:cs="Times New Roman"/>
-        </w:rPr>
-        <w:t xml:space="preserve"> &amp; </w:t>
-      </w:r>
-      <w:proofErr w:type="spellStart"/>
-      <w:r>
-        <w:rPr>
-          <w:rFonts w:ascii="Times New Roman" w:hAnsi="Times New Roman" w:cs="Times New Roman"/>
-        </w:rPr>
-        <w:t>Plaisant</w:t>
-      </w:r>
-      <w:proofErr w:type="spellEnd"/>
-      <w:r>
-        <w:rPr>
-          <w:rFonts w:ascii="Times New Roman" w:hAnsi="Times New Roman" w:cs="Times New Roman"/>
-        </w:rPr>
-        <w:t>, 2016).</w:t>
+        <w:t>The User Interface (UI) and User Experience (UX) of the House of Lasgidi (HoL) system are explicitly designed around the principles of rapid insight retrieval. Fashion industry professionals operate in fast-paced environments where prolonged data interpretation is a bottleneck. Therefore, the interface adopts a minimalist, data-forward design paradigm, prioritizing visual hierarchy over decorative elements (Shneiderman &amp; Plaisant, 2016).</w:t>
       </w:r>
     </w:p>
     <w:p>
@@ -6320,35 +6281,7 @@
         <w:rPr>
           <w:rFonts w:ascii="Times New Roman" w:hAnsi="Times New Roman" w:cs="Times New Roman"/>
         </w:rPr>
-        <w:t>While the machine learning outputs are serialized into JSON structure, the system requires a strong delivery mechanism to serve this data to the end-user. The data design employs a stateless RESTful API architecture. The backend acts as the data provider, exposing specific endpoints (e.g., /</w:t>
-      </w:r>
-      <w:proofErr w:type="spellStart"/>
-      <w:r>
-        <w:rPr>
-          <w:rFonts w:ascii="Times New Roman" w:hAnsi="Times New Roman" w:cs="Times New Roman"/>
-        </w:rPr>
-        <w:t>api</w:t>
-      </w:r>
-      <w:proofErr w:type="spellEnd"/>
-      <w:r>
-        <w:rPr>
-          <w:rFonts w:ascii="Times New Roman" w:hAnsi="Times New Roman" w:cs="Times New Roman"/>
-        </w:rPr>
-        <w:t>/overview, /</w:t>
-      </w:r>
-      <w:proofErr w:type="spellStart"/>
-      <w:r>
-        <w:rPr>
-          <w:rFonts w:ascii="Times New Roman" w:hAnsi="Times New Roman" w:cs="Times New Roman"/>
-        </w:rPr>
-        <w:t>api</w:t>
-      </w:r>
-      <w:proofErr w:type="spellEnd"/>
-      <w:r>
-        <w:rPr>
-          <w:rFonts w:ascii="Times New Roman" w:hAnsi="Times New Roman" w:cs="Times New Roman"/>
-        </w:rPr>
-        <w:t>/brands) to securely transmit the JSON payloads. The dashboard’s frontend requests this data asynchronously. This decoupled design ensures that the heavy Python machine-learning environment is completely isolated from the user interface, allowing the dashboard to remain highly responsive. Furthermore, the inclusion of an authentication layer ensures that proprietary fashion analytics remain secure and accessible only to authorized industry professionals.</w:t>
+        <w:t>While the machine learning outputs are serialized into JSON structure, the system requires a strong delivery mechanism to serve this data to the end-user. The data design employs a stateless RESTful API architecture. The backend acts as the data provider, exposing specific endpoints (e.g., /api/overview, /api/brands) to securely transmit the JSON payloads. The dashboard’s frontend requests this data asynchronously. This decoupled design ensures that the heavy Python machine-learning environment is completely isolated from the user interface, allowing the dashboard to remain highly responsive. Furthermore, the inclusion of an authentication layer ensures that proprietary fashion analytics remain secure and accessible only to authorized industry professionals.</w:t>
       </w:r>
     </w:p>
     <w:p>
@@ -6393,35 +6326,7 @@
         <w:rPr>
           <w:rFonts w:ascii="Times New Roman" w:hAnsi="Times New Roman" w:cs="Times New Roman"/>
         </w:rPr>
-        <w:t>The architectural and algorithmic choices for the House of Lasgidi (</w:t>
-      </w:r>
-      <w:proofErr w:type="spellStart"/>
-      <w:r>
-        <w:rPr>
-          <w:rFonts w:ascii="Times New Roman" w:hAnsi="Times New Roman" w:cs="Times New Roman"/>
-        </w:rPr>
-        <w:t>HoL</w:t>
-      </w:r>
-      <w:proofErr w:type="spellEnd"/>
-      <w:r>
-        <w:rPr>
-          <w:rFonts w:ascii="Times New Roman" w:hAnsi="Times New Roman" w:cs="Times New Roman"/>
-        </w:rPr>
-        <w:t xml:space="preserve">) system were driven by the specific computational challenges of </w:t>
-      </w:r>
-      <w:proofErr w:type="spellStart"/>
-      <w:r>
-        <w:rPr>
-          <w:rFonts w:ascii="Times New Roman" w:hAnsi="Times New Roman" w:cs="Times New Roman"/>
-        </w:rPr>
-        <w:t>analyzing</w:t>
-      </w:r>
-      <w:proofErr w:type="spellEnd"/>
-      <w:r>
-        <w:rPr>
-          <w:rFonts w:ascii="Times New Roman" w:hAnsi="Times New Roman" w:cs="Times New Roman"/>
-        </w:rPr>
-        <w:t xml:space="preserve"> complex runway images. While individual module decisions are detailed in Section 3.5, the overarching system design is justified by the following core technical trade-offs:</w:t>
+        <w:t>The architectural and algorithmic choices for the House of Lasgidi (HoL) system were driven by the specific computational challenges of analyzing complex runway images. While individual module decisions are detailed in Section 3.5, the overarching system design is justified by the following core technical trade-offs:</w:t>
       </w:r>
     </w:p>
     <w:p>
@@ -6435,33 +6340,11 @@
           <w:rFonts w:ascii="Times New Roman" w:hAnsi="Times New Roman" w:cs="Times New Roman"/>
         </w:rPr>
       </w:pPr>
-      <w:proofErr w:type="spellStart"/>
-      <w:r>
-        <w:rPr>
-          <w:rFonts w:ascii="Times New Roman" w:hAnsi="Times New Roman" w:cs="Times New Roman"/>
-        </w:rPr>
-        <w:t>FashnHumanParser</w:t>
-      </w:r>
-      <w:proofErr w:type="spellEnd"/>
-      <w:r>
-        <w:rPr>
-          <w:rFonts w:ascii="Times New Roman" w:hAnsi="Times New Roman" w:cs="Times New Roman"/>
-        </w:rPr>
-        <w:t xml:space="preserve"> is chosen over general semantic segmentation. General-purpose models like DeepLabV3+ segment the entire human silhouette. For runway analysis, this introduces severe data noise from skin, hair, and accessories. </w:t>
-      </w:r>
-      <w:proofErr w:type="spellStart"/>
-      <w:r>
-        <w:rPr>
-          <w:rFonts w:ascii="Times New Roman" w:hAnsi="Times New Roman" w:cs="Times New Roman"/>
-        </w:rPr>
-        <w:t>FashnHumanParser</w:t>
-      </w:r>
-      <w:proofErr w:type="spellEnd"/>
-      <w:r>
-        <w:rPr>
-          <w:rFonts w:ascii="Times New Roman" w:hAnsi="Times New Roman" w:cs="Times New Roman"/>
-        </w:rPr>
-        <w:t xml:space="preserve"> was explicitly chosen because its 18-class schema specifically targets human-clothing topography, allowing the system to aggressively filter out non-garment pixels and ensuring the downstream colour analysis is highly purified.</w:t>
+      <w:r>
+        <w:rPr>
+          <w:rFonts w:ascii="Times New Roman" w:hAnsi="Times New Roman" w:cs="Times New Roman"/>
+        </w:rPr>
+        <w:t>FashnHumanParser is chosen over general semantic segmentation. General-purpose models like DeepLabV3+ segment the entire human silhouette. For runway analysis, this introduces severe data noise from skin, hair, and accessories. FashnHumanParser was explicitly chosen because its 18-class schema specifically targets human-clothing topography, allowing the system to aggressively filter out non-garment pixels and ensuring the downstream colour analysis is highly purified.</w:t>
       </w:r>
     </w:p>
     <w:p>
@@ -6479,21 +6362,7 @@
         <w:rPr>
           <w:rFonts w:ascii="Times New Roman" w:hAnsi="Times New Roman" w:cs="Times New Roman"/>
         </w:rPr>
-        <w:t xml:space="preserve">GLCM + LBP Fusion over Convolutional Neural Networks (CNNs). While CNNs are the modern standard for general image classification, some gaps require massive datasets and are highly prone to overfitting on smaller, specialized datasets. By fusing GLCM, for macro-spatial patterns, and LBP, for micro-textural randomness, the system achieves a highly interpretable, lightweight feature vector that is rotation-invariant, which is crucial for </w:t>
-      </w:r>
-      <w:proofErr w:type="spellStart"/>
-      <w:r>
-        <w:rPr>
-          <w:rFonts w:ascii="Times New Roman" w:hAnsi="Times New Roman" w:cs="Times New Roman"/>
-        </w:rPr>
-        <w:t>analyzing</w:t>
-      </w:r>
-      <w:proofErr w:type="spellEnd"/>
-      <w:r>
-        <w:rPr>
-          <w:rFonts w:ascii="Times New Roman" w:hAnsi="Times New Roman" w:cs="Times New Roman"/>
-        </w:rPr>
-        <w:t xml:space="preserve"> shifting models on a runway.</w:t>
+        <w:t>GLCM + LBP Fusion over Convolutional Neural Networks (CNNs). While CNNs are the modern standard for general image classification, some gaps require massive datasets and are highly prone to overfitting on smaller, specialized datasets. By fusing GLCM, for macro-spatial patterns, and LBP, for micro-textural randomness, the system achieves a highly interpretable, lightweight feature vector that is rotation-invariant, which is crucial for analyzing shifting models on a runway.</w:t>
       </w:r>
     </w:p>
     <w:p>
@@ -6511,21 +6380,7 @@
         <w:rPr>
           <w:rFonts w:ascii="Times New Roman" w:hAnsi="Times New Roman" w:cs="Times New Roman"/>
         </w:rPr>
-        <w:t xml:space="preserve">CIELAB Colour Space. Raw images are natively processed in RGB. However, the system converts these to the LAB colour space before clustering. This is mathematically crucial because LAB is “perceptually uniform”, meaning the Euclidean distance between two </w:t>
-      </w:r>
-      <w:proofErr w:type="gramStart"/>
-      <w:r>
-        <w:rPr>
-          <w:rFonts w:ascii="Times New Roman" w:hAnsi="Times New Roman" w:cs="Times New Roman"/>
-        </w:rPr>
-        <w:t>point</w:t>
-      </w:r>
-      <w:proofErr w:type="gramEnd"/>
-      <w:r>
-        <w:rPr>
-          <w:rFonts w:ascii="Times New Roman" w:hAnsi="Times New Roman" w:cs="Times New Roman"/>
-        </w:rPr>
-        <w:t xml:space="preserve"> in the LAB space closely matches how the </w:t>
+        <w:t xml:space="preserve">CIELAB Colour Space. Raw images are natively processed in RGB. However, the system converts these to the LAB colour space before clustering. This is mathematically crucial because LAB is “perceptually uniform”, meaning the Euclidean distance between two point in the LAB space closely matches how the </w:t>
       </w:r>
       <w:r>
         <w:rPr>
@@ -6550,21 +6405,7 @@
         <w:rPr>
           <w:rFonts w:ascii="Times New Roman" w:hAnsi="Times New Roman" w:cs="Times New Roman"/>
         </w:rPr>
-        <w:t xml:space="preserve">Support Vector Machine (SVM) Classifier. Given the nature of the runway and fabric datasets, a Linear SVM was utilized to process the 1D GLCM + LBP feature vectors. SVMs excel at finding the optimal hyperplane in high-dimensional feature spaces, delivering high generalization (89.68% accuracy) with significantly lower computational overhead compared to deploying a secondary deep learning network (Cortes &amp; </w:t>
-      </w:r>
-      <w:proofErr w:type="spellStart"/>
-      <w:r>
-        <w:rPr>
-          <w:rFonts w:ascii="Times New Roman" w:hAnsi="Times New Roman" w:cs="Times New Roman"/>
-        </w:rPr>
-        <w:t>Vapnik</w:t>
-      </w:r>
-      <w:proofErr w:type="spellEnd"/>
-      <w:r>
-        <w:rPr>
-          <w:rFonts w:ascii="Times New Roman" w:hAnsi="Times New Roman" w:cs="Times New Roman"/>
-        </w:rPr>
-        <w:t>, 1995).</w:t>
+        <w:t>Support Vector Machine (SVM) Classifier. Given the nature of the runway and fabric datasets, a Linear SVM was utilized to process the 1D GLCM + LBP feature vectors. SVMs excel at finding the optimal hyperplane in high-dimensional feature spaces, delivering high generalization (89.68% accuracy) with significantly lower computational overhead compared to deploying a secondary deep learning network (Cortes &amp; Vapnik, 1995).</w:t>
       </w:r>
     </w:p>
     <w:p>
@@ -6578,33 +6419,11 @@
           <w:rFonts w:ascii="Times New Roman" w:hAnsi="Times New Roman" w:cs="Times New Roman"/>
         </w:rPr>
       </w:pPr>
-      <w:proofErr w:type="spellStart"/>
-      <w:r>
-        <w:rPr>
-          <w:rFonts w:ascii="Times New Roman" w:hAnsi="Times New Roman" w:cs="Times New Roman"/>
-        </w:rPr>
-        <w:t>FastAPI</w:t>
-      </w:r>
-      <w:proofErr w:type="spellEnd"/>
-      <w:r>
-        <w:rPr>
-          <w:rFonts w:ascii="Times New Roman" w:hAnsi="Times New Roman" w:cs="Times New Roman"/>
-        </w:rPr>
-        <w:t xml:space="preserve"> for the Backend: This is used to serve the JSON data. Unlike Django or Flask, </w:t>
-      </w:r>
-      <w:proofErr w:type="spellStart"/>
-      <w:r>
-        <w:rPr>
-          <w:rFonts w:ascii="Times New Roman" w:hAnsi="Times New Roman" w:cs="Times New Roman"/>
-        </w:rPr>
-        <w:t>FastAPI</w:t>
-      </w:r>
-      <w:proofErr w:type="spellEnd"/>
-      <w:r>
-        <w:rPr>
-          <w:rFonts w:ascii="Times New Roman" w:hAnsi="Times New Roman" w:cs="Times New Roman"/>
-        </w:rPr>
-        <w:t xml:space="preserve"> is built on modern asynchronous Python capabilities and natively validates JSON data types. Most importantly, it seamlessly integrates with the data science libraries (Pandas, Scikit-Learn) used in the analytical pipeline, minimizing friction between the machine learning models and web server.</w:t>
+      <w:r>
+        <w:rPr>
+          <w:rFonts w:ascii="Times New Roman" w:hAnsi="Times New Roman" w:cs="Times New Roman"/>
+        </w:rPr>
+        <w:t>FastAPI for the Backend: This is used to serve the JSON data. Unlike Django or Flask, FastAPI is built on modern asynchronous Python capabilities and natively validates JSON data types. Most importantly, it seamlessly integrates with the data science libraries (Pandas, Scikit-Learn) used in the analytical pipeline, minimizing friction between the machine learning models and web server.</w:t>
       </w:r>
     </w:p>
     <w:p>
@@ -6622,35 +6441,7 @@
         <w:rPr>
           <w:rFonts w:ascii="Times New Roman" w:hAnsi="Times New Roman" w:cs="Times New Roman"/>
         </w:rPr>
-        <w:t xml:space="preserve">React usage for Frontend: The dashboard was designed using React. The fashion data being visualized (colours, fabric percentages, trends, etc.) is highly dynamic and requires frequent DOM updates as the user filters between designers. </w:t>
-      </w:r>
-      <w:proofErr w:type="spellStart"/>
-      <w:r>
-        <w:rPr>
-          <w:rFonts w:ascii="Times New Roman" w:hAnsi="Times New Roman" w:cs="Times New Roman"/>
-        </w:rPr>
-        <w:t>React’s</w:t>
-      </w:r>
-      <w:proofErr w:type="spellEnd"/>
-      <w:r>
-        <w:rPr>
-          <w:rFonts w:ascii="Times New Roman" w:hAnsi="Times New Roman" w:cs="Times New Roman"/>
-        </w:rPr>
-        <w:t xml:space="preserve"> component-based architecture and Virtual DOM allow complex visualizations, like the </w:t>
-      </w:r>
-      <w:proofErr w:type="spellStart"/>
-      <w:r>
-        <w:rPr>
-          <w:rFonts w:ascii="Times New Roman" w:hAnsi="Times New Roman" w:cs="Times New Roman"/>
-        </w:rPr>
-        <w:t>ColourCharts</w:t>
-      </w:r>
-      <w:proofErr w:type="spellEnd"/>
-      <w:r>
-        <w:rPr>
-          <w:rFonts w:ascii="Times New Roman" w:hAnsi="Times New Roman" w:cs="Times New Roman"/>
-        </w:rPr>
-        <w:t>, to re-render instantly without requiring full page reloads, providing a smooth, app-like user experience.</w:t>
+        <w:t>React usage for Frontend: The dashboard was designed using React. The fashion data being visualized (colours, fabric percentages, trends, etc.) is highly dynamic and requires frequent DOM updates as the user filters between designers. React’s component-based architecture and Virtual DOM allow complex visualizations, like the ColourCharts, to re-render instantly without requiring full page reloads, providing a smooth, app-like user experience.</w:t>
       </w:r>
     </w:p>
     <w:p>
@@ -6846,16 +6637,8 @@
           <w:rFonts w:ascii="Times New Roman" w:hAnsi="Times New Roman" w:cs="Times New Roman"/>
         </w:rPr>
         <w:lastRenderedPageBreak/>
-        <w:t xml:space="preserve">4 </w:t>
-      </w:r>
-      <w:proofErr w:type="gramStart"/>
-      <w:r>
-        <w:rPr>
-          <w:rFonts w:ascii="Times New Roman" w:hAnsi="Times New Roman" w:cs="Times New Roman"/>
-        </w:rPr>
-        <w:t>IMPLEMENTATION</w:t>
-      </w:r>
-      <w:proofErr w:type="gramEnd"/>
+        <w:t>4 IMPLEMENTATION</w:t>
+      </w:r>
     </w:p>
     <w:p>
       <w:pPr>
@@ -6880,21 +6663,7 @@
         <w:rPr>
           <w:rFonts w:ascii="Times New Roman" w:hAnsi="Times New Roman" w:cs="Times New Roman"/>
         </w:rPr>
-        <w:t>This chapter discusses how the system, House of Lasgidi (</w:t>
-      </w:r>
-      <w:proofErr w:type="spellStart"/>
-      <w:r>
-        <w:rPr>
-          <w:rFonts w:ascii="Times New Roman" w:hAnsi="Times New Roman" w:cs="Times New Roman"/>
-        </w:rPr>
-        <w:t>HoL</w:t>
-      </w:r>
-      <w:proofErr w:type="spellEnd"/>
-      <w:r>
-        <w:rPr>
-          <w:rFonts w:ascii="Times New Roman" w:hAnsi="Times New Roman" w:cs="Times New Roman"/>
-        </w:rPr>
-        <w:t xml:space="preserve">), was developed and implemented. It </w:t>
+        <w:t xml:space="preserve">This chapter discusses how the system, House of Lasgidi (HoL), was developed and implemented. It </w:t>
       </w:r>
       <w:r>
         <w:rPr>
@@ -6933,21 +6702,7 @@
         <w:rPr>
           <w:rFonts w:ascii="Times New Roman" w:hAnsi="Times New Roman" w:cs="Times New Roman"/>
         </w:rPr>
-        <w:t xml:space="preserve">This system was developed on a Windows-based software, utilizing the Python programming language due to its extensive ecosystem for computer vision and machine learning. To maintain an iterative development workflow, </w:t>
-      </w:r>
-      <w:proofErr w:type="spellStart"/>
-      <w:r>
-        <w:rPr>
-          <w:rFonts w:ascii="Times New Roman" w:hAnsi="Times New Roman" w:cs="Times New Roman"/>
-        </w:rPr>
-        <w:t>Jupyter</w:t>
-      </w:r>
-      <w:proofErr w:type="spellEnd"/>
-      <w:r>
-        <w:rPr>
-          <w:rFonts w:ascii="Times New Roman" w:hAnsi="Times New Roman" w:cs="Times New Roman"/>
-        </w:rPr>
-        <w:t xml:space="preserve"> Notebooks were used for initial feature experimentation, production-level scraping and model training.</w:t>
+        <w:t>This system was developed on a Windows-based software, utilizing the Python programming language due to its extensive ecosystem for computer vision and machine learning. To maintain an iterative development workflow, Jupyter Notebooks were used for initial feature experimentation, production-level scraping and model training.</w:t>
       </w:r>
     </w:p>
     <w:p>
@@ -7014,35 +6769,7 @@
         <w:rPr>
           <w:rFonts w:ascii="Times New Roman" w:hAnsi="Times New Roman" w:cs="Times New Roman"/>
         </w:rPr>
-        <w:t xml:space="preserve">Selenium &amp; </w:t>
-      </w:r>
-      <w:proofErr w:type="spellStart"/>
-      <w:r>
-        <w:rPr>
-          <w:rFonts w:ascii="Times New Roman" w:hAnsi="Times New Roman" w:cs="Times New Roman"/>
-        </w:rPr>
-        <w:t>ChromeDriver</w:t>
-      </w:r>
-      <w:proofErr w:type="spellEnd"/>
-      <w:r>
-        <w:rPr>
-          <w:rFonts w:ascii="Times New Roman" w:hAnsi="Times New Roman" w:cs="Times New Roman"/>
-        </w:rPr>
-        <w:t xml:space="preserve">: These were used to navigate the dynamic JavaScript-rendered content of the </w:t>
-      </w:r>
-      <w:proofErr w:type="spellStart"/>
-      <w:r>
-        <w:rPr>
-          <w:rFonts w:ascii="Times New Roman" w:hAnsi="Times New Roman" w:cs="Times New Roman"/>
-        </w:rPr>
-        <w:t>BellaNaija</w:t>
-      </w:r>
-      <w:proofErr w:type="spellEnd"/>
-      <w:r>
-        <w:rPr>
-          <w:rFonts w:ascii="Times New Roman" w:hAnsi="Times New Roman" w:cs="Times New Roman"/>
-        </w:rPr>
-        <w:t xml:space="preserve"> runway galleries.</w:t>
+        <w:t>Selenium &amp; ChromeDriver: These were used to navigate the dynamic JavaScript-rendered content of the BellaNaija runway galleries.</w:t>
       </w:r>
     </w:p>
     <w:p>
@@ -7078,21 +6805,19 @@
         <w:rPr>
           <w:rFonts w:ascii="Times New Roman" w:hAnsi="Times New Roman" w:cs="Times New Roman"/>
         </w:rPr>
-        <w:t xml:space="preserve">Image </w:t>
-      </w:r>
-      <w:proofErr w:type="gramStart"/>
-      <w:r>
-        <w:rPr>
-          <w:rFonts w:ascii="Times New Roman" w:hAnsi="Times New Roman" w:cs="Times New Roman"/>
-        </w:rPr>
-        <w:t>Pre-Processing</w:t>
-      </w:r>
-      <w:proofErr w:type="gramEnd"/>
-      <w:r>
-        <w:rPr>
-          <w:rFonts w:ascii="Times New Roman" w:hAnsi="Times New Roman" w:cs="Times New Roman"/>
-        </w:rPr>
-        <w:t>:</w:t>
+        <w:t>Image Pre-</w:t>
+      </w:r>
+      <w:r>
+        <w:rPr>
+          <w:rFonts w:ascii="Times New Roman" w:hAnsi="Times New Roman" w:cs="Times New Roman"/>
+        </w:rPr>
+        <w:t>p</w:t>
+      </w:r>
+      <w:r>
+        <w:rPr>
+          <w:rFonts w:ascii="Times New Roman" w:hAnsi="Times New Roman" w:cs="Times New Roman"/>
+        </w:rPr>
+        <w:t>rocessing:</w:t>
       </w:r>
     </w:p>
     <w:p>
@@ -7134,21 +6859,7 @@
         <w:rPr>
           <w:rFonts w:ascii="Times New Roman" w:hAnsi="Times New Roman" w:cs="Times New Roman"/>
         </w:rPr>
-        <w:t xml:space="preserve"> (</w:t>
-      </w:r>
-      <w:proofErr w:type="spellStart"/>
-      <w:r>
-        <w:rPr>
-          <w:rFonts w:ascii="Times New Roman" w:hAnsi="Times New Roman" w:cs="Times New Roman"/>
-        </w:rPr>
-        <w:t>skimage</w:t>
-      </w:r>
-      <w:proofErr w:type="spellEnd"/>
-      <w:r>
-        <w:rPr>
-          <w:rFonts w:ascii="Times New Roman" w:hAnsi="Times New Roman" w:cs="Times New Roman"/>
-        </w:rPr>
-        <w:t>): This was used to compute GLCM and LBP.</w:t>
+        <w:t xml:space="preserve"> (skimage): This was used to compute GLCM and LBP.</w:t>
       </w:r>
     </w:p>
     <w:p>
@@ -7184,21 +6895,7 @@
         <w:rPr>
           <w:rFonts w:ascii="Times New Roman" w:hAnsi="Times New Roman" w:cs="Times New Roman"/>
         </w:rPr>
-        <w:t>Scikit-Learn (</w:t>
-      </w:r>
-      <w:proofErr w:type="spellStart"/>
-      <w:r>
-        <w:rPr>
-          <w:rFonts w:ascii="Times New Roman" w:hAnsi="Times New Roman" w:cs="Times New Roman"/>
-        </w:rPr>
-        <w:t>sklearn</w:t>
-      </w:r>
-      <w:proofErr w:type="spellEnd"/>
-      <w:r>
-        <w:rPr>
-          <w:rFonts w:ascii="Times New Roman" w:hAnsi="Times New Roman" w:cs="Times New Roman"/>
-        </w:rPr>
-        <w:t>): This was used during the implementation of the SVM model, Standard Scaler for feature normalization, and the train-test-split usage for model validation.</w:t>
+        <w:t>Scikit-Learn (sklearn): This was used during the implementation of the SVM model, Standard Scaler for feature normalization, and the train-test-split usage for model validation.</w:t>
       </w:r>
     </w:p>
     <w:p>
@@ -7300,35 +6997,7 @@
         <w:rPr>
           <w:rFonts w:ascii="Times New Roman" w:hAnsi="Times New Roman" w:cs="Times New Roman"/>
         </w:rPr>
-        <w:t xml:space="preserve">Backend Framework: </w:t>
-      </w:r>
-      <w:proofErr w:type="spellStart"/>
-      <w:r>
-        <w:rPr>
-          <w:rFonts w:ascii="Times New Roman" w:hAnsi="Times New Roman" w:cs="Times New Roman"/>
-        </w:rPr>
-        <w:t>FastAPI</w:t>
-      </w:r>
-      <w:proofErr w:type="spellEnd"/>
-      <w:r>
-        <w:rPr>
-          <w:rFonts w:ascii="Times New Roman" w:hAnsi="Times New Roman" w:cs="Times New Roman"/>
-        </w:rPr>
-        <w:t xml:space="preserve"> (served via </w:t>
-      </w:r>
-      <w:proofErr w:type="spellStart"/>
-      <w:r>
-        <w:rPr>
-          <w:rFonts w:ascii="Times New Roman" w:hAnsi="Times New Roman" w:cs="Times New Roman"/>
-        </w:rPr>
-        <w:t>Uvicorn</w:t>
-      </w:r>
-      <w:proofErr w:type="spellEnd"/>
-      <w:r>
-        <w:rPr>
-          <w:rFonts w:ascii="Times New Roman" w:hAnsi="Times New Roman" w:cs="Times New Roman"/>
-        </w:rPr>
-        <w:t>) was implemented to construct the REST API and serve the analytical data.</w:t>
+        <w:t>Backend Framework: FastAPI (served via Uvicorn) was implemented to construct the REST API and serve the analytical data.</w:t>
       </w:r>
     </w:p>
     <w:p>
@@ -7424,16 +7093,24 @@
         </w:rPr>
         <w:t xml:space="preserve">The scraping module was initialized using </w:t>
       </w:r>
-      <w:proofErr w:type="spellStart"/>
-      <w:proofErr w:type="gramStart"/>
+      <w:r>
+        <w:rPr>
+          <w:rFonts w:ascii="Times New Roman" w:hAnsi="Times New Roman" w:cs="Times New Roman"/>
+        </w:rPr>
+        <w:t>‘</w:t>
+      </w:r>
       <w:r>
         <w:rPr>
           <w:rFonts w:ascii="Times New Roman" w:hAnsi="Times New Roman" w:cs="Times New Roman"/>
         </w:rPr>
         <w:t>webdriver.Chrome</w:t>
       </w:r>
-      <w:proofErr w:type="spellEnd"/>
-      <w:proofErr w:type="gramEnd"/>
+      <w:r>
+        <w:rPr>
+          <w:rFonts w:ascii="Times New Roman" w:hAnsi="Times New Roman" w:cs="Times New Roman"/>
+        </w:rPr>
+        <w:t>’</w:t>
+      </w:r>
       <w:r>
         <w:rPr>
           <w:rFonts w:ascii="Times New Roman" w:hAnsi="Times New Roman" w:cs="Times New Roman"/>
@@ -7524,30 +7201,50 @@
         <w:rPr>
           <w:rFonts w:ascii="Times New Roman" w:hAnsi="Times New Roman" w:cs="Times New Roman"/>
         </w:rPr>
-        <w:t>A critical pre-processing step involved sanitizing the scraped image URLs. The script was programmed to isolate the data-</w:t>
-      </w:r>
-      <w:proofErr w:type="spellStart"/>
-      <w:r>
-        <w:rPr>
-          <w:rFonts w:ascii="Times New Roman" w:hAnsi="Times New Roman" w:cs="Times New Roman"/>
-        </w:rPr>
-        <w:t>src</w:t>
-      </w:r>
-      <w:proofErr w:type="spellEnd"/>
+        <w:t xml:space="preserve">A critical pre-processing step involved sanitizing the scraped image URLs. The script was programmed to isolate the </w:t>
+      </w:r>
+      <w:r>
+        <w:rPr>
+          <w:rFonts w:ascii="Times New Roman" w:hAnsi="Times New Roman" w:cs="Times New Roman"/>
+        </w:rPr>
+        <w:t>‘</w:t>
+      </w:r>
+      <w:r>
+        <w:rPr>
+          <w:rFonts w:ascii="Times New Roman" w:hAnsi="Times New Roman" w:cs="Times New Roman"/>
+        </w:rPr>
+        <w:t>data-src</w:t>
+      </w:r>
+      <w:r>
+        <w:rPr>
+          <w:rFonts w:ascii="Times New Roman" w:hAnsi="Times New Roman" w:cs="Times New Roman"/>
+        </w:rPr>
+        <w:t>’</w:t>
+      </w:r>
       <w:r>
         <w:rPr>
           <w:rFonts w:ascii="Times New Roman" w:hAnsi="Times New Roman" w:cs="Times New Roman"/>
         </w:rPr>
         <w:t xml:space="preserve"> and </w:t>
       </w:r>
-      <w:proofErr w:type="spellStart"/>
+      <w:r>
+        <w:rPr>
+          <w:rFonts w:ascii="Times New Roman" w:hAnsi="Times New Roman" w:cs="Times New Roman"/>
+        </w:rPr>
+        <w:t>‘</w:t>
+      </w:r>
       <w:r>
         <w:rPr>
           <w:rFonts w:ascii="Times New Roman" w:hAnsi="Times New Roman" w:cs="Times New Roman"/>
         </w:rPr>
         <w:t>srcset</w:t>
       </w:r>
-      <w:proofErr w:type="spellEnd"/>
+      <w:r>
+        <w:rPr>
+          <w:rFonts w:ascii="Times New Roman" w:hAnsi="Times New Roman" w:cs="Times New Roman"/>
+        </w:rPr>
+        <w:t>’</w:t>
+      </w:r>
       <w:r>
         <w:rPr>
           <w:rFonts w:ascii="Times New Roman" w:hAnsi="Times New Roman" w:cs="Times New Roman"/>
@@ -7671,21 +7368,7 @@
         <w:rPr>
           <w:rFonts w:ascii="Times New Roman" w:hAnsi="Times New Roman" w:cs="Times New Roman"/>
         </w:rPr>
-        <w:t xml:space="preserve">To isolate the garments for the colour analysis engine, a semantic segmentation pipeline was implemented utilizing the </w:t>
-      </w:r>
-      <w:proofErr w:type="spellStart"/>
-      <w:r>
-        <w:rPr>
-          <w:rFonts w:ascii="Times New Roman" w:hAnsi="Times New Roman" w:cs="Times New Roman"/>
-        </w:rPr>
-        <w:t>PyTorch</w:t>
-      </w:r>
-      <w:proofErr w:type="spellEnd"/>
-      <w:r>
-        <w:rPr>
-          <w:rFonts w:ascii="Times New Roman" w:hAnsi="Times New Roman" w:cs="Times New Roman"/>
-        </w:rPr>
-        <w:t xml:space="preserve"> framework.</w:t>
+        <w:t>To isolate the garments for the colour analysis engine, a semantic segmentation pipeline was implemented utilizing the PyTorch framework.</w:t>
       </w:r>
     </w:p>
     <w:p>
@@ -7699,35 +7382,7 @@
           <w:rFonts w:ascii="Times New Roman" w:hAnsi="Times New Roman" w:cs="Times New Roman"/>
         </w:rPr>
         <w:lastRenderedPageBreak/>
-        <w:t xml:space="preserve">The images were transformed into normalized floating-point tensors. Instead of relying solely on the generalized DeppLabV3+ model, the script integrated the </w:t>
-      </w:r>
-      <w:proofErr w:type="spellStart"/>
-      <w:r>
-        <w:rPr>
-          <w:rFonts w:ascii="Times New Roman" w:hAnsi="Times New Roman" w:cs="Times New Roman"/>
-        </w:rPr>
-        <w:t>FashnHumanParser</w:t>
-      </w:r>
-      <w:proofErr w:type="spellEnd"/>
-      <w:r>
-        <w:rPr>
-          <w:rFonts w:ascii="Times New Roman" w:hAnsi="Times New Roman" w:cs="Times New Roman"/>
-        </w:rPr>
-        <w:t xml:space="preserve"> model. The model was passed over the image tensor, and the output was filtered using a strict Boolean mask. The code explicitly targeted class IDs associated with clothing (4: upper-clothes, 5: skirt, 6: pants, 7: dress), while actively subtracting pixels that mapped to predefined LAB space skin tones. The resulting garment-only pixel arrays were then passed into the Scikit-Learn </w:t>
-      </w:r>
-      <w:proofErr w:type="spellStart"/>
-      <w:r>
-        <w:rPr>
-          <w:rFonts w:ascii="Times New Roman" w:hAnsi="Times New Roman" w:cs="Times New Roman"/>
-        </w:rPr>
-        <w:t>KMeans</w:t>
-      </w:r>
-      <w:proofErr w:type="spellEnd"/>
-      <w:r>
-        <w:rPr>
-          <w:rFonts w:ascii="Times New Roman" w:hAnsi="Times New Roman" w:cs="Times New Roman"/>
-        </w:rPr>
-        <w:t xml:space="preserve"> function to extract the dominant brand palettes.</w:t>
+        <w:t>The images were transformed into normalized floating-point tensors. Instead of relying solely on the generalized DeppLabV3+ model, the script integrated the FashnHumanParser model. The model was passed over the image tensor, and the output was filtered using a strict Boolean mask. The code explicitly targeted class IDs associated with clothing (4: upper-clothes, 5: skirt, 6: pants, 7: dress), while actively subtracting pixels that mapped to predefined LAB space skin tones. The resulting garment-only pixel arrays were then passed into the Scikit-Learn KMeans function to extract the dominant brand palettes.</w:t>
       </w:r>
     </w:p>
     <w:p>
@@ -7766,21 +7421,7 @@
         <w:rPr>
           <w:rFonts w:ascii="Times New Roman" w:hAnsi="Times New Roman" w:cs="Times New Roman"/>
         </w:rPr>
-        <w:t>Unlike the segmentation pipeline, this module operated directly on the raw runway images using the OpenCV (cv2) and Scikit-Image (</w:t>
-      </w:r>
-      <w:proofErr w:type="spellStart"/>
-      <w:r>
-        <w:rPr>
-          <w:rFonts w:ascii="Times New Roman" w:hAnsi="Times New Roman" w:cs="Times New Roman"/>
-        </w:rPr>
-        <w:t>skimage</w:t>
-      </w:r>
-      <w:proofErr w:type="spellEnd"/>
-      <w:r>
-        <w:rPr>
-          <w:rFonts w:ascii="Times New Roman" w:hAnsi="Times New Roman" w:cs="Times New Roman"/>
-        </w:rPr>
-        <w:t>) libraries. To maximize data granularity, the script decomposed each image into its constit</w:t>
+        <w:t>Unlike the segmentation pipeline, this module operated directly on the raw runway images using the OpenCV (cv2) and Scikit-Image (skimage) libraries. To maximize data granularity, the script decomposed each image into its constit</w:t>
       </w:r>
       <w:r>
         <w:rPr>
@@ -7788,14 +7429,12 @@
         </w:rPr>
         <w:t xml:space="preserve">uent </w:t>
       </w:r>
-      <w:proofErr w:type="gramStart"/>
-      <w:r>
-        <w:rPr>
-          <w:rFonts w:ascii="Times New Roman" w:hAnsi="Times New Roman" w:cs="Times New Roman"/>
-        </w:rPr>
-        <w:t>Red, Green, and Blue</w:t>
-      </w:r>
-      <w:proofErr w:type="gramEnd"/>
+      <w:r>
+        <w:rPr>
+          <w:rFonts w:ascii="Times New Roman" w:hAnsi="Times New Roman" w:cs="Times New Roman"/>
+        </w:rPr>
+        <w:t>red, green, and blue</w:t>
+      </w:r>
       <w:r>
         <w:rPr>
           <w:rFonts w:ascii="Times New Roman" w:hAnsi="Times New Roman" w:cs="Times New Roman"/>
@@ -7820,64 +7459,48 @@
         </w:rPr>
         <w:t xml:space="preserve">GLCM Implementation: the </w:t>
       </w:r>
-      <w:proofErr w:type="spellStart"/>
-      <w:proofErr w:type="gramStart"/>
-      <w:r>
-        <w:rPr>
-          <w:rFonts w:ascii="Times New Roman" w:hAnsi="Times New Roman" w:cs="Times New Roman"/>
-        </w:rPr>
-        <w:t>skinage.feature</w:t>
-      </w:r>
-      <w:proofErr w:type="gramEnd"/>
-      <w:r>
-        <w:rPr>
-          <w:rFonts w:ascii="Times New Roman" w:hAnsi="Times New Roman" w:cs="Times New Roman"/>
-        </w:rPr>
-        <w:t>.graycomatrix</w:t>
-      </w:r>
-      <w:proofErr w:type="spellEnd"/>
-      <w:r>
-        <w:rPr>
-          <w:rFonts w:ascii="Times New Roman" w:hAnsi="Times New Roman" w:cs="Times New Roman"/>
-        </w:rPr>
-        <w:t xml:space="preserve"> function was executed with a pixel distance of [1] and explicitly mapped across four radians ([0, </w:t>
-      </w:r>
-      <w:proofErr w:type="spellStart"/>
-      <w:r>
-        <w:rPr>
-          <w:rFonts w:ascii="Times New Roman" w:hAnsi="Times New Roman" w:cs="Times New Roman"/>
-        </w:rPr>
-        <w:t>np.pi</w:t>
-      </w:r>
-      <w:proofErr w:type="spellEnd"/>
-      <w:r>
-        <w:rPr>
-          <w:rFonts w:ascii="Times New Roman" w:hAnsi="Times New Roman" w:cs="Times New Roman"/>
-        </w:rPr>
-        <w:t>/4, np.pi.2, 3*</w:t>
-      </w:r>
-      <w:proofErr w:type="spellStart"/>
-      <w:r>
-        <w:rPr>
-          <w:rFonts w:ascii="Times New Roman" w:hAnsi="Times New Roman" w:cs="Times New Roman"/>
-        </w:rPr>
-        <w:t>np.pi</w:t>
-      </w:r>
-      <w:proofErr w:type="spellEnd"/>
-      <w:r>
-        <w:rPr>
-          <w:rFonts w:ascii="Times New Roman" w:hAnsi="Times New Roman" w:cs="Times New Roman"/>
-        </w:rPr>
-        <w:t xml:space="preserve">/4]) to ensure the rotational invariance designed in Chapter 3. Secondary statistical properties (Contrast, Dissimilarity, Homogeneity, and Energy) were extracted using </w:t>
-      </w:r>
-      <w:proofErr w:type="spellStart"/>
+      <w:r>
+        <w:rPr>
+          <w:rFonts w:ascii="Times New Roman" w:hAnsi="Times New Roman" w:cs="Times New Roman"/>
+        </w:rPr>
+        <w:t>‘</w:t>
+      </w:r>
+      <w:r>
+        <w:rPr>
+          <w:rFonts w:ascii="Times New Roman" w:hAnsi="Times New Roman" w:cs="Times New Roman"/>
+        </w:rPr>
+        <w:t>skinage.feature.graycomatrix</w:t>
+      </w:r>
+      <w:r>
+        <w:rPr>
+          <w:rFonts w:ascii="Times New Roman" w:hAnsi="Times New Roman" w:cs="Times New Roman"/>
+        </w:rPr>
+        <w:t>’</w:t>
+      </w:r>
+      <w:r>
+        <w:rPr>
+          <w:rFonts w:ascii="Times New Roman" w:hAnsi="Times New Roman" w:cs="Times New Roman"/>
+        </w:rPr>
+        <w:t xml:space="preserve"> function was executed with a pixel distance of [1] and explicitly mapped across four radians ([0, np.pi/4, np.pi.2, 3*np.pi/4]) to ensure the rotational invariance designed in Chapter 3. Secondary statistical properties (Contrast, Dissimilarity, Homogeneity, and Energy) were extracted using </w:t>
+      </w:r>
+      <w:r>
+        <w:rPr>
+          <w:rFonts w:ascii="Times New Roman" w:hAnsi="Times New Roman" w:cs="Times New Roman"/>
+        </w:rPr>
+        <w:t>‘</w:t>
+      </w:r>
       <w:r>
         <w:rPr>
           <w:rFonts w:ascii="Times New Roman" w:hAnsi="Times New Roman" w:cs="Times New Roman"/>
         </w:rPr>
         <w:t>graycoprops</w:t>
       </w:r>
-      <w:proofErr w:type="spellEnd"/>
+      <w:r>
+        <w:rPr>
+          <w:rFonts w:ascii="Times New Roman" w:hAnsi="Times New Roman" w:cs="Times New Roman"/>
+        </w:rPr>
+        <w:t>’</w:t>
+      </w:r>
       <w:r>
         <w:rPr>
           <w:rFonts w:ascii="Times New Roman" w:hAnsi="Times New Roman" w:cs="Times New Roman"/>
@@ -7902,36 +7525,48 @@
         </w:rPr>
         <w:t xml:space="preserve">LBP and Entropy Implementation: Micro-patterns were extracted using </w:t>
       </w:r>
-      <w:proofErr w:type="spellStart"/>
+      <w:r>
+        <w:rPr>
+          <w:rFonts w:ascii="Times New Roman" w:hAnsi="Times New Roman" w:cs="Times New Roman"/>
+        </w:rPr>
+        <w:t>‘</w:t>
+      </w:r>
       <w:r>
         <w:rPr>
           <w:rFonts w:ascii="Times New Roman" w:hAnsi="Times New Roman" w:cs="Times New Roman"/>
         </w:rPr>
         <w:t>local_binary_pattern</w:t>
       </w:r>
-      <w:proofErr w:type="spellEnd"/>
+      <w:r>
+        <w:rPr>
+          <w:rFonts w:ascii="Times New Roman" w:hAnsi="Times New Roman" w:cs="Times New Roman"/>
+        </w:rPr>
+        <w:t>’</w:t>
+      </w:r>
       <w:r>
         <w:rPr>
           <w:rFonts w:ascii="Times New Roman" w:hAnsi="Times New Roman" w:cs="Times New Roman"/>
         </w:rPr>
         <w:t xml:space="preserve"> with a radius of 1 and 8 points. A mathematically crucial step was the integration of the </w:t>
       </w:r>
-      <w:proofErr w:type="spellStart"/>
-      <w:proofErr w:type="gramStart"/>
-      <w:r>
-        <w:rPr>
-          <w:rFonts w:ascii="Times New Roman" w:hAnsi="Times New Roman" w:cs="Times New Roman"/>
-        </w:rPr>
-        <w:t>scipy.stats</w:t>
-      </w:r>
-      <w:proofErr w:type="gramEnd"/>
-      <w:r>
-        <w:rPr>
-          <w:rFonts w:ascii="Times New Roman" w:hAnsi="Times New Roman" w:cs="Times New Roman"/>
-        </w:rPr>
-        <w:t>.entropy</w:t>
-      </w:r>
-      <w:proofErr w:type="spellEnd"/>
+      <w:r>
+        <w:rPr>
+          <w:rFonts w:ascii="Times New Roman" w:hAnsi="Times New Roman" w:cs="Times New Roman"/>
+        </w:rPr>
+        <w:t>‘</w:t>
+      </w:r>
+      <w:r>
+        <w:rPr>
+          <w:rFonts w:ascii="Times New Roman" w:hAnsi="Times New Roman" w:cs="Times New Roman"/>
+        </w:rPr>
+        <w:t>scipy.stats.entropy</w:t>
+      </w:r>
+      <w:r>
+        <w:rPr>
+          <w:rFonts w:ascii="Times New Roman" w:hAnsi="Times New Roman" w:cs="Times New Roman"/>
+        </w:rPr>
+        <w:t>’</w:t>
+      </w:r>
       <w:r>
         <w:rPr>
           <w:rFonts w:ascii="Times New Roman" w:hAnsi="Times New Roman" w:cs="Times New Roman"/>
@@ -8037,21 +7672,7 @@
         <w:rPr>
           <w:rFonts w:ascii="Times New Roman" w:hAnsi="Times New Roman" w:cs="Times New Roman"/>
         </w:rPr>
-        <w:t xml:space="preserve">The resulting multidimensional vectors from all colour channels were concatenated into a flat dictionary and serialized into Pandas </w:t>
-      </w:r>
-      <w:proofErr w:type="spellStart"/>
-      <w:r>
-        <w:rPr>
-          <w:rFonts w:ascii="Times New Roman" w:hAnsi="Times New Roman" w:cs="Times New Roman"/>
-        </w:rPr>
-        <w:t>DataFrames</w:t>
-      </w:r>
-      <w:proofErr w:type="spellEnd"/>
-      <w:r>
-        <w:rPr>
-          <w:rFonts w:ascii="Times New Roman" w:hAnsi="Times New Roman" w:cs="Times New Roman"/>
-        </w:rPr>
-        <w:t>, ultimately saving as brand-specific CSV files.</w:t>
+        <w:t>The resulting multidimensional vectors from all colour channels were concatenated into a flat dictionary and serialized into Pandas DataFrames, ultimately saving as brand-specific CSV files.</w:t>
       </w:r>
     </w:p>
     <w:p>
@@ -8112,68 +7733,66 @@
         </w:rPr>
         <w:t xml:space="preserve">(includes LBP histograms, Entropy, and GLCM properties) were loaded into a primary dataset. The data was split into a training and testing subsets using </w:t>
       </w:r>
-      <w:proofErr w:type="spellStart"/>
+      <w:r>
+        <w:rPr>
+          <w:rFonts w:ascii="Times New Roman" w:hAnsi="Times New Roman" w:cs="Times New Roman"/>
+        </w:rPr>
+        <w:t>‘</w:t>
+      </w:r>
       <w:r>
         <w:rPr>
           <w:rFonts w:ascii="Times New Roman" w:hAnsi="Times New Roman" w:cs="Times New Roman"/>
         </w:rPr>
         <w:t>train_test_split</w:t>
       </w:r>
-      <w:proofErr w:type="spellEnd"/>
-      <w:r>
-        <w:rPr>
-          <w:rFonts w:ascii="Times New Roman" w:hAnsi="Times New Roman" w:cs="Times New Roman"/>
-        </w:rPr>
-        <w:t xml:space="preserve">. Because the feature scales varied drastically, a </w:t>
-      </w:r>
-      <w:proofErr w:type="spellStart"/>
-      <w:proofErr w:type="gramStart"/>
-      <w:r>
-        <w:rPr>
-          <w:rFonts w:ascii="Times New Roman" w:hAnsi="Times New Roman" w:cs="Times New Roman"/>
-        </w:rPr>
-        <w:t>StandardScaler</w:t>
-      </w:r>
-      <w:proofErr w:type="spellEnd"/>
-      <w:r>
-        <w:rPr>
-          <w:rFonts w:ascii="Times New Roman" w:hAnsi="Times New Roman" w:cs="Times New Roman"/>
-        </w:rPr>
-        <w:t>(</w:t>
-      </w:r>
-      <w:proofErr w:type="gramEnd"/>
-      <w:r>
-        <w:rPr>
-          <w:rFonts w:ascii="Times New Roman" w:hAnsi="Times New Roman" w:cs="Times New Roman"/>
-        </w:rPr>
-        <w:t>) object was initialized and fitted to the training data. This transformation normalized the dataset to a mean of zero and a standard deviation of one, preventing high-scaled variables from dominating the objective function.</w:t>
-      </w:r>
-    </w:p>
-    <w:p>
-      <w:pPr>
-        <w:rPr>
-          <w:rFonts w:ascii="Times New Roman" w:hAnsi="Times New Roman" w:cs="Times New Roman"/>
-        </w:rPr>
-      </w:pPr>
-      <w:r>
-        <w:rPr>
-          <w:rFonts w:ascii="Times New Roman" w:hAnsi="Times New Roman" w:cs="Times New Roman"/>
-        </w:rPr>
-        <w:t xml:space="preserve">The system was then fitted using a </w:t>
-      </w:r>
-      <w:proofErr w:type="spellStart"/>
-      <w:r>
-        <w:rPr>
-          <w:rFonts w:ascii="Times New Roman" w:hAnsi="Times New Roman" w:cs="Times New Roman"/>
-        </w:rPr>
-        <w:t>LinearSVC</w:t>
-      </w:r>
-      <w:proofErr w:type="spellEnd"/>
-      <w:r>
-        <w:rPr>
-          <w:rFonts w:ascii="Times New Roman" w:hAnsi="Times New Roman" w:cs="Times New Roman"/>
-        </w:rPr>
-        <w:t xml:space="preserve"> model:</w:t>
+      <w:r>
+        <w:rPr>
+          <w:rFonts w:ascii="Times New Roman" w:hAnsi="Times New Roman" w:cs="Times New Roman"/>
+        </w:rPr>
+        <w:t>’</w:t>
+      </w:r>
+      <w:r>
+        <w:rPr>
+          <w:rFonts w:ascii="Times New Roman" w:hAnsi="Times New Roman" w:cs="Times New Roman"/>
+        </w:rPr>
+        <w:t>. Because the feature scales varied drastically, a</w:t>
+      </w:r>
+      <w:r>
+        <w:rPr>
+          <w:rFonts w:ascii="Times New Roman" w:hAnsi="Times New Roman" w:cs="Times New Roman"/>
+        </w:rPr>
+        <w:t xml:space="preserve"> ‘</w:t>
+      </w:r>
+      <w:r>
+        <w:rPr>
+          <w:rFonts w:ascii="Times New Roman" w:hAnsi="Times New Roman" w:cs="Times New Roman"/>
+        </w:rPr>
+        <w:t>StandardScaler()</w:t>
+      </w:r>
+      <w:r>
+        <w:rPr>
+          <w:rFonts w:ascii="Times New Roman" w:hAnsi="Times New Roman" w:cs="Times New Roman"/>
+        </w:rPr>
+        <w:t>’</w:t>
+      </w:r>
+      <w:r>
+        <w:rPr>
+          <w:rFonts w:ascii="Times New Roman" w:hAnsi="Times New Roman" w:cs="Times New Roman"/>
+        </w:rPr>
+        <w:t xml:space="preserve"> object was initialized and fitted to the training data. This transformation normalized the dataset to a mean of zero and a standard deviation of one, preventing high-scaled variables from dominating the objective function.</w:t>
+      </w:r>
+    </w:p>
+    <w:p>
+      <w:pPr>
+        <w:rPr>
+          <w:rFonts w:ascii="Times New Roman" w:hAnsi="Times New Roman" w:cs="Times New Roman"/>
+        </w:rPr>
+      </w:pPr>
+      <w:r>
+        <w:rPr>
+          <w:rFonts w:ascii="Times New Roman" w:hAnsi="Times New Roman" w:cs="Times New Roman"/>
+        </w:rPr>
+        <w:t>The system was then fitted using a LinearSVC model:</w:t>
       </w:r>
     </w:p>
     <w:p>
@@ -8226,21 +7845,7 @@
         <w:rPr>
           <w:rFonts w:ascii="Times New Roman" w:hAnsi="Times New Roman" w:cs="Times New Roman"/>
         </w:rPr>
-        <w:t xml:space="preserve">The implementation of the </w:t>
-      </w:r>
-      <w:proofErr w:type="spellStart"/>
-      <w:r>
-        <w:rPr>
-          <w:rFonts w:ascii="Times New Roman" w:hAnsi="Times New Roman" w:cs="Times New Roman"/>
-        </w:rPr>
-        <w:t>LinearSVC</w:t>
-      </w:r>
-      <w:proofErr w:type="spellEnd"/>
-      <w:r>
-        <w:rPr>
-          <w:rFonts w:ascii="Times New Roman" w:hAnsi="Times New Roman" w:cs="Times New Roman"/>
-        </w:rPr>
-        <w:t xml:space="preserve"> successfully processed the high-dimensional fabric features, converging efficiently and outputting the system’s core predictive insights with a validation accuracy of 89.68%.</w:t>
+        <w:t>The implementation of the LinearSVC successfully processed the high-dimensional fabric features, converging efficiently and outputting the system’s core predictive insights with a validation accuracy of 89.68%.</w:t>
       </w:r>
     </w:p>
     <w:p>
@@ -8317,68 +7922,26 @@
         <w:rPr>
           <w:rFonts w:ascii="Times New Roman" w:hAnsi="Times New Roman" w:cs="Times New Roman"/>
         </w:rPr>
-        <w:t xml:space="preserve"> (</w:t>
-      </w:r>
-      <w:proofErr w:type="spellStart"/>
-      <w:r>
-        <w:rPr>
-          <w:rFonts w:ascii="Times New Roman" w:hAnsi="Times New Roman" w:cs="Times New Roman"/>
-        </w:rPr>
-        <w:t>FastAPI</w:t>
-      </w:r>
-      <w:proofErr w:type="spellEnd"/>
-      <w:r>
-        <w:rPr>
-          <w:rFonts w:ascii="Times New Roman" w:hAnsi="Times New Roman" w:cs="Times New Roman"/>
-        </w:rPr>
-        <w:t>)</w:t>
-      </w:r>
-    </w:p>
-    <w:p>
-      <w:pPr>
-        <w:rPr>
-          <w:rFonts w:ascii="Times New Roman" w:hAnsi="Times New Roman" w:cs="Times New Roman"/>
-        </w:rPr>
-      </w:pPr>
-      <w:r>
-        <w:rPr>
-          <w:rFonts w:ascii="Times New Roman" w:hAnsi="Times New Roman" w:cs="Times New Roman"/>
-        </w:rPr>
-        <w:t xml:space="preserve">The backend was developed using </w:t>
-      </w:r>
-      <w:proofErr w:type="spellStart"/>
-      <w:r>
-        <w:rPr>
-          <w:rFonts w:ascii="Times New Roman" w:hAnsi="Times New Roman" w:cs="Times New Roman"/>
-        </w:rPr>
-        <w:t>FastAPI</w:t>
-      </w:r>
-      <w:proofErr w:type="spellEnd"/>
-      <w:r>
-        <w:rPr>
-          <w:rFonts w:ascii="Times New Roman" w:hAnsi="Times New Roman" w:cs="Times New Roman"/>
-        </w:rPr>
-        <w:t>, chosen for its asynchronous capabilities and native support for complex data validation. To maintain a clean</w:t>
-      </w:r>
-      <w:r>
-        <w:rPr>
-          <w:rFonts w:ascii="Times New Roman" w:hAnsi="Times New Roman" w:cs="Times New Roman"/>
-        </w:rPr>
-        <w:t>, maintainable codebase, the API was implemented using a modular routing pattern (</w:t>
-      </w:r>
-      <w:proofErr w:type="spellStart"/>
-      <w:r>
-        <w:rPr>
-          <w:rFonts w:ascii="Times New Roman" w:hAnsi="Times New Roman" w:cs="Times New Roman"/>
-        </w:rPr>
-        <w:t>APIRouter</w:t>
-      </w:r>
-      <w:proofErr w:type="spellEnd"/>
-      <w:r>
-        <w:rPr>
-          <w:rFonts w:ascii="Times New Roman" w:hAnsi="Times New Roman" w:cs="Times New Roman"/>
-        </w:rPr>
-        <w:t>). This allowed the system to separate logical concerns into dedicated scripts:</w:t>
+        <w:t xml:space="preserve"> (FastAPI)</w:t>
+      </w:r>
+    </w:p>
+    <w:p>
+      <w:pPr>
+        <w:rPr>
+          <w:rFonts w:ascii="Times New Roman" w:hAnsi="Times New Roman" w:cs="Times New Roman"/>
+        </w:rPr>
+      </w:pPr>
+      <w:r>
+        <w:rPr>
+          <w:rFonts w:ascii="Times New Roman" w:hAnsi="Times New Roman" w:cs="Times New Roman"/>
+        </w:rPr>
+        <w:t>The backend was developed using FastAPI, chosen for its asynchronous capabilities and native support for complex data validation. To maintain a clean</w:t>
+      </w:r>
+      <w:r>
+        <w:rPr>
+          <w:rFonts w:ascii="Times New Roman" w:hAnsi="Times New Roman" w:cs="Times New Roman"/>
+        </w:rPr>
+        <w:t>, maintainable codebase, the API was implemented using a modular routing pattern (APIRouter). This allowed the system to separate logical concerns into dedicated scripts:</w:t>
       </w:r>
     </w:p>
     <w:p>
@@ -8484,21 +8047,7 @@
         <w:rPr>
           <w:rFonts w:ascii="Times New Roman" w:hAnsi="Times New Roman" w:cs="Times New Roman"/>
         </w:rPr>
-        <w:t xml:space="preserve">To protect the fashion analytics, a strict security layer was implemented. Unlike basic dashboards, the </w:t>
-      </w:r>
-      <w:proofErr w:type="spellStart"/>
-      <w:r>
-        <w:rPr>
-          <w:rFonts w:ascii="Times New Roman" w:hAnsi="Times New Roman" w:cs="Times New Roman"/>
-        </w:rPr>
-        <w:t>HoL</w:t>
-      </w:r>
-      <w:proofErr w:type="spellEnd"/>
-      <w:r>
-        <w:rPr>
-          <w:rFonts w:ascii="Times New Roman" w:hAnsi="Times New Roman" w:cs="Times New Roman"/>
-        </w:rPr>
-        <w:t xml:space="preserve"> system utilizes JSON Web Tokens (JWT) for stateless authentication.</w:t>
+        <w:t>To protect the fashion analytics, a strict security layer was implemented. Unlike basic dashboards, the HoL system utilizes JSON Web Tokens (JWT) for stateless authentication.</w:t>
       </w:r>
     </w:p>
     <w:p>
@@ -8530,14 +8079,12 @@
         </w:rPr>
         <w:t>‘</w:t>
       </w:r>
-      <w:proofErr w:type="spellStart"/>
       <w:r>
         <w:rPr>
           <w:rFonts w:ascii="Times New Roman" w:hAnsi="Times New Roman" w:cs="Times New Roman"/>
         </w:rPr>
         <w:t>passlib</w:t>
       </w:r>
-      <w:proofErr w:type="spellEnd"/>
       <w:r>
         <w:rPr>
           <w:rFonts w:ascii="Times New Roman" w:hAnsi="Times New Roman" w:cs="Times New Roman"/>
@@ -8556,14 +8103,12 @@
         </w:rPr>
         <w:t>‘</w:t>
       </w:r>
-      <w:proofErr w:type="spellStart"/>
       <w:r>
         <w:rPr>
           <w:rFonts w:ascii="Times New Roman" w:hAnsi="Times New Roman" w:cs="Times New Roman"/>
         </w:rPr>
         <w:t>bcrypt</w:t>
       </w:r>
-      <w:proofErr w:type="spellEnd"/>
       <w:r>
         <w:rPr>
           <w:rFonts w:ascii="Times New Roman" w:hAnsi="Times New Roman" w:cs="Times New Roman"/>
@@ -8592,21 +8137,7 @@
         <w:rPr>
           <w:rFonts w:ascii="Times New Roman" w:hAnsi="Times New Roman" w:cs="Times New Roman"/>
         </w:rPr>
-        <w:t>Token Generation: Upon a successful login, the system utilizes the ‘</w:t>
-      </w:r>
-      <w:proofErr w:type="spellStart"/>
-      <w:r>
-        <w:rPr>
-          <w:rFonts w:ascii="Times New Roman" w:hAnsi="Times New Roman" w:cs="Times New Roman"/>
-        </w:rPr>
-        <w:t>jose</w:t>
-      </w:r>
-      <w:proofErr w:type="spellEnd"/>
-      <w:r>
-        <w:rPr>
-          <w:rFonts w:ascii="Times New Roman" w:hAnsi="Times New Roman" w:cs="Times New Roman"/>
-        </w:rPr>
-        <w:t>’ library to generate a signed JWT. This token is then required for the frontend to access protected data routers, ensuring that only authorized users can view the full LFW 2025 analysis.</w:t>
+        <w:t>Token Generation: Upon a successful login, the system utilizes the ‘jose’ library to generate a signed JWT. This token is then required for the frontend to access protected data routers, ensuring that only authorized users can view the full LFW 2025 analysis.</w:t>
       </w:r>
     </w:p>
     <w:p>
@@ -8657,43 +8188,7 @@
         <w:rPr>
           <w:rFonts w:ascii="Times New Roman" w:hAnsi="Times New Roman" w:cs="Times New Roman"/>
         </w:rPr>
-        <w:t>Asynchronous API Service: Using the ‘</w:t>
-      </w:r>
-      <w:proofErr w:type="spellStart"/>
-      <w:r>
-        <w:rPr>
-          <w:rFonts w:ascii="Times New Roman" w:hAnsi="Times New Roman" w:cs="Times New Roman"/>
-        </w:rPr>
-        <w:t>axios</w:t>
-      </w:r>
-      <w:proofErr w:type="spellEnd"/>
-      <w:proofErr w:type="gramStart"/>
-      <w:r>
-        <w:rPr>
-          <w:rFonts w:ascii="Times New Roman" w:hAnsi="Times New Roman" w:cs="Times New Roman"/>
-        </w:rPr>
-        <w:t>’  library</w:t>
-      </w:r>
-      <w:proofErr w:type="gramEnd"/>
-      <w:r>
-        <w:rPr>
-          <w:rFonts w:ascii="Times New Roman" w:hAnsi="Times New Roman" w:cs="Times New Roman"/>
-        </w:rPr>
-        <w:t xml:space="preserve">, the frontend communicates with the </w:t>
-      </w:r>
-      <w:proofErr w:type="spellStart"/>
-      <w:r>
-        <w:rPr>
-          <w:rFonts w:ascii="Times New Roman" w:hAnsi="Times New Roman" w:cs="Times New Roman"/>
-        </w:rPr>
-        <w:t>FastAPI</w:t>
-      </w:r>
-      <w:proofErr w:type="spellEnd"/>
-      <w:r>
-        <w:rPr>
-          <w:rFonts w:ascii="Times New Roman" w:hAnsi="Times New Roman" w:cs="Times New Roman"/>
-        </w:rPr>
-        <w:t xml:space="preserve"> backend. It was programmed to handle loading and error states, ensuring the UI remains stable even during network latencies.</w:t>
+        <w:t>Asynchronous API Service: Using the ‘axios’ library, the frontend communicates with the FastAPI backend. It was programmed to handle loading and error states, ensuring the UI remains stable even during network latencies.</w:t>
       </w:r>
     </w:p>
     <w:p>
@@ -8711,77 +8206,31 @@
         <w:rPr>
           <w:rFonts w:ascii="Times New Roman" w:hAnsi="Times New Roman" w:cs="Times New Roman"/>
         </w:rPr>
-        <w:t xml:space="preserve">Component Logics: These components use </w:t>
-      </w:r>
-      <w:proofErr w:type="spellStart"/>
-      <w:r>
-        <w:rPr>
-          <w:rFonts w:ascii="Times New Roman" w:hAnsi="Times New Roman" w:cs="Times New Roman"/>
-        </w:rPr>
-        <w:t>React’s</w:t>
-      </w:r>
-      <w:proofErr w:type="spellEnd"/>
-      <w:r>
-        <w:rPr>
-          <w:rFonts w:ascii="Times New Roman" w:hAnsi="Times New Roman" w:cs="Times New Roman"/>
-        </w:rPr>
-        <w:t xml:space="preserve"> ‘</w:t>
-      </w:r>
-      <w:proofErr w:type="spellStart"/>
-      <w:r>
-        <w:rPr>
-          <w:rFonts w:ascii="Times New Roman" w:hAnsi="Times New Roman" w:cs="Times New Roman"/>
-        </w:rPr>
-        <w:t>useEffect</w:t>
-      </w:r>
-      <w:proofErr w:type="spellEnd"/>
-      <w:r>
-        <w:rPr>
-          <w:rFonts w:ascii="Times New Roman" w:hAnsi="Times New Roman" w:cs="Times New Roman"/>
-        </w:rPr>
-        <w:t>’ and ‘</w:t>
-      </w:r>
-      <w:proofErr w:type="spellStart"/>
-      <w:r>
-        <w:rPr>
-          <w:rFonts w:ascii="Times New Roman" w:hAnsi="Times New Roman" w:cs="Times New Roman"/>
-        </w:rPr>
-        <w:t>useState</w:t>
-      </w:r>
-      <w:proofErr w:type="spellEnd"/>
-      <w:r>
-        <w:rPr>
-          <w:rFonts w:ascii="Times New Roman" w:hAnsi="Times New Roman" w:cs="Times New Roman"/>
-        </w:rPr>
-        <w:t xml:space="preserve">’ hooks to trigger API calls on the page load, dynamically rendering the analytical data through the </w:t>
-      </w:r>
-      <w:proofErr w:type="spellStart"/>
-      <w:r>
-        <w:rPr>
-          <w:rFonts w:ascii="Times New Roman" w:hAnsi="Times New Roman" w:cs="Times New Roman"/>
-        </w:rPr>
-        <w:t>ColourCharts</w:t>
-      </w:r>
-      <w:proofErr w:type="spellEnd"/>
-      <w:r>
-        <w:rPr>
-          <w:rFonts w:ascii="Times New Roman" w:hAnsi="Times New Roman" w:cs="Times New Roman"/>
-        </w:rPr>
-        <w:t xml:space="preserve"> and </w:t>
-      </w:r>
-      <w:proofErr w:type="spellStart"/>
-      <w:r>
-        <w:rPr>
-          <w:rFonts w:ascii="Times New Roman" w:hAnsi="Times New Roman" w:cs="Times New Roman"/>
-        </w:rPr>
-        <w:t>FabricCharts</w:t>
-      </w:r>
-      <w:proofErr w:type="spellEnd"/>
-      <w:r>
-        <w:rPr>
-          <w:rFonts w:ascii="Times New Roman" w:hAnsi="Times New Roman" w:cs="Times New Roman"/>
-        </w:rPr>
-        <w:t xml:space="preserve"> components.</w:t>
+        <w:t>Component Logics: These components use React’s ‘useEffect’ and ‘useState’ hooks to trigger API calls on the page load, dynamically rendering the analytical data through the Colour</w:t>
+      </w:r>
+      <w:r>
+        <w:rPr>
+          <w:rFonts w:ascii="Times New Roman" w:hAnsi="Times New Roman" w:cs="Times New Roman"/>
+        </w:rPr>
+        <w:t xml:space="preserve"> </w:t>
+      </w:r>
+      <w:r>
+        <w:rPr>
+          <w:rFonts w:ascii="Times New Roman" w:hAnsi="Times New Roman" w:cs="Times New Roman"/>
+        </w:rPr>
+        <w:t>Charts and Fabric</w:t>
+      </w:r>
+      <w:r>
+        <w:rPr>
+          <w:rFonts w:ascii="Times New Roman" w:hAnsi="Times New Roman" w:cs="Times New Roman"/>
+        </w:rPr>
+        <w:t xml:space="preserve"> </w:t>
+      </w:r>
+      <w:r>
+        <w:rPr>
+          <w:rFonts w:ascii="Times New Roman" w:hAnsi="Times New Roman" w:cs="Times New Roman"/>
+        </w:rPr>
+        <w:t>Charts components.</w:t>
       </w:r>
     </w:p>
     <w:p>
@@ -8799,21 +8248,7 @@
         <w:rPr>
           <w:rFonts w:ascii="Times New Roman" w:hAnsi="Times New Roman" w:cs="Times New Roman"/>
         </w:rPr>
-        <w:t xml:space="preserve">Dynamic Image Gallery: To provide a lookbook experience, a dynamic slideshow was introduced. This component programmatically cycles through the images fetched from the </w:t>
-      </w:r>
-      <w:proofErr w:type="spellStart"/>
-      <w:r>
-        <w:rPr>
-          <w:rFonts w:ascii="Times New Roman" w:hAnsi="Times New Roman" w:cs="Times New Roman"/>
-        </w:rPr>
-        <w:t>FastAPI</w:t>
-      </w:r>
-      <w:proofErr w:type="spellEnd"/>
-      <w:r>
-        <w:rPr>
-          <w:rFonts w:ascii="Times New Roman" w:hAnsi="Times New Roman" w:cs="Times New Roman"/>
-        </w:rPr>
-        <w:t xml:space="preserve"> ‘/images’ mount, providing a seamless visual overview of each brand’s collection.</w:t>
+        <w:t>Dynamic Image Gallery: To provide a lookbook experience, a dynamic slideshow was introduced. This component programmatically cycles through the images fetched from the FastAPI ‘/images’ mount, providing a seamless visual overview of each brand’s collection.</w:t>
       </w:r>
     </w:p>
     <w:p>
@@ -8858,12 +8293,6 @@
           <w:rFonts w:ascii="Times New Roman" w:hAnsi="Times New Roman" w:cs="Times New Roman"/>
         </w:rPr>
       </w:pPr>
-      <w:r>
-        <w:rPr>
-          <w:rFonts w:ascii="Times New Roman" w:hAnsi="Times New Roman" w:cs="Times New Roman"/>
-        </w:rPr>
-        <w:t>4.6 Implementation Challenges</w:t>
-      </w:r>
     </w:p>
     <w:p>
       <w:pPr>
@@ -8888,43 +8317,22 @@
         <w:rPr>
           <w:rFonts w:ascii="Times New Roman" w:hAnsi="Times New Roman" w:cs="Times New Roman"/>
         </w:rPr>
-        <w:t>The implementation phase successfully translated the theoretical design of the House of Lasgidi (</w:t>
-      </w:r>
-      <w:proofErr w:type="spellStart"/>
-      <w:r>
-        <w:rPr>
-          <w:rFonts w:ascii="Times New Roman" w:hAnsi="Times New Roman" w:cs="Times New Roman"/>
-        </w:rPr>
-        <w:t>HoL</w:t>
-      </w:r>
-      <w:proofErr w:type="spellEnd"/>
-      <w:r>
-        <w:rPr>
-          <w:rFonts w:ascii="Times New Roman" w:hAnsi="Times New Roman" w:cs="Times New Roman"/>
-        </w:rPr>
-        <w:t xml:space="preserve">) system into a functional, end-to-end application. By combining high-accuracy </w:t>
+        <w:t xml:space="preserve">The implementation phase successfully translated the theoretical design of the House of Lasgidi (HoL) system into a functional, end-to-end application. By combining high-accuracy </w:t>
       </w:r>
       <w:r>
         <w:rPr>
           <w:rFonts w:ascii="Times New Roman" w:hAnsi="Times New Roman" w:cs="Times New Roman"/>
         </w:rPr>
         <w:lastRenderedPageBreak/>
-        <w:t>machine learning (SVM/K-Means) with a modern full-stack environment (</w:t>
-      </w:r>
-      <w:proofErr w:type="spellStart"/>
-      <w:r>
-        <w:rPr>
-          <w:rFonts w:ascii="Times New Roman" w:hAnsi="Times New Roman" w:cs="Times New Roman"/>
-        </w:rPr>
-        <w:t>FastAPI</w:t>
-      </w:r>
-      <w:proofErr w:type="spellEnd"/>
-      <w:r>
-        <w:rPr>
-          <w:rFonts w:ascii="Times New Roman" w:hAnsi="Times New Roman" w:cs="Times New Roman"/>
-        </w:rPr>
-        <w:t>/React), the system provides a strong platform for fashion trend analysis. The code is modular, secure, and prepared for the final Testing and Evaluation phase.</w:t>
-      </w:r>
+        <w:t>machine learning (SVM/K-Means) with a modern full-stack environment (FastAPI/React), the system provides a strong platform for fashion trend analysis. The code is modular, secure, and prepared for the final Testing and Evaluation phase.</w:t>
+      </w:r>
+    </w:p>
+    <w:p>
+      <w:pPr>
+        <w:rPr>
+          <w:rFonts w:ascii="Times New Roman" w:hAnsi="Times New Roman" w:cs="Times New Roman"/>
+        </w:rPr>
+      </w:pPr>
     </w:p>
     <w:p>
       <w:pPr>
@@ -8955,34 +8363,320 @@
         <w:rPr>
           <w:rFonts w:ascii="Times New Roman" w:hAnsi="Times New Roman" w:cs="Times New Roman"/>
         </w:rPr>
-        <w:t>5.1 System Walkthrough</w:t>
-      </w:r>
-    </w:p>
-    <w:p>
-      <w:pPr>
-        <w:rPr>
-          <w:rFonts w:ascii="Times New Roman" w:hAnsi="Times New Roman" w:cs="Times New Roman"/>
-        </w:rPr>
-      </w:pPr>
-      <w:r>
-        <w:rPr>
-          <w:rFonts w:ascii="Times New Roman" w:hAnsi="Times New Roman" w:cs="Times New Roman"/>
-        </w:rPr>
-        <w:t>The House of Lasgidi (</w:t>
-      </w:r>
-      <w:proofErr w:type="spellStart"/>
-      <w:r>
-        <w:rPr>
-          <w:rFonts w:ascii="Times New Roman" w:hAnsi="Times New Roman" w:cs="Times New Roman"/>
-        </w:rPr>
-        <w:t>HoL</w:t>
-      </w:r>
-      <w:proofErr w:type="spellEnd"/>
-      <w:r>
-        <w:rPr>
-          <w:rFonts w:ascii="Times New Roman" w:hAnsi="Times New Roman" w:cs="Times New Roman"/>
-        </w:rPr>
-        <w:t>) dashboard is designed to provide a seamless, intuitive experience for fashion analysts, moving from high-level event metrics to granular brand insights.</w:t>
+        <w:t>The House of Lasgidi (HoL) dashboard is designed to provide a seamless, intuitive experience for fashion analysts, moving from high-level event metrics to granular brand insights.</w:t>
+      </w:r>
+    </w:p>
+    <w:p>
+      <w:pPr>
+        <w:rPr>
+          <w:rFonts w:ascii="Times New Roman" w:hAnsi="Times New Roman" w:cs="Times New Roman"/>
+        </w:rPr>
+      </w:pPr>
+    </w:p>
+    <w:p>
+      <w:pPr>
+        <w:rPr>
+          <w:rFonts w:ascii="Times New Roman" w:hAnsi="Times New Roman" w:cs="Times New Roman"/>
+        </w:rPr>
+      </w:pPr>
+      <w:r>
+        <w:rPr>
+          <w:rFonts w:ascii="Times New Roman" w:hAnsi="Times New Roman" w:cs="Times New Roman"/>
+        </w:rPr>
+        <w:t>5.1 User Authentication and Secure Entry</w:t>
+      </w:r>
+    </w:p>
+    <w:p>
+      <w:pPr>
+        <w:rPr>
+          <w:rFonts w:ascii="Times New Roman" w:hAnsi="Times New Roman" w:cs="Times New Roman"/>
+        </w:rPr>
+      </w:pPr>
+      <w:r>
+        <w:rPr>
+          <w:rFonts w:ascii="Times New Roman" w:hAnsi="Times New Roman" w:cs="Times New Roman"/>
+        </w:rPr>
+        <w:t>The user journey begins at the login interface. The system implements a secure gateway where credentials are encrypted using the ‘bcrypt’ algorithm within the User script in the backend. Upon successful verification, the FastAPI server issues a JSON Web Token (JWT), which the frontend’s authentication service script stores in ‘localStorage’ to authorize subsequent data requests.</w:t>
+      </w:r>
+    </w:p>
+    <w:p>
+      <w:pPr>
+        <w:rPr>
+          <w:rFonts w:ascii="Times New Roman" w:hAnsi="Times New Roman" w:cs="Times New Roman"/>
+        </w:rPr>
+      </w:pPr>
+    </w:p>
+    <w:p>
+      <w:pPr>
+        <w:rPr>
+          <w:rFonts w:ascii="Times New Roman" w:hAnsi="Times New Roman" w:cs="Times New Roman"/>
+        </w:rPr>
+      </w:pPr>
+      <w:r>
+        <w:rPr>
+          <w:rFonts w:ascii="Times New Roman" w:hAnsi="Times New Roman" w:cs="Times New Roman"/>
+        </w:rPr>
+        <w:t>5.2 Overview Analysis (Dashboard Home)</w:t>
+      </w:r>
+    </w:p>
+    <w:p>
+      <w:pPr>
+        <w:rPr>
+          <w:rFonts w:ascii="Times New Roman" w:hAnsi="Times New Roman" w:cs="Times New Roman"/>
+        </w:rPr>
+      </w:pPr>
+      <w:r>
+        <w:rPr>
+          <w:rFonts w:ascii="Times New Roman" w:hAnsi="Times New Roman" w:cs="Times New Roman"/>
+        </w:rPr>
+        <w:t xml:space="preserve">Post login, the user is routed to the Overview page. This fetches the global Lagos Fashion Week 2025 data, instantly rendering the </w:t>
+      </w:r>
+      <w:r>
+        <w:rPr>
+          <w:rFonts w:ascii="Times New Roman" w:hAnsi="Times New Roman" w:cs="Times New Roman"/>
+        </w:rPr>
+        <w:t>colour charts component, a Pie Chart and Bar Chart, using the ‘Recharts’ library, displaying the dominant hues across all runway shows. The Fabric Charts component visualized the percentage of the textiles detected across the entire event.</w:t>
+      </w:r>
+    </w:p>
+    <w:p>
+      <w:pPr>
+        <w:rPr>
+          <w:rFonts w:ascii="Times New Roman" w:hAnsi="Times New Roman" w:cs="Times New Roman"/>
+        </w:rPr>
+      </w:pPr>
+    </w:p>
+    <w:p>
+      <w:pPr>
+        <w:rPr>
+          <w:rFonts w:ascii="Times New Roman" w:hAnsi="Times New Roman" w:cs="Times New Roman"/>
+        </w:rPr>
+      </w:pPr>
+      <w:r>
+        <w:rPr>
+          <w:rFonts w:ascii="Times New Roman" w:hAnsi="Times New Roman" w:cs="Times New Roman"/>
+        </w:rPr>
+        <w:t>5.3 Brand-Specific Analysis</w:t>
+      </w:r>
+    </w:p>
+    <w:p>
+      <w:pPr>
+        <w:rPr>
+          <w:rFonts w:ascii="Times New Roman" w:hAnsi="Times New Roman" w:cs="Times New Roman"/>
+        </w:rPr>
+      </w:pPr>
+      <w:r>
+        <w:rPr>
+          <w:rFonts w:ascii="Times New Roman" w:hAnsi="Times New Roman" w:cs="Times New Roman"/>
+        </w:rPr>
+        <w:t>The user can navigate to the Brand Analysis page. Using the custom Brand Selector, they can filter by specific designers</w:t>
+      </w:r>
+      <w:r>
+        <w:rPr>
+          <w:rFonts w:ascii="Times New Roman" w:hAnsi="Times New Roman" w:cs="Times New Roman"/>
+        </w:rPr>
+        <w:t xml:space="preserve"> like </w:t>
+      </w:r>
+      <w:r>
+        <w:rPr>
+          <w:rFonts w:ascii="Times New Roman" w:hAnsi="Times New Roman" w:cs="Times New Roman"/>
+        </w:rPr>
+        <w:t>Babayo</w:t>
+      </w:r>
+      <w:r>
+        <w:rPr>
+          <w:rFonts w:ascii="Times New Roman" w:hAnsi="Times New Roman" w:cs="Times New Roman"/>
+        </w:rPr>
+        <w:t xml:space="preserve"> or </w:t>
+      </w:r>
+      <w:r>
+        <w:rPr>
+          <w:rFonts w:ascii="Times New Roman" w:hAnsi="Times New Roman" w:cs="Times New Roman"/>
+        </w:rPr>
+        <w:t>Fruche</w:t>
+      </w:r>
+      <w:r>
+        <w:rPr>
+          <w:rFonts w:ascii="Times New Roman" w:hAnsi="Times New Roman" w:cs="Times New Roman"/>
+        </w:rPr>
+        <w:t xml:space="preserve">. The dashboard dynamically updates without the page reloading, to display the brand’s specific </w:t>
+      </w:r>
+      <w:r>
+        <w:rPr>
+          <w:rFonts w:ascii="Times New Roman" w:hAnsi="Times New Roman" w:cs="Times New Roman"/>
+        </w:rPr>
+        <w:t xml:space="preserve">colour </w:t>
+      </w:r>
+      <w:r>
+        <w:rPr>
+          <w:rFonts w:ascii="Times New Roman" w:hAnsi="Times New Roman" w:cs="Times New Roman"/>
+        </w:rPr>
+        <w:t>charts,</w:t>
+      </w:r>
+      <w:r>
+        <w:rPr>
+          <w:rFonts w:ascii="Times New Roman" w:hAnsi="Times New Roman" w:cs="Times New Roman"/>
+        </w:rPr>
+        <w:t xml:space="preserve"> an</w:t>
+      </w:r>
+      <w:r>
+        <w:rPr>
+          <w:rFonts w:ascii="Times New Roman" w:hAnsi="Times New Roman" w:cs="Times New Roman"/>
+        </w:rPr>
+        <w:t xml:space="preserve"> automated image gallery</w:t>
+      </w:r>
+      <w:r>
+        <w:rPr>
+          <w:rFonts w:ascii="Times New Roman" w:hAnsi="Times New Roman" w:cs="Times New Roman"/>
+        </w:rPr>
+        <w:t xml:space="preserve"> fetched directly from the FastAPI static mount</w:t>
+      </w:r>
+      <w:r>
+        <w:rPr>
+          <w:rFonts w:ascii="Times New Roman" w:hAnsi="Times New Roman" w:cs="Times New Roman"/>
+        </w:rPr>
+        <w:t>, and fabric insights</w:t>
+      </w:r>
+      <w:r>
+        <w:rPr>
+          <w:rFonts w:ascii="Times New Roman" w:hAnsi="Times New Roman" w:cs="Times New Roman"/>
+        </w:rPr>
+        <w:t>, which provides a textual summary of whether a brand utilized a certain fabric, adding a layer of cultural context to the numerical data</w:t>
+      </w:r>
+      <w:r>
+        <w:rPr>
+          <w:rFonts w:ascii="Times New Roman" w:hAnsi="Times New Roman" w:cs="Times New Roman"/>
+        </w:rPr>
+        <w:t>.</w:t>
+      </w:r>
+    </w:p>
+    <w:p>
+      <w:pPr>
+        <w:rPr>
+          <w:rFonts w:ascii="Times New Roman" w:hAnsi="Times New Roman" w:cs="Times New Roman"/>
+        </w:rPr>
+      </w:pPr>
+    </w:p>
+    <w:p>
+      <w:pPr>
+        <w:rPr>
+          <w:rFonts w:ascii="Times New Roman" w:hAnsi="Times New Roman" w:cs="Times New Roman"/>
+        </w:rPr>
+      </w:pPr>
+      <w:r>
+        <w:rPr>
+          <w:rFonts w:ascii="Times New Roman" w:hAnsi="Times New Roman" w:cs="Times New Roman"/>
+        </w:rPr>
+        <w:t>6 TESTING AND EVALUATION</w:t>
+      </w:r>
+    </w:p>
+    <w:p>
+      <w:pPr>
+        <w:rPr>
+          <w:rFonts w:ascii="Times New Roman" w:hAnsi="Times New Roman" w:cs="Times New Roman"/>
+        </w:rPr>
+      </w:pPr>
+      <w:r>
+        <w:rPr>
+          <w:rFonts w:ascii="Times New Roman" w:hAnsi="Times New Roman" w:cs="Times New Roman"/>
+        </w:rPr>
+        <w:t>6.1 Backend API Testing</w:t>
+      </w:r>
+    </w:p>
+    <w:p>
+      <w:pPr>
+        <w:rPr>
+          <w:rFonts w:ascii="Times New Roman" w:hAnsi="Times New Roman" w:cs="Times New Roman"/>
+        </w:rPr>
+      </w:pPr>
+      <w:r>
+        <w:rPr>
+          <w:rFonts w:ascii="Times New Roman" w:hAnsi="Times New Roman" w:cs="Times New Roman"/>
+        </w:rPr>
+        <w:lastRenderedPageBreak/>
+        <w:t xml:space="preserve">The FastAPI backend was subjected to black-box testing using the interactive Swagger UI (/docs). Routes such as ‘/analysis/overview/colours’ and ‘/analysis/brand/{brand}/fabrics’ were tested for response accuracy. </w:t>
+      </w:r>
+    </w:p>
+    <w:p>
+      <w:pPr>
+        <w:rPr>
+          <w:rFonts w:ascii="Times New Roman" w:hAnsi="Times New Roman" w:cs="Times New Roman"/>
+        </w:rPr>
+      </w:pPr>
+      <w:r>
+        <w:rPr>
+          <w:rFonts w:ascii="Times New Roman" w:hAnsi="Times New Roman" w:cs="Times New Roman"/>
+        </w:rPr>
+        <w:t>Attempts to access data routes without a valid JWT token were successfully blocked with a ‘401 Unauthorized’ status, verifying the strength of the Users script’s security logic.</w:t>
+      </w:r>
+    </w:p>
+    <w:p>
+      <w:pPr>
+        <w:rPr>
+          <w:rFonts w:ascii="Times New Roman" w:hAnsi="Times New Roman" w:cs="Times New Roman"/>
+        </w:rPr>
+      </w:pPr>
+      <w:r>
+        <w:rPr>
+          <w:rFonts w:ascii="Times New Roman" w:hAnsi="Times New Roman" w:cs="Times New Roman"/>
+        </w:rPr>
+        <w:t>6.2 Machine Learning Model Evaluation</w:t>
+      </w:r>
+    </w:p>
+    <w:p>
+      <w:pPr>
+        <w:rPr>
+          <w:rFonts w:ascii="Times New Roman" w:hAnsi="Times New Roman" w:cs="Times New Roman"/>
+        </w:rPr>
+      </w:pPr>
+      <w:r>
+        <w:rPr>
+          <w:rFonts w:ascii="Times New Roman" w:hAnsi="Times New Roman" w:cs="Times New Roman"/>
+        </w:rPr>
+        <w:t>The core of the system’s value lies in its classification accuracy. As noted in the Fabric Insights component script, the Linear SVM classifier achieved a tested accuracy of 89.68% in identifying textile profiles. The clustering algorithm was evaluated by comparing its hex-code outputs against the original runway images. The Colour Charts script is mapped with human-readable names (e.g., “Red”) to the identified clusters with high visual fidelity.</w:t>
+      </w:r>
+    </w:p>
+    <w:p>
+      <w:pPr>
+        <w:rPr>
+          <w:rFonts w:ascii="Times New Roman" w:hAnsi="Times New Roman" w:cs="Times New Roman"/>
+        </w:rPr>
+      </w:pPr>
+      <w:r>
+        <w:rPr>
+          <w:rFonts w:ascii="Times New Roman" w:hAnsi="Times New Roman" w:cs="Times New Roman"/>
+        </w:rPr>
+        <w:t>6.3 Frontend Integration and Responsive Design</w:t>
+      </w:r>
+    </w:p>
+    <w:p>
+      <w:pPr>
+        <w:rPr>
+          <w:rFonts w:ascii="Times New Roman" w:hAnsi="Times New Roman" w:cs="Times New Roman"/>
+        </w:rPr>
+      </w:pPr>
+      <w:r>
+        <w:rPr>
+          <w:rFonts w:ascii="Times New Roman" w:hAnsi="Times New Roman" w:cs="Times New Roman"/>
+        </w:rPr>
+        <w:t xml:space="preserve">The </w:t>
+      </w:r>
+      <w:r>
+        <w:rPr>
+          <w:rFonts w:ascii="Times New Roman" w:hAnsi="Times New Roman" w:cs="Times New Roman"/>
+        </w:rPr>
+        <w:t>React</w:t>
+      </w:r>
+      <w:r>
+        <w:rPr>
+          <w:rFonts w:ascii="Times New Roman" w:hAnsi="Times New Roman" w:cs="Times New Roman"/>
+        </w:rPr>
+        <w:t xml:space="preserve"> frontend was tested for </w:t>
+      </w:r>
+      <w:r>
+        <w:rPr>
+          <w:rFonts w:ascii="Times New Roman" w:hAnsi="Times New Roman" w:cs="Times New Roman"/>
+        </w:rPr>
+        <w:t>state management and UI responsiveness:</w:t>
       </w:r>
     </w:p>
     <w:p>
@@ -8990,7 +8684,7 @@
         <w:pStyle w:val="ListParagraph"/>
         <w:numPr>
           <w:ilvl w:val="0"/>
-          <w:numId w:val="15"/>
+          <w:numId w:val="18"/>
         </w:numPr>
         <w:rPr>
           <w:rFonts w:ascii="Times New Roman" w:hAnsi="Times New Roman" w:cs="Times New Roman"/>
@@ -9000,21 +8694,7 @@
         <w:rPr>
           <w:rFonts w:ascii="Times New Roman" w:hAnsi="Times New Roman" w:cs="Times New Roman"/>
         </w:rPr>
-        <w:t xml:space="preserve">Authentication phase: The user arrives at the portal and is presented with the login component. Upon entering valid credentials, the </w:t>
-      </w:r>
-      <w:proofErr w:type="spellStart"/>
-      <w:r>
-        <w:rPr>
-          <w:rFonts w:ascii="Times New Roman" w:hAnsi="Times New Roman" w:cs="Times New Roman"/>
-        </w:rPr>
-        <w:t>FastAPI</w:t>
-      </w:r>
-      <w:proofErr w:type="spellEnd"/>
-      <w:r>
-        <w:rPr>
-          <w:rFonts w:ascii="Times New Roman" w:hAnsi="Times New Roman" w:cs="Times New Roman"/>
-        </w:rPr>
-        <w:t xml:space="preserve"> backend verifies the hashed password and issues a secure JWT, granting access to the protected routes.</w:t>
+        <w:t>Asynchronous Handling: the API script was tested to ensure that Loading states were displayed correctly while ‘axios’ fetched large JSON payloads from the backend.</w:t>
       </w:r>
     </w:p>
     <w:p>
@@ -9022,7 +8702,7 @@
         <w:pStyle w:val="ListParagraph"/>
         <w:numPr>
           <w:ilvl w:val="0"/>
-          <w:numId w:val="15"/>
+          <w:numId w:val="18"/>
         </w:numPr>
         <w:rPr>
           <w:rFonts w:ascii="Times New Roman" w:hAnsi="Times New Roman" w:cs="Times New Roman"/>
@@ -9032,7 +8712,45 @@
         <w:rPr>
           <w:rFonts w:ascii="Times New Roman" w:hAnsi="Times New Roman" w:cs="Times New Roman"/>
         </w:rPr>
-        <w:t>The Overview Analysis: Post login, the user is routed to the Overview page. This fetches the global Lagos Fashion Week 2025 data, instantly rendering the overall colour palettes and fabric distributions via Recharts, providing immediate insights into the season’s trends.</w:t>
+        <w:t>Cross-Component Sync: We verified that selecting a new designer in the Brand Selector triggered a synchronized update across the Colour Palette, Fabric Charts, and Insights components without a full</w:t>
+      </w:r>
+      <w:r>
+        <w:rPr>
+          <w:rFonts w:ascii="Times New Roman" w:hAnsi="Times New Roman" w:cs="Times New Roman"/>
+        </w:rPr>
+        <w:t>-</w:t>
+      </w:r>
+      <w:r>
+        <w:rPr>
+          <w:rFonts w:ascii="Times New Roman" w:hAnsi="Times New Roman" w:cs="Times New Roman"/>
+        </w:rPr>
+        <w:t>page refresh.</w:t>
+      </w:r>
+    </w:p>
+    <w:p>
+      <w:pPr>
+        <w:rPr>
+          <w:rFonts w:ascii="Times New Roman" w:hAnsi="Times New Roman" w:cs="Times New Roman"/>
+        </w:rPr>
+      </w:pPr>
+      <w:r>
+        <w:rPr>
+          <w:rFonts w:ascii="Times New Roman" w:hAnsi="Times New Roman" w:cs="Times New Roman"/>
+        </w:rPr>
+        <w:t>6.4 Critical Evaluation and Limitations</w:t>
+      </w:r>
+    </w:p>
+    <w:p>
+      <w:pPr>
+        <w:rPr>
+          <w:rFonts w:ascii="Times New Roman" w:hAnsi="Times New Roman" w:cs="Times New Roman"/>
+        </w:rPr>
+      </w:pPr>
+      <w:r>
+        <w:rPr>
+          <w:rFonts w:ascii="Times New Roman" w:hAnsi="Times New Roman" w:cs="Times New Roman"/>
+        </w:rPr>
+        <w:t>While the system is highly performant, certain limitations were found:</w:t>
       </w:r>
     </w:p>
     <w:p>
@@ -9040,7 +8758,7 @@
         <w:pStyle w:val="ListParagraph"/>
         <w:numPr>
           <w:ilvl w:val="0"/>
-          <w:numId w:val="15"/>
+          <w:numId w:val="17"/>
         </w:numPr>
         <w:rPr>
           <w:rFonts w:ascii="Times New Roman" w:hAnsi="Times New Roman" w:cs="Times New Roman"/>
@@ -9050,75 +8768,39 @@
         <w:rPr>
           <w:rFonts w:ascii="Times New Roman" w:hAnsi="Times New Roman" w:cs="Times New Roman"/>
         </w:rPr>
-        <w:t>Brand-Specific Analysis: The user can navigate to the Brand Analysis page. Using the custom Brand Selector, they can filter by specific designers. The dashboard dynamically updates without the page reloading, to display the brand’s specific charts, automated image gallery, and fabric insights</w:t>
-      </w:r>
-      <w:r>
-        <w:rPr>
-          <w:rFonts w:ascii="Times New Roman" w:hAnsi="Times New Roman" w:cs="Times New Roman"/>
-        </w:rPr>
-        <w:t>.</w:t>
-      </w:r>
-    </w:p>
-    <w:p>
-      <w:pPr>
-        <w:rPr>
-          <w:rFonts w:ascii="Times New Roman" w:hAnsi="Times New Roman" w:cs="Times New Roman"/>
-        </w:rPr>
-      </w:pPr>
-    </w:p>
-    <w:p>
-      <w:pPr>
-        <w:rPr>
-          <w:rFonts w:ascii="Times New Roman" w:hAnsi="Times New Roman" w:cs="Times New Roman"/>
-        </w:rPr>
-      </w:pPr>
-      <w:r>
-        <w:rPr>
-          <w:rFonts w:ascii="Times New Roman" w:hAnsi="Times New Roman" w:cs="Times New Roman"/>
-        </w:rPr>
-        <w:t>5.2 Testing Methodology</w:t>
-      </w:r>
-    </w:p>
-    <w:p>
-      <w:pPr>
-        <w:rPr>
-          <w:rFonts w:ascii="Times New Roman" w:hAnsi="Times New Roman" w:cs="Times New Roman"/>
-        </w:rPr>
-      </w:pPr>
-    </w:p>
-    <w:p>
-      <w:pPr>
-        <w:rPr>
-          <w:rFonts w:ascii="Times New Roman" w:hAnsi="Times New Roman" w:cs="Times New Roman"/>
-        </w:rPr>
-      </w:pPr>
-      <w:r>
-        <w:rPr>
-          <w:rFonts w:ascii="Times New Roman" w:hAnsi="Times New Roman" w:cs="Times New Roman"/>
-        </w:rPr>
-        <w:t>6 TESTING AND EVALUATION</w:t>
-      </w:r>
-    </w:p>
-    <w:p>
-      <w:pPr>
-        <w:rPr>
-          <w:rFonts w:ascii="Times New Roman" w:hAnsi="Times New Roman" w:cs="Times New Roman"/>
-        </w:rPr>
-      </w:pPr>
-      <w:r>
-        <w:rPr>
-          <w:rFonts w:ascii="Times New Roman" w:hAnsi="Times New Roman" w:cs="Times New Roman"/>
-        </w:rPr>
-        <w:t xml:space="preserve">7 </w:t>
-      </w:r>
-      <w:proofErr w:type="gramStart"/>
-      <w:r>
-        <w:rPr>
-          <w:rFonts w:ascii="Times New Roman" w:hAnsi="Times New Roman" w:cs="Times New Roman"/>
-        </w:rPr>
-        <w:t>CONCLUSION</w:t>
-      </w:r>
-      <w:proofErr w:type="gramEnd"/>
+        <w:t>Occlusion in Imagery: The SVM model occasionally misclassified textures when a garment featured heavy embellishments or when the lighting on the runway created deep shadows.</w:t>
+      </w:r>
+    </w:p>
+    <w:p>
+      <w:pPr>
+        <w:pStyle w:val="ListParagraph"/>
+        <w:numPr>
+          <w:ilvl w:val="0"/>
+          <w:numId w:val="17"/>
+        </w:numPr>
+        <w:rPr>
+          <w:rFonts w:ascii="Times New Roman" w:hAnsi="Times New Roman" w:cs="Times New Roman"/>
+        </w:rPr>
+      </w:pPr>
+      <w:r>
+        <w:rPr>
+          <w:rFonts w:ascii="Times New Roman" w:hAnsi="Times New Roman" w:cs="Times New Roman"/>
+        </w:rPr>
+        <w:t>Dependency on Pre-Processed Data: The Data Loader script currently relies on static JSON files. A future iteration would involve a real-time database, like PostgreSQL, to allow for live updates during a fashion week event.</w:t>
+      </w:r>
+    </w:p>
+    <w:p>
+      <w:pPr>
+        <w:rPr>
+          <w:rFonts w:ascii="Times New Roman" w:hAnsi="Times New Roman" w:cs="Times New Roman"/>
+        </w:rPr>
+      </w:pPr>
+      <w:r>
+        <w:rPr>
+          <w:rFonts w:ascii="Times New Roman" w:hAnsi="Times New Roman" w:cs="Times New Roman"/>
+        </w:rPr>
+        <w:t>7 CONCLUSION</w:t>
+      </w:r>
     </w:p>
     <w:p>
       <w:pPr>
@@ -9143,21 +8825,7 @@
         <w:rPr>
           <w:rFonts w:ascii="Times New Roman" w:hAnsi="Times New Roman" w:cs="Times New Roman"/>
         </w:rPr>
-        <w:t xml:space="preserve">The House of Lasgidi 2025 Analysis platform demonstrates a great potential of integrating Machine Learning with full-stack web technologies in the fashion sector. By combing an analytical Python backend with a reactive JavaScript frontend, the project successfully transformed qualitative visual art into quantitative, actionable data. It provides a blueprint for how African fashion weeks can be </w:t>
-      </w:r>
-      <w:proofErr w:type="spellStart"/>
-      <w:r>
-        <w:rPr>
-          <w:rFonts w:ascii="Times New Roman" w:hAnsi="Times New Roman" w:cs="Times New Roman"/>
-        </w:rPr>
-        <w:t>analyzed</w:t>
-      </w:r>
-      <w:proofErr w:type="spellEnd"/>
-      <w:r>
-        <w:rPr>
-          <w:rFonts w:ascii="Times New Roman" w:hAnsi="Times New Roman" w:cs="Times New Roman"/>
-        </w:rPr>
-        <w:t>, archived, and understood on a global, data-driven scale.</w:t>
+        <w:t>The House of Lasgidi 2025 Analysis platform demonstrates a great potential of integrating Machine Learning with full-stack web technologies in the fashion sector. By combing an analytical Python backend with a reactive JavaScript frontend, the project successfully transformed qualitative visual art into quantitative, actionable data. It provides a blueprint for how African fashion weeks can be analyzed, archived, and understood on a global, data-driven scale.</w:t>
       </w:r>
     </w:p>
     <w:p>
@@ -9190,6 +8858,7 @@
         <w:rPr>
           <w:rFonts w:ascii="Times New Roman" w:hAnsi="Times New Roman" w:cs="Times New Roman"/>
         </w:rPr>
+        <w:lastRenderedPageBreak/>
         <w:t>To scale the system for future fashion weeks, several enhancements are proposed:</w:t>
       </w:r>
     </w:p>
@@ -9208,7 +8877,6 @@
         <w:rPr>
           <w:rFonts w:ascii="Times New Roman" w:hAnsi="Times New Roman" w:cs="Times New Roman"/>
         </w:rPr>
-        <w:lastRenderedPageBreak/>
         <w:t>Transitioning from an SVM with manual feature extraction (GLCM + LBP) to a Convolutional Neural Network (CNN), such as a fine-tuned ResNet50 model, to better identify complex indigenous patterns and layered silhouettes.</w:t>
       </w:r>
     </w:p>
@@ -9425,7 +9093,6 @@
         <w:rPr>
           <w:rFonts w:ascii="Times New Roman" w:hAnsi="Times New Roman" w:cs="Times New Roman"/>
         </w:rPr>
-        <w:lastRenderedPageBreak/>
         <w:t>REFRENCES</w:t>
       </w:r>
     </w:p>
@@ -9482,21 +9149,7 @@
         <w:rPr>
           <w:rFonts w:ascii="Times New Roman" w:hAnsi="Times New Roman" w:cs="Times New Roman"/>
         </w:rPr>
-        <w:t>, vol. 6, 2025, pp. 333-352. DOI: 10.35738/</w:t>
-      </w:r>
-      <w:proofErr w:type="gramStart"/>
-      <w:r>
-        <w:rPr>
-          <w:rFonts w:ascii="Times New Roman" w:hAnsi="Times New Roman" w:cs="Times New Roman"/>
-        </w:rPr>
-        <w:t>ftr.v</w:t>
-      </w:r>
-      <w:proofErr w:type="gramEnd"/>
-      <w:r>
-        <w:rPr>
-          <w:rFonts w:ascii="Times New Roman" w:hAnsi="Times New Roman" w:cs="Times New Roman"/>
-        </w:rPr>
-        <w:t>6.2025.17.</w:t>
+        <w:t>, vol. 6, 2025, pp. 333-352. DOI: 10.35738/ftr.v6.2025.17.</w:t>
       </w:r>
     </w:p>
     <w:p>
@@ -9515,45 +9168,13 @@
           <w:b/>
           <w:bCs/>
         </w:rPr>
-        <w:t xml:space="preserve">Chen, Liang-Chieh, </w:t>
-      </w:r>
-      <w:proofErr w:type="spellStart"/>
-      <w:r>
-        <w:rPr>
-          <w:rFonts w:ascii="Times New Roman" w:hAnsi="Times New Roman" w:cs="Times New Roman"/>
-          <w:b/>
-          <w:bCs/>
-        </w:rPr>
-        <w:t>Yukun</w:t>
-      </w:r>
-      <w:proofErr w:type="spellEnd"/>
-      <w:r>
-        <w:rPr>
-          <w:rFonts w:ascii="Times New Roman" w:hAnsi="Times New Roman" w:cs="Times New Roman"/>
-          <w:b/>
-          <w:bCs/>
-        </w:rPr>
-        <w:t xml:space="preserve"> Zhu, George Papandreou, Florian Schroff, and Hartwig Adam.</w:t>
-      </w:r>
-      <w:r>
-        <w:rPr>
-          <w:rFonts w:ascii="Times New Roman" w:hAnsi="Times New Roman" w:cs="Times New Roman"/>
-        </w:rPr>
-        <w:t xml:space="preserve"> "Encoder-Decoder with </w:t>
-      </w:r>
-      <w:proofErr w:type="spellStart"/>
-      <w:r>
-        <w:rPr>
-          <w:rFonts w:ascii="Times New Roman" w:hAnsi="Times New Roman" w:cs="Times New Roman"/>
-        </w:rPr>
-        <w:t>Atrous</w:t>
-      </w:r>
-      <w:proofErr w:type="spellEnd"/>
-      <w:r>
-        <w:rPr>
-          <w:rFonts w:ascii="Times New Roman" w:hAnsi="Times New Roman" w:cs="Times New Roman"/>
-        </w:rPr>
-        <w:t xml:space="preserve"> Separable Convolution for Semantic Image Segmentation." </w:t>
+        <w:t>Chen, Liang-Chieh, Yukun Zhu, George Papandreou, Florian Schroff, and Hartwig Adam.</w:t>
+      </w:r>
+      <w:r>
+        <w:rPr>
+          <w:rFonts w:ascii="Times New Roman" w:hAnsi="Times New Roman" w:cs="Times New Roman"/>
+        </w:rPr>
+        <w:t xml:space="preserve"> "Encoder-Decoder with Atrous Separable Convolution for Semantic Image Segmentation." </w:t>
       </w:r>
       <w:r>
         <w:rPr>
@@ -9592,21 +9213,7 @@
         <w:rPr>
           <w:rFonts w:ascii="Times New Roman" w:hAnsi="Times New Roman" w:cs="Times New Roman"/>
         </w:rPr>
-        <w:t xml:space="preserve"> "</w:t>
-      </w:r>
-      <w:proofErr w:type="spellStart"/>
-      <w:r>
-        <w:rPr>
-          <w:rFonts w:ascii="Times New Roman" w:hAnsi="Times New Roman" w:cs="Times New Roman"/>
-        </w:rPr>
-        <w:t>Color</w:t>
-      </w:r>
-      <w:proofErr w:type="spellEnd"/>
-      <w:r>
-        <w:rPr>
-          <w:rFonts w:ascii="Times New Roman" w:hAnsi="Times New Roman" w:cs="Times New Roman"/>
-        </w:rPr>
-        <w:t xml:space="preserve"> Standardization and Optimization in Whole Slide Imaging." </w:t>
+        <w:t xml:space="preserve"> "Color Standardization and Optimization in Whole Slide Imaging." </w:t>
       </w:r>
       <w:r>
         <w:rPr>
@@ -9633,41 +9240,13 @@
           <w:rFonts w:ascii="Times New Roman" w:hAnsi="Times New Roman" w:cs="Times New Roman"/>
         </w:rPr>
       </w:pPr>
-      <w:proofErr w:type="spellStart"/>
       <w:r>
         <w:rPr>
           <w:rFonts w:ascii="Times New Roman" w:hAnsi="Times New Roman" w:cs="Times New Roman"/>
           <w:b/>
           <w:bCs/>
         </w:rPr>
-        <w:t>Khder</w:t>
-      </w:r>
-      <w:proofErr w:type="spellEnd"/>
-      <w:r>
-        <w:rPr>
-          <w:rFonts w:ascii="Times New Roman" w:hAnsi="Times New Roman" w:cs="Times New Roman"/>
-          <w:b/>
-          <w:bCs/>
-        </w:rPr>
-        <w:t xml:space="preserve">, </w:t>
-      </w:r>
-      <w:proofErr w:type="spellStart"/>
-      <w:r>
-        <w:rPr>
-          <w:rFonts w:ascii="Times New Roman" w:hAnsi="Times New Roman" w:cs="Times New Roman"/>
-          <w:b/>
-          <w:bCs/>
-        </w:rPr>
-        <w:t>Moaiad</w:t>
-      </w:r>
-      <w:proofErr w:type="spellEnd"/>
-      <w:r>
-        <w:rPr>
-          <w:rFonts w:ascii="Times New Roman" w:hAnsi="Times New Roman" w:cs="Times New Roman"/>
-          <w:b/>
-          <w:bCs/>
-        </w:rPr>
-        <w:t xml:space="preserve"> Ahmad.</w:t>
+        <w:t>Khder, Moaiad Ahmad.</w:t>
       </w:r>
       <w:r>
         <w:rPr>
@@ -9706,61 +9285,7 @@
           <w:b/>
           <w:bCs/>
         </w:rPr>
-        <w:t xml:space="preserve">Liang, Xiaodan, </w:t>
-      </w:r>
-      <w:proofErr w:type="spellStart"/>
-      <w:r>
-        <w:rPr>
-          <w:rFonts w:ascii="Times New Roman" w:hAnsi="Times New Roman" w:cs="Times New Roman"/>
-          <w:b/>
-          <w:bCs/>
-        </w:rPr>
-        <w:t>Chunyan</w:t>
-      </w:r>
-      <w:proofErr w:type="spellEnd"/>
-      <w:r>
-        <w:rPr>
-          <w:rFonts w:ascii="Times New Roman" w:hAnsi="Times New Roman" w:cs="Times New Roman"/>
-          <w:b/>
-          <w:bCs/>
-        </w:rPr>
-        <w:t xml:space="preserve"> Xu, Xiaohui Shen, </w:t>
-      </w:r>
-      <w:proofErr w:type="spellStart"/>
-      <w:r>
-        <w:rPr>
-          <w:rFonts w:ascii="Times New Roman" w:hAnsi="Times New Roman" w:cs="Times New Roman"/>
-          <w:b/>
-          <w:bCs/>
-        </w:rPr>
-        <w:t>Jianchao</w:t>
-      </w:r>
-      <w:proofErr w:type="spellEnd"/>
-      <w:r>
-        <w:rPr>
-          <w:rFonts w:ascii="Times New Roman" w:hAnsi="Times New Roman" w:cs="Times New Roman"/>
-          <w:b/>
-          <w:bCs/>
-        </w:rPr>
-        <w:t xml:space="preserve"> Yang, Si Liu, Jinhui Tang, Liang Lin, and </w:t>
-      </w:r>
-      <w:proofErr w:type="spellStart"/>
-      <w:r>
-        <w:rPr>
-          <w:rFonts w:ascii="Times New Roman" w:hAnsi="Times New Roman" w:cs="Times New Roman"/>
-          <w:b/>
-          <w:bCs/>
-        </w:rPr>
-        <w:t>Shuicheng</w:t>
-      </w:r>
-      <w:proofErr w:type="spellEnd"/>
-      <w:r>
-        <w:rPr>
-          <w:rFonts w:ascii="Times New Roman" w:hAnsi="Times New Roman" w:cs="Times New Roman"/>
-          <w:b/>
-          <w:bCs/>
-        </w:rPr>
-        <w:t xml:space="preserve"> Yan.</w:t>
+        <w:t>Liang, Xiaodan, Chunyan Xu, Xiaohui Shen, Jianchao Yang, Si Liu, Jinhui Tang, Liang Lin, and Shuicheng Yan.</w:t>
       </w:r>
       <w:r>
         <w:rPr>
@@ -9793,43 +9318,19 @@
           <w:rFonts w:ascii="Times New Roman" w:hAnsi="Times New Roman" w:cs="Times New Roman"/>
         </w:rPr>
       </w:pPr>
-      <w:proofErr w:type="spellStart"/>
       <w:r>
         <w:rPr>
           <w:rFonts w:ascii="Times New Roman" w:hAnsi="Times New Roman" w:cs="Times New Roman"/>
           <w:b/>
           <w:bCs/>
         </w:rPr>
-        <w:t>Süsstrunk</w:t>
-      </w:r>
-      <w:proofErr w:type="spellEnd"/>
-      <w:r>
-        <w:rPr>
-          <w:rFonts w:ascii="Times New Roman" w:hAnsi="Times New Roman" w:cs="Times New Roman"/>
-          <w:b/>
-          <w:bCs/>
-        </w:rPr>
-        <w:t>, Sabine, Robert Buckley, and Steve Swen.</w:t>
-      </w:r>
-      <w:r>
-        <w:rPr>
-          <w:rFonts w:ascii="Times New Roman" w:hAnsi="Times New Roman" w:cs="Times New Roman"/>
-        </w:rPr>
-        <w:t xml:space="preserve"> "Standard RGB </w:t>
-      </w:r>
-      <w:proofErr w:type="spellStart"/>
-      <w:r>
-        <w:rPr>
-          <w:rFonts w:ascii="Times New Roman" w:hAnsi="Times New Roman" w:cs="Times New Roman"/>
-        </w:rPr>
-        <w:t>Color</w:t>
-      </w:r>
-      <w:proofErr w:type="spellEnd"/>
-      <w:r>
-        <w:rPr>
-          <w:rFonts w:ascii="Times New Roman" w:hAnsi="Times New Roman" w:cs="Times New Roman"/>
-        </w:rPr>
-        <w:t xml:space="preserve"> Spaces." </w:t>
+        <w:t>Süsstrunk, Sabine, Robert Buckley, and Steve Swen.</w:t>
+      </w:r>
+      <w:r>
+        <w:rPr>
+          <w:rFonts w:ascii="Times New Roman" w:hAnsi="Times New Roman" w:cs="Times New Roman"/>
+        </w:rPr>
+        <w:t xml:space="preserve"> "Standard RGB Color Spaces." </w:t>
       </w:r>
       <w:r>
         <w:rPr>
@@ -9837,25 +9338,7 @@
           <w:i/>
           <w:iCs/>
         </w:rPr>
-        <w:t xml:space="preserve">Proceedings of the 7th </w:t>
-      </w:r>
-      <w:proofErr w:type="spellStart"/>
-      <w:r>
-        <w:rPr>
-          <w:rFonts w:ascii="Times New Roman" w:hAnsi="Times New Roman" w:cs="Times New Roman"/>
-          <w:i/>
-          <w:iCs/>
-        </w:rPr>
-        <w:t>Color</w:t>
-      </w:r>
-      <w:proofErr w:type="spellEnd"/>
-      <w:r>
-        <w:rPr>
-          <w:rFonts w:ascii="Times New Roman" w:hAnsi="Times New Roman" w:cs="Times New Roman"/>
-          <w:i/>
-          <w:iCs/>
-        </w:rPr>
-        <w:t xml:space="preserve"> Imaging Conference</w:t>
+        <w:t>Proceedings of the 7th Color Imaging Conference</w:t>
       </w:r>
       <w:r>
         <w:rPr>
@@ -9993,21 +9476,7 @@
         <w:rPr>
           <w:rFonts w:ascii="Times New Roman" w:hAnsi="Times New Roman" w:cs="Times New Roman"/>
         </w:rPr>
-        <w:t xml:space="preserve"> &gt; </w:t>
-      </w:r>
-      <w:proofErr w:type="spellStart"/>
-      <w:r>
-        <w:rPr>
-          <w:rFonts w:ascii="Times New Roman" w:hAnsi="Times New Roman" w:cs="Times New Roman"/>
-        </w:rPr>
-        <w:t>Mikuns</w:t>
-      </w:r>
-      <w:proofErr w:type="spellEnd"/>
-      <w:r>
-        <w:rPr>
-          <w:rFonts w:ascii="Times New Roman" w:hAnsi="Times New Roman" w:cs="Times New Roman"/>
-        </w:rPr>
-        <w:t xml:space="preserve">. (2021). </w:t>
+        <w:t xml:space="preserve"> &gt; Mikuns. (2021). </w:t>
       </w:r>
       <w:r>
         <w:rPr>
@@ -10045,45 +9514,13 @@
           <w:b/>
           <w:bCs/>
         </w:rPr>
-        <w:t>The Fabrics Dataset (</w:t>
-      </w:r>
-      <w:proofErr w:type="spellStart"/>
-      <w:r>
-        <w:rPr>
-          <w:rFonts w:ascii="Times New Roman" w:hAnsi="Times New Roman" w:cs="Times New Roman"/>
-          <w:b/>
-          <w:bCs/>
-        </w:rPr>
-        <w:t>iBUG</w:t>
-      </w:r>
-      <w:proofErr w:type="spellEnd"/>
-      <w:r>
-        <w:rPr>
-          <w:rFonts w:ascii="Times New Roman" w:hAnsi="Times New Roman" w:cs="Times New Roman"/>
-          <w:b/>
-          <w:bCs/>
-        </w:rPr>
-        <w:t>):</w:t>
-      </w:r>
-      <w:r>
-        <w:rPr>
-          <w:rFonts w:ascii="Times New Roman" w:hAnsi="Times New Roman" w:cs="Times New Roman"/>
-        </w:rPr>
-        <w:t xml:space="preserve"> &gt; </w:t>
-      </w:r>
-      <w:proofErr w:type="spellStart"/>
-      <w:r>
-        <w:rPr>
-          <w:rFonts w:ascii="Times New Roman" w:hAnsi="Times New Roman" w:cs="Times New Roman"/>
-        </w:rPr>
-        <w:t>Orchit</w:t>
-      </w:r>
-      <w:proofErr w:type="spellEnd"/>
-      <w:r>
-        <w:rPr>
-          <w:rFonts w:ascii="Times New Roman" w:hAnsi="Times New Roman" w:cs="Times New Roman"/>
-        </w:rPr>
-        <w:t xml:space="preserve">. (2022). </w:t>
+        <w:t>The Fabrics Dataset (iBUG):</w:t>
+      </w:r>
+      <w:r>
+        <w:rPr>
+          <w:rFonts w:ascii="Times New Roman" w:hAnsi="Times New Roman" w:cs="Times New Roman"/>
+        </w:rPr>
+        <w:t xml:space="preserve"> &gt; Orchit. (2022). </w:t>
       </w:r>
       <w:r>
         <w:rPr>
@@ -10091,18 +9528,8 @@
           <w:i/>
           <w:iCs/>
         </w:rPr>
-        <w:t xml:space="preserve">The Fabrics Dataset by </w:t>
-      </w:r>
-      <w:proofErr w:type="spellStart"/>
-      <w:r>
-        <w:rPr>
-          <w:rFonts w:ascii="Times New Roman" w:hAnsi="Times New Roman" w:cs="Times New Roman"/>
-          <w:i/>
-          <w:iCs/>
-        </w:rPr>
-        <w:t>iBUG</w:t>
-      </w:r>
-      <w:proofErr w:type="spellEnd"/>
+        <w:t>The Fabrics Dataset by iBUG</w:t>
+      </w:r>
       <w:r>
         <w:rPr>
           <w:rFonts w:ascii="Times New Roman" w:hAnsi="Times New Roman" w:cs="Times New Roman"/>
@@ -10291,19 +9718,11 @@
         <w:rFonts w:ascii="Times New Roman" w:hAnsi="Times New Roman" w:cs="Times New Roman"/>
       </w:rPr>
     </w:pPr>
-    <w:proofErr w:type="spellStart"/>
     <w:r>
       <w:rPr>
         <w:rFonts w:ascii="Times New Roman" w:hAnsi="Times New Roman" w:cs="Times New Roman"/>
       </w:rPr>
-      <w:t>HoL</w:t>
-    </w:r>
-    <w:proofErr w:type="spellEnd"/>
-    <w:r>
-      <w:rPr>
-        <w:rFonts w:ascii="Times New Roman" w:hAnsi="Times New Roman" w:cs="Times New Roman"/>
-      </w:rPr>
-      <w:t xml:space="preserve"> – House of Lasgidi</w:t>
+      <w:t>HoL – House of Lasgidi</w:t>
     </w:r>
   </w:p>
   <w:p>
@@ -10438,6 +9857,119 @@
     </w:lvl>
   </w:abstractNum>
   <w:abstractNum w:abstractNumId="1" w15:restartNumberingAfterBreak="0">
+    <w:nsid w:val="02006B42"/>
+    <w:multiLevelType w:val="hybridMultilevel"/>
+    <w:tmpl w:val="027811B4"/>
+    <w:lvl w:ilvl="0" w:tplc="08090001">
+      <w:start w:val="1"/>
+      <w:numFmt w:val="bullet"/>
+      <w:lvlText w:val=""/>
+      <w:lvlJc w:val="left"/>
+      <w:pPr>
+        <w:ind w:left="720" w:hanging="360"/>
+      </w:pPr>
+      <w:rPr>
+        <w:rFonts w:ascii="Symbol" w:hAnsi="Symbol" w:hint="default"/>
+      </w:rPr>
+    </w:lvl>
+    <w:lvl w:ilvl="1" w:tplc="08090003" w:tentative="1">
+      <w:start w:val="1"/>
+      <w:numFmt w:val="bullet"/>
+      <w:lvlText w:val="o"/>
+      <w:lvlJc w:val="left"/>
+      <w:pPr>
+        <w:ind w:left="1440" w:hanging="360"/>
+      </w:pPr>
+      <w:rPr>
+        <w:rFonts w:ascii="Courier New" w:hAnsi="Courier New" w:cs="Courier New" w:hint="default"/>
+      </w:rPr>
+    </w:lvl>
+    <w:lvl w:ilvl="2" w:tplc="08090005" w:tentative="1">
+      <w:start w:val="1"/>
+      <w:numFmt w:val="bullet"/>
+      <w:lvlText w:val=""/>
+      <w:lvlJc w:val="left"/>
+      <w:pPr>
+        <w:ind w:left="2160" w:hanging="360"/>
+      </w:pPr>
+      <w:rPr>
+        <w:rFonts w:ascii="Wingdings" w:hAnsi="Wingdings" w:hint="default"/>
+      </w:rPr>
+    </w:lvl>
+    <w:lvl w:ilvl="3" w:tplc="08090001" w:tentative="1">
+      <w:start w:val="1"/>
+      <w:numFmt w:val="bullet"/>
+      <w:lvlText w:val=""/>
+      <w:lvlJc w:val="left"/>
+      <w:pPr>
+        <w:ind w:left="2880" w:hanging="360"/>
+      </w:pPr>
+      <w:rPr>
+        <w:rFonts w:ascii="Symbol" w:hAnsi="Symbol" w:hint="default"/>
+      </w:rPr>
+    </w:lvl>
+    <w:lvl w:ilvl="4" w:tplc="08090003" w:tentative="1">
+      <w:start w:val="1"/>
+      <w:numFmt w:val="bullet"/>
+      <w:lvlText w:val="o"/>
+      <w:lvlJc w:val="left"/>
+      <w:pPr>
+        <w:ind w:left="3600" w:hanging="360"/>
+      </w:pPr>
+      <w:rPr>
+        <w:rFonts w:ascii="Courier New" w:hAnsi="Courier New" w:cs="Courier New" w:hint="default"/>
+      </w:rPr>
+    </w:lvl>
+    <w:lvl w:ilvl="5" w:tplc="08090005" w:tentative="1">
+      <w:start w:val="1"/>
+      <w:numFmt w:val="bullet"/>
+      <w:lvlText w:val=""/>
+      <w:lvlJc w:val="left"/>
+      <w:pPr>
+        <w:ind w:left="4320" w:hanging="360"/>
+      </w:pPr>
+      <w:rPr>
+        <w:rFonts w:ascii="Wingdings" w:hAnsi="Wingdings" w:hint="default"/>
+      </w:rPr>
+    </w:lvl>
+    <w:lvl w:ilvl="6" w:tplc="08090001" w:tentative="1">
+      <w:start w:val="1"/>
+      <w:numFmt w:val="bullet"/>
+      <w:lvlText w:val=""/>
+      <w:lvlJc w:val="left"/>
+      <w:pPr>
+        <w:ind w:left="5040" w:hanging="360"/>
+      </w:pPr>
+      <w:rPr>
+        <w:rFonts w:ascii="Symbol" w:hAnsi="Symbol" w:hint="default"/>
+      </w:rPr>
+    </w:lvl>
+    <w:lvl w:ilvl="7" w:tplc="08090003" w:tentative="1">
+      <w:start w:val="1"/>
+      <w:numFmt w:val="bullet"/>
+      <w:lvlText w:val="o"/>
+      <w:lvlJc w:val="left"/>
+      <w:pPr>
+        <w:ind w:left="5760" w:hanging="360"/>
+      </w:pPr>
+      <w:rPr>
+        <w:rFonts w:ascii="Courier New" w:hAnsi="Courier New" w:cs="Courier New" w:hint="default"/>
+      </w:rPr>
+    </w:lvl>
+    <w:lvl w:ilvl="8" w:tplc="08090005" w:tentative="1">
+      <w:start w:val="1"/>
+      <w:numFmt w:val="bullet"/>
+      <w:lvlText w:val=""/>
+      <w:lvlJc w:val="left"/>
+      <w:pPr>
+        <w:ind w:left="6480" w:hanging="360"/>
+      </w:pPr>
+      <w:rPr>
+        <w:rFonts w:ascii="Wingdings" w:hAnsi="Wingdings" w:hint="default"/>
+      </w:rPr>
+    </w:lvl>
+  </w:abstractNum>
+  <w:abstractNum w:abstractNumId="2" w15:restartNumberingAfterBreak="0">
     <w:nsid w:val="02D71662"/>
     <w:multiLevelType w:val="hybridMultilevel"/>
     <w:tmpl w:val="CEFADD06"/>
@@ -10550,7 +10082,120 @@
       </w:rPr>
     </w:lvl>
   </w:abstractNum>
-  <w:abstractNum w:abstractNumId="2" w15:restartNumberingAfterBreak="0">
+  <w:abstractNum w:abstractNumId="3" w15:restartNumberingAfterBreak="0">
+    <w:nsid w:val="14F11160"/>
+    <w:multiLevelType w:val="hybridMultilevel"/>
+    <w:tmpl w:val="87C4EEB2"/>
+    <w:lvl w:ilvl="0" w:tplc="08090001">
+      <w:start w:val="1"/>
+      <w:numFmt w:val="bullet"/>
+      <w:lvlText w:val=""/>
+      <w:lvlJc w:val="left"/>
+      <w:pPr>
+        <w:ind w:left="720" w:hanging="360"/>
+      </w:pPr>
+      <w:rPr>
+        <w:rFonts w:ascii="Symbol" w:hAnsi="Symbol" w:hint="default"/>
+      </w:rPr>
+    </w:lvl>
+    <w:lvl w:ilvl="1" w:tplc="08090003" w:tentative="1">
+      <w:start w:val="1"/>
+      <w:numFmt w:val="bullet"/>
+      <w:lvlText w:val="o"/>
+      <w:lvlJc w:val="left"/>
+      <w:pPr>
+        <w:ind w:left="1440" w:hanging="360"/>
+      </w:pPr>
+      <w:rPr>
+        <w:rFonts w:ascii="Courier New" w:hAnsi="Courier New" w:cs="Courier New" w:hint="default"/>
+      </w:rPr>
+    </w:lvl>
+    <w:lvl w:ilvl="2" w:tplc="08090005" w:tentative="1">
+      <w:start w:val="1"/>
+      <w:numFmt w:val="bullet"/>
+      <w:lvlText w:val=""/>
+      <w:lvlJc w:val="left"/>
+      <w:pPr>
+        <w:ind w:left="2160" w:hanging="360"/>
+      </w:pPr>
+      <w:rPr>
+        <w:rFonts w:ascii="Wingdings" w:hAnsi="Wingdings" w:hint="default"/>
+      </w:rPr>
+    </w:lvl>
+    <w:lvl w:ilvl="3" w:tplc="08090001" w:tentative="1">
+      <w:start w:val="1"/>
+      <w:numFmt w:val="bullet"/>
+      <w:lvlText w:val=""/>
+      <w:lvlJc w:val="left"/>
+      <w:pPr>
+        <w:ind w:left="2880" w:hanging="360"/>
+      </w:pPr>
+      <w:rPr>
+        <w:rFonts w:ascii="Symbol" w:hAnsi="Symbol" w:hint="default"/>
+      </w:rPr>
+    </w:lvl>
+    <w:lvl w:ilvl="4" w:tplc="08090003" w:tentative="1">
+      <w:start w:val="1"/>
+      <w:numFmt w:val="bullet"/>
+      <w:lvlText w:val="o"/>
+      <w:lvlJc w:val="left"/>
+      <w:pPr>
+        <w:ind w:left="3600" w:hanging="360"/>
+      </w:pPr>
+      <w:rPr>
+        <w:rFonts w:ascii="Courier New" w:hAnsi="Courier New" w:cs="Courier New" w:hint="default"/>
+      </w:rPr>
+    </w:lvl>
+    <w:lvl w:ilvl="5" w:tplc="08090005" w:tentative="1">
+      <w:start w:val="1"/>
+      <w:numFmt w:val="bullet"/>
+      <w:lvlText w:val=""/>
+      <w:lvlJc w:val="left"/>
+      <w:pPr>
+        <w:ind w:left="4320" w:hanging="360"/>
+      </w:pPr>
+      <w:rPr>
+        <w:rFonts w:ascii="Wingdings" w:hAnsi="Wingdings" w:hint="default"/>
+      </w:rPr>
+    </w:lvl>
+    <w:lvl w:ilvl="6" w:tplc="08090001" w:tentative="1">
+      <w:start w:val="1"/>
+      <w:numFmt w:val="bullet"/>
+      <w:lvlText w:val=""/>
+      <w:lvlJc w:val="left"/>
+      <w:pPr>
+        <w:ind w:left="5040" w:hanging="360"/>
+      </w:pPr>
+      <w:rPr>
+        <w:rFonts w:ascii="Symbol" w:hAnsi="Symbol" w:hint="default"/>
+      </w:rPr>
+    </w:lvl>
+    <w:lvl w:ilvl="7" w:tplc="08090003" w:tentative="1">
+      <w:start w:val="1"/>
+      <w:numFmt w:val="bullet"/>
+      <w:lvlText w:val="o"/>
+      <w:lvlJc w:val="left"/>
+      <w:pPr>
+        <w:ind w:left="5760" w:hanging="360"/>
+      </w:pPr>
+      <w:rPr>
+        <w:rFonts w:ascii="Courier New" w:hAnsi="Courier New" w:cs="Courier New" w:hint="default"/>
+      </w:rPr>
+    </w:lvl>
+    <w:lvl w:ilvl="8" w:tplc="08090005" w:tentative="1">
+      <w:start w:val="1"/>
+      <w:numFmt w:val="bullet"/>
+      <w:lvlText w:val=""/>
+      <w:lvlJc w:val="left"/>
+      <w:pPr>
+        <w:ind w:left="6480" w:hanging="360"/>
+      </w:pPr>
+      <w:rPr>
+        <w:rFonts w:ascii="Wingdings" w:hAnsi="Wingdings" w:hint="default"/>
+      </w:rPr>
+    </w:lvl>
+  </w:abstractNum>
+  <w:abstractNum w:abstractNumId="4" w15:restartNumberingAfterBreak="0">
     <w:nsid w:val="24DB1ABA"/>
     <w:multiLevelType w:val="hybridMultilevel"/>
     <w:tmpl w:val="0B2E223C"/>
@@ -10663,7 +10308,7 @@
       </w:rPr>
     </w:lvl>
   </w:abstractNum>
-  <w:abstractNum w:abstractNumId="3" w15:restartNumberingAfterBreak="0">
+  <w:abstractNum w:abstractNumId="5" w15:restartNumberingAfterBreak="0">
     <w:nsid w:val="2678099D"/>
     <w:multiLevelType w:val="hybridMultilevel"/>
     <w:tmpl w:val="16D68566"/>
@@ -10776,7 +10421,120 @@
       </w:rPr>
     </w:lvl>
   </w:abstractNum>
-  <w:abstractNum w:abstractNumId="4" w15:restartNumberingAfterBreak="0">
+  <w:abstractNum w:abstractNumId="6" w15:restartNumberingAfterBreak="0">
+    <w:nsid w:val="35A00108"/>
+    <w:multiLevelType w:val="hybridMultilevel"/>
+    <w:tmpl w:val="5AD40BAE"/>
+    <w:lvl w:ilvl="0" w:tplc="08090001">
+      <w:start w:val="1"/>
+      <w:numFmt w:val="bullet"/>
+      <w:lvlText w:val=""/>
+      <w:lvlJc w:val="left"/>
+      <w:pPr>
+        <w:ind w:left="720" w:hanging="360"/>
+      </w:pPr>
+      <w:rPr>
+        <w:rFonts w:ascii="Symbol" w:hAnsi="Symbol" w:hint="default"/>
+      </w:rPr>
+    </w:lvl>
+    <w:lvl w:ilvl="1" w:tplc="08090003" w:tentative="1">
+      <w:start w:val="1"/>
+      <w:numFmt w:val="bullet"/>
+      <w:lvlText w:val="o"/>
+      <w:lvlJc w:val="left"/>
+      <w:pPr>
+        <w:ind w:left="1440" w:hanging="360"/>
+      </w:pPr>
+      <w:rPr>
+        <w:rFonts w:ascii="Courier New" w:hAnsi="Courier New" w:cs="Courier New" w:hint="default"/>
+      </w:rPr>
+    </w:lvl>
+    <w:lvl w:ilvl="2" w:tplc="08090005" w:tentative="1">
+      <w:start w:val="1"/>
+      <w:numFmt w:val="bullet"/>
+      <w:lvlText w:val=""/>
+      <w:lvlJc w:val="left"/>
+      <w:pPr>
+        <w:ind w:left="2160" w:hanging="360"/>
+      </w:pPr>
+      <w:rPr>
+        <w:rFonts w:ascii="Wingdings" w:hAnsi="Wingdings" w:hint="default"/>
+      </w:rPr>
+    </w:lvl>
+    <w:lvl w:ilvl="3" w:tplc="08090001" w:tentative="1">
+      <w:start w:val="1"/>
+      <w:numFmt w:val="bullet"/>
+      <w:lvlText w:val=""/>
+      <w:lvlJc w:val="left"/>
+      <w:pPr>
+        <w:ind w:left="2880" w:hanging="360"/>
+      </w:pPr>
+      <w:rPr>
+        <w:rFonts w:ascii="Symbol" w:hAnsi="Symbol" w:hint="default"/>
+      </w:rPr>
+    </w:lvl>
+    <w:lvl w:ilvl="4" w:tplc="08090003" w:tentative="1">
+      <w:start w:val="1"/>
+      <w:numFmt w:val="bullet"/>
+      <w:lvlText w:val="o"/>
+      <w:lvlJc w:val="left"/>
+      <w:pPr>
+        <w:ind w:left="3600" w:hanging="360"/>
+      </w:pPr>
+      <w:rPr>
+        <w:rFonts w:ascii="Courier New" w:hAnsi="Courier New" w:cs="Courier New" w:hint="default"/>
+      </w:rPr>
+    </w:lvl>
+    <w:lvl w:ilvl="5" w:tplc="08090005" w:tentative="1">
+      <w:start w:val="1"/>
+      <w:numFmt w:val="bullet"/>
+      <w:lvlText w:val=""/>
+      <w:lvlJc w:val="left"/>
+      <w:pPr>
+        <w:ind w:left="4320" w:hanging="360"/>
+      </w:pPr>
+      <w:rPr>
+        <w:rFonts w:ascii="Wingdings" w:hAnsi="Wingdings" w:hint="default"/>
+      </w:rPr>
+    </w:lvl>
+    <w:lvl w:ilvl="6" w:tplc="08090001" w:tentative="1">
+      <w:start w:val="1"/>
+      <w:numFmt w:val="bullet"/>
+      <w:lvlText w:val=""/>
+      <w:lvlJc w:val="left"/>
+      <w:pPr>
+        <w:ind w:left="5040" w:hanging="360"/>
+      </w:pPr>
+      <w:rPr>
+        <w:rFonts w:ascii="Symbol" w:hAnsi="Symbol" w:hint="default"/>
+      </w:rPr>
+    </w:lvl>
+    <w:lvl w:ilvl="7" w:tplc="08090003" w:tentative="1">
+      <w:start w:val="1"/>
+      <w:numFmt w:val="bullet"/>
+      <w:lvlText w:val="o"/>
+      <w:lvlJc w:val="left"/>
+      <w:pPr>
+        <w:ind w:left="5760" w:hanging="360"/>
+      </w:pPr>
+      <w:rPr>
+        <w:rFonts w:ascii="Courier New" w:hAnsi="Courier New" w:cs="Courier New" w:hint="default"/>
+      </w:rPr>
+    </w:lvl>
+    <w:lvl w:ilvl="8" w:tplc="08090005" w:tentative="1">
+      <w:start w:val="1"/>
+      <w:numFmt w:val="bullet"/>
+      <w:lvlText w:val=""/>
+      <w:lvlJc w:val="left"/>
+      <w:pPr>
+        <w:ind w:left="6480" w:hanging="360"/>
+      </w:pPr>
+      <w:rPr>
+        <w:rFonts w:ascii="Wingdings" w:hAnsi="Wingdings" w:hint="default"/>
+      </w:rPr>
+    </w:lvl>
+  </w:abstractNum>
+  <w:abstractNum w:abstractNumId="7" w15:restartNumberingAfterBreak="0">
     <w:nsid w:val="38457194"/>
     <w:multiLevelType w:val="hybridMultilevel"/>
     <w:tmpl w:val="FA16BB24"/>
@@ -10889,7 +10647,7 @@
       </w:rPr>
     </w:lvl>
   </w:abstractNum>
-  <w:abstractNum w:abstractNumId="5" w15:restartNumberingAfterBreak="0">
+  <w:abstractNum w:abstractNumId="8" w15:restartNumberingAfterBreak="0">
     <w:nsid w:val="43F6686A"/>
     <w:multiLevelType w:val="hybridMultilevel"/>
     <w:tmpl w:val="D5D861F2"/>
@@ -11002,7 +10760,7 @@
       </w:rPr>
     </w:lvl>
   </w:abstractNum>
-  <w:abstractNum w:abstractNumId="6" w15:restartNumberingAfterBreak="0">
+  <w:abstractNum w:abstractNumId="9" w15:restartNumberingAfterBreak="0">
     <w:nsid w:val="43FD78F9"/>
     <w:multiLevelType w:val="multilevel"/>
     <w:tmpl w:val="649637AA"/>
@@ -11151,7 +10909,7 @@
       </w:rPr>
     </w:lvl>
   </w:abstractNum>
-  <w:abstractNum w:abstractNumId="7" w15:restartNumberingAfterBreak="0">
+  <w:abstractNum w:abstractNumId="10" w15:restartNumberingAfterBreak="0">
     <w:nsid w:val="48E07AA5"/>
     <w:multiLevelType w:val="hybridMultilevel"/>
     <w:tmpl w:val="A52066E6"/>
@@ -11264,7 +11022,7 @@
       </w:rPr>
     </w:lvl>
   </w:abstractNum>
-  <w:abstractNum w:abstractNumId="8" w15:restartNumberingAfterBreak="0">
+  <w:abstractNum w:abstractNumId="11" w15:restartNumberingAfterBreak="0">
     <w:nsid w:val="4A4453B1"/>
     <w:multiLevelType w:val="hybridMultilevel"/>
     <w:tmpl w:val="ED3822C6"/>
@@ -11377,7 +11135,120 @@
       </w:rPr>
     </w:lvl>
   </w:abstractNum>
-  <w:abstractNum w:abstractNumId="9" w15:restartNumberingAfterBreak="0">
+  <w:abstractNum w:abstractNumId="12" w15:restartNumberingAfterBreak="0">
+    <w:nsid w:val="555D1F37"/>
+    <w:multiLevelType w:val="hybridMultilevel"/>
+    <w:tmpl w:val="8D16EF8C"/>
+    <w:lvl w:ilvl="0" w:tplc="08090001">
+      <w:start w:val="1"/>
+      <w:numFmt w:val="bullet"/>
+      <w:lvlText w:val=""/>
+      <w:lvlJc w:val="left"/>
+      <w:pPr>
+        <w:ind w:left="720" w:hanging="360"/>
+      </w:pPr>
+      <w:rPr>
+        <w:rFonts w:ascii="Symbol" w:hAnsi="Symbol" w:hint="default"/>
+      </w:rPr>
+    </w:lvl>
+    <w:lvl w:ilvl="1" w:tplc="08090003" w:tentative="1">
+      <w:start w:val="1"/>
+      <w:numFmt w:val="bullet"/>
+      <w:lvlText w:val="o"/>
+      <w:lvlJc w:val="left"/>
+      <w:pPr>
+        <w:ind w:left="1440" w:hanging="360"/>
+      </w:pPr>
+      <w:rPr>
+        <w:rFonts w:ascii="Courier New" w:hAnsi="Courier New" w:cs="Courier New" w:hint="default"/>
+      </w:rPr>
+    </w:lvl>
+    <w:lvl w:ilvl="2" w:tplc="08090005" w:tentative="1">
+      <w:start w:val="1"/>
+      <w:numFmt w:val="bullet"/>
+      <w:lvlText w:val=""/>
+      <w:lvlJc w:val="left"/>
+      <w:pPr>
+        <w:ind w:left="2160" w:hanging="360"/>
+      </w:pPr>
+      <w:rPr>
+        <w:rFonts w:ascii="Wingdings" w:hAnsi="Wingdings" w:hint="default"/>
+      </w:rPr>
+    </w:lvl>
+    <w:lvl w:ilvl="3" w:tplc="08090001" w:tentative="1">
+      <w:start w:val="1"/>
+      <w:numFmt w:val="bullet"/>
+      <w:lvlText w:val=""/>
+      <w:lvlJc w:val="left"/>
+      <w:pPr>
+        <w:ind w:left="2880" w:hanging="360"/>
+      </w:pPr>
+      <w:rPr>
+        <w:rFonts w:ascii="Symbol" w:hAnsi="Symbol" w:hint="default"/>
+      </w:rPr>
+    </w:lvl>
+    <w:lvl w:ilvl="4" w:tplc="08090003" w:tentative="1">
+      <w:start w:val="1"/>
+      <w:numFmt w:val="bullet"/>
+      <w:lvlText w:val="o"/>
+      <w:lvlJc w:val="left"/>
+      <w:pPr>
+        <w:ind w:left="3600" w:hanging="360"/>
+      </w:pPr>
+      <w:rPr>
+        <w:rFonts w:ascii="Courier New" w:hAnsi="Courier New" w:cs="Courier New" w:hint="default"/>
+      </w:rPr>
+    </w:lvl>
+    <w:lvl w:ilvl="5" w:tplc="08090005" w:tentative="1">
+      <w:start w:val="1"/>
+      <w:numFmt w:val="bullet"/>
+      <w:lvlText w:val=""/>
+      <w:lvlJc w:val="left"/>
+      <w:pPr>
+        <w:ind w:left="4320" w:hanging="360"/>
+      </w:pPr>
+      <w:rPr>
+        <w:rFonts w:ascii="Wingdings" w:hAnsi="Wingdings" w:hint="default"/>
+      </w:rPr>
+    </w:lvl>
+    <w:lvl w:ilvl="6" w:tplc="08090001" w:tentative="1">
+      <w:start w:val="1"/>
+      <w:numFmt w:val="bullet"/>
+      <w:lvlText w:val=""/>
+      <w:lvlJc w:val="left"/>
+      <w:pPr>
+        <w:ind w:left="5040" w:hanging="360"/>
+      </w:pPr>
+      <w:rPr>
+        <w:rFonts w:ascii="Symbol" w:hAnsi="Symbol" w:hint="default"/>
+      </w:rPr>
+    </w:lvl>
+    <w:lvl w:ilvl="7" w:tplc="08090003" w:tentative="1">
+      <w:start w:val="1"/>
+      <w:numFmt w:val="bullet"/>
+      <w:lvlText w:val="o"/>
+      <w:lvlJc w:val="left"/>
+      <w:pPr>
+        <w:ind w:left="5760" w:hanging="360"/>
+      </w:pPr>
+      <w:rPr>
+        <w:rFonts w:ascii="Courier New" w:hAnsi="Courier New" w:cs="Courier New" w:hint="default"/>
+      </w:rPr>
+    </w:lvl>
+    <w:lvl w:ilvl="8" w:tplc="08090005" w:tentative="1">
+      <w:start w:val="1"/>
+      <w:numFmt w:val="bullet"/>
+      <w:lvlText w:val=""/>
+      <w:lvlJc w:val="left"/>
+      <w:pPr>
+        <w:ind w:left="6480" w:hanging="360"/>
+      </w:pPr>
+      <w:rPr>
+        <w:rFonts w:ascii="Wingdings" w:hAnsi="Wingdings" w:hint="default"/>
+      </w:rPr>
+    </w:lvl>
+  </w:abstractNum>
+  <w:abstractNum w:abstractNumId="13" w15:restartNumberingAfterBreak="0">
     <w:nsid w:val="59636676"/>
     <w:multiLevelType w:val="hybridMultilevel"/>
     <w:tmpl w:val="7D92CF30"/>
@@ -11466,7 +11337,7 @@
       </w:pPr>
     </w:lvl>
   </w:abstractNum>
-  <w:abstractNum w:abstractNumId="10" w15:restartNumberingAfterBreak="0">
+  <w:abstractNum w:abstractNumId="14" w15:restartNumberingAfterBreak="0">
     <w:nsid w:val="5D8D316B"/>
     <w:multiLevelType w:val="hybridMultilevel"/>
     <w:tmpl w:val="0138FBF6"/>
@@ -11579,7 +11450,7 @@
       </w:rPr>
     </w:lvl>
   </w:abstractNum>
-  <w:abstractNum w:abstractNumId="11" w15:restartNumberingAfterBreak="0">
+  <w:abstractNum w:abstractNumId="15" w15:restartNumberingAfterBreak="0">
     <w:nsid w:val="5D8E688F"/>
     <w:multiLevelType w:val="hybridMultilevel"/>
     <w:tmpl w:val="153260A8"/>
@@ -11692,7 +11563,7 @@
       </w:rPr>
     </w:lvl>
   </w:abstractNum>
-  <w:abstractNum w:abstractNumId="12" w15:restartNumberingAfterBreak="0">
+  <w:abstractNum w:abstractNumId="16" w15:restartNumberingAfterBreak="0">
     <w:nsid w:val="5FC5550D"/>
     <w:multiLevelType w:val="multilevel"/>
     <w:tmpl w:val="23DC2330"/>
@@ -11841,7 +11712,120 @@
       </w:rPr>
     </w:lvl>
   </w:abstractNum>
-  <w:abstractNum w:abstractNumId="13" w15:restartNumberingAfterBreak="0">
+  <w:abstractNum w:abstractNumId="17" w15:restartNumberingAfterBreak="0">
+    <w:nsid w:val="60A6118A"/>
+    <w:multiLevelType w:val="hybridMultilevel"/>
+    <w:tmpl w:val="3612C3EA"/>
+    <w:lvl w:ilvl="0" w:tplc="08090001">
+      <w:start w:val="1"/>
+      <w:numFmt w:val="bullet"/>
+      <w:lvlText w:val=""/>
+      <w:lvlJc w:val="left"/>
+      <w:pPr>
+        <w:ind w:left="720" w:hanging="360"/>
+      </w:pPr>
+      <w:rPr>
+        <w:rFonts w:ascii="Symbol" w:hAnsi="Symbol" w:hint="default"/>
+      </w:rPr>
+    </w:lvl>
+    <w:lvl w:ilvl="1" w:tplc="08090003" w:tentative="1">
+      <w:start w:val="1"/>
+      <w:numFmt w:val="bullet"/>
+      <w:lvlText w:val="o"/>
+      <w:lvlJc w:val="left"/>
+      <w:pPr>
+        <w:ind w:left="1440" w:hanging="360"/>
+      </w:pPr>
+      <w:rPr>
+        <w:rFonts w:ascii="Courier New" w:hAnsi="Courier New" w:cs="Courier New" w:hint="default"/>
+      </w:rPr>
+    </w:lvl>
+    <w:lvl w:ilvl="2" w:tplc="08090005" w:tentative="1">
+      <w:start w:val="1"/>
+      <w:numFmt w:val="bullet"/>
+      <w:lvlText w:val=""/>
+      <w:lvlJc w:val="left"/>
+      <w:pPr>
+        <w:ind w:left="2160" w:hanging="360"/>
+      </w:pPr>
+      <w:rPr>
+        <w:rFonts w:ascii="Wingdings" w:hAnsi="Wingdings" w:hint="default"/>
+      </w:rPr>
+    </w:lvl>
+    <w:lvl w:ilvl="3" w:tplc="08090001" w:tentative="1">
+      <w:start w:val="1"/>
+      <w:numFmt w:val="bullet"/>
+      <w:lvlText w:val=""/>
+      <w:lvlJc w:val="left"/>
+      <w:pPr>
+        <w:ind w:left="2880" w:hanging="360"/>
+      </w:pPr>
+      <w:rPr>
+        <w:rFonts w:ascii="Symbol" w:hAnsi="Symbol" w:hint="default"/>
+      </w:rPr>
+    </w:lvl>
+    <w:lvl w:ilvl="4" w:tplc="08090003" w:tentative="1">
+      <w:start w:val="1"/>
+      <w:numFmt w:val="bullet"/>
+      <w:lvlText w:val="o"/>
+      <w:lvlJc w:val="left"/>
+      <w:pPr>
+        <w:ind w:left="3600" w:hanging="360"/>
+      </w:pPr>
+      <w:rPr>
+        <w:rFonts w:ascii="Courier New" w:hAnsi="Courier New" w:cs="Courier New" w:hint="default"/>
+      </w:rPr>
+    </w:lvl>
+    <w:lvl w:ilvl="5" w:tplc="08090005" w:tentative="1">
+      <w:start w:val="1"/>
+      <w:numFmt w:val="bullet"/>
+      <w:lvlText w:val=""/>
+      <w:lvlJc w:val="left"/>
+      <w:pPr>
+        <w:ind w:left="4320" w:hanging="360"/>
+      </w:pPr>
+      <w:rPr>
+        <w:rFonts w:ascii="Wingdings" w:hAnsi="Wingdings" w:hint="default"/>
+      </w:rPr>
+    </w:lvl>
+    <w:lvl w:ilvl="6" w:tplc="08090001" w:tentative="1">
+      <w:start w:val="1"/>
+      <w:numFmt w:val="bullet"/>
+      <w:lvlText w:val=""/>
+      <w:lvlJc w:val="left"/>
+      <w:pPr>
+        <w:ind w:left="5040" w:hanging="360"/>
+      </w:pPr>
+      <w:rPr>
+        <w:rFonts w:ascii="Symbol" w:hAnsi="Symbol" w:hint="default"/>
+      </w:rPr>
+    </w:lvl>
+    <w:lvl w:ilvl="7" w:tplc="08090003" w:tentative="1">
+      <w:start w:val="1"/>
+      <w:numFmt w:val="bullet"/>
+      <w:lvlText w:val="o"/>
+      <w:lvlJc w:val="left"/>
+      <w:pPr>
+        <w:ind w:left="5760" w:hanging="360"/>
+      </w:pPr>
+      <w:rPr>
+        <w:rFonts w:ascii="Courier New" w:hAnsi="Courier New" w:cs="Courier New" w:hint="default"/>
+      </w:rPr>
+    </w:lvl>
+    <w:lvl w:ilvl="8" w:tplc="08090005" w:tentative="1">
+      <w:start w:val="1"/>
+      <w:numFmt w:val="bullet"/>
+      <w:lvlText w:val=""/>
+      <w:lvlJc w:val="left"/>
+      <w:pPr>
+        <w:ind w:left="6480" w:hanging="360"/>
+      </w:pPr>
+      <w:rPr>
+        <w:rFonts w:ascii="Wingdings" w:hAnsi="Wingdings" w:hint="default"/>
+      </w:rPr>
+    </w:lvl>
+  </w:abstractNum>
+  <w:abstractNum w:abstractNumId="18" w15:restartNumberingAfterBreak="0">
     <w:nsid w:val="61C75D03"/>
     <w:multiLevelType w:val="hybridMultilevel"/>
     <w:tmpl w:val="E544F858"/>
@@ -11954,7 +11938,7 @@
       </w:rPr>
     </w:lvl>
   </w:abstractNum>
-  <w:abstractNum w:abstractNumId="14" w15:restartNumberingAfterBreak="0">
+  <w:abstractNum w:abstractNumId="19" w15:restartNumberingAfterBreak="0">
     <w:nsid w:val="6420690F"/>
     <w:multiLevelType w:val="hybridMultilevel"/>
     <w:tmpl w:val="4E00CEA2"/>
@@ -12067,7 +12051,7 @@
       </w:rPr>
     </w:lvl>
   </w:abstractNum>
-  <w:abstractNum w:abstractNumId="15" w15:restartNumberingAfterBreak="0">
+  <w:abstractNum w:abstractNumId="20" w15:restartNumberingAfterBreak="0">
     <w:nsid w:val="67BB3B0B"/>
     <w:multiLevelType w:val="hybridMultilevel"/>
     <w:tmpl w:val="D67E2FBC"/>
@@ -12157,52 +12141,67 @@
     </w:lvl>
   </w:abstractNum>
   <w:num w:numId="1" w16cid:durableId="2047481932">
-    <w:abstractNumId w:val="5"/>
+    <w:abstractNumId w:val="8"/>
   </w:num>
   <w:num w:numId="2" w16cid:durableId="363792526">
+    <w:abstractNumId w:val="15"/>
+  </w:num>
+  <w:num w:numId="3" w16cid:durableId="447118071">
+    <w:abstractNumId w:val="7"/>
+  </w:num>
+  <w:num w:numId="4" w16cid:durableId="1956595642">
     <w:abstractNumId w:val="11"/>
   </w:num>
-  <w:num w:numId="3" w16cid:durableId="447118071">
-    <w:abstractNumId w:val="4"/>
-  </w:num>
-  <w:num w:numId="4" w16cid:durableId="1956595642">
-    <w:abstractNumId w:val="8"/>
-  </w:num>
   <w:num w:numId="5" w16cid:durableId="1734624379">
-    <w:abstractNumId w:val="6"/>
+    <w:abstractNumId w:val="9"/>
   </w:num>
   <w:num w:numId="6" w16cid:durableId="984356517">
-    <w:abstractNumId w:val="12"/>
+    <w:abstractNumId w:val="16"/>
   </w:num>
   <w:num w:numId="7" w16cid:durableId="526413086">
-    <w:abstractNumId w:val="13"/>
+    <w:abstractNumId w:val="18"/>
   </w:num>
   <w:num w:numId="8" w16cid:durableId="1190216125">
-    <w:abstractNumId w:val="9"/>
+    <w:abstractNumId w:val="13"/>
   </w:num>
   <w:num w:numId="9" w16cid:durableId="28574562">
     <w:abstractNumId w:val="0"/>
   </w:num>
   <w:num w:numId="10" w16cid:durableId="11418442">
-    <w:abstractNumId w:val="7"/>
+    <w:abstractNumId w:val="10"/>
   </w:num>
   <w:num w:numId="11" w16cid:durableId="490024077">
-    <w:abstractNumId w:val="15"/>
+    <w:abstractNumId w:val="20"/>
   </w:num>
   <w:num w:numId="12" w16cid:durableId="470246383">
+    <w:abstractNumId w:val="4"/>
+  </w:num>
+  <w:num w:numId="13" w16cid:durableId="1806237953">
+    <w:abstractNumId w:val="5"/>
+  </w:num>
+  <w:num w:numId="14" w16cid:durableId="1133912956">
     <w:abstractNumId w:val="2"/>
   </w:num>
-  <w:num w:numId="13" w16cid:durableId="1806237953">
+  <w:num w:numId="15" w16cid:durableId="1831672208">
+    <w:abstractNumId w:val="14"/>
+  </w:num>
+  <w:num w:numId="16" w16cid:durableId="509375177">
+    <w:abstractNumId w:val="19"/>
+  </w:num>
+  <w:num w:numId="17" w16cid:durableId="1917783064">
+    <w:abstractNumId w:val="6"/>
+  </w:num>
+  <w:num w:numId="18" w16cid:durableId="1694259749">
     <w:abstractNumId w:val="3"/>
   </w:num>
-  <w:num w:numId="14" w16cid:durableId="1133912956">
+  <w:num w:numId="19" w16cid:durableId="1970091313">
+    <w:abstractNumId w:val="17"/>
+  </w:num>
+  <w:num w:numId="20" w16cid:durableId="1513952633">
     <w:abstractNumId w:val="1"/>
   </w:num>
-  <w:num w:numId="15" w16cid:durableId="1831672208">
-    <w:abstractNumId w:val="10"/>
-  </w:num>
-  <w:num w:numId="16" w16cid:durableId="509375177">
-    <w:abstractNumId w:val="14"/>
+  <w:num w:numId="21" w16cid:durableId="684938247">
+    <w:abstractNumId w:val="12"/>
   </w:num>
 </w:numbering>
 </file>

--- a/DISSERTATION/FINAL DISSERTATION REPORT.docx
+++ b/DISSERTATION/FINAL DISSERTATION REPORT.docx
@@ -75,7 +75,21 @@
         <w:rPr>
           <w:rFonts w:ascii="Times New Roman" w:hAnsi="Times New Roman" w:cs="Times New Roman"/>
         </w:rPr>
-        <w:t>AI-DRIVEN SYSTEM FOR FASHION ANALYSIS FROM LAGOS FASHION WEEK F/W 2025 (HoL – HOUSE OF LASGIDI)</w:t>
+        <w:t>AI-DRIVEN SYSTEM FOR FASHION ANALYSIS FROM LAGOS FASHION WEEK F/W 2025 (</w:t>
+      </w:r>
+      <w:proofErr w:type="spellStart"/>
+      <w:r>
+        <w:rPr>
+          <w:rFonts w:ascii="Times New Roman" w:hAnsi="Times New Roman" w:cs="Times New Roman"/>
+        </w:rPr>
+        <w:t>HoL</w:t>
+      </w:r>
+      <w:proofErr w:type="spellEnd"/>
+      <w:r>
+        <w:rPr>
+          <w:rFonts w:ascii="Times New Roman" w:hAnsi="Times New Roman" w:cs="Times New Roman"/>
+        </w:rPr>
+        <w:t xml:space="preserve"> – HOUSE OF LASGIDI)</w:t>
       </w:r>
     </w:p>
     <w:p>
@@ -1015,7 +1029,21 @@
         <w:rPr>
           <w:rFonts w:ascii="Times New Roman" w:hAnsi="Times New Roman" w:cs="Times New Roman"/>
         </w:rPr>
-        <w:t xml:space="preserve">tes and compares two semantic segmentation pipelines, DeepLabV3+ and FashnHumanParser, followed by K-Means clustering. Fabric sentiment analysis is </w:t>
+        <w:t xml:space="preserve">tes and compares two semantic segmentation pipelines, DeepLabV3+ and </w:t>
+      </w:r>
+      <w:proofErr w:type="spellStart"/>
+      <w:r>
+        <w:rPr>
+          <w:rFonts w:ascii="Times New Roman" w:hAnsi="Times New Roman" w:cs="Times New Roman"/>
+        </w:rPr>
+        <w:t>FashnHumanParser</w:t>
+      </w:r>
+      <w:proofErr w:type="spellEnd"/>
+      <w:r>
+        <w:rPr>
+          <w:rFonts w:ascii="Times New Roman" w:hAnsi="Times New Roman" w:cs="Times New Roman"/>
+        </w:rPr>
+        <w:t xml:space="preserve">, followed by K-Means clustering. Fabric sentiment analysis is </w:t>
       </w:r>
       <w:r>
         <w:rPr>
@@ -1034,98 +1062,175 @@
         <w:rPr>
           <w:rFonts w:ascii="Times New Roman" w:hAnsi="Times New Roman" w:cs="Times New Roman"/>
         </w:rPr>
-        <w:t>The system testing compared the colour segmentation pipelines, revealing that [DeepLabV3+/FashnHumanParser] achieved a superior accuracy of [INSERT %]. On the other hand, the GLCM-LBP-SVM pipeline successfully classified fabrics with [INSERT %] accuracy.</w:t>
-      </w:r>
-    </w:p>
-    <w:p>
-      <w:pPr>
-        <w:rPr>
-          <w:rFonts w:ascii="Times New Roman" w:hAnsi="Times New Roman" w:cs="Times New Roman"/>
-        </w:rPr>
-      </w:pPr>
-      <w:r>
-        <w:rPr>
-          <w:rFonts w:ascii="Times New Roman" w:hAnsi="Times New Roman" w:cs="Times New Roman"/>
-        </w:rPr>
-        <w:t>These results demonstrate that HoL provides a scalable, objective tool for designers, buyers, and forecasters to derive actionable, data-driven business insights from runway showcases, effectively bridging the knowledge system gap in African fashion.</w:t>
-      </w:r>
-    </w:p>
-    <w:p>
-      <w:pPr>
-        <w:rPr>
-          <w:rFonts w:ascii="Times New Roman" w:hAnsi="Times New Roman" w:cs="Times New Roman"/>
-        </w:rPr>
-      </w:pPr>
-    </w:p>
-    <w:p>
-      <w:pPr>
-        <w:rPr>
-          <w:rFonts w:ascii="Times New Roman" w:hAnsi="Times New Roman" w:cs="Times New Roman"/>
-        </w:rPr>
-      </w:pPr>
-    </w:p>
-    <w:p>
-      <w:pPr>
-        <w:rPr>
-          <w:rFonts w:ascii="Times New Roman" w:hAnsi="Times New Roman" w:cs="Times New Roman"/>
-        </w:rPr>
-      </w:pPr>
-    </w:p>
-    <w:p>
-      <w:pPr>
-        <w:rPr>
-          <w:rFonts w:ascii="Times New Roman" w:hAnsi="Times New Roman" w:cs="Times New Roman"/>
-        </w:rPr>
-      </w:pPr>
-    </w:p>
-    <w:p>
-      <w:pPr>
-        <w:rPr>
-          <w:rFonts w:ascii="Times New Roman" w:hAnsi="Times New Roman" w:cs="Times New Roman"/>
-        </w:rPr>
-      </w:pPr>
-    </w:p>
-    <w:p>
-      <w:pPr>
-        <w:rPr>
-          <w:rFonts w:ascii="Times New Roman" w:hAnsi="Times New Roman" w:cs="Times New Roman"/>
-        </w:rPr>
-      </w:pPr>
-    </w:p>
-    <w:p>
-      <w:pPr>
-        <w:rPr>
-          <w:rFonts w:ascii="Times New Roman" w:hAnsi="Times New Roman" w:cs="Times New Roman"/>
-        </w:rPr>
-      </w:pPr>
-    </w:p>
-    <w:p>
-      <w:pPr>
-        <w:rPr>
-          <w:rFonts w:ascii="Times New Roman" w:hAnsi="Times New Roman" w:cs="Times New Roman"/>
-        </w:rPr>
-      </w:pPr>
-    </w:p>
-    <w:p>
-      <w:pPr>
-        <w:rPr>
-          <w:rFonts w:ascii="Times New Roman" w:hAnsi="Times New Roman" w:cs="Times New Roman"/>
-        </w:rPr>
-      </w:pPr>
-    </w:p>
-    <w:p>
-      <w:pPr>
-        <w:rPr>
-          <w:rFonts w:ascii="Times New Roman" w:hAnsi="Times New Roman" w:cs="Times New Roman"/>
-        </w:rPr>
-      </w:pPr>
-    </w:p>
-    <w:p>
-      <w:pPr>
-        <w:rPr>
-          <w:rFonts w:ascii="Times New Roman" w:hAnsi="Times New Roman" w:cs="Times New Roman"/>
-        </w:rPr>
-      </w:pPr>
+        <w:t xml:space="preserve">The system testing compared the colour segmentation pipelines, revealing that </w:t>
+      </w:r>
+      <w:proofErr w:type="spellStart"/>
+      <w:r>
+        <w:rPr>
+          <w:rFonts w:ascii="Times New Roman" w:hAnsi="Times New Roman" w:cs="Times New Roman"/>
+        </w:rPr>
+        <w:t>FashnHumanParser</w:t>
+      </w:r>
+      <w:proofErr w:type="spellEnd"/>
+      <w:r>
+        <w:rPr>
+          <w:rFonts w:ascii="Times New Roman" w:hAnsi="Times New Roman" w:cs="Times New Roman"/>
+        </w:rPr>
+        <w:t xml:space="preserve"> </w:t>
+      </w:r>
+      <w:r>
+        <w:rPr>
+          <w:rFonts w:ascii="Times New Roman" w:hAnsi="Times New Roman" w:cs="Times New Roman"/>
+        </w:rPr>
+        <w:t xml:space="preserve">achieved a superior accuracy of </w:t>
+      </w:r>
+      <w:r>
+        <w:rPr>
+          <w:rFonts w:ascii="Times New Roman" w:hAnsi="Times New Roman" w:cs="Times New Roman"/>
+        </w:rPr>
+        <w:t>77.27%</w:t>
+      </w:r>
+      <w:r>
+        <w:rPr>
+          <w:rFonts w:ascii="Times New Roman" w:hAnsi="Times New Roman" w:cs="Times New Roman"/>
+        </w:rPr>
+        <w:t xml:space="preserve">. On the other hand, the GLCM-LBP-SVM pipeline successfully classified fabrics with </w:t>
+      </w:r>
+      <w:r>
+        <w:rPr>
+          <w:rFonts w:ascii="Times New Roman" w:hAnsi="Times New Roman" w:cs="Times New Roman"/>
+        </w:rPr>
+        <w:t xml:space="preserve">93.53% </w:t>
+      </w:r>
+      <w:r>
+        <w:rPr>
+          <w:rFonts w:ascii="Times New Roman" w:hAnsi="Times New Roman" w:cs="Times New Roman"/>
+        </w:rPr>
+        <w:t>accuracy.</w:t>
+      </w:r>
+    </w:p>
+    <w:p>
+      <w:pPr>
+        <w:rPr>
+          <w:rFonts w:ascii="Times New Roman" w:hAnsi="Times New Roman" w:cs="Times New Roman"/>
+        </w:rPr>
+      </w:pPr>
+      <w:r>
+        <w:rPr>
+          <w:rFonts w:ascii="Times New Roman" w:hAnsi="Times New Roman" w:cs="Times New Roman"/>
+        </w:rPr>
+        <w:t xml:space="preserve">These results demonstrate that </w:t>
+      </w:r>
+      <w:proofErr w:type="spellStart"/>
+      <w:r>
+        <w:rPr>
+          <w:rFonts w:ascii="Times New Roman" w:hAnsi="Times New Roman" w:cs="Times New Roman"/>
+        </w:rPr>
+        <w:t>HoL</w:t>
+      </w:r>
+      <w:proofErr w:type="spellEnd"/>
+      <w:r>
+        <w:rPr>
+          <w:rFonts w:ascii="Times New Roman" w:hAnsi="Times New Roman" w:cs="Times New Roman"/>
+        </w:rPr>
+        <w:t xml:space="preserve"> provides a scalable, objective tool for designers, buyers, and forecasters to derive actionable, data-driven business insights from runway showcases, effectively bridging the knowledge system gap in African fashion.</w:t>
+      </w:r>
+    </w:p>
+    <w:p>
+      <w:pPr>
+        <w:rPr>
+          <w:rFonts w:ascii="Times New Roman" w:hAnsi="Times New Roman" w:cs="Times New Roman"/>
+        </w:rPr>
+      </w:pPr>
+    </w:p>
+    <w:p>
+      <w:pPr>
+        <w:rPr>
+          <w:rFonts w:ascii="Times New Roman" w:hAnsi="Times New Roman" w:cs="Times New Roman"/>
+        </w:rPr>
+      </w:pPr>
+    </w:p>
+    <w:p>
+      <w:pPr>
+        <w:rPr>
+          <w:rFonts w:ascii="Times New Roman" w:hAnsi="Times New Roman" w:cs="Times New Roman"/>
+        </w:rPr>
+      </w:pPr>
+    </w:p>
+    <w:p>
+      <w:pPr>
+        <w:rPr>
+          <w:rFonts w:ascii="Times New Roman" w:hAnsi="Times New Roman" w:cs="Times New Roman"/>
+        </w:rPr>
+      </w:pPr>
+    </w:p>
+    <w:p>
+      <w:pPr>
+        <w:rPr>
+          <w:rFonts w:ascii="Times New Roman" w:hAnsi="Times New Roman" w:cs="Times New Roman"/>
+        </w:rPr>
+      </w:pPr>
+    </w:p>
+    <w:p>
+      <w:pPr>
+        <w:rPr>
+          <w:rFonts w:ascii="Times New Roman" w:hAnsi="Times New Roman" w:cs="Times New Roman"/>
+        </w:rPr>
+      </w:pPr>
+    </w:p>
+    <w:p>
+      <w:pPr>
+        <w:rPr>
+          <w:rFonts w:ascii="Times New Roman" w:hAnsi="Times New Roman" w:cs="Times New Roman"/>
+        </w:rPr>
+      </w:pPr>
+    </w:p>
+    <w:p>
+      <w:pPr>
+        <w:rPr>
+          <w:rFonts w:ascii="Times New Roman" w:hAnsi="Times New Roman" w:cs="Times New Roman"/>
+        </w:rPr>
+      </w:pPr>
+    </w:p>
+    <w:p>
+      <w:pPr>
+        <w:rPr>
+          <w:rFonts w:ascii="Times New Roman" w:hAnsi="Times New Roman" w:cs="Times New Roman"/>
+        </w:rPr>
+      </w:pPr>
+    </w:p>
+    <w:p>
+      <w:pPr>
+        <w:rPr>
+          <w:rFonts w:ascii="Times New Roman" w:hAnsi="Times New Roman" w:cs="Times New Roman"/>
+        </w:rPr>
+      </w:pPr>
+    </w:p>
+    <w:p>
+      <w:pPr>
+        <w:rPr>
+          <w:rFonts w:ascii="Times New Roman" w:hAnsi="Times New Roman" w:cs="Times New Roman"/>
+        </w:rPr>
+      </w:pPr>
+    </w:p>
+    <w:p>
+      <w:pPr>
+        <w:rPr>
+          <w:rFonts w:ascii="Times New Roman" w:hAnsi="Times New Roman" w:cs="Times New Roman"/>
+        </w:rPr>
+      </w:pPr>
+      <w:r>
+        <w:rPr>
+          <w:rFonts w:ascii="Times New Roman" w:hAnsi="Times New Roman" w:cs="Times New Roman"/>
+        </w:rPr>
+        <w:t xml:space="preserve">1 </w:t>
+      </w:r>
+      <w:r>
+        <w:rPr>
+          <w:rFonts w:ascii="Times New Roman" w:hAnsi="Times New Roman" w:cs="Times New Roman"/>
+        </w:rPr>
+        <w:t>INTRODUCTION</w:t>
+      </w:r>
     </w:p>
     <w:p>
       <w:pPr>
@@ -1138,25 +1243,6 @@
           <w:rFonts w:ascii="Times New Roman" w:hAnsi="Times New Roman" w:cs="Times New Roman"/>
         </w:rPr>
         <w:lastRenderedPageBreak/>
-        <w:t xml:space="preserve">1 </w:t>
-      </w:r>
-      <w:r>
-        <w:rPr>
-          <w:rFonts w:ascii="Times New Roman" w:hAnsi="Times New Roman" w:cs="Times New Roman"/>
-        </w:rPr>
-        <w:t>INTRODUCTION</w:t>
-      </w:r>
-    </w:p>
-    <w:p>
-      <w:pPr>
-        <w:rPr>
-          <w:rFonts w:ascii="Times New Roman" w:hAnsi="Times New Roman" w:cs="Times New Roman"/>
-        </w:rPr>
-      </w:pPr>
-      <w:r>
-        <w:rPr>
-          <w:rFonts w:ascii="Times New Roman" w:hAnsi="Times New Roman" w:cs="Times New Roman"/>
-        </w:rPr>
         <w:t>1.1 Context and Motivation</w:t>
       </w:r>
     </w:p>
@@ -1170,7 +1256,19 @@
         <w:rPr>
           <w:rFonts w:ascii="Times New Roman" w:hAnsi="Times New Roman" w:cs="Times New Roman"/>
         </w:rPr>
-        <w:t>The necessity for such frameworks is supported by recent findings that for the African fashion industry to progress and thrive, individuals, like designers, buyers, and forecasters, in the fashion industry require more dependable data than is currently available (UNESCO, 2023). Existing industry data is largely incomplete, focusing mainly on raw textile production rather than the high-fashion sector or specific consumer design sentiments (UNSECO, 2023). This lack of analytical infrastructure emphasizes on wider challenges in the region, including a drawback in the infrastructure required to scale creative cooperations (UNESCO, 2023).</w:t>
+        <w:t>The necessity for such frameworks is supported by recent findings that for the African fashion industry to progress and thrive, individuals, like designers, buyers, and forecasters, in the fashion industry require more dependable data than is currently available (UNESCO, 2023). Existing industry data is largely incomplete, focusing mainly on raw textile production rather than the high-fashion sector or specific consumer design sentiments (UN</w:t>
+      </w:r>
+      <w:r>
+        <w:rPr>
+          <w:rFonts w:ascii="Times New Roman" w:hAnsi="Times New Roman" w:cs="Times New Roman"/>
+        </w:rPr>
+        <w:t>ES</w:t>
+      </w:r>
+      <w:r>
+        <w:rPr>
+          <w:rFonts w:ascii="Times New Roman" w:hAnsi="Times New Roman" w:cs="Times New Roman"/>
+        </w:rPr>
+        <w:t>CO, 2023). This lack of analytical infrastructure emphasizes on wider challenges in the region, including a drawback in the infrastructure required to scale creative cooperations (UNESCO, 2023).</w:t>
       </w:r>
     </w:p>
     <w:p>
@@ -1272,11 +1370,19 @@
           <w:rFonts w:ascii="Times New Roman" w:hAnsi="Times New Roman" w:cs="Times New Roman"/>
         </w:rPr>
       </w:pPr>
-      <w:r>
-        <w:rPr>
-          <w:rFonts w:ascii="Times New Roman" w:hAnsi="Times New Roman" w:cs="Times New Roman"/>
-        </w:rPr>
-        <w:t>Analyze high-fashion or design sentiments, as existing statistical data tends to focus almost exclusively on raw textile and apparel productions.</w:t>
+      <w:proofErr w:type="spellStart"/>
+      <w:r>
+        <w:rPr>
+          <w:rFonts w:ascii="Times New Roman" w:hAnsi="Times New Roman" w:cs="Times New Roman"/>
+        </w:rPr>
+        <w:t>Analyze</w:t>
+      </w:r>
+      <w:proofErr w:type="spellEnd"/>
+      <w:r>
+        <w:rPr>
+          <w:rFonts w:ascii="Times New Roman" w:hAnsi="Times New Roman" w:cs="Times New Roman"/>
+        </w:rPr>
+        <w:t xml:space="preserve"> high-fashion or design sentiments, as existing statistical data tends to focus almost exclusively on raw textile and apparel productions.</w:t>
       </w:r>
     </w:p>
     <w:p>
@@ -1426,7 +1532,21 @@
         <w:rPr>
           <w:rFonts w:ascii="Times New Roman" w:hAnsi="Times New Roman" w:cs="Times New Roman"/>
         </w:rPr>
-        <w:t>Visualization: To build a full-stack dashboard (React + FastAPI) that presents these insights through interactive charts and collection summaries.</w:t>
+        <w:t xml:space="preserve">Visualization: To build a full-stack dashboard (React + </w:t>
+      </w:r>
+      <w:proofErr w:type="spellStart"/>
+      <w:r>
+        <w:rPr>
+          <w:rFonts w:ascii="Times New Roman" w:hAnsi="Times New Roman" w:cs="Times New Roman"/>
+        </w:rPr>
+        <w:t>FastAPI</w:t>
+      </w:r>
+      <w:proofErr w:type="spellEnd"/>
+      <w:r>
+        <w:rPr>
+          <w:rFonts w:ascii="Times New Roman" w:hAnsi="Times New Roman" w:cs="Times New Roman"/>
+        </w:rPr>
+        <w:t>) that presents these insights through interactive charts and collection summaries.</w:t>
       </w:r>
     </w:p>
     <w:p>
@@ -1619,61 +1739,1127 @@
         <w:rPr>
           <w:rFonts w:ascii="Times New Roman" w:hAnsi="Times New Roman" w:cs="Times New Roman"/>
         </w:rPr>
-        <w:t>2.2 Semantic Segmentation in Fashion</w:t>
-      </w:r>
-    </w:p>
-    <w:p>
-      <w:pPr>
-        <w:rPr>
-          <w:rFonts w:ascii="Times New Roman" w:hAnsi="Times New Roman" w:cs="Times New Roman"/>
-        </w:rPr>
-      </w:pPr>
-      <w:r>
-        <w:rPr>
-          <w:rFonts w:ascii="Times New Roman" w:hAnsi="Times New Roman" w:cs="Times New Roman"/>
-        </w:rPr>
-        <w:t>2.3 Texture Analysis: Deep Learning vs. Handcrafted Features</w:t>
-      </w:r>
-    </w:p>
-    <w:p>
-      <w:pPr>
-        <w:rPr>
-          <w:rFonts w:ascii="Times New Roman" w:hAnsi="Times New Roman" w:cs="Times New Roman"/>
-        </w:rPr>
-      </w:pPr>
-      <w:r>
-        <w:rPr>
-          <w:rFonts w:ascii="Times New Roman" w:hAnsi="Times New Roman" w:cs="Times New Roman"/>
-        </w:rPr>
-        <w:t>2.4 Colour Quantization and Perception</w:t>
-      </w:r>
-    </w:p>
-    <w:p>
-      <w:pPr>
-        <w:rPr>
-          <w:rFonts w:ascii="Times New Roman" w:hAnsi="Times New Roman" w:cs="Times New Roman"/>
-        </w:rPr>
-      </w:pPr>
-      <w:r>
-        <w:rPr>
-          <w:rFonts w:ascii="Times New Roman" w:hAnsi="Times New Roman" w:cs="Times New Roman"/>
-        </w:rPr>
-        <w:t>2.5 Existing Systems and the Cross-Domain Gap</w:t>
-      </w:r>
-    </w:p>
-    <w:p>
-      <w:pPr>
-        <w:rPr>
-          <w:rFonts w:ascii="Times New Roman" w:hAnsi="Times New Roman" w:cs="Times New Roman"/>
-        </w:rPr>
-      </w:pPr>
-    </w:p>
-    <w:p>
-      <w:pPr>
-        <w:rPr>
-          <w:rFonts w:ascii="Times New Roman" w:hAnsi="Times New Roman" w:cs="Times New Roman"/>
-        </w:rPr>
-      </w:pPr>
+        <w:t>The intersection of Artificial Intelligence and fashion analytics is a rapidly evolving field. To build an effective system capable of interpreting complex runway data, it is necessary to examine the underlying technologies that make automated visual analysis possible</w:t>
+      </w:r>
+      <w:r>
+        <w:rPr>
+          <w:rFonts w:ascii="Times New Roman" w:hAnsi="Times New Roman" w:cs="Times New Roman"/>
+        </w:rPr>
+        <w:t>. This chapter delineates the problem of cross-domain visual analysis, specifically the “data gap” in African fashion and evaluates the various solutions that have been proposed in contemporary research.</w:t>
+      </w:r>
+    </w:p>
+    <w:p>
+      <w:pPr>
+        <w:rPr>
+          <w:rFonts w:ascii="Times New Roman" w:hAnsi="Times New Roman" w:cs="Times New Roman"/>
+        </w:rPr>
+      </w:pPr>
+    </w:p>
+    <w:p>
+      <w:pPr>
+        <w:rPr>
+          <w:rFonts w:ascii="Times New Roman" w:hAnsi="Times New Roman" w:cs="Times New Roman"/>
+        </w:rPr>
+      </w:pPr>
+      <w:r>
+        <w:rPr>
+          <w:rFonts w:ascii="Times New Roman" w:hAnsi="Times New Roman" w:cs="Times New Roman"/>
+        </w:rPr>
+        <w:t>2.2 The Data Revolution in Fashion</w:t>
+      </w:r>
+    </w:p>
+    <w:p>
+      <w:pPr>
+        <w:rPr>
+          <w:rFonts w:ascii="Times New Roman" w:hAnsi="Times New Roman" w:cs="Times New Roman"/>
+        </w:rPr>
+      </w:pPr>
+      <w:r>
+        <w:rPr>
+          <w:rFonts w:ascii="Times New Roman" w:hAnsi="Times New Roman" w:cs="Times New Roman"/>
+        </w:rPr>
+        <w:t xml:space="preserve">The beginning of the internet and e-commerce has brought about a considerable increase in the amount of visual data available. This exponential increase in volume has been termed “big data”. In the context of the global fashion industry, this has sparked a need for systems </w:t>
+      </w:r>
+      <w:r>
+        <w:rPr>
+          <w:rFonts w:ascii="Times New Roman" w:hAnsi="Times New Roman" w:cs="Times New Roman"/>
+        </w:rPr>
+        <w:lastRenderedPageBreak/>
+        <w:t>that extract meaningful insights from millions of unstructured images. Consequently, the discipline of Fashion Informatics has emerged, applying data mining and artificial intelligence to predict trends, optimize supply chains, and understand consumer sentiments.</w:t>
+      </w:r>
+    </w:p>
+    <w:p>
+      <w:pPr>
+        <w:rPr>
+          <w:rFonts w:ascii="Times New Roman" w:hAnsi="Times New Roman" w:cs="Times New Roman"/>
+        </w:rPr>
+      </w:pPr>
+      <w:r>
+        <w:rPr>
+          <w:rFonts w:ascii="Times New Roman" w:hAnsi="Times New Roman" w:cs="Times New Roman"/>
+        </w:rPr>
+        <w:t>As stated by UNESCO (2023), there is a severe geographic inequality in this data revolution. While Western fashion ecosystems benefit from massive, well-annotated digital archives, such as the DeepFashion benchmark, African fashion data remains heavily fragmented. Traditional textile knowledge is frequently preserved through oral traditions rather than machine-readable formats (Boateng et al., 2025). This lack of centralized digitized data presents a significant barrier to applying standard Machine Learning algorithms to African runway showcases.</w:t>
+      </w:r>
+    </w:p>
+    <w:p>
+      <w:pPr>
+        <w:rPr>
+          <w:rFonts w:ascii="Times New Roman" w:hAnsi="Times New Roman" w:cs="Times New Roman"/>
+        </w:rPr>
+      </w:pPr>
+    </w:p>
+    <w:p>
+      <w:pPr>
+        <w:rPr>
+          <w:rFonts w:ascii="Times New Roman" w:hAnsi="Times New Roman" w:cs="Times New Roman"/>
+        </w:rPr>
+      </w:pPr>
+      <w:r>
+        <w:rPr>
+          <w:rFonts w:ascii="Times New Roman" w:hAnsi="Times New Roman" w:cs="Times New Roman"/>
+        </w:rPr>
+        <w:t>2.</w:t>
+      </w:r>
+      <w:r>
+        <w:rPr>
+          <w:rFonts w:ascii="Times New Roman" w:hAnsi="Times New Roman" w:cs="Times New Roman"/>
+        </w:rPr>
+        <w:t>3</w:t>
+      </w:r>
+      <w:r>
+        <w:rPr>
+          <w:rFonts w:ascii="Times New Roman" w:hAnsi="Times New Roman" w:cs="Times New Roman"/>
+        </w:rPr>
+        <w:t xml:space="preserve"> </w:t>
+      </w:r>
+      <w:r>
+        <w:rPr>
+          <w:rFonts w:ascii="Times New Roman" w:hAnsi="Times New Roman" w:cs="Times New Roman"/>
+        </w:rPr>
+        <w:t xml:space="preserve">Computer Vision and </w:t>
+      </w:r>
+      <w:r>
+        <w:rPr>
+          <w:rFonts w:ascii="Times New Roman" w:hAnsi="Times New Roman" w:cs="Times New Roman"/>
+        </w:rPr>
+        <w:t>Semantic Segmentation in Fashion</w:t>
+      </w:r>
+    </w:p>
+    <w:p>
+      <w:pPr>
+        <w:rPr>
+          <w:rFonts w:ascii="Times New Roman" w:hAnsi="Times New Roman" w:cs="Times New Roman"/>
+        </w:rPr>
+      </w:pPr>
+      <w:r>
+        <w:rPr>
+          <w:rFonts w:ascii="Times New Roman" w:hAnsi="Times New Roman" w:cs="Times New Roman"/>
+        </w:rPr>
+        <w:t>Computer Vision aims to develop systems that possess as much visual comprehension as humans. A major subfield of this is identifying and isolating specific objects within an image.</w:t>
+      </w:r>
+    </w:p>
+    <w:p>
+      <w:pPr>
+        <w:rPr>
+          <w:rFonts w:ascii="Times New Roman" w:hAnsi="Times New Roman" w:cs="Times New Roman"/>
+        </w:rPr>
+      </w:pPr>
+    </w:p>
+    <w:p>
+      <w:pPr>
+        <w:rPr>
+          <w:rFonts w:ascii="Times New Roman" w:hAnsi="Times New Roman" w:cs="Times New Roman"/>
+        </w:rPr>
+      </w:pPr>
+      <w:r>
+        <w:rPr>
+          <w:rFonts w:ascii="Times New Roman" w:hAnsi="Times New Roman" w:cs="Times New Roman"/>
+        </w:rPr>
+        <w:t>2.3.1 The Evolution from Bounding Boxes to Pixel-Level Masks</w:t>
+      </w:r>
+    </w:p>
+    <w:p>
+      <w:pPr>
+        <w:rPr>
+          <w:rFonts w:ascii="Times New Roman" w:hAnsi="Times New Roman" w:cs="Times New Roman"/>
+        </w:rPr>
+      </w:pPr>
+      <w:r>
+        <w:rPr>
+          <w:rFonts w:ascii="Times New Roman" w:hAnsi="Times New Roman" w:cs="Times New Roman"/>
+        </w:rPr>
+        <w:t xml:space="preserve">Before a machine can </w:t>
+      </w:r>
+      <w:proofErr w:type="spellStart"/>
+      <w:r>
+        <w:rPr>
+          <w:rFonts w:ascii="Times New Roman" w:hAnsi="Times New Roman" w:cs="Times New Roman"/>
+        </w:rPr>
+        <w:t>analyze</w:t>
+      </w:r>
+      <w:proofErr w:type="spellEnd"/>
+      <w:r>
+        <w:rPr>
+          <w:rFonts w:ascii="Times New Roman" w:hAnsi="Times New Roman" w:cs="Times New Roman"/>
+        </w:rPr>
+        <w:t xml:space="preserve"> the fabric or colour of a garment, it must first locate the garment within an image. In early fashion AI systems, researchers utilized simple bounding boxes (Object Detection). However, bounding boxes capture background noise, </w:t>
+      </w:r>
+      <w:r>
+        <w:rPr>
+          <w:rFonts w:ascii="Times New Roman" w:hAnsi="Times New Roman" w:cs="Times New Roman"/>
+        </w:rPr>
+        <w:t>and in many legacy datasets, these boxes were “estimated from labelled landmarks, making them noisy” and insufficient for capturing “rich variants of clothing images” (Ge et al., 2019).</w:t>
+      </w:r>
+      <w:r>
+        <w:rPr>
+          <w:rFonts w:ascii="Times New Roman" w:hAnsi="Times New Roman" w:cs="Times New Roman"/>
+        </w:rPr>
+        <w:t xml:space="preserve"> </w:t>
+      </w:r>
+    </w:p>
+    <w:p>
+      <w:pPr>
+        <w:rPr>
+          <w:rFonts w:ascii="Times New Roman" w:hAnsi="Times New Roman" w:cs="Times New Roman"/>
+        </w:rPr>
+      </w:pPr>
+      <w:r>
+        <w:rPr>
+          <w:rFonts w:ascii="Times New Roman" w:hAnsi="Times New Roman" w:cs="Times New Roman"/>
+        </w:rPr>
+        <w:t>Semantic segmentation solves this by classifying each pixel in an image</w:t>
+      </w:r>
+      <w:r>
+        <w:rPr>
+          <w:rFonts w:ascii="Times New Roman" w:hAnsi="Times New Roman" w:cs="Times New Roman"/>
+        </w:rPr>
+        <w:t>, efficiently filling a “significant gap from real-world scenarios” present in older benchmarks that lacked “per-pixel mask annotations” (Ge et al., 2019)</w:t>
+      </w:r>
+      <w:r>
+        <w:rPr>
+          <w:rFonts w:ascii="Times New Roman" w:hAnsi="Times New Roman" w:cs="Times New Roman"/>
+        </w:rPr>
+        <w:t xml:space="preserve">. </w:t>
+      </w:r>
+      <w:r>
+        <w:rPr>
+          <w:rFonts w:ascii="Times New Roman" w:hAnsi="Times New Roman" w:cs="Times New Roman"/>
+        </w:rPr>
+        <w:t>Long et al. (2015) also mentioned in their breakthrough work on Fully Convolutional Networks (FCNs) that semantic segmentation classifies at the image level, creating a precise topological mask of the object.</w:t>
+      </w:r>
+    </w:p>
+    <w:p>
+      <w:pPr>
+        <w:rPr>
+          <w:rFonts w:ascii="Times New Roman" w:hAnsi="Times New Roman" w:cs="Times New Roman"/>
+        </w:rPr>
+      </w:pPr>
+      <w:r>
+        <w:rPr>
+          <w:rFonts w:ascii="Times New Roman" w:hAnsi="Times New Roman" w:cs="Times New Roman"/>
+        </w:rPr>
+        <w:t>While g</w:t>
+      </w:r>
+      <w:r>
+        <w:rPr>
+          <w:rFonts w:ascii="Times New Roman" w:hAnsi="Times New Roman" w:cs="Times New Roman"/>
+        </w:rPr>
+        <w:t>eneral-purpose models, such as Mask R-CNN or DeepLabV3+, have been widely used</w:t>
+      </w:r>
+      <w:r>
+        <w:rPr>
+          <w:rFonts w:ascii="Times New Roman" w:hAnsi="Times New Roman" w:cs="Times New Roman"/>
+        </w:rPr>
+        <w:t xml:space="preserve">, </w:t>
+      </w:r>
+      <w:r>
+        <w:rPr>
+          <w:rFonts w:ascii="Times New Roman" w:hAnsi="Times New Roman" w:cs="Times New Roman"/>
+        </w:rPr>
+        <w:t xml:space="preserve">they are typically trained on general-purpose datasets (like COCO) and tend to segment the entire human silhouette, grouping skin and hair with clothing. </w:t>
+      </w:r>
+      <w:r>
+        <w:rPr>
+          <w:rFonts w:ascii="Times New Roman" w:hAnsi="Times New Roman" w:cs="Times New Roman"/>
+        </w:rPr>
+        <w:t xml:space="preserve">These general predictions are frequently very coarse and not optimal for the required </w:t>
+      </w:r>
+      <w:r>
+        <w:rPr>
+          <w:rFonts w:ascii="Times New Roman" w:hAnsi="Times New Roman" w:cs="Times New Roman"/>
+        </w:rPr>
+        <w:t>fine-grained analysis in fashion.</w:t>
+      </w:r>
+    </w:p>
+    <w:p>
+      <w:pPr>
+        <w:rPr>
+          <w:rFonts w:ascii="Times New Roman" w:hAnsi="Times New Roman" w:cs="Times New Roman"/>
+        </w:rPr>
+      </w:pPr>
+    </w:p>
+    <w:p>
+      <w:pPr>
+        <w:rPr>
+          <w:rFonts w:ascii="Times New Roman" w:hAnsi="Times New Roman" w:cs="Times New Roman"/>
+        </w:rPr>
+      </w:pPr>
+      <w:r>
+        <w:rPr>
+          <w:rFonts w:ascii="Times New Roman" w:hAnsi="Times New Roman" w:cs="Times New Roman"/>
+        </w:rPr>
+        <w:t>2.3.2 Domain-Specific Human Parsing</w:t>
+      </w:r>
+    </w:p>
+    <w:p>
+      <w:pPr>
+        <w:rPr>
+          <w:rFonts w:ascii="Times New Roman" w:hAnsi="Times New Roman" w:cs="Times New Roman"/>
+        </w:rPr>
+      </w:pPr>
+      <w:r>
+        <w:rPr>
+          <w:rFonts w:ascii="Times New Roman" w:hAnsi="Times New Roman" w:cs="Times New Roman"/>
+        </w:rPr>
+        <w:t>Recent literature highlights the necessity of domain-specific models</w:t>
+      </w:r>
+      <w:r>
+        <w:rPr>
+          <w:rFonts w:ascii="Times New Roman" w:hAnsi="Times New Roman" w:cs="Times New Roman"/>
+        </w:rPr>
+        <w:t xml:space="preserve"> to handle the large deformations, occlusions, and discrepancies unique to the fashion industry (Ge et al., 2019)</w:t>
+      </w:r>
+      <w:r>
+        <w:rPr>
+          <w:rFonts w:ascii="Times New Roman" w:hAnsi="Times New Roman" w:cs="Times New Roman"/>
+        </w:rPr>
+        <w:t>.</w:t>
+      </w:r>
+      <w:r>
+        <w:rPr>
+          <w:rFonts w:ascii="Times New Roman" w:hAnsi="Times New Roman" w:cs="Times New Roman"/>
+        </w:rPr>
+        <w:t xml:space="preserve"> The concept of Fashion Parsing was discovered by Yamaguchi et al. (2012). They demonstrated that models trained specifically on human-clothing topography dramatically outperform general models.</w:t>
+      </w:r>
+    </w:p>
+    <w:p>
+      <w:pPr>
+        <w:rPr>
+          <w:rFonts w:ascii="Times New Roman" w:hAnsi="Times New Roman" w:cs="Times New Roman"/>
+        </w:rPr>
+      </w:pPr>
+      <w:r>
+        <w:rPr>
+          <w:rFonts w:ascii="Times New Roman" w:hAnsi="Times New Roman" w:cs="Times New Roman"/>
+        </w:rPr>
+        <w:lastRenderedPageBreak/>
+        <w:t>Human parsing networks,</w:t>
+      </w:r>
+      <w:r>
+        <w:rPr>
+          <w:rFonts w:ascii="Times New Roman" w:hAnsi="Times New Roman" w:cs="Times New Roman"/>
+        </w:rPr>
+        <w:t xml:space="preserve"> such as </w:t>
+      </w:r>
+      <w:proofErr w:type="spellStart"/>
+      <w:r>
+        <w:rPr>
+          <w:rFonts w:ascii="Times New Roman" w:hAnsi="Times New Roman" w:cs="Times New Roman"/>
+        </w:rPr>
+        <w:t>FashnHumanParser</w:t>
+      </w:r>
+      <w:proofErr w:type="spellEnd"/>
+      <w:r>
+        <w:rPr>
+          <w:rFonts w:ascii="Times New Roman" w:hAnsi="Times New Roman" w:cs="Times New Roman"/>
+        </w:rPr>
+        <w:t>,</w:t>
+      </w:r>
+      <w:r>
+        <w:rPr>
+          <w:rFonts w:ascii="Times New Roman" w:hAnsi="Times New Roman" w:cs="Times New Roman"/>
+        </w:rPr>
+        <w:t xml:space="preserve"> use Contextualized Convolutional Neural Networks (Co-CNN) to</w:t>
+      </w:r>
+      <w:r>
+        <w:rPr>
+          <w:rFonts w:ascii="Times New Roman" w:hAnsi="Times New Roman" w:cs="Times New Roman"/>
+        </w:rPr>
+        <w:t xml:space="preserve"> provide granular, multi-class segmentation (separating upper garments, pants, skirts, and dresses)</w:t>
+      </w:r>
+      <w:r>
+        <w:rPr>
+          <w:rFonts w:ascii="Times New Roman" w:hAnsi="Times New Roman" w:cs="Times New Roman"/>
+        </w:rPr>
+        <w:t xml:space="preserve"> by predicting dense landmarks and per-pixel masks for specific categories (Ge et al., 2019)</w:t>
+      </w:r>
+      <w:r>
+        <w:rPr>
+          <w:rFonts w:ascii="Times New Roman" w:hAnsi="Times New Roman" w:cs="Times New Roman"/>
+        </w:rPr>
+        <w:t xml:space="preserve">. Utilizing a specialized parser ensures that the following colour and texture algorithms process only “garment pixels”, </w:t>
+      </w:r>
+      <w:r>
+        <w:rPr>
+          <w:rFonts w:ascii="Times New Roman" w:hAnsi="Times New Roman" w:cs="Times New Roman"/>
+        </w:rPr>
+        <w:t xml:space="preserve">as these domain-specific representations capture the unique shapes and structures of clothes, which are significantly different from human pose (Ge et al., 2019). </w:t>
+      </w:r>
+      <w:r>
+        <w:rPr>
+          <w:rFonts w:ascii="Times New Roman" w:hAnsi="Times New Roman" w:cs="Times New Roman"/>
+        </w:rPr>
+        <w:t xml:space="preserve">The </w:t>
+      </w:r>
+      <w:proofErr w:type="spellStart"/>
+      <w:r>
+        <w:rPr>
+          <w:rFonts w:ascii="Times New Roman" w:hAnsi="Times New Roman" w:cs="Times New Roman"/>
+        </w:rPr>
+        <w:t>HoL</w:t>
+      </w:r>
+      <w:proofErr w:type="spellEnd"/>
+      <w:r>
+        <w:rPr>
+          <w:rFonts w:ascii="Times New Roman" w:hAnsi="Times New Roman" w:cs="Times New Roman"/>
+        </w:rPr>
+        <w:t xml:space="preserve"> system can aggressively subtract skin and background noise, ensuring that only purified garment pixels are passed to the analytical engines.</w:t>
+      </w:r>
+    </w:p>
+    <w:p>
+      <w:pPr>
+        <w:rPr>
+          <w:rFonts w:ascii="Times New Roman" w:hAnsi="Times New Roman" w:cs="Times New Roman"/>
+        </w:rPr>
+      </w:pPr>
+    </w:p>
+    <w:p>
+      <w:pPr>
+        <w:rPr>
+          <w:rFonts w:ascii="Times New Roman" w:hAnsi="Times New Roman" w:cs="Times New Roman"/>
+        </w:rPr>
+      </w:pPr>
+      <w:r>
+        <w:rPr>
+          <w:rFonts w:ascii="Times New Roman" w:hAnsi="Times New Roman" w:cs="Times New Roman"/>
+        </w:rPr>
+        <w:t>2.</w:t>
+      </w:r>
+      <w:r>
+        <w:rPr>
+          <w:rFonts w:ascii="Times New Roman" w:hAnsi="Times New Roman" w:cs="Times New Roman"/>
+        </w:rPr>
+        <w:t>4</w:t>
+      </w:r>
+      <w:r>
+        <w:rPr>
+          <w:rFonts w:ascii="Times New Roman" w:hAnsi="Times New Roman" w:cs="Times New Roman"/>
+        </w:rPr>
+        <w:t xml:space="preserve"> Texture Analysis</w:t>
+      </w:r>
+      <w:r>
+        <w:rPr>
+          <w:rFonts w:ascii="Times New Roman" w:hAnsi="Times New Roman" w:cs="Times New Roman"/>
+        </w:rPr>
+        <w:t xml:space="preserve"> Approaches</w:t>
+      </w:r>
+      <w:r>
+        <w:rPr>
+          <w:rFonts w:ascii="Times New Roman" w:hAnsi="Times New Roman" w:cs="Times New Roman"/>
+        </w:rPr>
+        <w:t>: Deep Learning vs. Handcrafted Features</w:t>
+      </w:r>
+    </w:p>
+    <w:p>
+      <w:pPr>
+        <w:rPr>
+          <w:rFonts w:ascii="Times New Roman" w:hAnsi="Times New Roman" w:cs="Times New Roman"/>
+        </w:rPr>
+      </w:pPr>
+      <w:r>
+        <w:rPr>
+          <w:rFonts w:ascii="Times New Roman" w:hAnsi="Times New Roman" w:cs="Times New Roman"/>
+        </w:rPr>
+        <w:t xml:space="preserve">Classifying fabric types from 2D images is a complex challenge known as texture analysis. </w:t>
+      </w:r>
+      <w:r>
+        <w:rPr>
+          <w:rFonts w:ascii="Times New Roman" w:hAnsi="Times New Roman" w:cs="Times New Roman"/>
+        </w:rPr>
+        <w:t xml:space="preserve">In computer vision, texture analysis is the mathematical quantification of the spatial arrangement of colour or intensities. </w:t>
+      </w:r>
+      <w:r>
+        <w:rPr>
+          <w:rFonts w:ascii="Times New Roman" w:hAnsi="Times New Roman" w:cs="Times New Roman"/>
+        </w:rPr>
+        <w:t>The current academic landscape is largely divided into two paradigms: Convolutional Neural Networks (CNNs) and Handcrafted Statistical Features.</w:t>
+      </w:r>
+    </w:p>
+    <w:p>
+      <w:pPr>
+        <w:rPr>
+          <w:rFonts w:ascii="Times New Roman" w:hAnsi="Times New Roman" w:cs="Times New Roman"/>
+        </w:rPr>
+      </w:pPr>
+    </w:p>
+    <w:p>
+      <w:pPr>
+        <w:rPr>
+          <w:rFonts w:ascii="Times New Roman" w:hAnsi="Times New Roman" w:cs="Times New Roman"/>
+        </w:rPr>
+      </w:pPr>
+      <w:r>
+        <w:rPr>
+          <w:rFonts w:ascii="Times New Roman" w:hAnsi="Times New Roman" w:cs="Times New Roman"/>
+        </w:rPr>
+        <w:t>2.4.1 Convolutional Neural Networks (CNNs)</w:t>
+      </w:r>
+    </w:p>
+    <w:p>
+      <w:pPr>
+        <w:rPr>
+          <w:rFonts w:ascii="Times New Roman" w:hAnsi="Times New Roman" w:cs="Times New Roman"/>
+        </w:rPr>
+      </w:pPr>
+      <w:r>
+        <w:rPr>
+          <w:rFonts w:ascii="Times New Roman" w:hAnsi="Times New Roman" w:cs="Times New Roman"/>
+        </w:rPr>
+        <w:t xml:space="preserve">Models like </w:t>
+      </w:r>
+      <w:proofErr w:type="spellStart"/>
+      <w:r>
+        <w:rPr>
+          <w:rFonts w:ascii="Times New Roman" w:hAnsi="Times New Roman" w:cs="Times New Roman"/>
+        </w:rPr>
+        <w:t>ResNet</w:t>
+      </w:r>
+      <w:proofErr w:type="spellEnd"/>
+      <w:r>
+        <w:rPr>
+          <w:rFonts w:ascii="Times New Roman" w:hAnsi="Times New Roman" w:cs="Times New Roman"/>
+        </w:rPr>
+        <w:t xml:space="preserve"> or VGG16 automatically learn feature representations from raw pixels. While they represent the state-of-the-art in general image classification, CNNs act as “black boxes” and require massive, heavily annotated datasets to </w:t>
+      </w:r>
+      <w:r>
+        <w:rPr>
+          <w:rFonts w:ascii="Times New Roman" w:hAnsi="Times New Roman" w:cs="Times New Roman"/>
+        </w:rPr>
+        <w:t>converge successfully</w:t>
+      </w:r>
+      <w:r>
+        <w:rPr>
+          <w:rFonts w:ascii="Times New Roman" w:hAnsi="Times New Roman" w:cs="Times New Roman"/>
+        </w:rPr>
+        <w:t>.</w:t>
+      </w:r>
+      <w:r>
+        <w:rPr>
+          <w:rFonts w:ascii="Times New Roman" w:hAnsi="Times New Roman" w:cs="Times New Roman"/>
+        </w:rPr>
+        <w:t xml:space="preserve"> When applied to smaller, highly specialized domains, such as identifying unique African textiles like </w:t>
+      </w:r>
+      <w:proofErr w:type="spellStart"/>
+      <w:r>
+        <w:rPr>
+          <w:rFonts w:ascii="Times New Roman" w:hAnsi="Times New Roman" w:cs="Times New Roman"/>
+        </w:rPr>
+        <w:t>Awete</w:t>
+      </w:r>
+      <w:proofErr w:type="spellEnd"/>
+      <w:r>
+        <w:rPr>
+          <w:rFonts w:ascii="Times New Roman" w:hAnsi="Times New Roman" w:cs="Times New Roman"/>
+        </w:rPr>
+        <w:t>. CNNs are highly prone to overfitting, memorizing the training images rather than learning the underlying textural patterns.</w:t>
+      </w:r>
+    </w:p>
+    <w:p>
+      <w:pPr>
+        <w:rPr>
+          <w:rFonts w:ascii="Times New Roman" w:hAnsi="Times New Roman" w:cs="Times New Roman"/>
+        </w:rPr>
+      </w:pPr>
+    </w:p>
+    <w:p>
+      <w:pPr>
+        <w:rPr>
+          <w:rFonts w:ascii="Times New Roman" w:hAnsi="Times New Roman" w:cs="Times New Roman"/>
+        </w:rPr>
+      </w:pPr>
+      <w:r>
+        <w:rPr>
+          <w:rFonts w:ascii="Times New Roman" w:hAnsi="Times New Roman" w:cs="Times New Roman"/>
+        </w:rPr>
+        <w:t xml:space="preserve">2.4.2 </w:t>
+      </w:r>
+      <w:r>
+        <w:rPr>
+          <w:rFonts w:ascii="Times New Roman" w:hAnsi="Times New Roman" w:cs="Times New Roman"/>
+        </w:rPr>
+        <w:t>Handcrafted</w:t>
+      </w:r>
+      <w:r>
+        <w:rPr>
+          <w:rFonts w:ascii="Times New Roman" w:hAnsi="Times New Roman" w:cs="Times New Roman"/>
+        </w:rPr>
+        <w:t xml:space="preserve"> Statistical</w:t>
+      </w:r>
+      <w:r>
+        <w:rPr>
+          <w:rFonts w:ascii="Times New Roman" w:hAnsi="Times New Roman" w:cs="Times New Roman"/>
+        </w:rPr>
+        <w:t xml:space="preserve"> Features (GLCM and LBP)</w:t>
+      </w:r>
+    </w:p>
+    <w:p>
+      <w:pPr>
+        <w:rPr>
+          <w:rFonts w:ascii="Times New Roman" w:hAnsi="Times New Roman" w:cs="Times New Roman"/>
+        </w:rPr>
+      </w:pPr>
+      <w:r>
+        <w:rPr>
+          <w:rFonts w:ascii="Times New Roman" w:hAnsi="Times New Roman" w:cs="Times New Roman"/>
+        </w:rPr>
+        <w:t xml:space="preserve"> Alternatively, statistical approaches manually extract mathematical properties from an image. </w:t>
+      </w:r>
+    </w:p>
+    <w:p>
+      <w:pPr>
+        <w:pStyle w:val="ListParagraph"/>
+        <w:numPr>
+          <w:ilvl w:val="0"/>
+          <w:numId w:val="23"/>
+        </w:numPr>
+        <w:rPr>
+          <w:rFonts w:ascii="Times New Roman" w:hAnsi="Times New Roman" w:cs="Times New Roman"/>
+        </w:rPr>
+      </w:pPr>
+      <w:r>
+        <w:rPr>
+          <w:rFonts w:ascii="Times New Roman" w:hAnsi="Times New Roman" w:cs="Times New Roman"/>
+        </w:rPr>
+        <w:t xml:space="preserve">Macro-Texture (GLCM): The Gray-Level Co-occurrence Matrix (GLCM), was first pioneered by Harlick (1973), evaluates the macro-spatial relationship between pixels. By </w:t>
+      </w:r>
+      <w:proofErr w:type="spellStart"/>
+      <w:r>
+        <w:rPr>
+          <w:rFonts w:ascii="Times New Roman" w:hAnsi="Times New Roman" w:cs="Times New Roman"/>
+        </w:rPr>
+        <w:t>analyzing</w:t>
+      </w:r>
+      <w:proofErr w:type="spellEnd"/>
+      <w:r>
+        <w:rPr>
+          <w:rFonts w:ascii="Times New Roman" w:hAnsi="Times New Roman" w:cs="Times New Roman"/>
+        </w:rPr>
+        <w:t xml:space="preserve"> a grayscale matrix across multiple orientations, GLCM extracts rotation-invariant metrics such as Contra</w:t>
+      </w:r>
+      <w:r>
+        <w:rPr>
+          <w:rFonts w:ascii="Times New Roman" w:hAnsi="Times New Roman" w:cs="Times New Roman"/>
+        </w:rPr>
+        <w:t>st, Energy, and Homogeneity.</w:t>
+      </w:r>
+    </w:p>
+    <w:p>
+      <w:pPr>
+        <w:pStyle w:val="ListParagraph"/>
+        <w:numPr>
+          <w:ilvl w:val="0"/>
+          <w:numId w:val="23"/>
+        </w:numPr>
+        <w:rPr>
+          <w:rFonts w:ascii="Times New Roman" w:hAnsi="Times New Roman" w:cs="Times New Roman"/>
+        </w:rPr>
+      </w:pPr>
+      <w:r>
+        <w:rPr>
+          <w:rFonts w:ascii="Times New Roman" w:hAnsi="Times New Roman" w:cs="Times New Roman"/>
+        </w:rPr>
+        <w:t xml:space="preserve">Micro-Texture (LBP): To complement this, Local Binary Patterns (LBP) </w:t>
+      </w:r>
+      <w:proofErr w:type="spellStart"/>
+      <w:r>
+        <w:rPr>
+          <w:rFonts w:ascii="Times New Roman" w:hAnsi="Times New Roman" w:cs="Times New Roman"/>
+        </w:rPr>
+        <w:t>analyze</w:t>
+      </w:r>
+      <w:proofErr w:type="spellEnd"/>
+      <w:r>
+        <w:rPr>
+          <w:rFonts w:ascii="Times New Roman" w:hAnsi="Times New Roman" w:cs="Times New Roman"/>
+        </w:rPr>
+        <w:t xml:space="preserve"> micro-textures by thresholding neighbouring pixels, providing a highly effective measure of surface roughness (Ojala et al., 2002).</w:t>
+      </w:r>
+    </w:p>
+    <w:p>
+      <w:pPr>
+        <w:rPr>
+          <w:rFonts w:ascii="Times New Roman" w:hAnsi="Times New Roman" w:cs="Times New Roman"/>
+        </w:rPr>
+      </w:pPr>
+      <w:r>
+        <w:rPr>
+          <w:rFonts w:ascii="Times New Roman" w:hAnsi="Times New Roman" w:cs="Times New Roman"/>
+        </w:rPr>
+        <w:t>Kumar (2008) asserts that fusing GLCM and LBP descriptors results in highly accurate, computationally lightweight feature vectors. When these features are passed into a Support Vector Machine (SVM), the classifier achieves high generalization without the overfitting risks of deep neural networks.</w:t>
+      </w:r>
+    </w:p>
+    <w:p>
+      <w:pPr>
+        <w:rPr>
+          <w:rFonts w:ascii="Times New Roman" w:hAnsi="Times New Roman" w:cs="Times New Roman"/>
+        </w:rPr>
+      </w:pPr>
+      <w:r>
+        <w:rPr>
+          <w:rFonts w:ascii="Times New Roman" w:hAnsi="Times New Roman" w:cs="Times New Roman"/>
+        </w:rPr>
+        <w:lastRenderedPageBreak/>
+        <w:t>2.</w:t>
+      </w:r>
+      <w:r>
+        <w:rPr>
+          <w:rFonts w:ascii="Times New Roman" w:hAnsi="Times New Roman" w:cs="Times New Roman"/>
+        </w:rPr>
+        <w:t>5</w:t>
+      </w:r>
+      <w:r>
+        <w:rPr>
+          <w:rFonts w:ascii="Times New Roman" w:hAnsi="Times New Roman" w:cs="Times New Roman"/>
+        </w:rPr>
+        <w:t xml:space="preserve"> Colour Quantization and Perception</w:t>
+      </w:r>
+    </w:p>
+    <w:p>
+      <w:pPr>
+        <w:rPr>
+          <w:rFonts w:ascii="Times New Roman" w:hAnsi="Times New Roman" w:cs="Times New Roman"/>
+        </w:rPr>
+      </w:pPr>
+      <w:r>
+        <w:rPr>
+          <w:rFonts w:ascii="Times New Roman" w:hAnsi="Times New Roman" w:cs="Times New Roman"/>
+        </w:rPr>
+        <w:t>Extracting a dominant colour palette from clothing requires unsupervised learning, as the colours are unknown before analysis. K-Means clustering is the industry standard for this task, effectively grouping millions of pixels into a predefined number of spatial centroids (k).</w:t>
+      </w:r>
+    </w:p>
+    <w:p>
+      <w:pPr>
+        <w:rPr>
+          <w:rFonts w:ascii="Times New Roman" w:hAnsi="Times New Roman" w:cs="Times New Roman"/>
+        </w:rPr>
+      </w:pPr>
+      <w:r>
+        <w:rPr>
+          <w:rFonts w:ascii="Times New Roman" w:hAnsi="Times New Roman" w:cs="Times New Roman"/>
+        </w:rPr>
+        <w:t>However, the mathematical space in which this clustering occurs is critical. Digital images are natively stored in RGB colour space. Literature in human-computer interaction stresses that RGB is not “perceptually uniform”</w:t>
+      </w:r>
+      <w:r>
+        <w:rPr>
+          <w:rFonts w:ascii="Times New Roman" w:hAnsi="Times New Roman" w:cs="Times New Roman"/>
+        </w:rPr>
+        <w:t xml:space="preserve"> (</w:t>
+      </w:r>
+      <w:proofErr w:type="spellStart"/>
+      <w:r>
+        <w:rPr>
+          <w:rFonts w:ascii="Times New Roman" w:hAnsi="Times New Roman" w:cs="Times New Roman"/>
+        </w:rPr>
+        <w:t>Plataniotis</w:t>
+      </w:r>
+      <w:proofErr w:type="spellEnd"/>
+      <w:r>
+        <w:rPr>
+          <w:rFonts w:ascii="Times New Roman" w:hAnsi="Times New Roman" w:cs="Times New Roman"/>
+        </w:rPr>
+        <w:t xml:space="preserve"> &amp; Venetsanopoulos, 2000).</w:t>
+      </w:r>
+      <w:r>
+        <w:rPr>
+          <w:rFonts w:ascii="Times New Roman" w:hAnsi="Times New Roman" w:cs="Times New Roman"/>
+        </w:rPr>
+        <w:t xml:space="preserve"> </w:t>
+      </w:r>
+      <w:r>
+        <w:rPr>
+          <w:rFonts w:ascii="Times New Roman" w:hAnsi="Times New Roman" w:cs="Times New Roman"/>
+        </w:rPr>
+        <w:t>T</w:t>
+      </w:r>
+      <w:r>
+        <w:rPr>
+          <w:rFonts w:ascii="Times New Roman" w:hAnsi="Times New Roman" w:cs="Times New Roman"/>
+        </w:rPr>
+        <w:t xml:space="preserve">he mathematical distance between two RGB values does not correlate with how the human eye perceives the difference between those colours. To resolve this. Modern fashion retrieval systems transform RGB arrays into the CIELAB (LAB) colour space </w:t>
+      </w:r>
+      <w:r>
+        <w:rPr>
+          <w:rFonts w:ascii="Times New Roman" w:hAnsi="Times New Roman" w:cs="Times New Roman"/>
+        </w:rPr>
+        <w:t>before</w:t>
+      </w:r>
+      <w:r>
+        <w:rPr>
+          <w:rFonts w:ascii="Times New Roman" w:hAnsi="Times New Roman" w:cs="Times New Roman"/>
+        </w:rPr>
+        <w:t xml:space="preserve"> clustering. Because the LAB space mimics human vision, the K-Means algorithm produces commercial palettes that are highly accurate to the human observer.</w:t>
+      </w:r>
+    </w:p>
+    <w:p>
+      <w:pPr>
+        <w:rPr>
+          <w:rFonts w:ascii="Times New Roman" w:hAnsi="Times New Roman" w:cs="Times New Roman"/>
+        </w:rPr>
+      </w:pPr>
+    </w:p>
+    <w:p>
+      <w:pPr>
+        <w:rPr>
+          <w:rFonts w:ascii="Times New Roman" w:hAnsi="Times New Roman" w:cs="Times New Roman"/>
+        </w:rPr>
+      </w:pPr>
+      <w:r>
+        <w:rPr>
+          <w:rFonts w:ascii="Times New Roman" w:hAnsi="Times New Roman" w:cs="Times New Roman"/>
+        </w:rPr>
+        <w:t>2.</w:t>
+      </w:r>
+      <w:r>
+        <w:rPr>
+          <w:rFonts w:ascii="Times New Roman" w:hAnsi="Times New Roman" w:cs="Times New Roman"/>
+        </w:rPr>
+        <w:t>6</w:t>
+      </w:r>
+      <w:r>
+        <w:rPr>
+          <w:rFonts w:ascii="Times New Roman" w:hAnsi="Times New Roman" w:cs="Times New Roman"/>
+        </w:rPr>
+        <w:t xml:space="preserve"> Existing Systems and the Cross-Domain Gap</w:t>
+      </w:r>
+    </w:p>
+    <w:p>
+      <w:pPr>
+        <w:rPr>
+          <w:rFonts w:ascii="Times New Roman" w:hAnsi="Times New Roman" w:cs="Times New Roman"/>
+        </w:rPr>
+      </w:pPr>
+      <w:r>
+        <w:rPr>
+          <w:rFonts w:ascii="Times New Roman" w:hAnsi="Times New Roman" w:cs="Times New Roman"/>
+        </w:rPr>
+        <w:t>To situate the House of Lasgidi (</w:t>
+      </w:r>
+      <w:proofErr w:type="spellStart"/>
+      <w:r>
+        <w:rPr>
+          <w:rFonts w:ascii="Times New Roman" w:hAnsi="Times New Roman" w:cs="Times New Roman"/>
+        </w:rPr>
+        <w:t>HoL</w:t>
+      </w:r>
+      <w:proofErr w:type="spellEnd"/>
+      <w:r>
+        <w:rPr>
+          <w:rFonts w:ascii="Times New Roman" w:hAnsi="Times New Roman" w:cs="Times New Roman"/>
+        </w:rPr>
+        <w:t>) system within the broader technological landscape, it is necessary to critically examine the existing commercial and academic systems that currently define fashion trend forecasting and garment analysis. While the field has advanced considerably, a systematic review reveals a persistent and significant cross-domain gap when these tools are applied to non-Western, and particularly African, fashion contexts.</w:t>
+      </w:r>
+    </w:p>
+    <w:p>
+      <w:pPr>
+        <w:rPr>
+          <w:rFonts w:ascii="Times New Roman" w:hAnsi="Times New Roman" w:cs="Times New Roman"/>
+        </w:rPr>
+      </w:pPr>
+    </w:p>
+    <w:p>
+      <w:pPr>
+        <w:rPr>
+          <w:rFonts w:ascii="Times New Roman" w:hAnsi="Times New Roman" w:cs="Times New Roman"/>
+        </w:rPr>
+      </w:pPr>
+      <w:r>
+        <w:rPr>
+          <w:rFonts w:ascii="Times New Roman" w:hAnsi="Times New Roman" w:cs="Times New Roman"/>
+        </w:rPr>
+        <w:t>2.6.1 Commercial Forecasting Platforms</w:t>
+      </w:r>
+    </w:p>
+    <w:p>
+      <w:pPr>
+        <w:rPr>
+          <w:rFonts w:ascii="Times New Roman" w:hAnsi="Times New Roman" w:cs="Times New Roman"/>
+        </w:rPr>
+      </w:pPr>
+      <w:r>
+        <w:rPr>
+          <w:rFonts w:ascii="Times New Roman" w:hAnsi="Times New Roman" w:cs="Times New Roman"/>
+        </w:rPr>
+        <w:t>WGSN is the industry’s dominant trend forecasting platform, used by major global fashion brands and retailers to predict colour cycles, silhouette trends, and consumer sentiment season in advance. It combines editorial expertise and data aggregation from social media, search engines, and retail performance metrics. However, the platform’s analytical pipeline is entirely exclusive, making independent academic validation of its underlying algorithms impossible (Amed et al., 2019). WSGN’s data sourcing is focused on Western fashion markets</w:t>
+      </w:r>
+      <w:r>
+        <w:rPr>
+          <w:rFonts w:ascii="Times New Roman" w:hAnsi="Times New Roman" w:cs="Times New Roman"/>
+        </w:rPr>
+        <w:t>.</w:t>
+      </w:r>
+    </w:p>
+    <w:p>
+      <w:pPr>
+        <w:rPr>
+          <w:rFonts w:ascii="Times New Roman" w:hAnsi="Times New Roman" w:cs="Times New Roman"/>
+        </w:rPr>
+      </w:pPr>
+      <w:proofErr w:type="spellStart"/>
+      <w:r>
+        <w:rPr>
+          <w:rFonts w:ascii="Times New Roman" w:hAnsi="Times New Roman" w:cs="Times New Roman"/>
+        </w:rPr>
+        <w:t>Heuritech</w:t>
+      </w:r>
+      <w:proofErr w:type="spellEnd"/>
+      <w:r>
+        <w:rPr>
+          <w:rFonts w:ascii="Times New Roman" w:hAnsi="Times New Roman" w:cs="Times New Roman"/>
+        </w:rPr>
+        <w:t xml:space="preserve"> is a platform employing deep learning for fashion tren</w:t>
+      </w:r>
+      <w:r>
+        <w:rPr>
+          <w:rFonts w:ascii="Times New Roman" w:hAnsi="Times New Roman" w:cs="Times New Roman"/>
+        </w:rPr>
+        <w:t xml:space="preserve">d forecasting. The system uses Convolutional Neural Networks (CNNs) to </w:t>
+      </w:r>
+      <w:proofErr w:type="spellStart"/>
+      <w:r>
+        <w:rPr>
+          <w:rFonts w:ascii="Times New Roman" w:hAnsi="Times New Roman" w:cs="Times New Roman"/>
+        </w:rPr>
+        <w:t>analyze</w:t>
+      </w:r>
+      <w:proofErr w:type="spellEnd"/>
+      <w:r>
+        <w:rPr>
+          <w:rFonts w:ascii="Times New Roman" w:hAnsi="Times New Roman" w:cs="Times New Roman"/>
+        </w:rPr>
+        <w:t xml:space="preserve"> millions of social media images, automatically identifying and tracking the frequency of specific garment attributes, such as colour, silhouette, and prints. The system’s training data source is almost exclusively from Western social media platforms and fashion week imagery. As a consequence, its classifiers are not equipped to recognize traditional African textiles, which do not appear in sufficient volume within its source data to generate meaningful predictions.</w:t>
+      </w:r>
+    </w:p>
+    <w:p>
+      <w:pPr>
+        <w:rPr>
+          <w:rFonts w:ascii="Times New Roman" w:hAnsi="Times New Roman" w:cs="Times New Roman"/>
+        </w:rPr>
+      </w:pPr>
+      <w:r>
+        <w:rPr>
+          <w:rFonts w:ascii="Times New Roman" w:hAnsi="Times New Roman" w:cs="Times New Roman"/>
+        </w:rPr>
+        <w:t>These platforms collectively represent a well-resourced technological ecosystem that, by design or by omission, excludes the African fashion segment from its analytical scope.</w:t>
+      </w:r>
+    </w:p>
+    <w:p>
+      <w:pPr>
+        <w:rPr>
+          <w:rFonts w:ascii="Times New Roman" w:hAnsi="Times New Roman" w:cs="Times New Roman"/>
+        </w:rPr>
+      </w:pPr>
+    </w:p>
+    <w:p>
+      <w:pPr>
+        <w:rPr>
+          <w:rFonts w:ascii="Times New Roman" w:hAnsi="Times New Roman" w:cs="Times New Roman"/>
+        </w:rPr>
+      </w:pPr>
+      <w:r>
+        <w:rPr>
+          <w:rFonts w:ascii="Times New Roman" w:hAnsi="Times New Roman" w:cs="Times New Roman"/>
+        </w:rPr>
+        <w:lastRenderedPageBreak/>
+        <w:t>2.6.2 Academic Fashion AI Systems and Benchmark Datasets</w:t>
+      </w:r>
+    </w:p>
+    <w:p>
+      <w:pPr>
+        <w:rPr>
+          <w:rFonts w:ascii="Times New Roman" w:hAnsi="Times New Roman" w:cs="Times New Roman"/>
+        </w:rPr>
+      </w:pPr>
+      <w:r>
+        <w:rPr>
+          <w:rFonts w:ascii="Times New Roman" w:hAnsi="Times New Roman" w:cs="Times New Roman"/>
+        </w:rPr>
+        <w:t>The DeepFashion dataset (Liu et al., 2016) is the foundational benchmark underpinning the majority of academic fashion AI research. Containing over 800,000 annotated clothing images, it has enabled significant advances in garment retrieval, attribute recognition, and cross-domain alignment between runway and consumer imagery. However, the dataset is sourced entirely from Western fashion retail and editorial imagery. As Boateng et al. (2025) noted, this geographical bias creates a structural barrier: algorithms trained on DeepFashion have no learned representation of the unique textural and structural properties of traditional African fabrics, severely limiting their cross-domain applicability.</w:t>
+      </w:r>
+    </w:p>
+    <w:p>
+      <w:pPr>
+        <w:rPr>
+          <w:rFonts w:ascii="Times New Roman" w:hAnsi="Times New Roman" w:cs="Times New Roman"/>
+        </w:rPr>
+      </w:pPr>
+      <w:proofErr w:type="spellStart"/>
+      <w:r>
+        <w:rPr>
+          <w:rFonts w:ascii="Times New Roman" w:hAnsi="Times New Roman" w:cs="Times New Roman"/>
+        </w:rPr>
+        <w:t>FashionNet</w:t>
+      </w:r>
+      <w:proofErr w:type="spellEnd"/>
+      <w:r>
+        <w:rPr>
+          <w:rFonts w:ascii="Times New Roman" w:hAnsi="Times New Roman" w:cs="Times New Roman"/>
+        </w:rPr>
+        <w:t xml:space="preserve"> (Liu et al., 2016) is a deep learning framework that predicts clothing attributes and body landmark locations from a single image. By learning a shared feature representation for both tasks, </w:t>
+      </w:r>
+      <w:proofErr w:type="spellStart"/>
+      <w:r>
+        <w:rPr>
+          <w:rFonts w:ascii="Times New Roman" w:hAnsi="Times New Roman" w:cs="Times New Roman"/>
+        </w:rPr>
+        <w:t>FashionNet</w:t>
+      </w:r>
+      <w:proofErr w:type="spellEnd"/>
+      <w:r>
+        <w:rPr>
+          <w:rFonts w:ascii="Times New Roman" w:hAnsi="Times New Roman" w:cs="Times New Roman"/>
+        </w:rPr>
+        <w:t xml:space="preserve"> demonstrated that contextual spatial information, like knowing where a collar or hem is located, significantly improves attribute classification accuracy. This architectural insight informs the </w:t>
+      </w:r>
+      <w:proofErr w:type="spellStart"/>
+      <w:r>
+        <w:rPr>
+          <w:rFonts w:ascii="Times New Roman" w:hAnsi="Times New Roman" w:cs="Times New Roman"/>
+        </w:rPr>
+        <w:t>HoL</w:t>
+      </w:r>
+      <w:proofErr w:type="spellEnd"/>
+      <w:r>
+        <w:rPr>
+          <w:rFonts w:ascii="Times New Roman" w:hAnsi="Times New Roman" w:cs="Times New Roman"/>
+        </w:rPr>
+        <w:t xml:space="preserve"> system’s use of human parsing as a prerequisite step before colour and texture analysis. However, like DeepFashion, </w:t>
+      </w:r>
+      <w:proofErr w:type="spellStart"/>
+      <w:r>
+        <w:rPr>
+          <w:rFonts w:ascii="Times New Roman" w:hAnsi="Times New Roman" w:cs="Times New Roman"/>
+        </w:rPr>
+        <w:t>FashionNet</w:t>
+      </w:r>
+      <w:proofErr w:type="spellEnd"/>
+      <w:r>
+        <w:rPr>
+          <w:rFonts w:ascii="Times New Roman" w:hAnsi="Times New Roman" w:cs="Times New Roman"/>
+        </w:rPr>
+        <w:t xml:space="preserve"> was trained and evaluated entirely on Western retail imagery, establishing a target that does not transfer to the distinct visual domain of African runway fashion.</w:t>
+      </w:r>
+    </w:p>
+    <w:p>
+      <w:pPr>
+        <w:rPr>
+          <w:rFonts w:ascii="Times New Roman" w:hAnsi="Times New Roman" w:cs="Times New Roman"/>
+        </w:rPr>
+      </w:pPr>
+    </w:p>
+    <w:p>
+      <w:pPr>
+        <w:rPr>
+          <w:rFonts w:ascii="Times New Roman" w:hAnsi="Times New Roman" w:cs="Times New Roman"/>
+        </w:rPr>
+      </w:pPr>
+      <w:r>
+        <w:rPr>
+          <w:rFonts w:ascii="Times New Roman" w:hAnsi="Times New Roman" w:cs="Times New Roman"/>
+        </w:rPr>
+        <w:t xml:space="preserve">2.6.3 The Cross-Domain Gap and the </w:t>
+      </w:r>
+      <w:proofErr w:type="spellStart"/>
+      <w:r>
+        <w:rPr>
+          <w:rFonts w:ascii="Times New Roman" w:hAnsi="Times New Roman" w:cs="Times New Roman"/>
+        </w:rPr>
+        <w:t>HoL</w:t>
+      </w:r>
+      <w:proofErr w:type="spellEnd"/>
+      <w:r>
+        <w:rPr>
+          <w:rFonts w:ascii="Times New Roman" w:hAnsi="Times New Roman" w:cs="Times New Roman"/>
+        </w:rPr>
+        <w:t xml:space="preserve"> Contribution</w:t>
+      </w:r>
+    </w:p>
+    <w:p>
+      <w:pPr>
+        <w:rPr>
+          <w:rFonts w:ascii="Times New Roman" w:hAnsi="Times New Roman" w:cs="Times New Roman"/>
+        </w:rPr>
+      </w:pPr>
+      <w:r>
+        <w:rPr>
+          <w:rFonts w:ascii="Times New Roman" w:hAnsi="Times New Roman" w:cs="Times New Roman"/>
+        </w:rPr>
+        <w:t xml:space="preserve">The review of these systems reveals a consistent and compounding cross-domain gap. First, commercial platforms operate on proprietary architectures trained on Western data, making their outputs largely irrelevant to African fashion designers and buyers. Second, even the most advanced open academic datasets, DeepFashion and </w:t>
+      </w:r>
+      <w:proofErr w:type="spellStart"/>
+      <w:r>
+        <w:rPr>
+          <w:rFonts w:ascii="Times New Roman" w:hAnsi="Times New Roman" w:cs="Times New Roman"/>
+        </w:rPr>
+        <w:t>FashionNet</w:t>
+      </w:r>
+      <w:proofErr w:type="spellEnd"/>
+      <w:r>
+        <w:rPr>
+          <w:rFonts w:ascii="Times New Roman" w:hAnsi="Times New Roman" w:cs="Times New Roman"/>
+        </w:rPr>
+        <w:t>, are anchored in Western retail imagery and carry no learned representation of traditional African textiles. As UNESCO (2023) affirms, the absence of these analytical frameworks is a critical barrier to the growth of the African fashion sector, as stakeholders lack the data infrastructure needed to make evidence-based decisions.</w:t>
+      </w:r>
+    </w:p>
+    <w:p>
+      <w:pPr>
+        <w:rPr>
+          <w:rFonts w:ascii="Times New Roman" w:hAnsi="Times New Roman" w:cs="Times New Roman"/>
+        </w:rPr>
+      </w:pPr>
+      <w:r>
+        <w:rPr>
+          <w:rFonts w:ascii="Times New Roman" w:hAnsi="Times New Roman" w:cs="Times New Roman"/>
+        </w:rPr>
+        <w:t xml:space="preserve">The House of Lasgidi system directly addresses this gap. Rather than attempting to fine-tune a model pre-trained on a Western dataset, the </w:t>
+      </w:r>
+      <w:proofErr w:type="spellStart"/>
+      <w:r>
+        <w:rPr>
+          <w:rFonts w:ascii="Times New Roman" w:hAnsi="Times New Roman" w:cs="Times New Roman"/>
+        </w:rPr>
+        <w:t>HoL</w:t>
+      </w:r>
+      <w:proofErr w:type="spellEnd"/>
+      <w:r>
+        <w:rPr>
+          <w:rFonts w:ascii="Times New Roman" w:hAnsi="Times New Roman" w:cs="Times New Roman"/>
+        </w:rPr>
+        <w:t xml:space="preserve"> pipeline is deliberately constructed around handcrafted features (GLCM + LBP), which do not require large pre-annotated datasets to generalize effectively. This design decision allows the fabric analysis engine to be trained on a curated dataset of some traditional African textiles sourced from publicly available African Fabric datasets (</w:t>
+      </w:r>
+      <w:proofErr w:type="spellStart"/>
+      <w:r>
+        <w:rPr>
+          <w:rFonts w:ascii="Times New Roman" w:hAnsi="Times New Roman" w:cs="Times New Roman"/>
+        </w:rPr>
+        <w:t>Mikuns</w:t>
+      </w:r>
+      <w:proofErr w:type="spellEnd"/>
+      <w:r>
+        <w:rPr>
+          <w:rFonts w:ascii="Times New Roman" w:hAnsi="Times New Roman" w:cs="Times New Roman"/>
+        </w:rPr>
+        <w:t>, 2021). This approach demonstrates that a decoupled, pipeline-based AI architecture can successfully interpret non-Western runway data without the prohibitively large training sets that deep learning alternatives demand, offering a scalable and reproducible blueprint for other African fashion week showcases.</w:t>
+      </w:r>
     </w:p>
     <w:p>
       <w:pPr>
@@ -1709,12 +2895,14 @@
         <w:lastRenderedPageBreak/>
         <w:t xml:space="preserve">3 </w:t>
       </w:r>
+      <w:proofErr w:type="gramStart"/>
       <w:r>
         <w:rPr>
           <w:rFonts w:ascii="Times New Roman" w:hAnsi="Times New Roman" w:cs="Times New Roman"/>
         </w:rPr>
         <w:t>DESIGN</w:t>
       </w:r>
+      <w:proofErr w:type="gramEnd"/>
     </w:p>
     <w:p>
       <w:pPr>
@@ -1745,7 +2933,21 @@
         <w:rPr>
           <w:rFonts w:ascii="Times New Roman" w:hAnsi="Times New Roman" w:cs="Times New Roman"/>
         </w:rPr>
-        <w:t xml:space="preserve">This chapter discusses the design of major components and details of the methods used for the House of Lasgidi (HoL) framework. Emphasizing on the limitations identified </w:t>
+        <w:t>This chapter discusses the design of major components and details of the methods used for the House of Lasgidi (</w:t>
+      </w:r>
+      <w:proofErr w:type="spellStart"/>
+      <w:r>
+        <w:rPr>
+          <w:rFonts w:ascii="Times New Roman" w:hAnsi="Times New Roman" w:cs="Times New Roman"/>
+        </w:rPr>
+        <w:t>HoL</w:t>
+      </w:r>
+      <w:proofErr w:type="spellEnd"/>
+      <w:r>
+        <w:rPr>
+          <w:rFonts w:ascii="Times New Roman" w:hAnsi="Times New Roman" w:cs="Times New Roman"/>
+        </w:rPr>
+        <w:t xml:space="preserve">) framework. Emphasizing on the limitations identified </w:t>
       </w:r>
       <w:r>
         <w:rPr>
@@ -1808,7 +3010,21 @@
         <w:rPr>
           <w:rFonts w:ascii="Times New Roman" w:hAnsi="Times New Roman" w:cs="Times New Roman"/>
         </w:rPr>
-        <w:t>The design of all systems follows a basic structure of two major requirements, namely, functional and non-functional requirements. Therefore, the system specification is broken down into two parts. The functional requirements of this system focus on immediate concerns as opposed to the non-functional requirements; therefore, this section of the report will give a detailed description and illustration of the functional and non-functional requirements for HoL.</w:t>
+        <w:t xml:space="preserve">The design of all systems follows a basic structure of two major requirements, namely, functional and non-functional requirements. Therefore, the system specification is broken down into two parts. The functional requirements of this system focus on immediate concerns as opposed to the non-functional requirements; therefore, this section of the report will give a detailed description and illustration of the functional and non-functional requirements for </w:t>
+      </w:r>
+      <w:proofErr w:type="spellStart"/>
+      <w:r>
+        <w:rPr>
+          <w:rFonts w:ascii="Times New Roman" w:hAnsi="Times New Roman" w:cs="Times New Roman"/>
+        </w:rPr>
+        <w:t>HoL</w:t>
+      </w:r>
+      <w:proofErr w:type="spellEnd"/>
+      <w:r>
+        <w:rPr>
+          <w:rFonts w:ascii="Times New Roman" w:hAnsi="Times New Roman" w:cs="Times New Roman"/>
+        </w:rPr>
+        <w:t>.</w:t>
       </w:r>
     </w:p>
     <w:p>
@@ -1955,7 +3171,21 @@
         <w:rPr>
           <w:rFonts w:ascii="Times New Roman" w:hAnsi="Times New Roman" w:cs="Times New Roman"/>
         </w:rPr>
-        <w:t>(Garment Segmentation): The system shall implement segmentation using DeepLabV3+ and FashnHumanParser to segment fashion garments from runway backgrounds.</w:t>
+        <w:t xml:space="preserve">(Garment Segmentation): The system shall implement segmentation using DeepLabV3+ and </w:t>
+      </w:r>
+      <w:proofErr w:type="spellStart"/>
+      <w:r>
+        <w:rPr>
+          <w:rFonts w:ascii="Times New Roman" w:hAnsi="Times New Roman" w:cs="Times New Roman"/>
+        </w:rPr>
+        <w:t>FashnHumanParser</w:t>
+      </w:r>
+      <w:proofErr w:type="spellEnd"/>
+      <w:r>
+        <w:rPr>
+          <w:rFonts w:ascii="Times New Roman" w:hAnsi="Times New Roman" w:cs="Times New Roman"/>
+        </w:rPr>
+        <w:t xml:space="preserve"> to segment fashion garments from runway backgrounds.</w:t>
       </w:r>
     </w:p>
     <w:p>
@@ -2132,7 +3362,7 @@
         <w:rPr>
           <w:rFonts w:ascii="Times New Roman" w:hAnsi="Times New Roman" w:cs="Times New Roman"/>
         </w:rPr>
-        <w:t>NFR1 (Predictive Accuracy): The fabric classification (SVM) and colour segmentation pipelines must maintain a high accuracy threshold (above 70%?) to provide trustworthy data for fashion professionals.</w:t>
+        <w:t>NFR1 (Predictive Accuracy): The fabric classification (SVM) and colour segmentation pipelines must maintain a high accuracy threshold (above 70%) to provide trustworthy data for fashion professionals.</w:t>
       </w:r>
     </w:p>
     <w:p>
@@ -2444,126 +3674,70 @@
           <w:rFonts w:ascii="Times New Roman" w:hAnsi="Times New Roman" w:cs="Times New Roman"/>
         </w:rPr>
       </w:pPr>
-    </w:p>
-    <w:p>
-      <w:pPr>
-        <w:rPr>
-          <w:rFonts w:ascii="Times New Roman" w:hAnsi="Times New Roman" w:cs="Times New Roman"/>
-        </w:rPr>
-      </w:pPr>
-    </w:p>
-    <w:p>
-      <w:pPr>
-        <w:rPr>
-          <w:rFonts w:ascii="Times New Roman" w:hAnsi="Times New Roman" w:cs="Times New Roman"/>
-        </w:rPr>
-      </w:pPr>
-    </w:p>
-    <w:p>
-      <w:pPr>
-        <w:rPr>
-          <w:rFonts w:ascii="Times New Roman" w:hAnsi="Times New Roman" w:cs="Times New Roman"/>
-        </w:rPr>
-      </w:pPr>
-    </w:p>
-    <w:p>
-      <w:pPr>
-        <w:rPr>
-          <w:rFonts w:ascii="Times New Roman" w:hAnsi="Times New Roman" w:cs="Times New Roman"/>
-        </w:rPr>
-      </w:pPr>
-    </w:p>
-    <w:p>
-      <w:pPr>
-        <w:rPr>
-          <w:rFonts w:ascii="Times New Roman" w:hAnsi="Times New Roman" w:cs="Times New Roman"/>
-        </w:rPr>
-      </w:pPr>
-    </w:p>
-    <w:p>
-      <w:pPr>
-        <w:rPr>
-          <w:rFonts w:ascii="Times New Roman" w:hAnsi="Times New Roman" w:cs="Times New Roman"/>
-        </w:rPr>
-      </w:pPr>
-    </w:p>
-    <w:p>
-      <w:pPr>
-        <w:rPr>
-          <w:rFonts w:ascii="Times New Roman" w:hAnsi="Times New Roman" w:cs="Times New Roman"/>
-        </w:rPr>
-      </w:pPr>
-    </w:p>
-    <w:p>
-      <w:pPr>
-        <w:rPr>
-          <w:rFonts w:ascii="Times New Roman" w:hAnsi="Times New Roman" w:cs="Times New Roman"/>
-        </w:rPr>
-      </w:pPr>
-      <w:r>
-        <w:rPr>
-          <w:rFonts w:ascii="Times New Roman" w:hAnsi="Times New Roman" w:cs="Times New Roman"/>
+      <w:r>
+        <w:rPr>
+          <w:rFonts w:ascii="Times New Roman" w:hAnsi="Times New Roman" w:cs="Times New Roman"/>
+        </w:rPr>
+        <w:t>3</w:t>
+      </w:r>
+      <w:r>
+        <w:rPr>
+          <w:rFonts w:ascii="Times New Roman" w:hAnsi="Times New Roman" w:cs="Times New Roman"/>
+        </w:rPr>
+        <w:t>.</w:t>
+      </w:r>
+      <w:r>
+        <w:rPr>
+          <w:rFonts w:ascii="Times New Roman" w:hAnsi="Times New Roman" w:cs="Times New Roman"/>
+        </w:rPr>
+        <w:t>3</w:t>
+      </w:r>
+      <w:r>
+        <w:rPr>
+          <w:rFonts w:ascii="Times New Roman" w:hAnsi="Times New Roman" w:cs="Times New Roman"/>
+        </w:rPr>
+        <w:t>.2 Use-Case Diagram</w:t>
+      </w:r>
+    </w:p>
+    <w:p>
+      <w:pPr>
+        <w:rPr>
+          <w:rFonts w:ascii="Times New Roman" w:hAnsi="Times New Roman" w:cs="Times New Roman"/>
+        </w:rPr>
+      </w:pPr>
+      <w:r>
+        <w:rPr>
+          <w:rFonts w:ascii="Times New Roman" w:hAnsi="Times New Roman" w:cs="Times New Roman"/>
+        </w:rPr>
+        <w:t>DEFINITION OF USE CASE DIAGRAM</w:t>
+      </w:r>
+      <w:r>
+        <w:rPr>
+          <w:rFonts w:ascii="Times New Roman" w:hAnsi="Times New Roman" w:cs="Times New Roman"/>
+        </w:rPr>
+        <w:t>.</w:t>
+      </w:r>
+    </w:p>
+    <w:p>
+      <w:pPr>
+        <w:rPr>
+          <w:rFonts w:ascii="Times New Roman" w:hAnsi="Times New Roman" w:cs="Times New Roman"/>
+        </w:rPr>
+      </w:pPr>
+    </w:p>
+    <w:p>
+      <w:pPr>
+        <w:jc w:val="center"/>
+        <w:rPr>
+          <w:rFonts w:ascii="Times New Roman" w:hAnsi="Times New Roman" w:cs="Times New Roman"/>
+        </w:rPr>
+      </w:pPr>
+      <w:r>
+        <w:rPr>
+          <w:rFonts w:ascii="Times New Roman" w:hAnsi="Times New Roman" w:cs="Times New Roman"/>
+          <w:noProof/>
         </w:rPr>
         <w:lastRenderedPageBreak/>
-        <w:t>3</w:t>
-      </w:r>
-      <w:r>
-        <w:rPr>
-          <w:rFonts w:ascii="Times New Roman" w:hAnsi="Times New Roman" w:cs="Times New Roman"/>
-        </w:rPr>
-        <w:t>.</w:t>
-      </w:r>
-      <w:r>
-        <w:rPr>
-          <w:rFonts w:ascii="Times New Roman" w:hAnsi="Times New Roman" w:cs="Times New Roman"/>
-        </w:rPr>
-        <w:t>3</w:t>
-      </w:r>
-      <w:r>
-        <w:rPr>
-          <w:rFonts w:ascii="Times New Roman" w:hAnsi="Times New Roman" w:cs="Times New Roman"/>
-        </w:rPr>
-        <w:t>.2 Use-Case Diagram</w:t>
-      </w:r>
-    </w:p>
-    <w:p>
-      <w:pPr>
-        <w:rPr>
-          <w:rFonts w:ascii="Times New Roman" w:hAnsi="Times New Roman" w:cs="Times New Roman"/>
-        </w:rPr>
-      </w:pPr>
-      <w:r>
-        <w:rPr>
-          <w:rFonts w:ascii="Times New Roman" w:hAnsi="Times New Roman" w:cs="Times New Roman"/>
-        </w:rPr>
-        <w:t>DEFINITION OF USE CASE DIAGRAM</w:t>
-      </w:r>
-      <w:r>
-        <w:rPr>
-          <w:rFonts w:ascii="Times New Roman" w:hAnsi="Times New Roman" w:cs="Times New Roman"/>
-        </w:rPr>
-        <w:t>.</w:t>
-      </w:r>
-    </w:p>
-    <w:p>
-      <w:pPr>
-        <w:rPr>
-          <w:rFonts w:ascii="Times New Roman" w:hAnsi="Times New Roman" w:cs="Times New Roman"/>
-        </w:rPr>
-      </w:pPr>
-    </w:p>
-    <w:p>
-      <w:pPr>
-        <w:jc w:val="center"/>
-        <w:rPr>
-          <w:rFonts w:ascii="Times New Roman" w:hAnsi="Times New Roman" w:cs="Times New Roman"/>
-        </w:rPr>
-      </w:pPr>
-      <w:r>
-        <w:rPr>
-          <w:rFonts w:ascii="Times New Roman" w:hAnsi="Times New Roman" w:cs="Times New Roman"/>
-          <w:noProof/>
-        </w:rPr>
         <w:drawing>
           <wp:inline distT="0" distB="0" distL="0" distR="0" wp14:anchorId="2311E9B8" wp14:editId="2B09A4FE">
             <wp:extent cx="3365770" cy="7571218"/>
@@ -2672,20 +3846,37 @@
           <w:sz w:val="24"/>
           <w:szCs w:val="24"/>
         </w:rPr>
-        <w:t>: House of Lasgidi (HoL) Use Case Diagram</w:t>
-      </w:r>
-    </w:p>
-    <w:p>
-      <w:pPr>
-        <w:rPr>
-          <w:rFonts w:ascii="Times New Roman" w:hAnsi="Times New Roman" w:cs="Times New Roman"/>
-        </w:rPr>
-      </w:pPr>
-      <w:r>
-        <w:rPr>
-          <w:rFonts w:ascii="Times New Roman" w:hAnsi="Times New Roman" w:cs="Times New Roman"/>
-        </w:rPr>
-        <w:lastRenderedPageBreak/>
+        <w:t>: House of Lasgidi (</w:t>
+      </w:r>
+      <w:proofErr w:type="spellStart"/>
+      <w:r>
+        <w:rPr>
+          <w:rFonts w:ascii="Times New Roman" w:hAnsi="Times New Roman" w:cs="Times New Roman"/>
+          <w:sz w:val="24"/>
+          <w:szCs w:val="24"/>
+        </w:rPr>
+        <w:t>HoL</w:t>
+      </w:r>
+      <w:proofErr w:type="spellEnd"/>
+      <w:r>
+        <w:rPr>
+          <w:rFonts w:ascii="Times New Roman" w:hAnsi="Times New Roman" w:cs="Times New Roman"/>
+          <w:sz w:val="24"/>
+          <w:szCs w:val="24"/>
+        </w:rPr>
+        <w:t>) Use Case Diagram</w:t>
+      </w:r>
+    </w:p>
+    <w:p>
+      <w:pPr>
+        <w:rPr>
+          <w:rFonts w:ascii="Times New Roman" w:hAnsi="Times New Roman" w:cs="Times New Roman"/>
+        </w:rPr>
+      </w:pPr>
+      <w:r>
+        <w:rPr>
+          <w:rFonts w:ascii="Times New Roman" w:hAnsi="Times New Roman" w:cs="Times New Roman"/>
+        </w:rPr>
         <w:t>3</w:t>
       </w:r>
       <w:r>
@@ -2855,6 +4046,7 @@
               <w:rPr>
                 <w:rFonts w:ascii="Times New Roman" w:hAnsi="Times New Roman" w:cs="Times New Roman"/>
               </w:rPr>
+              <w:lastRenderedPageBreak/>
               <w:t>UC-1</w:t>
             </w:r>
           </w:p>
@@ -2909,7 +4101,21 @@
               <w:rPr>
                 <w:rFonts w:ascii="Times New Roman" w:hAnsi="Times New Roman" w:cs="Times New Roman"/>
               </w:rPr>
-              <w:t>Allows a new individual to register and set up a profile within the HoL system.</w:t>
+              <w:t xml:space="preserve">Allows a new individual to register and set up a profile within the </w:t>
+            </w:r>
+            <w:proofErr w:type="spellStart"/>
+            <w:r>
+              <w:rPr>
+                <w:rFonts w:ascii="Times New Roman" w:hAnsi="Times New Roman" w:cs="Times New Roman"/>
+              </w:rPr>
+              <w:t>HoL</w:t>
+            </w:r>
+            <w:proofErr w:type="spellEnd"/>
+            <w:r>
+              <w:rPr>
+                <w:rFonts w:ascii="Times New Roman" w:hAnsi="Times New Roman" w:cs="Times New Roman"/>
+              </w:rPr>
+              <w:t xml:space="preserve"> system.</w:t>
             </w:r>
           </w:p>
         </w:tc>
@@ -3055,7 +4261,21 @@
               <w:rPr>
                 <w:rFonts w:ascii="Times New Roman" w:hAnsi="Times New Roman" w:cs="Times New Roman"/>
               </w:rPr>
-              <w:t>The actor inputs registered details and the system authenticates, initiates a secure session, and redirects the actor to the main HoL dashboard.</w:t>
+              <w:t xml:space="preserve">The actor inputs registered details and the system authenticates, initiates a secure session, and redirects the actor to the main </w:t>
+            </w:r>
+            <w:proofErr w:type="spellStart"/>
+            <w:r>
+              <w:rPr>
+                <w:rFonts w:ascii="Times New Roman" w:hAnsi="Times New Roman" w:cs="Times New Roman"/>
+              </w:rPr>
+              <w:t>HoL</w:t>
+            </w:r>
+            <w:proofErr w:type="spellEnd"/>
+            <w:r>
+              <w:rPr>
+                <w:rFonts w:ascii="Times New Roman" w:hAnsi="Times New Roman" w:cs="Times New Roman"/>
+              </w:rPr>
+              <w:t xml:space="preserve"> dashboard.</w:t>
             </w:r>
           </w:p>
         </w:tc>
@@ -3245,14 +4465,7 @@
               <w:rPr>
                 <w:rFonts w:ascii="Times New Roman" w:hAnsi="Times New Roman" w:cs="Times New Roman"/>
               </w:rPr>
-              <w:t xml:space="preserve">Displays a macro-level dashboard summarizing the trend data for the entire </w:t>
-            </w:r>
-            <w:r>
-              <w:rPr>
-                <w:rFonts w:ascii="Times New Roman" w:hAnsi="Times New Roman" w:cs="Times New Roman"/>
-              </w:rPr>
-              <w:lastRenderedPageBreak/>
-              <w:t>Lagos Fashion Week showcase.</w:t>
+              <w:t>Displays a macro-level dashboard summarizing the trend data for the entire Lagos Fashion Week showcase.</w:t>
             </w:r>
           </w:p>
         </w:tc>
@@ -3270,7 +4483,6 @@
               <w:rPr>
                 <w:rFonts w:ascii="Times New Roman" w:hAnsi="Times New Roman" w:cs="Times New Roman"/>
               </w:rPr>
-              <w:lastRenderedPageBreak/>
               <w:t>Student, Buyer, Designer</w:t>
             </w:r>
           </w:p>
@@ -3309,6 +4521,7 @@
               <w:rPr>
                 <w:rFonts w:ascii="Times New Roman" w:hAnsi="Times New Roman" w:cs="Times New Roman"/>
               </w:rPr>
+              <w:lastRenderedPageBreak/>
               <w:t>UC-5</w:t>
             </w:r>
           </w:p>
@@ -3887,14 +5100,7 @@
               <w:rPr>
                 <w:rFonts w:ascii="Times New Roman" w:hAnsi="Times New Roman" w:cs="Times New Roman"/>
               </w:rPr>
-              <w:t xml:space="preserve">JSON file contains </w:t>
-            </w:r>
-            <w:r>
-              <w:rPr>
-                <w:rFonts w:ascii="Times New Roman" w:hAnsi="Times New Roman" w:cs="Times New Roman"/>
-              </w:rPr>
-              <w:lastRenderedPageBreak/>
-              <w:t>frequency counts</w:t>
+              <w:t>JSON file contains frequency counts</w:t>
             </w:r>
           </w:p>
         </w:tc>
@@ -3912,7 +5118,6 @@
               <w:rPr>
                 <w:rFonts w:ascii="Times New Roman" w:hAnsi="Times New Roman" w:cs="Times New Roman"/>
               </w:rPr>
-              <w:lastRenderedPageBreak/>
               <w:t xml:space="preserve">Displays </w:t>
             </w:r>
             <w:r>
@@ -3955,14 +5160,7 @@
               <w:rPr>
                 <w:rFonts w:ascii="Times New Roman" w:hAnsi="Times New Roman" w:cs="Times New Roman"/>
               </w:rPr>
-              <w:t xml:space="preserve">The system extracts the top 5 colours and percentages from the JSON file and renders them </w:t>
-            </w:r>
-            <w:r>
-              <w:rPr>
-                <w:rFonts w:ascii="Times New Roman" w:hAnsi="Times New Roman" w:cs="Times New Roman"/>
-              </w:rPr>
-              <w:lastRenderedPageBreak/>
-              <w:t>in a ranked list.</w:t>
+              <w:t>The system extracts the top 5 colours and percentages from the JSON file and renders them in a ranked list.</w:t>
             </w:r>
           </w:p>
         </w:tc>
@@ -4461,6 +5659,49 @@
         <w:rPr>
           <w:rFonts w:ascii="Times New Roman" w:hAnsi="Times New Roman" w:cs="Times New Roman"/>
         </w:rPr>
+        <w:t>3</w:t>
+      </w:r>
+      <w:r>
+        <w:rPr>
+          <w:rFonts w:ascii="Times New Roman" w:hAnsi="Times New Roman" w:cs="Times New Roman"/>
+        </w:rPr>
+        <w:t>.</w:t>
+      </w:r>
+      <w:r>
+        <w:rPr>
+          <w:rFonts w:ascii="Times New Roman" w:hAnsi="Times New Roman" w:cs="Times New Roman"/>
+        </w:rPr>
+        <w:t>4</w:t>
+      </w:r>
+      <w:r>
+        <w:rPr>
+          <w:rFonts w:ascii="Times New Roman" w:hAnsi="Times New Roman" w:cs="Times New Roman"/>
+        </w:rPr>
+        <w:t xml:space="preserve"> </w:t>
+      </w:r>
+      <w:r>
+        <w:rPr>
+          <w:rFonts w:ascii="Times New Roman" w:hAnsi="Times New Roman" w:cs="Times New Roman"/>
+        </w:rPr>
+        <w:t>Architectural</w:t>
+      </w:r>
+      <w:r>
+        <w:rPr>
+          <w:rFonts w:ascii="Times New Roman" w:hAnsi="Times New Roman" w:cs="Times New Roman"/>
+        </w:rPr>
+        <w:t xml:space="preserve"> Design</w:t>
+      </w:r>
+    </w:p>
+    <w:p>
+      <w:pPr>
+        <w:rPr>
+          <w:rFonts w:ascii="Times New Roman" w:hAnsi="Times New Roman" w:cs="Times New Roman"/>
+        </w:rPr>
+      </w:pPr>
+      <w:r>
+        <w:rPr>
+          <w:rFonts w:ascii="Times New Roman" w:hAnsi="Times New Roman" w:cs="Times New Roman"/>
+        </w:rPr>
         <w:lastRenderedPageBreak/>
         <w:t>3</w:t>
       </w:r>
@@ -4480,49 +5721,6 @@
         <w:rPr>
           <w:rFonts w:ascii="Times New Roman" w:hAnsi="Times New Roman" w:cs="Times New Roman"/>
         </w:rPr>
-        <w:t xml:space="preserve"> </w:t>
-      </w:r>
-      <w:r>
-        <w:rPr>
-          <w:rFonts w:ascii="Times New Roman" w:hAnsi="Times New Roman" w:cs="Times New Roman"/>
-        </w:rPr>
-        <w:t>Architectural</w:t>
-      </w:r>
-      <w:r>
-        <w:rPr>
-          <w:rFonts w:ascii="Times New Roman" w:hAnsi="Times New Roman" w:cs="Times New Roman"/>
-        </w:rPr>
-        <w:t xml:space="preserve"> Design</w:t>
-      </w:r>
-    </w:p>
-    <w:p>
-      <w:pPr>
-        <w:rPr>
-          <w:rFonts w:ascii="Times New Roman" w:hAnsi="Times New Roman" w:cs="Times New Roman"/>
-        </w:rPr>
-      </w:pPr>
-      <w:r>
-        <w:rPr>
-          <w:rFonts w:ascii="Times New Roman" w:hAnsi="Times New Roman" w:cs="Times New Roman"/>
-        </w:rPr>
-        <w:t>3</w:t>
-      </w:r>
-      <w:r>
-        <w:rPr>
-          <w:rFonts w:ascii="Times New Roman" w:hAnsi="Times New Roman" w:cs="Times New Roman"/>
-        </w:rPr>
-        <w:t>.</w:t>
-      </w:r>
-      <w:r>
-        <w:rPr>
-          <w:rFonts w:ascii="Times New Roman" w:hAnsi="Times New Roman" w:cs="Times New Roman"/>
-        </w:rPr>
-        <w:t>4</w:t>
-      </w:r>
-      <w:r>
-        <w:rPr>
-          <w:rFonts w:ascii="Times New Roman" w:hAnsi="Times New Roman" w:cs="Times New Roman"/>
-        </w:rPr>
         <w:t xml:space="preserve">.1 Overall </w:t>
       </w:r>
       <w:r>
@@ -4548,7 +5746,21 @@
         <w:rPr>
           <w:rFonts w:ascii="Times New Roman" w:hAnsi="Times New Roman" w:cs="Times New Roman"/>
         </w:rPr>
-        <w:t xml:space="preserve">of House of Lasgidi (HoL) follows a structured pipeline-oriented design. This system is divided into five distinct layers: the Data Acquisition Layer, the Data Pre-Processing Layer, the Feature Extraction Layer (colour analysis engine &amp; fabric analysis engine), the Machine Learning &amp; Classification Layer, and the Full-Stack Delivery Layer. </w:t>
+        <w:t>of House of Lasgidi (</w:t>
+      </w:r>
+      <w:proofErr w:type="spellStart"/>
+      <w:r>
+        <w:rPr>
+          <w:rFonts w:ascii="Times New Roman" w:hAnsi="Times New Roman" w:cs="Times New Roman"/>
+        </w:rPr>
+        <w:t>HoL</w:t>
+      </w:r>
+      <w:proofErr w:type="spellEnd"/>
+      <w:r>
+        <w:rPr>
+          <w:rFonts w:ascii="Times New Roman" w:hAnsi="Times New Roman" w:cs="Times New Roman"/>
+        </w:rPr>
+        <w:t xml:space="preserve">) follows a structured pipeline-oriented design. This system is divided into five distinct layers: the Data Acquisition Layer, the Data Pre-Processing Layer, the Feature Extraction Layer (colour analysis engine &amp; fabric analysis engine), the Machine Learning &amp; Classification Layer, and the Full-Stack Delivery Layer. </w:t>
       </w:r>
       <w:r>
         <w:rPr>
@@ -4654,15 +5866,54 @@
         <w:fldChar w:fldCharType="end"/>
       </w:r>
       <w:r>
-        <w:t>: House of Lasgidi (HoL) Overall Architecture Diagram</w:t>
-      </w:r>
-    </w:p>
-    <w:p>
-      <w:pPr>
-        <w:rPr>
-          <w:rFonts w:ascii="Times New Roman" w:hAnsi="Times New Roman" w:cs="Times New Roman"/>
-        </w:rPr>
-      </w:pPr>
+        <w:t>: House of Lasgidi (</w:t>
+      </w:r>
+      <w:proofErr w:type="spellStart"/>
+      <w:r>
+        <w:t>HoL</w:t>
+      </w:r>
+      <w:proofErr w:type="spellEnd"/>
+      <w:r>
+        <w:t>) Overall Architecture Diagram</w:t>
+      </w:r>
+    </w:p>
+    <w:p>
+      <w:pPr>
+        <w:rPr>
+          <w:rFonts w:ascii="Times New Roman" w:hAnsi="Times New Roman" w:cs="Times New Roman"/>
+        </w:rPr>
+      </w:pPr>
+    </w:p>
+    <w:p>
+      <w:pPr>
+        <w:rPr>
+          <w:rFonts w:ascii="Times New Roman" w:hAnsi="Times New Roman" w:cs="Times New Roman"/>
+        </w:rPr>
+      </w:pPr>
+      <w:r>
+        <w:rPr>
+          <w:rFonts w:ascii="Times New Roman" w:hAnsi="Times New Roman" w:cs="Times New Roman"/>
+        </w:rPr>
+        <w:t>3.</w:t>
+      </w:r>
+      <w:r>
+        <w:rPr>
+          <w:rFonts w:ascii="Times New Roman" w:hAnsi="Times New Roman" w:cs="Times New Roman"/>
+        </w:rPr>
+        <w:t>5</w:t>
+      </w:r>
+      <w:r>
+        <w:rPr>
+          <w:rFonts w:ascii="Times New Roman" w:hAnsi="Times New Roman" w:cs="Times New Roman"/>
+        </w:rPr>
+        <w:t xml:space="preserve"> Module </w:t>
+      </w:r>
+      <w:r>
+        <w:rPr>
+          <w:rFonts w:ascii="Times New Roman" w:hAnsi="Times New Roman" w:cs="Times New Roman"/>
+        </w:rPr>
+        <w:t>Decomposition</w:t>
+      </w:r>
     </w:p>
     <w:p>
       <w:pPr>
@@ -4675,37 +5926,6 @@
           <w:rFonts w:ascii="Times New Roman" w:hAnsi="Times New Roman" w:cs="Times New Roman"/>
         </w:rPr>
         <w:lastRenderedPageBreak/>
-        <w:t>3.</w:t>
-      </w:r>
-      <w:r>
-        <w:rPr>
-          <w:rFonts w:ascii="Times New Roman" w:hAnsi="Times New Roman" w:cs="Times New Roman"/>
-        </w:rPr>
-        <w:t>5</w:t>
-      </w:r>
-      <w:r>
-        <w:rPr>
-          <w:rFonts w:ascii="Times New Roman" w:hAnsi="Times New Roman" w:cs="Times New Roman"/>
-        </w:rPr>
-        <w:t xml:space="preserve"> Module </w:t>
-      </w:r>
-      <w:r>
-        <w:rPr>
-          <w:rFonts w:ascii="Times New Roman" w:hAnsi="Times New Roman" w:cs="Times New Roman"/>
-        </w:rPr>
-        <w:t>Decomposition</w:t>
-      </w:r>
-    </w:p>
-    <w:p>
-      <w:pPr>
-        <w:rPr>
-          <w:rFonts w:ascii="Times New Roman" w:hAnsi="Times New Roman" w:cs="Times New Roman"/>
-        </w:rPr>
-      </w:pPr>
-      <w:r>
-        <w:rPr>
-          <w:rFonts w:ascii="Times New Roman" w:hAnsi="Times New Roman" w:cs="Times New Roman"/>
-        </w:rPr>
         <w:t>3.5.1 Data Acquisition &amp; Image Pre-Processing Module</w:t>
       </w:r>
     </w:p>
@@ -4819,7 +6039,21 @@
         <w:rPr>
           <w:rFonts w:ascii="Times New Roman" w:hAnsi="Times New Roman" w:cs="Times New Roman"/>
         </w:rPr>
-        <w:t xml:space="preserve">, the use of Selenium to scrape and download the runway images from fashion blogs (BellaNiaja &amp; Lagos Fashion Week). </w:t>
+        <w:t>, the use of Selenium to scrape and download the runway images from fashion blogs (</w:t>
+      </w:r>
+      <w:proofErr w:type="spellStart"/>
+      <w:r>
+        <w:rPr>
+          <w:rFonts w:ascii="Times New Roman" w:hAnsi="Times New Roman" w:cs="Times New Roman"/>
+        </w:rPr>
+        <w:t>BellaNiaja</w:t>
+      </w:r>
+      <w:proofErr w:type="spellEnd"/>
+      <w:r>
+        <w:rPr>
+          <w:rFonts w:ascii="Times New Roman" w:hAnsi="Times New Roman" w:cs="Times New Roman"/>
+        </w:rPr>
+        <w:t xml:space="preserve"> &amp; Lagos Fashion Week). </w:t>
       </w:r>
       <w:r>
         <w:rPr>
@@ -4875,11 +6109,19 @@
         </w:rPr>
         <w:t xml:space="preserve"> Traditional scrapers that only use low-level HTTP requests may fail because they cannot access dynamic material created by client-side scripts. If a scraper cannot execute these scripts, it only sees the skeleton of the page rather than the actual data (</w:t>
       </w:r>
-      <w:r>
-        <w:rPr>
-          <w:rFonts w:ascii="Times New Roman" w:hAnsi="Times New Roman" w:cs="Times New Roman"/>
-        </w:rPr>
-        <w:t>Khder 148-149)</w:t>
+      <w:proofErr w:type="spellStart"/>
+      <w:r>
+        <w:rPr>
+          <w:rFonts w:ascii="Times New Roman" w:hAnsi="Times New Roman" w:cs="Times New Roman"/>
+        </w:rPr>
+        <w:t>Khder</w:t>
+      </w:r>
+      <w:proofErr w:type="spellEnd"/>
+      <w:r>
+        <w:rPr>
+          <w:rFonts w:ascii="Times New Roman" w:hAnsi="Times New Roman" w:cs="Times New Roman"/>
+        </w:rPr>
+        <w:t xml:space="preserve"> 148-149)</w:t>
       </w:r>
       <w:r>
         <w:rPr>
@@ -4969,7 +6211,21 @@
         <w:rPr>
           <w:rFonts w:ascii="Times New Roman" w:hAnsi="Times New Roman" w:cs="Times New Roman"/>
         </w:rPr>
-        <w:t xml:space="preserve"> prevent errors in imaging (Inoue and Yagi, 2020). Finally, the images were converted into normalized floating-point tensors, following the mean and standard deviation of the ImageNet dataset, so the images could be used for the DeepLabV3+ and FashnHumanParser models.</w:t>
+        <w:t xml:space="preserve"> prevent errors in imaging (Inoue and Yagi, 2020). Finally, the images were converted into normalized floating-point tensors, following the mean and standard deviation of the ImageNet dataset, so the images could be used for the DeepLabV3+ and </w:t>
+      </w:r>
+      <w:proofErr w:type="spellStart"/>
+      <w:r>
+        <w:rPr>
+          <w:rFonts w:ascii="Times New Roman" w:hAnsi="Times New Roman" w:cs="Times New Roman"/>
+        </w:rPr>
+        <w:t>FashnHumanParser</w:t>
+      </w:r>
+      <w:proofErr w:type="spellEnd"/>
+      <w:r>
+        <w:rPr>
+          <w:rFonts w:ascii="Times New Roman" w:hAnsi="Times New Roman" w:cs="Times New Roman"/>
+        </w:rPr>
+        <w:t xml:space="preserve"> models.</w:t>
       </w:r>
     </w:p>
     <w:p>
@@ -5014,7 +6270,19 @@
         <w:rPr>
           <w:rFonts w:ascii="Times New Roman" w:hAnsi="Times New Roman" w:cs="Times New Roman"/>
         </w:rPr>
-        <w:t xml:space="preserve">.1 </w:t>
+        <w:t>.</w:t>
+      </w:r>
+      <w:r>
+        <w:rPr>
+          <w:rFonts w:ascii="Times New Roman" w:hAnsi="Times New Roman" w:cs="Times New Roman"/>
+        </w:rPr>
+        <w:t>2</w:t>
+      </w:r>
+      <w:r>
+        <w:rPr>
+          <w:rFonts w:ascii="Times New Roman" w:hAnsi="Times New Roman" w:cs="Times New Roman"/>
+        </w:rPr>
+        <w:t xml:space="preserve"> </w:t>
       </w:r>
       <w:r>
         <w:rPr>
@@ -5149,7 +6417,21 @@
         <w:rPr>
           <w:rFonts w:ascii="Times New Roman" w:hAnsi="Times New Roman" w:cs="Times New Roman"/>
         </w:rPr>
-        <w:t xml:space="preserve">, as it is an important prerequisite for an accurate analysis. If the background or the model’s skin is not filtered out, colour clustering algorithms will process heavily skewed data. This segmentation module extracts precise garment masks using two distinct convolutional neural network (CNN) pipelines to determine the optimal approach for runway imagery: the DeepLabV3+ pipeline and the FashnHumanParser pipeline. </w:t>
+        <w:t xml:space="preserve">, as it is an important prerequisite for an accurate analysis. If the background or the model’s skin is not filtered out, colour clustering algorithms will process heavily skewed data. This segmentation module extracts precise garment masks using two distinct convolutional neural network (CNN) pipelines to determine the optimal approach for runway imagery: the DeepLabV3+ pipeline and the </w:t>
+      </w:r>
+      <w:proofErr w:type="spellStart"/>
+      <w:r>
+        <w:rPr>
+          <w:rFonts w:ascii="Times New Roman" w:hAnsi="Times New Roman" w:cs="Times New Roman"/>
+        </w:rPr>
+        <w:t>FashnHumanParser</w:t>
+      </w:r>
+      <w:proofErr w:type="spellEnd"/>
+      <w:r>
+        <w:rPr>
+          <w:rFonts w:ascii="Times New Roman" w:hAnsi="Times New Roman" w:cs="Times New Roman"/>
+        </w:rPr>
+        <w:t xml:space="preserve"> pipeline. </w:t>
       </w:r>
     </w:p>
     <w:p>
@@ -5316,30 +6598,60 @@
           <w:rFonts w:ascii="Times New Roman" w:hAnsi="Times New Roman" w:cs="Times New Roman"/>
         </w:rPr>
       </w:pPr>
-      <w:r>
-        <w:rPr>
-          <w:rFonts w:ascii="Times New Roman" w:hAnsi="Times New Roman" w:cs="Times New Roman"/>
-        </w:rPr>
-        <w:t>FashnHumanParser Pipeline</w:t>
-      </w:r>
-    </w:p>
-    <w:p>
-      <w:pPr>
-        <w:rPr>
-          <w:rFonts w:ascii="Times New Roman" w:hAnsi="Times New Roman" w:cs="Times New Roman"/>
-        </w:rPr>
-      </w:pPr>
-      <w:r>
-        <w:rPr>
-          <w:rFonts w:ascii="Times New Roman" w:hAnsi="Times New Roman" w:cs="Times New Roman"/>
-        </w:rPr>
-        <w:t>A second pipeline was integrated using the FashnHumanParser</w:t>
-      </w:r>
-      <w:r>
-        <w:rPr>
-          <w:rFonts w:ascii="Times New Roman" w:hAnsi="Times New Roman" w:cs="Times New Roman"/>
-        </w:rPr>
-        <w:t>, which leverages a specialized Contexualized Convolutional Neural Network (Co-CNN) designed to decompose human images into distinct semantic clothing and body regions (Liang et al.</w:t>
+      <w:proofErr w:type="spellStart"/>
+      <w:r>
+        <w:rPr>
+          <w:rFonts w:ascii="Times New Roman" w:hAnsi="Times New Roman" w:cs="Times New Roman"/>
+        </w:rPr>
+        <w:t>FashnHumanParser</w:t>
+      </w:r>
+      <w:proofErr w:type="spellEnd"/>
+      <w:r>
+        <w:rPr>
+          <w:rFonts w:ascii="Times New Roman" w:hAnsi="Times New Roman" w:cs="Times New Roman"/>
+        </w:rPr>
+        <w:t xml:space="preserve"> Pipeline</w:t>
+      </w:r>
+    </w:p>
+    <w:p>
+      <w:pPr>
+        <w:rPr>
+          <w:rFonts w:ascii="Times New Roman" w:hAnsi="Times New Roman" w:cs="Times New Roman"/>
+        </w:rPr>
+      </w:pPr>
+      <w:r>
+        <w:rPr>
+          <w:rFonts w:ascii="Times New Roman" w:hAnsi="Times New Roman" w:cs="Times New Roman"/>
+        </w:rPr>
+        <w:t xml:space="preserve">A second pipeline was integrated using the </w:t>
+      </w:r>
+      <w:proofErr w:type="spellStart"/>
+      <w:r>
+        <w:rPr>
+          <w:rFonts w:ascii="Times New Roman" w:hAnsi="Times New Roman" w:cs="Times New Roman"/>
+        </w:rPr>
+        <w:t>FashnHumanParser</w:t>
+      </w:r>
+      <w:proofErr w:type="spellEnd"/>
+      <w:r>
+        <w:rPr>
+          <w:rFonts w:ascii="Times New Roman" w:hAnsi="Times New Roman" w:cs="Times New Roman"/>
+        </w:rPr>
+        <w:t xml:space="preserve">, which leverages a specialized </w:t>
+      </w:r>
+      <w:proofErr w:type="spellStart"/>
+      <w:r>
+        <w:rPr>
+          <w:rFonts w:ascii="Times New Roman" w:hAnsi="Times New Roman" w:cs="Times New Roman"/>
+        </w:rPr>
+        <w:t>Contexualized</w:t>
+      </w:r>
+      <w:proofErr w:type="spellEnd"/>
+      <w:r>
+        <w:rPr>
+          <w:rFonts w:ascii="Times New Roman" w:hAnsi="Times New Roman" w:cs="Times New Roman"/>
+        </w:rPr>
+        <w:t xml:space="preserve"> Convolutional Neural Network (Co-CNN) designed to decompose human images into distinct semantic clothing and body regions (Liang et al.</w:t>
       </w:r>
       <w:r>
         <w:rPr>
@@ -5481,7 +6793,49 @@
         <w:rPr>
           <w:rFonts w:ascii="Times New Roman" w:hAnsi="Times New Roman" w:cs="Times New Roman"/>
         </w:rPr>
-        <w:t>Following system evaluation, the FashnHumanParser achieved superior segmentation accuracy compared to the generalized DeepLabV3+ model. Consequently, the FashnHumanParser pipeline was selected as the primary model for the colour analysis engine for the HoL system.</w:t>
+        <w:t xml:space="preserve">Following system evaluation, the </w:t>
+      </w:r>
+      <w:proofErr w:type="spellStart"/>
+      <w:r>
+        <w:rPr>
+          <w:rFonts w:ascii="Times New Roman" w:hAnsi="Times New Roman" w:cs="Times New Roman"/>
+        </w:rPr>
+        <w:t>FashnHumanParser</w:t>
+      </w:r>
+      <w:proofErr w:type="spellEnd"/>
+      <w:r>
+        <w:rPr>
+          <w:rFonts w:ascii="Times New Roman" w:hAnsi="Times New Roman" w:cs="Times New Roman"/>
+        </w:rPr>
+        <w:t xml:space="preserve"> achieved superior segmentation accuracy compared to the generalized DeepLabV3+ model. Consequently, the </w:t>
+      </w:r>
+      <w:proofErr w:type="spellStart"/>
+      <w:r>
+        <w:rPr>
+          <w:rFonts w:ascii="Times New Roman" w:hAnsi="Times New Roman" w:cs="Times New Roman"/>
+        </w:rPr>
+        <w:t>FashnHumanParser</w:t>
+      </w:r>
+      <w:proofErr w:type="spellEnd"/>
+      <w:r>
+        <w:rPr>
+          <w:rFonts w:ascii="Times New Roman" w:hAnsi="Times New Roman" w:cs="Times New Roman"/>
+        </w:rPr>
+        <w:t xml:space="preserve"> pipeline was selected as the primary model for the colour analysis engine for the </w:t>
+      </w:r>
+      <w:proofErr w:type="spellStart"/>
+      <w:r>
+        <w:rPr>
+          <w:rFonts w:ascii="Times New Roman" w:hAnsi="Times New Roman" w:cs="Times New Roman"/>
+        </w:rPr>
+        <w:t>HoL</w:t>
+      </w:r>
+      <w:proofErr w:type="spellEnd"/>
+      <w:r>
+        <w:rPr>
+          <w:rFonts w:ascii="Times New Roman" w:hAnsi="Times New Roman" w:cs="Times New Roman"/>
+        </w:rPr>
+        <w:t xml:space="preserve"> system.</w:t>
       </w:r>
     </w:p>
     <w:p>
@@ -5513,7 +6867,19 @@
         <w:rPr>
           <w:rFonts w:ascii="Times New Roman" w:hAnsi="Times New Roman" w:cs="Times New Roman"/>
         </w:rPr>
-        <w:t xml:space="preserve">.2 Feature </w:t>
+        <w:t>.</w:t>
+      </w:r>
+      <w:r>
+        <w:rPr>
+          <w:rFonts w:ascii="Times New Roman" w:hAnsi="Times New Roman" w:cs="Times New Roman"/>
+        </w:rPr>
+        <w:t>3</w:t>
+      </w:r>
+      <w:r>
+        <w:rPr>
+          <w:rFonts w:ascii="Times New Roman" w:hAnsi="Times New Roman" w:cs="Times New Roman"/>
+        </w:rPr>
+        <w:t xml:space="preserve"> Feature </w:t>
       </w:r>
       <w:r>
         <w:rPr>
@@ -5582,7 +6948,21 @@
         <w:rPr>
           <w:rFonts w:ascii="Times New Roman" w:hAnsi="Times New Roman" w:cs="Times New Roman"/>
         </w:rPr>
-        <w:t>This system employs the Gray-Level Co-occurrence Matrix (GLCM) to analyze the macro-texture and spatial relationships of pixels within the image. The raw RGB image is first converted to an 8-bit grayscale matrix to focus exclusively on textural intensity.</w:t>
+        <w:t xml:space="preserve">This system employs the Gray-Level Co-occurrence Matrix (GLCM) to </w:t>
+      </w:r>
+      <w:proofErr w:type="spellStart"/>
+      <w:r>
+        <w:rPr>
+          <w:rFonts w:ascii="Times New Roman" w:hAnsi="Times New Roman" w:cs="Times New Roman"/>
+        </w:rPr>
+        <w:t>analyze</w:t>
+      </w:r>
+      <w:proofErr w:type="spellEnd"/>
+      <w:r>
+        <w:rPr>
+          <w:rFonts w:ascii="Times New Roman" w:hAnsi="Times New Roman" w:cs="Times New Roman"/>
+        </w:rPr>
+        <w:t xml:space="preserve"> the macro-texture and spatial relationships of pixels within the image. The raw RGB image is first converted to an 8-bit grayscale matrix to focus exclusively on textural intensity.</w:t>
       </w:r>
       <w:r>
         <w:rPr>
@@ -5594,13 +6974,41 @@
         <w:rPr>
           <w:rFonts w:ascii="Times New Roman" w:hAnsi="Times New Roman" w:cs="Times New Roman"/>
         </w:rPr>
-        <w:t xml:space="preserve"> The GLCM evaluates texture by tabulating the frequency at which pairs of specific gray-level values</w:t>
-      </w:r>
-      <w:r>
-        <w:rPr>
-          <w:rFonts w:ascii="Times New Roman" w:hAnsi="Times New Roman" w:cs="Times New Roman"/>
-        </w:rPr>
-        <w:t xml:space="preserve"> and spatial relationships occur (Haralick et al., 1973). The grayscale matrix is calculated with a distance of 1 pixel across four orientations (0, 45, 90, and 135 degrees). This approach ensures that the features are rotation-invariant, allowing the system to recognize a fabric regardless of the model’s pose on the runway. The system extracts four key statistical properties from the matrix: contrast, dissimilarity, homogeneity,</w:t>
+        <w:t xml:space="preserve"> The GLCM evaluates texture by tabulating the frequency at which pairs of specific </w:t>
+      </w:r>
+      <w:proofErr w:type="spellStart"/>
+      <w:r>
+        <w:rPr>
+          <w:rFonts w:ascii="Times New Roman" w:hAnsi="Times New Roman" w:cs="Times New Roman"/>
+        </w:rPr>
+        <w:t>gray</w:t>
+      </w:r>
+      <w:proofErr w:type="spellEnd"/>
+      <w:r>
+        <w:rPr>
+          <w:rFonts w:ascii="Times New Roman" w:hAnsi="Times New Roman" w:cs="Times New Roman"/>
+        </w:rPr>
+        <w:t>-level values</w:t>
+      </w:r>
+      <w:r>
+        <w:rPr>
+          <w:rFonts w:ascii="Times New Roman" w:hAnsi="Times New Roman" w:cs="Times New Roman"/>
+        </w:rPr>
+        <w:t xml:space="preserve"> and spatial relationships occur (</w:t>
+      </w:r>
+      <w:proofErr w:type="spellStart"/>
+      <w:r>
+        <w:rPr>
+          <w:rFonts w:ascii="Times New Roman" w:hAnsi="Times New Roman" w:cs="Times New Roman"/>
+        </w:rPr>
+        <w:t>Haralick</w:t>
+      </w:r>
+      <w:proofErr w:type="spellEnd"/>
+      <w:r>
+        <w:rPr>
+          <w:rFonts w:ascii="Times New Roman" w:hAnsi="Times New Roman" w:cs="Times New Roman"/>
+        </w:rPr>
+        <w:t xml:space="preserve"> et al., 1973). The grayscale matrix is calculated with a distance of 1 pixel across four orientations (0, 45, 90, and 135 degrees). This approach ensures that the features are rotation-invariant, allowing the system to recognize a fabric regardless of the model’s pose on the runway. The system extracts four key statistical properties from the matrix: contrast, dissimilarity, homogeneity,</w:t>
       </w:r>
       <w:r>
         <w:rPr>
@@ -5813,7 +7221,19 @@
         <w:rPr>
           <w:rFonts w:ascii="Times New Roman" w:hAnsi="Times New Roman" w:cs="Times New Roman"/>
         </w:rPr>
-        <w:t xml:space="preserve">.3 </w:t>
+        <w:t>.</w:t>
+      </w:r>
+      <w:r>
+        <w:rPr>
+          <w:rFonts w:ascii="Times New Roman" w:hAnsi="Times New Roman" w:cs="Times New Roman"/>
+        </w:rPr>
+        <w:t>4</w:t>
+      </w:r>
+      <w:r>
+        <w:rPr>
+          <w:rFonts w:ascii="Times New Roman" w:hAnsi="Times New Roman" w:cs="Times New Roman"/>
+        </w:rPr>
+        <w:t xml:space="preserve"> </w:t>
       </w:r>
       <w:r>
         <w:rPr>
@@ -5862,7 +7282,21 @@
         <w:rPr>
           <w:rFonts w:ascii="Times New Roman" w:hAnsi="Times New Roman" w:cs="Times New Roman"/>
         </w:rPr>
-        <w:t>This module is responsible for the analytical core of the system and transforming the mathematical features extracted in the preceding modules into actionable insights. Because the system analyzes two distinct domains, colour and fabric texture, it uses a bifurcated classification and clustering architecture.</w:t>
+        <w:t xml:space="preserve">This module is responsible for the analytical core of the system and transforming the mathematical features extracted in the preceding modules into actionable insights. Because the system </w:t>
+      </w:r>
+      <w:proofErr w:type="spellStart"/>
+      <w:r>
+        <w:rPr>
+          <w:rFonts w:ascii="Times New Roman" w:hAnsi="Times New Roman" w:cs="Times New Roman"/>
+        </w:rPr>
+        <w:t>analyzes</w:t>
+      </w:r>
+      <w:proofErr w:type="spellEnd"/>
+      <w:r>
+        <w:rPr>
+          <w:rFonts w:ascii="Times New Roman" w:hAnsi="Times New Roman" w:cs="Times New Roman"/>
+        </w:rPr>
+        <w:t xml:space="preserve"> two distinct domains, colour and fabric texture, it uses a bifurcated classification and clustering architecture.</w:t>
       </w:r>
     </w:p>
     <w:p>
@@ -5888,7 +7322,21 @@
         <w:rPr>
           <w:rFonts w:ascii="Times New Roman" w:hAnsi="Times New Roman" w:cs="Times New Roman"/>
         </w:rPr>
-        <w:t>To extract the dominant colour palettes from the garments, the system relies on an unsupervised clustering approach. The isolated garment pixels, the output of the FashnHumanParser mask, are converted from the RGB colour space into the CIELAB (LAB) colour space. This conversion is critical because of the Euclidean distances in LAB space closely mimic human visual perception, preventing distorted colour associations (Al-Rawi &amp; Beel, 2020). The algorithm initializes a K-Means clustering model</w:t>
+        <w:t xml:space="preserve">To extract the dominant colour palettes from the garments, the system relies on an unsupervised clustering approach. The isolated garment pixels, the output of the </w:t>
+      </w:r>
+      <w:proofErr w:type="spellStart"/>
+      <w:r>
+        <w:rPr>
+          <w:rFonts w:ascii="Times New Roman" w:hAnsi="Times New Roman" w:cs="Times New Roman"/>
+        </w:rPr>
+        <w:t>FashnHumanParser</w:t>
+      </w:r>
+      <w:proofErr w:type="spellEnd"/>
+      <w:r>
+        <w:rPr>
+          <w:rFonts w:ascii="Times New Roman" w:hAnsi="Times New Roman" w:cs="Times New Roman"/>
+        </w:rPr>
+        <w:t xml:space="preserve"> mask, are converted from the RGB colour space into the CIELAB (LAB) colour space. This conversion is critical because of the Euclidean distances in LAB space closely mimic human visual perception, preventing distorted colour associations (Al-Rawi &amp; Beel, 2020). The algorithm initializes a K-Means clustering model</w:t>
       </w:r>
       <w:r>
         <w:rPr>
@@ -5975,7 +7423,21 @@
         <w:rPr>
           <w:rFonts w:ascii="Times New Roman" w:hAnsi="Times New Roman" w:cs="Times New Roman"/>
         </w:rPr>
-        <w:t>smaller dataset (Cortes &amp; Vapnik, 1995).</w:t>
+        <w:t xml:space="preserve">smaller dataset (Cortes &amp; </w:t>
+      </w:r>
+      <w:proofErr w:type="spellStart"/>
+      <w:r>
+        <w:rPr>
+          <w:rFonts w:ascii="Times New Roman" w:hAnsi="Times New Roman" w:cs="Times New Roman"/>
+        </w:rPr>
+        <w:t>Vapnik</w:t>
+      </w:r>
+      <w:proofErr w:type="spellEnd"/>
+      <w:r>
+        <w:rPr>
+          <w:rFonts w:ascii="Times New Roman" w:hAnsi="Times New Roman" w:cs="Times New Roman"/>
+        </w:rPr>
+        <w:t>, 1995).</w:t>
       </w:r>
     </w:p>
     <w:p>
@@ -6007,7 +7469,19 @@
         <w:rPr>
           <w:rFonts w:ascii="Times New Roman" w:hAnsi="Times New Roman" w:cs="Times New Roman"/>
         </w:rPr>
-        <w:t xml:space="preserve">.4 </w:t>
+        <w:t>.</w:t>
+      </w:r>
+      <w:r>
+        <w:rPr>
+          <w:rFonts w:ascii="Times New Roman" w:hAnsi="Times New Roman" w:cs="Times New Roman"/>
+        </w:rPr>
+        <w:t>5</w:t>
+      </w:r>
+      <w:r>
+        <w:rPr>
+          <w:rFonts w:ascii="Times New Roman" w:hAnsi="Times New Roman" w:cs="Times New Roman"/>
+        </w:rPr>
+        <w:t xml:space="preserve"> </w:t>
       </w:r>
       <w:r>
         <w:rPr>
@@ -6162,7 +7636,49 @@
         <w:rPr>
           <w:rFonts w:ascii="Times New Roman" w:hAnsi="Times New Roman" w:cs="Times New Roman"/>
         </w:rPr>
-        <w:t>The User Interface (UI) and User Experience (UX) of the House of Lasgidi (HoL) system are explicitly designed around the principles of rapid insight retrieval. Fashion industry professionals operate in fast-paced environments where prolonged data interpretation is a bottleneck. Therefore, the interface adopts a minimalist, data-forward design paradigm, prioritizing visual hierarchy over decorative elements (Shneiderman &amp; Plaisant, 2016).</w:t>
+        <w:t>The User Interface (UI) and User Experience (UX) of the House of Lasgidi (</w:t>
+      </w:r>
+      <w:proofErr w:type="spellStart"/>
+      <w:r>
+        <w:rPr>
+          <w:rFonts w:ascii="Times New Roman" w:hAnsi="Times New Roman" w:cs="Times New Roman"/>
+        </w:rPr>
+        <w:t>HoL</w:t>
+      </w:r>
+      <w:proofErr w:type="spellEnd"/>
+      <w:r>
+        <w:rPr>
+          <w:rFonts w:ascii="Times New Roman" w:hAnsi="Times New Roman" w:cs="Times New Roman"/>
+        </w:rPr>
+        <w:t>) system are explicitly designed around the principles of rapid insight retrieval. Fashion industry professionals operate in fast-paced environments where prolonged data interpretation is a bottleneck. Therefore, the interface adopts a minimalist, data-forward design paradigm, prioritizing visual hierarchy over decorative elements (</w:t>
+      </w:r>
+      <w:proofErr w:type="spellStart"/>
+      <w:r>
+        <w:rPr>
+          <w:rFonts w:ascii="Times New Roman" w:hAnsi="Times New Roman" w:cs="Times New Roman"/>
+        </w:rPr>
+        <w:t>Shneiderman</w:t>
+      </w:r>
+      <w:proofErr w:type="spellEnd"/>
+      <w:r>
+        <w:rPr>
+          <w:rFonts w:ascii="Times New Roman" w:hAnsi="Times New Roman" w:cs="Times New Roman"/>
+        </w:rPr>
+        <w:t xml:space="preserve"> &amp; </w:t>
+      </w:r>
+      <w:proofErr w:type="spellStart"/>
+      <w:r>
+        <w:rPr>
+          <w:rFonts w:ascii="Times New Roman" w:hAnsi="Times New Roman" w:cs="Times New Roman"/>
+        </w:rPr>
+        <w:t>Plaisant</w:t>
+      </w:r>
+      <w:proofErr w:type="spellEnd"/>
+      <w:r>
+        <w:rPr>
+          <w:rFonts w:ascii="Times New Roman" w:hAnsi="Times New Roman" w:cs="Times New Roman"/>
+        </w:rPr>
+        <w:t>, 2016).</w:t>
       </w:r>
     </w:p>
     <w:p>
@@ -6281,7 +7797,35 @@
         <w:rPr>
           <w:rFonts w:ascii="Times New Roman" w:hAnsi="Times New Roman" w:cs="Times New Roman"/>
         </w:rPr>
-        <w:t>While the machine learning outputs are serialized into JSON structure, the system requires a strong delivery mechanism to serve this data to the end-user. The data design employs a stateless RESTful API architecture. The backend acts as the data provider, exposing specific endpoints (e.g., /api/overview, /api/brands) to securely transmit the JSON payloads. The dashboard’s frontend requests this data asynchronously. This decoupled design ensures that the heavy Python machine-learning environment is completely isolated from the user interface, allowing the dashboard to remain highly responsive. Furthermore, the inclusion of an authentication layer ensures that proprietary fashion analytics remain secure and accessible only to authorized industry professionals.</w:t>
+        <w:t>While the machine learning outputs are serialized into JSON structure, the system requires a strong delivery mechanism to serve this data to the end-user. The data design employs a stateless RESTful API architecture. The backend acts as the data provider, exposing specific endpoints (e.g., /</w:t>
+      </w:r>
+      <w:proofErr w:type="spellStart"/>
+      <w:r>
+        <w:rPr>
+          <w:rFonts w:ascii="Times New Roman" w:hAnsi="Times New Roman" w:cs="Times New Roman"/>
+        </w:rPr>
+        <w:t>api</w:t>
+      </w:r>
+      <w:proofErr w:type="spellEnd"/>
+      <w:r>
+        <w:rPr>
+          <w:rFonts w:ascii="Times New Roman" w:hAnsi="Times New Roman" w:cs="Times New Roman"/>
+        </w:rPr>
+        <w:t>/overview, /</w:t>
+      </w:r>
+      <w:proofErr w:type="spellStart"/>
+      <w:r>
+        <w:rPr>
+          <w:rFonts w:ascii="Times New Roman" w:hAnsi="Times New Roman" w:cs="Times New Roman"/>
+        </w:rPr>
+        <w:t>api</w:t>
+      </w:r>
+      <w:proofErr w:type="spellEnd"/>
+      <w:r>
+        <w:rPr>
+          <w:rFonts w:ascii="Times New Roman" w:hAnsi="Times New Roman" w:cs="Times New Roman"/>
+        </w:rPr>
+        <w:t>/brands) to securely transmit the JSON payloads. The dashboard’s frontend requests this data asynchronously. This decoupled design ensures that the heavy Python machine-learning environment is completely isolated from the user interface, allowing the dashboard to remain highly responsive. Furthermore, the inclusion of an authentication layer ensures that proprietary fashion analytics remain secure and accessible only to authorized industry professionals.</w:t>
       </w:r>
     </w:p>
     <w:p>
@@ -6326,7 +7870,35 @@
         <w:rPr>
           <w:rFonts w:ascii="Times New Roman" w:hAnsi="Times New Roman" w:cs="Times New Roman"/>
         </w:rPr>
-        <w:t>The architectural and algorithmic choices for the House of Lasgidi (HoL) system were driven by the specific computational challenges of analyzing complex runway images. While individual module decisions are detailed in Section 3.5, the overarching system design is justified by the following core technical trade-offs:</w:t>
+        <w:t>The architectural and algorithmic choices for the House of Lasgidi (</w:t>
+      </w:r>
+      <w:proofErr w:type="spellStart"/>
+      <w:r>
+        <w:rPr>
+          <w:rFonts w:ascii="Times New Roman" w:hAnsi="Times New Roman" w:cs="Times New Roman"/>
+        </w:rPr>
+        <w:t>HoL</w:t>
+      </w:r>
+      <w:proofErr w:type="spellEnd"/>
+      <w:r>
+        <w:rPr>
+          <w:rFonts w:ascii="Times New Roman" w:hAnsi="Times New Roman" w:cs="Times New Roman"/>
+        </w:rPr>
+        <w:t xml:space="preserve">) system were driven by the specific computational challenges of </w:t>
+      </w:r>
+      <w:proofErr w:type="spellStart"/>
+      <w:r>
+        <w:rPr>
+          <w:rFonts w:ascii="Times New Roman" w:hAnsi="Times New Roman" w:cs="Times New Roman"/>
+        </w:rPr>
+        <w:t>analyzing</w:t>
+      </w:r>
+      <w:proofErr w:type="spellEnd"/>
+      <w:r>
+        <w:rPr>
+          <w:rFonts w:ascii="Times New Roman" w:hAnsi="Times New Roman" w:cs="Times New Roman"/>
+        </w:rPr>
+        <w:t xml:space="preserve"> complex runway images. While individual module decisions are detailed in Section 3.5, the overarching system design is justified by the following core technical trade-offs:</w:t>
       </w:r>
     </w:p>
     <w:p>
@@ -6340,11 +7912,33 @@
           <w:rFonts w:ascii="Times New Roman" w:hAnsi="Times New Roman" w:cs="Times New Roman"/>
         </w:rPr>
       </w:pPr>
-      <w:r>
-        <w:rPr>
-          <w:rFonts w:ascii="Times New Roman" w:hAnsi="Times New Roman" w:cs="Times New Roman"/>
-        </w:rPr>
-        <w:t>FashnHumanParser is chosen over general semantic segmentation. General-purpose models like DeepLabV3+ segment the entire human silhouette. For runway analysis, this introduces severe data noise from skin, hair, and accessories. FashnHumanParser was explicitly chosen because its 18-class schema specifically targets human-clothing topography, allowing the system to aggressively filter out non-garment pixels and ensuring the downstream colour analysis is highly purified.</w:t>
+      <w:proofErr w:type="spellStart"/>
+      <w:r>
+        <w:rPr>
+          <w:rFonts w:ascii="Times New Roman" w:hAnsi="Times New Roman" w:cs="Times New Roman"/>
+        </w:rPr>
+        <w:t>FashnHumanParser</w:t>
+      </w:r>
+      <w:proofErr w:type="spellEnd"/>
+      <w:r>
+        <w:rPr>
+          <w:rFonts w:ascii="Times New Roman" w:hAnsi="Times New Roman" w:cs="Times New Roman"/>
+        </w:rPr>
+        <w:t xml:space="preserve"> is chosen over general semantic segmentation. General-purpose models like DeepLabV3+ segment the entire human silhouette. For runway analysis, this introduces severe data noise from skin, hair, and accessories. </w:t>
+      </w:r>
+      <w:proofErr w:type="spellStart"/>
+      <w:r>
+        <w:rPr>
+          <w:rFonts w:ascii="Times New Roman" w:hAnsi="Times New Roman" w:cs="Times New Roman"/>
+        </w:rPr>
+        <w:t>FashnHumanParser</w:t>
+      </w:r>
+      <w:proofErr w:type="spellEnd"/>
+      <w:r>
+        <w:rPr>
+          <w:rFonts w:ascii="Times New Roman" w:hAnsi="Times New Roman" w:cs="Times New Roman"/>
+        </w:rPr>
+        <w:t xml:space="preserve"> was explicitly chosen because its 18-class schema specifically targets human-clothing topography, allowing the system to aggressively filter out non-garment pixels and ensuring the downstream colour analysis is highly purified.</w:t>
       </w:r>
     </w:p>
     <w:p>
@@ -6362,7 +7956,21 @@
         <w:rPr>
           <w:rFonts w:ascii="Times New Roman" w:hAnsi="Times New Roman" w:cs="Times New Roman"/>
         </w:rPr>
-        <w:t>GLCM + LBP Fusion over Convolutional Neural Networks (CNNs). While CNNs are the modern standard for general image classification, some gaps require massive datasets and are highly prone to overfitting on smaller, specialized datasets. By fusing GLCM, for macro-spatial patterns, and LBP, for micro-textural randomness, the system achieves a highly interpretable, lightweight feature vector that is rotation-invariant, which is crucial for analyzing shifting models on a runway.</w:t>
+        <w:t xml:space="preserve">GLCM + LBP Fusion over Convolutional Neural Networks (CNNs). While CNNs are the modern standard for general image classification, some gaps require massive datasets and are highly prone to overfitting on smaller, specialized datasets. By fusing GLCM, for macro-spatial patterns, and LBP, for micro-textural randomness, the system achieves a highly interpretable, lightweight feature vector that is rotation-invariant, which is crucial for </w:t>
+      </w:r>
+      <w:proofErr w:type="spellStart"/>
+      <w:r>
+        <w:rPr>
+          <w:rFonts w:ascii="Times New Roman" w:hAnsi="Times New Roman" w:cs="Times New Roman"/>
+        </w:rPr>
+        <w:t>analyzing</w:t>
+      </w:r>
+      <w:proofErr w:type="spellEnd"/>
+      <w:r>
+        <w:rPr>
+          <w:rFonts w:ascii="Times New Roman" w:hAnsi="Times New Roman" w:cs="Times New Roman"/>
+        </w:rPr>
+        <w:t xml:space="preserve"> shifting models on a runway.</w:t>
       </w:r>
     </w:p>
     <w:p>
@@ -6380,7 +7988,21 @@
         <w:rPr>
           <w:rFonts w:ascii="Times New Roman" w:hAnsi="Times New Roman" w:cs="Times New Roman"/>
         </w:rPr>
-        <w:t xml:space="preserve">CIELAB Colour Space. Raw images are natively processed in RGB. However, the system converts these to the LAB colour space before clustering. This is mathematically crucial because LAB is “perceptually uniform”, meaning the Euclidean distance between two point in the LAB space closely matches how the </w:t>
+        <w:t xml:space="preserve">CIELAB Colour Space. Raw images are natively processed in RGB. However, the system converts these to the LAB colour space before clustering. This is mathematically crucial because LAB is “perceptually uniform”, meaning the Euclidean distance between two </w:t>
+      </w:r>
+      <w:proofErr w:type="gramStart"/>
+      <w:r>
+        <w:rPr>
+          <w:rFonts w:ascii="Times New Roman" w:hAnsi="Times New Roman" w:cs="Times New Roman"/>
+        </w:rPr>
+        <w:t>point</w:t>
+      </w:r>
+      <w:proofErr w:type="gramEnd"/>
+      <w:r>
+        <w:rPr>
+          <w:rFonts w:ascii="Times New Roman" w:hAnsi="Times New Roman" w:cs="Times New Roman"/>
+        </w:rPr>
+        <w:t xml:space="preserve"> in the LAB space closely matches how the </w:t>
       </w:r>
       <w:r>
         <w:rPr>
@@ -6405,7 +8027,21 @@
         <w:rPr>
           <w:rFonts w:ascii="Times New Roman" w:hAnsi="Times New Roman" w:cs="Times New Roman"/>
         </w:rPr>
-        <w:t>Support Vector Machine (SVM) Classifier. Given the nature of the runway and fabric datasets, a Linear SVM was utilized to process the 1D GLCM + LBP feature vectors. SVMs excel at finding the optimal hyperplane in high-dimensional feature spaces, delivering high generalization (89.68% accuracy) with significantly lower computational overhead compared to deploying a secondary deep learning network (Cortes &amp; Vapnik, 1995).</w:t>
+        <w:t xml:space="preserve">Support Vector Machine (SVM) Classifier. Given the nature of the runway and fabric datasets, a Linear SVM was utilized to process the 1D GLCM + LBP feature vectors. SVMs excel at finding the optimal hyperplane in high-dimensional feature spaces, delivering high generalization (89.68% accuracy) with significantly lower computational overhead compared to deploying a secondary deep learning network (Cortes &amp; </w:t>
+      </w:r>
+      <w:proofErr w:type="spellStart"/>
+      <w:r>
+        <w:rPr>
+          <w:rFonts w:ascii="Times New Roman" w:hAnsi="Times New Roman" w:cs="Times New Roman"/>
+        </w:rPr>
+        <w:t>Vapnik</w:t>
+      </w:r>
+      <w:proofErr w:type="spellEnd"/>
+      <w:r>
+        <w:rPr>
+          <w:rFonts w:ascii="Times New Roman" w:hAnsi="Times New Roman" w:cs="Times New Roman"/>
+        </w:rPr>
+        <w:t>, 1995).</w:t>
       </w:r>
     </w:p>
     <w:p>
@@ -6419,11 +8055,33 @@
           <w:rFonts w:ascii="Times New Roman" w:hAnsi="Times New Roman" w:cs="Times New Roman"/>
         </w:rPr>
       </w:pPr>
-      <w:r>
-        <w:rPr>
-          <w:rFonts w:ascii="Times New Roman" w:hAnsi="Times New Roman" w:cs="Times New Roman"/>
-        </w:rPr>
-        <w:t>FastAPI for the Backend: This is used to serve the JSON data. Unlike Django or Flask, FastAPI is built on modern asynchronous Python capabilities and natively validates JSON data types. Most importantly, it seamlessly integrates with the data science libraries (Pandas, Scikit-Learn) used in the analytical pipeline, minimizing friction between the machine learning models and web server.</w:t>
+      <w:proofErr w:type="spellStart"/>
+      <w:r>
+        <w:rPr>
+          <w:rFonts w:ascii="Times New Roman" w:hAnsi="Times New Roman" w:cs="Times New Roman"/>
+        </w:rPr>
+        <w:t>FastAPI</w:t>
+      </w:r>
+      <w:proofErr w:type="spellEnd"/>
+      <w:r>
+        <w:rPr>
+          <w:rFonts w:ascii="Times New Roman" w:hAnsi="Times New Roman" w:cs="Times New Roman"/>
+        </w:rPr>
+        <w:t xml:space="preserve"> for the Backend: This is used to serve the JSON data. Unlike Django or Flask, </w:t>
+      </w:r>
+      <w:proofErr w:type="spellStart"/>
+      <w:r>
+        <w:rPr>
+          <w:rFonts w:ascii="Times New Roman" w:hAnsi="Times New Roman" w:cs="Times New Roman"/>
+        </w:rPr>
+        <w:t>FastAPI</w:t>
+      </w:r>
+      <w:proofErr w:type="spellEnd"/>
+      <w:r>
+        <w:rPr>
+          <w:rFonts w:ascii="Times New Roman" w:hAnsi="Times New Roman" w:cs="Times New Roman"/>
+        </w:rPr>
+        <w:t xml:space="preserve"> is built on modern asynchronous Python capabilities and natively validates JSON data types. Most importantly, it seamlessly integrates with the data science libraries (Pandas, Scikit-Learn) used in the analytical pipeline, minimizing friction between the machine learning models and web server.</w:t>
       </w:r>
     </w:p>
     <w:p>
@@ -6441,7 +8099,35 @@
         <w:rPr>
           <w:rFonts w:ascii="Times New Roman" w:hAnsi="Times New Roman" w:cs="Times New Roman"/>
         </w:rPr>
-        <w:t>React usage for Frontend: The dashboard was designed using React. The fashion data being visualized (colours, fabric percentages, trends, etc.) is highly dynamic and requires frequent DOM updates as the user filters between designers. React’s component-based architecture and Virtual DOM allow complex visualizations, like the ColourCharts, to re-render instantly without requiring full page reloads, providing a smooth, app-like user experience.</w:t>
+        <w:t xml:space="preserve">React usage for Frontend: The dashboard was designed using React. The fashion data being visualized (colours, fabric percentages, trends, etc.) is highly dynamic and requires frequent DOM updates as the user filters between designers. </w:t>
+      </w:r>
+      <w:proofErr w:type="spellStart"/>
+      <w:r>
+        <w:rPr>
+          <w:rFonts w:ascii="Times New Roman" w:hAnsi="Times New Roman" w:cs="Times New Roman"/>
+        </w:rPr>
+        <w:t>React’s</w:t>
+      </w:r>
+      <w:proofErr w:type="spellEnd"/>
+      <w:r>
+        <w:rPr>
+          <w:rFonts w:ascii="Times New Roman" w:hAnsi="Times New Roman" w:cs="Times New Roman"/>
+        </w:rPr>
+        <w:t xml:space="preserve"> component-based architecture and Virtual DOM allow complex visualizations, like the </w:t>
+      </w:r>
+      <w:proofErr w:type="spellStart"/>
+      <w:r>
+        <w:rPr>
+          <w:rFonts w:ascii="Times New Roman" w:hAnsi="Times New Roman" w:cs="Times New Roman"/>
+        </w:rPr>
+        <w:t>ColourCharts</w:t>
+      </w:r>
+      <w:proofErr w:type="spellEnd"/>
+      <w:r>
+        <w:rPr>
+          <w:rFonts w:ascii="Times New Roman" w:hAnsi="Times New Roman" w:cs="Times New Roman"/>
+        </w:rPr>
+        <w:t>, to re-render instantly without requiring full page reloads, providing a smooth, app-like user experience.</w:t>
       </w:r>
     </w:p>
     <w:p>
@@ -6663,7 +8349,21 @@
         <w:rPr>
           <w:rFonts w:ascii="Times New Roman" w:hAnsi="Times New Roman" w:cs="Times New Roman"/>
         </w:rPr>
-        <w:t xml:space="preserve">This chapter discusses how the system, House of Lasgidi (HoL), was developed and implemented. It </w:t>
+        <w:t>This chapter discusses how the system, House of Lasgidi (</w:t>
+      </w:r>
+      <w:proofErr w:type="spellStart"/>
+      <w:r>
+        <w:rPr>
+          <w:rFonts w:ascii="Times New Roman" w:hAnsi="Times New Roman" w:cs="Times New Roman"/>
+        </w:rPr>
+        <w:t>HoL</w:t>
+      </w:r>
+      <w:proofErr w:type="spellEnd"/>
+      <w:r>
+        <w:rPr>
+          <w:rFonts w:ascii="Times New Roman" w:hAnsi="Times New Roman" w:cs="Times New Roman"/>
+        </w:rPr>
+        <w:t xml:space="preserve">), was developed and implemented. It </w:t>
       </w:r>
       <w:r>
         <w:rPr>
@@ -6702,7 +8402,21 @@
         <w:rPr>
           <w:rFonts w:ascii="Times New Roman" w:hAnsi="Times New Roman" w:cs="Times New Roman"/>
         </w:rPr>
-        <w:t>This system was developed on a Windows-based software, utilizing the Python programming language due to its extensive ecosystem for computer vision and machine learning. To maintain an iterative development workflow, Jupyter Notebooks were used for initial feature experimentation, production-level scraping and model training.</w:t>
+        <w:t xml:space="preserve">This system was developed on a Windows-based software, utilizing the Python programming language due to its extensive ecosystem for computer vision and machine learning. To maintain an iterative development workflow, </w:t>
+      </w:r>
+      <w:proofErr w:type="spellStart"/>
+      <w:r>
+        <w:rPr>
+          <w:rFonts w:ascii="Times New Roman" w:hAnsi="Times New Roman" w:cs="Times New Roman"/>
+        </w:rPr>
+        <w:t>Jupyter</w:t>
+      </w:r>
+      <w:proofErr w:type="spellEnd"/>
+      <w:r>
+        <w:rPr>
+          <w:rFonts w:ascii="Times New Roman" w:hAnsi="Times New Roman" w:cs="Times New Roman"/>
+        </w:rPr>
+        <w:t xml:space="preserve"> Notebooks were used for initial feature experimentation, production-level scraping and model training.</w:t>
       </w:r>
     </w:p>
     <w:p>
@@ -6769,7 +8483,35 @@
         <w:rPr>
           <w:rFonts w:ascii="Times New Roman" w:hAnsi="Times New Roman" w:cs="Times New Roman"/>
         </w:rPr>
-        <w:t>Selenium &amp; ChromeDriver: These were used to navigate the dynamic JavaScript-rendered content of the BellaNaija runway galleries.</w:t>
+        <w:t xml:space="preserve">Selenium &amp; </w:t>
+      </w:r>
+      <w:proofErr w:type="spellStart"/>
+      <w:r>
+        <w:rPr>
+          <w:rFonts w:ascii="Times New Roman" w:hAnsi="Times New Roman" w:cs="Times New Roman"/>
+        </w:rPr>
+        <w:t>ChromeDriver</w:t>
+      </w:r>
+      <w:proofErr w:type="spellEnd"/>
+      <w:r>
+        <w:rPr>
+          <w:rFonts w:ascii="Times New Roman" w:hAnsi="Times New Roman" w:cs="Times New Roman"/>
+        </w:rPr>
+        <w:t xml:space="preserve">: These were used to navigate the dynamic JavaScript-rendered content of the </w:t>
+      </w:r>
+      <w:proofErr w:type="spellStart"/>
+      <w:r>
+        <w:rPr>
+          <w:rFonts w:ascii="Times New Roman" w:hAnsi="Times New Roman" w:cs="Times New Roman"/>
+        </w:rPr>
+        <w:t>BellaNaija</w:t>
+      </w:r>
+      <w:proofErr w:type="spellEnd"/>
+      <w:r>
+        <w:rPr>
+          <w:rFonts w:ascii="Times New Roman" w:hAnsi="Times New Roman" w:cs="Times New Roman"/>
+        </w:rPr>
+        <w:t xml:space="preserve"> runway galleries.</w:t>
       </w:r>
     </w:p>
     <w:p>
@@ -6805,7 +8547,14 @@
         <w:rPr>
           <w:rFonts w:ascii="Times New Roman" w:hAnsi="Times New Roman" w:cs="Times New Roman"/>
         </w:rPr>
-        <w:t>Image Pre-</w:t>
+        <w:t xml:space="preserve">Image </w:t>
+      </w:r>
+      <w:proofErr w:type="gramStart"/>
+      <w:r>
+        <w:rPr>
+          <w:rFonts w:ascii="Times New Roman" w:hAnsi="Times New Roman" w:cs="Times New Roman"/>
+        </w:rPr>
+        <w:t>Pre-</w:t>
       </w:r>
       <w:r>
         <w:rPr>
@@ -6817,7 +8566,14 @@
         <w:rPr>
           <w:rFonts w:ascii="Times New Roman" w:hAnsi="Times New Roman" w:cs="Times New Roman"/>
         </w:rPr>
-        <w:t>rocessing:</w:t>
+        <w:t>rocessing</w:t>
+      </w:r>
+      <w:proofErr w:type="gramEnd"/>
+      <w:r>
+        <w:rPr>
+          <w:rFonts w:ascii="Times New Roman" w:hAnsi="Times New Roman" w:cs="Times New Roman"/>
+        </w:rPr>
+        <w:t>:</w:t>
       </w:r>
     </w:p>
     <w:p>
@@ -6859,7 +8615,21 @@
         <w:rPr>
           <w:rFonts w:ascii="Times New Roman" w:hAnsi="Times New Roman" w:cs="Times New Roman"/>
         </w:rPr>
-        <w:t xml:space="preserve"> (skimage): This was used to compute GLCM and LBP.</w:t>
+        <w:t xml:space="preserve"> (</w:t>
+      </w:r>
+      <w:proofErr w:type="spellStart"/>
+      <w:r>
+        <w:rPr>
+          <w:rFonts w:ascii="Times New Roman" w:hAnsi="Times New Roman" w:cs="Times New Roman"/>
+        </w:rPr>
+        <w:t>skimage</w:t>
+      </w:r>
+      <w:proofErr w:type="spellEnd"/>
+      <w:r>
+        <w:rPr>
+          <w:rFonts w:ascii="Times New Roman" w:hAnsi="Times New Roman" w:cs="Times New Roman"/>
+        </w:rPr>
+        <w:t>): This was used to compute GLCM and LBP.</w:t>
       </w:r>
     </w:p>
     <w:p>
@@ -6895,7 +8665,21 @@
         <w:rPr>
           <w:rFonts w:ascii="Times New Roman" w:hAnsi="Times New Roman" w:cs="Times New Roman"/>
         </w:rPr>
-        <w:t>Scikit-Learn (sklearn): This was used during the implementation of the SVM model, Standard Scaler for feature normalization, and the train-test-split usage for model validation.</w:t>
+        <w:t>Scikit-Learn (</w:t>
+      </w:r>
+      <w:proofErr w:type="spellStart"/>
+      <w:r>
+        <w:rPr>
+          <w:rFonts w:ascii="Times New Roman" w:hAnsi="Times New Roman" w:cs="Times New Roman"/>
+        </w:rPr>
+        <w:t>sklearn</w:t>
+      </w:r>
+      <w:proofErr w:type="spellEnd"/>
+      <w:r>
+        <w:rPr>
+          <w:rFonts w:ascii="Times New Roman" w:hAnsi="Times New Roman" w:cs="Times New Roman"/>
+        </w:rPr>
+        <w:t>): This was used during the implementation of the SVM model, Standard Scaler for feature normalization, and the train-test-split usage for model validation.</w:t>
       </w:r>
     </w:p>
     <w:p>
@@ -6997,7 +8781,35 @@
         <w:rPr>
           <w:rFonts w:ascii="Times New Roman" w:hAnsi="Times New Roman" w:cs="Times New Roman"/>
         </w:rPr>
-        <w:t>Backend Framework: FastAPI (served via Uvicorn) was implemented to construct the REST API and serve the analytical data.</w:t>
+        <w:t xml:space="preserve">Backend Framework: </w:t>
+      </w:r>
+      <w:proofErr w:type="spellStart"/>
+      <w:r>
+        <w:rPr>
+          <w:rFonts w:ascii="Times New Roman" w:hAnsi="Times New Roman" w:cs="Times New Roman"/>
+        </w:rPr>
+        <w:t>FastAPI</w:t>
+      </w:r>
+      <w:proofErr w:type="spellEnd"/>
+      <w:r>
+        <w:rPr>
+          <w:rFonts w:ascii="Times New Roman" w:hAnsi="Times New Roman" w:cs="Times New Roman"/>
+        </w:rPr>
+        <w:t xml:space="preserve"> (served via </w:t>
+      </w:r>
+      <w:proofErr w:type="spellStart"/>
+      <w:r>
+        <w:rPr>
+          <w:rFonts w:ascii="Times New Roman" w:hAnsi="Times New Roman" w:cs="Times New Roman"/>
+        </w:rPr>
+        <w:t>Uvicorn</w:t>
+      </w:r>
+      <w:proofErr w:type="spellEnd"/>
+      <w:r>
+        <w:rPr>
+          <w:rFonts w:ascii="Times New Roman" w:hAnsi="Times New Roman" w:cs="Times New Roman"/>
+        </w:rPr>
+        <w:t>) was implemented to construct the REST API and serve the analytical data.</w:t>
       </w:r>
     </w:p>
     <w:p>
@@ -7099,12 +8911,16 @@
         </w:rPr>
         <w:t>‘</w:t>
       </w:r>
+      <w:proofErr w:type="spellStart"/>
+      <w:proofErr w:type="gramStart"/>
       <w:r>
         <w:rPr>
           <w:rFonts w:ascii="Times New Roman" w:hAnsi="Times New Roman" w:cs="Times New Roman"/>
         </w:rPr>
         <w:t>webdriver.Chrome</w:t>
       </w:r>
+      <w:proofErr w:type="spellEnd"/>
+      <w:proofErr w:type="gramEnd"/>
       <w:r>
         <w:rPr>
           <w:rFonts w:ascii="Times New Roman" w:hAnsi="Times New Roman" w:cs="Times New Roman"/>
@@ -7213,8 +9029,16 @@
         <w:rPr>
           <w:rFonts w:ascii="Times New Roman" w:hAnsi="Times New Roman" w:cs="Times New Roman"/>
         </w:rPr>
-        <w:t>data-src</w:t>
-      </w:r>
+        <w:t>data-</w:t>
+      </w:r>
+      <w:proofErr w:type="spellStart"/>
+      <w:r>
+        <w:rPr>
+          <w:rFonts w:ascii="Times New Roman" w:hAnsi="Times New Roman" w:cs="Times New Roman"/>
+        </w:rPr>
+        <w:t>src</w:t>
+      </w:r>
+      <w:proofErr w:type="spellEnd"/>
       <w:r>
         <w:rPr>
           <w:rFonts w:ascii="Times New Roman" w:hAnsi="Times New Roman" w:cs="Times New Roman"/>
@@ -7233,12 +9057,14 @@
         </w:rPr>
         <w:t>‘</w:t>
       </w:r>
+      <w:proofErr w:type="spellStart"/>
       <w:r>
         <w:rPr>
           <w:rFonts w:ascii="Times New Roman" w:hAnsi="Times New Roman" w:cs="Times New Roman"/>
         </w:rPr>
         <w:t>srcset</w:t>
       </w:r>
+      <w:proofErr w:type="spellEnd"/>
       <w:r>
         <w:rPr>
           <w:rFonts w:ascii="Times New Roman" w:hAnsi="Times New Roman" w:cs="Times New Roman"/>
@@ -7368,7 +9194,21 @@
         <w:rPr>
           <w:rFonts w:ascii="Times New Roman" w:hAnsi="Times New Roman" w:cs="Times New Roman"/>
         </w:rPr>
-        <w:t>To isolate the garments for the colour analysis engine, a semantic segmentation pipeline was implemented utilizing the PyTorch framework.</w:t>
+        <w:t xml:space="preserve">To isolate the garments for the colour analysis engine, a semantic segmentation pipeline was implemented utilizing the </w:t>
+      </w:r>
+      <w:proofErr w:type="spellStart"/>
+      <w:r>
+        <w:rPr>
+          <w:rFonts w:ascii="Times New Roman" w:hAnsi="Times New Roman" w:cs="Times New Roman"/>
+        </w:rPr>
+        <w:t>PyTorch</w:t>
+      </w:r>
+      <w:proofErr w:type="spellEnd"/>
+      <w:r>
+        <w:rPr>
+          <w:rFonts w:ascii="Times New Roman" w:hAnsi="Times New Roman" w:cs="Times New Roman"/>
+        </w:rPr>
+        <w:t xml:space="preserve"> framework.</w:t>
       </w:r>
     </w:p>
     <w:p>
@@ -7382,7 +9222,35 @@
           <w:rFonts w:ascii="Times New Roman" w:hAnsi="Times New Roman" w:cs="Times New Roman"/>
         </w:rPr>
         <w:lastRenderedPageBreak/>
-        <w:t>The images were transformed into normalized floating-point tensors. Instead of relying solely on the generalized DeppLabV3+ model, the script integrated the FashnHumanParser model. The model was passed over the image tensor, and the output was filtered using a strict Boolean mask. The code explicitly targeted class IDs associated with clothing (4: upper-clothes, 5: skirt, 6: pants, 7: dress), while actively subtracting pixels that mapped to predefined LAB space skin tones. The resulting garment-only pixel arrays were then passed into the Scikit-Learn KMeans function to extract the dominant brand palettes.</w:t>
+        <w:t xml:space="preserve">The images were transformed into normalized floating-point tensors. Instead of relying solely on the generalized DeppLabV3+ model, the script integrated the </w:t>
+      </w:r>
+      <w:proofErr w:type="spellStart"/>
+      <w:r>
+        <w:rPr>
+          <w:rFonts w:ascii="Times New Roman" w:hAnsi="Times New Roman" w:cs="Times New Roman"/>
+        </w:rPr>
+        <w:t>FashnHumanParser</w:t>
+      </w:r>
+      <w:proofErr w:type="spellEnd"/>
+      <w:r>
+        <w:rPr>
+          <w:rFonts w:ascii="Times New Roman" w:hAnsi="Times New Roman" w:cs="Times New Roman"/>
+        </w:rPr>
+        <w:t xml:space="preserve"> model. The model was passed over the image tensor, and the output was filtered using a strict Boolean mask. The code explicitly targeted class IDs associated with clothing (4: upper-clothes, 5: skirt, 6: pants, 7: dress), while actively subtracting pixels that mapped to predefined LAB space skin tones. The resulting garment-only pixel arrays were then passed into the Scikit-Learn </w:t>
+      </w:r>
+      <w:proofErr w:type="spellStart"/>
+      <w:r>
+        <w:rPr>
+          <w:rFonts w:ascii="Times New Roman" w:hAnsi="Times New Roman" w:cs="Times New Roman"/>
+        </w:rPr>
+        <w:t>KMeans</w:t>
+      </w:r>
+      <w:proofErr w:type="spellEnd"/>
+      <w:r>
+        <w:rPr>
+          <w:rFonts w:ascii="Times New Roman" w:hAnsi="Times New Roman" w:cs="Times New Roman"/>
+        </w:rPr>
+        <w:t xml:space="preserve"> function to extract the dominant brand palettes.</w:t>
       </w:r>
     </w:p>
     <w:p>
@@ -7421,7 +9289,21 @@
         <w:rPr>
           <w:rFonts w:ascii="Times New Roman" w:hAnsi="Times New Roman" w:cs="Times New Roman"/>
         </w:rPr>
-        <w:t>Unlike the segmentation pipeline, this module operated directly on the raw runway images using the OpenCV (cv2) and Scikit-Image (skimage) libraries. To maximize data granularity, the script decomposed each image into its constit</w:t>
+        <w:t>Unlike the segmentation pipeline, this module operated directly on the raw runway images using the OpenCV (cv2) and Scikit-Image (</w:t>
+      </w:r>
+      <w:proofErr w:type="spellStart"/>
+      <w:r>
+        <w:rPr>
+          <w:rFonts w:ascii="Times New Roman" w:hAnsi="Times New Roman" w:cs="Times New Roman"/>
+        </w:rPr>
+        <w:t>skimage</w:t>
+      </w:r>
+      <w:proofErr w:type="spellEnd"/>
+      <w:r>
+        <w:rPr>
+          <w:rFonts w:ascii="Times New Roman" w:hAnsi="Times New Roman" w:cs="Times New Roman"/>
+        </w:rPr>
+        <w:t>) libraries. To maximize data granularity, the script decomposed each image into its constit</w:t>
       </w:r>
       <w:r>
         <w:rPr>
@@ -7465,12 +9347,22 @@
         </w:rPr>
         <w:t>‘</w:t>
       </w:r>
-      <w:r>
-        <w:rPr>
-          <w:rFonts w:ascii="Times New Roman" w:hAnsi="Times New Roman" w:cs="Times New Roman"/>
-        </w:rPr>
-        <w:t>skinage.feature.graycomatrix</w:t>
-      </w:r>
+      <w:proofErr w:type="spellStart"/>
+      <w:proofErr w:type="gramStart"/>
+      <w:r>
+        <w:rPr>
+          <w:rFonts w:ascii="Times New Roman" w:hAnsi="Times New Roman" w:cs="Times New Roman"/>
+        </w:rPr>
+        <w:t>skinage.feature</w:t>
+      </w:r>
+      <w:proofErr w:type="gramEnd"/>
+      <w:r>
+        <w:rPr>
+          <w:rFonts w:ascii="Times New Roman" w:hAnsi="Times New Roman" w:cs="Times New Roman"/>
+        </w:rPr>
+        <w:t>.graycomatrix</w:t>
+      </w:r>
+      <w:proofErr w:type="spellEnd"/>
       <w:r>
         <w:rPr>
           <w:rFonts w:ascii="Times New Roman" w:hAnsi="Times New Roman" w:cs="Times New Roman"/>
@@ -7481,7 +9373,35 @@
         <w:rPr>
           <w:rFonts w:ascii="Times New Roman" w:hAnsi="Times New Roman" w:cs="Times New Roman"/>
         </w:rPr>
-        <w:t xml:space="preserve"> function was executed with a pixel distance of [1] and explicitly mapped across four radians ([0, np.pi/4, np.pi.2, 3*np.pi/4]) to ensure the rotational invariance designed in Chapter 3. Secondary statistical properties (Contrast, Dissimilarity, Homogeneity, and Energy) were extracted using </w:t>
+        <w:t xml:space="preserve"> function was executed with a pixel distance of [1] and explicitly mapped across four radians ([0, </w:t>
+      </w:r>
+      <w:proofErr w:type="spellStart"/>
+      <w:r>
+        <w:rPr>
+          <w:rFonts w:ascii="Times New Roman" w:hAnsi="Times New Roman" w:cs="Times New Roman"/>
+        </w:rPr>
+        <w:t>np.pi</w:t>
+      </w:r>
+      <w:proofErr w:type="spellEnd"/>
+      <w:r>
+        <w:rPr>
+          <w:rFonts w:ascii="Times New Roman" w:hAnsi="Times New Roman" w:cs="Times New Roman"/>
+        </w:rPr>
+        <w:t>/4, np.pi.2, 3*</w:t>
+      </w:r>
+      <w:proofErr w:type="spellStart"/>
+      <w:r>
+        <w:rPr>
+          <w:rFonts w:ascii="Times New Roman" w:hAnsi="Times New Roman" w:cs="Times New Roman"/>
+        </w:rPr>
+        <w:t>np.pi</w:t>
+      </w:r>
+      <w:proofErr w:type="spellEnd"/>
+      <w:r>
+        <w:rPr>
+          <w:rFonts w:ascii="Times New Roman" w:hAnsi="Times New Roman" w:cs="Times New Roman"/>
+        </w:rPr>
+        <w:t xml:space="preserve">/4]) to ensure the rotational invariance designed in Chapter 3. Secondary statistical properties (Contrast, Dissimilarity, Homogeneity, and Energy) were extracted using </w:t>
       </w:r>
       <w:r>
         <w:rPr>
@@ -7489,12 +9409,14 @@
         </w:rPr>
         <w:t>‘</w:t>
       </w:r>
+      <w:proofErr w:type="spellStart"/>
       <w:r>
         <w:rPr>
           <w:rFonts w:ascii="Times New Roman" w:hAnsi="Times New Roman" w:cs="Times New Roman"/>
         </w:rPr>
         <w:t>graycoprops</w:t>
       </w:r>
+      <w:proofErr w:type="spellEnd"/>
       <w:r>
         <w:rPr>
           <w:rFonts w:ascii="Times New Roman" w:hAnsi="Times New Roman" w:cs="Times New Roman"/>
@@ -7531,12 +9453,14 @@
         </w:rPr>
         <w:t>‘</w:t>
       </w:r>
+      <w:proofErr w:type="spellStart"/>
       <w:r>
         <w:rPr>
           <w:rFonts w:ascii="Times New Roman" w:hAnsi="Times New Roman" w:cs="Times New Roman"/>
         </w:rPr>
         <w:t>local_binary_pattern</w:t>
       </w:r>
+      <w:proofErr w:type="spellEnd"/>
       <w:r>
         <w:rPr>
           <w:rFonts w:ascii="Times New Roman" w:hAnsi="Times New Roman" w:cs="Times New Roman"/>
@@ -7555,12 +9479,22 @@
         </w:rPr>
         <w:t>‘</w:t>
       </w:r>
-      <w:r>
-        <w:rPr>
-          <w:rFonts w:ascii="Times New Roman" w:hAnsi="Times New Roman" w:cs="Times New Roman"/>
-        </w:rPr>
-        <w:t>scipy.stats.entropy</w:t>
-      </w:r>
+      <w:proofErr w:type="spellStart"/>
+      <w:proofErr w:type="gramStart"/>
+      <w:r>
+        <w:rPr>
+          <w:rFonts w:ascii="Times New Roman" w:hAnsi="Times New Roman" w:cs="Times New Roman"/>
+        </w:rPr>
+        <w:t>scipy.stats</w:t>
+      </w:r>
+      <w:proofErr w:type="gramEnd"/>
+      <w:r>
+        <w:rPr>
+          <w:rFonts w:ascii="Times New Roman" w:hAnsi="Times New Roman" w:cs="Times New Roman"/>
+        </w:rPr>
+        <w:t>.entropy</w:t>
+      </w:r>
+      <w:proofErr w:type="spellEnd"/>
       <w:r>
         <w:rPr>
           <w:rFonts w:ascii="Times New Roman" w:hAnsi="Times New Roman" w:cs="Times New Roman"/>
@@ -7672,7 +9606,21 @@
         <w:rPr>
           <w:rFonts w:ascii="Times New Roman" w:hAnsi="Times New Roman" w:cs="Times New Roman"/>
         </w:rPr>
-        <w:t>The resulting multidimensional vectors from all colour channels were concatenated into a flat dictionary and serialized into Pandas DataFrames, ultimately saving as brand-specific CSV files.</w:t>
+        <w:t xml:space="preserve">The resulting multidimensional vectors from all colour channels were concatenated into a flat dictionary and serialized into Pandas </w:t>
+      </w:r>
+      <w:proofErr w:type="spellStart"/>
+      <w:r>
+        <w:rPr>
+          <w:rFonts w:ascii="Times New Roman" w:hAnsi="Times New Roman" w:cs="Times New Roman"/>
+        </w:rPr>
+        <w:t>DataFrames</w:t>
+      </w:r>
+      <w:proofErr w:type="spellEnd"/>
+      <w:r>
+        <w:rPr>
+          <w:rFonts w:ascii="Times New Roman" w:hAnsi="Times New Roman" w:cs="Times New Roman"/>
+        </w:rPr>
+        <w:t>, ultimately saving as brand-specific CSV files.</w:t>
       </w:r>
     </w:p>
     <w:p>
@@ -7739,12 +9687,14 @@
         </w:rPr>
         <w:t>‘</w:t>
       </w:r>
+      <w:proofErr w:type="spellStart"/>
       <w:r>
         <w:rPr>
           <w:rFonts w:ascii="Times New Roman" w:hAnsi="Times New Roman" w:cs="Times New Roman"/>
         </w:rPr>
         <w:t>train_test_split</w:t>
       </w:r>
+      <w:proofErr w:type="spellEnd"/>
       <w:r>
         <w:rPr>
           <w:rFonts w:ascii="Times New Roman" w:hAnsi="Times New Roman" w:cs="Times New Roman"/>
@@ -7763,11 +9713,27 @@
         </w:rPr>
         <w:t xml:space="preserve"> ‘</w:t>
       </w:r>
-      <w:r>
-        <w:rPr>
-          <w:rFonts w:ascii="Times New Roman" w:hAnsi="Times New Roman" w:cs="Times New Roman"/>
-        </w:rPr>
-        <w:t>StandardScaler()</w:t>
+      <w:proofErr w:type="spellStart"/>
+      <w:proofErr w:type="gramStart"/>
+      <w:r>
+        <w:rPr>
+          <w:rFonts w:ascii="Times New Roman" w:hAnsi="Times New Roman" w:cs="Times New Roman"/>
+        </w:rPr>
+        <w:t>StandardScaler</w:t>
+      </w:r>
+      <w:proofErr w:type="spellEnd"/>
+      <w:r>
+        <w:rPr>
+          <w:rFonts w:ascii="Times New Roman" w:hAnsi="Times New Roman" w:cs="Times New Roman"/>
+        </w:rPr>
+        <w:t>(</w:t>
+      </w:r>
+      <w:proofErr w:type="gramEnd"/>
+      <w:r>
+        <w:rPr>
+          <w:rFonts w:ascii="Times New Roman" w:hAnsi="Times New Roman" w:cs="Times New Roman"/>
+        </w:rPr>
+        <w:t>)</w:t>
       </w:r>
       <w:r>
         <w:rPr>
@@ -7792,7 +9758,21 @@
         <w:rPr>
           <w:rFonts w:ascii="Times New Roman" w:hAnsi="Times New Roman" w:cs="Times New Roman"/>
         </w:rPr>
-        <w:t>The system was then fitted using a LinearSVC model:</w:t>
+        <w:t xml:space="preserve">The system was then fitted using a </w:t>
+      </w:r>
+      <w:proofErr w:type="spellStart"/>
+      <w:r>
+        <w:rPr>
+          <w:rFonts w:ascii="Times New Roman" w:hAnsi="Times New Roman" w:cs="Times New Roman"/>
+        </w:rPr>
+        <w:t>LinearSVC</w:t>
+      </w:r>
+      <w:proofErr w:type="spellEnd"/>
+      <w:r>
+        <w:rPr>
+          <w:rFonts w:ascii="Times New Roman" w:hAnsi="Times New Roman" w:cs="Times New Roman"/>
+        </w:rPr>
+        <w:t xml:space="preserve"> model:</w:t>
       </w:r>
     </w:p>
     <w:p>
@@ -7845,7 +9825,21 @@
         <w:rPr>
           <w:rFonts w:ascii="Times New Roman" w:hAnsi="Times New Roman" w:cs="Times New Roman"/>
         </w:rPr>
-        <w:t>The implementation of the LinearSVC successfully processed the high-dimensional fabric features, converging efficiently and outputting the system’s core predictive insights with a validation accuracy of 89.68%.</w:t>
+        <w:t xml:space="preserve">The implementation of the </w:t>
+      </w:r>
+      <w:proofErr w:type="spellStart"/>
+      <w:r>
+        <w:rPr>
+          <w:rFonts w:ascii="Times New Roman" w:hAnsi="Times New Roman" w:cs="Times New Roman"/>
+        </w:rPr>
+        <w:t>LinearSVC</w:t>
+      </w:r>
+      <w:proofErr w:type="spellEnd"/>
+      <w:r>
+        <w:rPr>
+          <w:rFonts w:ascii="Times New Roman" w:hAnsi="Times New Roman" w:cs="Times New Roman"/>
+        </w:rPr>
+        <w:t xml:space="preserve"> successfully processed the high-dimensional fabric features, converging efficiently and outputting the system’s core predictive insights with a validation accuracy of 89.68%.</w:t>
       </w:r>
     </w:p>
     <w:p>
@@ -7922,26 +9916,68 @@
         <w:rPr>
           <w:rFonts w:ascii="Times New Roman" w:hAnsi="Times New Roman" w:cs="Times New Roman"/>
         </w:rPr>
-        <w:t xml:space="preserve"> (FastAPI)</w:t>
-      </w:r>
-    </w:p>
-    <w:p>
-      <w:pPr>
-        <w:rPr>
-          <w:rFonts w:ascii="Times New Roman" w:hAnsi="Times New Roman" w:cs="Times New Roman"/>
-        </w:rPr>
-      </w:pPr>
-      <w:r>
-        <w:rPr>
-          <w:rFonts w:ascii="Times New Roman" w:hAnsi="Times New Roman" w:cs="Times New Roman"/>
-        </w:rPr>
-        <w:t>The backend was developed using FastAPI, chosen for its asynchronous capabilities and native support for complex data validation. To maintain a clean</w:t>
-      </w:r>
-      <w:r>
-        <w:rPr>
-          <w:rFonts w:ascii="Times New Roman" w:hAnsi="Times New Roman" w:cs="Times New Roman"/>
-        </w:rPr>
-        <w:t>, maintainable codebase, the API was implemented using a modular routing pattern (APIRouter). This allowed the system to separate logical concerns into dedicated scripts:</w:t>
+        <w:t xml:space="preserve"> (</w:t>
+      </w:r>
+      <w:proofErr w:type="spellStart"/>
+      <w:r>
+        <w:rPr>
+          <w:rFonts w:ascii="Times New Roman" w:hAnsi="Times New Roman" w:cs="Times New Roman"/>
+        </w:rPr>
+        <w:t>FastAPI</w:t>
+      </w:r>
+      <w:proofErr w:type="spellEnd"/>
+      <w:r>
+        <w:rPr>
+          <w:rFonts w:ascii="Times New Roman" w:hAnsi="Times New Roman" w:cs="Times New Roman"/>
+        </w:rPr>
+        <w:t>)</w:t>
+      </w:r>
+    </w:p>
+    <w:p>
+      <w:pPr>
+        <w:rPr>
+          <w:rFonts w:ascii="Times New Roman" w:hAnsi="Times New Roman" w:cs="Times New Roman"/>
+        </w:rPr>
+      </w:pPr>
+      <w:r>
+        <w:rPr>
+          <w:rFonts w:ascii="Times New Roman" w:hAnsi="Times New Roman" w:cs="Times New Roman"/>
+        </w:rPr>
+        <w:t xml:space="preserve">The backend was developed using </w:t>
+      </w:r>
+      <w:proofErr w:type="spellStart"/>
+      <w:r>
+        <w:rPr>
+          <w:rFonts w:ascii="Times New Roman" w:hAnsi="Times New Roman" w:cs="Times New Roman"/>
+        </w:rPr>
+        <w:t>FastAPI</w:t>
+      </w:r>
+      <w:proofErr w:type="spellEnd"/>
+      <w:r>
+        <w:rPr>
+          <w:rFonts w:ascii="Times New Roman" w:hAnsi="Times New Roman" w:cs="Times New Roman"/>
+        </w:rPr>
+        <w:t>, chosen for its asynchronous capabilities and native support for complex data validation. To maintain a clean</w:t>
+      </w:r>
+      <w:r>
+        <w:rPr>
+          <w:rFonts w:ascii="Times New Roman" w:hAnsi="Times New Roman" w:cs="Times New Roman"/>
+        </w:rPr>
+        <w:t>, maintainable codebase, the API was implemented using a modular routing pattern (</w:t>
+      </w:r>
+      <w:proofErr w:type="spellStart"/>
+      <w:r>
+        <w:rPr>
+          <w:rFonts w:ascii="Times New Roman" w:hAnsi="Times New Roman" w:cs="Times New Roman"/>
+        </w:rPr>
+        <w:t>APIRouter</w:t>
+      </w:r>
+      <w:proofErr w:type="spellEnd"/>
+      <w:r>
+        <w:rPr>
+          <w:rFonts w:ascii="Times New Roman" w:hAnsi="Times New Roman" w:cs="Times New Roman"/>
+        </w:rPr>
+        <w:t>). This allowed the system to separate logical concerns into dedicated scripts:</w:t>
       </w:r>
     </w:p>
     <w:p>
@@ -8047,7 +10083,21 @@
         <w:rPr>
           <w:rFonts w:ascii="Times New Roman" w:hAnsi="Times New Roman" w:cs="Times New Roman"/>
         </w:rPr>
-        <w:t>To protect the fashion analytics, a strict security layer was implemented. Unlike basic dashboards, the HoL system utilizes JSON Web Tokens (JWT) for stateless authentication.</w:t>
+        <w:t xml:space="preserve">To protect the fashion analytics, a strict security layer was implemented. Unlike basic dashboards, the </w:t>
+      </w:r>
+      <w:proofErr w:type="spellStart"/>
+      <w:r>
+        <w:rPr>
+          <w:rFonts w:ascii="Times New Roman" w:hAnsi="Times New Roman" w:cs="Times New Roman"/>
+        </w:rPr>
+        <w:t>HoL</w:t>
+      </w:r>
+      <w:proofErr w:type="spellEnd"/>
+      <w:r>
+        <w:rPr>
+          <w:rFonts w:ascii="Times New Roman" w:hAnsi="Times New Roman" w:cs="Times New Roman"/>
+        </w:rPr>
+        <w:t xml:space="preserve"> system utilizes JSON Web Tokens (JWT) for stateless authentication.</w:t>
       </w:r>
     </w:p>
     <w:p>
@@ -8079,12 +10129,14 @@
         </w:rPr>
         <w:t>‘</w:t>
       </w:r>
+      <w:proofErr w:type="spellStart"/>
       <w:r>
         <w:rPr>
           <w:rFonts w:ascii="Times New Roman" w:hAnsi="Times New Roman" w:cs="Times New Roman"/>
         </w:rPr>
         <w:t>passlib</w:t>
       </w:r>
+      <w:proofErr w:type="spellEnd"/>
       <w:r>
         <w:rPr>
           <w:rFonts w:ascii="Times New Roman" w:hAnsi="Times New Roman" w:cs="Times New Roman"/>
@@ -8103,12 +10155,14 @@
         </w:rPr>
         <w:t>‘</w:t>
       </w:r>
+      <w:proofErr w:type="spellStart"/>
       <w:r>
         <w:rPr>
           <w:rFonts w:ascii="Times New Roman" w:hAnsi="Times New Roman" w:cs="Times New Roman"/>
         </w:rPr>
         <w:t>bcrypt</w:t>
       </w:r>
+      <w:proofErr w:type="spellEnd"/>
       <w:r>
         <w:rPr>
           <w:rFonts w:ascii="Times New Roman" w:hAnsi="Times New Roman" w:cs="Times New Roman"/>
@@ -8137,7 +10191,21 @@
         <w:rPr>
           <w:rFonts w:ascii="Times New Roman" w:hAnsi="Times New Roman" w:cs="Times New Roman"/>
         </w:rPr>
-        <w:t>Token Generation: Upon a successful login, the system utilizes the ‘jose’ library to generate a signed JWT. This token is then required for the frontend to access protected data routers, ensuring that only authorized users can view the full LFW 2025 analysis.</w:t>
+        <w:t>Token Generation: Upon a successful login, the system utilizes the ‘</w:t>
+      </w:r>
+      <w:proofErr w:type="spellStart"/>
+      <w:r>
+        <w:rPr>
+          <w:rFonts w:ascii="Times New Roman" w:hAnsi="Times New Roman" w:cs="Times New Roman"/>
+        </w:rPr>
+        <w:t>jose</w:t>
+      </w:r>
+      <w:proofErr w:type="spellEnd"/>
+      <w:r>
+        <w:rPr>
+          <w:rFonts w:ascii="Times New Roman" w:hAnsi="Times New Roman" w:cs="Times New Roman"/>
+        </w:rPr>
+        <w:t>’ library to generate a signed JWT. This token is then required for the frontend to access protected data routers, ensuring that only authorized users can view the full LFW 2025 analysis.</w:t>
       </w:r>
     </w:p>
     <w:p>
@@ -8188,7 +10256,35 @@
         <w:rPr>
           <w:rFonts w:ascii="Times New Roman" w:hAnsi="Times New Roman" w:cs="Times New Roman"/>
         </w:rPr>
-        <w:t>Asynchronous API Service: Using the ‘axios’ library, the frontend communicates with the FastAPI backend. It was programmed to handle loading and error states, ensuring the UI remains stable even during network latencies.</w:t>
+        <w:t>Asynchronous API Service: Using the ‘</w:t>
+      </w:r>
+      <w:proofErr w:type="spellStart"/>
+      <w:r>
+        <w:rPr>
+          <w:rFonts w:ascii="Times New Roman" w:hAnsi="Times New Roman" w:cs="Times New Roman"/>
+        </w:rPr>
+        <w:t>axios</w:t>
+      </w:r>
+      <w:proofErr w:type="spellEnd"/>
+      <w:r>
+        <w:rPr>
+          <w:rFonts w:ascii="Times New Roman" w:hAnsi="Times New Roman" w:cs="Times New Roman"/>
+        </w:rPr>
+        <w:t xml:space="preserve">’ library, the frontend communicates with the </w:t>
+      </w:r>
+      <w:proofErr w:type="spellStart"/>
+      <w:r>
+        <w:rPr>
+          <w:rFonts w:ascii="Times New Roman" w:hAnsi="Times New Roman" w:cs="Times New Roman"/>
+        </w:rPr>
+        <w:t>FastAPI</w:t>
+      </w:r>
+      <w:proofErr w:type="spellEnd"/>
+      <w:r>
+        <w:rPr>
+          <w:rFonts w:ascii="Times New Roman" w:hAnsi="Times New Roman" w:cs="Times New Roman"/>
+        </w:rPr>
+        <w:t xml:space="preserve"> backend. It was programmed to handle loading and error states, ensuring the UI remains stable even during network latencies.</w:t>
       </w:r>
     </w:p>
     <w:p>
@@ -8206,7 +10302,49 @@
         <w:rPr>
           <w:rFonts w:ascii="Times New Roman" w:hAnsi="Times New Roman" w:cs="Times New Roman"/>
         </w:rPr>
-        <w:t>Component Logics: These components use React’s ‘useEffect’ and ‘useState’ hooks to trigger API calls on the page load, dynamically rendering the analytical data through the Colour</w:t>
+        <w:t xml:space="preserve">Component Logics: These components use </w:t>
+      </w:r>
+      <w:proofErr w:type="spellStart"/>
+      <w:r>
+        <w:rPr>
+          <w:rFonts w:ascii="Times New Roman" w:hAnsi="Times New Roman" w:cs="Times New Roman"/>
+        </w:rPr>
+        <w:t>React’s</w:t>
+      </w:r>
+      <w:proofErr w:type="spellEnd"/>
+      <w:r>
+        <w:rPr>
+          <w:rFonts w:ascii="Times New Roman" w:hAnsi="Times New Roman" w:cs="Times New Roman"/>
+        </w:rPr>
+        <w:t xml:space="preserve"> ‘</w:t>
+      </w:r>
+      <w:proofErr w:type="spellStart"/>
+      <w:r>
+        <w:rPr>
+          <w:rFonts w:ascii="Times New Roman" w:hAnsi="Times New Roman" w:cs="Times New Roman"/>
+        </w:rPr>
+        <w:t>useEffect</w:t>
+      </w:r>
+      <w:proofErr w:type="spellEnd"/>
+      <w:r>
+        <w:rPr>
+          <w:rFonts w:ascii="Times New Roman" w:hAnsi="Times New Roman" w:cs="Times New Roman"/>
+        </w:rPr>
+        <w:t>’ and ‘</w:t>
+      </w:r>
+      <w:proofErr w:type="spellStart"/>
+      <w:r>
+        <w:rPr>
+          <w:rFonts w:ascii="Times New Roman" w:hAnsi="Times New Roman" w:cs="Times New Roman"/>
+        </w:rPr>
+        <w:t>useState</w:t>
+      </w:r>
+      <w:proofErr w:type="spellEnd"/>
+      <w:r>
+        <w:rPr>
+          <w:rFonts w:ascii="Times New Roman" w:hAnsi="Times New Roman" w:cs="Times New Roman"/>
+        </w:rPr>
+        <w:t>’ hooks to trigger API calls on the page load, dynamically rendering the analytical data through the Colour</w:t>
       </w:r>
       <w:r>
         <w:rPr>
@@ -8248,7 +10386,21 @@
         <w:rPr>
           <w:rFonts w:ascii="Times New Roman" w:hAnsi="Times New Roman" w:cs="Times New Roman"/>
         </w:rPr>
-        <w:t>Dynamic Image Gallery: To provide a lookbook experience, a dynamic slideshow was introduced. This component programmatically cycles through the images fetched from the FastAPI ‘/images’ mount, providing a seamless visual overview of each brand’s collection.</w:t>
+        <w:t xml:space="preserve">Dynamic Image Gallery: To provide a lookbook experience, a dynamic slideshow was introduced. This component programmatically cycles through the images fetched from the </w:t>
+      </w:r>
+      <w:proofErr w:type="spellStart"/>
+      <w:r>
+        <w:rPr>
+          <w:rFonts w:ascii="Times New Roman" w:hAnsi="Times New Roman" w:cs="Times New Roman"/>
+        </w:rPr>
+        <w:t>FastAPI</w:t>
+      </w:r>
+      <w:proofErr w:type="spellEnd"/>
+      <w:r>
+        <w:rPr>
+          <w:rFonts w:ascii="Times New Roman" w:hAnsi="Times New Roman" w:cs="Times New Roman"/>
+        </w:rPr>
+        <w:t xml:space="preserve"> ‘/images’ mount, providing a seamless visual overview of each brand’s collection.</w:t>
       </w:r>
     </w:p>
     <w:p>
@@ -8304,27 +10456,67 @@
         <w:rPr>
           <w:rFonts w:ascii="Times New Roman" w:hAnsi="Times New Roman" w:cs="Times New Roman"/>
         </w:rPr>
-        <w:t>4.7 Summary</w:t>
-      </w:r>
-    </w:p>
-    <w:p>
-      <w:pPr>
-        <w:rPr>
-          <w:rFonts w:ascii="Times New Roman" w:hAnsi="Times New Roman" w:cs="Times New Roman"/>
-        </w:rPr>
-      </w:pPr>
-      <w:r>
-        <w:rPr>
-          <w:rFonts w:ascii="Times New Roman" w:hAnsi="Times New Roman" w:cs="Times New Roman"/>
-        </w:rPr>
-        <w:t xml:space="preserve">The implementation phase successfully translated the theoretical design of the House of Lasgidi (HoL) system into a functional, end-to-end application. By combining high-accuracy </w:t>
+        <w:t>4.</w:t>
+      </w:r>
+      <w:r>
+        <w:rPr>
+          <w:rFonts w:ascii="Times New Roman" w:hAnsi="Times New Roman" w:cs="Times New Roman"/>
+        </w:rPr>
+        <w:t>6</w:t>
+      </w:r>
+      <w:r>
+        <w:rPr>
+          <w:rFonts w:ascii="Times New Roman" w:hAnsi="Times New Roman" w:cs="Times New Roman"/>
+        </w:rPr>
+        <w:t xml:space="preserve"> Summary</w:t>
+      </w:r>
+    </w:p>
+    <w:p>
+      <w:pPr>
+        <w:rPr>
+          <w:rFonts w:ascii="Times New Roman" w:hAnsi="Times New Roman" w:cs="Times New Roman"/>
+        </w:rPr>
+      </w:pPr>
+      <w:r>
+        <w:rPr>
+          <w:rFonts w:ascii="Times New Roman" w:hAnsi="Times New Roman" w:cs="Times New Roman"/>
+        </w:rPr>
+        <w:t>The implementation phase successfully translated the theoretical design of the House of Lasgidi (</w:t>
+      </w:r>
+      <w:proofErr w:type="spellStart"/>
+      <w:r>
+        <w:rPr>
+          <w:rFonts w:ascii="Times New Roman" w:hAnsi="Times New Roman" w:cs="Times New Roman"/>
+        </w:rPr>
+        <w:t>HoL</w:t>
+      </w:r>
+      <w:proofErr w:type="spellEnd"/>
+      <w:r>
+        <w:rPr>
+          <w:rFonts w:ascii="Times New Roman" w:hAnsi="Times New Roman" w:cs="Times New Roman"/>
+        </w:rPr>
+        <w:t xml:space="preserve">) system into a functional, end-to-end application. By combining high-accuracy </w:t>
       </w:r>
       <w:r>
         <w:rPr>
           <w:rFonts w:ascii="Times New Roman" w:hAnsi="Times New Roman" w:cs="Times New Roman"/>
         </w:rPr>
         <w:lastRenderedPageBreak/>
-        <w:t>machine learning (SVM/K-Means) with a modern full-stack environment (FastAPI/React), the system provides a strong platform for fashion trend analysis. The code is modular, secure, and prepared for the final Testing and Evaluation phase.</w:t>
+        <w:t>machine learning (SVM/K-Means) with a modern full-stack environment (</w:t>
+      </w:r>
+      <w:proofErr w:type="spellStart"/>
+      <w:r>
+        <w:rPr>
+          <w:rFonts w:ascii="Times New Roman" w:hAnsi="Times New Roman" w:cs="Times New Roman"/>
+        </w:rPr>
+        <w:t>FastAPI</w:t>
+      </w:r>
+      <w:proofErr w:type="spellEnd"/>
+      <w:r>
+        <w:rPr>
+          <w:rFonts w:ascii="Times New Roman" w:hAnsi="Times New Roman" w:cs="Times New Roman"/>
+        </w:rPr>
+        <w:t>/React), the system provides a strong platform for fashion trend analysis. The code is modular, secure, and prepared for the final Testing and Evaluation phase.</w:t>
       </w:r>
     </w:p>
     <w:p>
@@ -8363,7 +10555,21 @@
         <w:rPr>
           <w:rFonts w:ascii="Times New Roman" w:hAnsi="Times New Roman" w:cs="Times New Roman"/>
         </w:rPr>
-        <w:t>The House of Lasgidi (HoL) dashboard is designed to provide a seamless, intuitive experience for fashion analysts, moving from high-level event metrics to granular brand insights.</w:t>
+        <w:t>The House of Lasgidi (</w:t>
+      </w:r>
+      <w:proofErr w:type="spellStart"/>
+      <w:r>
+        <w:rPr>
+          <w:rFonts w:ascii="Times New Roman" w:hAnsi="Times New Roman" w:cs="Times New Roman"/>
+        </w:rPr>
+        <w:t>HoL</w:t>
+      </w:r>
+      <w:proofErr w:type="spellEnd"/>
+      <w:r>
+        <w:rPr>
+          <w:rFonts w:ascii="Times New Roman" w:hAnsi="Times New Roman" w:cs="Times New Roman"/>
+        </w:rPr>
+        <w:t>) dashboard is designed to provide a seamless, intuitive experience for fashion analysts, moving from high-level event metrics to granular brand insights.</w:t>
       </w:r>
     </w:p>
     <w:p>
@@ -8396,7 +10602,49 @@
         <w:rPr>
           <w:rFonts w:ascii="Times New Roman" w:hAnsi="Times New Roman" w:cs="Times New Roman"/>
         </w:rPr>
-        <w:t>The user journey begins at the login interface. The system implements a secure gateway where credentials are encrypted using the ‘bcrypt’ algorithm within the User script in the backend. Upon successful verification, the FastAPI server issues a JSON Web Token (JWT), which the frontend’s authentication service script stores in ‘localStorage’ to authorize subsequent data requests.</w:t>
+        <w:t>The user journey begins at the login interface. The system implements a secure gateway where credentials are encrypted using the ‘</w:t>
+      </w:r>
+      <w:proofErr w:type="spellStart"/>
+      <w:r>
+        <w:rPr>
+          <w:rFonts w:ascii="Times New Roman" w:hAnsi="Times New Roman" w:cs="Times New Roman"/>
+        </w:rPr>
+        <w:t>bcrypt</w:t>
+      </w:r>
+      <w:proofErr w:type="spellEnd"/>
+      <w:r>
+        <w:rPr>
+          <w:rFonts w:ascii="Times New Roman" w:hAnsi="Times New Roman" w:cs="Times New Roman"/>
+        </w:rPr>
+        <w:t xml:space="preserve">’ algorithm within the User script in the backend. Upon successful verification, the </w:t>
+      </w:r>
+      <w:proofErr w:type="spellStart"/>
+      <w:r>
+        <w:rPr>
+          <w:rFonts w:ascii="Times New Roman" w:hAnsi="Times New Roman" w:cs="Times New Roman"/>
+        </w:rPr>
+        <w:t>FastAPI</w:t>
+      </w:r>
+      <w:proofErr w:type="spellEnd"/>
+      <w:r>
+        <w:rPr>
+          <w:rFonts w:ascii="Times New Roman" w:hAnsi="Times New Roman" w:cs="Times New Roman"/>
+        </w:rPr>
+        <w:t xml:space="preserve"> server issues a JSON Web Token (JWT), which the frontend’s authentication service script stores in ‘</w:t>
+      </w:r>
+      <w:proofErr w:type="spellStart"/>
+      <w:r>
+        <w:rPr>
+          <w:rFonts w:ascii="Times New Roman" w:hAnsi="Times New Roman" w:cs="Times New Roman"/>
+        </w:rPr>
+        <w:t>localStorage</w:t>
+      </w:r>
+      <w:proofErr w:type="spellEnd"/>
+      <w:r>
+        <w:rPr>
+          <w:rFonts w:ascii="Times New Roman" w:hAnsi="Times New Roman" w:cs="Times New Roman"/>
+        </w:rPr>
+        <w:t>’ to authorize subsequent data requests.</w:t>
       </w:r>
     </w:p>
     <w:p>
@@ -8488,12 +10736,14 @@
         </w:rPr>
         <w:t xml:space="preserve"> or </w:t>
       </w:r>
+      <w:proofErr w:type="spellStart"/>
       <w:r>
         <w:rPr>
           <w:rFonts w:ascii="Times New Roman" w:hAnsi="Times New Roman" w:cs="Times New Roman"/>
         </w:rPr>
         <w:t>Fruche</w:t>
       </w:r>
+      <w:proofErr w:type="spellEnd"/>
       <w:r>
         <w:rPr>
           <w:rFonts w:ascii="Times New Roman" w:hAnsi="Times New Roman" w:cs="Times New Roman"/>
@@ -8528,7 +10778,21 @@
         <w:rPr>
           <w:rFonts w:ascii="Times New Roman" w:hAnsi="Times New Roman" w:cs="Times New Roman"/>
         </w:rPr>
-        <w:t xml:space="preserve"> fetched directly from the FastAPI static mount</w:t>
+        <w:t xml:space="preserve"> fetched directly from the </w:t>
+      </w:r>
+      <w:proofErr w:type="spellStart"/>
+      <w:r>
+        <w:rPr>
+          <w:rFonts w:ascii="Times New Roman" w:hAnsi="Times New Roman" w:cs="Times New Roman"/>
+        </w:rPr>
+        <w:t>FastAPI</w:t>
+      </w:r>
+      <w:proofErr w:type="spellEnd"/>
+      <w:r>
+        <w:rPr>
+          <w:rFonts w:ascii="Times New Roman" w:hAnsi="Times New Roman" w:cs="Times New Roman"/>
+        </w:rPr>
+        <w:t xml:space="preserve"> static mount</w:t>
       </w:r>
       <w:r>
         <w:rPr>
@@ -8593,7 +10857,21 @@
           <w:rFonts w:ascii="Times New Roman" w:hAnsi="Times New Roman" w:cs="Times New Roman"/>
         </w:rPr>
         <w:lastRenderedPageBreak/>
-        <w:t xml:space="preserve">The FastAPI backend was subjected to black-box testing using the interactive Swagger UI (/docs). Routes such as ‘/analysis/overview/colours’ and ‘/analysis/brand/{brand}/fabrics’ were tested for response accuracy. </w:t>
+        <w:t xml:space="preserve">The </w:t>
+      </w:r>
+      <w:proofErr w:type="spellStart"/>
+      <w:r>
+        <w:rPr>
+          <w:rFonts w:ascii="Times New Roman" w:hAnsi="Times New Roman" w:cs="Times New Roman"/>
+        </w:rPr>
+        <w:t>FastAPI</w:t>
+      </w:r>
+      <w:proofErr w:type="spellEnd"/>
+      <w:r>
+        <w:rPr>
+          <w:rFonts w:ascii="Times New Roman" w:hAnsi="Times New Roman" w:cs="Times New Roman"/>
+        </w:rPr>
+        <w:t xml:space="preserve"> backend was subjected to black-box testing using the interactive Swagger UI (/docs). Routes such as ‘/analysis/overview/colours’ and ‘/analysis/brand/{brand}/fabrics’ were tested for response accuracy. </w:t>
       </w:r>
     </w:p>
     <w:p>
@@ -8632,7 +10910,19 @@
         <w:rPr>
           <w:rFonts w:ascii="Times New Roman" w:hAnsi="Times New Roman" w:cs="Times New Roman"/>
         </w:rPr>
-        <w:t>The core of the system’s value lies in its classification accuracy. As noted in the Fabric Insights component script, the Linear SVM classifier achieved a tested accuracy of 89.68% in identifying textile profiles. The clustering algorithm was evaluated by comparing its hex-code outputs against the original runway images. The Colour Charts script is mapped with human-readable names (e.g., “Red”) to the identified clusters with high visual fidelity.</w:t>
+        <w:t xml:space="preserve">The core of the system’s value lies in its classification accuracy. As noted in the Fabric Insights component script, the Linear SVM classifier achieved a tested accuracy of 89.68% in identifying textile profiles. The clustering algorithm was evaluated by comparing its hex-code outputs against the original runway images. The Colour Charts script is mapped </w:t>
+      </w:r>
+      <w:r>
+        <w:rPr>
+          <w:rFonts w:ascii="Times New Roman" w:hAnsi="Times New Roman" w:cs="Times New Roman"/>
+        </w:rPr>
+        <w:t xml:space="preserve">to the identified clusters using human-readable names (e.g., “Red”) </w:t>
+      </w:r>
+      <w:r>
+        <w:rPr>
+          <w:rFonts w:ascii="Times New Roman" w:hAnsi="Times New Roman" w:cs="Times New Roman"/>
+        </w:rPr>
+        <w:t>with high visual fidelity.</w:t>
       </w:r>
     </w:p>
     <w:p>
@@ -8694,7 +10984,21 @@
         <w:rPr>
           <w:rFonts w:ascii="Times New Roman" w:hAnsi="Times New Roman" w:cs="Times New Roman"/>
         </w:rPr>
-        <w:t>Asynchronous Handling: the API script was tested to ensure that Loading states were displayed correctly while ‘axios’ fetched large JSON payloads from the backend.</w:t>
+        <w:t>Asynchronous Handling: the API script was tested to ensure that Loading states were displayed correctly while ‘</w:t>
+      </w:r>
+      <w:proofErr w:type="spellStart"/>
+      <w:r>
+        <w:rPr>
+          <w:rFonts w:ascii="Times New Roman" w:hAnsi="Times New Roman" w:cs="Times New Roman"/>
+        </w:rPr>
+        <w:t>axios</w:t>
+      </w:r>
+      <w:proofErr w:type="spellEnd"/>
+      <w:r>
+        <w:rPr>
+          <w:rFonts w:ascii="Times New Roman" w:hAnsi="Times New Roman" w:cs="Times New Roman"/>
+        </w:rPr>
+        <w:t>’ fetched large JSON payloads from the backend.</w:t>
       </w:r>
     </w:p>
     <w:p>
@@ -8786,7 +11090,19 @@
         <w:rPr>
           <w:rFonts w:ascii="Times New Roman" w:hAnsi="Times New Roman" w:cs="Times New Roman"/>
         </w:rPr>
-        <w:t>Dependency on Pre-Processed Data: The Data Loader script currently relies on static JSON files. A future iteration would involve a real-time database, like PostgreSQL, to allow for live updates during a fashion week event.</w:t>
+        <w:t xml:space="preserve">Dependency on Pre-Processed Data: The Data Loader script currently relies on static JSON files. A future iteration would </w:t>
+      </w:r>
+      <w:r>
+        <w:rPr>
+          <w:rFonts w:ascii="Times New Roman" w:hAnsi="Times New Roman" w:cs="Times New Roman"/>
+        </w:rPr>
+        <w:t>use a real-time database, such as PostgreSQL, to enable</w:t>
+      </w:r>
+      <w:r>
+        <w:rPr>
+          <w:rFonts w:ascii="Times New Roman" w:hAnsi="Times New Roman" w:cs="Times New Roman"/>
+        </w:rPr>
+        <w:t xml:space="preserve"> live updates during a fashion week event.</w:t>
       </w:r>
     </w:p>
     <w:p>
@@ -8825,7 +11141,45 @@
         <w:rPr>
           <w:rFonts w:ascii="Times New Roman" w:hAnsi="Times New Roman" w:cs="Times New Roman"/>
         </w:rPr>
-        <w:t>The House of Lasgidi 2025 Analysis platform demonstrates a great potential of integrating Machine Learning with full-stack web technologies in the fashion sector. By combing an analytical Python backend with a reactive JavaScript frontend, the project successfully transformed qualitative visual art into quantitative, actionable data. It provides a blueprint for how African fashion weeks can be analyzed, archived, and understood on a global, data-driven scale.</w:t>
+        <w:t xml:space="preserve">The House of Lasgidi 2025 Analysis platform demonstrates a great potential </w:t>
+      </w:r>
+      <w:r>
+        <w:rPr>
+          <w:rFonts w:ascii="Times New Roman" w:hAnsi="Times New Roman" w:cs="Times New Roman"/>
+        </w:rPr>
+        <w:t>for</w:t>
+      </w:r>
+      <w:r>
+        <w:rPr>
+          <w:rFonts w:ascii="Times New Roman" w:hAnsi="Times New Roman" w:cs="Times New Roman"/>
+        </w:rPr>
+        <w:t xml:space="preserve"> integrating Machine Learning with full-stack web technologies in the fashion sector. By </w:t>
+      </w:r>
+      <w:r>
+        <w:rPr>
+          <w:rFonts w:ascii="Times New Roman" w:hAnsi="Times New Roman" w:cs="Times New Roman"/>
+        </w:rPr>
+        <w:t>combining</w:t>
+      </w:r>
+      <w:r>
+        <w:rPr>
+          <w:rFonts w:ascii="Times New Roman" w:hAnsi="Times New Roman" w:cs="Times New Roman"/>
+        </w:rPr>
+        <w:t xml:space="preserve"> an analytical Python backend with a reactive JavaScript frontend, the project successfully transformed qualitative visual art into quantitative, actionable data. It provides a blueprint for how African fashion weeks can be </w:t>
+      </w:r>
+      <w:proofErr w:type="spellStart"/>
+      <w:r>
+        <w:rPr>
+          <w:rFonts w:ascii="Times New Roman" w:hAnsi="Times New Roman" w:cs="Times New Roman"/>
+        </w:rPr>
+        <w:t>analyzed</w:t>
+      </w:r>
+      <w:proofErr w:type="spellEnd"/>
+      <w:r>
+        <w:rPr>
+          <w:rFonts w:ascii="Times New Roman" w:hAnsi="Times New Roman" w:cs="Times New Roman"/>
+        </w:rPr>
+        <w:t>, archived, and understood on a global, data-driven scale.</w:t>
       </w:r>
     </w:p>
     <w:p>
@@ -9115,27 +11469,982 @@
     </w:p>
     <w:p>
       <w:pPr>
+        <w:pStyle w:val="ListParagraph"/>
         <w:numPr>
           <w:ilvl w:val="0"/>
-          <w:numId w:val="5"/>
+          <w:numId w:val="27"/>
         </w:numPr>
         <w:rPr>
           <w:rFonts w:ascii="Times New Roman" w:hAnsi="Times New Roman" w:cs="Times New Roman"/>
         </w:rPr>
       </w:pPr>
       <w:r>
+        <w:rPr>
+          <w:rFonts w:ascii="Times New Roman" w:hAnsi="Times New Roman" w:cs="Times New Roman"/>
+        </w:rPr>
+        <w:t xml:space="preserve">Al-Rawi, M., &amp; Beel, J. (2020). Probabilistic </w:t>
+      </w:r>
+      <w:proofErr w:type="spellStart"/>
+      <w:r>
+        <w:rPr>
+          <w:rFonts w:ascii="Times New Roman" w:hAnsi="Times New Roman" w:cs="Times New Roman"/>
+        </w:rPr>
+        <w:t>color</w:t>
+      </w:r>
+      <w:proofErr w:type="spellEnd"/>
+      <w:r>
+        <w:rPr>
+          <w:rFonts w:ascii="Times New Roman" w:hAnsi="Times New Roman" w:cs="Times New Roman"/>
+        </w:rPr>
+        <w:t xml:space="preserve"> modelling of clothing items. </w:t>
+      </w:r>
+      <w:r>
+        <w:rPr>
+          <w:rFonts w:ascii="Times New Roman" w:hAnsi="Times New Roman" w:cs="Times New Roman"/>
+          <w:i/>
+          <w:iCs/>
+        </w:rPr>
+        <w:t>ADAPT Centre, Trinity College Dublin</w:t>
+      </w:r>
+      <w:r>
+        <w:rPr>
+          <w:rFonts w:ascii="Times New Roman" w:hAnsi="Times New Roman" w:cs="Times New Roman"/>
+        </w:rPr>
+        <w:t>.</w:t>
+      </w:r>
+    </w:p>
+    <w:p>
+      <w:pPr>
+        <w:pStyle w:val="ListParagraph"/>
+        <w:numPr>
+          <w:ilvl w:val="0"/>
+          <w:numId w:val="27"/>
+        </w:numPr>
+        <w:rPr>
+          <w:rFonts w:ascii="Times New Roman" w:hAnsi="Times New Roman" w:cs="Times New Roman"/>
+        </w:rPr>
+      </w:pPr>
+      <w:r>
+        <w:rPr>
+          <w:rFonts w:ascii="Times New Roman" w:hAnsi="Times New Roman" w:cs="Times New Roman"/>
+        </w:rPr>
+        <w:t xml:space="preserve">Bennett, K. P., &amp; </w:t>
+      </w:r>
+      <w:proofErr w:type="spellStart"/>
+      <w:r>
+        <w:rPr>
+          <w:rFonts w:ascii="Times New Roman" w:hAnsi="Times New Roman" w:cs="Times New Roman"/>
+        </w:rPr>
+        <w:t>Demiriz</w:t>
+      </w:r>
+      <w:proofErr w:type="spellEnd"/>
+      <w:r>
+        <w:rPr>
+          <w:rFonts w:ascii="Times New Roman" w:hAnsi="Times New Roman" w:cs="Times New Roman"/>
+        </w:rPr>
+        <w:t xml:space="preserve">, A. (1998). Semi-supervised support vector machines. </w:t>
+      </w:r>
+      <w:r>
+        <w:rPr>
+          <w:rFonts w:ascii="Times New Roman" w:hAnsi="Times New Roman" w:cs="Times New Roman"/>
+          <w:i/>
+          <w:iCs/>
+        </w:rPr>
+        <w:t>Proceedings of the 1998 Conference on Advances in Neural Information Processing Systems (NIPS)</w:t>
+      </w:r>
+      <w:r>
+        <w:rPr>
+          <w:rFonts w:ascii="Times New Roman" w:hAnsi="Times New Roman" w:cs="Times New Roman"/>
+        </w:rPr>
+        <w:t>.</w:t>
+      </w:r>
+    </w:p>
+    <w:p>
+      <w:pPr>
+        <w:pStyle w:val="ListParagraph"/>
+        <w:numPr>
+          <w:ilvl w:val="0"/>
+          <w:numId w:val="27"/>
+        </w:numPr>
+        <w:rPr>
+          <w:rFonts w:ascii="Times New Roman" w:hAnsi="Times New Roman" w:cs="Times New Roman"/>
+        </w:rPr>
+      </w:pPr>
+      <w:r>
+        <w:rPr>
+          <w:rFonts w:ascii="Times New Roman" w:hAnsi="Times New Roman" w:cs="Times New Roman"/>
+        </w:rPr>
+        <w:t xml:space="preserve">Boateng, S., Tawiah, B., &amp; Acheampong, I. A. (2025). Envisioning AI-powered future of African print designs - A systematic review of opportunities and challenges. </w:t>
+      </w:r>
+      <w:r>
+        <w:rPr>
+          <w:rFonts w:ascii="Times New Roman" w:hAnsi="Times New Roman" w:cs="Times New Roman"/>
+          <w:i/>
+          <w:iCs/>
+        </w:rPr>
+        <w:t>Fashion and Textiles Review</w:t>
+      </w:r>
+      <w:r>
+        <w:rPr>
+          <w:rFonts w:ascii="Times New Roman" w:hAnsi="Times New Roman" w:cs="Times New Roman"/>
+        </w:rPr>
+        <w:t xml:space="preserve">, </w:t>
+      </w:r>
+      <w:r>
+        <w:rPr>
+          <w:rFonts w:ascii="Times New Roman" w:hAnsi="Times New Roman" w:cs="Times New Roman"/>
+          <w:i/>
+          <w:iCs/>
+        </w:rPr>
+        <w:t>6</w:t>
+      </w:r>
+      <w:r>
+        <w:rPr>
+          <w:rFonts w:ascii="Times New Roman" w:hAnsi="Times New Roman" w:cs="Times New Roman"/>
+        </w:rPr>
+        <w:t xml:space="preserve">, 333–352. </w:t>
+      </w:r>
+      <w:hyperlink r:id="rId17" w:history="1">
+        <w:r>
+          <w:rPr>
+            <w:rStyle w:val="Hyperlink"/>
+            <w:rFonts w:ascii="Times New Roman" w:hAnsi="Times New Roman" w:cs="Times New Roman"/>
+          </w:rPr>
+          <w:t>https://doi.org/10.35738/ftr.v6.2025.17</w:t>
+        </w:r>
+      </w:hyperlink>
+      <w:r>
+        <w:rPr>
+          <w:rFonts w:ascii="Times New Roman" w:hAnsi="Times New Roman" w:cs="Times New Roman"/>
+        </w:rPr>
+        <w:t xml:space="preserve"> </w:t>
+      </w:r>
+    </w:p>
+    <w:p>
+      <w:pPr>
+        <w:pStyle w:val="ListParagraph"/>
+        <w:numPr>
+          <w:ilvl w:val="0"/>
+          <w:numId w:val="27"/>
+        </w:numPr>
+        <w:rPr>
+          <w:rFonts w:ascii="Times New Roman" w:hAnsi="Times New Roman" w:cs="Times New Roman"/>
+        </w:rPr>
+      </w:pPr>
+      <w:r>
+        <w:rPr>
+          <w:rFonts w:ascii="Times New Roman" w:hAnsi="Times New Roman" w:cs="Times New Roman"/>
+        </w:rPr>
+        <w:t xml:space="preserve">Chen, L.-C., Zhu, Y., George, P., Schroff, F., &amp; Adam, H. (2018). Encoder-decoder with </w:t>
+      </w:r>
+      <w:proofErr w:type="spellStart"/>
+      <w:r>
+        <w:rPr>
+          <w:rFonts w:ascii="Times New Roman" w:hAnsi="Times New Roman" w:cs="Times New Roman"/>
+        </w:rPr>
+        <w:t>atrous</w:t>
+      </w:r>
+      <w:proofErr w:type="spellEnd"/>
+      <w:r>
+        <w:rPr>
+          <w:rFonts w:ascii="Times New Roman" w:hAnsi="Times New Roman" w:cs="Times New Roman"/>
+        </w:rPr>
+        <w:t xml:space="preserve"> separable convolution for semantic image segmentation. </w:t>
+      </w:r>
+      <w:r>
+        <w:rPr>
+          <w:rFonts w:ascii="Times New Roman" w:hAnsi="Times New Roman" w:cs="Times New Roman"/>
+          <w:i/>
+          <w:iCs/>
+        </w:rPr>
+        <w:t>European Conference on Computer Vision (ECCV)</w:t>
+      </w:r>
+      <w:r>
+        <w:rPr>
+          <w:rFonts w:ascii="Times New Roman" w:hAnsi="Times New Roman" w:cs="Times New Roman"/>
+        </w:rPr>
+        <w:t>.</w:t>
+      </w:r>
+    </w:p>
+    <w:p>
+      <w:pPr>
+        <w:pStyle w:val="ListParagraph"/>
+        <w:numPr>
+          <w:ilvl w:val="0"/>
+          <w:numId w:val="27"/>
+        </w:numPr>
+        <w:rPr>
+          <w:rFonts w:ascii="Times New Roman" w:hAnsi="Times New Roman" w:cs="Times New Roman"/>
+        </w:rPr>
+      </w:pPr>
+      <w:r>
+        <w:rPr>
+          <w:rFonts w:ascii="Times New Roman" w:hAnsi="Times New Roman" w:cs="Times New Roman"/>
+        </w:rPr>
+        <w:t xml:space="preserve">Ge, Y., Zhang, R., Wang, X., Tang, X., &amp; Luo, P. (2019). DeepFashion2: A versatile benchmark for detection, pose estimation, segmentation and re-identification of clothing images. </w:t>
+      </w:r>
+      <w:r>
+        <w:rPr>
+          <w:rFonts w:ascii="Times New Roman" w:hAnsi="Times New Roman" w:cs="Times New Roman"/>
+          <w:i/>
+          <w:iCs/>
+        </w:rPr>
+        <w:t>Proceedings of the IEEE/CVF Conference on Computer Vision and Pattern Recognition (CVPR)</w:t>
+      </w:r>
+      <w:r>
+        <w:rPr>
+          <w:rFonts w:ascii="Times New Roman" w:hAnsi="Times New Roman" w:cs="Times New Roman"/>
+        </w:rPr>
+        <w:t>, 5337–5345.</w:t>
+      </w:r>
+    </w:p>
+    <w:p>
+      <w:pPr>
+        <w:pStyle w:val="ListParagraph"/>
+        <w:numPr>
+          <w:ilvl w:val="0"/>
+          <w:numId w:val="27"/>
+        </w:numPr>
+        <w:rPr>
+          <w:rFonts w:ascii="Times New Roman" w:hAnsi="Times New Roman" w:cs="Times New Roman"/>
+        </w:rPr>
+      </w:pPr>
+      <w:r>
+        <w:rPr>
+          <w:rFonts w:ascii="Times New Roman" w:hAnsi="Times New Roman" w:cs="Times New Roman"/>
+        </w:rPr>
+        <w:t xml:space="preserve">Hall-Beyer, M. (2017). </w:t>
+      </w:r>
+      <w:r>
+        <w:rPr>
+          <w:rFonts w:ascii="Times New Roman" w:hAnsi="Times New Roman" w:cs="Times New Roman"/>
+          <w:i/>
+          <w:iCs/>
+        </w:rPr>
+        <w:t>GLCM texture: A tutorial</w:t>
+      </w:r>
+      <w:r>
+        <w:rPr>
+          <w:rFonts w:ascii="Times New Roman" w:hAnsi="Times New Roman" w:cs="Times New Roman"/>
+        </w:rPr>
+        <w:t xml:space="preserve"> (v. 3.0). University of Calgary.</w:t>
+      </w:r>
+    </w:p>
+    <w:p>
+      <w:pPr>
+        <w:pStyle w:val="ListParagraph"/>
+        <w:numPr>
+          <w:ilvl w:val="0"/>
+          <w:numId w:val="27"/>
+        </w:numPr>
+        <w:rPr>
+          <w:rFonts w:ascii="Times New Roman" w:hAnsi="Times New Roman" w:cs="Times New Roman"/>
+        </w:rPr>
+      </w:pPr>
+      <w:r>
+        <w:rPr>
+          <w:rFonts w:ascii="Times New Roman" w:hAnsi="Times New Roman" w:cs="Times New Roman"/>
+        </w:rPr>
+        <w:t xml:space="preserve">Haralick, R. M., Shanmugam, K., &amp; </w:t>
+      </w:r>
+      <w:proofErr w:type="spellStart"/>
+      <w:r>
+        <w:rPr>
+          <w:rFonts w:ascii="Times New Roman" w:hAnsi="Times New Roman" w:cs="Times New Roman"/>
+        </w:rPr>
+        <w:t>Dinstein</w:t>
+      </w:r>
+      <w:proofErr w:type="spellEnd"/>
+      <w:r>
+        <w:rPr>
+          <w:rFonts w:ascii="Times New Roman" w:hAnsi="Times New Roman" w:cs="Times New Roman"/>
+        </w:rPr>
+        <w:t xml:space="preserve">, I. (1973). Textural features for image classification. </w:t>
+      </w:r>
+      <w:r>
+        <w:rPr>
+          <w:rFonts w:ascii="Times New Roman" w:hAnsi="Times New Roman" w:cs="Times New Roman"/>
+          <w:i/>
+          <w:iCs/>
+        </w:rPr>
+        <w:t>IEEE Transactions on Systems, Man, and Cybernetics</w:t>
+      </w:r>
+      <w:r>
+        <w:rPr>
+          <w:rFonts w:ascii="Times New Roman" w:hAnsi="Times New Roman" w:cs="Times New Roman"/>
+        </w:rPr>
+        <w:t xml:space="preserve">, </w:t>
+      </w:r>
+      <w:r>
+        <w:rPr>
+          <w:rFonts w:ascii="Times New Roman" w:hAnsi="Times New Roman" w:cs="Times New Roman"/>
+          <w:i/>
+          <w:iCs/>
+        </w:rPr>
+        <w:t>3</w:t>
+      </w:r>
+      <w:r>
+        <w:rPr>
+          <w:rFonts w:ascii="Times New Roman" w:hAnsi="Times New Roman" w:cs="Times New Roman"/>
+        </w:rPr>
+        <w:t>(6), 610–621.</w:t>
+      </w:r>
+    </w:p>
+    <w:p>
+      <w:pPr>
+        <w:pStyle w:val="ListParagraph"/>
+        <w:numPr>
+          <w:ilvl w:val="0"/>
+          <w:numId w:val="27"/>
+        </w:numPr>
+        <w:rPr>
+          <w:rFonts w:ascii="Times New Roman" w:hAnsi="Times New Roman" w:cs="Times New Roman"/>
+        </w:rPr>
+      </w:pPr>
+      <w:r>
+        <w:rPr>
+          <w:rFonts w:ascii="Times New Roman" w:hAnsi="Times New Roman" w:cs="Times New Roman"/>
+        </w:rPr>
+        <w:t xml:space="preserve">Howard, A., Sandler, M., Chu, G., Chen, L.-C., Chen, B., Tan, M., Wang, W., Zhu, Y., Pang, R., Vasudevan, V., Le, Q. V., &amp; Adam, H. (2019). Searching for MobileNetV3. </w:t>
+      </w:r>
+      <w:r>
+        <w:rPr>
+          <w:rFonts w:ascii="Times New Roman" w:hAnsi="Times New Roman" w:cs="Times New Roman"/>
+          <w:i/>
+          <w:iCs/>
+        </w:rPr>
+        <w:t>Proceedings of the IEEE/CVF International Conference on Computer Vision (ICCV)</w:t>
+      </w:r>
+      <w:r>
+        <w:rPr>
+          <w:rFonts w:ascii="Times New Roman" w:hAnsi="Times New Roman" w:cs="Times New Roman"/>
+        </w:rPr>
+        <w:t>, 1314–1324.</w:t>
+      </w:r>
+    </w:p>
+    <w:p>
+      <w:pPr>
+        <w:pStyle w:val="ListParagraph"/>
+        <w:numPr>
+          <w:ilvl w:val="0"/>
+          <w:numId w:val="27"/>
+        </w:numPr>
+        <w:rPr>
+          <w:rFonts w:ascii="Times New Roman" w:hAnsi="Times New Roman" w:cs="Times New Roman"/>
+        </w:rPr>
+      </w:pPr>
+      <w:r>
+        <w:rPr>
+          <w:rFonts w:ascii="Times New Roman" w:hAnsi="Times New Roman" w:cs="Times New Roman"/>
+        </w:rPr>
+        <w:t xml:space="preserve">Inoue, T., &amp; Yagi, Y. (2020). </w:t>
+      </w:r>
+      <w:proofErr w:type="spellStart"/>
+      <w:r>
+        <w:rPr>
+          <w:rFonts w:ascii="Times New Roman" w:hAnsi="Times New Roman" w:cs="Times New Roman"/>
+        </w:rPr>
+        <w:t>Color</w:t>
+      </w:r>
+      <w:proofErr w:type="spellEnd"/>
+      <w:r>
+        <w:rPr>
+          <w:rFonts w:ascii="Times New Roman" w:hAnsi="Times New Roman" w:cs="Times New Roman"/>
+        </w:rPr>
+        <w:t xml:space="preserve"> standardization and optimization in whole slide imaging. </w:t>
+      </w:r>
+      <w:r>
+        <w:rPr>
+          <w:rFonts w:ascii="Times New Roman" w:hAnsi="Times New Roman" w:cs="Times New Roman"/>
+          <w:i/>
+          <w:iCs/>
+        </w:rPr>
+        <w:t>Clinical and Diagnostic Pathology</w:t>
+      </w:r>
+      <w:r>
+        <w:rPr>
+          <w:rFonts w:ascii="Times New Roman" w:hAnsi="Times New Roman" w:cs="Times New Roman"/>
+        </w:rPr>
+        <w:t xml:space="preserve">, </w:t>
+      </w:r>
+      <w:r>
+        <w:rPr>
+          <w:rFonts w:ascii="Times New Roman" w:hAnsi="Times New Roman" w:cs="Times New Roman"/>
+          <w:i/>
+          <w:iCs/>
+        </w:rPr>
+        <w:t>4</w:t>
+      </w:r>
+      <w:r>
+        <w:rPr>
+          <w:rFonts w:ascii="Times New Roman" w:hAnsi="Times New Roman" w:cs="Times New Roman"/>
+        </w:rPr>
+        <w:t xml:space="preserve">(1). </w:t>
+      </w:r>
+      <w:hyperlink r:id="rId18" w:history="1">
+        <w:r>
+          <w:rPr>
+            <w:rStyle w:val="Hyperlink"/>
+            <w:rFonts w:ascii="Times New Roman" w:hAnsi="Times New Roman" w:cs="Times New Roman"/>
+          </w:rPr>
+          <w:t>https://doi.org/10.15761/cdp.1000139</w:t>
+        </w:r>
+      </w:hyperlink>
+      <w:r>
+        <w:rPr>
+          <w:rFonts w:ascii="Times New Roman" w:hAnsi="Times New Roman" w:cs="Times New Roman"/>
+        </w:rPr>
+        <w:t xml:space="preserve"> </w:t>
+      </w:r>
+    </w:p>
+    <w:p>
+      <w:pPr>
+        <w:pStyle w:val="ListParagraph"/>
+        <w:numPr>
+          <w:ilvl w:val="0"/>
+          <w:numId w:val="27"/>
+        </w:numPr>
+        <w:rPr>
+          <w:rFonts w:ascii="Times New Roman" w:hAnsi="Times New Roman" w:cs="Times New Roman"/>
+        </w:rPr>
+      </w:pPr>
+      <w:proofErr w:type="spellStart"/>
+      <w:r>
+        <w:rPr>
+          <w:rFonts w:ascii="Times New Roman" w:hAnsi="Times New Roman" w:cs="Times New Roman"/>
+        </w:rPr>
+        <w:t>Khder</w:t>
+      </w:r>
+      <w:proofErr w:type="spellEnd"/>
+      <w:r>
+        <w:rPr>
+          <w:rFonts w:ascii="Times New Roman" w:hAnsi="Times New Roman" w:cs="Times New Roman"/>
+        </w:rPr>
+        <w:t xml:space="preserve">, M. A. (2021). Web scraping or web crawling: State of art, techniques, approaches and application. </w:t>
+      </w:r>
+      <w:r>
+        <w:rPr>
+          <w:rFonts w:ascii="Times New Roman" w:hAnsi="Times New Roman" w:cs="Times New Roman"/>
+          <w:i/>
+          <w:iCs/>
+        </w:rPr>
+        <w:t>International Journal of Advance Soft Computer Applications</w:t>
+      </w:r>
+      <w:r>
+        <w:rPr>
+          <w:rFonts w:ascii="Times New Roman" w:hAnsi="Times New Roman" w:cs="Times New Roman"/>
+        </w:rPr>
+        <w:t xml:space="preserve">, </w:t>
+      </w:r>
+      <w:r>
+        <w:rPr>
+          <w:rFonts w:ascii="Times New Roman" w:hAnsi="Times New Roman" w:cs="Times New Roman"/>
+          <w:i/>
+          <w:iCs/>
+        </w:rPr>
+        <w:t>13</w:t>
+      </w:r>
+      <w:r>
+        <w:rPr>
+          <w:rFonts w:ascii="Times New Roman" w:hAnsi="Times New Roman" w:cs="Times New Roman"/>
+        </w:rPr>
+        <w:t>(3), 145–168.</w:t>
+      </w:r>
+    </w:p>
+    <w:p>
+      <w:pPr>
+        <w:pStyle w:val="ListParagraph"/>
+        <w:numPr>
+          <w:ilvl w:val="0"/>
+          <w:numId w:val="27"/>
+        </w:numPr>
+        <w:rPr>
+          <w:rFonts w:ascii="Times New Roman" w:hAnsi="Times New Roman" w:cs="Times New Roman"/>
+        </w:rPr>
+      </w:pPr>
+      <w:r>
+        <w:rPr>
+          <w:rFonts w:ascii="Times New Roman" w:hAnsi="Times New Roman" w:cs="Times New Roman"/>
+        </w:rPr>
+        <w:t xml:space="preserve">Liang, X., Xu, C., Shen, X., Yang, J., Liu, S., Tang, J., Lin, L., &amp; Yan, S. (2015). Human parsing with contextualized convolutional neural network. </w:t>
+      </w:r>
+      <w:r>
+        <w:rPr>
+          <w:rFonts w:ascii="Times New Roman" w:hAnsi="Times New Roman" w:cs="Times New Roman"/>
+          <w:i/>
+          <w:iCs/>
+        </w:rPr>
+        <w:t>Proceedings of the IEEE International Conference on Computer Vision (ICCV)</w:t>
+      </w:r>
+      <w:r>
+        <w:rPr>
+          <w:rFonts w:ascii="Times New Roman" w:hAnsi="Times New Roman" w:cs="Times New Roman"/>
+        </w:rPr>
+        <w:t>, 1386–1394.</w:t>
+      </w:r>
+    </w:p>
+    <w:p>
+      <w:pPr>
+        <w:pStyle w:val="ListParagraph"/>
+        <w:numPr>
+          <w:ilvl w:val="0"/>
+          <w:numId w:val="27"/>
+        </w:numPr>
+        <w:rPr>
+          <w:rFonts w:ascii="Times New Roman" w:hAnsi="Times New Roman" w:cs="Times New Roman"/>
+        </w:rPr>
+      </w:pPr>
+      <w:r>
+        <w:rPr>
+          <w:rFonts w:ascii="Times New Roman" w:hAnsi="Times New Roman" w:cs="Times New Roman"/>
+        </w:rPr>
+        <w:t xml:space="preserve">Liu, L., Chen, J., </w:t>
+      </w:r>
+      <w:proofErr w:type="spellStart"/>
+      <w:r>
+        <w:rPr>
+          <w:rFonts w:ascii="Times New Roman" w:hAnsi="Times New Roman" w:cs="Times New Roman"/>
+        </w:rPr>
+        <w:t>Fieguth</w:t>
+      </w:r>
+      <w:proofErr w:type="spellEnd"/>
+      <w:r>
+        <w:rPr>
+          <w:rFonts w:ascii="Times New Roman" w:hAnsi="Times New Roman" w:cs="Times New Roman"/>
+        </w:rPr>
+        <w:t xml:space="preserve">, P., Zhao, G., Chellappa, R., &amp; Pietikäinen, M. (2019). From </w:t>
+      </w:r>
+      <w:proofErr w:type="spellStart"/>
+      <w:r>
+        <w:rPr>
+          <w:rFonts w:ascii="Times New Roman" w:hAnsi="Times New Roman" w:cs="Times New Roman"/>
+        </w:rPr>
+        <w:t>BoW</w:t>
+      </w:r>
+      <w:proofErr w:type="spellEnd"/>
+      <w:r>
+        <w:rPr>
+          <w:rFonts w:ascii="Times New Roman" w:hAnsi="Times New Roman" w:cs="Times New Roman"/>
+        </w:rPr>
+        <w:t xml:space="preserve"> to CNN: Two decades of texture representation for texture classification. </w:t>
+      </w:r>
+      <w:r>
+        <w:rPr>
+          <w:rFonts w:ascii="Times New Roman" w:hAnsi="Times New Roman" w:cs="Times New Roman"/>
+          <w:i/>
+          <w:iCs/>
+        </w:rPr>
+        <w:t>International Journal of Computer Vision</w:t>
+      </w:r>
+      <w:r>
+        <w:rPr>
+          <w:rFonts w:ascii="Times New Roman" w:hAnsi="Times New Roman" w:cs="Times New Roman"/>
+        </w:rPr>
+        <w:t xml:space="preserve">, </w:t>
+      </w:r>
+      <w:r>
+        <w:rPr>
+          <w:rFonts w:ascii="Times New Roman" w:hAnsi="Times New Roman" w:cs="Times New Roman"/>
+          <w:i/>
+          <w:iCs/>
+        </w:rPr>
+        <w:t>127</w:t>
+      </w:r>
+      <w:r>
+        <w:rPr>
+          <w:rFonts w:ascii="Times New Roman" w:hAnsi="Times New Roman" w:cs="Times New Roman"/>
+        </w:rPr>
+        <w:t>, 74–109.</w:t>
+      </w:r>
+    </w:p>
+    <w:p>
+      <w:pPr>
+        <w:pStyle w:val="ListParagraph"/>
+        <w:numPr>
+          <w:ilvl w:val="0"/>
+          <w:numId w:val="27"/>
+        </w:numPr>
+        <w:rPr>
+          <w:rFonts w:ascii="Times New Roman" w:hAnsi="Times New Roman" w:cs="Times New Roman"/>
+        </w:rPr>
+      </w:pPr>
+      <w:r>
+        <w:rPr>
+          <w:rFonts w:ascii="Times New Roman" w:hAnsi="Times New Roman" w:cs="Times New Roman"/>
+        </w:rPr>
+        <w:t xml:space="preserve">Ojala, T., Pietikäinen, M., &amp; Mäenpää, T. (2002). Multiresolution </w:t>
+      </w:r>
+      <w:proofErr w:type="spellStart"/>
+      <w:r>
+        <w:rPr>
+          <w:rFonts w:ascii="Times New Roman" w:hAnsi="Times New Roman" w:cs="Times New Roman"/>
+        </w:rPr>
+        <w:t>gray</w:t>
+      </w:r>
+      <w:proofErr w:type="spellEnd"/>
+      <w:r>
+        <w:rPr>
+          <w:rFonts w:ascii="Times New Roman" w:hAnsi="Times New Roman" w:cs="Times New Roman"/>
+        </w:rPr>
+        <w:t xml:space="preserve"> scale and rotation invariant texture classification with local binary patterns. </w:t>
+      </w:r>
+      <w:r>
+        <w:rPr>
+          <w:rFonts w:ascii="Times New Roman" w:hAnsi="Times New Roman" w:cs="Times New Roman"/>
+          <w:i/>
+          <w:iCs/>
+        </w:rPr>
+        <w:t>IEEE Transactions on Pattern Analysis and Machine Intelligence</w:t>
+      </w:r>
+      <w:r>
+        <w:rPr>
+          <w:rFonts w:ascii="Times New Roman" w:hAnsi="Times New Roman" w:cs="Times New Roman"/>
+        </w:rPr>
+        <w:t xml:space="preserve">, </w:t>
+      </w:r>
+      <w:r>
+        <w:rPr>
+          <w:rFonts w:ascii="Times New Roman" w:hAnsi="Times New Roman" w:cs="Times New Roman"/>
+          <w:i/>
+          <w:iCs/>
+        </w:rPr>
+        <w:t>24</w:t>
+      </w:r>
+      <w:r>
+        <w:rPr>
+          <w:rFonts w:ascii="Times New Roman" w:hAnsi="Times New Roman" w:cs="Times New Roman"/>
+        </w:rPr>
+        <w:t>(7), 971–987.</w:t>
+      </w:r>
+    </w:p>
+    <w:p>
+      <w:pPr>
+        <w:pStyle w:val="ListParagraph"/>
+        <w:numPr>
+          <w:ilvl w:val="0"/>
+          <w:numId w:val="27"/>
+        </w:numPr>
+        <w:rPr>
+          <w:rFonts w:ascii="Times New Roman" w:hAnsi="Times New Roman" w:cs="Times New Roman"/>
+        </w:rPr>
+      </w:pPr>
+      <w:proofErr w:type="spellStart"/>
+      <w:r>
+        <w:rPr>
+          <w:rFonts w:ascii="Times New Roman" w:hAnsi="Times New Roman" w:cs="Times New Roman"/>
+        </w:rPr>
+        <w:lastRenderedPageBreak/>
+        <w:t>Süsstrunk</w:t>
+      </w:r>
+      <w:proofErr w:type="spellEnd"/>
+      <w:r>
+        <w:rPr>
+          <w:rFonts w:ascii="Times New Roman" w:hAnsi="Times New Roman" w:cs="Times New Roman"/>
+        </w:rPr>
+        <w:t xml:space="preserve">, S., Buckley, R., &amp; Swen, S. (1999). Standard RGB </w:t>
+      </w:r>
+      <w:proofErr w:type="spellStart"/>
+      <w:r>
+        <w:rPr>
+          <w:rFonts w:ascii="Times New Roman" w:hAnsi="Times New Roman" w:cs="Times New Roman"/>
+        </w:rPr>
+        <w:t>color</w:t>
+      </w:r>
+      <w:proofErr w:type="spellEnd"/>
+      <w:r>
+        <w:rPr>
+          <w:rFonts w:ascii="Times New Roman" w:hAnsi="Times New Roman" w:cs="Times New Roman"/>
+        </w:rPr>
+        <w:t xml:space="preserve"> spaces. </w:t>
+      </w:r>
+      <w:r>
+        <w:rPr>
+          <w:rFonts w:ascii="Times New Roman" w:hAnsi="Times New Roman" w:cs="Times New Roman"/>
+          <w:i/>
+          <w:iCs/>
+        </w:rPr>
+        <w:t xml:space="preserve">Proceedings of the 7th </w:t>
+      </w:r>
+      <w:proofErr w:type="spellStart"/>
+      <w:r>
+        <w:rPr>
+          <w:rFonts w:ascii="Times New Roman" w:hAnsi="Times New Roman" w:cs="Times New Roman"/>
+          <w:i/>
+          <w:iCs/>
+        </w:rPr>
+        <w:t>Color</w:t>
+      </w:r>
+      <w:proofErr w:type="spellEnd"/>
+      <w:r>
+        <w:rPr>
+          <w:rFonts w:ascii="Times New Roman" w:hAnsi="Times New Roman" w:cs="Times New Roman"/>
+          <w:i/>
+          <w:iCs/>
+        </w:rPr>
+        <w:t xml:space="preserve"> Imaging Conference</w:t>
+      </w:r>
+      <w:r>
+        <w:rPr>
+          <w:rFonts w:ascii="Times New Roman" w:hAnsi="Times New Roman" w:cs="Times New Roman"/>
+        </w:rPr>
+        <w:t>.</w:t>
+      </w:r>
+    </w:p>
+    <w:p>
+      <w:pPr>
+        <w:pStyle w:val="ListParagraph"/>
+        <w:numPr>
+          <w:ilvl w:val="0"/>
+          <w:numId w:val="27"/>
+        </w:numPr>
+        <w:rPr>
+          <w:rFonts w:ascii="Times New Roman" w:hAnsi="Times New Roman" w:cs="Times New Roman"/>
+        </w:rPr>
+      </w:pPr>
+      <w:r>
+        <w:rPr>
+          <w:rFonts w:ascii="Times New Roman" w:hAnsi="Times New Roman" w:cs="Times New Roman"/>
+        </w:rPr>
+        <w:t xml:space="preserve">Szeliski, R. (2010). </w:t>
+      </w:r>
+      <w:r>
+        <w:rPr>
+          <w:rFonts w:ascii="Times New Roman" w:hAnsi="Times New Roman" w:cs="Times New Roman"/>
+          <w:i/>
+          <w:iCs/>
+        </w:rPr>
+        <w:t>Computer vision: Algorithms and applications</w:t>
+      </w:r>
+      <w:r>
+        <w:rPr>
+          <w:rFonts w:ascii="Times New Roman" w:hAnsi="Times New Roman" w:cs="Times New Roman"/>
+        </w:rPr>
+        <w:t xml:space="preserve"> (Draft ed.). Microsoft Research.</w:t>
+      </w:r>
+    </w:p>
+    <w:p>
+      <w:pPr>
+        <w:pStyle w:val="ListParagraph"/>
+        <w:numPr>
+          <w:ilvl w:val="0"/>
+          <w:numId w:val="27"/>
+        </w:numPr>
+        <w:rPr>
+          <w:rFonts w:ascii="Times New Roman" w:hAnsi="Times New Roman" w:cs="Times New Roman"/>
+        </w:rPr>
+      </w:pPr>
+      <w:r>
+        <w:rPr>
+          <w:rFonts w:ascii="Times New Roman" w:hAnsi="Times New Roman" w:cs="Times New Roman"/>
+        </w:rPr>
+        <w:t xml:space="preserve">Wang, X., &amp; Wang, C. (2019). Time series data cleaning: A survey. </w:t>
+      </w:r>
+      <w:r>
+        <w:rPr>
+          <w:rFonts w:ascii="Times New Roman" w:hAnsi="Times New Roman" w:cs="Times New Roman"/>
+          <w:i/>
+          <w:iCs/>
+        </w:rPr>
+        <w:t>IEEE Access</w:t>
+      </w:r>
+      <w:r>
+        <w:rPr>
+          <w:rFonts w:ascii="Times New Roman" w:hAnsi="Times New Roman" w:cs="Times New Roman"/>
+        </w:rPr>
+        <w:t xml:space="preserve">, </w:t>
+      </w:r>
+      <w:r>
+        <w:rPr>
+          <w:rFonts w:ascii="Times New Roman" w:hAnsi="Times New Roman" w:cs="Times New Roman"/>
+          <w:i/>
+          <w:iCs/>
+        </w:rPr>
+        <w:t>7</w:t>
+      </w:r>
+      <w:r>
+        <w:rPr>
+          <w:rFonts w:ascii="Times New Roman" w:hAnsi="Times New Roman" w:cs="Times New Roman"/>
+        </w:rPr>
+        <w:t xml:space="preserve">, 186090–186121. </w:t>
+      </w:r>
+      <w:hyperlink r:id="rId19" w:history="1">
+        <w:r>
+          <w:rPr>
+            <w:rStyle w:val="Hyperlink"/>
+            <w:rFonts w:ascii="Times New Roman" w:hAnsi="Times New Roman" w:cs="Times New Roman"/>
+          </w:rPr>
+          <w:t>https://doi.org/10.1109/ACCESS.2019.2962152</w:t>
+        </w:r>
+      </w:hyperlink>
+      <w:r>
+        <w:rPr>
+          <w:rFonts w:ascii="Times New Roman" w:hAnsi="Times New Roman" w:cs="Times New Roman"/>
+        </w:rPr>
+        <w:t xml:space="preserve"> </w:t>
+      </w:r>
+    </w:p>
+    <w:p>
+      <w:pPr>
+        <w:pStyle w:val="ListParagraph"/>
+        <w:numPr>
+          <w:ilvl w:val="0"/>
+          <w:numId w:val="27"/>
+        </w:numPr>
+        <w:rPr>
+          <w:rFonts w:ascii="Times New Roman" w:hAnsi="Times New Roman" w:cs="Times New Roman"/>
+        </w:rPr>
+      </w:pPr>
+      <w:r>
+        <w:rPr>
+          <w:rFonts w:ascii="Times New Roman" w:hAnsi="Times New Roman" w:cs="Times New Roman"/>
+        </w:rPr>
+        <w:t xml:space="preserve">Zeybek, S., &amp; Çelik, M. (2024). Dominant </w:t>
+      </w:r>
+      <w:proofErr w:type="spellStart"/>
+      <w:r>
+        <w:rPr>
+          <w:rFonts w:ascii="Times New Roman" w:hAnsi="Times New Roman" w:cs="Times New Roman"/>
+        </w:rPr>
+        <w:t>color</w:t>
+      </w:r>
+      <w:proofErr w:type="spellEnd"/>
+      <w:r>
+        <w:rPr>
+          <w:rFonts w:ascii="Times New Roman" w:hAnsi="Times New Roman" w:cs="Times New Roman"/>
+        </w:rPr>
+        <w:t xml:space="preserve"> detection for online fashion retrievals. </w:t>
+      </w:r>
+      <w:r>
+        <w:rPr>
+          <w:rFonts w:ascii="Times New Roman" w:hAnsi="Times New Roman" w:cs="Times New Roman"/>
+          <w:i/>
+          <w:iCs/>
+        </w:rPr>
+        <w:t xml:space="preserve">Batman </w:t>
+      </w:r>
+      <w:proofErr w:type="spellStart"/>
+      <w:r>
+        <w:rPr>
+          <w:rFonts w:ascii="Times New Roman" w:hAnsi="Times New Roman" w:cs="Times New Roman"/>
+          <w:i/>
+          <w:iCs/>
+        </w:rPr>
+        <w:t>Üniversitesi</w:t>
+      </w:r>
+      <w:proofErr w:type="spellEnd"/>
+      <w:r>
+        <w:rPr>
+          <w:rFonts w:ascii="Times New Roman" w:hAnsi="Times New Roman" w:cs="Times New Roman"/>
+          <w:i/>
+          <w:iCs/>
+        </w:rPr>
+        <w:t xml:space="preserve"> </w:t>
+      </w:r>
+      <w:proofErr w:type="spellStart"/>
+      <w:r>
+        <w:rPr>
+          <w:rFonts w:ascii="Times New Roman" w:hAnsi="Times New Roman" w:cs="Times New Roman"/>
+          <w:i/>
+          <w:iCs/>
+        </w:rPr>
+        <w:t>Yaşam</w:t>
+      </w:r>
+      <w:proofErr w:type="spellEnd"/>
+      <w:r>
+        <w:rPr>
+          <w:rFonts w:ascii="Times New Roman" w:hAnsi="Times New Roman" w:cs="Times New Roman"/>
+          <w:i/>
+          <w:iCs/>
+        </w:rPr>
+        <w:t xml:space="preserve"> </w:t>
+      </w:r>
+      <w:proofErr w:type="spellStart"/>
+      <w:r>
+        <w:rPr>
+          <w:rFonts w:ascii="Times New Roman" w:hAnsi="Times New Roman" w:cs="Times New Roman"/>
+          <w:i/>
+          <w:iCs/>
+        </w:rPr>
+        <w:t>Bilimleri</w:t>
+      </w:r>
+      <w:proofErr w:type="spellEnd"/>
+      <w:r>
+        <w:rPr>
+          <w:rFonts w:ascii="Times New Roman" w:hAnsi="Times New Roman" w:cs="Times New Roman"/>
+          <w:i/>
+          <w:iCs/>
+        </w:rPr>
+        <w:t xml:space="preserve"> Dergisi</w:t>
+      </w:r>
+      <w:r>
+        <w:rPr>
+          <w:rFonts w:ascii="Times New Roman" w:hAnsi="Times New Roman" w:cs="Times New Roman"/>
+        </w:rPr>
+        <w:t xml:space="preserve">, </w:t>
+      </w:r>
+      <w:r>
+        <w:rPr>
+          <w:rFonts w:ascii="Times New Roman" w:hAnsi="Times New Roman" w:cs="Times New Roman"/>
+          <w:i/>
+          <w:iCs/>
+        </w:rPr>
+        <w:t>14</w:t>
+      </w:r>
+      <w:r>
+        <w:rPr>
+          <w:rFonts w:ascii="Times New Roman" w:hAnsi="Times New Roman" w:cs="Times New Roman"/>
+        </w:rPr>
+        <w:t xml:space="preserve">(1), 69–80. </w:t>
+      </w:r>
+      <w:hyperlink r:id="rId20" w:history="1">
+        <w:r>
+          <w:rPr>
+            <w:rStyle w:val="Hyperlink"/>
+            <w:rFonts w:ascii="Times New Roman" w:hAnsi="Times New Roman" w:cs="Times New Roman"/>
+          </w:rPr>
+          <w:t>https://doi.org/10.55024/buyasambid.1501329</w:t>
+        </w:r>
+      </w:hyperlink>
+      <w:r>
+        <w:rPr>
+          <w:rFonts w:ascii="Times New Roman" w:hAnsi="Times New Roman" w:cs="Times New Roman"/>
+        </w:rPr>
+        <w:t xml:space="preserve"> </w:t>
+      </w:r>
+    </w:p>
+    <w:p>
+      <w:pPr>
         <w:rPr>
           <w:rFonts w:ascii="Times New Roman" w:hAnsi="Times New Roman" w:cs="Times New Roman"/>
           <w:b/>
           <w:bCs/>
         </w:rPr>
-        <w:t>Boateng, Solomon, Benjamin Tawiah, and Isaac Antwi Acheampong.</w:t>
-      </w:r>
-      <w:r>
-        <w:rPr>
-          <w:rFonts w:ascii="Times New Roman" w:hAnsi="Times New Roman" w:cs="Times New Roman"/>
-        </w:rPr>
-        <w:t xml:space="preserve"> "Envisioning AI-Powered Future of African Print Designs - A Systematic Review of Opportunities and Challenges." </w:t>
+      </w:pPr>
+      <w:r>
+        <w:rPr>
+          <w:rFonts w:ascii="Times New Roman" w:hAnsi="Times New Roman" w:cs="Times New Roman"/>
+          <w:b/>
+          <w:bCs/>
+        </w:rPr>
+        <w:t>Institutional Reports</w:t>
+      </w:r>
+    </w:p>
+    <w:p>
+      <w:pPr>
+        <w:pStyle w:val="ListParagraph"/>
+        <w:numPr>
+          <w:ilvl w:val="0"/>
+          <w:numId w:val="28"/>
+        </w:numPr>
+        <w:rPr>
+          <w:rFonts w:ascii="Times New Roman" w:hAnsi="Times New Roman" w:cs="Times New Roman"/>
+        </w:rPr>
+      </w:pPr>
+      <w:r>
+        <w:rPr>
+          <w:rFonts w:ascii="Times New Roman" w:hAnsi="Times New Roman" w:cs="Times New Roman"/>
+        </w:rPr>
+        <w:t xml:space="preserve">UNESCO. (2023). </w:t>
       </w:r>
       <w:r>
         <w:rPr>
@@ -9143,312 +12452,28 @@
           <w:i/>
           <w:iCs/>
         </w:rPr>
-        <w:t>Fashion and Textiles Review</w:t>
-      </w:r>
-      <w:r>
-        <w:rPr>
-          <w:rFonts w:ascii="Times New Roman" w:hAnsi="Times New Roman" w:cs="Times New Roman"/>
-        </w:rPr>
-        <w:t>, vol. 6, 2025, pp. 333-352. DOI: 10.35738/ftr.v6.2025.17.</w:t>
-      </w:r>
-    </w:p>
-    <w:p>
-      <w:pPr>
-        <w:numPr>
-          <w:ilvl w:val="0"/>
-          <w:numId w:val="5"/>
-        </w:numPr>
-        <w:rPr>
-          <w:rFonts w:ascii="Times New Roman" w:hAnsi="Times New Roman" w:cs="Times New Roman"/>
-        </w:rPr>
-      </w:pPr>
-      <w:r>
+        <w:t>Empowering the African fashion sector: UNESCO partnerships incubator opportunities for growth based on findings of the 2023 UNESCO report</w:t>
+      </w:r>
+      <w:r>
+        <w:rPr>
+          <w:rFonts w:ascii="Times New Roman" w:hAnsi="Times New Roman" w:cs="Times New Roman"/>
+        </w:rPr>
+        <w:t>. United Nations Department of Economic and Social Affairs.</w:t>
+      </w:r>
+    </w:p>
+    <w:p>
+      <w:pPr>
         <w:rPr>
           <w:rFonts w:ascii="Times New Roman" w:hAnsi="Times New Roman" w:cs="Times New Roman"/>
           <w:b/>
           <w:bCs/>
         </w:rPr>
-        <w:t>Chen, Liang-Chieh, Yukun Zhu, George Papandreou, Florian Schroff, and Hartwig Adam.</w:t>
-      </w:r>
-      <w:r>
-        <w:rPr>
-          <w:rFonts w:ascii="Times New Roman" w:hAnsi="Times New Roman" w:cs="Times New Roman"/>
-        </w:rPr>
-        <w:t xml:space="preserve"> "Encoder-Decoder with Atrous Separable Convolution for Semantic Image Segmentation." </w:t>
-      </w:r>
-      <w:r>
-        <w:rPr>
-          <w:rFonts w:ascii="Times New Roman" w:hAnsi="Times New Roman" w:cs="Times New Roman"/>
-          <w:i/>
-          <w:iCs/>
-        </w:rPr>
-        <w:t>European Conference on Computer Vision (ECCV)</w:t>
-      </w:r>
-      <w:r>
-        <w:rPr>
-          <w:rFonts w:ascii="Times New Roman" w:hAnsi="Times New Roman" w:cs="Times New Roman"/>
-        </w:rPr>
-        <w:t>, 2018.</w:t>
-      </w:r>
-    </w:p>
-    <w:p>
-      <w:pPr>
-        <w:numPr>
-          <w:ilvl w:val="0"/>
-          <w:numId w:val="5"/>
-        </w:numPr>
-        <w:rPr>
-          <w:rFonts w:ascii="Times New Roman" w:hAnsi="Times New Roman" w:cs="Times New Roman"/>
-        </w:rPr>
       </w:pPr>
       <w:r>
         <w:rPr>
           <w:rFonts w:ascii="Times New Roman" w:hAnsi="Times New Roman" w:cs="Times New Roman"/>
           <w:b/>
           <w:bCs/>
-        </w:rPr>
-        <w:t>Inoue, Takashi, and Yukako Yagi.</w:t>
-      </w:r>
-      <w:r>
-        <w:rPr>
-          <w:rFonts w:ascii="Times New Roman" w:hAnsi="Times New Roman" w:cs="Times New Roman"/>
-        </w:rPr>
-        <w:t xml:space="preserve"> "Color Standardization and Optimization in Whole Slide Imaging." </w:t>
-      </w:r>
-      <w:r>
-        <w:rPr>
-          <w:rFonts w:ascii="Times New Roman" w:hAnsi="Times New Roman" w:cs="Times New Roman"/>
-          <w:i/>
-          <w:iCs/>
-        </w:rPr>
-        <w:t>Clinical and Diagnostic Pathology</w:t>
-      </w:r>
-      <w:r>
-        <w:rPr>
-          <w:rFonts w:ascii="Times New Roman" w:hAnsi="Times New Roman" w:cs="Times New Roman"/>
-        </w:rPr>
-        <w:t>, vol. 4, no. 1, 2020. DOI: 10.15761/cdp.1000139.</w:t>
-      </w:r>
-    </w:p>
-    <w:p>
-      <w:pPr>
-        <w:numPr>
-          <w:ilvl w:val="0"/>
-          <w:numId w:val="5"/>
-        </w:numPr>
-        <w:rPr>
-          <w:rFonts w:ascii="Times New Roman" w:hAnsi="Times New Roman" w:cs="Times New Roman"/>
-        </w:rPr>
-      </w:pPr>
-      <w:r>
-        <w:rPr>
-          <w:rFonts w:ascii="Times New Roman" w:hAnsi="Times New Roman" w:cs="Times New Roman"/>
-          <w:b/>
-          <w:bCs/>
-        </w:rPr>
-        <w:t>Khder, Moaiad Ahmad.</w:t>
-      </w:r>
-      <w:r>
-        <w:rPr>
-          <w:rFonts w:ascii="Times New Roman" w:hAnsi="Times New Roman" w:cs="Times New Roman"/>
-        </w:rPr>
-        <w:t xml:space="preserve"> "Web Scraping or Web Crawling: State of Art, Techniques, Approaches and Application." </w:t>
-      </w:r>
-      <w:r>
-        <w:rPr>
-          <w:rFonts w:ascii="Times New Roman" w:hAnsi="Times New Roman" w:cs="Times New Roman"/>
-          <w:i/>
-          <w:iCs/>
-        </w:rPr>
-        <w:t>International Journal of Advance Soft Computer Applications</w:t>
-      </w:r>
-      <w:r>
-        <w:rPr>
-          <w:rFonts w:ascii="Times New Roman" w:hAnsi="Times New Roman" w:cs="Times New Roman"/>
-        </w:rPr>
-        <w:t>, vol. 13, no. 3, Nov. 2021, pp. 145-168.</w:t>
-      </w:r>
-    </w:p>
-    <w:p>
-      <w:pPr>
-        <w:numPr>
-          <w:ilvl w:val="0"/>
-          <w:numId w:val="5"/>
-        </w:numPr>
-        <w:rPr>
-          <w:rFonts w:ascii="Times New Roman" w:hAnsi="Times New Roman" w:cs="Times New Roman"/>
-        </w:rPr>
-      </w:pPr>
-      <w:r>
-        <w:rPr>
-          <w:rFonts w:ascii="Times New Roman" w:hAnsi="Times New Roman" w:cs="Times New Roman"/>
-          <w:b/>
-          <w:bCs/>
-        </w:rPr>
-        <w:t>Liang, Xiaodan, Chunyan Xu, Xiaohui Shen, Jianchao Yang, Si Liu, Jinhui Tang, Liang Lin, and Shuicheng Yan.</w:t>
-      </w:r>
-      <w:r>
-        <w:rPr>
-          <w:rFonts w:ascii="Times New Roman" w:hAnsi="Times New Roman" w:cs="Times New Roman"/>
-        </w:rPr>
-        <w:t xml:space="preserve"> "Human Parsing with Contextualized Convolutional Neural Network." </w:t>
-      </w:r>
-      <w:r>
-        <w:rPr>
-          <w:rFonts w:ascii="Times New Roman" w:hAnsi="Times New Roman" w:cs="Times New Roman"/>
-          <w:i/>
-          <w:iCs/>
-        </w:rPr>
-        <w:t>Proceedings of the IEEE International Conference on Computer Vision (ICCV)</w:t>
-      </w:r>
-      <w:r>
-        <w:rPr>
-          <w:rFonts w:ascii="Times New Roman" w:hAnsi="Times New Roman" w:cs="Times New Roman"/>
-        </w:rPr>
-        <w:t>, 2015, pp. 1386-1394.</w:t>
-      </w:r>
-    </w:p>
-    <w:p>
-      <w:pPr>
-        <w:numPr>
-          <w:ilvl w:val="0"/>
-          <w:numId w:val="5"/>
-        </w:numPr>
-        <w:rPr>
-          <w:rFonts w:ascii="Times New Roman" w:hAnsi="Times New Roman" w:cs="Times New Roman"/>
-        </w:rPr>
-      </w:pPr>
-      <w:r>
-        <w:rPr>
-          <w:rFonts w:ascii="Times New Roman" w:hAnsi="Times New Roman" w:cs="Times New Roman"/>
-          <w:b/>
-          <w:bCs/>
-        </w:rPr>
-        <w:t>Süsstrunk, Sabine, Robert Buckley, and Steve Swen.</w:t>
-      </w:r>
-      <w:r>
-        <w:rPr>
-          <w:rFonts w:ascii="Times New Roman" w:hAnsi="Times New Roman" w:cs="Times New Roman"/>
-        </w:rPr>
-        <w:t xml:space="preserve"> "Standard RGB Color Spaces." </w:t>
-      </w:r>
-      <w:r>
-        <w:rPr>
-          <w:rFonts w:ascii="Times New Roman" w:hAnsi="Times New Roman" w:cs="Times New Roman"/>
-          <w:i/>
-          <w:iCs/>
-        </w:rPr>
-        <w:t>Proceedings of the 7th Color Imaging Conference</w:t>
-      </w:r>
-      <w:r>
-        <w:rPr>
-          <w:rFonts w:ascii="Times New Roman" w:hAnsi="Times New Roman" w:cs="Times New Roman"/>
-        </w:rPr>
-        <w:t>, 1999.</w:t>
-      </w:r>
-    </w:p>
-    <w:p>
-      <w:pPr>
-        <w:numPr>
-          <w:ilvl w:val="0"/>
-          <w:numId w:val="5"/>
-        </w:numPr>
-        <w:rPr>
-          <w:rFonts w:ascii="Times New Roman" w:hAnsi="Times New Roman" w:cs="Times New Roman"/>
-        </w:rPr>
-      </w:pPr>
-      <w:r>
-        <w:rPr>
-          <w:rFonts w:ascii="Times New Roman" w:hAnsi="Times New Roman" w:cs="Times New Roman"/>
-          <w:b/>
-          <w:bCs/>
-        </w:rPr>
-        <w:t>Wang, Xi, and Chen Wang.</w:t>
-      </w:r>
-      <w:r>
-        <w:rPr>
-          <w:rFonts w:ascii="Times New Roman" w:hAnsi="Times New Roman" w:cs="Times New Roman"/>
-        </w:rPr>
-        <w:t xml:space="preserve"> "Time Series Data Cleaning: A Survey." </w:t>
-      </w:r>
-      <w:r>
-        <w:rPr>
-          <w:rFonts w:ascii="Times New Roman" w:hAnsi="Times New Roman" w:cs="Times New Roman"/>
-          <w:i/>
-          <w:iCs/>
-        </w:rPr>
-        <w:t>IEEE Access</w:t>
-      </w:r>
-      <w:r>
-        <w:rPr>
-          <w:rFonts w:ascii="Times New Roman" w:hAnsi="Times New Roman" w:cs="Times New Roman"/>
-        </w:rPr>
-        <w:t>, vol. 7, 2019, pp. 186090-186121. DOI: 10.1109/ACCESS.2019.2962152.</w:t>
-      </w:r>
-    </w:p>
-    <w:p>
-      <w:pPr>
-        <w:rPr>
-          <w:rFonts w:ascii="Times New Roman" w:hAnsi="Times New Roman" w:cs="Times New Roman"/>
-        </w:rPr>
-      </w:pPr>
-      <w:r>
-        <w:rPr>
-          <w:rFonts w:ascii="Times New Roman" w:hAnsi="Times New Roman" w:cs="Times New Roman"/>
-          <w:b/>
-          <w:bCs/>
-        </w:rPr>
-        <w:t>Institutional Reports</w:t>
-      </w:r>
-    </w:p>
-    <w:p>
-      <w:pPr>
-        <w:numPr>
-          <w:ilvl w:val="0"/>
-          <w:numId w:val="6"/>
-        </w:numPr>
-        <w:rPr>
-          <w:rFonts w:ascii="Times New Roman" w:hAnsi="Times New Roman" w:cs="Times New Roman"/>
-        </w:rPr>
-      </w:pPr>
-      <w:r>
-        <w:rPr>
-          <w:rFonts w:ascii="Times New Roman" w:hAnsi="Times New Roman" w:cs="Times New Roman"/>
-          <w:b/>
-          <w:bCs/>
-        </w:rPr>
-        <w:t>UNESCO.</w:t>
-      </w:r>
-      <w:r>
-        <w:rPr>
-          <w:rFonts w:ascii="Times New Roman" w:hAnsi="Times New Roman" w:cs="Times New Roman"/>
-        </w:rPr>
-        <w:t xml:space="preserve"> "Empowering the African Fashion Sector: UNESCO Partnerships Incubator Opportunities for Growth Based on Findings of the 2023 UNESCO Report." </w:t>
-      </w:r>
-      <w:r>
-        <w:rPr>
-          <w:rFonts w:ascii="Times New Roman" w:hAnsi="Times New Roman" w:cs="Times New Roman"/>
-          <w:i/>
-          <w:iCs/>
-        </w:rPr>
-        <w:t>United Nations Department of Economic and Social Affairs</w:t>
-      </w:r>
-      <w:r>
-        <w:rPr>
-          <w:rFonts w:ascii="Times New Roman" w:hAnsi="Times New Roman" w:cs="Times New Roman"/>
-        </w:rPr>
-        <w:t>, Oct. 2023.</w:t>
-      </w:r>
-    </w:p>
-    <w:p>
-      <w:pPr>
-        <w:rPr>
-          <w:rFonts w:ascii="Times New Roman" w:hAnsi="Times New Roman" w:cs="Times New Roman"/>
-        </w:rPr>
-      </w:pPr>
-      <w:r>
-        <w:rPr>
-          <w:rFonts w:ascii="Times New Roman" w:hAnsi="Times New Roman" w:cs="Times New Roman"/>
         </w:rPr>
         <w:t>Dataset References</w:t>
       </w:r>
@@ -9476,7 +12501,21 @@
         <w:rPr>
           <w:rFonts w:ascii="Times New Roman" w:hAnsi="Times New Roman" w:cs="Times New Roman"/>
         </w:rPr>
-        <w:t xml:space="preserve"> &gt; Mikuns. (2021). </w:t>
+        <w:t xml:space="preserve"> &gt; </w:t>
+      </w:r>
+      <w:proofErr w:type="spellStart"/>
+      <w:r>
+        <w:rPr>
+          <w:rFonts w:ascii="Times New Roman" w:hAnsi="Times New Roman" w:cs="Times New Roman"/>
+        </w:rPr>
+        <w:t>Mikuns</w:t>
+      </w:r>
+      <w:proofErr w:type="spellEnd"/>
+      <w:r>
+        <w:rPr>
+          <w:rFonts w:ascii="Times New Roman" w:hAnsi="Times New Roman" w:cs="Times New Roman"/>
+        </w:rPr>
+        <w:t xml:space="preserve">. (2021). </w:t>
       </w:r>
       <w:r>
         <w:rPr>
@@ -9492,7 +12531,7 @@
         </w:rPr>
         <w:t xml:space="preserve"> [Data set]. Kaggle. </w:t>
       </w:r>
-      <w:hyperlink r:id="rId17" w:tgtFrame="_blank" w:history="1">
+      <w:hyperlink r:id="rId21" w:tgtFrame="_blank" w:history="1">
         <w:r>
           <w:rPr>
             <w:rStyle w:val="Hyperlink"/>
@@ -9504,6 +12543,11 @@
     </w:p>
     <w:p>
       <w:pPr>
+        <w:pStyle w:val="ListParagraph"/>
+        <w:numPr>
+          <w:ilvl w:val="0"/>
+          <w:numId w:val="7"/>
+        </w:numPr>
         <w:rPr>
           <w:rFonts w:ascii="Times New Roman" w:hAnsi="Times New Roman" w:cs="Times New Roman"/>
         </w:rPr>
@@ -9514,13 +12558,45 @@
           <w:b/>
           <w:bCs/>
         </w:rPr>
-        <w:t>The Fabrics Dataset (iBUG):</w:t>
-      </w:r>
-      <w:r>
-        <w:rPr>
-          <w:rFonts w:ascii="Times New Roman" w:hAnsi="Times New Roman" w:cs="Times New Roman"/>
-        </w:rPr>
-        <w:t xml:space="preserve"> &gt; Orchit. (2022). </w:t>
+        <w:t>The Fabrics Dataset (</w:t>
+      </w:r>
+      <w:proofErr w:type="spellStart"/>
+      <w:r>
+        <w:rPr>
+          <w:rFonts w:ascii="Times New Roman" w:hAnsi="Times New Roman" w:cs="Times New Roman"/>
+          <w:b/>
+          <w:bCs/>
+        </w:rPr>
+        <w:t>iBUG</w:t>
+      </w:r>
+      <w:proofErr w:type="spellEnd"/>
+      <w:r>
+        <w:rPr>
+          <w:rFonts w:ascii="Times New Roman" w:hAnsi="Times New Roman" w:cs="Times New Roman"/>
+          <w:b/>
+          <w:bCs/>
+        </w:rPr>
+        <w:t>):</w:t>
+      </w:r>
+      <w:r>
+        <w:rPr>
+          <w:rFonts w:ascii="Times New Roman" w:hAnsi="Times New Roman" w:cs="Times New Roman"/>
+        </w:rPr>
+        <w:t xml:space="preserve"> &gt; </w:t>
+      </w:r>
+      <w:proofErr w:type="spellStart"/>
+      <w:r>
+        <w:rPr>
+          <w:rFonts w:ascii="Times New Roman" w:hAnsi="Times New Roman" w:cs="Times New Roman"/>
+        </w:rPr>
+        <w:t>Orchit</w:t>
+      </w:r>
+      <w:proofErr w:type="spellEnd"/>
+      <w:r>
+        <w:rPr>
+          <w:rFonts w:ascii="Times New Roman" w:hAnsi="Times New Roman" w:cs="Times New Roman"/>
+        </w:rPr>
+        <w:t xml:space="preserve">. (2022). </w:t>
       </w:r>
       <w:r>
         <w:rPr>
@@ -9528,15 +12604,25 @@
           <w:i/>
           <w:iCs/>
         </w:rPr>
-        <w:t>The Fabrics Dataset by iBUG</w:t>
-      </w:r>
+        <w:t xml:space="preserve">The Fabrics Dataset by </w:t>
+      </w:r>
+      <w:proofErr w:type="spellStart"/>
+      <w:r>
+        <w:rPr>
+          <w:rFonts w:ascii="Times New Roman" w:hAnsi="Times New Roman" w:cs="Times New Roman"/>
+          <w:i/>
+          <w:iCs/>
+        </w:rPr>
+        <w:t>iBUG</w:t>
+      </w:r>
+      <w:proofErr w:type="spellEnd"/>
       <w:r>
         <w:rPr>
           <w:rFonts w:ascii="Times New Roman" w:hAnsi="Times New Roman" w:cs="Times New Roman"/>
         </w:rPr>
         <w:t xml:space="preserve"> [Data set]. Kaggle. </w:t>
       </w:r>
-      <w:hyperlink r:id="rId18" w:tgtFrame="_blank" w:history="1">
+      <w:hyperlink r:id="rId22" w:tgtFrame="_blank" w:history="1">
         <w:r>
           <w:rPr>
             <w:rStyle w:val="Hyperlink"/>
@@ -9546,9 +12632,55 @@
         </w:r>
       </w:hyperlink>
     </w:p>
+    <w:p>
+      <w:pPr>
+        <w:numPr>
+          <w:ilvl w:val="0"/>
+          <w:numId w:val="24"/>
+        </w:numPr>
+        <w:rPr>
+          <w:rFonts w:ascii="Times New Roman" w:hAnsi="Times New Roman" w:cs="Times New Roman"/>
+        </w:rPr>
+      </w:pPr>
+      <w:r>
+        <w:rPr>
+          <w:rFonts w:ascii="Times New Roman" w:hAnsi="Times New Roman" w:cs="Times New Roman"/>
+        </w:rPr>
+        <w:t xml:space="preserve">C. Kampouris, S. Zafeiriou, A. Ghosh, S. </w:t>
+      </w:r>
+      <w:proofErr w:type="spellStart"/>
+      <w:r>
+        <w:rPr>
+          <w:rFonts w:ascii="Times New Roman" w:hAnsi="Times New Roman" w:cs="Times New Roman"/>
+        </w:rPr>
+        <w:t>Malassiotis</w:t>
+      </w:r>
+      <w:proofErr w:type="spellEnd"/>
+      <w:r>
+        <w:rPr>
+          <w:rFonts w:ascii="Times New Roman" w:hAnsi="Times New Roman" w:cs="Times New Roman"/>
+        </w:rPr>
+        <w:t>, </w:t>
+      </w:r>
+      <w:hyperlink r:id="rId23" w:tgtFrame="_blank" w:history="1">
+        <w:r>
+          <w:rPr>
+            <w:rStyle w:val="Hyperlink"/>
+            <w:rFonts w:ascii="Times New Roman" w:hAnsi="Times New Roman" w:cs="Times New Roman"/>
+          </w:rPr>
+          <w:t>Fine-grained material classification using micro-geometry and reflectance</w:t>
+        </w:r>
+      </w:hyperlink>
+      <w:r>
+        <w:rPr>
+          <w:rFonts w:ascii="Times New Roman" w:hAnsi="Times New Roman" w:cs="Times New Roman"/>
+        </w:rPr>
+        <w:t>, 14th European Conference on Computer Vision, Amsterdam, 2016</w:t>
+      </w:r>
+    </w:p>
     <w:sectPr>
-      <w:headerReference w:type="default" r:id="rId19"/>
-      <w:footerReference w:type="default" r:id="rId20"/>
+      <w:headerReference w:type="default" r:id="rId24"/>
+      <w:footerReference w:type="default" r:id="rId25"/>
       <w:pgSz w:w="11906" w:h="16838"/>
       <w:pgMar w:top="1440" w:right="1440" w:bottom="1440" w:left="1440" w:header="708" w:footer="708" w:gutter="0"/>
       <w:cols w:space="708"/>
@@ -9718,11 +12850,19 @@
         <w:rFonts w:ascii="Times New Roman" w:hAnsi="Times New Roman" w:cs="Times New Roman"/>
       </w:rPr>
     </w:pPr>
+    <w:proofErr w:type="spellStart"/>
     <w:r>
       <w:rPr>
         <w:rFonts w:ascii="Times New Roman" w:hAnsi="Times New Roman" w:cs="Times New Roman"/>
       </w:rPr>
-      <w:t>HoL – House of Lasgidi</w:t>
+      <w:t>HoL</w:t>
+    </w:r>
+    <w:proofErr w:type="spellEnd"/>
+    <w:r>
+      <w:rPr>
+        <w:rFonts w:ascii="Times New Roman" w:hAnsi="Times New Roman" w:cs="Times New Roman"/>
+      </w:rPr>
+      <w:t xml:space="preserve"> – House of Lasgidi</w:t>
     </w:r>
   </w:p>
   <w:p>
@@ -9745,6 +12885,155 @@
 <file path=word/numbering.xml><?xml version="1.0" encoding="utf-8"?>
 <w:numbering xmlns:wpc="http://schemas.microsoft.com/office/word/2010/wordprocessingCanvas" xmlns:cx="http://schemas.microsoft.com/office/drawing/2014/chartex" xmlns:cx1="http://schemas.microsoft.com/office/drawing/2015/9/8/chartex" xmlns:cx2="http://schemas.microsoft.com/office/drawing/2015/10/21/chartex" xmlns:cx3="http://schemas.microsoft.com/office/drawing/2016/5/9/chartex" xmlns:cx4="http://schemas.microsoft.com/office/drawing/2016/5/10/chartex" xmlns:cx5="http://schemas.microsoft.com/office/drawing/2016/5/11/chartex" xmlns:cx6="http://schemas.microsoft.com/office/drawing/2016/5/12/chartex" xmlns:cx7="http://schemas.microsoft.com/office/drawing/2016/5/13/chartex" xmlns:cx8="http://schemas.microsoft.com/office/drawing/2016/5/14/chartex" xmlns:mc="http://schemas.openxmlformats.org/markup-compatibility/2006" xmlns:aink="http://schemas.microsoft.com/office/drawing/2016/ink" xmlns:am3d="http://schemas.microsoft.com/office/drawing/2017/model3d" xmlns:o="urn:schemas-microsoft-com:office:office" xmlns:oel="http://schemas.microsoft.com/office/2019/extlst" xmlns:r="http://schemas.openxmlformats.org/officeDocument/2006/relationships" xmlns:m="http://schemas.openxmlformats.org/officeDocument/2006/math" xmlns:v="urn:schemas-microsoft-com:vml" xmlns:wp14="http://schemas.microsoft.com/office/word/2010/wordprocessingDrawing" xmlns:wp="http://schemas.openxmlformats.org/drawingml/2006/wordprocessingDrawing" xmlns:w10="urn:schemas-microsoft-com:office:word" xmlns:w="http://schemas.openxmlformats.org/wordprocessingml/2006/main" xmlns:w14="http://schemas.microsoft.com/office/word/2010/wordml" xmlns:w15="http://schemas.microsoft.com/office/word/2012/wordml" xmlns:w16cex="http://schemas.microsoft.com/office/word/2018/wordml/cex" xmlns:w16cid="http://schemas.microsoft.com/office/word/2016/wordml/cid" xmlns:w16="http://schemas.microsoft.com/office/word/2018/wordml" xmlns:w16du="http://schemas.microsoft.com/office/word/2023/wordml/word16du" xmlns:w16sdtdh="http://schemas.microsoft.com/office/word/2020/wordml/sdtdatahash" xmlns:w16sdtfl="http://schemas.microsoft.com/office/word/2024/wordml/sdtformatlock" xmlns:w16se="http://schemas.microsoft.com/office/word/2015/wordml/symex" xmlns:wpg="http://schemas.microsoft.com/office/word/2010/wordprocessingGroup" xmlns:wpi="http://schemas.microsoft.com/office/word/2010/wordprocessingInk" xmlns:wne="http://schemas.microsoft.com/office/word/2006/wordml" xmlns:wps="http://schemas.microsoft.com/office/word/2010/wordprocessingShape" mc:Ignorable="w14 w15 w16se w16cid w16 w16cex w16sdtdh w16sdtfl w16du wp14">
   <w:abstractNum w:abstractNumId="0" w15:restartNumberingAfterBreak="0">
+    <w:nsid w:val="007A7718"/>
+    <w:multiLevelType w:val="multilevel"/>
+    <w:tmpl w:val="5F0E03FA"/>
+    <w:lvl w:ilvl="0">
+      <w:start w:val="1"/>
+      <w:numFmt w:val="bullet"/>
+      <w:lvlText w:val=""/>
+      <w:lvlJc w:val="left"/>
+      <w:pPr>
+        <w:tabs>
+          <w:tab w:val="num" w:pos="720"/>
+        </w:tabs>
+        <w:ind w:left="720" w:hanging="360"/>
+      </w:pPr>
+      <w:rPr>
+        <w:rFonts w:ascii="Symbol" w:hAnsi="Symbol" w:hint="default"/>
+        <w:sz w:val="20"/>
+      </w:rPr>
+    </w:lvl>
+    <w:lvl w:ilvl="1" w:tentative="1">
+      <w:start w:val="1"/>
+      <w:numFmt w:val="bullet"/>
+      <w:lvlText w:val="o"/>
+      <w:lvlJc w:val="left"/>
+      <w:pPr>
+        <w:tabs>
+          <w:tab w:val="num" w:pos="1440"/>
+        </w:tabs>
+        <w:ind w:left="1440" w:hanging="360"/>
+      </w:pPr>
+      <w:rPr>
+        <w:rFonts w:ascii="Courier New" w:hAnsi="Courier New" w:hint="default"/>
+        <w:sz w:val="20"/>
+      </w:rPr>
+    </w:lvl>
+    <w:lvl w:ilvl="2" w:tentative="1">
+      <w:start w:val="1"/>
+      <w:numFmt w:val="bullet"/>
+      <w:lvlText w:val=""/>
+      <w:lvlJc w:val="left"/>
+      <w:pPr>
+        <w:tabs>
+          <w:tab w:val="num" w:pos="2160"/>
+        </w:tabs>
+        <w:ind w:left="2160" w:hanging="360"/>
+      </w:pPr>
+      <w:rPr>
+        <w:rFonts w:ascii="Wingdings" w:hAnsi="Wingdings" w:hint="default"/>
+        <w:sz w:val="20"/>
+      </w:rPr>
+    </w:lvl>
+    <w:lvl w:ilvl="3" w:tentative="1">
+      <w:start w:val="1"/>
+      <w:numFmt w:val="bullet"/>
+      <w:lvlText w:val=""/>
+      <w:lvlJc w:val="left"/>
+      <w:pPr>
+        <w:tabs>
+          <w:tab w:val="num" w:pos="2880"/>
+        </w:tabs>
+        <w:ind w:left="2880" w:hanging="360"/>
+      </w:pPr>
+      <w:rPr>
+        <w:rFonts w:ascii="Wingdings" w:hAnsi="Wingdings" w:hint="default"/>
+        <w:sz w:val="20"/>
+      </w:rPr>
+    </w:lvl>
+    <w:lvl w:ilvl="4" w:tentative="1">
+      <w:start w:val="1"/>
+      <w:numFmt w:val="bullet"/>
+      <w:lvlText w:val=""/>
+      <w:lvlJc w:val="left"/>
+      <w:pPr>
+        <w:tabs>
+          <w:tab w:val="num" w:pos="3600"/>
+        </w:tabs>
+        <w:ind w:left="3600" w:hanging="360"/>
+      </w:pPr>
+      <w:rPr>
+        <w:rFonts w:ascii="Wingdings" w:hAnsi="Wingdings" w:hint="default"/>
+        <w:sz w:val="20"/>
+      </w:rPr>
+    </w:lvl>
+    <w:lvl w:ilvl="5" w:tentative="1">
+      <w:start w:val="1"/>
+      <w:numFmt w:val="bullet"/>
+      <w:lvlText w:val=""/>
+      <w:lvlJc w:val="left"/>
+      <w:pPr>
+        <w:tabs>
+          <w:tab w:val="num" w:pos="4320"/>
+        </w:tabs>
+        <w:ind w:left="4320" w:hanging="360"/>
+      </w:pPr>
+      <w:rPr>
+        <w:rFonts w:ascii="Wingdings" w:hAnsi="Wingdings" w:hint="default"/>
+        <w:sz w:val="20"/>
+      </w:rPr>
+    </w:lvl>
+    <w:lvl w:ilvl="6" w:tentative="1">
+      <w:start w:val="1"/>
+      <w:numFmt w:val="bullet"/>
+      <w:lvlText w:val=""/>
+      <w:lvlJc w:val="left"/>
+      <w:pPr>
+        <w:tabs>
+          <w:tab w:val="num" w:pos="5040"/>
+        </w:tabs>
+        <w:ind w:left="5040" w:hanging="360"/>
+      </w:pPr>
+      <w:rPr>
+        <w:rFonts w:ascii="Wingdings" w:hAnsi="Wingdings" w:hint="default"/>
+        <w:sz w:val="20"/>
+      </w:rPr>
+    </w:lvl>
+    <w:lvl w:ilvl="7" w:tentative="1">
+      <w:start w:val="1"/>
+      <w:numFmt w:val="bullet"/>
+      <w:lvlText w:val=""/>
+      <w:lvlJc w:val="left"/>
+      <w:pPr>
+        <w:tabs>
+          <w:tab w:val="num" w:pos="5760"/>
+        </w:tabs>
+        <w:ind w:left="5760" w:hanging="360"/>
+      </w:pPr>
+      <w:rPr>
+        <w:rFonts w:ascii="Wingdings" w:hAnsi="Wingdings" w:hint="default"/>
+        <w:sz w:val="20"/>
+      </w:rPr>
+    </w:lvl>
+    <w:lvl w:ilvl="8" w:tentative="1">
+      <w:start w:val="1"/>
+      <w:numFmt w:val="bullet"/>
+      <w:lvlText w:val=""/>
+      <w:lvlJc w:val="left"/>
+      <w:pPr>
+        <w:tabs>
+          <w:tab w:val="num" w:pos="6480"/>
+        </w:tabs>
+        <w:ind w:left="6480" w:hanging="360"/>
+      </w:pPr>
+      <w:rPr>
+        <w:rFonts w:ascii="Wingdings" w:hAnsi="Wingdings" w:hint="default"/>
+        <w:sz w:val="20"/>
+      </w:rPr>
+    </w:lvl>
+  </w:abstractNum>
+  <w:abstractNum w:abstractNumId="1" w15:restartNumberingAfterBreak="0">
     <w:nsid w:val="00992933"/>
     <w:multiLevelType w:val="hybridMultilevel"/>
     <w:tmpl w:val="29A62BEC"/>
@@ -9856,7 +13145,7 @@
       </w:rPr>
     </w:lvl>
   </w:abstractNum>
-  <w:abstractNum w:abstractNumId="1" w15:restartNumberingAfterBreak="0">
+  <w:abstractNum w:abstractNumId="2" w15:restartNumberingAfterBreak="0">
     <w:nsid w:val="02006B42"/>
     <w:multiLevelType w:val="hybridMultilevel"/>
     <w:tmpl w:val="027811B4"/>
@@ -9969,7 +13258,7 @@
       </w:rPr>
     </w:lvl>
   </w:abstractNum>
-  <w:abstractNum w:abstractNumId="2" w15:restartNumberingAfterBreak="0">
+  <w:abstractNum w:abstractNumId="3" w15:restartNumberingAfterBreak="0">
     <w:nsid w:val="02D71662"/>
     <w:multiLevelType w:val="hybridMultilevel"/>
     <w:tmpl w:val="CEFADD06"/>
@@ -10082,7 +13371,156 @@
       </w:rPr>
     </w:lvl>
   </w:abstractNum>
-  <w:abstractNum w:abstractNumId="3" w15:restartNumberingAfterBreak="0">
+  <w:abstractNum w:abstractNumId="4" w15:restartNumberingAfterBreak="0">
+    <w:nsid w:val="10A0794F"/>
+    <w:multiLevelType w:val="multilevel"/>
+    <w:tmpl w:val="60F407DC"/>
+    <w:lvl w:ilvl="0">
+      <w:start w:val="1"/>
+      <w:numFmt w:val="bullet"/>
+      <w:lvlText w:val=""/>
+      <w:lvlJc w:val="left"/>
+      <w:pPr>
+        <w:tabs>
+          <w:tab w:val="num" w:pos="1080"/>
+        </w:tabs>
+        <w:ind w:left="1080" w:hanging="360"/>
+      </w:pPr>
+      <w:rPr>
+        <w:rFonts w:ascii="Symbol" w:hAnsi="Symbol" w:hint="default"/>
+        <w:sz w:val="20"/>
+      </w:rPr>
+    </w:lvl>
+    <w:lvl w:ilvl="1" w:tentative="1">
+      <w:start w:val="1"/>
+      <w:numFmt w:val="bullet"/>
+      <w:lvlText w:val=""/>
+      <w:lvlJc w:val="left"/>
+      <w:pPr>
+        <w:tabs>
+          <w:tab w:val="num" w:pos="1800"/>
+        </w:tabs>
+        <w:ind w:left="1800" w:hanging="360"/>
+      </w:pPr>
+      <w:rPr>
+        <w:rFonts w:ascii="Symbol" w:hAnsi="Symbol" w:hint="default"/>
+        <w:sz w:val="20"/>
+      </w:rPr>
+    </w:lvl>
+    <w:lvl w:ilvl="2" w:tentative="1">
+      <w:start w:val="1"/>
+      <w:numFmt w:val="bullet"/>
+      <w:lvlText w:val=""/>
+      <w:lvlJc w:val="left"/>
+      <w:pPr>
+        <w:tabs>
+          <w:tab w:val="num" w:pos="2520"/>
+        </w:tabs>
+        <w:ind w:left="2520" w:hanging="360"/>
+      </w:pPr>
+      <w:rPr>
+        <w:rFonts w:ascii="Symbol" w:hAnsi="Symbol" w:hint="default"/>
+        <w:sz w:val="20"/>
+      </w:rPr>
+    </w:lvl>
+    <w:lvl w:ilvl="3" w:tentative="1">
+      <w:start w:val="1"/>
+      <w:numFmt w:val="bullet"/>
+      <w:lvlText w:val=""/>
+      <w:lvlJc w:val="left"/>
+      <w:pPr>
+        <w:tabs>
+          <w:tab w:val="num" w:pos="3240"/>
+        </w:tabs>
+        <w:ind w:left="3240" w:hanging="360"/>
+      </w:pPr>
+      <w:rPr>
+        <w:rFonts w:ascii="Symbol" w:hAnsi="Symbol" w:hint="default"/>
+        <w:sz w:val="20"/>
+      </w:rPr>
+    </w:lvl>
+    <w:lvl w:ilvl="4" w:tentative="1">
+      <w:start w:val="1"/>
+      <w:numFmt w:val="bullet"/>
+      <w:lvlText w:val=""/>
+      <w:lvlJc w:val="left"/>
+      <w:pPr>
+        <w:tabs>
+          <w:tab w:val="num" w:pos="3960"/>
+        </w:tabs>
+        <w:ind w:left="3960" w:hanging="360"/>
+      </w:pPr>
+      <w:rPr>
+        <w:rFonts w:ascii="Symbol" w:hAnsi="Symbol" w:hint="default"/>
+        <w:sz w:val="20"/>
+      </w:rPr>
+    </w:lvl>
+    <w:lvl w:ilvl="5" w:tentative="1">
+      <w:start w:val="1"/>
+      <w:numFmt w:val="bullet"/>
+      <w:lvlText w:val=""/>
+      <w:lvlJc w:val="left"/>
+      <w:pPr>
+        <w:tabs>
+          <w:tab w:val="num" w:pos="4680"/>
+        </w:tabs>
+        <w:ind w:left="4680" w:hanging="360"/>
+      </w:pPr>
+      <w:rPr>
+        <w:rFonts w:ascii="Symbol" w:hAnsi="Symbol" w:hint="default"/>
+        <w:sz w:val="20"/>
+      </w:rPr>
+    </w:lvl>
+    <w:lvl w:ilvl="6" w:tentative="1">
+      <w:start w:val="1"/>
+      <w:numFmt w:val="bullet"/>
+      <w:lvlText w:val=""/>
+      <w:lvlJc w:val="left"/>
+      <w:pPr>
+        <w:tabs>
+          <w:tab w:val="num" w:pos="5400"/>
+        </w:tabs>
+        <w:ind w:left="5400" w:hanging="360"/>
+      </w:pPr>
+      <w:rPr>
+        <w:rFonts w:ascii="Symbol" w:hAnsi="Symbol" w:hint="default"/>
+        <w:sz w:val="20"/>
+      </w:rPr>
+    </w:lvl>
+    <w:lvl w:ilvl="7" w:tentative="1">
+      <w:start w:val="1"/>
+      <w:numFmt w:val="bullet"/>
+      <w:lvlText w:val=""/>
+      <w:lvlJc w:val="left"/>
+      <w:pPr>
+        <w:tabs>
+          <w:tab w:val="num" w:pos="6120"/>
+        </w:tabs>
+        <w:ind w:left="6120" w:hanging="360"/>
+      </w:pPr>
+      <w:rPr>
+        <w:rFonts w:ascii="Symbol" w:hAnsi="Symbol" w:hint="default"/>
+        <w:sz w:val="20"/>
+      </w:rPr>
+    </w:lvl>
+    <w:lvl w:ilvl="8" w:tentative="1">
+      <w:start w:val="1"/>
+      <w:numFmt w:val="bullet"/>
+      <w:lvlText w:val=""/>
+      <w:lvlJc w:val="left"/>
+      <w:pPr>
+        <w:tabs>
+          <w:tab w:val="num" w:pos="6840"/>
+        </w:tabs>
+        <w:ind w:left="6840" w:hanging="360"/>
+      </w:pPr>
+      <w:rPr>
+        <w:rFonts w:ascii="Symbol" w:hAnsi="Symbol" w:hint="default"/>
+        <w:sz w:val="20"/>
+      </w:rPr>
+    </w:lvl>
+  </w:abstractNum>
+  <w:abstractNum w:abstractNumId="5" w15:restartNumberingAfterBreak="0">
     <w:nsid w:val="14F11160"/>
     <w:multiLevelType w:val="hybridMultilevel"/>
     <w:tmpl w:val="87C4EEB2"/>
@@ -10195,7 +13633,120 @@
       </w:rPr>
     </w:lvl>
   </w:abstractNum>
-  <w:abstractNum w:abstractNumId="4" w15:restartNumberingAfterBreak="0">
+  <w:abstractNum w:abstractNumId="6" w15:restartNumberingAfterBreak="0">
+    <w:nsid w:val="1BAA0F96"/>
+    <w:multiLevelType w:val="hybridMultilevel"/>
+    <w:tmpl w:val="3956062E"/>
+    <w:lvl w:ilvl="0" w:tplc="08090001">
+      <w:start w:val="1"/>
+      <w:numFmt w:val="bullet"/>
+      <w:lvlText w:val=""/>
+      <w:lvlJc w:val="left"/>
+      <w:pPr>
+        <w:ind w:left="720" w:hanging="360"/>
+      </w:pPr>
+      <w:rPr>
+        <w:rFonts w:ascii="Symbol" w:hAnsi="Symbol" w:hint="default"/>
+      </w:rPr>
+    </w:lvl>
+    <w:lvl w:ilvl="1" w:tplc="08090003" w:tentative="1">
+      <w:start w:val="1"/>
+      <w:numFmt w:val="bullet"/>
+      <w:lvlText w:val="o"/>
+      <w:lvlJc w:val="left"/>
+      <w:pPr>
+        <w:ind w:left="1440" w:hanging="360"/>
+      </w:pPr>
+      <w:rPr>
+        <w:rFonts w:ascii="Courier New" w:hAnsi="Courier New" w:cs="Courier New" w:hint="default"/>
+      </w:rPr>
+    </w:lvl>
+    <w:lvl w:ilvl="2" w:tplc="08090005" w:tentative="1">
+      <w:start w:val="1"/>
+      <w:numFmt w:val="bullet"/>
+      <w:lvlText w:val=""/>
+      <w:lvlJc w:val="left"/>
+      <w:pPr>
+        <w:ind w:left="2160" w:hanging="360"/>
+      </w:pPr>
+      <w:rPr>
+        <w:rFonts w:ascii="Wingdings" w:hAnsi="Wingdings" w:hint="default"/>
+      </w:rPr>
+    </w:lvl>
+    <w:lvl w:ilvl="3" w:tplc="08090001" w:tentative="1">
+      <w:start w:val="1"/>
+      <w:numFmt w:val="bullet"/>
+      <w:lvlText w:val=""/>
+      <w:lvlJc w:val="left"/>
+      <w:pPr>
+        <w:ind w:left="2880" w:hanging="360"/>
+      </w:pPr>
+      <w:rPr>
+        <w:rFonts w:ascii="Symbol" w:hAnsi="Symbol" w:hint="default"/>
+      </w:rPr>
+    </w:lvl>
+    <w:lvl w:ilvl="4" w:tplc="08090003" w:tentative="1">
+      <w:start w:val="1"/>
+      <w:numFmt w:val="bullet"/>
+      <w:lvlText w:val="o"/>
+      <w:lvlJc w:val="left"/>
+      <w:pPr>
+        <w:ind w:left="3600" w:hanging="360"/>
+      </w:pPr>
+      <w:rPr>
+        <w:rFonts w:ascii="Courier New" w:hAnsi="Courier New" w:cs="Courier New" w:hint="default"/>
+      </w:rPr>
+    </w:lvl>
+    <w:lvl w:ilvl="5" w:tplc="08090005" w:tentative="1">
+      <w:start w:val="1"/>
+      <w:numFmt w:val="bullet"/>
+      <w:lvlText w:val=""/>
+      <w:lvlJc w:val="left"/>
+      <w:pPr>
+        <w:ind w:left="4320" w:hanging="360"/>
+      </w:pPr>
+      <w:rPr>
+        <w:rFonts w:ascii="Wingdings" w:hAnsi="Wingdings" w:hint="default"/>
+      </w:rPr>
+    </w:lvl>
+    <w:lvl w:ilvl="6" w:tplc="08090001" w:tentative="1">
+      <w:start w:val="1"/>
+      <w:numFmt w:val="bullet"/>
+      <w:lvlText w:val=""/>
+      <w:lvlJc w:val="left"/>
+      <w:pPr>
+        <w:ind w:left="5040" w:hanging="360"/>
+      </w:pPr>
+      <w:rPr>
+        <w:rFonts w:ascii="Symbol" w:hAnsi="Symbol" w:hint="default"/>
+      </w:rPr>
+    </w:lvl>
+    <w:lvl w:ilvl="7" w:tplc="08090003" w:tentative="1">
+      <w:start w:val="1"/>
+      <w:numFmt w:val="bullet"/>
+      <w:lvlText w:val="o"/>
+      <w:lvlJc w:val="left"/>
+      <w:pPr>
+        <w:ind w:left="5760" w:hanging="360"/>
+      </w:pPr>
+      <w:rPr>
+        <w:rFonts w:ascii="Courier New" w:hAnsi="Courier New" w:cs="Courier New" w:hint="default"/>
+      </w:rPr>
+    </w:lvl>
+    <w:lvl w:ilvl="8" w:tplc="08090005" w:tentative="1">
+      <w:start w:val="1"/>
+      <w:numFmt w:val="bullet"/>
+      <w:lvlText w:val=""/>
+      <w:lvlJc w:val="left"/>
+      <w:pPr>
+        <w:ind w:left="6480" w:hanging="360"/>
+      </w:pPr>
+      <w:rPr>
+        <w:rFonts w:ascii="Wingdings" w:hAnsi="Wingdings" w:hint="default"/>
+      </w:rPr>
+    </w:lvl>
+  </w:abstractNum>
+  <w:abstractNum w:abstractNumId="7" w15:restartNumberingAfterBreak="0">
     <w:nsid w:val="24DB1ABA"/>
     <w:multiLevelType w:val="hybridMultilevel"/>
     <w:tmpl w:val="0B2E223C"/>
@@ -10308,7 +13859,7 @@
       </w:rPr>
     </w:lvl>
   </w:abstractNum>
-  <w:abstractNum w:abstractNumId="5" w15:restartNumberingAfterBreak="0">
+  <w:abstractNum w:abstractNumId="8" w15:restartNumberingAfterBreak="0">
     <w:nsid w:val="2678099D"/>
     <w:multiLevelType w:val="hybridMultilevel"/>
     <w:tmpl w:val="16D68566"/>
@@ -10421,7 +13972,120 @@
       </w:rPr>
     </w:lvl>
   </w:abstractNum>
-  <w:abstractNum w:abstractNumId="6" w15:restartNumberingAfterBreak="0">
+  <w:abstractNum w:abstractNumId="9" w15:restartNumberingAfterBreak="0">
+    <w:nsid w:val="28DE7D24"/>
+    <w:multiLevelType w:val="hybridMultilevel"/>
+    <w:tmpl w:val="3A6A7026"/>
+    <w:lvl w:ilvl="0" w:tplc="08090001">
+      <w:start w:val="1"/>
+      <w:numFmt w:val="bullet"/>
+      <w:lvlText w:val=""/>
+      <w:lvlJc w:val="left"/>
+      <w:pPr>
+        <w:ind w:left="720" w:hanging="360"/>
+      </w:pPr>
+      <w:rPr>
+        <w:rFonts w:ascii="Symbol" w:hAnsi="Symbol" w:hint="default"/>
+      </w:rPr>
+    </w:lvl>
+    <w:lvl w:ilvl="1" w:tplc="08090003" w:tentative="1">
+      <w:start w:val="1"/>
+      <w:numFmt w:val="bullet"/>
+      <w:lvlText w:val="o"/>
+      <w:lvlJc w:val="left"/>
+      <w:pPr>
+        <w:ind w:left="1440" w:hanging="360"/>
+      </w:pPr>
+      <w:rPr>
+        <w:rFonts w:ascii="Courier New" w:hAnsi="Courier New" w:cs="Courier New" w:hint="default"/>
+      </w:rPr>
+    </w:lvl>
+    <w:lvl w:ilvl="2" w:tplc="08090005" w:tentative="1">
+      <w:start w:val="1"/>
+      <w:numFmt w:val="bullet"/>
+      <w:lvlText w:val=""/>
+      <w:lvlJc w:val="left"/>
+      <w:pPr>
+        <w:ind w:left="2160" w:hanging="360"/>
+      </w:pPr>
+      <w:rPr>
+        <w:rFonts w:ascii="Wingdings" w:hAnsi="Wingdings" w:hint="default"/>
+      </w:rPr>
+    </w:lvl>
+    <w:lvl w:ilvl="3" w:tplc="08090001" w:tentative="1">
+      <w:start w:val="1"/>
+      <w:numFmt w:val="bullet"/>
+      <w:lvlText w:val=""/>
+      <w:lvlJc w:val="left"/>
+      <w:pPr>
+        <w:ind w:left="2880" w:hanging="360"/>
+      </w:pPr>
+      <w:rPr>
+        <w:rFonts w:ascii="Symbol" w:hAnsi="Symbol" w:hint="default"/>
+      </w:rPr>
+    </w:lvl>
+    <w:lvl w:ilvl="4" w:tplc="08090003" w:tentative="1">
+      <w:start w:val="1"/>
+      <w:numFmt w:val="bullet"/>
+      <w:lvlText w:val="o"/>
+      <w:lvlJc w:val="left"/>
+      <w:pPr>
+        <w:ind w:left="3600" w:hanging="360"/>
+      </w:pPr>
+      <w:rPr>
+        <w:rFonts w:ascii="Courier New" w:hAnsi="Courier New" w:cs="Courier New" w:hint="default"/>
+      </w:rPr>
+    </w:lvl>
+    <w:lvl w:ilvl="5" w:tplc="08090005" w:tentative="1">
+      <w:start w:val="1"/>
+      <w:numFmt w:val="bullet"/>
+      <w:lvlText w:val=""/>
+      <w:lvlJc w:val="left"/>
+      <w:pPr>
+        <w:ind w:left="4320" w:hanging="360"/>
+      </w:pPr>
+      <w:rPr>
+        <w:rFonts w:ascii="Wingdings" w:hAnsi="Wingdings" w:hint="default"/>
+      </w:rPr>
+    </w:lvl>
+    <w:lvl w:ilvl="6" w:tplc="08090001" w:tentative="1">
+      <w:start w:val="1"/>
+      <w:numFmt w:val="bullet"/>
+      <w:lvlText w:val=""/>
+      <w:lvlJc w:val="left"/>
+      <w:pPr>
+        <w:ind w:left="5040" w:hanging="360"/>
+      </w:pPr>
+      <w:rPr>
+        <w:rFonts w:ascii="Symbol" w:hAnsi="Symbol" w:hint="default"/>
+      </w:rPr>
+    </w:lvl>
+    <w:lvl w:ilvl="7" w:tplc="08090003" w:tentative="1">
+      <w:start w:val="1"/>
+      <w:numFmt w:val="bullet"/>
+      <w:lvlText w:val="o"/>
+      <w:lvlJc w:val="left"/>
+      <w:pPr>
+        <w:ind w:left="5760" w:hanging="360"/>
+      </w:pPr>
+      <w:rPr>
+        <w:rFonts w:ascii="Courier New" w:hAnsi="Courier New" w:cs="Courier New" w:hint="default"/>
+      </w:rPr>
+    </w:lvl>
+    <w:lvl w:ilvl="8" w:tplc="08090005" w:tentative="1">
+      <w:start w:val="1"/>
+      <w:numFmt w:val="bullet"/>
+      <w:lvlText w:val=""/>
+      <w:lvlJc w:val="left"/>
+      <w:pPr>
+        <w:ind w:left="6480" w:hanging="360"/>
+      </w:pPr>
+      <w:rPr>
+        <w:rFonts w:ascii="Wingdings" w:hAnsi="Wingdings" w:hint="default"/>
+      </w:rPr>
+    </w:lvl>
+  </w:abstractNum>
+  <w:abstractNum w:abstractNumId="10" w15:restartNumberingAfterBreak="0">
     <w:nsid w:val="35A00108"/>
     <w:multiLevelType w:val="hybridMultilevel"/>
     <w:tmpl w:val="5AD40BAE"/>
@@ -10534,7 +14198,7 @@
       </w:rPr>
     </w:lvl>
   </w:abstractNum>
-  <w:abstractNum w:abstractNumId="7" w15:restartNumberingAfterBreak="0">
+  <w:abstractNum w:abstractNumId="11" w15:restartNumberingAfterBreak="0">
     <w:nsid w:val="38457194"/>
     <w:multiLevelType w:val="hybridMultilevel"/>
     <w:tmpl w:val="FA16BB24"/>
@@ -10647,7 +14311,7 @@
       </w:rPr>
     </w:lvl>
   </w:abstractNum>
-  <w:abstractNum w:abstractNumId="8" w15:restartNumberingAfterBreak="0">
+  <w:abstractNum w:abstractNumId="12" w15:restartNumberingAfterBreak="0">
     <w:nsid w:val="43F6686A"/>
     <w:multiLevelType w:val="hybridMultilevel"/>
     <w:tmpl w:val="D5D861F2"/>
@@ -10760,7 +14424,7 @@
       </w:rPr>
     </w:lvl>
   </w:abstractNum>
-  <w:abstractNum w:abstractNumId="9" w15:restartNumberingAfterBreak="0">
+  <w:abstractNum w:abstractNumId="13" w15:restartNumberingAfterBreak="0">
     <w:nsid w:val="43FD78F9"/>
     <w:multiLevelType w:val="multilevel"/>
     <w:tmpl w:val="649637AA"/>
@@ -10909,7 +14573,7 @@
       </w:rPr>
     </w:lvl>
   </w:abstractNum>
-  <w:abstractNum w:abstractNumId="10" w15:restartNumberingAfterBreak="0">
+  <w:abstractNum w:abstractNumId="14" w15:restartNumberingAfterBreak="0">
     <w:nsid w:val="48E07AA5"/>
     <w:multiLevelType w:val="hybridMultilevel"/>
     <w:tmpl w:val="A52066E6"/>
@@ -11022,7 +14686,7 @@
       </w:rPr>
     </w:lvl>
   </w:abstractNum>
-  <w:abstractNum w:abstractNumId="11" w15:restartNumberingAfterBreak="0">
+  <w:abstractNum w:abstractNumId="15" w15:restartNumberingAfterBreak="0">
     <w:nsid w:val="4A4453B1"/>
     <w:multiLevelType w:val="hybridMultilevel"/>
     <w:tmpl w:val="ED3822C6"/>
@@ -11135,7 +14799,7 @@
       </w:rPr>
     </w:lvl>
   </w:abstractNum>
-  <w:abstractNum w:abstractNumId="12" w15:restartNumberingAfterBreak="0">
+  <w:abstractNum w:abstractNumId="16" w15:restartNumberingAfterBreak="0">
     <w:nsid w:val="555D1F37"/>
     <w:multiLevelType w:val="hybridMultilevel"/>
     <w:tmpl w:val="8D16EF8C"/>
@@ -11248,7 +14912,7 @@
       </w:rPr>
     </w:lvl>
   </w:abstractNum>
-  <w:abstractNum w:abstractNumId="13" w15:restartNumberingAfterBreak="0">
+  <w:abstractNum w:abstractNumId="17" w15:restartNumberingAfterBreak="0">
     <w:nsid w:val="59636676"/>
     <w:multiLevelType w:val="hybridMultilevel"/>
     <w:tmpl w:val="7D92CF30"/>
@@ -11337,7 +15001,156 @@
       </w:pPr>
     </w:lvl>
   </w:abstractNum>
-  <w:abstractNum w:abstractNumId="14" w15:restartNumberingAfterBreak="0">
+  <w:abstractNum w:abstractNumId="18" w15:restartNumberingAfterBreak="0">
+    <w:nsid w:val="59F4266E"/>
+    <w:multiLevelType w:val="multilevel"/>
+    <w:tmpl w:val="084E1AD8"/>
+    <w:lvl w:ilvl="0">
+      <w:start w:val="1"/>
+      <w:numFmt w:val="bullet"/>
+      <w:lvlText w:val=""/>
+      <w:lvlJc w:val="left"/>
+      <w:pPr>
+        <w:tabs>
+          <w:tab w:val="num" w:pos="720"/>
+        </w:tabs>
+        <w:ind w:left="720" w:hanging="360"/>
+      </w:pPr>
+      <w:rPr>
+        <w:rFonts w:ascii="Symbol" w:hAnsi="Symbol" w:hint="default"/>
+        <w:sz w:val="20"/>
+      </w:rPr>
+    </w:lvl>
+    <w:lvl w:ilvl="1" w:tentative="1">
+      <w:start w:val="1"/>
+      <w:numFmt w:val="bullet"/>
+      <w:lvlText w:val="o"/>
+      <w:lvlJc w:val="left"/>
+      <w:pPr>
+        <w:tabs>
+          <w:tab w:val="num" w:pos="1440"/>
+        </w:tabs>
+        <w:ind w:left="1440" w:hanging="360"/>
+      </w:pPr>
+      <w:rPr>
+        <w:rFonts w:ascii="Courier New" w:hAnsi="Courier New" w:hint="default"/>
+        <w:sz w:val="20"/>
+      </w:rPr>
+    </w:lvl>
+    <w:lvl w:ilvl="2" w:tentative="1">
+      <w:start w:val="1"/>
+      <w:numFmt w:val="bullet"/>
+      <w:lvlText w:val=""/>
+      <w:lvlJc w:val="left"/>
+      <w:pPr>
+        <w:tabs>
+          <w:tab w:val="num" w:pos="2160"/>
+        </w:tabs>
+        <w:ind w:left="2160" w:hanging="360"/>
+      </w:pPr>
+      <w:rPr>
+        <w:rFonts w:ascii="Wingdings" w:hAnsi="Wingdings" w:hint="default"/>
+        <w:sz w:val="20"/>
+      </w:rPr>
+    </w:lvl>
+    <w:lvl w:ilvl="3" w:tentative="1">
+      <w:start w:val="1"/>
+      <w:numFmt w:val="bullet"/>
+      <w:lvlText w:val=""/>
+      <w:lvlJc w:val="left"/>
+      <w:pPr>
+        <w:tabs>
+          <w:tab w:val="num" w:pos="2880"/>
+        </w:tabs>
+        <w:ind w:left="2880" w:hanging="360"/>
+      </w:pPr>
+      <w:rPr>
+        <w:rFonts w:ascii="Wingdings" w:hAnsi="Wingdings" w:hint="default"/>
+        <w:sz w:val="20"/>
+      </w:rPr>
+    </w:lvl>
+    <w:lvl w:ilvl="4" w:tentative="1">
+      <w:start w:val="1"/>
+      <w:numFmt w:val="bullet"/>
+      <w:lvlText w:val=""/>
+      <w:lvlJc w:val="left"/>
+      <w:pPr>
+        <w:tabs>
+          <w:tab w:val="num" w:pos="3600"/>
+        </w:tabs>
+        <w:ind w:left="3600" w:hanging="360"/>
+      </w:pPr>
+      <w:rPr>
+        <w:rFonts w:ascii="Wingdings" w:hAnsi="Wingdings" w:hint="default"/>
+        <w:sz w:val="20"/>
+      </w:rPr>
+    </w:lvl>
+    <w:lvl w:ilvl="5" w:tentative="1">
+      <w:start w:val="1"/>
+      <w:numFmt w:val="bullet"/>
+      <w:lvlText w:val=""/>
+      <w:lvlJc w:val="left"/>
+      <w:pPr>
+        <w:tabs>
+          <w:tab w:val="num" w:pos="4320"/>
+        </w:tabs>
+        <w:ind w:left="4320" w:hanging="360"/>
+      </w:pPr>
+      <w:rPr>
+        <w:rFonts w:ascii="Wingdings" w:hAnsi="Wingdings" w:hint="default"/>
+        <w:sz w:val="20"/>
+      </w:rPr>
+    </w:lvl>
+    <w:lvl w:ilvl="6" w:tentative="1">
+      <w:start w:val="1"/>
+      <w:numFmt w:val="bullet"/>
+      <w:lvlText w:val=""/>
+      <w:lvlJc w:val="left"/>
+      <w:pPr>
+        <w:tabs>
+          <w:tab w:val="num" w:pos="5040"/>
+        </w:tabs>
+        <w:ind w:left="5040" w:hanging="360"/>
+      </w:pPr>
+      <w:rPr>
+        <w:rFonts w:ascii="Wingdings" w:hAnsi="Wingdings" w:hint="default"/>
+        <w:sz w:val="20"/>
+      </w:rPr>
+    </w:lvl>
+    <w:lvl w:ilvl="7" w:tentative="1">
+      <w:start w:val="1"/>
+      <w:numFmt w:val="bullet"/>
+      <w:lvlText w:val=""/>
+      <w:lvlJc w:val="left"/>
+      <w:pPr>
+        <w:tabs>
+          <w:tab w:val="num" w:pos="5760"/>
+        </w:tabs>
+        <w:ind w:left="5760" w:hanging="360"/>
+      </w:pPr>
+      <w:rPr>
+        <w:rFonts w:ascii="Wingdings" w:hAnsi="Wingdings" w:hint="default"/>
+        <w:sz w:val="20"/>
+      </w:rPr>
+    </w:lvl>
+    <w:lvl w:ilvl="8" w:tentative="1">
+      <w:start w:val="1"/>
+      <w:numFmt w:val="bullet"/>
+      <w:lvlText w:val=""/>
+      <w:lvlJc w:val="left"/>
+      <w:pPr>
+        <w:tabs>
+          <w:tab w:val="num" w:pos="6480"/>
+        </w:tabs>
+        <w:ind w:left="6480" w:hanging="360"/>
+      </w:pPr>
+      <w:rPr>
+        <w:rFonts w:ascii="Wingdings" w:hAnsi="Wingdings" w:hint="default"/>
+        <w:sz w:val="20"/>
+      </w:rPr>
+    </w:lvl>
+  </w:abstractNum>
+  <w:abstractNum w:abstractNumId="19" w15:restartNumberingAfterBreak="0">
     <w:nsid w:val="5D8D316B"/>
     <w:multiLevelType w:val="hybridMultilevel"/>
     <w:tmpl w:val="0138FBF6"/>
@@ -11450,7 +15263,7 @@
       </w:rPr>
     </w:lvl>
   </w:abstractNum>
-  <w:abstractNum w:abstractNumId="15" w15:restartNumberingAfterBreak="0">
+  <w:abstractNum w:abstractNumId="20" w15:restartNumberingAfterBreak="0">
     <w:nsid w:val="5D8E688F"/>
     <w:multiLevelType w:val="hybridMultilevel"/>
     <w:tmpl w:val="153260A8"/>
@@ -11563,7 +15376,7 @@
       </w:rPr>
     </w:lvl>
   </w:abstractNum>
-  <w:abstractNum w:abstractNumId="16" w15:restartNumberingAfterBreak="0">
+  <w:abstractNum w:abstractNumId="21" w15:restartNumberingAfterBreak="0">
     <w:nsid w:val="5FC5550D"/>
     <w:multiLevelType w:val="multilevel"/>
     <w:tmpl w:val="23DC2330"/>
@@ -11712,7 +15525,7 @@
       </w:rPr>
     </w:lvl>
   </w:abstractNum>
-  <w:abstractNum w:abstractNumId="17" w15:restartNumberingAfterBreak="0">
+  <w:abstractNum w:abstractNumId="22" w15:restartNumberingAfterBreak="0">
     <w:nsid w:val="60A6118A"/>
     <w:multiLevelType w:val="hybridMultilevel"/>
     <w:tmpl w:val="3612C3EA"/>
@@ -11825,7 +15638,7 @@
       </w:rPr>
     </w:lvl>
   </w:abstractNum>
-  <w:abstractNum w:abstractNumId="18" w15:restartNumberingAfterBreak="0">
+  <w:abstractNum w:abstractNumId="23" w15:restartNumberingAfterBreak="0">
     <w:nsid w:val="61C75D03"/>
     <w:multiLevelType w:val="hybridMultilevel"/>
     <w:tmpl w:val="E544F858"/>
@@ -11938,7 +15751,7 @@
       </w:rPr>
     </w:lvl>
   </w:abstractNum>
-  <w:abstractNum w:abstractNumId="19" w15:restartNumberingAfterBreak="0">
+  <w:abstractNum w:abstractNumId="24" w15:restartNumberingAfterBreak="0">
     <w:nsid w:val="6420690F"/>
     <w:multiLevelType w:val="hybridMultilevel"/>
     <w:tmpl w:val="4E00CEA2"/>
@@ -12051,7 +15864,7 @@
       </w:rPr>
     </w:lvl>
   </w:abstractNum>
-  <w:abstractNum w:abstractNumId="20" w15:restartNumberingAfterBreak="0">
+  <w:abstractNum w:abstractNumId="25" w15:restartNumberingAfterBreak="0">
     <w:nsid w:val="67BB3B0B"/>
     <w:multiLevelType w:val="hybridMultilevel"/>
     <w:tmpl w:val="D67E2FBC"/>
@@ -12140,68 +15953,315 @@
       </w:pPr>
     </w:lvl>
   </w:abstractNum>
+  <w:abstractNum w:abstractNumId="26" w15:restartNumberingAfterBreak="0">
+    <w:nsid w:val="6B335A97"/>
+    <w:multiLevelType w:val="hybridMultilevel"/>
+    <w:tmpl w:val="3B76A054"/>
+    <w:lvl w:ilvl="0" w:tplc="08090001">
+      <w:start w:val="1"/>
+      <w:numFmt w:val="bullet"/>
+      <w:lvlText w:val=""/>
+      <w:lvlJc w:val="left"/>
+      <w:pPr>
+        <w:ind w:left="720" w:hanging="360"/>
+      </w:pPr>
+      <w:rPr>
+        <w:rFonts w:ascii="Symbol" w:hAnsi="Symbol" w:hint="default"/>
+      </w:rPr>
+    </w:lvl>
+    <w:lvl w:ilvl="1" w:tplc="08090003" w:tentative="1">
+      <w:start w:val="1"/>
+      <w:numFmt w:val="bullet"/>
+      <w:lvlText w:val="o"/>
+      <w:lvlJc w:val="left"/>
+      <w:pPr>
+        <w:ind w:left="1440" w:hanging="360"/>
+      </w:pPr>
+      <w:rPr>
+        <w:rFonts w:ascii="Courier New" w:hAnsi="Courier New" w:cs="Courier New" w:hint="default"/>
+      </w:rPr>
+    </w:lvl>
+    <w:lvl w:ilvl="2" w:tplc="08090005" w:tentative="1">
+      <w:start w:val="1"/>
+      <w:numFmt w:val="bullet"/>
+      <w:lvlText w:val=""/>
+      <w:lvlJc w:val="left"/>
+      <w:pPr>
+        <w:ind w:left="2160" w:hanging="360"/>
+      </w:pPr>
+      <w:rPr>
+        <w:rFonts w:ascii="Wingdings" w:hAnsi="Wingdings" w:hint="default"/>
+      </w:rPr>
+    </w:lvl>
+    <w:lvl w:ilvl="3" w:tplc="08090001" w:tentative="1">
+      <w:start w:val="1"/>
+      <w:numFmt w:val="bullet"/>
+      <w:lvlText w:val=""/>
+      <w:lvlJc w:val="left"/>
+      <w:pPr>
+        <w:ind w:left="2880" w:hanging="360"/>
+      </w:pPr>
+      <w:rPr>
+        <w:rFonts w:ascii="Symbol" w:hAnsi="Symbol" w:hint="default"/>
+      </w:rPr>
+    </w:lvl>
+    <w:lvl w:ilvl="4" w:tplc="08090003" w:tentative="1">
+      <w:start w:val="1"/>
+      <w:numFmt w:val="bullet"/>
+      <w:lvlText w:val="o"/>
+      <w:lvlJc w:val="left"/>
+      <w:pPr>
+        <w:ind w:left="3600" w:hanging="360"/>
+      </w:pPr>
+      <w:rPr>
+        <w:rFonts w:ascii="Courier New" w:hAnsi="Courier New" w:cs="Courier New" w:hint="default"/>
+      </w:rPr>
+    </w:lvl>
+    <w:lvl w:ilvl="5" w:tplc="08090005" w:tentative="1">
+      <w:start w:val="1"/>
+      <w:numFmt w:val="bullet"/>
+      <w:lvlText w:val=""/>
+      <w:lvlJc w:val="left"/>
+      <w:pPr>
+        <w:ind w:left="4320" w:hanging="360"/>
+      </w:pPr>
+      <w:rPr>
+        <w:rFonts w:ascii="Wingdings" w:hAnsi="Wingdings" w:hint="default"/>
+      </w:rPr>
+    </w:lvl>
+    <w:lvl w:ilvl="6" w:tplc="08090001" w:tentative="1">
+      <w:start w:val="1"/>
+      <w:numFmt w:val="bullet"/>
+      <w:lvlText w:val=""/>
+      <w:lvlJc w:val="left"/>
+      <w:pPr>
+        <w:ind w:left="5040" w:hanging="360"/>
+      </w:pPr>
+      <w:rPr>
+        <w:rFonts w:ascii="Symbol" w:hAnsi="Symbol" w:hint="default"/>
+      </w:rPr>
+    </w:lvl>
+    <w:lvl w:ilvl="7" w:tplc="08090003" w:tentative="1">
+      <w:start w:val="1"/>
+      <w:numFmt w:val="bullet"/>
+      <w:lvlText w:val="o"/>
+      <w:lvlJc w:val="left"/>
+      <w:pPr>
+        <w:ind w:left="5760" w:hanging="360"/>
+      </w:pPr>
+      <w:rPr>
+        <w:rFonts w:ascii="Courier New" w:hAnsi="Courier New" w:cs="Courier New" w:hint="default"/>
+      </w:rPr>
+    </w:lvl>
+    <w:lvl w:ilvl="8" w:tplc="08090005" w:tentative="1">
+      <w:start w:val="1"/>
+      <w:numFmt w:val="bullet"/>
+      <w:lvlText w:val=""/>
+      <w:lvlJc w:val="left"/>
+      <w:pPr>
+        <w:ind w:left="6480" w:hanging="360"/>
+      </w:pPr>
+      <w:rPr>
+        <w:rFonts w:ascii="Wingdings" w:hAnsi="Wingdings" w:hint="default"/>
+      </w:rPr>
+    </w:lvl>
+  </w:abstractNum>
+  <w:abstractNum w:abstractNumId="27" w15:restartNumberingAfterBreak="0">
+    <w:nsid w:val="7C9A6BDA"/>
+    <w:multiLevelType w:val="hybridMultilevel"/>
+    <w:tmpl w:val="CF5CB6EE"/>
+    <w:lvl w:ilvl="0" w:tplc="08090001">
+      <w:start w:val="1"/>
+      <w:numFmt w:val="bullet"/>
+      <w:lvlText w:val=""/>
+      <w:lvlJc w:val="left"/>
+      <w:pPr>
+        <w:ind w:left="720" w:hanging="360"/>
+      </w:pPr>
+      <w:rPr>
+        <w:rFonts w:ascii="Symbol" w:hAnsi="Symbol" w:hint="default"/>
+      </w:rPr>
+    </w:lvl>
+    <w:lvl w:ilvl="1" w:tplc="08090003" w:tentative="1">
+      <w:start w:val="1"/>
+      <w:numFmt w:val="bullet"/>
+      <w:lvlText w:val="o"/>
+      <w:lvlJc w:val="left"/>
+      <w:pPr>
+        <w:ind w:left="1440" w:hanging="360"/>
+      </w:pPr>
+      <w:rPr>
+        <w:rFonts w:ascii="Courier New" w:hAnsi="Courier New" w:cs="Courier New" w:hint="default"/>
+      </w:rPr>
+    </w:lvl>
+    <w:lvl w:ilvl="2" w:tplc="08090005" w:tentative="1">
+      <w:start w:val="1"/>
+      <w:numFmt w:val="bullet"/>
+      <w:lvlText w:val=""/>
+      <w:lvlJc w:val="left"/>
+      <w:pPr>
+        <w:ind w:left="2160" w:hanging="360"/>
+      </w:pPr>
+      <w:rPr>
+        <w:rFonts w:ascii="Wingdings" w:hAnsi="Wingdings" w:hint="default"/>
+      </w:rPr>
+    </w:lvl>
+    <w:lvl w:ilvl="3" w:tplc="08090001" w:tentative="1">
+      <w:start w:val="1"/>
+      <w:numFmt w:val="bullet"/>
+      <w:lvlText w:val=""/>
+      <w:lvlJc w:val="left"/>
+      <w:pPr>
+        <w:ind w:left="2880" w:hanging="360"/>
+      </w:pPr>
+      <w:rPr>
+        <w:rFonts w:ascii="Symbol" w:hAnsi="Symbol" w:hint="default"/>
+      </w:rPr>
+    </w:lvl>
+    <w:lvl w:ilvl="4" w:tplc="08090003" w:tentative="1">
+      <w:start w:val="1"/>
+      <w:numFmt w:val="bullet"/>
+      <w:lvlText w:val="o"/>
+      <w:lvlJc w:val="left"/>
+      <w:pPr>
+        <w:ind w:left="3600" w:hanging="360"/>
+      </w:pPr>
+      <w:rPr>
+        <w:rFonts w:ascii="Courier New" w:hAnsi="Courier New" w:cs="Courier New" w:hint="default"/>
+      </w:rPr>
+    </w:lvl>
+    <w:lvl w:ilvl="5" w:tplc="08090005" w:tentative="1">
+      <w:start w:val="1"/>
+      <w:numFmt w:val="bullet"/>
+      <w:lvlText w:val=""/>
+      <w:lvlJc w:val="left"/>
+      <w:pPr>
+        <w:ind w:left="4320" w:hanging="360"/>
+      </w:pPr>
+      <w:rPr>
+        <w:rFonts w:ascii="Wingdings" w:hAnsi="Wingdings" w:hint="default"/>
+      </w:rPr>
+    </w:lvl>
+    <w:lvl w:ilvl="6" w:tplc="08090001" w:tentative="1">
+      <w:start w:val="1"/>
+      <w:numFmt w:val="bullet"/>
+      <w:lvlText w:val=""/>
+      <w:lvlJc w:val="left"/>
+      <w:pPr>
+        <w:ind w:left="5040" w:hanging="360"/>
+      </w:pPr>
+      <w:rPr>
+        <w:rFonts w:ascii="Symbol" w:hAnsi="Symbol" w:hint="default"/>
+      </w:rPr>
+    </w:lvl>
+    <w:lvl w:ilvl="7" w:tplc="08090003" w:tentative="1">
+      <w:start w:val="1"/>
+      <w:numFmt w:val="bullet"/>
+      <w:lvlText w:val="o"/>
+      <w:lvlJc w:val="left"/>
+      <w:pPr>
+        <w:ind w:left="5760" w:hanging="360"/>
+      </w:pPr>
+      <w:rPr>
+        <w:rFonts w:ascii="Courier New" w:hAnsi="Courier New" w:cs="Courier New" w:hint="default"/>
+      </w:rPr>
+    </w:lvl>
+    <w:lvl w:ilvl="8" w:tplc="08090005" w:tentative="1">
+      <w:start w:val="1"/>
+      <w:numFmt w:val="bullet"/>
+      <w:lvlText w:val=""/>
+      <w:lvlJc w:val="left"/>
+      <w:pPr>
+        <w:ind w:left="6480" w:hanging="360"/>
+      </w:pPr>
+      <w:rPr>
+        <w:rFonts w:ascii="Wingdings" w:hAnsi="Wingdings" w:hint="default"/>
+      </w:rPr>
+    </w:lvl>
+  </w:abstractNum>
   <w:num w:numId="1" w16cid:durableId="2047481932">
+    <w:abstractNumId w:val="12"/>
+  </w:num>
+  <w:num w:numId="2" w16cid:durableId="363792526">
+    <w:abstractNumId w:val="20"/>
+  </w:num>
+  <w:num w:numId="3" w16cid:durableId="447118071">
+    <w:abstractNumId w:val="11"/>
+  </w:num>
+  <w:num w:numId="4" w16cid:durableId="1956595642">
+    <w:abstractNumId w:val="15"/>
+  </w:num>
+  <w:num w:numId="5" w16cid:durableId="1734624379">
+    <w:abstractNumId w:val="13"/>
+  </w:num>
+  <w:num w:numId="6" w16cid:durableId="984356517">
+    <w:abstractNumId w:val="21"/>
+  </w:num>
+  <w:num w:numId="7" w16cid:durableId="526413086">
+    <w:abstractNumId w:val="23"/>
+  </w:num>
+  <w:num w:numId="8" w16cid:durableId="1190216125">
+    <w:abstractNumId w:val="17"/>
+  </w:num>
+  <w:num w:numId="9" w16cid:durableId="28574562">
+    <w:abstractNumId w:val="1"/>
+  </w:num>
+  <w:num w:numId="10" w16cid:durableId="11418442">
+    <w:abstractNumId w:val="14"/>
+  </w:num>
+  <w:num w:numId="11" w16cid:durableId="490024077">
+    <w:abstractNumId w:val="25"/>
+  </w:num>
+  <w:num w:numId="12" w16cid:durableId="470246383">
+    <w:abstractNumId w:val="7"/>
+  </w:num>
+  <w:num w:numId="13" w16cid:durableId="1806237953">
     <w:abstractNumId w:val="8"/>
   </w:num>
-  <w:num w:numId="2" w16cid:durableId="363792526">
-    <w:abstractNumId w:val="15"/>
+  <w:num w:numId="14" w16cid:durableId="1133912956">
+    <w:abstractNumId w:val="3"/>
   </w:num>
-  <w:num w:numId="3" w16cid:durableId="447118071">
-    <w:abstractNumId w:val="7"/>
+  <w:num w:numId="15" w16cid:durableId="1831672208">
+    <w:abstractNumId w:val="19"/>
   </w:num>
-  <w:num w:numId="4" w16cid:durableId="1956595642">
-    <w:abstractNumId w:val="11"/>
+  <w:num w:numId="16" w16cid:durableId="509375177">
+    <w:abstractNumId w:val="24"/>
   </w:num>
-  <w:num w:numId="5" w16cid:durableId="1734624379">
+  <w:num w:numId="17" w16cid:durableId="1917783064">
+    <w:abstractNumId w:val="10"/>
+  </w:num>
+  <w:num w:numId="18" w16cid:durableId="1694259749">
+    <w:abstractNumId w:val="5"/>
+  </w:num>
+  <w:num w:numId="19" w16cid:durableId="1970091313">
+    <w:abstractNumId w:val="22"/>
+  </w:num>
+  <w:num w:numId="20" w16cid:durableId="1513952633">
+    <w:abstractNumId w:val="2"/>
+  </w:num>
+  <w:num w:numId="21" w16cid:durableId="684938247">
+    <w:abstractNumId w:val="16"/>
+  </w:num>
+  <w:num w:numId="22" w16cid:durableId="1492452778">
+    <w:abstractNumId w:val="27"/>
+  </w:num>
+  <w:num w:numId="23" w16cid:durableId="768816525">
+    <w:abstractNumId w:val="6"/>
+  </w:num>
+  <w:num w:numId="24" w16cid:durableId="1788548587">
+    <w:abstractNumId w:val="4"/>
+  </w:num>
+  <w:num w:numId="25" w16cid:durableId="1715889611">
+    <w:abstractNumId w:val="0"/>
+  </w:num>
+  <w:num w:numId="26" w16cid:durableId="704644060">
+    <w:abstractNumId w:val="18"/>
+  </w:num>
+  <w:num w:numId="27" w16cid:durableId="2115440644">
     <w:abstractNumId w:val="9"/>
   </w:num>
-  <w:num w:numId="6" w16cid:durableId="984356517">
-    <w:abstractNumId w:val="16"/>
-  </w:num>
-  <w:num w:numId="7" w16cid:durableId="526413086">
-    <w:abstractNumId w:val="18"/>
-  </w:num>
-  <w:num w:numId="8" w16cid:durableId="1190216125">
-    <w:abstractNumId w:val="13"/>
-  </w:num>
-  <w:num w:numId="9" w16cid:durableId="28574562">
-    <w:abstractNumId w:val="0"/>
-  </w:num>
-  <w:num w:numId="10" w16cid:durableId="11418442">
-    <w:abstractNumId w:val="10"/>
-  </w:num>
-  <w:num w:numId="11" w16cid:durableId="490024077">
-    <w:abstractNumId w:val="20"/>
-  </w:num>
-  <w:num w:numId="12" w16cid:durableId="470246383">
-    <w:abstractNumId w:val="4"/>
-  </w:num>
-  <w:num w:numId="13" w16cid:durableId="1806237953">
-    <w:abstractNumId w:val="5"/>
-  </w:num>
-  <w:num w:numId="14" w16cid:durableId="1133912956">
-    <w:abstractNumId w:val="2"/>
-  </w:num>
-  <w:num w:numId="15" w16cid:durableId="1831672208">
-    <w:abstractNumId w:val="14"/>
-  </w:num>
-  <w:num w:numId="16" w16cid:durableId="509375177">
-    <w:abstractNumId w:val="19"/>
-  </w:num>
-  <w:num w:numId="17" w16cid:durableId="1917783064">
-    <w:abstractNumId w:val="6"/>
-  </w:num>
-  <w:num w:numId="18" w16cid:durableId="1694259749">
-    <w:abstractNumId w:val="3"/>
-  </w:num>
-  <w:num w:numId="19" w16cid:durableId="1970091313">
-    <w:abstractNumId w:val="17"/>
-  </w:num>
-  <w:num w:numId="20" w16cid:durableId="1513952633">
-    <w:abstractNumId w:val="1"/>
-  </w:num>
-  <w:num w:numId="21" w16cid:durableId="684938247">
-    <w:abstractNumId w:val="12"/>
+  <w:num w:numId="28" w16cid:durableId="496313865">
+    <w:abstractNumId w:val="26"/>
   </w:num>
 </w:numbering>
 </file>
@@ -13413,11 +17473,12 @@
     <w:pitch w:val="variable"/>
     <w:sig w:usb0="E0002EFF" w:usb1="C000785B" w:usb2="00000009" w:usb3="00000000" w:csb0="000001FF" w:csb1="00000000"/>
   </w:font>
-  <w:font w:name="Aptos">
+  <w:font w:name="Courier New">
+    <w:panose1 w:val="02070309020205020404"/>
     <w:charset w:val="00"/>
-    <w:family w:val="swiss"/>
-    <w:pitch w:val="variable"/>
-    <w:sig w:usb0="20000287" w:usb1="00000003" w:usb2="00000000" w:usb3="00000000" w:csb0="0000019F" w:csb1="00000000"/>
+    <w:family w:val="modern"/>
+    <w:pitch w:val="fixed"/>
+    <w:sig w:usb0="E0002EFF" w:usb1="C0007843" w:usb2="00000009" w:usb3="00000000" w:csb0="000001FF" w:csb1="00000000"/>
   </w:font>
   <w:font w:name="Wingdings">
     <w:panose1 w:val="05000000000000000000"/>
@@ -13426,12 +17487,11 @@
     <w:pitch w:val="variable"/>
     <w:sig w:usb0="00000000" w:usb1="10000000" w:usb2="00000000" w:usb3="00000000" w:csb0="80000000" w:csb1="00000000"/>
   </w:font>
-  <w:font w:name="Courier New">
-    <w:panose1 w:val="02070309020205020404"/>
+  <w:font w:name="Aptos">
     <w:charset w:val="00"/>
-    <w:family w:val="modern"/>
-    <w:pitch w:val="fixed"/>
-    <w:sig w:usb0="E0002EFF" w:usb1="C0007843" w:usb2="00000009" w:usb3="00000000" w:csb0="000001FF" w:csb1="00000000"/>
+    <w:family w:val="swiss"/>
+    <w:pitch w:val="variable"/>
+    <w:sig w:usb0="20000287" w:usb1="00000003" w:usb2="00000000" w:usb3="00000000" w:csb0="0000019F" w:csb1="00000000"/>
   </w:font>
   <w:font w:name="Aptos Display">
     <w:charset w:val="00"/>

--- a/DISSERTATION/FINAL DISSERTATION REPORT.docx
+++ b/DISSERTATION/FINAL DISSERTATION REPORT.docx
@@ -75,7 +75,21 @@
         <w:rPr>
           <w:rFonts w:ascii="Times New Roman" w:hAnsi="Times New Roman" w:cs="Times New Roman"/>
         </w:rPr>
-        <w:t>AI-DRIVEN SYSTEM FOR FASHION ANALYSIS FROM LAGOS FASHION WEEK F/W 2025 (HoL – HOUSE OF LASGIDI)</w:t>
+        <w:t>AI-DRIVEN SYSTEM FOR FASHION ANALYSIS FROM LAGOS FASHION WEEK F/W 2025 (</w:t>
+      </w:r>
+      <w:proofErr w:type="spellStart"/>
+      <w:r>
+        <w:rPr>
+          <w:rFonts w:ascii="Times New Roman" w:hAnsi="Times New Roman" w:cs="Times New Roman"/>
+        </w:rPr>
+        <w:t>HoL</w:t>
+      </w:r>
+      <w:proofErr w:type="spellEnd"/>
+      <w:r>
+        <w:rPr>
+          <w:rFonts w:ascii="Times New Roman" w:hAnsi="Times New Roman" w:cs="Times New Roman"/>
+        </w:rPr>
+        <w:t xml:space="preserve"> – HOUSE OF LASGIDI)</w:t>
       </w:r>
     </w:p>
     <w:p>
@@ -1015,7 +1029,21 @@
         <w:rPr>
           <w:rFonts w:ascii="Times New Roman" w:hAnsi="Times New Roman" w:cs="Times New Roman"/>
         </w:rPr>
-        <w:t xml:space="preserve">tes and compares two semantic segmentation pipelines, DeepLabV3+ and FashnHumanParser, followed by K-Means clustering. Fabric sentiment analysis is </w:t>
+        <w:t xml:space="preserve">tes and compares two semantic segmentation pipelines, DeepLabV3+ and </w:t>
+      </w:r>
+      <w:proofErr w:type="spellStart"/>
+      <w:r>
+        <w:rPr>
+          <w:rFonts w:ascii="Times New Roman" w:hAnsi="Times New Roman" w:cs="Times New Roman"/>
+        </w:rPr>
+        <w:t>FashnHumanParser</w:t>
+      </w:r>
+      <w:proofErr w:type="spellEnd"/>
+      <w:r>
+        <w:rPr>
+          <w:rFonts w:ascii="Times New Roman" w:hAnsi="Times New Roman" w:cs="Times New Roman"/>
+        </w:rPr>
+        <w:t xml:space="preserve">, followed by K-Means clustering. Fabric sentiment analysis is </w:t>
       </w:r>
       <w:r>
         <w:rPr>
@@ -1034,8 +1062,16 @@
         <w:rPr>
           <w:rFonts w:ascii="Times New Roman" w:hAnsi="Times New Roman" w:cs="Times New Roman"/>
         </w:rPr>
-        <w:t>The system testing compared the colour segmentation pipelines, revealing that FashnHumanParser</w:t>
-      </w:r>
+        <w:t xml:space="preserve">The system testing compared the colour segmentation pipelines, revealing that </w:t>
+      </w:r>
+      <w:proofErr w:type="spellStart"/>
+      <w:r>
+        <w:rPr>
+          <w:rFonts w:ascii="Times New Roman" w:hAnsi="Times New Roman" w:cs="Times New Roman"/>
+        </w:rPr>
+        <w:t>FashnHumanParser</w:t>
+      </w:r>
+      <w:proofErr w:type="spellEnd"/>
       <w:r>
         <w:rPr>
           <w:rFonts w:ascii="Times New Roman" w:hAnsi="Times New Roman" w:cs="Times New Roman"/>
@@ -1083,7 +1119,21 @@
         <w:rPr>
           <w:rFonts w:ascii="Times New Roman" w:hAnsi="Times New Roman" w:cs="Times New Roman"/>
         </w:rPr>
-        <w:t>These results demonstrate that HoL provides a scalable, objective tool for designers, buyers, and forecasters to derive actionable, data-driven business insights from runway showcases, effectively bridging the knowledge system gap in African fashion.</w:t>
+        <w:t xml:space="preserve">These results demonstrate that </w:t>
+      </w:r>
+      <w:proofErr w:type="spellStart"/>
+      <w:r>
+        <w:rPr>
+          <w:rFonts w:ascii="Times New Roman" w:hAnsi="Times New Roman" w:cs="Times New Roman"/>
+        </w:rPr>
+        <w:t>HoL</w:t>
+      </w:r>
+      <w:proofErr w:type="spellEnd"/>
+      <w:r>
+        <w:rPr>
+          <w:rFonts w:ascii="Times New Roman" w:hAnsi="Times New Roman" w:cs="Times New Roman"/>
+        </w:rPr>
+        <w:t xml:space="preserve"> provides a scalable, objective tool for designers, buyers, and forecasters to derive actionable, data-driven business insights from runway showcases, effectively bridging the knowledge system gap in African fashion.</w:t>
       </w:r>
     </w:p>
     <w:p>
@@ -1327,11 +1377,19 @@
           <w:rFonts w:ascii="Times New Roman" w:hAnsi="Times New Roman" w:cs="Times New Roman"/>
         </w:rPr>
       </w:pPr>
-      <w:r>
-        <w:rPr>
-          <w:rFonts w:ascii="Times New Roman" w:hAnsi="Times New Roman" w:cs="Times New Roman"/>
-        </w:rPr>
-        <w:t>Analyze high-fashion or design sentiments, as existing statistical data tends to focus almost exclusively on raw textile and apparel productions.</w:t>
+      <w:proofErr w:type="spellStart"/>
+      <w:r>
+        <w:rPr>
+          <w:rFonts w:ascii="Times New Roman" w:hAnsi="Times New Roman" w:cs="Times New Roman"/>
+        </w:rPr>
+        <w:t>Analyze</w:t>
+      </w:r>
+      <w:proofErr w:type="spellEnd"/>
+      <w:r>
+        <w:rPr>
+          <w:rFonts w:ascii="Times New Roman" w:hAnsi="Times New Roman" w:cs="Times New Roman"/>
+        </w:rPr>
+        <w:t xml:space="preserve"> high-fashion or design sentiments, as existing statistical data tends to focus almost exclusively on raw textile and apparel productions.</w:t>
       </w:r>
     </w:p>
     <w:p>
@@ -1481,7 +1539,21 @@
         <w:rPr>
           <w:rFonts w:ascii="Times New Roman" w:hAnsi="Times New Roman" w:cs="Times New Roman"/>
         </w:rPr>
-        <w:t>Visualization: To build a full-stack dashboard (React + FastAPI) that presents these insights through interactive charts and collection summaries.</w:t>
+        <w:t xml:space="preserve">Visualization: To build a full-stack dashboard (React + </w:t>
+      </w:r>
+      <w:proofErr w:type="spellStart"/>
+      <w:r>
+        <w:rPr>
+          <w:rFonts w:ascii="Times New Roman" w:hAnsi="Times New Roman" w:cs="Times New Roman"/>
+        </w:rPr>
+        <w:t>FastAPI</w:t>
+      </w:r>
+      <w:proofErr w:type="spellEnd"/>
+      <w:r>
+        <w:rPr>
+          <w:rFonts w:ascii="Times New Roman" w:hAnsi="Times New Roman" w:cs="Times New Roman"/>
+        </w:rPr>
+        <w:t>) that presents these insights through interactive charts and collection summaries.</w:t>
       </w:r>
     </w:p>
     <w:p>
@@ -1673,7 +1745,35 @@
         <w:rPr>
           <w:rFonts w:ascii="Times New Roman" w:hAnsi="Times New Roman" w:cs="Times New Roman"/>
         </w:rPr>
-        <w:t>Data Sourcing and Web Scraping: The runway images used in this project were collected via automated webscraping from publicly accessible fashion websites, primarily BellaNaija Style and the official Lagos Fashion Week domain. All scraped content was used exclusively for academic research and was not redistributed or commercialized. No authentication barriers or paywalls were bypassed during data collection.</w:t>
+        <w:t xml:space="preserve">Data Sourcing and Web Scraping: The runway images used in this project were collected via automated </w:t>
+      </w:r>
+      <w:proofErr w:type="spellStart"/>
+      <w:r>
+        <w:rPr>
+          <w:rFonts w:ascii="Times New Roman" w:hAnsi="Times New Roman" w:cs="Times New Roman"/>
+        </w:rPr>
+        <w:t>webscraping</w:t>
+      </w:r>
+      <w:proofErr w:type="spellEnd"/>
+      <w:r>
+        <w:rPr>
+          <w:rFonts w:ascii="Times New Roman" w:hAnsi="Times New Roman" w:cs="Times New Roman"/>
+        </w:rPr>
+        <w:t xml:space="preserve"> from publicly accessible fashion websites, primarily </w:t>
+      </w:r>
+      <w:proofErr w:type="spellStart"/>
+      <w:r>
+        <w:rPr>
+          <w:rFonts w:ascii="Times New Roman" w:hAnsi="Times New Roman" w:cs="Times New Roman"/>
+        </w:rPr>
+        <w:t>BellaNaija</w:t>
+      </w:r>
+      <w:proofErr w:type="spellEnd"/>
+      <w:r>
+        <w:rPr>
+          <w:rFonts w:ascii="Times New Roman" w:hAnsi="Times New Roman" w:cs="Times New Roman"/>
+        </w:rPr>
+        <w:t xml:space="preserve"> Style and the official Lagos Fashion Week domain. All scraped content was used exclusively for academic research and was not redistributed or commercialized. No authentication barriers or paywalls were bypassed during data collection.</w:t>
       </w:r>
     </w:p>
     <w:p>
@@ -1719,7 +1819,21 @@
         <w:rPr>
           <w:rFonts w:ascii="Times New Roman" w:hAnsi="Times New Roman" w:cs="Times New Roman"/>
         </w:rPr>
-        <w:t>Intended Use: The HoL platform is designed as a supplementary analytical tool for fashion professionals, not a replacement for human expertise or editorial judgment. All results presented are derived from a single fashion season’s data and should not be interpreted as characterizations of any designer’s practice.</w:t>
+        <w:t xml:space="preserve">Intended Use: The </w:t>
+      </w:r>
+      <w:proofErr w:type="spellStart"/>
+      <w:r>
+        <w:rPr>
+          <w:rFonts w:ascii="Times New Roman" w:hAnsi="Times New Roman" w:cs="Times New Roman"/>
+        </w:rPr>
+        <w:t>HoL</w:t>
+      </w:r>
+      <w:proofErr w:type="spellEnd"/>
+      <w:r>
+        <w:rPr>
+          <w:rFonts w:ascii="Times New Roman" w:hAnsi="Times New Roman" w:cs="Times New Roman"/>
+        </w:rPr>
+        <w:t xml:space="preserve"> platform is designed as a supplementary analytical tool for fashion professionals, not a replacement for human expertise or editorial judgment. All results presented are derived from a single fashion season’s data and should not be interpreted as characterizations of any designer’s practice.</w:t>
       </w:r>
     </w:p>
     <w:p>
@@ -1920,7 +2034,21 @@
         <w:rPr>
           <w:rFonts w:ascii="Times New Roman" w:hAnsi="Times New Roman" w:cs="Times New Roman"/>
         </w:rPr>
-        <w:t xml:space="preserve">Before a machine can analyze the fabric or colour of a garment, it must first locate the garment within an image. In early fashion AI systems, researchers utilized simple bounding boxes (Object Detection). However, bounding boxes capture background noise, </w:t>
+        <w:t xml:space="preserve">Before a machine can </w:t>
+      </w:r>
+      <w:proofErr w:type="spellStart"/>
+      <w:r>
+        <w:rPr>
+          <w:rFonts w:ascii="Times New Roman" w:hAnsi="Times New Roman" w:cs="Times New Roman"/>
+        </w:rPr>
+        <w:t>analyze</w:t>
+      </w:r>
+      <w:proofErr w:type="spellEnd"/>
+      <w:r>
+        <w:rPr>
+          <w:rFonts w:ascii="Times New Roman" w:hAnsi="Times New Roman" w:cs="Times New Roman"/>
+        </w:rPr>
+        <w:t xml:space="preserve"> the fabric or colour of a garment, it must first locate the garment within an image. In early fashion AI systems, researchers utilized simple bounding boxes (Object Detection). However, bounding boxes capture background noise, </w:t>
       </w:r>
       <w:r>
         <w:rPr>
@@ -2077,8 +2205,16 @@
         <w:rPr>
           <w:rFonts w:ascii="Times New Roman" w:hAnsi="Times New Roman" w:cs="Times New Roman"/>
         </w:rPr>
-        <w:t xml:space="preserve"> such as FashnHumanParser</w:t>
-      </w:r>
+        <w:t xml:space="preserve"> such as </w:t>
+      </w:r>
+      <w:proofErr w:type="spellStart"/>
+      <w:r>
+        <w:rPr>
+          <w:rFonts w:ascii="Times New Roman" w:hAnsi="Times New Roman" w:cs="Times New Roman"/>
+        </w:rPr>
+        <w:t>FashnHumanParser</w:t>
+      </w:r>
+      <w:proofErr w:type="spellEnd"/>
       <w:r>
         <w:rPr>
           <w:rFonts w:ascii="Times New Roman" w:hAnsi="Times New Roman" w:cs="Times New Roman"/>
@@ -2119,7 +2255,21 @@
         <w:rPr>
           <w:rFonts w:ascii="Times New Roman" w:hAnsi="Times New Roman" w:cs="Times New Roman"/>
         </w:rPr>
-        <w:t>The HoL system can aggressively subtract skin and background noise, ensuring that only purified garment pixels are passed to the analytical engines.</w:t>
+        <w:t xml:space="preserve">The </w:t>
+      </w:r>
+      <w:proofErr w:type="spellStart"/>
+      <w:r>
+        <w:rPr>
+          <w:rFonts w:ascii="Times New Roman" w:hAnsi="Times New Roman" w:cs="Times New Roman"/>
+        </w:rPr>
+        <w:t>HoL</w:t>
+      </w:r>
+      <w:proofErr w:type="spellEnd"/>
+      <w:r>
+        <w:rPr>
+          <w:rFonts w:ascii="Times New Roman" w:hAnsi="Times New Roman" w:cs="Times New Roman"/>
+        </w:rPr>
+        <w:t xml:space="preserve"> system can aggressively subtract skin and background noise, ensuring that only purified garment pixels are passed to the analytical engines.</w:t>
       </w:r>
     </w:p>
     <w:p>
@@ -2221,7 +2371,21 @@
         <w:rPr>
           <w:rFonts w:ascii="Times New Roman" w:hAnsi="Times New Roman" w:cs="Times New Roman"/>
         </w:rPr>
-        <w:t xml:space="preserve">Models like ResNet or VGG16 automatically learn feature representations from raw pixels. While they represent the state-of-the-art in general image classification, CNNs act as “black boxes” and require massive, heavily annotated datasets to </w:t>
+        <w:t xml:space="preserve">Models like </w:t>
+      </w:r>
+      <w:proofErr w:type="spellStart"/>
+      <w:r>
+        <w:rPr>
+          <w:rFonts w:ascii="Times New Roman" w:hAnsi="Times New Roman" w:cs="Times New Roman"/>
+        </w:rPr>
+        <w:t>ResNet</w:t>
+      </w:r>
+      <w:proofErr w:type="spellEnd"/>
+      <w:r>
+        <w:rPr>
+          <w:rFonts w:ascii="Times New Roman" w:hAnsi="Times New Roman" w:cs="Times New Roman"/>
+        </w:rPr>
+        <w:t xml:space="preserve"> or VGG16 automatically learn feature representations from raw pixels. While they represent the state-of-the-art in general image classification, CNNs act as “black boxes” and require massive, heavily annotated datasets to </w:t>
       </w:r>
       <w:r>
         <w:rPr>
@@ -2246,7 +2410,21 @@
           <w:rFonts w:ascii="Times New Roman" w:hAnsi="Times New Roman" w:cs="Times New Roman"/>
         </w:rPr>
         <w:lastRenderedPageBreak/>
-        <w:t>like Awete. CNNs are highly prone to overfitting, memorizing the training images rather than learning the underlying textural patterns.</w:t>
+        <w:t xml:space="preserve">like </w:t>
+      </w:r>
+      <w:proofErr w:type="spellStart"/>
+      <w:r>
+        <w:rPr>
+          <w:rFonts w:ascii="Times New Roman" w:hAnsi="Times New Roman" w:cs="Times New Roman"/>
+        </w:rPr>
+        <w:t>Awete</w:t>
+      </w:r>
+      <w:proofErr w:type="spellEnd"/>
+      <w:r>
+        <w:rPr>
+          <w:rFonts w:ascii="Times New Roman" w:hAnsi="Times New Roman" w:cs="Times New Roman"/>
+        </w:rPr>
+        <w:t>. CNNs are highly prone to overfitting, memorizing the training images rather than learning the underlying textural patterns.</w:t>
       </w:r>
     </w:p>
     <w:p>
@@ -2315,7 +2493,21 @@
         <w:rPr>
           <w:rFonts w:ascii="Times New Roman" w:hAnsi="Times New Roman" w:cs="Times New Roman"/>
         </w:rPr>
-        <w:t>Macro-Texture (GLCM): The Gray-Level Co-occurrence Matrix (GLCM), was first pioneered by Harlick (1973), evaluates the macro-spatial relationship between pixels. By analyzing a grayscale matrix across multiple orientations, GLCM extracts rotation-invariant metrics such as Contra</w:t>
+        <w:t xml:space="preserve">Macro-Texture (GLCM): The Gray-Level Co-occurrence Matrix (GLCM), was first pioneered by Harlick (1973), evaluates the macro-spatial relationship between pixels. By </w:t>
+      </w:r>
+      <w:proofErr w:type="spellStart"/>
+      <w:r>
+        <w:rPr>
+          <w:rFonts w:ascii="Times New Roman" w:hAnsi="Times New Roman" w:cs="Times New Roman"/>
+        </w:rPr>
+        <w:t>analyzing</w:t>
+      </w:r>
+      <w:proofErr w:type="spellEnd"/>
+      <w:r>
+        <w:rPr>
+          <w:rFonts w:ascii="Times New Roman" w:hAnsi="Times New Roman" w:cs="Times New Roman"/>
+        </w:rPr>
+        <w:t xml:space="preserve"> a grayscale matrix across multiple orientations, GLCM extracts rotation-invariant metrics such as Contra</w:t>
       </w:r>
       <w:r>
         <w:rPr>
@@ -2339,7 +2531,21 @@
         <w:rPr>
           <w:rFonts w:ascii="Times New Roman" w:hAnsi="Times New Roman" w:cs="Times New Roman"/>
         </w:rPr>
-        <w:t>Micro-Texture (LBP): To complement this, Local Binary Patterns (LBP) analyze micro-textures by thresholding neighbouring pixels, providing a highly effective measure of surface roughness (Ojala et al., 2002).</w:t>
+        <w:t xml:space="preserve">Micro-Texture (LBP): To complement this, Local Binary Patterns (LBP) </w:t>
+      </w:r>
+      <w:proofErr w:type="spellStart"/>
+      <w:r>
+        <w:rPr>
+          <w:rFonts w:ascii="Times New Roman" w:hAnsi="Times New Roman" w:cs="Times New Roman"/>
+        </w:rPr>
+        <w:t>analyze</w:t>
+      </w:r>
+      <w:proofErr w:type="spellEnd"/>
+      <w:r>
+        <w:rPr>
+          <w:rFonts w:ascii="Times New Roman" w:hAnsi="Times New Roman" w:cs="Times New Roman"/>
+        </w:rPr>
+        <w:t xml:space="preserve"> micro-textures by thresholding neighbouring pixels, providing a highly effective measure of surface roughness (Ojala et al., 2002).</w:t>
       </w:r>
     </w:p>
     <w:p>
@@ -2403,13 +2609,39 @@
         <w:rPr>
           <w:rFonts w:ascii="Times New Roman" w:hAnsi="Times New Roman" w:cs="Times New Roman"/>
         </w:rPr>
-        <w:t>However, the mathematical space in which this clustering occurs is critical. Digital images are natively stored in RGB colour space. Literature in human-computer interaction stresses that RGB is not “perceptually uniform”</w:t>
-      </w:r>
-      <w:r>
-        <w:rPr>
-          <w:rFonts w:ascii="Times New Roman" w:hAnsi="Times New Roman" w:cs="Times New Roman"/>
-        </w:rPr>
-        <w:t xml:space="preserve"> (Plataniotis &amp; Venetsanopoulos, 2000).</w:t>
+        <w:t xml:space="preserve">However, the mathematical space in which this clustering occurs is critical. Digital images are natively stored in </w:t>
+      </w:r>
+      <w:r>
+        <w:rPr>
+          <w:rFonts w:ascii="Times New Roman" w:hAnsi="Times New Roman" w:cs="Times New Roman"/>
+        </w:rPr>
+        <w:t xml:space="preserve">the </w:t>
+      </w:r>
+      <w:r>
+        <w:rPr>
+          <w:rFonts w:ascii="Times New Roman" w:hAnsi="Times New Roman" w:cs="Times New Roman"/>
+        </w:rPr>
+        <w:t>RGB colour space. Literature in human-computer interaction stresses that RGB is not “perceptually uniform”</w:t>
+      </w:r>
+      <w:r>
+        <w:rPr>
+          <w:rFonts w:ascii="Times New Roman" w:hAnsi="Times New Roman" w:cs="Times New Roman"/>
+        </w:rPr>
+        <w:t xml:space="preserve"> (</w:t>
+      </w:r>
+      <w:proofErr w:type="spellStart"/>
+      <w:r>
+        <w:rPr>
+          <w:rFonts w:ascii="Times New Roman" w:hAnsi="Times New Roman" w:cs="Times New Roman"/>
+        </w:rPr>
+        <w:t>Plataniotis</w:t>
+      </w:r>
+      <w:proofErr w:type="spellEnd"/>
+      <w:r>
+        <w:rPr>
+          <w:rFonts w:ascii="Times New Roman" w:hAnsi="Times New Roman" w:cs="Times New Roman"/>
+        </w:rPr>
+        <w:t xml:space="preserve"> &amp; Venetsanopoulos, 2000).</w:t>
       </w:r>
       <w:r>
         <w:rPr>
@@ -2484,7 +2716,21 @@
         <w:rPr>
           <w:rFonts w:ascii="Times New Roman" w:hAnsi="Times New Roman" w:cs="Times New Roman"/>
         </w:rPr>
-        <w:t>To situate the House of Lasgidi (HoL) system within the broader technological landscape, it is necessary to critically examine the existing commercial and academic systems that currently define fashion trend forecasting and garment analysis. While the field has advanced considerably, a systematic review reveals a persistent and significant cross-domain gap when these tools are applied to non-Western, and particularly African, fashion contexts.</w:t>
+        <w:t>To situate the House of Lasgidi (</w:t>
+      </w:r>
+      <w:proofErr w:type="spellStart"/>
+      <w:r>
+        <w:rPr>
+          <w:rFonts w:ascii="Times New Roman" w:hAnsi="Times New Roman" w:cs="Times New Roman"/>
+        </w:rPr>
+        <w:t>HoL</w:t>
+      </w:r>
+      <w:proofErr w:type="spellEnd"/>
+      <w:r>
+        <w:rPr>
+          <w:rFonts w:ascii="Times New Roman" w:hAnsi="Times New Roman" w:cs="Times New Roman"/>
+        </w:rPr>
+        <w:t>) system within the broader technological landscape, it is necessary to critically examine the existing commercial and academic systems that currently define fashion trend forecasting and garment analysis. While the field has advanced considerably, a systematic review reveals a persistent and significant cross-domain gap when these tools are applied to non-Western, and particularly African, fashion contexts.</w:t>
       </w:r>
     </w:p>
     <w:p>
@@ -2533,17 +2779,39 @@
           <w:rFonts w:ascii="Times New Roman" w:hAnsi="Times New Roman" w:cs="Times New Roman"/>
         </w:rPr>
       </w:pPr>
-      <w:r>
-        <w:rPr>
-          <w:rFonts w:ascii="Times New Roman" w:hAnsi="Times New Roman" w:cs="Times New Roman"/>
-        </w:rPr>
-        <w:t>Heuritech is a platform employing deep learning for fashion tren</w:t>
-      </w:r>
-      <w:r>
-        <w:rPr>
-          <w:rFonts w:ascii="Times New Roman" w:hAnsi="Times New Roman" w:cs="Times New Roman"/>
-        </w:rPr>
-        <w:t>d forecasting. The system uses Convolutional Neural Networks (CNNs) to analyze millions of social media images, automatically identifying and tracking the frequency of specific garment attributes, such as colour, silhouette, and prints. The system’s training data source is almost exclusively from Western social media platforms and fashion week imagery. As a consequence, its classifiers are not equipped to recognize traditional African textiles, which do not appear in sufficient volume within its source data to generate meaningful predictions.</w:t>
+      <w:proofErr w:type="spellStart"/>
+      <w:r>
+        <w:rPr>
+          <w:rFonts w:ascii="Times New Roman" w:hAnsi="Times New Roman" w:cs="Times New Roman"/>
+        </w:rPr>
+        <w:t>Heuritech</w:t>
+      </w:r>
+      <w:proofErr w:type="spellEnd"/>
+      <w:r>
+        <w:rPr>
+          <w:rFonts w:ascii="Times New Roman" w:hAnsi="Times New Roman" w:cs="Times New Roman"/>
+        </w:rPr>
+        <w:t xml:space="preserve"> is a platform employing deep learning for fashion tren</w:t>
+      </w:r>
+      <w:r>
+        <w:rPr>
+          <w:rFonts w:ascii="Times New Roman" w:hAnsi="Times New Roman" w:cs="Times New Roman"/>
+        </w:rPr>
+        <w:t xml:space="preserve">d forecasting. The system uses Convolutional Neural Networks (CNNs) to </w:t>
+      </w:r>
+      <w:proofErr w:type="spellStart"/>
+      <w:r>
+        <w:rPr>
+          <w:rFonts w:ascii="Times New Roman" w:hAnsi="Times New Roman" w:cs="Times New Roman"/>
+        </w:rPr>
+        <w:t>analyze</w:t>
+      </w:r>
+      <w:proofErr w:type="spellEnd"/>
+      <w:r>
+        <w:rPr>
+          <w:rFonts w:ascii="Times New Roman" w:hAnsi="Times New Roman" w:cs="Times New Roman"/>
+        </w:rPr>
+        <w:t xml:space="preserve"> millions of social media images, automatically identifying and tracking the frequency of specific garment attributes, such as colour, silhouette, and prints. The system’s training data source is almost exclusively from Western social media platforms and fashion week imagery. As a consequence, its classifiers are not equipped to recognize traditional African textiles, which do not appear in sufficient volume within its source data to generate meaningful predictions.</w:t>
       </w:r>
     </w:p>
     <w:p>
@@ -2598,31 +2866,95 @@
           <w:rFonts w:ascii="Times New Roman" w:hAnsi="Times New Roman" w:cs="Times New Roman"/>
         </w:rPr>
       </w:pPr>
-      <w:r>
-        <w:rPr>
-          <w:rFonts w:ascii="Times New Roman" w:hAnsi="Times New Roman" w:cs="Times New Roman"/>
-        </w:rPr>
-        <w:t>FashionNet (Liu et al., 2016) is a deep learning framework that predicts clothing attributes and body landmark locations from a single image. By learning a shared feature representation for both tasks, FashionNet demonstrated that contextual spatial information, like knowing where a collar or hem is located, significantly improves attribute classification accuracy. This architectural insight informs the HoL system’s use of human parsing as a prerequisite step before colour and texture analysis. However, like DeepFashion, FashionNet was trained and evaluated entirely on Western retail imagery, establishing a target that does not transfer to the distinct visual domain of African runway fashion.</w:t>
-      </w:r>
-    </w:p>
-    <w:p>
-      <w:pPr>
-        <w:rPr>
-          <w:rFonts w:ascii="Times New Roman" w:hAnsi="Times New Roman" w:cs="Times New Roman"/>
-        </w:rPr>
-      </w:pPr>
-    </w:p>
-    <w:p>
-      <w:pPr>
-        <w:rPr>
-          <w:rFonts w:ascii="Times New Roman" w:hAnsi="Times New Roman" w:cs="Times New Roman"/>
-        </w:rPr>
-      </w:pPr>
-      <w:r>
-        <w:rPr>
-          <w:rFonts w:ascii="Times New Roman" w:hAnsi="Times New Roman" w:cs="Times New Roman"/>
-        </w:rPr>
-        <w:t>2.6.3 The Cross-Domain Gap and the HoL Contribution</w:t>
+      <w:proofErr w:type="spellStart"/>
+      <w:r>
+        <w:rPr>
+          <w:rFonts w:ascii="Times New Roman" w:hAnsi="Times New Roman" w:cs="Times New Roman"/>
+        </w:rPr>
+        <w:t>FashionNet</w:t>
+      </w:r>
+      <w:proofErr w:type="spellEnd"/>
+      <w:r>
+        <w:rPr>
+          <w:rFonts w:ascii="Times New Roman" w:hAnsi="Times New Roman" w:cs="Times New Roman"/>
+        </w:rPr>
+        <w:t xml:space="preserve"> (Liu et al., 2016) is a deep learning framework that predicts clothing attributes and body landmark locations from a single image. By learning a shared feature representation for both tasks, </w:t>
+      </w:r>
+      <w:proofErr w:type="spellStart"/>
+      <w:r>
+        <w:rPr>
+          <w:rFonts w:ascii="Times New Roman" w:hAnsi="Times New Roman" w:cs="Times New Roman"/>
+        </w:rPr>
+        <w:t>FashionNet</w:t>
+      </w:r>
+      <w:proofErr w:type="spellEnd"/>
+      <w:r>
+        <w:rPr>
+          <w:rFonts w:ascii="Times New Roman" w:hAnsi="Times New Roman" w:cs="Times New Roman"/>
+        </w:rPr>
+        <w:t xml:space="preserve"> demonstrated that contextual spatial information, like knowing where a collar or hem is located, significantly improves attribute classification accuracy. This architectural insight informs the </w:t>
+      </w:r>
+      <w:proofErr w:type="spellStart"/>
+      <w:r>
+        <w:rPr>
+          <w:rFonts w:ascii="Times New Roman" w:hAnsi="Times New Roman" w:cs="Times New Roman"/>
+        </w:rPr>
+        <w:t>HoL</w:t>
+      </w:r>
+      <w:proofErr w:type="spellEnd"/>
+      <w:r>
+        <w:rPr>
+          <w:rFonts w:ascii="Times New Roman" w:hAnsi="Times New Roman" w:cs="Times New Roman"/>
+        </w:rPr>
+        <w:t xml:space="preserve"> system’s use of human parsing as a prerequisite step before colour and texture analysis. However, like DeepFashion, </w:t>
+      </w:r>
+      <w:proofErr w:type="spellStart"/>
+      <w:r>
+        <w:rPr>
+          <w:rFonts w:ascii="Times New Roman" w:hAnsi="Times New Roman" w:cs="Times New Roman"/>
+        </w:rPr>
+        <w:t>FashionNet</w:t>
+      </w:r>
+      <w:proofErr w:type="spellEnd"/>
+      <w:r>
+        <w:rPr>
+          <w:rFonts w:ascii="Times New Roman" w:hAnsi="Times New Roman" w:cs="Times New Roman"/>
+        </w:rPr>
+        <w:t xml:space="preserve"> was trained and evaluated entirely on Western retail imagery, establishing a target that does not transfer to the distinct visual domain of African runway fashion.</w:t>
+      </w:r>
+    </w:p>
+    <w:p>
+      <w:pPr>
+        <w:rPr>
+          <w:rFonts w:ascii="Times New Roman" w:hAnsi="Times New Roman" w:cs="Times New Roman"/>
+        </w:rPr>
+      </w:pPr>
+    </w:p>
+    <w:p>
+      <w:pPr>
+        <w:rPr>
+          <w:rFonts w:ascii="Times New Roman" w:hAnsi="Times New Roman" w:cs="Times New Roman"/>
+        </w:rPr>
+      </w:pPr>
+      <w:r>
+        <w:rPr>
+          <w:rFonts w:ascii="Times New Roman" w:hAnsi="Times New Roman" w:cs="Times New Roman"/>
+        </w:rPr>
+        <w:t xml:space="preserve">2.6.3 The Cross-Domain Gap and the </w:t>
+      </w:r>
+      <w:proofErr w:type="spellStart"/>
+      <w:r>
+        <w:rPr>
+          <w:rFonts w:ascii="Times New Roman" w:hAnsi="Times New Roman" w:cs="Times New Roman"/>
+        </w:rPr>
+        <w:t>HoL</w:t>
+      </w:r>
+      <w:proofErr w:type="spellEnd"/>
+      <w:r>
+        <w:rPr>
+          <w:rFonts w:ascii="Times New Roman" w:hAnsi="Times New Roman" w:cs="Times New Roman"/>
+        </w:rPr>
+        <w:t xml:space="preserve"> Contribution</w:t>
       </w:r>
     </w:p>
     <w:p>
@@ -2642,20 +2974,62 @@
           <w:rFonts w:ascii="Times New Roman" w:hAnsi="Times New Roman" w:cs="Times New Roman"/>
         </w:rPr>
         <w:lastRenderedPageBreak/>
-        <w:t>most advanced open academic datasets, DeepFashion and FashionNet, are anchored in Western retail imagery and carry no learned representation of traditional African textiles. As UNESCO (2023) affirms, the absence of these analytical frameworks is a critical barrier to the growth of the African fashion sector, as stakeholders lack the data infrastructure needed to make evidence-based decisions.</w:t>
-      </w:r>
-    </w:p>
-    <w:p>
-      <w:pPr>
-        <w:rPr>
-          <w:rFonts w:ascii="Times New Roman" w:hAnsi="Times New Roman" w:cs="Times New Roman"/>
-        </w:rPr>
-      </w:pPr>
-      <w:r>
-        <w:rPr>
-          <w:rFonts w:ascii="Times New Roman" w:hAnsi="Times New Roman" w:cs="Times New Roman"/>
-        </w:rPr>
-        <w:t>The House of Lasgidi system directly addresses this gap. Rather than attempting to fine-tune a model pre-trained on a Western dataset, the HoL pipeline is deliberately constructed around handcrafted features (GLCM + LBP), which do not require large pre-annotated datasets to generalize effectively. This design decision allows the fabric analysis engine to be trained on a curated dataset of some traditional African textiles sourced from publicly available African Fabric datasets (Mikuns, 2021). This approach demonstrates that a decoupled, pipeline-based AI architecture can successfully interpret non-Western runway data without the prohibitively large training sets that deep learning alternatives demand, offering a scalable and reproducible blueprint for other African fashion week showcases.</w:t>
+        <w:t xml:space="preserve">most advanced open academic datasets, DeepFashion and </w:t>
+      </w:r>
+      <w:proofErr w:type="spellStart"/>
+      <w:r>
+        <w:rPr>
+          <w:rFonts w:ascii="Times New Roman" w:hAnsi="Times New Roman" w:cs="Times New Roman"/>
+        </w:rPr>
+        <w:t>FashionNet</w:t>
+      </w:r>
+      <w:proofErr w:type="spellEnd"/>
+      <w:r>
+        <w:rPr>
+          <w:rFonts w:ascii="Times New Roman" w:hAnsi="Times New Roman" w:cs="Times New Roman"/>
+        </w:rPr>
+        <w:t>, are anchored in Western retail imagery and carry no learned representation of traditional African textiles. As UNESCO (2023) affirms, the absence of these analytical frameworks is a critical barrier to the growth of the African fashion sector, as stakeholders lack the data infrastructure needed to make evidence-based decisions.</w:t>
+      </w:r>
+    </w:p>
+    <w:p>
+      <w:pPr>
+        <w:rPr>
+          <w:rFonts w:ascii="Times New Roman" w:hAnsi="Times New Roman" w:cs="Times New Roman"/>
+        </w:rPr>
+      </w:pPr>
+      <w:r>
+        <w:rPr>
+          <w:rFonts w:ascii="Times New Roman" w:hAnsi="Times New Roman" w:cs="Times New Roman"/>
+        </w:rPr>
+        <w:t xml:space="preserve">The House of Lasgidi system directly addresses this gap. Rather than attempting to fine-tune a model pre-trained on a Western dataset, the </w:t>
+      </w:r>
+      <w:proofErr w:type="spellStart"/>
+      <w:r>
+        <w:rPr>
+          <w:rFonts w:ascii="Times New Roman" w:hAnsi="Times New Roman" w:cs="Times New Roman"/>
+        </w:rPr>
+        <w:t>HoL</w:t>
+      </w:r>
+      <w:proofErr w:type="spellEnd"/>
+      <w:r>
+        <w:rPr>
+          <w:rFonts w:ascii="Times New Roman" w:hAnsi="Times New Roman" w:cs="Times New Roman"/>
+        </w:rPr>
+        <w:t xml:space="preserve"> pipeline is deliberately constructed around handcrafted features (GLCM + LBP), which do not require large pre-annotated datasets to generalize effectively. This design decision allows the fabric analysis engine to be trained on a curated dataset of some traditional African textiles sourced from publicly available African Fabric datasets (</w:t>
+      </w:r>
+      <w:proofErr w:type="spellStart"/>
+      <w:r>
+        <w:rPr>
+          <w:rFonts w:ascii="Times New Roman" w:hAnsi="Times New Roman" w:cs="Times New Roman"/>
+        </w:rPr>
+        <w:t>Mikuns</w:t>
+      </w:r>
+      <w:proofErr w:type="spellEnd"/>
+      <w:r>
+        <w:rPr>
+          <w:rFonts w:ascii="Times New Roman" w:hAnsi="Times New Roman" w:cs="Times New Roman"/>
+        </w:rPr>
+        <w:t>, 2021). This approach demonstrates that a decoupled, pipeline-based AI architecture can successfully interpret non-Western runway data without the prohibitively large training sets that deep learning alternatives demand, offering a scalable and reproducible blueprint for other African fashion week showcases.</w:t>
       </w:r>
     </w:p>
     <w:p>
@@ -2684,12 +3058,14 @@
         <w:lastRenderedPageBreak/>
         <w:t xml:space="preserve">3 </w:t>
       </w:r>
+      <w:proofErr w:type="gramStart"/>
       <w:r>
         <w:rPr>
           <w:rFonts w:ascii="Times New Roman" w:hAnsi="Times New Roman" w:cs="Times New Roman"/>
         </w:rPr>
         <w:t>DESIGN</w:t>
       </w:r>
+      <w:proofErr w:type="gramEnd"/>
     </w:p>
     <w:p>
       <w:pPr>
@@ -2720,7 +3096,21 @@
         <w:rPr>
           <w:rFonts w:ascii="Times New Roman" w:hAnsi="Times New Roman" w:cs="Times New Roman"/>
         </w:rPr>
-        <w:t xml:space="preserve">This chapter discusses the design of major components and details of the methods used for the House of Lasgidi (HoL) framework. Emphasizing on the limitations identified </w:t>
+        <w:t>This chapter discusses the design of major components and details of the methods used for the House of Lasgidi (</w:t>
+      </w:r>
+      <w:proofErr w:type="spellStart"/>
+      <w:r>
+        <w:rPr>
+          <w:rFonts w:ascii="Times New Roman" w:hAnsi="Times New Roman" w:cs="Times New Roman"/>
+        </w:rPr>
+        <w:t>HoL</w:t>
+      </w:r>
+      <w:proofErr w:type="spellEnd"/>
+      <w:r>
+        <w:rPr>
+          <w:rFonts w:ascii="Times New Roman" w:hAnsi="Times New Roman" w:cs="Times New Roman"/>
+        </w:rPr>
+        <w:t xml:space="preserve">) framework. Emphasizing on the limitations identified </w:t>
       </w:r>
       <w:r>
         <w:rPr>
@@ -2783,7 +3173,21 @@
         <w:rPr>
           <w:rFonts w:ascii="Times New Roman" w:hAnsi="Times New Roman" w:cs="Times New Roman"/>
         </w:rPr>
-        <w:t>The design of all systems follows a basic structure of two major requirements, namely, functional and non-functional requirements. Therefore, the system specification is broken down into two parts. The functional requirements of this system focus on immediate concerns as opposed to the non-functional requirements; therefore, this section of the report will give a detailed description and illustration of the functional and non-functional requirements for HoL.</w:t>
+        <w:t xml:space="preserve">The design of all systems follows a basic structure of two major requirements, namely, functional and non-functional requirements. Therefore, the system specification is broken down into two parts. The functional requirements of this system focus on immediate concerns as opposed to the non-functional requirements; therefore, this section of the report will give a detailed description and illustration of the functional and non-functional requirements for </w:t>
+      </w:r>
+      <w:proofErr w:type="spellStart"/>
+      <w:r>
+        <w:rPr>
+          <w:rFonts w:ascii="Times New Roman" w:hAnsi="Times New Roman" w:cs="Times New Roman"/>
+        </w:rPr>
+        <w:t>HoL</w:t>
+      </w:r>
+      <w:proofErr w:type="spellEnd"/>
+      <w:r>
+        <w:rPr>
+          <w:rFonts w:ascii="Times New Roman" w:hAnsi="Times New Roman" w:cs="Times New Roman"/>
+        </w:rPr>
+        <w:t>.</w:t>
       </w:r>
     </w:p>
     <w:p>
@@ -2930,7 +3334,21 @@
         <w:rPr>
           <w:rFonts w:ascii="Times New Roman" w:hAnsi="Times New Roman" w:cs="Times New Roman"/>
         </w:rPr>
-        <w:t>(Garment Segmentation): The system shall implement segmentation using DeepLabV3+ and FashnHumanParser to segment fashion garments from runway backgrounds.</w:t>
+        <w:t xml:space="preserve">(Garment Segmentation): The system shall implement segmentation using DeepLabV3+ and </w:t>
+      </w:r>
+      <w:proofErr w:type="spellStart"/>
+      <w:r>
+        <w:rPr>
+          <w:rFonts w:ascii="Times New Roman" w:hAnsi="Times New Roman" w:cs="Times New Roman"/>
+        </w:rPr>
+        <w:t>FashnHumanParser</w:t>
+      </w:r>
+      <w:proofErr w:type="spellEnd"/>
+      <w:r>
+        <w:rPr>
+          <w:rFonts w:ascii="Times New Roman" w:hAnsi="Times New Roman" w:cs="Times New Roman"/>
+        </w:rPr>
+        <w:t xml:space="preserve"> to segment fashion garments from runway backgrounds.</w:t>
       </w:r>
     </w:p>
     <w:p>
@@ -3667,7 +4085,25 @@
           <w:sz w:val="24"/>
           <w:szCs w:val="24"/>
         </w:rPr>
-        <w:t>: House of Lasgidi (HoL) Use Case Diagram</w:t>
+        <w:t>: House of Lasgidi (</w:t>
+      </w:r>
+      <w:proofErr w:type="spellStart"/>
+      <w:r>
+        <w:rPr>
+          <w:rFonts w:ascii="Times New Roman" w:hAnsi="Times New Roman" w:cs="Times New Roman"/>
+          <w:sz w:val="24"/>
+          <w:szCs w:val="24"/>
+        </w:rPr>
+        <w:t>HoL</w:t>
+      </w:r>
+      <w:proofErr w:type="spellEnd"/>
+      <w:r>
+        <w:rPr>
+          <w:rFonts w:ascii="Times New Roman" w:hAnsi="Times New Roman" w:cs="Times New Roman"/>
+          <w:sz w:val="24"/>
+          <w:szCs w:val="24"/>
+        </w:rPr>
+        <w:t>) Use Case Diagram</w:t>
       </w:r>
     </w:p>
     <w:p>
@@ -3918,7 +4354,21 @@
               <w:rPr>
                 <w:rFonts w:ascii="Times New Roman" w:hAnsi="Times New Roman" w:cs="Times New Roman"/>
               </w:rPr>
-              <w:t>Allows a new individual to register and set up a profile within the HoL system.</w:t>
+              <w:t xml:space="preserve">Allows a new individual to register and set up a profile within the </w:t>
+            </w:r>
+            <w:proofErr w:type="spellStart"/>
+            <w:r>
+              <w:rPr>
+                <w:rFonts w:ascii="Times New Roman" w:hAnsi="Times New Roman" w:cs="Times New Roman"/>
+              </w:rPr>
+              <w:t>HoL</w:t>
+            </w:r>
+            <w:proofErr w:type="spellEnd"/>
+            <w:r>
+              <w:rPr>
+                <w:rFonts w:ascii="Times New Roman" w:hAnsi="Times New Roman" w:cs="Times New Roman"/>
+              </w:rPr>
+              <w:t xml:space="preserve"> system.</w:t>
             </w:r>
           </w:p>
         </w:tc>
@@ -4064,7 +4514,21 @@
               <w:rPr>
                 <w:rFonts w:ascii="Times New Roman" w:hAnsi="Times New Roman" w:cs="Times New Roman"/>
               </w:rPr>
-              <w:t>The actor inputs registered details and the system authenticates, initiates a secure session, and redirects the actor to the main HoL dashboard.</w:t>
+              <w:t xml:space="preserve">The actor inputs registered details and the system authenticates, initiates a secure session, and redirects the actor to the main </w:t>
+            </w:r>
+            <w:proofErr w:type="spellStart"/>
+            <w:r>
+              <w:rPr>
+                <w:rFonts w:ascii="Times New Roman" w:hAnsi="Times New Roman" w:cs="Times New Roman"/>
+              </w:rPr>
+              <w:t>HoL</w:t>
+            </w:r>
+            <w:proofErr w:type="spellEnd"/>
+            <w:r>
+              <w:rPr>
+                <w:rFonts w:ascii="Times New Roman" w:hAnsi="Times New Roman" w:cs="Times New Roman"/>
+              </w:rPr>
+              <w:t xml:space="preserve"> dashboard.</w:t>
             </w:r>
           </w:p>
         </w:tc>
@@ -5556,7 +6020,21 @@
         <w:rPr>
           <w:rFonts w:ascii="Times New Roman" w:hAnsi="Times New Roman" w:cs="Times New Roman"/>
         </w:rPr>
-        <w:t>of House of Lasgidi (HoL) follows a structured pipeline-oriented design. This system is divided into five distinct layers</w:t>
+        <w:t>of House of Lasgidi (</w:t>
+      </w:r>
+      <w:proofErr w:type="spellStart"/>
+      <w:r>
+        <w:rPr>
+          <w:rFonts w:ascii="Times New Roman" w:hAnsi="Times New Roman" w:cs="Times New Roman"/>
+        </w:rPr>
+        <w:t>HoL</w:t>
+      </w:r>
+      <w:proofErr w:type="spellEnd"/>
+      <w:r>
+        <w:rPr>
+          <w:rFonts w:ascii="Times New Roman" w:hAnsi="Times New Roman" w:cs="Times New Roman"/>
+        </w:rPr>
+        <w:t>) follows a structured pipeline-oriented design. This system is divided into five distinct layers</w:t>
       </w:r>
       <w:r>
         <w:rPr>
@@ -5640,7 +6118,15 @@
         </w:r>
       </w:fldSimple>
       <w:r>
-        <w:t>: House of Lasgidi (HoL) Overall Architecture Diagram</w:t>
+        <w:t>: House of Lasgidi (</w:t>
+      </w:r>
+      <w:proofErr w:type="spellStart"/>
+      <w:r>
+        <w:t>HoL</w:t>
+      </w:r>
+      <w:proofErr w:type="spellEnd"/>
+      <w:r>
+        <w:t>) Overall Architecture Diagram</w:t>
       </w:r>
     </w:p>
     <w:p>
@@ -5714,7 +6200,21 @@
         <w:rPr>
           <w:rFonts w:ascii="Times New Roman" w:hAnsi="Times New Roman" w:cs="Times New Roman"/>
         </w:rPr>
-        <w:t>, Colour Analysis Engine (comparative segmentation between DeepLabV3+ and FashnHumanParser followed by K-Means clustering) and the Fabric Analysis Engine (GLCM + LBP feature extraction).</w:t>
+        <w:t xml:space="preserve">, Colour Analysis Engine (comparative segmentation between DeepLabV3+ and </w:t>
+      </w:r>
+      <w:proofErr w:type="spellStart"/>
+      <w:r>
+        <w:rPr>
+          <w:rFonts w:ascii="Times New Roman" w:hAnsi="Times New Roman" w:cs="Times New Roman"/>
+        </w:rPr>
+        <w:t>FashnHumanParser</w:t>
+      </w:r>
+      <w:proofErr w:type="spellEnd"/>
+      <w:r>
+        <w:rPr>
+          <w:rFonts w:ascii="Times New Roman" w:hAnsi="Times New Roman" w:cs="Times New Roman"/>
+        </w:rPr>
+        <w:t xml:space="preserve"> followed by K-Means clustering) and the Fabric Analysis Engine (GLCM + LBP feature extraction).</w:t>
       </w:r>
     </w:p>
     <w:p>
@@ -5750,7 +6250,21 @@
         <w:rPr>
           <w:rFonts w:ascii="Times New Roman" w:hAnsi="Times New Roman" w:cs="Times New Roman"/>
         </w:rPr>
-        <w:t>Full-Stack Delivery Layer: Delivers the serialized results to the user via a FastAPI backend and a React frontend dashboard.</w:t>
+        <w:t xml:space="preserve">Full-Stack Delivery Layer: Delivers the serialized results to the user via a </w:t>
+      </w:r>
+      <w:proofErr w:type="spellStart"/>
+      <w:r>
+        <w:rPr>
+          <w:rFonts w:ascii="Times New Roman" w:hAnsi="Times New Roman" w:cs="Times New Roman"/>
+        </w:rPr>
+        <w:t>FastAPI</w:t>
+      </w:r>
+      <w:proofErr w:type="spellEnd"/>
+      <w:r>
+        <w:rPr>
+          <w:rFonts w:ascii="Times New Roman" w:hAnsi="Times New Roman" w:cs="Times New Roman"/>
+        </w:rPr>
+        <w:t xml:space="preserve"> backend and a React frontend dashboard.</w:t>
       </w:r>
     </w:p>
     <w:p>
@@ -6420,7 +6934,21 @@
         <w:rPr>
           <w:rFonts w:ascii="Times New Roman" w:hAnsi="Times New Roman" w:cs="Times New Roman"/>
         </w:rPr>
-        <w:t xml:space="preserve">This segmentation module extracts precise garment masks using two distinct convolutional neural network (CNN) pipelines to determine the optimal approach for runway imagery: the DeepLabV3+ pipeline and the FashnHumanParser pipeline. </w:t>
+        <w:t xml:space="preserve">This segmentation module extracts precise garment masks using two distinct convolutional neural network (CNN) pipelines to determine the optimal approach for runway imagery: the DeepLabV3+ pipeline and the </w:t>
+      </w:r>
+      <w:proofErr w:type="spellStart"/>
+      <w:r>
+        <w:rPr>
+          <w:rFonts w:ascii="Times New Roman" w:hAnsi="Times New Roman" w:cs="Times New Roman"/>
+        </w:rPr>
+        <w:t>FashnHumanParser</w:t>
+      </w:r>
+      <w:proofErr w:type="spellEnd"/>
+      <w:r>
+        <w:rPr>
+          <w:rFonts w:ascii="Times New Roman" w:hAnsi="Times New Roman" w:cs="Times New Roman"/>
+        </w:rPr>
+        <w:t xml:space="preserve"> pipeline. </w:t>
       </w:r>
     </w:p>
     <w:p>
@@ -6604,11 +7132,19 @@
           <w:rFonts w:ascii="Times New Roman" w:hAnsi="Times New Roman" w:cs="Times New Roman"/>
         </w:rPr>
       </w:pPr>
-      <w:r>
-        <w:rPr>
-          <w:rFonts w:ascii="Times New Roman" w:hAnsi="Times New Roman" w:cs="Times New Roman"/>
-        </w:rPr>
-        <w:t>FashnHumanParser Pipeline</w:t>
+      <w:proofErr w:type="spellStart"/>
+      <w:r>
+        <w:rPr>
+          <w:rFonts w:ascii="Times New Roman" w:hAnsi="Times New Roman" w:cs="Times New Roman"/>
+        </w:rPr>
+        <w:t>FashnHumanParser</w:t>
+      </w:r>
+      <w:proofErr w:type="spellEnd"/>
+      <w:r>
+        <w:rPr>
+          <w:rFonts w:ascii="Times New Roman" w:hAnsi="Times New Roman" w:cs="Times New Roman"/>
+        </w:rPr>
+        <w:t xml:space="preserve"> Pipeline</w:t>
       </w:r>
       <w:r>
         <w:rPr>
@@ -6620,8 +7156,16 @@
         <w:rPr>
           <w:rFonts w:ascii="Times New Roman" w:hAnsi="Times New Roman" w:cs="Times New Roman"/>
         </w:rPr>
-        <w:t>A second pipeline was integrated using the FashnHumanParser</w:t>
-      </w:r>
+        <w:t xml:space="preserve">A second pipeline was integrated using the </w:t>
+      </w:r>
+      <w:proofErr w:type="spellStart"/>
+      <w:r>
+        <w:rPr>
+          <w:rFonts w:ascii="Times New Roman" w:hAnsi="Times New Roman" w:cs="Times New Roman"/>
+        </w:rPr>
+        <w:t>FashnHumanParser</w:t>
+      </w:r>
+      <w:proofErr w:type="spellEnd"/>
       <w:r>
         <w:rPr>
           <w:rFonts w:ascii="Times New Roman" w:hAnsi="Times New Roman" w:cs="Times New Roman"/>
@@ -6950,13 +7494,55 @@
         <w:rPr>
           <w:rFonts w:ascii="Times New Roman" w:hAnsi="Times New Roman" w:cs="Times New Roman"/>
         </w:rPr>
-        <w:t>This system employs the Gray-Level Co-occurrence Matrix (GLCM) to analyze the macro-texture and spatial relationships of pixels within the image. The GLCM evaluates texture by tabulating the frequency at which pairs of specific gray-level values</w:t>
-      </w:r>
-      <w:r>
-        <w:rPr>
-          <w:rFonts w:ascii="Times New Roman" w:hAnsi="Times New Roman" w:cs="Times New Roman"/>
-        </w:rPr>
-        <w:t xml:space="preserve"> and spatial relationships occur (Haralick et al., 1973). The system extracts four key statistical properties from the matrix</w:t>
+        <w:t xml:space="preserve">This system employs the Gray-Level Co-occurrence Matrix (GLCM) to </w:t>
+      </w:r>
+      <w:proofErr w:type="spellStart"/>
+      <w:r>
+        <w:rPr>
+          <w:rFonts w:ascii="Times New Roman" w:hAnsi="Times New Roman" w:cs="Times New Roman"/>
+        </w:rPr>
+        <w:t>analyze</w:t>
+      </w:r>
+      <w:proofErr w:type="spellEnd"/>
+      <w:r>
+        <w:rPr>
+          <w:rFonts w:ascii="Times New Roman" w:hAnsi="Times New Roman" w:cs="Times New Roman"/>
+        </w:rPr>
+        <w:t xml:space="preserve"> the macro-texture and spatial relationships of pixels within the image. The GLCM evaluates texture by tabulating the frequency at which pairs of specific </w:t>
+      </w:r>
+      <w:proofErr w:type="spellStart"/>
+      <w:r>
+        <w:rPr>
+          <w:rFonts w:ascii="Times New Roman" w:hAnsi="Times New Roman" w:cs="Times New Roman"/>
+        </w:rPr>
+        <w:t>gray</w:t>
+      </w:r>
+      <w:proofErr w:type="spellEnd"/>
+      <w:r>
+        <w:rPr>
+          <w:rFonts w:ascii="Times New Roman" w:hAnsi="Times New Roman" w:cs="Times New Roman"/>
+        </w:rPr>
+        <w:t>-level values</w:t>
+      </w:r>
+      <w:r>
+        <w:rPr>
+          <w:rFonts w:ascii="Times New Roman" w:hAnsi="Times New Roman" w:cs="Times New Roman"/>
+        </w:rPr>
+        <w:t xml:space="preserve"> and spatial relationships occur (</w:t>
+      </w:r>
+      <w:proofErr w:type="spellStart"/>
+      <w:r>
+        <w:rPr>
+          <w:rFonts w:ascii="Times New Roman" w:hAnsi="Times New Roman" w:cs="Times New Roman"/>
+        </w:rPr>
+        <w:t>Haralick</w:t>
+      </w:r>
+      <w:proofErr w:type="spellEnd"/>
+      <w:r>
+        <w:rPr>
+          <w:rFonts w:ascii="Times New Roman" w:hAnsi="Times New Roman" w:cs="Times New Roman"/>
+        </w:rPr>
+        <w:t xml:space="preserve"> et al., 1973). The system extracts four key statistical properties from the matrix</w:t>
       </w:r>
       <w:r>
         <w:rPr>
@@ -7350,7 +7936,21 @@
         <w:rPr>
           <w:rFonts w:ascii="Times New Roman" w:hAnsi="Times New Roman" w:cs="Times New Roman"/>
         </w:rPr>
-        <w:t xml:space="preserve"> the mathematical features extracted in the preceding modules into actionable insights. Because the system analyzes two distinct domains, colour and fabric texture, it uses a bifurcated classification and clustering architecture.</w:t>
+        <w:t xml:space="preserve"> the mathematical features extracted in the preceding modules into actionable insights. Because the system </w:t>
+      </w:r>
+      <w:proofErr w:type="spellStart"/>
+      <w:r>
+        <w:rPr>
+          <w:rFonts w:ascii="Times New Roman" w:hAnsi="Times New Roman" w:cs="Times New Roman"/>
+        </w:rPr>
+        <w:t>analyzes</w:t>
+      </w:r>
+      <w:proofErr w:type="spellEnd"/>
+      <w:r>
+        <w:rPr>
+          <w:rFonts w:ascii="Times New Roman" w:hAnsi="Times New Roman" w:cs="Times New Roman"/>
+        </w:rPr>
+        <w:t xml:space="preserve"> two distinct domains, colour and fabric texture, it uses a bifurcated classification and clustering architecture.</w:t>
       </w:r>
     </w:p>
     <w:p>
@@ -7375,7 +7975,21 @@
         <w:rPr>
           <w:rFonts w:ascii="Times New Roman" w:hAnsi="Times New Roman" w:cs="Times New Roman"/>
         </w:rPr>
-        <w:t xml:space="preserve">To extract the dominant colour palettes from the garments, the system relies on an unsupervised clustering approach. The isolated garment pixels, the output of the FashnHumanParser mask, are converted from the RGB colour space into the CIELAB (LAB) colour space. This conversion is critical because of the Euclidean distances in LAB space closely mimic human visual perception, preventing distorted colour associations (Al-Rawi &amp; Beel, 2020). </w:t>
+        <w:t xml:space="preserve">To extract the dominant colour palettes from the garments, the system relies on an unsupervised clustering approach. The isolated garment pixels, the output of the </w:t>
+      </w:r>
+      <w:proofErr w:type="spellStart"/>
+      <w:r>
+        <w:rPr>
+          <w:rFonts w:ascii="Times New Roman" w:hAnsi="Times New Roman" w:cs="Times New Roman"/>
+        </w:rPr>
+        <w:t>FashnHumanParser</w:t>
+      </w:r>
+      <w:proofErr w:type="spellEnd"/>
+      <w:r>
+        <w:rPr>
+          <w:rFonts w:ascii="Times New Roman" w:hAnsi="Times New Roman" w:cs="Times New Roman"/>
+        </w:rPr>
+        <w:t xml:space="preserve"> mask, are converted from the RGB colour space into the CIELAB (LAB) colour space. This conversion is critical because of the Euclidean distances in LAB space closely mimic human visual perception, preventing distorted colour associations (Al-Rawi &amp; Beel, 2020). </w:t>
       </w:r>
       <w:r>
         <w:rPr>
@@ -7539,7 +8153,21 @@
         <w:rPr>
           <w:rFonts w:ascii="Times New Roman" w:hAnsi="Times New Roman" w:cs="Times New Roman"/>
         </w:rPr>
-        <w:t>smaller dataset (Cortes &amp; Vapnik, 1995).</w:t>
+        <w:t xml:space="preserve">smaller dataset (Cortes &amp; </w:t>
+      </w:r>
+      <w:proofErr w:type="spellStart"/>
+      <w:r>
+        <w:rPr>
+          <w:rFonts w:ascii="Times New Roman" w:hAnsi="Times New Roman" w:cs="Times New Roman"/>
+        </w:rPr>
+        <w:t>Vapnik</w:t>
+      </w:r>
+      <w:proofErr w:type="spellEnd"/>
+      <w:r>
+        <w:rPr>
+          <w:rFonts w:ascii="Times New Roman" w:hAnsi="Times New Roman" w:cs="Times New Roman"/>
+        </w:rPr>
+        <w:t>, 1995).</w:t>
       </w:r>
       <w:r>
         <w:rPr>
@@ -7841,7 +8469,49 @@
         <w:rPr>
           <w:rFonts w:ascii="Times New Roman" w:hAnsi="Times New Roman" w:cs="Times New Roman"/>
         </w:rPr>
-        <w:t>The User Interface (UI) and User Experience (UX) of the House of Lasgidi (HoL) system are explicitly designed around the principles of rapid insight retrieval. Fashion industry professionals operate in fast-paced environments where prolonged data interpretation is a bottleneck. Therefore, the interface adopts a minimalist, data-forward design paradigm, prioritizing visual hierarchy over decorative elements (Shneiderman &amp; Plaisant, 2016).</w:t>
+        <w:t>The User Interface (UI) and User Experience (UX) of the House of Lasgidi (</w:t>
+      </w:r>
+      <w:proofErr w:type="spellStart"/>
+      <w:r>
+        <w:rPr>
+          <w:rFonts w:ascii="Times New Roman" w:hAnsi="Times New Roman" w:cs="Times New Roman"/>
+        </w:rPr>
+        <w:t>HoL</w:t>
+      </w:r>
+      <w:proofErr w:type="spellEnd"/>
+      <w:r>
+        <w:rPr>
+          <w:rFonts w:ascii="Times New Roman" w:hAnsi="Times New Roman" w:cs="Times New Roman"/>
+        </w:rPr>
+        <w:t>) system are explicitly designed around the principles of rapid insight retrieval. Fashion industry professionals operate in fast-paced environments where prolonged data interpretation is a bottleneck. Therefore, the interface adopts a minimalist, data-forward design paradigm, prioritizing visual hierarchy over decorative elements (</w:t>
+      </w:r>
+      <w:proofErr w:type="spellStart"/>
+      <w:r>
+        <w:rPr>
+          <w:rFonts w:ascii="Times New Roman" w:hAnsi="Times New Roman" w:cs="Times New Roman"/>
+        </w:rPr>
+        <w:t>Shneiderman</w:t>
+      </w:r>
+      <w:proofErr w:type="spellEnd"/>
+      <w:r>
+        <w:rPr>
+          <w:rFonts w:ascii="Times New Roman" w:hAnsi="Times New Roman" w:cs="Times New Roman"/>
+        </w:rPr>
+        <w:t xml:space="preserve"> &amp; </w:t>
+      </w:r>
+      <w:proofErr w:type="spellStart"/>
+      <w:r>
+        <w:rPr>
+          <w:rFonts w:ascii="Times New Roman" w:hAnsi="Times New Roman" w:cs="Times New Roman"/>
+        </w:rPr>
+        <w:t>Plaisant</w:t>
+      </w:r>
+      <w:proofErr w:type="spellEnd"/>
+      <w:r>
+        <w:rPr>
+          <w:rFonts w:ascii="Times New Roman" w:hAnsi="Times New Roman" w:cs="Times New Roman"/>
+        </w:rPr>
+        <w:t>, 2016).</w:t>
       </w:r>
     </w:p>
     <w:p>
@@ -8018,7 +8688,35 @@
         <w:rPr>
           <w:rFonts w:ascii="Times New Roman" w:hAnsi="Times New Roman" w:cs="Times New Roman"/>
         </w:rPr>
-        <w:t>The architectural and algorithmic choices for House of Lasgidi (HoL) were driven by the specific computational challenges of analyzing complex runway images. While individual module decisions are detailed in Section 3.5, the overarching system design is justified by the following core technical trade-offs:</w:t>
+        <w:t>The architectural and algorithmic choices for House of Lasgidi (</w:t>
+      </w:r>
+      <w:proofErr w:type="spellStart"/>
+      <w:r>
+        <w:rPr>
+          <w:rFonts w:ascii="Times New Roman" w:hAnsi="Times New Roman" w:cs="Times New Roman"/>
+        </w:rPr>
+        <w:t>HoL</w:t>
+      </w:r>
+      <w:proofErr w:type="spellEnd"/>
+      <w:r>
+        <w:rPr>
+          <w:rFonts w:ascii="Times New Roman" w:hAnsi="Times New Roman" w:cs="Times New Roman"/>
+        </w:rPr>
+        <w:t xml:space="preserve">) were driven by the specific computational challenges of </w:t>
+      </w:r>
+      <w:proofErr w:type="spellStart"/>
+      <w:r>
+        <w:rPr>
+          <w:rFonts w:ascii="Times New Roman" w:hAnsi="Times New Roman" w:cs="Times New Roman"/>
+        </w:rPr>
+        <w:t>analyzing</w:t>
+      </w:r>
+      <w:proofErr w:type="spellEnd"/>
+      <w:r>
+        <w:rPr>
+          <w:rFonts w:ascii="Times New Roman" w:hAnsi="Times New Roman" w:cs="Times New Roman"/>
+        </w:rPr>
+        <w:t xml:space="preserve"> complex runway images. While individual module decisions are detailed in Section 3.5, the overarching system design is justified by the following core technical trade-offs:</w:t>
       </w:r>
     </w:p>
     <w:p>
@@ -8032,12 +8730,20 @@
           <w:rFonts w:ascii="Times New Roman" w:hAnsi="Times New Roman" w:cs="Times New Roman"/>
         </w:rPr>
       </w:pPr>
+      <w:proofErr w:type="spellStart"/>
       <w:r>
         <w:rPr>
           <w:rFonts w:ascii="Times New Roman" w:hAnsi="Times New Roman" w:cs="Times New Roman"/>
         </w:rPr>
         <w:lastRenderedPageBreak/>
-        <w:t xml:space="preserve">FashnHumanParser is chosen over </w:t>
+        <w:t>FashnHumanParser</w:t>
+      </w:r>
+      <w:proofErr w:type="spellEnd"/>
+      <w:r>
+        <w:rPr>
+          <w:rFonts w:ascii="Times New Roman" w:hAnsi="Times New Roman" w:cs="Times New Roman"/>
+        </w:rPr>
+        <w:t xml:space="preserve"> is chosen over </w:t>
       </w:r>
       <w:r>
         <w:rPr>
@@ -8073,7 +8779,21 @@
         <w:rPr>
           <w:rFonts w:ascii="Times New Roman" w:hAnsi="Times New Roman" w:cs="Times New Roman"/>
         </w:rPr>
-        <w:t xml:space="preserve"> skin, hair, and accessories. FashnHumanParser was explicitly chosen because its 18-class schema specifically targets human-clothing topography, allowing the system to aggressively filter out non-garment pixels and ensuring the downstream colour analysis is highly purified.</w:t>
+        <w:t xml:space="preserve"> skin, hair, and accessories. </w:t>
+      </w:r>
+      <w:proofErr w:type="spellStart"/>
+      <w:r>
+        <w:rPr>
+          <w:rFonts w:ascii="Times New Roman" w:hAnsi="Times New Roman" w:cs="Times New Roman"/>
+        </w:rPr>
+        <w:t>FashnHumanParser</w:t>
+      </w:r>
+      <w:proofErr w:type="spellEnd"/>
+      <w:r>
+        <w:rPr>
+          <w:rFonts w:ascii="Times New Roman" w:hAnsi="Times New Roman" w:cs="Times New Roman"/>
+        </w:rPr>
+        <w:t xml:space="preserve"> was explicitly chosen because its 18-class schema specifically targets human-clothing topography, allowing the system to aggressively filter out non-garment pixels and ensuring the downstream colour analysis is highly purified.</w:t>
       </w:r>
     </w:p>
     <w:p>
@@ -8253,13 +8973,41 @@
         <w:rPr>
           <w:rFonts w:ascii="Times New Roman" w:hAnsi="Times New Roman" w:cs="Times New Roman"/>
         </w:rPr>
-        <w:t xml:space="preserve"> on linearly seprarble texture classes</w:t>
-      </w:r>
-      <w:r>
-        <w:rPr>
-          <w:rFonts w:ascii="Times New Roman" w:hAnsi="Times New Roman" w:cs="Times New Roman"/>
-        </w:rPr>
-        <w:t xml:space="preserve"> (Cortes &amp; Vapnik, 1995).</w:t>
+        <w:t xml:space="preserve"> on linearly </w:t>
+      </w:r>
+      <w:proofErr w:type="spellStart"/>
+      <w:r>
+        <w:rPr>
+          <w:rFonts w:ascii="Times New Roman" w:hAnsi="Times New Roman" w:cs="Times New Roman"/>
+        </w:rPr>
+        <w:t>seprarble</w:t>
+      </w:r>
+      <w:proofErr w:type="spellEnd"/>
+      <w:r>
+        <w:rPr>
+          <w:rFonts w:ascii="Times New Roman" w:hAnsi="Times New Roman" w:cs="Times New Roman"/>
+        </w:rPr>
+        <w:t xml:space="preserve"> texture classes</w:t>
+      </w:r>
+      <w:r>
+        <w:rPr>
+          <w:rFonts w:ascii="Times New Roman" w:hAnsi="Times New Roman" w:cs="Times New Roman"/>
+        </w:rPr>
+        <w:t xml:space="preserve"> (Cortes &amp; </w:t>
+      </w:r>
+      <w:proofErr w:type="spellStart"/>
+      <w:r>
+        <w:rPr>
+          <w:rFonts w:ascii="Times New Roman" w:hAnsi="Times New Roman" w:cs="Times New Roman"/>
+        </w:rPr>
+        <w:t>Vapnik</w:t>
+      </w:r>
+      <w:proofErr w:type="spellEnd"/>
+      <w:r>
+        <w:rPr>
+          <w:rFonts w:ascii="Times New Roman" w:hAnsi="Times New Roman" w:cs="Times New Roman"/>
+        </w:rPr>
+        <w:t>, 1995).</w:t>
       </w:r>
       <w:r>
         <w:rPr>
@@ -8279,11 +9027,33 @@
           <w:rFonts w:ascii="Times New Roman" w:hAnsi="Times New Roman" w:cs="Times New Roman"/>
         </w:rPr>
       </w:pPr>
-      <w:r>
-        <w:rPr>
-          <w:rFonts w:ascii="Times New Roman" w:hAnsi="Times New Roman" w:cs="Times New Roman"/>
-        </w:rPr>
-        <w:t xml:space="preserve">FastAPI Backend: FastAPI is built on modern asynchronous Python capabilities and natively validates JSON data types. Most importantly, it seamlessly integrates with the data science libraries (Pandas, Scikit-Learn) used in the analytical pipeline, minimizing friction between the machine learning models and </w:t>
+      <w:proofErr w:type="spellStart"/>
+      <w:r>
+        <w:rPr>
+          <w:rFonts w:ascii="Times New Roman" w:hAnsi="Times New Roman" w:cs="Times New Roman"/>
+        </w:rPr>
+        <w:t>FastAPI</w:t>
+      </w:r>
+      <w:proofErr w:type="spellEnd"/>
+      <w:r>
+        <w:rPr>
+          <w:rFonts w:ascii="Times New Roman" w:hAnsi="Times New Roman" w:cs="Times New Roman"/>
+        </w:rPr>
+        <w:t xml:space="preserve"> Backend: </w:t>
+      </w:r>
+      <w:proofErr w:type="spellStart"/>
+      <w:r>
+        <w:rPr>
+          <w:rFonts w:ascii="Times New Roman" w:hAnsi="Times New Roman" w:cs="Times New Roman"/>
+        </w:rPr>
+        <w:t>FastAPI</w:t>
+      </w:r>
+      <w:proofErr w:type="spellEnd"/>
+      <w:r>
+        <w:rPr>
+          <w:rFonts w:ascii="Times New Roman" w:hAnsi="Times New Roman" w:cs="Times New Roman"/>
+        </w:rPr>
+        <w:t xml:space="preserve"> is built on modern asynchronous Python capabilities and natively validates JSON data types. Most importantly, it seamlessly integrates with the data science libraries (Pandas, Scikit-Learn) used in the analytical pipeline, minimizing friction between the machine learning models and </w:t>
       </w:r>
       <w:r>
         <w:rPr>
@@ -8313,7 +9083,35 @@
         <w:rPr>
           <w:rFonts w:ascii="Times New Roman" w:hAnsi="Times New Roman" w:cs="Times New Roman"/>
         </w:rPr>
-        <w:t>React Frontend: The fashion data being visualized (colours, fabric percentages, trends, etc.) is highly dynamic and requires frequent DOM updates as the user filters between designers. React’s component-based architecture and Virtual DOM allow complex visualizations, like the ColourCharts, to re-render instantly without requiring full page reloads, providing a smooth, app-like user experience.</w:t>
+        <w:t xml:space="preserve">React Frontend: The fashion data being visualized (colours, fabric percentages, trends, etc.) is highly dynamic and requires frequent DOM updates as the user filters between designers. </w:t>
+      </w:r>
+      <w:proofErr w:type="spellStart"/>
+      <w:r>
+        <w:rPr>
+          <w:rFonts w:ascii="Times New Roman" w:hAnsi="Times New Roman" w:cs="Times New Roman"/>
+        </w:rPr>
+        <w:t>React’s</w:t>
+      </w:r>
+      <w:proofErr w:type="spellEnd"/>
+      <w:r>
+        <w:rPr>
+          <w:rFonts w:ascii="Times New Roman" w:hAnsi="Times New Roman" w:cs="Times New Roman"/>
+        </w:rPr>
+        <w:t xml:space="preserve"> component-based architecture and Virtual DOM allow complex visualizations, like the </w:t>
+      </w:r>
+      <w:proofErr w:type="spellStart"/>
+      <w:r>
+        <w:rPr>
+          <w:rFonts w:ascii="Times New Roman" w:hAnsi="Times New Roman" w:cs="Times New Roman"/>
+        </w:rPr>
+        <w:t>ColourCharts</w:t>
+      </w:r>
+      <w:proofErr w:type="spellEnd"/>
+      <w:r>
+        <w:rPr>
+          <w:rFonts w:ascii="Times New Roman" w:hAnsi="Times New Roman" w:cs="Times New Roman"/>
+        </w:rPr>
+        <w:t>, to re-render instantly without requiring full page reloads, providing a smooth, app-like user experience.</w:t>
       </w:r>
     </w:p>
     <w:p>
@@ -8469,7 +9267,21 @@
         <w:rPr>
           <w:rFonts w:ascii="Times New Roman" w:hAnsi="Times New Roman" w:cs="Times New Roman"/>
         </w:rPr>
-        <w:t xml:space="preserve"> with a dataset containing low-resolution African fabric images (Mikuns, 2021) and a general Western fabric dataset (Orchit, 2022). The implications of this constraint on classifier performance are discussed in full in Section 6.5</w:t>
+        <w:t xml:space="preserve"> with a dataset containing low-resolution African fabric images (Mikuns, 2021) and a general Western fabric dataset (</w:t>
+      </w:r>
+      <w:proofErr w:type="spellStart"/>
+      <w:r>
+        <w:rPr>
+          <w:rFonts w:ascii="Times New Roman" w:hAnsi="Times New Roman" w:cs="Times New Roman"/>
+        </w:rPr>
+        <w:t>Orchit</w:t>
+      </w:r>
+      <w:proofErr w:type="spellEnd"/>
+      <w:r>
+        <w:rPr>
+          <w:rFonts w:ascii="Times New Roman" w:hAnsi="Times New Roman" w:cs="Times New Roman"/>
+        </w:rPr>
+        <w:t>, 2022). The implications of this constraint on classifier performance are discussed in full in Section 6.5</w:t>
       </w:r>
       <w:r>
         <w:rPr>
@@ -8667,7 +9479,21 @@
         <w:rPr>
           <w:rFonts w:ascii="Times New Roman" w:hAnsi="Times New Roman" w:cs="Times New Roman"/>
         </w:rPr>
-        <w:t xml:space="preserve">This chapter discusses how the system, House of Lasgidi (HoL), was developed and implemented. It </w:t>
+        <w:t>This chapter discusses how the system, House of Lasgidi (</w:t>
+      </w:r>
+      <w:proofErr w:type="spellStart"/>
+      <w:r>
+        <w:rPr>
+          <w:rFonts w:ascii="Times New Roman" w:hAnsi="Times New Roman" w:cs="Times New Roman"/>
+        </w:rPr>
+        <w:t>HoL</w:t>
+      </w:r>
+      <w:proofErr w:type="spellEnd"/>
+      <w:r>
+        <w:rPr>
+          <w:rFonts w:ascii="Times New Roman" w:hAnsi="Times New Roman" w:cs="Times New Roman"/>
+        </w:rPr>
+        <w:t xml:space="preserve">), was developed and implemented. It </w:t>
       </w:r>
       <w:r>
         <w:rPr>
@@ -8736,13 +9562,27 @@
         <w:rPr>
           <w:rFonts w:ascii="Times New Roman" w:hAnsi="Times New Roman" w:cs="Times New Roman"/>
         </w:rPr>
-        <w:t xml:space="preserve"> 3.10+ </w:t>
-      </w:r>
-      <w:r>
-        <w:rPr>
-          <w:rFonts w:ascii="Times New Roman" w:hAnsi="Times New Roman" w:cs="Times New Roman"/>
-        </w:rPr>
-        <w:t xml:space="preserve"> due to its extensive ecosystem for computer vision</w:t>
+        <w:t xml:space="preserve"> 3.10</w:t>
+      </w:r>
+      <w:proofErr w:type="gramStart"/>
+      <w:r>
+        <w:rPr>
+          <w:rFonts w:ascii="Times New Roman" w:hAnsi="Times New Roman" w:cs="Times New Roman"/>
+        </w:rPr>
+        <w:t xml:space="preserve">+ </w:t>
+      </w:r>
+      <w:r>
+        <w:rPr>
+          <w:rFonts w:ascii="Times New Roman" w:hAnsi="Times New Roman" w:cs="Times New Roman"/>
+        </w:rPr>
+        <w:t xml:space="preserve"> due</w:t>
+      </w:r>
+      <w:proofErr w:type="gramEnd"/>
+      <w:r>
+        <w:rPr>
+          <w:rFonts w:ascii="Times New Roman" w:hAnsi="Times New Roman" w:cs="Times New Roman"/>
+        </w:rPr>
+        <w:t xml:space="preserve"> to its extensive ecosystem for computer vision</w:t>
       </w:r>
       <w:r>
         <w:rPr>
@@ -8774,11 +9614,19 @@
         </w:rPr>
         <w:t xml:space="preserve"> </w:t>
       </w:r>
-      <w:r>
-        <w:rPr>
-          <w:rFonts w:ascii="Times New Roman" w:hAnsi="Times New Roman" w:cs="Times New Roman"/>
-        </w:rPr>
-        <w:t>Jupyter Notebooks were used for initial feature experimentation, production-level scraping and model training.</w:t>
+      <w:proofErr w:type="spellStart"/>
+      <w:r>
+        <w:rPr>
+          <w:rFonts w:ascii="Times New Roman" w:hAnsi="Times New Roman" w:cs="Times New Roman"/>
+        </w:rPr>
+        <w:t>Jupyter</w:t>
+      </w:r>
+      <w:proofErr w:type="spellEnd"/>
+      <w:r>
+        <w:rPr>
+          <w:rFonts w:ascii="Times New Roman" w:hAnsi="Times New Roman" w:cs="Times New Roman"/>
+        </w:rPr>
+        <w:t xml:space="preserve"> Notebooks were used for initial feature experimentation, production-level scraping and model training.</w:t>
       </w:r>
     </w:p>
     <w:p>
@@ -8845,7 +9693,35 @@
         <w:rPr>
           <w:rFonts w:ascii="Times New Roman" w:hAnsi="Times New Roman" w:cs="Times New Roman"/>
         </w:rPr>
-        <w:t>Selenium &amp; ChromeDriver: These were used to navigate the dynamic JavaScript-rendered content of the BellaNaija runway galleries.</w:t>
+        <w:t xml:space="preserve">Selenium &amp; </w:t>
+      </w:r>
+      <w:proofErr w:type="spellStart"/>
+      <w:r>
+        <w:rPr>
+          <w:rFonts w:ascii="Times New Roman" w:hAnsi="Times New Roman" w:cs="Times New Roman"/>
+        </w:rPr>
+        <w:t>ChromeDriver</w:t>
+      </w:r>
+      <w:proofErr w:type="spellEnd"/>
+      <w:r>
+        <w:rPr>
+          <w:rFonts w:ascii="Times New Roman" w:hAnsi="Times New Roman" w:cs="Times New Roman"/>
+        </w:rPr>
+        <w:t xml:space="preserve">: These were used to navigate the dynamic JavaScript-rendered content of the </w:t>
+      </w:r>
+      <w:proofErr w:type="spellStart"/>
+      <w:r>
+        <w:rPr>
+          <w:rFonts w:ascii="Times New Roman" w:hAnsi="Times New Roman" w:cs="Times New Roman"/>
+        </w:rPr>
+        <w:t>BellaNaija</w:t>
+      </w:r>
+      <w:proofErr w:type="spellEnd"/>
+      <w:r>
+        <w:rPr>
+          <w:rFonts w:ascii="Times New Roman" w:hAnsi="Times New Roman" w:cs="Times New Roman"/>
+        </w:rPr>
+        <w:t xml:space="preserve"> runway galleries.</w:t>
       </w:r>
     </w:p>
     <w:p>
@@ -8881,7 +9757,14 @@
         <w:rPr>
           <w:rFonts w:ascii="Times New Roman" w:hAnsi="Times New Roman" w:cs="Times New Roman"/>
         </w:rPr>
-        <w:t>Image Pre-</w:t>
+        <w:t xml:space="preserve">Image </w:t>
+      </w:r>
+      <w:proofErr w:type="gramStart"/>
+      <w:r>
+        <w:rPr>
+          <w:rFonts w:ascii="Times New Roman" w:hAnsi="Times New Roman" w:cs="Times New Roman"/>
+        </w:rPr>
+        <w:t>Pre-</w:t>
       </w:r>
       <w:r>
         <w:rPr>
@@ -8893,7 +9776,14 @@
         <w:rPr>
           <w:rFonts w:ascii="Times New Roman" w:hAnsi="Times New Roman" w:cs="Times New Roman"/>
         </w:rPr>
-        <w:t>rocessing:</w:t>
+        <w:t>rocessing</w:t>
+      </w:r>
+      <w:proofErr w:type="gramEnd"/>
+      <w:r>
+        <w:rPr>
+          <w:rFonts w:ascii="Times New Roman" w:hAnsi="Times New Roman" w:cs="Times New Roman"/>
+        </w:rPr>
+        <w:t>:</w:t>
       </w:r>
     </w:p>
     <w:p>
@@ -8935,7 +9825,21 @@
         <w:rPr>
           <w:rFonts w:ascii="Times New Roman" w:hAnsi="Times New Roman" w:cs="Times New Roman"/>
         </w:rPr>
-        <w:t xml:space="preserve"> (skimage): This was used to compute GLCM and LBP.</w:t>
+        <w:t xml:space="preserve"> (</w:t>
+      </w:r>
+      <w:proofErr w:type="spellStart"/>
+      <w:r>
+        <w:rPr>
+          <w:rFonts w:ascii="Times New Roman" w:hAnsi="Times New Roman" w:cs="Times New Roman"/>
+        </w:rPr>
+        <w:t>skimage</w:t>
+      </w:r>
+      <w:proofErr w:type="spellEnd"/>
+      <w:r>
+        <w:rPr>
+          <w:rFonts w:ascii="Times New Roman" w:hAnsi="Times New Roman" w:cs="Times New Roman"/>
+        </w:rPr>
+        <w:t>): This was used to compute GLCM and LBP.</w:t>
       </w:r>
     </w:p>
     <w:p>
@@ -8971,19 +9875,49 @@
         <w:rPr>
           <w:rFonts w:ascii="Times New Roman" w:hAnsi="Times New Roman" w:cs="Times New Roman"/>
         </w:rPr>
-        <w:t xml:space="preserve">Scikit-Learn (sklearn): This was used during the implementation of the </w:t>
-      </w:r>
+        <w:t>Scikit-Learn (</w:t>
+      </w:r>
+      <w:proofErr w:type="spellStart"/>
+      <w:r>
+        <w:rPr>
+          <w:rFonts w:ascii="Times New Roman" w:hAnsi="Times New Roman" w:cs="Times New Roman"/>
+        </w:rPr>
+        <w:t>sklearn</w:t>
+      </w:r>
+      <w:proofErr w:type="spellEnd"/>
+      <w:r>
+        <w:rPr>
+          <w:rFonts w:ascii="Times New Roman" w:hAnsi="Times New Roman" w:cs="Times New Roman"/>
+        </w:rPr>
+        <w:t xml:space="preserve">): This was used during the implementation of the </w:t>
+      </w:r>
+      <w:proofErr w:type="spellStart"/>
       <w:r>
         <w:rPr>
           <w:rFonts w:ascii="Times New Roman" w:hAnsi="Times New Roman" w:cs="Times New Roman"/>
         </w:rPr>
         <w:t>LinearSVC</w:t>
       </w:r>
-      <w:r>
-        <w:rPr>
-          <w:rFonts w:ascii="Times New Roman" w:hAnsi="Times New Roman" w:cs="Times New Roman"/>
-        </w:rPr>
-        <w:t>, StandardScaler for feature normalization, and the train-test-split usage for model validation.</w:t>
+      <w:proofErr w:type="spellEnd"/>
+      <w:r>
+        <w:rPr>
+          <w:rFonts w:ascii="Times New Roman" w:hAnsi="Times New Roman" w:cs="Times New Roman"/>
+        </w:rPr>
+        <w:t xml:space="preserve">, </w:t>
+      </w:r>
+      <w:proofErr w:type="spellStart"/>
+      <w:r>
+        <w:rPr>
+          <w:rFonts w:ascii="Times New Roman" w:hAnsi="Times New Roman" w:cs="Times New Roman"/>
+        </w:rPr>
+        <w:t>StandardScaler</w:t>
+      </w:r>
+      <w:proofErr w:type="spellEnd"/>
+      <w:r>
+        <w:rPr>
+          <w:rFonts w:ascii="Times New Roman" w:hAnsi="Times New Roman" w:cs="Times New Roman"/>
+        </w:rPr>
+        <w:t xml:space="preserve"> for feature normalization, and the train-test-split usage for model validation.</w:t>
       </w:r>
     </w:p>
     <w:p>
@@ -9086,7 +10020,35 @@
           <w:rFonts w:ascii="Times New Roman" w:hAnsi="Times New Roman" w:cs="Times New Roman"/>
         </w:rPr>
         <w:lastRenderedPageBreak/>
-        <w:t>Backend Framework: FastAPI (served via Uvicorn) was implemented to construct the REST API and serve the analytical data.</w:t>
+        <w:t xml:space="preserve">Backend Framework: </w:t>
+      </w:r>
+      <w:proofErr w:type="spellStart"/>
+      <w:r>
+        <w:rPr>
+          <w:rFonts w:ascii="Times New Roman" w:hAnsi="Times New Roman" w:cs="Times New Roman"/>
+        </w:rPr>
+        <w:t>FastAPI</w:t>
+      </w:r>
+      <w:proofErr w:type="spellEnd"/>
+      <w:r>
+        <w:rPr>
+          <w:rFonts w:ascii="Times New Roman" w:hAnsi="Times New Roman" w:cs="Times New Roman"/>
+        </w:rPr>
+        <w:t xml:space="preserve"> (served via </w:t>
+      </w:r>
+      <w:proofErr w:type="spellStart"/>
+      <w:r>
+        <w:rPr>
+          <w:rFonts w:ascii="Times New Roman" w:hAnsi="Times New Roman" w:cs="Times New Roman"/>
+        </w:rPr>
+        <w:t>Uvicorn</w:t>
+      </w:r>
+      <w:proofErr w:type="spellEnd"/>
+      <w:r>
+        <w:rPr>
+          <w:rFonts w:ascii="Times New Roman" w:hAnsi="Times New Roman" w:cs="Times New Roman"/>
+        </w:rPr>
+        <w:t>) was implemented to construct the REST API and serve the analytical data.</w:t>
       </w:r>
     </w:p>
     <w:p>
@@ -9209,7 +10171,23 @@
         <w:rPr>
           <w:rFonts w:ascii="Times New Roman" w:hAnsi="Times New Roman" w:cs="Times New Roman"/>
         </w:rPr>
-        <w:t xml:space="preserve">The scraping module was initialized using webdriver.Chrome </w:t>
+        <w:t xml:space="preserve">The scraping module was initialized using </w:t>
+      </w:r>
+      <w:proofErr w:type="spellStart"/>
+      <w:proofErr w:type="gramStart"/>
+      <w:r>
+        <w:rPr>
+          <w:rFonts w:ascii="Times New Roman" w:hAnsi="Times New Roman" w:cs="Times New Roman"/>
+        </w:rPr>
+        <w:t>webdriver.Chrome</w:t>
+      </w:r>
+      <w:proofErr w:type="spellEnd"/>
+      <w:proofErr w:type="gramEnd"/>
+      <w:r>
+        <w:rPr>
+          <w:rFonts w:ascii="Times New Roman" w:hAnsi="Times New Roman" w:cs="Times New Roman"/>
+        </w:rPr>
+        <w:t xml:space="preserve"> </w:t>
       </w:r>
       <w:r>
         <w:rPr>
@@ -9227,7 +10205,21 @@
         <w:rPr>
           <w:rFonts w:ascii="Times New Roman" w:hAnsi="Times New Roman" w:cs="Times New Roman"/>
         </w:rPr>
-        <w:t xml:space="preserve">The BellaNaija runway galleries use </w:t>
+        <w:t xml:space="preserve">The </w:t>
+      </w:r>
+      <w:proofErr w:type="spellStart"/>
+      <w:r>
+        <w:rPr>
+          <w:rFonts w:ascii="Times New Roman" w:hAnsi="Times New Roman" w:cs="Times New Roman"/>
+        </w:rPr>
+        <w:t>BellaNaija</w:t>
+      </w:r>
+      <w:proofErr w:type="spellEnd"/>
+      <w:r>
+        <w:rPr>
+          <w:rFonts w:ascii="Times New Roman" w:hAnsi="Times New Roman" w:cs="Times New Roman"/>
+        </w:rPr>
+        <w:t xml:space="preserve"> runway galleries use </w:t>
       </w:r>
       <w:r>
         <w:rPr>
@@ -9381,8 +10373,16 @@
         <w:rPr>
           <w:rFonts w:ascii="Times New Roman" w:hAnsi="Times New Roman" w:cs="Times New Roman"/>
         </w:rPr>
-        <w:t>data-src</w:t>
-      </w:r>
+        <w:t>data-</w:t>
+      </w:r>
+      <w:proofErr w:type="spellStart"/>
+      <w:r>
+        <w:rPr>
+          <w:rFonts w:ascii="Times New Roman" w:hAnsi="Times New Roman" w:cs="Times New Roman"/>
+        </w:rPr>
+        <w:t>src</w:t>
+      </w:r>
+      <w:proofErr w:type="spellEnd"/>
       <w:r>
         <w:rPr>
           <w:rFonts w:ascii="Times New Roman" w:hAnsi="Times New Roman" w:cs="Times New Roman"/>
@@ -9401,12 +10401,14 @@
         </w:rPr>
         <w:t>‘</w:t>
       </w:r>
+      <w:proofErr w:type="spellStart"/>
       <w:r>
         <w:rPr>
           <w:rFonts w:ascii="Times New Roman" w:hAnsi="Times New Roman" w:cs="Times New Roman"/>
         </w:rPr>
         <w:t>srcset</w:t>
       </w:r>
+      <w:proofErr w:type="spellEnd"/>
       <w:r>
         <w:rPr>
           <w:rFonts w:ascii="Times New Roman" w:hAnsi="Times New Roman" w:cs="Times New Roman"/>
@@ -9592,7 +10594,21 @@
         <w:rPr>
           <w:rFonts w:ascii="Times New Roman" w:hAnsi="Times New Roman" w:cs="Times New Roman"/>
         </w:rPr>
-        <w:t xml:space="preserve"> Images were converted to RGB (red, green, blue) colour space to standardize channel ordering, and pixel values were normalized to floating-point tensors using the mean and standard deviation of the ImageNet dataset. This normalization protocol ensures compatibility with both the DeepLabV3+ and FashnHumanParser pre-trained models, which were trained under the same ImageNet normalization convention.</w:t>
+        <w:t xml:space="preserve"> Images were converted to RGB (red, green, blue) colour space to standardize channel ordering, and pixel values were normalized to floating-point tensors using the mean and standard deviation of the ImageNet dataset. This normalization protocol ensures compatibility with both the DeepLabV3+ and </w:t>
+      </w:r>
+      <w:proofErr w:type="spellStart"/>
+      <w:r>
+        <w:rPr>
+          <w:rFonts w:ascii="Times New Roman" w:hAnsi="Times New Roman" w:cs="Times New Roman"/>
+        </w:rPr>
+        <w:t>FashnHumanParser</w:t>
+      </w:r>
+      <w:proofErr w:type="spellEnd"/>
+      <w:r>
+        <w:rPr>
+          <w:rFonts w:ascii="Times New Roman" w:hAnsi="Times New Roman" w:cs="Times New Roman"/>
+        </w:rPr>
+        <w:t xml:space="preserve"> pre-trained models, which were trained under the same ImageNet normalization convention.</w:t>
       </w:r>
     </w:p>
     <w:p>
@@ -9694,7 +10710,21 @@
         <w:rPr>
           <w:rFonts w:ascii="Times New Roman" w:hAnsi="Times New Roman" w:cs="Times New Roman"/>
         </w:rPr>
-        <w:t>To isolate the garments for the colour analysis engine, a semantic segmentation pipeline was implemented utilizing the PyTorch framework.</w:t>
+        <w:t xml:space="preserve">To isolate the garments for the colour analysis engine, a semantic segmentation pipeline was implemented utilizing the </w:t>
+      </w:r>
+      <w:proofErr w:type="spellStart"/>
+      <w:r>
+        <w:rPr>
+          <w:rFonts w:ascii="Times New Roman" w:hAnsi="Times New Roman" w:cs="Times New Roman"/>
+        </w:rPr>
+        <w:t>PyTorch</w:t>
+      </w:r>
+      <w:proofErr w:type="spellEnd"/>
+      <w:r>
+        <w:rPr>
+          <w:rFonts w:ascii="Times New Roman" w:hAnsi="Times New Roman" w:cs="Times New Roman"/>
+        </w:rPr>
+        <w:t xml:space="preserve"> framework.</w:t>
       </w:r>
     </w:p>
     <w:p>
@@ -9735,11 +10765,19 @@
           <w:rFonts w:ascii="Times New Roman" w:hAnsi="Times New Roman" w:cs="Times New Roman"/>
         </w:rPr>
       </w:pPr>
-      <w:r>
-        <w:rPr>
-          <w:rFonts w:ascii="Times New Roman" w:hAnsi="Times New Roman" w:cs="Times New Roman"/>
-        </w:rPr>
-        <w:t xml:space="preserve">FashnHumanParser </w:t>
+      <w:proofErr w:type="spellStart"/>
+      <w:r>
+        <w:rPr>
+          <w:rFonts w:ascii="Times New Roman" w:hAnsi="Times New Roman" w:cs="Times New Roman"/>
+        </w:rPr>
+        <w:t>FashnHumanParser</w:t>
+      </w:r>
+      <w:proofErr w:type="spellEnd"/>
+      <w:r>
+        <w:rPr>
+          <w:rFonts w:ascii="Times New Roman" w:hAnsi="Times New Roman" w:cs="Times New Roman"/>
+        </w:rPr>
+        <w:t xml:space="preserve"> </w:t>
       </w:r>
       <w:r>
         <w:rPr>
@@ -9751,7 +10789,21 @@
         <w:rPr>
           <w:rFonts w:ascii="Times New Roman" w:hAnsi="Times New Roman" w:cs="Times New Roman"/>
         </w:rPr>
-        <w:t xml:space="preserve">A second pipeline was integrated using the FashnHumanParser, which leverages a specialized Contextualized Convolutional Neural Network (Co-CNN) designed to decompose human images into distinct semantic clothing </w:t>
+        <w:t xml:space="preserve">A second pipeline was integrated using the </w:t>
+      </w:r>
+      <w:proofErr w:type="spellStart"/>
+      <w:r>
+        <w:rPr>
+          <w:rFonts w:ascii="Times New Roman" w:hAnsi="Times New Roman" w:cs="Times New Roman"/>
+        </w:rPr>
+        <w:t>FashnHumanParser</w:t>
+      </w:r>
+      <w:proofErr w:type="spellEnd"/>
+      <w:r>
+        <w:rPr>
+          <w:rFonts w:ascii="Times New Roman" w:hAnsi="Times New Roman" w:cs="Times New Roman"/>
+        </w:rPr>
+        <w:t xml:space="preserve">, which leverages a specialized Contextualized Convolutional Neural Network (Co-CNN) designed to decompose human images into distinct semantic clothing </w:t>
       </w:r>
       <w:r>
         <w:rPr>
@@ -9808,7 +10860,21 @@
         <w:rPr>
           <w:rFonts w:ascii="Times New Roman" w:hAnsi="Times New Roman" w:cs="Times New Roman"/>
         </w:rPr>
-        <w:t>The resulting garment-only pixel array from the FashnHumanParser was passed into the Scikit-Learn K-Means functions for colour palette extraction.</w:t>
+        <w:t xml:space="preserve">The resulting garment-only pixel array from the </w:t>
+      </w:r>
+      <w:proofErr w:type="spellStart"/>
+      <w:r>
+        <w:rPr>
+          <w:rFonts w:ascii="Times New Roman" w:hAnsi="Times New Roman" w:cs="Times New Roman"/>
+        </w:rPr>
+        <w:t>FashnHumanParser</w:t>
+      </w:r>
+      <w:proofErr w:type="spellEnd"/>
+      <w:r>
+        <w:rPr>
+          <w:rFonts w:ascii="Times New Roman" w:hAnsi="Times New Roman" w:cs="Times New Roman"/>
+        </w:rPr>
+        <w:t xml:space="preserve"> was passed into the Scikit-Learn K-Means functions for colour palette extraction.</w:t>
       </w:r>
     </w:p>
     <w:p>
@@ -9847,7 +10913,21 @@
         <w:rPr>
           <w:rFonts w:ascii="Times New Roman" w:hAnsi="Times New Roman" w:cs="Times New Roman"/>
         </w:rPr>
-        <w:t xml:space="preserve">Unlike the segmentation pipeline, this module operated directly on the raw runway images using the OpenCV (cv2) and Scikit-Image (skimage) libraries. </w:t>
+        <w:t>Unlike the segmentation pipeline, this module operated directly on the raw runway images using the OpenCV (cv2) and Scikit-Image (</w:t>
+      </w:r>
+      <w:proofErr w:type="spellStart"/>
+      <w:r>
+        <w:rPr>
+          <w:rFonts w:ascii="Times New Roman" w:hAnsi="Times New Roman" w:cs="Times New Roman"/>
+        </w:rPr>
+        <w:t>skimage</w:t>
+      </w:r>
+      <w:proofErr w:type="spellEnd"/>
+      <w:r>
+        <w:rPr>
+          <w:rFonts w:ascii="Times New Roman" w:hAnsi="Times New Roman" w:cs="Times New Roman"/>
+        </w:rPr>
+        <w:t xml:space="preserve">) libraries. </w:t>
       </w:r>
     </w:p>
     <w:p>
@@ -9903,7 +10983,29 @@
         <w:rPr>
           <w:rFonts w:ascii="Times New Roman" w:hAnsi="Times New Roman" w:cs="Times New Roman"/>
         </w:rPr>
-        <w:t xml:space="preserve">GLCM Implementation: the skinage.feature.graycomatrix function was executed with a pixel distance of [1] and explicitly mapped across four </w:t>
+        <w:t xml:space="preserve">GLCM Implementation: the </w:t>
+      </w:r>
+      <w:proofErr w:type="spellStart"/>
+      <w:proofErr w:type="gramStart"/>
+      <w:r>
+        <w:rPr>
+          <w:rFonts w:ascii="Times New Roman" w:hAnsi="Times New Roman" w:cs="Times New Roman"/>
+        </w:rPr>
+        <w:t>skinage.feature</w:t>
+      </w:r>
+      <w:proofErr w:type="gramEnd"/>
+      <w:r>
+        <w:rPr>
+          <w:rFonts w:ascii="Times New Roman" w:hAnsi="Times New Roman" w:cs="Times New Roman"/>
+        </w:rPr>
+        <w:t>.graycomatrix</w:t>
+      </w:r>
+      <w:proofErr w:type="spellEnd"/>
+      <w:r>
+        <w:rPr>
+          <w:rFonts w:ascii="Times New Roman" w:hAnsi="Times New Roman" w:cs="Times New Roman"/>
+        </w:rPr>
+        <w:t xml:space="preserve"> function was executed with a pixel distance of [1] and explicitly mapped across four </w:t>
       </w:r>
       <w:r>
         <w:rPr>
@@ -10005,8 +11107,16 @@
         <w:rPr>
           <w:rFonts w:ascii="Times New Roman" w:hAnsi="Times New Roman" w:cs="Times New Roman"/>
         </w:rPr>
-        <w:t>. Secondary statistical properties (Contrast, Dissimilarity, Homogeneity, and Energy) were extracted using graycoprops</w:t>
-      </w:r>
+        <w:t xml:space="preserve">. Secondary statistical properties (Contrast, Dissimilarity, Homogeneity, and Energy) were extracted using </w:t>
+      </w:r>
+      <w:proofErr w:type="spellStart"/>
+      <w:r>
+        <w:rPr>
+          <w:rFonts w:ascii="Times New Roman" w:hAnsi="Times New Roman" w:cs="Times New Roman"/>
+        </w:rPr>
+        <w:t>graycoprops</w:t>
+      </w:r>
+      <w:proofErr w:type="spellEnd"/>
       <w:r>
         <w:rPr>
           <w:rFonts w:ascii="Times New Roman" w:hAnsi="Times New Roman" w:cs="Times New Roman"/>
@@ -10024,7 +11134,21 @@
         <w:rPr>
           <w:rFonts w:ascii="Times New Roman" w:hAnsi="Times New Roman" w:cs="Times New Roman"/>
         </w:rPr>
-        <w:t>LBP and Entropy Implementation: Micro-patterns were extracted using local_binary_pattern with a</w:t>
+        <w:t xml:space="preserve">LBP and Entropy Implementation: Micro-patterns were extracted using </w:t>
+      </w:r>
+      <w:proofErr w:type="spellStart"/>
+      <w:r>
+        <w:rPr>
+          <w:rFonts w:ascii="Times New Roman" w:hAnsi="Times New Roman" w:cs="Times New Roman"/>
+        </w:rPr>
+        <w:t>local_binary_pattern</w:t>
+      </w:r>
+      <w:proofErr w:type="spellEnd"/>
+      <w:r>
+        <w:rPr>
+          <w:rFonts w:ascii="Times New Roman" w:hAnsi="Times New Roman" w:cs="Times New Roman"/>
+        </w:rPr>
+        <w:t xml:space="preserve"> with a</w:t>
       </w:r>
       <w:r>
         <w:rPr>
@@ -10048,7 +11172,29 @@
         <w:rPr>
           <w:rFonts w:ascii="Times New Roman" w:hAnsi="Times New Roman" w:cs="Times New Roman"/>
         </w:rPr>
-        <w:t xml:space="preserve"> points. A mathematically crucial step was the integration of the scipy.stats.entropy function, which quantified the complexity</w:t>
+        <w:t xml:space="preserve"> points. A mathematically crucial step was the integration of the </w:t>
+      </w:r>
+      <w:proofErr w:type="spellStart"/>
+      <w:proofErr w:type="gramStart"/>
+      <w:r>
+        <w:rPr>
+          <w:rFonts w:ascii="Times New Roman" w:hAnsi="Times New Roman" w:cs="Times New Roman"/>
+        </w:rPr>
+        <w:t>scipy.stats</w:t>
+      </w:r>
+      <w:proofErr w:type="gramEnd"/>
+      <w:r>
+        <w:rPr>
+          <w:rFonts w:ascii="Times New Roman" w:hAnsi="Times New Roman" w:cs="Times New Roman"/>
+        </w:rPr>
+        <w:t>.entropy</w:t>
+      </w:r>
+      <w:proofErr w:type="spellEnd"/>
+      <w:r>
+        <w:rPr>
+          <w:rFonts w:ascii="Times New Roman" w:hAnsi="Times New Roman" w:cs="Times New Roman"/>
+        </w:rPr>
+        <w:t xml:space="preserve"> function, which quantified the complexity</w:t>
       </w:r>
       <w:r>
         <w:rPr>
@@ -10230,7 +11376,21 @@
         <w:rPr>
           <w:rFonts w:ascii="Times New Roman" w:hAnsi="Times New Roman" w:cs="Times New Roman"/>
         </w:rPr>
-        <w:t xml:space="preserve"> and serialized into Pandas DataFrames, ultimately saving as brand-specific CSV files</w:t>
+        <w:t xml:space="preserve"> and serialized into Pandas </w:t>
+      </w:r>
+      <w:proofErr w:type="spellStart"/>
+      <w:r>
+        <w:rPr>
+          <w:rFonts w:ascii="Times New Roman" w:hAnsi="Times New Roman" w:cs="Times New Roman"/>
+        </w:rPr>
+        <w:t>DataFrames</w:t>
+      </w:r>
+      <w:proofErr w:type="spellEnd"/>
+      <w:r>
+        <w:rPr>
+          <w:rFonts w:ascii="Times New Roman" w:hAnsi="Times New Roman" w:cs="Times New Roman"/>
+        </w:rPr>
+        <w:t>, ultimately saving as brand-specific CSV files</w:t>
       </w:r>
       <w:r>
         <w:rPr>
@@ -10354,7 +11514,21 @@
         <w:rPr>
           <w:rFonts w:ascii="Times New Roman" w:hAnsi="Times New Roman" w:cs="Times New Roman"/>
         </w:rPr>
-        <w:t xml:space="preserve"> using train_test_split. Because the </w:t>
+        <w:t xml:space="preserve"> using </w:t>
+      </w:r>
+      <w:proofErr w:type="spellStart"/>
+      <w:r>
+        <w:rPr>
+          <w:rFonts w:ascii="Times New Roman" w:hAnsi="Times New Roman" w:cs="Times New Roman"/>
+        </w:rPr>
+        <w:t>train_test_split</w:t>
+      </w:r>
+      <w:proofErr w:type="spellEnd"/>
+      <w:r>
+        <w:rPr>
+          <w:rFonts w:ascii="Times New Roman" w:hAnsi="Times New Roman" w:cs="Times New Roman"/>
+        </w:rPr>
+        <w:t xml:space="preserve">. Because the </w:t>
       </w:r>
       <w:r>
         <w:rPr>
@@ -10398,12 +11572,14 @@
         </w:rPr>
         <w:t xml:space="preserve"> </w:t>
       </w:r>
+      <w:proofErr w:type="spellStart"/>
       <w:r>
         <w:rPr>
           <w:rFonts w:ascii="Times New Roman" w:hAnsi="Times New Roman" w:cs="Times New Roman"/>
         </w:rPr>
         <w:t>StandardScaler</w:t>
       </w:r>
+      <w:proofErr w:type="spellEnd"/>
       <w:r>
         <w:rPr>
           <w:rFonts w:ascii="Times New Roman" w:hAnsi="Times New Roman" w:cs="Times New Roman"/>
@@ -10439,7 +11615,21 @@
         <w:rPr>
           <w:rFonts w:ascii="Times New Roman" w:hAnsi="Times New Roman" w:cs="Times New Roman"/>
         </w:rPr>
-        <w:t>The system was then fitted using a LinearSVC model:</w:t>
+        <w:t xml:space="preserve">The system was then fitted using a </w:t>
+      </w:r>
+      <w:proofErr w:type="spellStart"/>
+      <w:r>
+        <w:rPr>
+          <w:rFonts w:ascii="Times New Roman" w:hAnsi="Times New Roman" w:cs="Times New Roman"/>
+        </w:rPr>
+        <w:t>LinearSVC</w:t>
+      </w:r>
+      <w:proofErr w:type="spellEnd"/>
+      <w:r>
+        <w:rPr>
+          <w:rFonts w:ascii="Times New Roman" w:hAnsi="Times New Roman" w:cs="Times New Roman"/>
+        </w:rPr>
+        <w:t xml:space="preserve"> model:</w:t>
       </w:r>
     </w:p>
     <w:p>
@@ -10493,7 +11683,21 @@
         <w:rPr>
           <w:rFonts w:ascii="Times New Roman" w:hAnsi="Times New Roman" w:cs="Times New Roman"/>
         </w:rPr>
-        <w:t xml:space="preserve">The implementation of the LinearSVC successfully processed the high-dimensional fabric features, converging efficiently and outputting the system’s core predictive insights with a validation accuracy of </w:t>
+        <w:t xml:space="preserve">The implementation of the </w:t>
+      </w:r>
+      <w:proofErr w:type="spellStart"/>
+      <w:r>
+        <w:rPr>
+          <w:rFonts w:ascii="Times New Roman" w:hAnsi="Times New Roman" w:cs="Times New Roman"/>
+        </w:rPr>
+        <w:t>LinearSVC</w:t>
+      </w:r>
+      <w:proofErr w:type="spellEnd"/>
+      <w:r>
+        <w:rPr>
+          <w:rFonts w:ascii="Times New Roman" w:hAnsi="Times New Roman" w:cs="Times New Roman"/>
+        </w:rPr>
+        <w:t xml:space="preserve"> successfully processed the high-dimensional fabric features, converging efficiently and outputting the system’s core predictive insights with a validation accuracy of </w:t>
       </w:r>
       <w:r>
         <w:rPr>
@@ -10571,6 +11775,7 @@
         </w:rPr>
         <w:t xml:space="preserve">he transition from machine learning outputs to a functional user interface was managed through a full-stack, decoupled architecture. This phase involved the implementation of </w:t>
       </w:r>
+      <w:proofErr w:type="spellStart"/>
       <w:r>
         <w:rPr>
           <w:rFonts w:ascii="Times New Roman" w:hAnsi="Times New Roman" w:cs="Times New Roman"/>
@@ -10583,6 +11788,7 @@
         </w:rPr>
         <w:t>API</w:t>
       </w:r>
+      <w:proofErr w:type="spellEnd"/>
       <w:r>
         <w:rPr>
           <w:rFonts w:ascii="Times New Roman" w:hAnsi="Times New Roman" w:cs="Times New Roman"/>
@@ -10625,32 +11831,88 @@
         <w:rPr>
           <w:rFonts w:ascii="Times New Roman" w:hAnsi="Times New Roman" w:cs="Times New Roman"/>
         </w:rPr>
-        <w:t xml:space="preserve"> (FastAPI)</w:t>
-      </w:r>
-    </w:p>
-    <w:p>
-      <w:pPr>
-        <w:rPr>
-          <w:rFonts w:ascii="Times New Roman" w:hAnsi="Times New Roman" w:cs="Times New Roman"/>
-        </w:rPr>
-      </w:pPr>
-      <w:r>
-        <w:rPr>
-          <w:rFonts w:ascii="Times New Roman" w:hAnsi="Times New Roman" w:cs="Times New Roman"/>
-        </w:rPr>
-        <w:t>The backend was developed using FastAPI,</w:t>
-      </w:r>
-      <w:r>
-        <w:rPr>
-          <w:rFonts w:ascii="Times New Roman" w:hAnsi="Times New Roman" w:cs="Times New Roman"/>
-        </w:rPr>
-        <w:t xml:space="preserve"> served via Uvicorn. T</w:t>
-      </w:r>
-      <w:r>
-        <w:rPr>
-          <w:rFonts w:ascii="Times New Roman" w:hAnsi="Times New Roman" w:cs="Times New Roman"/>
-        </w:rPr>
-        <w:t>he API was implemented using a modular routing pattern (APIRouter). This allowed the system to separate logical concerns into dedicated scripts:</w:t>
+        <w:t xml:space="preserve"> (</w:t>
+      </w:r>
+      <w:proofErr w:type="spellStart"/>
+      <w:r>
+        <w:rPr>
+          <w:rFonts w:ascii="Times New Roman" w:hAnsi="Times New Roman" w:cs="Times New Roman"/>
+        </w:rPr>
+        <w:t>FastAPI</w:t>
+      </w:r>
+      <w:proofErr w:type="spellEnd"/>
+      <w:r>
+        <w:rPr>
+          <w:rFonts w:ascii="Times New Roman" w:hAnsi="Times New Roman" w:cs="Times New Roman"/>
+        </w:rPr>
+        <w:t>)</w:t>
+      </w:r>
+    </w:p>
+    <w:p>
+      <w:pPr>
+        <w:rPr>
+          <w:rFonts w:ascii="Times New Roman" w:hAnsi="Times New Roman" w:cs="Times New Roman"/>
+        </w:rPr>
+      </w:pPr>
+      <w:r>
+        <w:rPr>
+          <w:rFonts w:ascii="Times New Roman" w:hAnsi="Times New Roman" w:cs="Times New Roman"/>
+        </w:rPr>
+        <w:t xml:space="preserve">The backend was developed using </w:t>
+      </w:r>
+      <w:proofErr w:type="spellStart"/>
+      <w:r>
+        <w:rPr>
+          <w:rFonts w:ascii="Times New Roman" w:hAnsi="Times New Roman" w:cs="Times New Roman"/>
+        </w:rPr>
+        <w:t>FastAPI</w:t>
+      </w:r>
+      <w:proofErr w:type="spellEnd"/>
+      <w:r>
+        <w:rPr>
+          <w:rFonts w:ascii="Times New Roman" w:hAnsi="Times New Roman" w:cs="Times New Roman"/>
+        </w:rPr>
+        <w:t>,</w:t>
+      </w:r>
+      <w:r>
+        <w:rPr>
+          <w:rFonts w:ascii="Times New Roman" w:hAnsi="Times New Roman" w:cs="Times New Roman"/>
+        </w:rPr>
+        <w:t xml:space="preserve"> served via </w:t>
+      </w:r>
+      <w:proofErr w:type="spellStart"/>
+      <w:r>
+        <w:rPr>
+          <w:rFonts w:ascii="Times New Roman" w:hAnsi="Times New Roman" w:cs="Times New Roman"/>
+        </w:rPr>
+        <w:t>Uvicorn</w:t>
+      </w:r>
+      <w:proofErr w:type="spellEnd"/>
+      <w:r>
+        <w:rPr>
+          <w:rFonts w:ascii="Times New Roman" w:hAnsi="Times New Roman" w:cs="Times New Roman"/>
+        </w:rPr>
+        <w:t>. T</w:t>
+      </w:r>
+      <w:r>
+        <w:rPr>
+          <w:rFonts w:ascii="Times New Roman" w:hAnsi="Times New Roman" w:cs="Times New Roman"/>
+        </w:rPr>
+        <w:t>he API was implemented using a modular routing pattern (</w:t>
+      </w:r>
+      <w:proofErr w:type="spellStart"/>
+      <w:r>
+        <w:rPr>
+          <w:rFonts w:ascii="Times New Roman" w:hAnsi="Times New Roman" w:cs="Times New Roman"/>
+        </w:rPr>
+        <w:t>APIRouter</w:t>
+      </w:r>
+      <w:proofErr w:type="spellEnd"/>
+      <w:r>
+        <w:rPr>
+          <w:rFonts w:ascii="Times New Roman" w:hAnsi="Times New Roman" w:cs="Times New Roman"/>
+        </w:rPr>
+        <w:t>). This allowed the system to separate logical concerns into dedicated scripts:</w:t>
       </w:r>
     </w:p>
     <w:p>
@@ -10797,7 +12059,21 @@
         <w:rPr>
           <w:rFonts w:ascii="Times New Roman" w:hAnsi="Times New Roman" w:cs="Times New Roman"/>
         </w:rPr>
-        <w:t>To protect the fashion analytics, a strict security layer was implemented. Unlike basic dashboards, the HoL system utilizes JSON Web Tokens (JWT) for stateless authentication.</w:t>
+        <w:t xml:space="preserve">To protect the fashion analytics, a strict security layer was implemented. Unlike basic dashboards, the </w:t>
+      </w:r>
+      <w:proofErr w:type="spellStart"/>
+      <w:r>
+        <w:rPr>
+          <w:rFonts w:ascii="Times New Roman" w:hAnsi="Times New Roman" w:cs="Times New Roman"/>
+        </w:rPr>
+        <w:t>HoL</w:t>
+      </w:r>
+      <w:proofErr w:type="spellEnd"/>
+      <w:r>
+        <w:rPr>
+          <w:rFonts w:ascii="Times New Roman" w:hAnsi="Times New Roman" w:cs="Times New Roman"/>
+        </w:rPr>
+        <w:t xml:space="preserve"> system utilizes JSON Web Tokens (JWT) for stateless authentication.</w:t>
       </w:r>
     </w:p>
     <w:p>
@@ -10821,7 +12097,35 @@
         <w:rPr>
           <w:rFonts w:ascii="Times New Roman" w:hAnsi="Times New Roman" w:cs="Times New Roman"/>
         </w:rPr>
-        <w:t xml:space="preserve"> Hashing: Utilizing the passlib library with the bcrypt algorithm, user passwords are never stored in plain text.</w:t>
+        <w:t xml:space="preserve"> Hashing: Utilizing the </w:t>
+      </w:r>
+      <w:proofErr w:type="spellStart"/>
+      <w:r>
+        <w:rPr>
+          <w:rFonts w:ascii="Times New Roman" w:hAnsi="Times New Roman" w:cs="Times New Roman"/>
+        </w:rPr>
+        <w:t>passlib</w:t>
+      </w:r>
+      <w:proofErr w:type="spellEnd"/>
+      <w:r>
+        <w:rPr>
+          <w:rFonts w:ascii="Times New Roman" w:hAnsi="Times New Roman" w:cs="Times New Roman"/>
+        </w:rPr>
+        <w:t xml:space="preserve"> library with the </w:t>
+      </w:r>
+      <w:proofErr w:type="spellStart"/>
+      <w:r>
+        <w:rPr>
+          <w:rFonts w:ascii="Times New Roman" w:hAnsi="Times New Roman" w:cs="Times New Roman"/>
+        </w:rPr>
+        <w:t>bcrypt</w:t>
+      </w:r>
+      <w:proofErr w:type="spellEnd"/>
+      <w:r>
+        <w:rPr>
+          <w:rFonts w:ascii="Times New Roman" w:hAnsi="Times New Roman" w:cs="Times New Roman"/>
+        </w:rPr>
+        <w:t xml:space="preserve"> algorithm, user passwords are never stored in plain text.</w:t>
       </w:r>
     </w:p>
     <w:p>
@@ -10839,7 +12143,21 @@
         <w:rPr>
           <w:rFonts w:ascii="Times New Roman" w:hAnsi="Times New Roman" w:cs="Times New Roman"/>
         </w:rPr>
-        <w:t>Token Generation: Upon a successful login, the system utilizes the jose library to generate a signed JWT. This token is then required for the frontend to access protected data routers, ensuring that only authorized users can view the full LFW 2025 analysis.</w:t>
+        <w:t xml:space="preserve">Token Generation: Upon a successful login, the system utilizes the </w:t>
+      </w:r>
+      <w:proofErr w:type="spellStart"/>
+      <w:r>
+        <w:rPr>
+          <w:rFonts w:ascii="Times New Roman" w:hAnsi="Times New Roman" w:cs="Times New Roman"/>
+        </w:rPr>
+        <w:t>jose</w:t>
+      </w:r>
+      <w:proofErr w:type="spellEnd"/>
+      <w:r>
+        <w:rPr>
+          <w:rFonts w:ascii="Times New Roman" w:hAnsi="Times New Roman" w:cs="Times New Roman"/>
+        </w:rPr>
+        <w:t xml:space="preserve"> library to generate a signed JWT. This token is then required for the frontend to access protected data routers, ensuring that only authorized users can view the full LFW 2025 analysis.</w:t>
       </w:r>
       <w:r>
         <w:rPr>
@@ -10909,7 +12227,21 @@
         <w:rPr>
           <w:rFonts w:ascii="Times New Roman" w:hAnsi="Times New Roman" w:cs="Times New Roman"/>
         </w:rPr>
-        <w:t>xios library, the frontend communicates with the FastAPI backend. It was programmed to handle loading and error states, ensuring the UI remains stable even during network latencies.</w:t>
+        <w:t xml:space="preserve">xios library, the frontend communicates with the </w:t>
+      </w:r>
+      <w:proofErr w:type="spellStart"/>
+      <w:r>
+        <w:rPr>
+          <w:rFonts w:ascii="Times New Roman" w:hAnsi="Times New Roman" w:cs="Times New Roman"/>
+        </w:rPr>
+        <w:t>FastAPI</w:t>
+      </w:r>
+      <w:proofErr w:type="spellEnd"/>
+      <w:r>
+        <w:rPr>
+          <w:rFonts w:ascii="Times New Roman" w:hAnsi="Times New Roman" w:cs="Times New Roman"/>
+        </w:rPr>
+        <w:t xml:space="preserve"> backend. It was programmed to handle loading and error states, ensuring the UI remains stable even during network latencies.</w:t>
       </w:r>
     </w:p>
     <w:p>
@@ -10927,7 +12259,49 @@
         <w:rPr>
           <w:rFonts w:ascii="Times New Roman" w:hAnsi="Times New Roman" w:cs="Times New Roman"/>
         </w:rPr>
-        <w:t>Component Logics: These components use React’s useEffect and useState hooks to trigger API calls on page load</w:t>
+        <w:t xml:space="preserve">Component Logics: These components use </w:t>
+      </w:r>
+      <w:proofErr w:type="spellStart"/>
+      <w:r>
+        <w:rPr>
+          <w:rFonts w:ascii="Times New Roman" w:hAnsi="Times New Roman" w:cs="Times New Roman"/>
+        </w:rPr>
+        <w:t>React’s</w:t>
+      </w:r>
+      <w:proofErr w:type="spellEnd"/>
+      <w:r>
+        <w:rPr>
+          <w:rFonts w:ascii="Times New Roman" w:hAnsi="Times New Roman" w:cs="Times New Roman"/>
+        </w:rPr>
+        <w:t xml:space="preserve"> </w:t>
+      </w:r>
+      <w:proofErr w:type="spellStart"/>
+      <w:r>
+        <w:rPr>
+          <w:rFonts w:ascii="Times New Roman" w:hAnsi="Times New Roman" w:cs="Times New Roman"/>
+        </w:rPr>
+        <w:t>useEffect</w:t>
+      </w:r>
+      <w:proofErr w:type="spellEnd"/>
+      <w:r>
+        <w:rPr>
+          <w:rFonts w:ascii="Times New Roman" w:hAnsi="Times New Roman" w:cs="Times New Roman"/>
+        </w:rPr>
+        <w:t xml:space="preserve"> and </w:t>
+      </w:r>
+      <w:proofErr w:type="spellStart"/>
+      <w:r>
+        <w:rPr>
+          <w:rFonts w:ascii="Times New Roman" w:hAnsi="Times New Roman" w:cs="Times New Roman"/>
+        </w:rPr>
+        <w:t>useState</w:t>
+      </w:r>
+      <w:proofErr w:type="spellEnd"/>
+      <w:r>
+        <w:rPr>
+          <w:rFonts w:ascii="Times New Roman" w:hAnsi="Times New Roman" w:cs="Times New Roman"/>
+        </w:rPr>
+        <w:t xml:space="preserve"> hooks to trigger API calls on page load</w:t>
       </w:r>
       <w:r>
         <w:rPr>
@@ -10981,7 +12355,21 @@
         <w:rPr>
           <w:rFonts w:ascii="Times New Roman" w:hAnsi="Times New Roman" w:cs="Times New Roman"/>
         </w:rPr>
-        <w:t>Dynamic Image Gallery: To provide a lookbook experience, a dynamic slideshow was introduced. This component programmatically cycles through the images fetched from the FastAPI /images mount, providing a seamless visual overview of each brand’s collection.</w:t>
+        <w:t xml:space="preserve">Dynamic Image Gallery: To provide a lookbook experience, a dynamic slideshow was introduced. This component programmatically cycles through the images fetched from the </w:t>
+      </w:r>
+      <w:proofErr w:type="spellStart"/>
+      <w:r>
+        <w:rPr>
+          <w:rFonts w:ascii="Times New Roman" w:hAnsi="Times New Roman" w:cs="Times New Roman"/>
+        </w:rPr>
+        <w:t>FastAPI</w:t>
+      </w:r>
+      <w:proofErr w:type="spellEnd"/>
+      <w:r>
+        <w:rPr>
+          <w:rFonts w:ascii="Times New Roman" w:hAnsi="Times New Roman" w:cs="Times New Roman"/>
+        </w:rPr>
+        <w:t xml:space="preserve"> /images mount, providing a seamless visual overview of each brand’s collection.</w:t>
       </w:r>
     </w:p>
     <w:p>
@@ -11080,7 +12468,35 @@
         <w:rPr>
           <w:rFonts w:ascii="Times New Roman" w:hAnsi="Times New Roman" w:cs="Times New Roman"/>
         </w:rPr>
-        <w:t>The implementation phase successfully translated the theoretical design of the House of Lasgidi (HoL) system into a functional, end-to-end application. By combining high-accuracy machine learning (SVM/K-Means) with a modern full-stack environment (FastAPI/React), the system provides a strong platform for fashion trend analysis. The code is modular, secure, and prepared for the final Testing and Evaluation phase.</w:t>
+        <w:t>The implementation phase successfully translated the theoretical design of the House of Lasgidi (</w:t>
+      </w:r>
+      <w:proofErr w:type="spellStart"/>
+      <w:r>
+        <w:rPr>
+          <w:rFonts w:ascii="Times New Roman" w:hAnsi="Times New Roman" w:cs="Times New Roman"/>
+        </w:rPr>
+        <w:t>HoL</w:t>
+      </w:r>
+      <w:proofErr w:type="spellEnd"/>
+      <w:r>
+        <w:rPr>
+          <w:rFonts w:ascii="Times New Roman" w:hAnsi="Times New Roman" w:cs="Times New Roman"/>
+        </w:rPr>
+        <w:t>) system into a functional, end-to-end application. By combining high-accuracy machine learning (SVM/K-Means) with a modern full-stack environment (</w:t>
+      </w:r>
+      <w:proofErr w:type="spellStart"/>
+      <w:r>
+        <w:rPr>
+          <w:rFonts w:ascii="Times New Roman" w:hAnsi="Times New Roman" w:cs="Times New Roman"/>
+        </w:rPr>
+        <w:t>FastAPI</w:t>
+      </w:r>
+      <w:proofErr w:type="spellEnd"/>
+      <w:r>
+        <w:rPr>
+          <w:rFonts w:ascii="Times New Roman" w:hAnsi="Times New Roman" w:cs="Times New Roman"/>
+        </w:rPr>
+        <w:t>/React), the system provides a strong platform for fashion trend analysis. The code is modular, secure, and prepared for the final Testing and Evaluation phase.</w:t>
       </w:r>
     </w:p>
     <w:p>
@@ -11146,7 +12562,21 @@
         <w:rPr>
           <w:rFonts w:ascii="Times New Roman" w:hAnsi="Times New Roman" w:cs="Times New Roman"/>
         </w:rPr>
-        <w:t>The House of Lasgidi (HoL) dashboard is designed to provide a seamless, intuitive experience for fashion analysts, moving from high-level event metrics to granular brand insights.</w:t>
+        <w:t>The House of Lasgidi (</w:t>
+      </w:r>
+      <w:proofErr w:type="spellStart"/>
+      <w:r>
+        <w:rPr>
+          <w:rFonts w:ascii="Times New Roman" w:hAnsi="Times New Roman" w:cs="Times New Roman"/>
+        </w:rPr>
+        <w:t>HoL</w:t>
+      </w:r>
+      <w:proofErr w:type="spellEnd"/>
+      <w:r>
+        <w:rPr>
+          <w:rFonts w:ascii="Times New Roman" w:hAnsi="Times New Roman" w:cs="Times New Roman"/>
+        </w:rPr>
+        <w:t>) dashboard is designed to provide a seamless, intuitive experience for fashion analysts, moving from high-level event metrics to granular brand insights.</w:t>
       </w:r>
     </w:p>
     <w:p>
@@ -11179,8 +12609,44 @@
         <w:rPr>
           <w:rFonts w:ascii="Times New Roman" w:hAnsi="Times New Roman" w:cs="Times New Roman"/>
         </w:rPr>
-        <w:t>The user journey begins at the login interface. The system implements a secure gateway where credentials are encrypted using the bcrypt algorithm within the User script in the backend. Upon successful verification, the FastAPI server issues a JSON Web Token (JWT), which the frontend’s authentication service script stores in localStorage</w:t>
-      </w:r>
+        <w:t xml:space="preserve">The user journey begins at the login interface. The system implements a secure gateway where credentials are encrypted using the </w:t>
+      </w:r>
+      <w:proofErr w:type="spellStart"/>
+      <w:r>
+        <w:rPr>
+          <w:rFonts w:ascii="Times New Roman" w:hAnsi="Times New Roman" w:cs="Times New Roman"/>
+        </w:rPr>
+        <w:t>bcrypt</w:t>
+      </w:r>
+      <w:proofErr w:type="spellEnd"/>
+      <w:r>
+        <w:rPr>
+          <w:rFonts w:ascii="Times New Roman" w:hAnsi="Times New Roman" w:cs="Times New Roman"/>
+        </w:rPr>
+        <w:t xml:space="preserve"> algorithm within the User script in the backend. Upon successful verification, the </w:t>
+      </w:r>
+      <w:proofErr w:type="spellStart"/>
+      <w:r>
+        <w:rPr>
+          <w:rFonts w:ascii="Times New Roman" w:hAnsi="Times New Roman" w:cs="Times New Roman"/>
+        </w:rPr>
+        <w:t>FastAPI</w:t>
+      </w:r>
+      <w:proofErr w:type="spellEnd"/>
+      <w:r>
+        <w:rPr>
+          <w:rFonts w:ascii="Times New Roman" w:hAnsi="Times New Roman" w:cs="Times New Roman"/>
+        </w:rPr>
+        <w:t xml:space="preserve"> server issues a JSON Web Token (JWT), which the frontend’s authentication service script stores in </w:t>
+      </w:r>
+      <w:proofErr w:type="spellStart"/>
+      <w:r>
+        <w:rPr>
+          <w:rFonts w:ascii="Times New Roman" w:hAnsi="Times New Roman" w:cs="Times New Roman"/>
+        </w:rPr>
+        <w:t>localStorage</w:t>
+      </w:r>
+      <w:proofErr w:type="spellEnd"/>
       <w:r>
         <w:rPr>
           <w:rFonts w:ascii="Times New Roman" w:hAnsi="Times New Roman" w:cs="Times New Roman"/>
@@ -11283,12 +12749,14 @@
         </w:rPr>
         <w:t xml:space="preserve"> or </w:t>
       </w:r>
+      <w:proofErr w:type="spellStart"/>
       <w:r>
         <w:rPr>
           <w:rFonts w:ascii="Times New Roman" w:hAnsi="Times New Roman" w:cs="Times New Roman"/>
         </w:rPr>
         <w:t>Fruche</w:t>
       </w:r>
+      <w:proofErr w:type="spellEnd"/>
       <w:r>
         <w:rPr>
           <w:rFonts w:ascii="Times New Roman" w:hAnsi="Times New Roman" w:cs="Times New Roman"/>
@@ -11323,7 +12791,21 @@
         <w:rPr>
           <w:rFonts w:ascii="Times New Roman" w:hAnsi="Times New Roman" w:cs="Times New Roman"/>
         </w:rPr>
-        <w:t xml:space="preserve"> fetched directly from the FastAPI static mount</w:t>
+        <w:t xml:space="preserve"> fetched directly from the </w:t>
+      </w:r>
+      <w:proofErr w:type="spellStart"/>
+      <w:r>
+        <w:rPr>
+          <w:rFonts w:ascii="Times New Roman" w:hAnsi="Times New Roman" w:cs="Times New Roman"/>
+        </w:rPr>
+        <w:t>FastAPI</w:t>
+      </w:r>
+      <w:proofErr w:type="spellEnd"/>
+      <w:r>
+        <w:rPr>
+          <w:rFonts w:ascii="Times New Roman" w:hAnsi="Times New Roman" w:cs="Times New Roman"/>
+        </w:rPr>
+        <w:t xml:space="preserve"> static mount</w:t>
       </w:r>
       <w:r>
         <w:rPr>
@@ -11415,7 +12897,21 @@
         <w:rPr>
           <w:rFonts w:ascii="Times New Roman" w:hAnsi="Times New Roman" w:cs="Times New Roman"/>
         </w:rPr>
-        <w:t>The FastAPI backend was subjected to black-box testing using the interactive Swagger UI (/docs). Routes such as ‘/analysis/overview/colours’ and ‘/analysis/brand/{brand}/fabrics’ were tested for response accuracy. Attempts to access data routes without a valid JWT token were successfully blocked with a ‘401 Unauthorized’ status, verifying the strength of the Users script’s security logic.</w:t>
+        <w:t xml:space="preserve">The </w:t>
+      </w:r>
+      <w:proofErr w:type="spellStart"/>
+      <w:r>
+        <w:rPr>
+          <w:rFonts w:ascii="Times New Roman" w:hAnsi="Times New Roman" w:cs="Times New Roman"/>
+        </w:rPr>
+        <w:t>FastAPI</w:t>
+      </w:r>
+      <w:proofErr w:type="spellEnd"/>
+      <w:r>
+        <w:rPr>
+          <w:rFonts w:ascii="Times New Roman" w:hAnsi="Times New Roman" w:cs="Times New Roman"/>
+        </w:rPr>
+        <w:t xml:space="preserve"> backend was subjected to black-box testing using the interactive Swagger UI (/docs). Routes such as ‘/analysis/overview/colours’ and ‘/analysis/brand/{brand}/fabrics’ were tested for response accuracy. Attempts to access data routes without a valid JWT token were successfully blocked with a ‘401 Unauthorized’ status, verifying the strength of the Users script’s security logic.</w:t>
       </w:r>
     </w:p>
     <w:p>
@@ -11461,7 +12957,21 @@
         <w:rPr>
           <w:rFonts w:ascii="Times New Roman" w:hAnsi="Times New Roman" w:cs="Times New Roman"/>
         </w:rPr>
-        <w:t>The GLCM-LBP-SVM fabric classification pipeline achieved an overall validation accuracy of 93.53% across 19 fabric classes. The model was evaluated using a held-out test set produced by train_set_split, and its performance is document</w:t>
+        <w:t xml:space="preserve">The GLCM-LBP-SVM fabric classification pipeline achieved an overall validation accuracy of 93.53% across 19 fabric classes. The model was evaluated using a held-out test set produced by </w:t>
+      </w:r>
+      <w:proofErr w:type="spellStart"/>
+      <w:r>
+        <w:rPr>
+          <w:rFonts w:ascii="Times New Roman" w:hAnsi="Times New Roman" w:cs="Times New Roman"/>
+        </w:rPr>
+        <w:t>train_set_split</w:t>
+      </w:r>
+      <w:proofErr w:type="spellEnd"/>
+      <w:r>
+        <w:rPr>
+          <w:rFonts w:ascii="Times New Roman" w:hAnsi="Times New Roman" w:cs="Times New Roman"/>
+        </w:rPr>
+        <w:t>, and its performance is document</w:t>
       </w:r>
       <w:r>
         <w:rPr>
@@ -11718,7 +13228,21 @@
         <w:rPr>
           <w:rFonts w:ascii="Times New Roman" w:hAnsi="Times New Roman" w:cs="Times New Roman"/>
         </w:rPr>
-        <w:t>), this result can not be considered strong enough. The classifier has not seen enough examples of traditional African fabric textures to generalize confidently, which validates the data gap argument made throughout the literature review.</w:t>
+        <w:t xml:space="preserve">), this result </w:t>
+      </w:r>
+      <w:proofErr w:type="spellStart"/>
+      <w:r>
+        <w:rPr>
+          <w:rFonts w:ascii="Times New Roman" w:hAnsi="Times New Roman" w:cs="Times New Roman"/>
+        </w:rPr>
+        <w:t>can not</w:t>
+      </w:r>
+      <w:proofErr w:type="spellEnd"/>
+      <w:r>
+        <w:rPr>
+          <w:rFonts w:ascii="Times New Roman" w:hAnsi="Times New Roman" w:cs="Times New Roman"/>
+        </w:rPr>
+        <w:t xml:space="preserve"> be considered strong enough. The classifier has not seen enough examples of traditional African fabric textures to generalize confidently, which validates the data gap argument made throughout the literature review.</w:t>
       </w:r>
     </w:p>
     <w:p>
@@ -11764,7 +13288,63 @@
         <w:rPr>
           <w:rFonts w:ascii="Times New Roman" w:hAnsi="Times New Roman" w:cs="Times New Roman"/>
         </w:rPr>
-        <w:t xml:space="preserve">The model was trained using a fusion of the Mikuns African Fabric dataset and the iBUG Fabrics dataset. While the resulting accuracy appears impressive, merging these two datasets introduces potential class imbalances. The Mikuns dataset consists of only 1,056 images at a highly compressed 64x64 pixel resolution, which is very small and low-res for robust texture feature extraction. Conversely, the iBUG dataset consists of general Western fabrics rather than African-specific textiles, creating a domain mismatch in training. Because these datasets have vastly different visual distributions, merging low-res African prints with general fabric textures could inflate the accuracy metrics. </w:t>
+        <w:t xml:space="preserve">The model was trained using a fusion of the </w:t>
+      </w:r>
+      <w:proofErr w:type="spellStart"/>
+      <w:r>
+        <w:rPr>
+          <w:rFonts w:ascii="Times New Roman" w:hAnsi="Times New Roman" w:cs="Times New Roman"/>
+        </w:rPr>
+        <w:t>Mikuns</w:t>
+      </w:r>
+      <w:proofErr w:type="spellEnd"/>
+      <w:r>
+        <w:rPr>
+          <w:rFonts w:ascii="Times New Roman" w:hAnsi="Times New Roman" w:cs="Times New Roman"/>
+        </w:rPr>
+        <w:t xml:space="preserve"> African Fabric dataset and the </w:t>
+      </w:r>
+      <w:proofErr w:type="spellStart"/>
+      <w:r>
+        <w:rPr>
+          <w:rFonts w:ascii="Times New Roman" w:hAnsi="Times New Roman" w:cs="Times New Roman"/>
+        </w:rPr>
+        <w:t>iBUG</w:t>
+      </w:r>
+      <w:proofErr w:type="spellEnd"/>
+      <w:r>
+        <w:rPr>
+          <w:rFonts w:ascii="Times New Roman" w:hAnsi="Times New Roman" w:cs="Times New Roman"/>
+        </w:rPr>
+        <w:t xml:space="preserve"> Fabrics dataset. While the resulting accuracy appears impressive, merging these two datasets introduces potential class imbalances. The </w:t>
+      </w:r>
+      <w:proofErr w:type="spellStart"/>
+      <w:r>
+        <w:rPr>
+          <w:rFonts w:ascii="Times New Roman" w:hAnsi="Times New Roman" w:cs="Times New Roman"/>
+        </w:rPr>
+        <w:t>Mikuns</w:t>
+      </w:r>
+      <w:proofErr w:type="spellEnd"/>
+      <w:r>
+        <w:rPr>
+          <w:rFonts w:ascii="Times New Roman" w:hAnsi="Times New Roman" w:cs="Times New Roman"/>
+        </w:rPr>
+        <w:t xml:space="preserve"> dataset consists of only 1,056 images at a highly compressed 64x64 pixel resolution, which is very small and low-res for robust texture feature extraction. Conversely, the </w:t>
+      </w:r>
+      <w:proofErr w:type="spellStart"/>
+      <w:r>
+        <w:rPr>
+          <w:rFonts w:ascii="Times New Roman" w:hAnsi="Times New Roman" w:cs="Times New Roman"/>
+        </w:rPr>
+        <w:t>iBUG</w:t>
+      </w:r>
+      <w:proofErr w:type="spellEnd"/>
+      <w:r>
+        <w:rPr>
+          <w:rFonts w:ascii="Times New Roman" w:hAnsi="Times New Roman" w:cs="Times New Roman"/>
+        </w:rPr>
+        <w:t xml:space="preserve"> dataset consists of general Western fabrics rather than African-specific textiles, creating a domain mismatch in training. Because these datasets have vastly different visual distributions, merging low-res African prints with general fabric textures could inflate the accuracy metrics. </w:t>
       </w:r>
       <w:r>
         <w:rPr>
@@ -11840,7 +13420,21 @@
           <w:rFonts w:ascii="Times New Roman" w:hAnsi="Times New Roman" w:cs="Times New Roman"/>
         </w:rPr>
         <w:lastRenderedPageBreak/>
-        <w:t>executed across all the brand-specific runway images, and the resulting feature vectors were passed to the serialized fabric_svm_model.pkl classifier for prediction.</w:t>
+        <w:t xml:space="preserve">executed across all the brand-specific runway images, and the resulting feature vectors were passed to the serialized </w:t>
+      </w:r>
+      <w:proofErr w:type="spellStart"/>
+      <w:r>
+        <w:rPr>
+          <w:rFonts w:ascii="Times New Roman" w:hAnsi="Times New Roman" w:cs="Times New Roman"/>
+        </w:rPr>
+        <w:t>fabric_svm_model.pkl</w:t>
+      </w:r>
+      <w:proofErr w:type="spellEnd"/>
+      <w:r>
+        <w:rPr>
+          <w:rFonts w:ascii="Times New Roman" w:hAnsi="Times New Roman" w:cs="Times New Roman"/>
+        </w:rPr>
+        <w:t xml:space="preserve"> classifier for prediction.</w:t>
       </w:r>
     </w:p>
     <w:p>
@@ -11872,7 +13466,21 @@
         <w:rPr>
           <w:rFonts w:ascii="Times New Roman" w:hAnsi="Times New Roman" w:cs="Times New Roman"/>
         </w:rPr>
-        <w:t>The results reveal that Acrylic textures (40.7%) and Chenille textures (39.6%) together account for approximately 80% of the visual textile landscape across the LFW 2025 collections. Velvet textures collated 18.2% of looks, while wool (1.2%) and African/</w:t>
+        <w:t xml:space="preserve">The results reveal that </w:t>
+      </w:r>
+      <w:proofErr w:type="gramStart"/>
+      <w:r>
+        <w:rPr>
+          <w:rFonts w:ascii="Times New Roman" w:hAnsi="Times New Roman" w:cs="Times New Roman"/>
+        </w:rPr>
+        <w:t>Acrylic</w:t>
+      </w:r>
+      <w:proofErr w:type="gramEnd"/>
+      <w:r>
+        <w:rPr>
+          <w:rFonts w:ascii="Times New Roman" w:hAnsi="Times New Roman" w:cs="Times New Roman"/>
+        </w:rPr>
+        <w:t xml:space="preserve"> textures (40.7%) and Chenille textures (39.6%) together account for approximately 80% of the visual textile landscape across the LFW 2025 collections. Velvet textures collated 18.2% of looks, while wool (1.2%) and African/</w:t>
       </w:r>
       <w:r>
         <w:rPr>
@@ -11903,7 +13511,21 @@
         <w:rPr>
           <w:rFonts w:ascii="Times New Roman" w:hAnsi="Times New Roman" w:cs="Times New Roman"/>
         </w:rPr>
-        <w:t>It is important to contexualize these results within the known limitations of the classifier described in Section 6.2.3. The Acrylic and Chenille SVM class labels function as visual texture profiles rather than exact material identities, as they represent clusters of similar micro-textures and macro-spatial signatures rather than confirmed fibre compositions. Given the confusion between these two labels, as noted in the per-class analysis, some overlap between these two dominant categories is expected.</w:t>
+        <w:t xml:space="preserve">It is important to </w:t>
+      </w:r>
+      <w:proofErr w:type="spellStart"/>
+      <w:r>
+        <w:rPr>
+          <w:rFonts w:ascii="Times New Roman" w:hAnsi="Times New Roman" w:cs="Times New Roman"/>
+        </w:rPr>
+        <w:t>contexualize</w:t>
+      </w:r>
+      <w:proofErr w:type="spellEnd"/>
+      <w:r>
+        <w:rPr>
+          <w:rFonts w:ascii="Times New Roman" w:hAnsi="Times New Roman" w:cs="Times New Roman"/>
+        </w:rPr>
+        <w:t xml:space="preserve"> these results within the known limitations of the classifier described in Section 6.2.3. The Acrylic and Chenille SVM class labels function as visual texture profiles rather than exact material identities, as they represent clusters of similar micro-textures and macro-spatial signatures rather than confirmed fibre compositions. Given the confusion between these two labels, as noted in the per-class analysis, some overlap between these two dominant categories is expected.</w:t>
       </w:r>
     </w:p>
     <w:p>
@@ -11922,7 +13544,21 @@
         <w:rPr>
           <w:rFonts w:ascii="Times New Roman" w:hAnsi="Times New Roman" w:cs="Times New Roman"/>
         </w:rPr>
-        <w:t>-specific fabric analysis implementation, discussed in Section 6.5. The overall fashion week trend distribution we discussed earlier was, however, successfully visualized in the Overview section of the HoL dashboard as a bar chart, fulfilling FR6 and FR8.</w:t>
+        <w:t xml:space="preserve">-specific fabric analysis implementation, discussed in Section 6.5. The overall fashion week trend distribution we discussed earlier was, however, successfully visualized in the Overview section of the </w:t>
+      </w:r>
+      <w:proofErr w:type="spellStart"/>
+      <w:r>
+        <w:rPr>
+          <w:rFonts w:ascii="Times New Roman" w:hAnsi="Times New Roman" w:cs="Times New Roman"/>
+        </w:rPr>
+        <w:t>HoL</w:t>
+      </w:r>
+      <w:proofErr w:type="spellEnd"/>
+      <w:r>
+        <w:rPr>
+          <w:rFonts w:ascii="Times New Roman" w:hAnsi="Times New Roman" w:cs="Times New Roman"/>
+        </w:rPr>
+        <w:t xml:space="preserve"> dashboard as a bar chart, fulfilling FR6 and FR8.</w:t>
       </w:r>
     </w:p>
     <w:p>
@@ -12002,7 +13638,21 @@
         <w:rPr>
           <w:rFonts w:ascii="Times New Roman" w:hAnsi="Times New Roman" w:cs="Times New Roman"/>
         </w:rPr>
-        <w:t>Asynchronous Handling: the API script was tested to ensure that Loading states were displayed correctly while ‘axios’ fetched large JSON payloads from the backend.</w:t>
+        <w:t>Asynchronous Handling: the API script was tested to ensure that Loading states were displayed correctly while ‘</w:t>
+      </w:r>
+      <w:proofErr w:type="spellStart"/>
+      <w:r>
+        <w:rPr>
+          <w:rFonts w:ascii="Times New Roman" w:hAnsi="Times New Roman" w:cs="Times New Roman"/>
+        </w:rPr>
+        <w:t>axios</w:t>
+      </w:r>
+      <w:proofErr w:type="spellEnd"/>
+      <w:r>
+        <w:rPr>
+          <w:rFonts w:ascii="Times New Roman" w:hAnsi="Times New Roman" w:cs="Times New Roman"/>
+        </w:rPr>
+        <w:t>’ fetched large JSON payloads from the backend.</w:t>
       </w:r>
     </w:p>
     <w:p>
@@ -12058,7 +13708,35 @@
         <w:rPr>
           <w:rFonts w:ascii="Times New Roman" w:hAnsi="Times New Roman" w:cs="Times New Roman"/>
         </w:rPr>
-        <w:t>A central design objective of HoL was to compare the DeepLabV3+ and FashnHumanParser segmentation pipelines on actual runway imagery to determine which produced cleaner garment masks for downstream colour analysis. Both pipelines were applied to the same set of runway images</w:t>
+        <w:t xml:space="preserve">A central design objective of </w:t>
+      </w:r>
+      <w:proofErr w:type="spellStart"/>
+      <w:r>
+        <w:rPr>
+          <w:rFonts w:ascii="Times New Roman" w:hAnsi="Times New Roman" w:cs="Times New Roman"/>
+        </w:rPr>
+        <w:t>HoL</w:t>
+      </w:r>
+      <w:proofErr w:type="spellEnd"/>
+      <w:r>
+        <w:rPr>
+          <w:rFonts w:ascii="Times New Roman" w:hAnsi="Times New Roman" w:cs="Times New Roman"/>
+        </w:rPr>
+        <w:t xml:space="preserve"> was to compare the DeepLabV3+ and </w:t>
+      </w:r>
+      <w:proofErr w:type="spellStart"/>
+      <w:r>
+        <w:rPr>
+          <w:rFonts w:ascii="Times New Roman" w:hAnsi="Times New Roman" w:cs="Times New Roman"/>
+        </w:rPr>
+        <w:t>FashnHumanParser</w:t>
+      </w:r>
+      <w:proofErr w:type="spellEnd"/>
+      <w:r>
+        <w:rPr>
+          <w:rFonts w:ascii="Times New Roman" w:hAnsi="Times New Roman" w:cs="Times New Roman"/>
+        </w:rPr>
+        <w:t xml:space="preserve"> segmentation pipelines on actual runway imagery to determine which produced cleaner garment masks for downstream colour analysis. Both pipelines were applied to the same set of runway images</w:t>
       </w:r>
       <w:r>
         <w:rPr>
@@ -12088,7 +13766,21 @@
         <w:rPr>
           <w:rFonts w:ascii="Times New Roman" w:hAnsi="Times New Roman" w:cs="Times New Roman"/>
         </w:rPr>
-        <w:t>The FashnHumanParser significantly outperformed the generalized DeepLabV3+ model, achieving a segmentation accuracy (Mean Intersection over Union) of 77.27%.</w:t>
+        <w:t xml:space="preserve">The </w:t>
+      </w:r>
+      <w:proofErr w:type="spellStart"/>
+      <w:r>
+        <w:rPr>
+          <w:rFonts w:ascii="Times New Roman" w:hAnsi="Times New Roman" w:cs="Times New Roman"/>
+        </w:rPr>
+        <w:t>FashnHumanParser</w:t>
+      </w:r>
+      <w:proofErr w:type="spellEnd"/>
+      <w:r>
+        <w:rPr>
+          <w:rFonts w:ascii="Times New Roman" w:hAnsi="Times New Roman" w:cs="Times New Roman"/>
+        </w:rPr>
+        <w:t xml:space="preserve"> significantly outperformed the generalized DeepLabV3+ model, achieving a segmentation accuracy (Mean Intersection over Union) of 77.27%.</w:t>
       </w:r>
       <w:r>
         <w:rPr>
@@ -12135,11 +13827,19 @@
           <w:rFonts w:ascii="Times New Roman" w:hAnsi="Times New Roman" w:cs="Times New Roman"/>
         </w:rPr>
       </w:pPr>
-      <w:r>
-        <w:rPr>
-          <w:rFonts w:ascii="Times New Roman" w:hAnsi="Times New Roman" w:cs="Times New Roman"/>
-        </w:rPr>
-        <w:t>FashnHumanParser produced substantially cleaner garment masks. By targeting a specific clothing class ID</w:t>
+      <w:proofErr w:type="spellStart"/>
+      <w:r>
+        <w:rPr>
+          <w:rFonts w:ascii="Times New Roman" w:hAnsi="Times New Roman" w:cs="Times New Roman"/>
+        </w:rPr>
+        <w:t>FashnHumanParser</w:t>
+      </w:r>
+      <w:proofErr w:type="spellEnd"/>
+      <w:r>
+        <w:rPr>
+          <w:rFonts w:ascii="Times New Roman" w:hAnsi="Times New Roman" w:cs="Times New Roman"/>
+        </w:rPr>
+        <w:t xml:space="preserve"> produced substantially cleaner garment masks. By targeting a specific clothing class ID</w:t>
       </w:r>
       <w:r>
         <w:rPr>
@@ -12151,7 +13851,35 @@
         <w:rPr>
           <w:rFonts w:ascii="Times New Roman" w:hAnsi="Times New Roman" w:cs="Times New Roman"/>
         </w:rPr>
-        <w:t xml:space="preserve">s and applying a secondary LAB-space skin-tone subtraction, the pipeline isolated garment pixels with higher purity. The resulting colour palettes more accurately reflected the visual competition of the designer’s garments as observed on the runway. On the basis of this comparative evaluation, FashnHumanParser was selected as the primary segmentation model for the HoL colour analysis engine. </w:t>
+        <w:t xml:space="preserve">s and applying a secondary LAB-space skin-tone subtraction, the pipeline isolated garment pixels with higher purity. The resulting colour palettes more accurately reflected the visual competition of the designer’s garments as observed on the runway. On the basis of this comparative evaluation, </w:t>
+      </w:r>
+      <w:proofErr w:type="spellStart"/>
+      <w:r>
+        <w:rPr>
+          <w:rFonts w:ascii="Times New Roman" w:hAnsi="Times New Roman" w:cs="Times New Roman"/>
+        </w:rPr>
+        <w:t>FashnHumanParser</w:t>
+      </w:r>
+      <w:proofErr w:type="spellEnd"/>
+      <w:r>
+        <w:rPr>
+          <w:rFonts w:ascii="Times New Roman" w:hAnsi="Times New Roman" w:cs="Times New Roman"/>
+        </w:rPr>
+        <w:t xml:space="preserve"> was selected as the primary segmentation model for the </w:t>
+      </w:r>
+      <w:proofErr w:type="spellStart"/>
+      <w:r>
+        <w:rPr>
+          <w:rFonts w:ascii="Times New Roman" w:hAnsi="Times New Roman" w:cs="Times New Roman"/>
+        </w:rPr>
+        <w:t>HoL</w:t>
+      </w:r>
+      <w:proofErr w:type="spellEnd"/>
+      <w:r>
+        <w:rPr>
+          <w:rFonts w:ascii="Times New Roman" w:hAnsi="Times New Roman" w:cs="Times New Roman"/>
+        </w:rPr>
+        <w:t xml:space="preserve"> colour analysis engine. </w:t>
       </w:r>
     </w:p>
     <w:p>
@@ -12170,7 +13898,21 @@
         <w:rPr>
           <w:rFonts w:ascii="Times New Roman" w:hAnsi="Times New Roman" w:cs="Times New Roman"/>
         </w:rPr>
-        <w:t>Insert Figure here showing side-by-side comparison of DeepLabV3+ vs FashnHumanParser mask outputs on a sample runway image to visually evidence this conclusion.]</w:t>
+        <w:t xml:space="preserve">Insert Figure here showing side-by-side comparison of DeepLabV3+ vs </w:t>
+      </w:r>
+      <w:proofErr w:type="spellStart"/>
+      <w:r>
+        <w:rPr>
+          <w:rFonts w:ascii="Times New Roman" w:hAnsi="Times New Roman" w:cs="Times New Roman"/>
+        </w:rPr>
+        <w:t>FashnHumanParser</w:t>
+      </w:r>
+      <w:proofErr w:type="spellEnd"/>
+      <w:r>
+        <w:rPr>
+          <w:rFonts w:ascii="Times New Roman" w:hAnsi="Times New Roman" w:cs="Times New Roman"/>
+        </w:rPr>
+        <w:t xml:space="preserve"> mask outputs on a sample runway image to visually evidence this conclusion.]</w:t>
       </w:r>
     </w:p>
     <w:p>
@@ -12352,7 +14094,35 @@
           <w:rFonts w:ascii="Times New Roman" w:hAnsi="Times New Roman" w:cs="Times New Roman"/>
         </w:rPr>
         <w:lastRenderedPageBreak/>
-        <w:t>Dataset and Domain Mismatch: A significant limitation lies in the training data for the SVM classifier. The reliance on the Mikuns dataset (limited to low-resolution 64x64 images) and the iBUG dataset (composed of general, non-African fabrics) creates a severe domain mismatch. Training on low-resolution African prints alongside Western fabrics introduces class imbalances that may artificially inflate accuracy metrics and limit the model’s real-world generalization on high-fidelity Lagos Fashion Week runway images.</w:t>
+        <w:t xml:space="preserve">Dataset and Domain Mismatch: A significant limitation lies in the training data for the SVM classifier. The reliance on the </w:t>
+      </w:r>
+      <w:proofErr w:type="spellStart"/>
+      <w:r>
+        <w:rPr>
+          <w:rFonts w:ascii="Times New Roman" w:hAnsi="Times New Roman" w:cs="Times New Roman"/>
+        </w:rPr>
+        <w:t>Mikuns</w:t>
+      </w:r>
+      <w:proofErr w:type="spellEnd"/>
+      <w:r>
+        <w:rPr>
+          <w:rFonts w:ascii="Times New Roman" w:hAnsi="Times New Roman" w:cs="Times New Roman"/>
+        </w:rPr>
+        <w:t xml:space="preserve"> dataset (limited to low-resolution 64x64 images) and the </w:t>
+      </w:r>
+      <w:proofErr w:type="spellStart"/>
+      <w:r>
+        <w:rPr>
+          <w:rFonts w:ascii="Times New Roman" w:hAnsi="Times New Roman" w:cs="Times New Roman"/>
+        </w:rPr>
+        <w:t>iBUG</w:t>
+      </w:r>
+      <w:proofErr w:type="spellEnd"/>
+      <w:r>
+        <w:rPr>
+          <w:rFonts w:ascii="Times New Roman" w:hAnsi="Times New Roman" w:cs="Times New Roman"/>
+        </w:rPr>
+        <w:t xml:space="preserve"> dataset (composed of general, non-African fabrics) creates a severe domain mismatch. Training on low-resolution African prints alongside Western fabrics introduces class imbalances that may artificially inflate accuracy metrics and limit the model’s real-world generalization on high-fidelity Lagos Fashion Week runway images.</w:t>
       </w:r>
     </w:p>
     <w:p>
@@ -12470,8 +14240,16 @@
         <w:rPr>
           <w:rFonts w:ascii="Times New Roman" w:hAnsi="Times New Roman" w:cs="Times New Roman"/>
         </w:rPr>
-        <w:t>7 CONCLUSION</w:t>
-      </w:r>
+        <w:t xml:space="preserve">7 </w:t>
+      </w:r>
+      <w:proofErr w:type="gramStart"/>
+      <w:r>
+        <w:rPr>
+          <w:rFonts w:ascii="Times New Roman" w:hAnsi="Times New Roman" w:cs="Times New Roman"/>
+        </w:rPr>
+        <w:t>CONCLUSION</w:t>
+      </w:r>
+      <w:proofErr w:type="gramEnd"/>
     </w:p>
     <w:p>
       <w:pPr>
@@ -12502,20 +14280,62 @@
         <w:rPr>
           <w:rFonts w:ascii="Times New Roman" w:hAnsi="Times New Roman" w:cs="Times New Roman"/>
         </w:rPr>
-        <w:t>addressed a well-documented but computationally neglected problem: the near-total absence of automated, data-driven tools for analyzing African runway fashion. The four objectives established in Section 1.3, segmentation, classification, quantization, and visualization, have each been achieved and validated.</w:t>
-      </w:r>
-    </w:p>
-    <w:p>
-      <w:pPr>
-        <w:rPr>
-          <w:rFonts w:ascii="Times New Roman" w:hAnsi="Times New Roman" w:cs="Times New Roman"/>
-        </w:rPr>
-      </w:pPr>
-      <w:r>
-        <w:rPr>
-          <w:rFonts w:ascii="Times New Roman" w:hAnsi="Times New Roman" w:cs="Times New Roman"/>
-        </w:rPr>
-        <w:t xml:space="preserve">On segmentation, the comparative evaluation of DeepLabV3+ and FashnHumanParser demonstrated conclusively that domain-specific human parsing is necessary for runway colour analysis. The FashnHumanParser pipeline </w:t>
+        <w:t xml:space="preserve">addressed a well-documented but computationally neglected problem: the near-total absence of automated, data-driven tools for </w:t>
+      </w:r>
+      <w:proofErr w:type="spellStart"/>
+      <w:r>
+        <w:rPr>
+          <w:rFonts w:ascii="Times New Roman" w:hAnsi="Times New Roman" w:cs="Times New Roman"/>
+        </w:rPr>
+        <w:t>analyzing</w:t>
+      </w:r>
+      <w:proofErr w:type="spellEnd"/>
+      <w:r>
+        <w:rPr>
+          <w:rFonts w:ascii="Times New Roman" w:hAnsi="Times New Roman" w:cs="Times New Roman"/>
+        </w:rPr>
+        <w:t xml:space="preserve"> African runway fashion. The four objectives established in Section 1.3, segmentation, classification, quantization, and visualization, have each been achieved and validated.</w:t>
+      </w:r>
+    </w:p>
+    <w:p>
+      <w:pPr>
+        <w:rPr>
+          <w:rFonts w:ascii="Times New Roman" w:hAnsi="Times New Roman" w:cs="Times New Roman"/>
+        </w:rPr>
+      </w:pPr>
+      <w:r>
+        <w:rPr>
+          <w:rFonts w:ascii="Times New Roman" w:hAnsi="Times New Roman" w:cs="Times New Roman"/>
+        </w:rPr>
+        <w:t xml:space="preserve">On segmentation, the comparative evaluation of DeepLabV3+ and </w:t>
+      </w:r>
+      <w:proofErr w:type="spellStart"/>
+      <w:r>
+        <w:rPr>
+          <w:rFonts w:ascii="Times New Roman" w:hAnsi="Times New Roman" w:cs="Times New Roman"/>
+        </w:rPr>
+        <w:t>FashnHumanParser</w:t>
+      </w:r>
+      <w:proofErr w:type="spellEnd"/>
+      <w:r>
+        <w:rPr>
+          <w:rFonts w:ascii="Times New Roman" w:hAnsi="Times New Roman" w:cs="Times New Roman"/>
+        </w:rPr>
+        <w:t xml:space="preserve"> demonstrated conclusively that domain-specific human parsing is necessary for runway colour analysis. The </w:t>
+      </w:r>
+      <w:proofErr w:type="spellStart"/>
+      <w:r>
+        <w:rPr>
+          <w:rFonts w:ascii="Times New Roman" w:hAnsi="Times New Roman" w:cs="Times New Roman"/>
+        </w:rPr>
+        <w:t>FashnHumanParser</w:t>
+      </w:r>
+      <w:proofErr w:type="spellEnd"/>
+      <w:r>
+        <w:rPr>
+          <w:rFonts w:ascii="Times New Roman" w:hAnsi="Times New Roman" w:cs="Times New Roman"/>
+        </w:rPr>
+        <w:t xml:space="preserve"> pipeline </w:t>
       </w:r>
       <w:r>
         <w:rPr>
@@ -12572,7 +14392,21 @@
         <w:rPr>
           <w:rFonts w:ascii="Times New Roman" w:hAnsi="Times New Roman" w:cs="Times New Roman"/>
         </w:rPr>
-        <w:t xml:space="preserve">On visualization, the React and FastAPI delivery layer provides an interactive, brand-filterable dashboard that </w:t>
+        <w:t xml:space="preserve">On visualization, the React and </w:t>
+      </w:r>
+      <w:proofErr w:type="spellStart"/>
+      <w:r>
+        <w:rPr>
+          <w:rFonts w:ascii="Times New Roman" w:hAnsi="Times New Roman" w:cs="Times New Roman"/>
+        </w:rPr>
+        <w:t>FastAPI</w:t>
+      </w:r>
+      <w:proofErr w:type="spellEnd"/>
+      <w:r>
+        <w:rPr>
+          <w:rFonts w:ascii="Times New Roman" w:hAnsi="Times New Roman" w:cs="Times New Roman"/>
+        </w:rPr>
+        <w:t xml:space="preserve"> delivery layer provides an interactive, brand-filterable dashboard that </w:t>
       </w:r>
       <w:r>
         <w:rPr>
@@ -12597,20 +14431,62 @@
         <w:rPr>
           <w:rFonts w:ascii="Times New Roman" w:hAnsi="Times New Roman" w:cs="Times New Roman"/>
         </w:rPr>
-        <w:t>Taken together, these results validate the core technical proposition of HoL: that a decoupled, pipeline-based AI architecture built on statistical features can successfully analyze African runway imagery without requiring the massive annotated training sets that deep learning approaches demand. This is a meaningful contribution to the field of African fashion informatics, demonstrating that the data gap identified throughout the literature review need not prevent computational analysis but demands a different algorithmic strategy.</w:t>
-      </w:r>
-    </w:p>
-    <w:p>
-      <w:pPr>
-        <w:rPr>
-          <w:rFonts w:ascii="Times New Roman" w:hAnsi="Times New Roman" w:cs="Times New Roman"/>
-        </w:rPr>
-      </w:pPr>
-      <w:r>
-        <w:rPr>
-          <w:rFonts w:ascii="Times New Roman" w:hAnsi="Times New Roman" w:cs="Times New Roman"/>
-        </w:rPr>
-        <w:t xml:space="preserve">The project also surfaces a finding that is as important as the system’s accuracy metrics: the absence of high-quality, labelled African textile datasets is not merely a data problem but a barrier to the application of AI in African fashion. The HoL system, built on available data, represents what is currently achievable. The gap between what is achievable now and what </w:t>
+        <w:t xml:space="preserve">Taken together, these results validate the core technical proposition of </w:t>
+      </w:r>
+      <w:proofErr w:type="spellStart"/>
+      <w:r>
+        <w:rPr>
+          <w:rFonts w:ascii="Times New Roman" w:hAnsi="Times New Roman" w:cs="Times New Roman"/>
+        </w:rPr>
+        <w:t>HoL</w:t>
+      </w:r>
+      <w:proofErr w:type="spellEnd"/>
+      <w:r>
+        <w:rPr>
+          <w:rFonts w:ascii="Times New Roman" w:hAnsi="Times New Roman" w:cs="Times New Roman"/>
+        </w:rPr>
+        <w:t xml:space="preserve">: that a decoupled, pipeline-based AI architecture built on statistical features can successfully </w:t>
+      </w:r>
+      <w:proofErr w:type="spellStart"/>
+      <w:r>
+        <w:rPr>
+          <w:rFonts w:ascii="Times New Roman" w:hAnsi="Times New Roman" w:cs="Times New Roman"/>
+        </w:rPr>
+        <w:t>analyze</w:t>
+      </w:r>
+      <w:proofErr w:type="spellEnd"/>
+      <w:r>
+        <w:rPr>
+          <w:rFonts w:ascii="Times New Roman" w:hAnsi="Times New Roman" w:cs="Times New Roman"/>
+        </w:rPr>
+        <w:t xml:space="preserve"> African runway imagery without requiring the massive annotated training sets that deep learning approaches demand. This is a meaningful contribution to the field of African fashion informatics, demonstrating that the data gap identified throughout the literature review need not prevent computational analysis but demands a different algorithmic strategy.</w:t>
+      </w:r>
+    </w:p>
+    <w:p>
+      <w:pPr>
+        <w:rPr>
+          <w:rFonts w:ascii="Times New Roman" w:hAnsi="Times New Roman" w:cs="Times New Roman"/>
+        </w:rPr>
+      </w:pPr>
+      <w:r>
+        <w:rPr>
+          <w:rFonts w:ascii="Times New Roman" w:hAnsi="Times New Roman" w:cs="Times New Roman"/>
+        </w:rPr>
+        <w:t xml:space="preserve">The project also surfaces a finding that is as important as the system’s accuracy metrics: the absence of high-quality, labelled African textile datasets is not merely a data problem but a barrier to the application of AI in African fashion. The </w:t>
+      </w:r>
+      <w:proofErr w:type="spellStart"/>
+      <w:r>
+        <w:rPr>
+          <w:rFonts w:ascii="Times New Roman" w:hAnsi="Times New Roman" w:cs="Times New Roman"/>
+        </w:rPr>
+        <w:t>HoL</w:t>
+      </w:r>
+      <w:proofErr w:type="spellEnd"/>
+      <w:r>
+        <w:rPr>
+          <w:rFonts w:ascii="Times New Roman" w:hAnsi="Times New Roman" w:cs="Times New Roman"/>
+        </w:rPr>
+        <w:t xml:space="preserve"> system, built on available data, represents what is currently achievable. The gap between what is achievable now and what </w:t>
       </w:r>
       <w:r>
         <w:rPr>
@@ -12820,7 +14696,21 @@
         <w:rPr>
           <w:rFonts w:ascii="Times New Roman" w:hAnsi="Times New Roman" w:cs="Times New Roman"/>
         </w:rPr>
-        <w:t xml:space="preserve">Al-Rawi, M., &amp; Beel, J. (2020). Probabilistic color modelling of clothing items. </w:t>
+        <w:t xml:space="preserve">Al-Rawi, M., &amp; Beel, J. (2020). Probabilistic </w:t>
+      </w:r>
+      <w:proofErr w:type="spellStart"/>
+      <w:r>
+        <w:rPr>
+          <w:rFonts w:ascii="Times New Roman" w:hAnsi="Times New Roman" w:cs="Times New Roman"/>
+        </w:rPr>
+        <w:t>color</w:t>
+      </w:r>
+      <w:proofErr w:type="spellEnd"/>
+      <w:r>
+        <w:rPr>
+          <w:rFonts w:ascii="Times New Roman" w:hAnsi="Times New Roman" w:cs="Times New Roman"/>
+        </w:rPr>
+        <w:t xml:space="preserve"> modelling of clothing items. </w:t>
       </w:r>
       <w:r>
         <w:rPr>
@@ -12852,7 +14742,21 @@
         <w:rPr>
           <w:rFonts w:ascii="Times New Roman" w:hAnsi="Times New Roman" w:cs="Times New Roman"/>
         </w:rPr>
-        <w:t xml:space="preserve">Bennett, K. P., &amp; Demiriz, A. (1998). Semi-supervised support vector machines. </w:t>
+        <w:t xml:space="preserve">Bennett, K. P., &amp; </w:t>
+      </w:r>
+      <w:proofErr w:type="spellStart"/>
+      <w:r>
+        <w:rPr>
+          <w:rFonts w:ascii="Times New Roman" w:hAnsi="Times New Roman" w:cs="Times New Roman"/>
+        </w:rPr>
+        <w:t>Demiriz</w:t>
+      </w:r>
+      <w:proofErr w:type="spellEnd"/>
+      <w:r>
+        <w:rPr>
+          <w:rFonts w:ascii="Times New Roman" w:hAnsi="Times New Roman" w:cs="Times New Roman"/>
+        </w:rPr>
+        <w:t xml:space="preserve">, A. (1998). Semi-supervised support vector machines. </w:t>
       </w:r>
       <w:r>
         <w:rPr>
@@ -12945,7 +14849,21 @@
         <w:rPr>
           <w:rFonts w:ascii="Times New Roman" w:hAnsi="Times New Roman" w:cs="Times New Roman"/>
         </w:rPr>
-        <w:t xml:space="preserve">Chen, L.-C., Zhu, Y., George, P., Schroff, F., &amp; Adam, H. (2018). Encoder-decoder with atrous separable convolution for semantic image segmentation. </w:t>
+        <w:t xml:space="preserve">Chen, L.-C., Zhu, Y., George, P., Schroff, F., &amp; Adam, H. (2018). Encoder-decoder with </w:t>
+      </w:r>
+      <w:proofErr w:type="spellStart"/>
+      <w:r>
+        <w:rPr>
+          <w:rFonts w:ascii="Times New Roman" w:hAnsi="Times New Roman" w:cs="Times New Roman"/>
+        </w:rPr>
+        <w:t>atrous</w:t>
+      </w:r>
+      <w:proofErr w:type="spellEnd"/>
+      <w:r>
+        <w:rPr>
+          <w:rFonts w:ascii="Times New Roman" w:hAnsi="Times New Roman" w:cs="Times New Roman"/>
+        </w:rPr>
+        <w:t xml:space="preserve"> separable convolution for semantic image segmentation. </w:t>
       </w:r>
       <w:r>
         <w:rPr>
@@ -13041,7 +14959,21 @@
         <w:rPr>
           <w:rFonts w:ascii="Times New Roman" w:hAnsi="Times New Roman" w:cs="Times New Roman"/>
         </w:rPr>
-        <w:t xml:space="preserve">Haralick, R. M., Shanmugam, K., &amp; Dinstein, I. (1973). Textural features for image classification. </w:t>
+        <w:t xml:space="preserve">Haralick, R. M., Shanmugam, K., &amp; </w:t>
+      </w:r>
+      <w:proofErr w:type="spellStart"/>
+      <w:r>
+        <w:rPr>
+          <w:rFonts w:ascii="Times New Roman" w:hAnsi="Times New Roman" w:cs="Times New Roman"/>
+        </w:rPr>
+        <w:t>Dinstein</w:t>
+      </w:r>
+      <w:proofErr w:type="spellEnd"/>
+      <w:r>
+        <w:rPr>
+          <w:rFonts w:ascii="Times New Roman" w:hAnsi="Times New Roman" w:cs="Times New Roman"/>
+        </w:rPr>
+        <w:t xml:space="preserve">, I. (1973). Textural features for image classification. </w:t>
       </w:r>
       <w:r>
         <w:rPr>
@@ -13119,7 +15051,21 @@
         <w:rPr>
           <w:rFonts w:ascii="Times New Roman" w:hAnsi="Times New Roman" w:cs="Times New Roman"/>
         </w:rPr>
-        <w:t xml:space="preserve">Inoue, T., &amp; Yagi, Y. (2020). Color standardization and optimization in whole slide imaging. </w:t>
+        <w:t xml:space="preserve">Inoue, T., &amp; Yagi, Y. (2020). </w:t>
+      </w:r>
+      <w:proofErr w:type="spellStart"/>
+      <w:r>
+        <w:rPr>
+          <w:rFonts w:ascii="Times New Roman" w:hAnsi="Times New Roman" w:cs="Times New Roman"/>
+        </w:rPr>
+        <w:t>Color</w:t>
+      </w:r>
+      <w:proofErr w:type="spellEnd"/>
+      <w:r>
+        <w:rPr>
+          <w:rFonts w:ascii="Times New Roman" w:hAnsi="Times New Roman" w:cs="Times New Roman"/>
+        </w:rPr>
+        <w:t xml:space="preserve"> standardization and optimization in whole slide imaging. </w:t>
       </w:r>
       <w:r>
         <w:rPr>
@@ -13176,11 +15122,19 @@
           <w:rFonts w:ascii="Times New Roman" w:hAnsi="Times New Roman" w:cs="Times New Roman"/>
         </w:rPr>
       </w:pPr>
-      <w:r>
-        <w:rPr>
-          <w:rFonts w:ascii="Times New Roman" w:hAnsi="Times New Roman" w:cs="Times New Roman"/>
-        </w:rPr>
-        <w:t xml:space="preserve">Khder, M. A. (2021). Web scraping or web crawling: State of art, techniques, approaches and application. </w:t>
+      <w:proofErr w:type="spellStart"/>
+      <w:r>
+        <w:rPr>
+          <w:rFonts w:ascii="Times New Roman" w:hAnsi="Times New Roman" w:cs="Times New Roman"/>
+        </w:rPr>
+        <w:t>Khder</w:t>
+      </w:r>
+      <w:proofErr w:type="spellEnd"/>
+      <w:r>
+        <w:rPr>
+          <w:rFonts w:ascii="Times New Roman" w:hAnsi="Times New Roman" w:cs="Times New Roman"/>
+        </w:rPr>
+        <w:t xml:space="preserve">, M. A. (2021). Web scraping or web crawling: State of art, techniques, approaches and application. </w:t>
       </w:r>
       <w:r>
         <w:rPr>
@@ -13258,7 +15212,35 @@
         <w:rPr>
           <w:rFonts w:ascii="Times New Roman" w:hAnsi="Times New Roman" w:cs="Times New Roman"/>
         </w:rPr>
-        <w:t xml:space="preserve">Liu, L., Chen, J., Fieguth, P., Zhao, G., Chellappa, R., &amp; Pietikäinen, M. (2019). From BoW to CNN: Two decades of texture representation for texture classification. </w:t>
+        <w:t xml:space="preserve">Liu, L., Chen, J., </w:t>
+      </w:r>
+      <w:proofErr w:type="spellStart"/>
+      <w:r>
+        <w:rPr>
+          <w:rFonts w:ascii="Times New Roman" w:hAnsi="Times New Roman" w:cs="Times New Roman"/>
+        </w:rPr>
+        <w:t>Fieguth</w:t>
+      </w:r>
+      <w:proofErr w:type="spellEnd"/>
+      <w:r>
+        <w:rPr>
+          <w:rFonts w:ascii="Times New Roman" w:hAnsi="Times New Roman" w:cs="Times New Roman"/>
+        </w:rPr>
+        <w:t xml:space="preserve">, P., Zhao, G., Chellappa, R., &amp; Pietikäinen, M. (2019). From </w:t>
+      </w:r>
+      <w:proofErr w:type="spellStart"/>
+      <w:r>
+        <w:rPr>
+          <w:rFonts w:ascii="Times New Roman" w:hAnsi="Times New Roman" w:cs="Times New Roman"/>
+        </w:rPr>
+        <w:t>BoW</w:t>
+      </w:r>
+      <w:proofErr w:type="spellEnd"/>
+      <w:r>
+        <w:rPr>
+          <w:rFonts w:ascii="Times New Roman" w:hAnsi="Times New Roman" w:cs="Times New Roman"/>
+        </w:rPr>
+        <w:t xml:space="preserve"> to CNN: Two decades of texture representation for texture classification. </w:t>
       </w:r>
       <w:r>
         <w:rPr>
@@ -13304,7 +15286,21 @@
         <w:rPr>
           <w:rFonts w:ascii="Times New Roman" w:hAnsi="Times New Roman" w:cs="Times New Roman"/>
         </w:rPr>
-        <w:t xml:space="preserve">Ojala, T., Pietikäinen, M., &amp; Mäenpää, T. (2002). Multiresolution gray scale and rotation invariant texture classification with local binary patterns. </w:t>
+        <w:t xml:space="preserve">Ojala, T., Pietikäinen, M., &amp; Mäenpää, T. (2002). Multiresolution </w:t>
+      </w:r>
+      <w:proofErr w:type="spellStart"/>
+      <w:r>
+        <w:rPr>
+          <w:rFonts w:ascii="Times New Roman" w:hAnsi="Times New Roman" w:cs="Times New Roman"/>
+        </w:rPr>
+        <w:t>gray</w:t>
+      </w:r>
+      <w:proofErr w:type="spellEnd"/>
+      <w:r>
+        <w:rPr>
+          <w:rFonts w:ascii="Times New Roman" w:hAnsi="Times New Roman" w:cs="Times New Roman"/>
+        </w:rPr>
+        <w:t xml:space="preserve"> scale and rotation invariant texture classification with local binary patterns. </w:t>
       </w:r>
       <w:r>
         <w:rPr>
@@ -13346,11 +15342,33 @@
           <w:rFonts w:ascii="Times New Roman" w:hAnsi="Times New Roman" w:cs="Times New Roman"/>
         </w:rPr>
       </w:pPr>
-      <w:r>
-        <w:rPr>
-          <w:rFonts w:ascii="Times New Roman" w:hAnsi="Times New Roman" w:cs="Times New Roman"/>
-        </w:rPr>
-        <w:t xml:space="preserve">Süsstrunk, S., Buckley, R., &amp; Swen, S. (1999). Standard RGB color spaces. </w:t>
+      <w:proofErr w:type="spellStart"/>
+      <w:r>
+        <w:rPr>
+          <w:rFonts w:ascii="Times New Roman" w:hAnsi="Times New Roman" w:cs="Times New Roman"/>
+        </w:rPr>
+        <w:t>Süsstrunk</w:t>
+      </w:r>
+      <w:proofErr w:type="spellEnd"/>
+      <w:r>
+        <w:rPr>
+          <w:rFonts w:ascii="Times New Roman" w:hAnsi="Times New Roman" w:cs="Times New Roman"/>
+        </w:rPr>
+        <w:t xml:space="preserve">, S., Buckley, R., &amp; Swen, S. (1999). Standard RGB </w:t>
+      </w:r>
+      <w:proofErr w:type="spellStart"/>
+      <w:r>
+        <w:rPr>
+          <w:rFonts w:ascii="Times New Roman" w:hAnsi="Times New Roman" w:cs="Times New Roman"/>
+        </w:rPr>
+        <w:t>color</w:t>
+      </w:r>
+      <w:proofErr w:type="spellEnd"/>
+      <w:r>
+        <w:rPr>
+          <w:rFonts w:ascii="Times New Roman" w:hAnsi="Times New Roman" w:cs="Times New Roman"/>
+        </w:rPr>
+        <w:t xml:space="preserve"> spaces. </w:t>
       </w:r>
       <w:r>
         <w:rPr>
@@ -13358,7 +15376,25 @@
           <w:i/>
           <w:iCs/>
         </w:rPr>
-        <w:t>Proceedings of the 7th Color Imaging Conference</w:t>
+        <w:t xml:space="preserve">Proceedings of the 7th </w:t>
+      </w:r>
+      <w:proofErr w:type="spellStart"/>
+      <w:r>
+        <w:rPr>
+          <w:rFonts w:ascii="Times New Roman" w:hAnsi="Times New Roman" w:cs="Times New Roman"/>
+          <w:i/>
+          <w:iCs/>
+        </w:rPr>
+        <w:t>Color</w:t>
+      </w:r>
+      <w:proofErr w:type="spellEnd"/>
+      <w:r>
+        <w:rPr>
+          <w:rFonts w:ascii="Times New Roman" w:hAnsi="Times New Roman" w:cs="Times New Roman"/>
+          <w:i/>
+          <w:iCs/>
+        </w:rPr>
+        <w:t xml:space="preserve"> Imaging Conference</w:t>
       </w:r>
       <w:r>
         <w:rPr>
@@ -13476,7 +15512,21 @@
         <w:rPr>
           <w:rFonts w:ascii="Times New Roman" w:hAnsi="Times New Roman" w:cs="Times New Roman"/>
         </w:rPr>
-        <w:t xml:space="preserve">Zeybek, S., &amp; Çelik, M. (2024). Dominant color detection for online fashion retrievals. </w:t>
+        <w:t xml:space="preserve">Zeybek, S., &amp; Çelik, M. (2024). Dominant </w:t>
+      </w:r>
+      <w:proofErr w:type="spellStart"/>
+      <w:r>
+        <w:rPr>
+          <w:rFonts w:ascii="Times New Roman" w:hAnsi="Times New Roman" w:cs="Times New Roman"/>
+        </w:rPr>
+        <w:t>color</w:t>
+      </w:r>
+      <w:proofErr w:type="spellEnd"/>
+      <w:r>
+        <w:rPr>
+          <w:rFonts w:ascii="Times New Roman" w:hAnsi="Times New Roman" w:cs="Times New Roman"/>
+        </w:rPr>
+        <w:t xml:space="preserve"> detection for online fashion retrievals. </w:t>
       </w:r>
       <w:r>
         <w:rPr>
@@ -13484,7 +15534,61 @@
           <w:i/>
           <w:iCs/>
         </w:rPr>
-        <w:t>Batman Üniversitesi Yaşam Bilimleri Dergisi</w:t>
+        <w:t xml:space="preserve">Batman </w:t>
+      </w:r>
+      <w:proofErr w:type="spellStart"/>
+      <w:r>
+        <w:rPr>
+          <w:rFonts w:ascii="Times New Roman" w:hAnsi="Times New Roman" w:cs="Times New Roman"/>
+          <w:i/>
+          <w:iCs/>
+        </w:rPr>
+        <w:t>Üniversitesi</w:t>
+      </w:r>
+      <w:proofErr w:type="spellEnd"/>
+      <w:r>
+        <w:rPr>
+          <w:rFonts w:ascii="Times New Roman" w:hAnsi="Times New Roman" w:cs="Times New Roman"/>
+          <w:i/>
+          <w:iCs/>
+        </w:rPr>
+        <w:t xml:space="preserve"> </w:t>
+      </w:r>
+      <w:proofErr w:type="spellStart"/>
+      <w:r>
+        <w:rPr>
+          <w:rFonts w:ascii="Times New Roman" w:hAnsi="Times New Roman" w:cs="Times New Roman"/>
+          <w:i/>
+          <w:iCs/>
+        </w:rPr>
+        <w:t>Yaşam</w:t>
+      </w:r>
+      <w:proofErr w:type="spellEnd"/>
+      <w:r>
+        <w:rPr>
+          <w:rFonts w:ascii="Times New Roman" w:hAnsi="Times New Roman" w:cs="Times New Roman"/>
+          <w:i/>
+          <w:iCs/>
+        </w:rPr>
+        <w:t xml:space="preserve"> </w:t>
+      </w:r>
+      <w:proofErr w:type="spellStart"/>
+      <w:r>
+        <w:rPr>
+          <w:rFonts w:ascii="Times New Roman" w:hAnsi="Times New Roman" w:cs="Times New Roman"/>
+          <w:i/>
+          <w:iCs/>
+        </w:rPr>
+        <w:t>Bilimleri</w:t>
+      </w:r>
+      <w:proofErr w:type="spellEnd"/>
+      <w:r>
+        <w:rPr>
+          <w:rFonts w:ascii="Times New Roman" w:hAnsi="Times New Roman" w:cs="Times New Roman"/>
+          <w:i/>
+          <w:iCs/>
+        </w:rPr>
+        <w:t xml:space="preserve"> Dergisi</w:t>
       </w:r>
       <w:r>
         <w:rPr>
@@ -13611,7 +15715,21 @@
         <w:rPr>
           <w:rFonts w:ascii="Times New Roman" w:hAnsi="Times New Roman" w:cs="Times New Roman"/>
         </w:rPr>
-        <w:t xml:space="preserve"> &gt; Mikuns. (2021). </w:t>
+        <w:t xml:space="preserve"> &gt; </w:t>
+      </w:r>
+      <w:proofErr w:type="spellStart"/>
+      <w:r>
+        <w:rPr>
+          <w:rFonts w:ascii="Times New Roman" w:hAnsi="Times New Roman" w:cs="Times New Roman"/>
+        </w:rPr>
+        <w:t>Mikuns</w:t>
+      </w:r>
+      <w:proofErr w:type="spellEnd"/>
+      <w:r>
+        <w:rPr>
+          <w:rFonts w:ascii="Times New Roman" w:hAnsi="Times New Roman" w:cs="Times New Roman"/>
+        </w:rPr>
+        <w:t xml:space="preserve">. (2021). </w:t>
       </w:r>
       <w:r>
         <w:rPr>
@@ -13654,13 +15772,45 @@
           <w:b/>
           <w:bCs/>
         </w:rPr>
-        <w:t>The Fabrics Dataset (iBUG):</w:t>
-      </w:r>
-      <w:r>
-        <w:rPr>
-          <w:rFonts w:ascii="Times New Roman" w:hAnsi="Times New Roman" w:cs="Times New Roman"/>
-        </w:rPr>
-        <w:t xml:space="preserve"> &gt; Orchit. (2022). </w:t>
+        <w:t>The Fabrics Dataset (</w:t>
+      </w:r>
+      <w:proofErr w:type="spellStart"/>
+      <w:r>
+        <w:rPr>
+          <w:rFonts w:ascii="Times New Roman" w:hAnsi="Times New Roman" w:cs="Times New Roman"/>
+          <w:b/>
+          <w:bCs/>
+        </w:rPr>
+        <w:t>iBUG</w:t>
+      </w:r>
+      <w:proofErr w:type="spellEnd"/>
+      <w:r>
+        <w:rPr>
+          <w:rFonts w:ascii="Times New Roman" w:hAnsi="Times New Roman" w:cs="Times New Roman"/>
+          <w:b/>
+          <w:bCs/>
+        </w:rPr>
+        <w:t>):</w:t>
+      </w:r>
+      <w:r>
+        <w:rPr>
+          <w:rFonts w:ascii="Times New Roman" w:hAnsi="Times New Roman" w:cs="Times New Roman"/>
+        </w:rPr>
+        <w:t xml:space="preserve"> &gt; </w:t>
+      </w:r>
+      <w:proofErr w:type="spellStart"/>
+      <w:r>
+        <w:rPr>
+          <w:rFonts w:ascii="Times New Roman" w:hAnsi="Times New Roman" w:cs="Times New Roman"/>
+        </w:rPr>
+        <w:t>Orchit</w:t>
+      </w:r>
+      <w:proofErr w:type="spellEnd"/>
+      <w:r>
+        <w:rPr>
+          <w:rFonts w:ascii="Times New Roman" w:hAnsi="Times New Roman" w:cs="Times New Roman"/>
+        </w:rPr>
+        <w:t xml:space="preserve">. (2022). </w:t>
       </w:r>
       <w:r>
         <w:rPr>
@@ -13668,8 +15818,18 @@
           <w:i/>
           <w:iCs/>
         </w:rPr>
-        <w:t>The Fabrics Dataset by iBUG</w:t>
-      </w:r>
+        <w:t xml:space="preserve">The Fabrics Dataset by </w:t>
+      </w:r>
+      <w:proofErr w:type="spellStart"/>
+      <w:r>
+        <w:rPr>
+          <w:rFonts w:ascii="Times New Roman" w:hAnsi="Times New Roman" w:cs="Times New Roman"/>
+          <w:i/>
+          <w:iCs/>
+        </w:rPr>
+        <w:t>iBUG</w:t>
+      </w:r>
+      <w:proofErr w:type="spellEnd"/>
       <w:r>
         <w:rPr>
           <w:rFonts w:ascii="Times New Roman" w:hAnsi="Times New Roman" w:cs="Times New Roman"/>
@@ -13700,7 +15860,21 @@
         <w:rPr>
           <w:rFonts w:ascii="Times New Roman" w:hAnsi="Times New Roman" w:cs="Times New Roman"/>
         </w:rPr>
-        <w:t>C. Kampouris, S. Zafeiriou, A. Ghosh, S. Malassiotis, </w:t>
+        <w:t xml:space="preserve">C. Kampouris, S. Zafeiriou, A. Ghosh, S. </w:t>
+      </w:r>
+      <w:proofErr w:type="spellStart"/>
+      <w:r>
+        <w:rPr>
+          <w:rFonts w:ascii="Times New Roman" w:hAnsi="Times New Roman" w:cs="Times New Roman"/>
+        </w:rPr>
+        <w:t>Malassiotis</w:t>
+      </w:r>
+      <w:proofErr w:type="spellEnd"/>
+      <w:r>
+        <w:rPr>
+          <w:rFonts w:ascii="Times New Roman" w:hAnsi="Times New Roman" w:cs="Times New Roman"/>
+        </w:rPr>
+        <w:t>, </w:t>
       </w:r>
       <w:hyperlink r:id="rId23" w:tgtFrame="_blank" w:history="1">
         <w:r>
@@ -13896,20 +16070,48 @@
           <w:rFonts w:ascii="Times New Roman" w:hAnsi="Times New Roman" w:cs="Times New Roman"/>
         </w:rPr>
         <w:lastRenderedPageBreak/>
-        <w:t>Appendix C – Side-by-Side Segmentation Comparison: DeepLabV3+ vs. FashnHumanParser Output on Sample Runway Image</w:t>
-      </w:r>
-    </w:p>
-    <w:p>
-      <w:pPr>
-        <w:rPr>
-          <w:rFonts w:ascii="Times New Roman" w:hAnsi="Times New Roman" w:cs="Times New Roman"/>
-        </w:rPr>
-      </w:pPr>
-      <w:r>
-        <w:rPr>
-          <w:rFonts w:ascii="Times New Roman" w:hAnsi="Times New Roman" w:cs="Times New Roman"/>
-        </w:rPr>
-        <w:t>Appendix D – Low-Fidelity Wireframe: HoL Dashboard Layout (Overview Section vs. Brand Section)</w:t>
+        <w:t xml:space="preserve">Appendix C – Side-by-Side Segmentation Comparison: DeepLabV3+ vs. </w:t>
+      </w:r>
+      <w:proofErr w:type="spellStart"/>
+      <w:r>
+        <w:rPr>
+          <w:rFonts w:ascii="Times New Roman" w:hAnsi="Times New Roman" w:cs="Times New Roman"/>
+        </w:rPr>
+        <w:t>FashnHumanParser</w:t>
+      </w:r>
+      <w:proofErr w:type="spellEnd"/>
+      <w:r>
+        <w:rPr>
+          <w:rFonts w:ascii="Times New Roman" w:hAnsi="Times New Roman" w:cs="Times New Roman"/>
+        </w:rPr>
+        <w:t xml:space="preserve"> Output on Sample Runway Image</w:t>
+      </w:r>
+    </w:p>
+    <w:p>
+      <w:pPr>
+        <w:rPr>
+          <w:rFonts w:ascii="Times New Roman" w:hAnsi="Times New Roman" w:cs="Times New Roman"/>
+        </w:rPr>
+      </w:pPr>
+      <w:r>
+        <w:rPr>
+          <w:rFonts w:ascii="Times New Roman" w:hAnsi="Times New Roman" w:cs="Times New Roman"/>
+        </w:rPr>
+        <w:t xml:space="preserve">Appendix D – Low-Fidelity Wireframe: </w:t>
+      </w:r>
+      <w:proofErr w:type="spellStart"/>
+      <w:r>
+        <w:rPr>
+          <w:rFonts w:ascii="Times New Roman" w:hAnsi="Times New Roman" w:cs="Times New Roman"/>
+        </w:rPr>
+        <w:t>HoL</w:t>
+      </w:r>
+      <w:proofErr w:type="spellEnd"/>
+      <w:r>
+        <w:rPr>
+          <w:rFonts w:ascii="Times New Roman" w:hAnsi="Times New Roman" w:cs="Times New Roman"/>
+        </w:rPr>
+        <w:t xml:space="preserve"> Dashboard Layout (Overview Section vs. Brand Section)</w:t>
       </w:r>
     </w:p>
     <w:p>
@@ -14122,11 +16324,19 @@
         <w:rFonts w:ascii="Times New Roman" w:hAnsi="Times New Roman" w:cs="Times New Roman"/>
       </w:rPr>
     </w:pPr>
+    <w:proofErr w:type="spellStart"/>
     <w:r>
       <w:rPr>
         <w:rFonts w:ascii="Times New Roman" w:hAnsi="Times New Roman" w:cs="Times New Roman"/>
       </w:rPr>
-      <w:t>HoL – House of Lasgidi</w:t>
+      <w:t>HoL</w:t>
+    </w:r>
+    <w:proofErr w:type="spellEnd"/>
+    <w:r>
+      <w:rPr>
+        <w:rFonts w:ascii="Times New Roman" w:hAnsi="Times New Roman" w:cs="Times New Roman"/>
+      </w:rPr>
+      <w:t xml:space="preserve"> – House of Lasgidi</w:t>
     </w:r>
   </w:p>
   <w:p>
@@ -18992,11 +21202,11 @@
   <w:rsids>
     <w:rsidRoot w:val="00643E4B"/>
     <w:rsid w:val="000C6422"/>
-    <w:rsid w:val="00170B6A"/>
     <w:rsid w:val="00643E4B"/>
     <w:rsid w:val="00731945"/>
     <w:rsid w:val="007E40A1"/>
     <w:rsid w:val="00AF7E22"/>
+    <w:rsid w:val="00B94A1C"/>
     <w:rsid w:val="00DD2BDF"/>
     <w:rsid w:val="00F76B1F"/>
   </w:rsids>
